--- a/Daily-Production-Sheet.docx
+++ b/Daily-Production-Sheet.docx
@@ -54,7 +54,7 @@
                 <w:sz w:val="17"/>
                 <w:szCs w:val="17"/>
               </w:rPr>
-              <w:t xml:space="preserve">Day Shift  ·  Scan with AI to extract data  ·  Form v1</w:t>
+              <w:t xml:space="preserve">Day Shift  ·  Scan with AI to extract data  ·  Form v2</w:t>
             </w:r>
           </w:p>
         </w:tc>
@@ -80,39 +80,23 @@
                 <w:b/>
                 <w:bCs/>
                 <w:color w:val="1F3964"/>
+                <w:sz w:val="20"/>
+                <w:szCs w:val="20"/>
+              </w:rPr>
+              <w:t xml:space="preserve">FORM ID  PROD-DAY-001</w:t>
+            </w:r>
+          </w:p>
+          <w:p>
+            <w:pPr>
+              <w:spacing w:after="0" w:before="10"/>
+              <w:jc w:val="center"/>
+            </w:pPr>
+            <w:r>
+              <w:rPr>
+                <w:rFonts w:ascii="Calibri" w:cs="Calibri" w:eastAsia="Calibri" w:hAnsi="Calibri"/>
+                <w:color w:val="1F3964"/>
                 <w:sz w:val="14"/>
                 <w:szCs w:val="14"/>
-              </w:rPr>
-              <w:t xml:space="preserve">FORM ID</w:t>
-            </w:r>
-          </w:p>
-          <w:p>
-            <w:pPr>
-              <w:spacing w:after="20" w:before="20"/>
-              <w:jc w:val="center"/>
-            </w:pPr>
-            <w:r>
-              <w:rPr>
-                <w:rFonts w:ascii="Calibri" w:cs="Calibri" w:eastAsia="Calibri" w:hAnsi="Calibri"/>
-                <w:b/>
-                <w:bCs/>
-                <w:color w:val="1F3964"/>
-                <w:sz w:val="22"/>
-                <w:szCs w:val="22"/>
-              </w:rPr>
-              <w:t xml:space="preserve">PROD-DAY-001</w:t>
-            </w:r>
-          </w:p>
-          <w:p>
-            <w:pPr>
-              <w:jc w:val="center"/>
-            </w:pPr>
-            <w:r>
-              <w:rPr>
-                <w:rFonts w:ascii="Calibri" w:cs="Calibri" w:eastAsia="Calibri" w:hAnsi="Calibri"/>
-                <w:color w:val="1F3964"/>
-                <w:sz w:val="13"/>
-                <w:szCs w:val="13"/>
               </w:rPr>
               <w:t xml:space="preserve">For AI scanning — keep flat</w:t>
             </w:r>
@@ -221,10 +205,10 @@
                 <w:tcPr>
                   <w:tcW w:type="dxa" w:w="240"/>
                   <w:tcBorders>
-                    <w:top w:val="single" w:color="1F3964" w:sz="12"/>
-                    <w:left w:val="single" w:color="1F3964" w:sz="12"/>
-                    <w:bottom w:val="single" w:color="1F3964" w:sz="12"/>
-                    <w:right w:val="single" w:color="1F3964" w:sz="12"/>
+                    <w:top w:val="single" w:color="1F3964" w:sz="14"/>
+                    <w:left w:val="single" w:color="1F3964" w:sz="14"/>
+                    <w:bottom w:val="single" w:color="1F3964" w:sz="14"/>
+                    <w:right w:val="single" w:color="1F3964" w:sz="14"/>
                   </w:tcBorders>
                   <w:shd w:fill="FFFFFF" w:color="auto" w:val="clear"/>
                   <w:tcMar>
@@ -303,10 +287,10 @@
                 <w:tcPr>
                   <w:tcW w:type="dxa" w:w="240"/>
                   <w:tcBorders>
-                    <w:top w:val="single" w:color="1F3964" w:sz="12"/>
-                    <w:left w:val="single" w:color="1F3964" w:sz="12"/>
-                    <w:bottom w:val="single" w:color="1F3964" w:sz="12"/>
-                    <w:right w:val="single" w:color="1F3964" w:sz="12"/>
+                    <w:top w:val="single" w:color="1F3964" w:sz="14"/>
+                    <w:left w:val="single" w:color="1F3964" w:sz="14"/>
+                    <w:bottom w:val="single" w:color="1F3964" w:sz="14"/>
+                    <w:right w:val="single" w:color="1F3964" w:sz="14"/>
                   </w:tcBorders>
                   <w:shd w:fill="FFFFFF" w:color="auto" w:val="clear"/>
                   <w:tcMar>
@@ -420,10 +404,10 @@
                 <w:tcPr>
                   <w:tcW w:type="dxa" w:w="240"/>
                   <w:tcBorders>
-                    <w:top w:val="single" w:color="1F3964" w:sz="12"/>
-                    <w:left w:val="single" w:color="1F3964" w:sz="12"/>
-                    <w:bottom w:val="single" w:color="1F3964" w:sz="12"/>
-                    <w:right w:val="single" w:color="1F3964" w:sz="12"/>
+                    <w:top w:val="single" w:color="1F3964" w:sz="14"/>
+                    <w:left w:val="single" w:color="1F3964" w:sz="14"/>
+                    <w:bottom w:val="single" w:color="1F3964" w:sz="14"/>
+                    <w:right w:val="single" w:color="1F3964" w:sz="14"/>
                   </w:tcBorders>
                   <w:shd w:fill="FFFFFF" w:color="auto" w:val="clear"/>
                   <w:tcMar>
@@ -502,10 +486,10 @@
                 <w:tcPr>
                   <w:tcW w:type="dxa" w:w="240"/>
                   <w:tcBorders>
-                    <w:top w:val="single" w:color="1F3964" w:sz="12"/>
-                    <w:left w:val="single" w:color="1F3964" w:sz="12"/>
-                    <w:bottom w:val="single" w:color="1F3964" w:sz="12"/>
-                    <w:right w:val="single" w:color="1F3964" w:sz="12"/>
+                    <w:top w:val="single" w:color="1F3964" w:sz="14"/>
+                    <w:left w:val="single" w:color="1F3964" w:sz="14"/>
+                    <w:bottom w:val="single" w:color="1F3964" w:sz="14"/>
+                    <w:right w:val="single" w:color="1F3964" w:sz="14"/>
                   </w:tcBorders>
                   <w:shd w:fill="FFFFFF" w:color="auto" w:val="clear"/>
                   <w:tcMar>
@@ -619,10 +603,10 @@
                 <w:tcPr>
                   <w:tcW w:type="dxa" w:w="240"/>
                   <w:tcBorders>
-                    <w:top w:val="single" w:color="1F3964" w:sz="12"/>
-                    <w:left w:val="single" w:color="1F3964" w:sz="12"/>
-                    <w:bottom w:val="single" w:color="1F3964" w:sz="12"/>
-                    <w:right w:val="single" w:color="1F3964" w:sz="12"/>
+                    <w:top w:val="single" w:color="1F3964" w:sz="14"/>
+                    <w:left w:val="single" w:color="1F3964" w:sz="14"/>
+                    <w:bottom w:val="single" w:color="1F3964" w:sz="14"/>
+                    <w:right w:val="single" w:color="1F3964" w:sz="14"/>
                   </w:tcBorders>
                   <w:shd w:fill="FFFFFF" w:color="auto" w:val="clear"/>
                   <w:tcMar>
@@ -701,10 +685,10 @@
                 <w:tcPr>
                   <w:tcW w:type="dxa" w:w="240"/>
                   <w:tcBorders>
-                    <w:top w:val="single" w:color="1F3964" w:sz="12"/>
-                    <w:left w:val="single" w:color="1F3964" w:sz="12"/>
-                    <w:bottom w:val="single" w:color="1F3964" w:sz="12"/>
-                    <w:right w:val="single" w:color="1F3964" w:sz="12"/>
+                    <w:top w:val="single" w:color="1F3964" w:sz="14"/>
+                    <w:left w:val="single" w:color="1F3964" w:sz="14"/>
+                    <w:bottom w:val="single" w:color="1F3964" w:sz="14"/>
+                    <w:right w:val="single" w:color="1F3964" w:sz="14"/>
                   </w:tcBorders>
                   <w:shd w:fill="FFFFFF" w:color="auto" w:val="clear"/>
                   <w:tcMar>
@@ -783,10 +767,10 @@
                 <w:tcPr>
                   <w:tcW w:type="dxa" w:w="240"/>
                   <w:tcBorders>
-                    <w:top w:val="single" w:color="1F3964" w:sz="12"/>
-                    <w:left w:val="single" w:color="1F3964" w:sz="12"/>
-                    <w:bottom w:val="single" w:color="1F3964" w:sz="12"/>
-                    <w:right w:val="single" w:color="1F3964" w:sz="12"/>
+                    <w:top w:val="single" w:color="1F3964" w:sz="14"/>
+                    <w:left w:val="single" w:color="1F3964" w:sz="14"/>
+                    <w:bottom w:val="single" w:color="1F3964" w:sz="14"/>
+                    <w:right w:val="single" w:color="1F3964" w:sz="14"/>
                   </w:tcBorders>
                   <w:shd w:fill="FFFFFF" w:color="auto" w:val="clear"/>
                   <w:tcMar>
@@ -865,10 +849,10 @@
                 <w:tcPr>
                   <w:tcW w:type="dxa" w:w="240"/>
                   <w:tcBorders>
-                    <w:top w:val="single" w:color="1F3964" w:sz="12"/>
-                    <w:left w:val="single" w:color="1F3964" w:sz="12"/>
-                    <w:bottom w:val="single" w:color="1F3964" w:sz="12"/>
-                    <w:right w:val="single" w:color="1F3964" w:sz="12"/>
+                    <w:top w:val="single" w:color="1F3964" w:sz="14"/>
+                    <w:left w:val="single" w:color="1F3964" w:sz="14"/>
+                    <w:bottom w:val="single" w:color="1F3964" w:sz="14"/>
+                    <w:right w:val="single" w:color="1F3964" w:sz="14"/>
                   </w:tcBorders>
                   <w:shd w:fill="FFFFFF" w:color="auto" w:val="clear"/>
                   <w:tcMar>
@@ -971,10 +955,10 @@
                 <w:tcPr>
                   <w:tcW w:type="dxa" w:w="7746"/>
                   <w:tcBorders>
-                    <w:top w:val="single" w:color="1F3964" w:sz="12"/>
-                    <w:left w:val="single" w:color="1F3964" w:sz="12"/>
-                    <w:bottom w:val="single" w:color="1F3964" w:sz="12"/>
-                    <w:right w:val="single" w:color="1F3964" w:sz="12"/>
+                    <w:top w:val="single" w:color="1F3964" w:sz="14"/>
+                    <w:left w:val="single" w:color="1F3964" w:sz="14"/>
+                    <w:bottom w:val="single" w:color="1F3964" w:sz="14"/>
+                    <w:right w:val="single" w:color="1F3964" w:sz="14"/>
                   </w:tcBorders>
                   <w:shd w:fill="FFFFFF" w:color="auto" w:val="clear"/>
                   <w:tcMar>
@@ -1108,10 +1092,10 @@
                 <w:tcPr>
                   <w:tcW w:type="dxa" w:w="3462"/>
                   <w:tcBorders>
-                    <w:top w:val="single" w:color="1F3964" w:sz="12"/>
-                    <w:left w:val="single" w:color="1F3964" w:sz="12"/>
-                    <w:bottom w:val="single" w:color="1F3964" w:sz="12"/>
-                    <w:right w:val="single" w:color="1F3964" w:sz="12"/>
+                    <w:top w:val="single" w:color="1F3964" w:sz="14"/>
+                    <w:left w:val="single" w:color="1F3964" w:sz="14"/>
+                    <w:bottom w:val="single" w:color="1F3964" w:sz="14"/>
+                    <w:right w:val="single" w:color="1F3964" w:sz="14"/>
                   </w:tcBorders>
                   <w:shd w:fill="FFFFFF" w:color="auto" w:val="clear"/>
                   <w:tcMar>
@@ -1192,10 +1176,10 @@
                 <w:tcPr>
                   <w:tcW w:type="dxa" w:w="3462"/>
                   <w:tcBorders>
-                    <w:top w:val="single" w:color="375C1B" w:sz="12"/>
-                    <w:left w:val="single" w:color="375C1B" w:sz="12"/>
-                    <w:bottom w:val="single" w:color="375C1B" w:sz="12"/>
-                    <w:right w:val="single" w:color="375C1B" w:sz="12"/>
+                    <w:top w:val="single" w:color="375C1B" w:sz="14"/>
+                    <w:left w:val="single" w:color="375C1B" w:sz="14"/>
+                    <w:bottom w:val="single" w:color="375C1B" w:sz="14"/>
+                    <w:right w:val="single" w:color="375C1B" w:sz="14"/>
                   </w:tcBorders>
                   <w:shd w:fill="FFFFFF" w:color="auto" w:val="clear"/>
                   <w:tcMar>
@@ -1276,10 +1260,10 @@
                 <w:tcPr>
                   <w:tcW w:type="dxa" w:w="3462"/>
                   <w:tcBorders>
-                    <w:top w:val="single" w:color="C00000" w:sz="12"/>
-                    <w:left w:val="single" w:color="C00000" w:sz="12"/>
-                    <w:bottom w:val="single" w:color="C00000" w:sz="12"/>
-                    <w:right w:val="single" w:color="C00000" w:sz="12"/>
+                    <w:top w:val="single" w:color="C00000" w:sz="14"/>
+                    <w:left w:val="single" w:color="C00000" w:sz="14"/>
+                    <w:bottom w:val="single" w:color="C00000" w:sz="14"/>
+                    <w:right w:val="single" w:color="C00000" w:sz="14"/>
                   </w:tcBorders>
                   <w:shd w:fill="FFFFFF" w:color="auto" w:val="clear"/>
                   <w:tcMar>
@@ -1942,10 +1926,10 @@
                 <w:tcPr>
                   <w:tcW w:type="dxa" w:w="1720"/>
                   <w:tcBorders>
-                    <w:top w:val="single" w:color="C00000" w:sz="12"/>
-                    <w:left w:val="single" w:color="C00000" w:sz="12"/>
-                    <w:bottom w:val="single" w:color="C00000" w:sz="12"/>
-                    <w:right w:val="single" w:color="C00000" w:sz="12"/>
+                    <w:top w:val="single" w:color="C00000" w:sz="14"/>
+                    <w:left w:val="single" w:color="C00000" w:sz="14"/>
+                    <w:bottom w:val="single" w:color="C00000" w:sz="14"/>
+                    <w:right w:val="single" w:color="C00000" w:sz="14"/>
                   </w:tcBorders>
                   <w:shd w:fill="FFFFFF" w:color="auto" w:val="clear"/>
                   <w:tcMar>
@@ -2622,10 +2606,10 @@
                 <w:tcPr>
                   <w:tcW w:type="dxa" w:w="2257"/>
                   <w:tcBorders>
-                    <w:top w:val="single" w:color="1F3964" w:sz="12"/>
-                    <w:left w:val="single" w:color="1F3964" w:sz="12"/>
-                    <w:bottom w:val="single" w:color="1F3964" w:sz="12"/>
-                    <w:right w:val="single" w:color="1F3964" w:sz="12"/>
+                    <w:top w:val="single" w:color="1F3964" w:sz="14"/>
+                    <w:left w:val="single" w:color="1F3964" w:sz="14"/>
+                    <w:bottom w:val="single" w:color="1F3964" w:sz="14"/>
+                    <w:right w:val="single" w:color="1F3964" w:sz="14"/>
                   </w:tcBorders>
                   <w:shd w:fill="FFFFFF" w:color="auto" w:val="clear"/>
                   <w:tcMar>
@@ -2706,10 +2690,10 @@
                 <w:tcPr>
                   <w:tcW w:type="dxa" w:w="2257"/>
                   <w:tcBorders>
-                    <w:top w:val="single" w:color="375C1B" w:sz="12"/>
-                    <w:left w:val="single" w:color="375C1B" w:sz="12"/>
-                    <w:bottom w:val="single" w:color="375C1B" w:sz="12"/>
-                    <w:right w:val="single" w:color="375C1B" w:sz="12"/>
+                    <w:top w:val="single" w:color="375C1B" w:sz="14"/>
+                    <w:left w:val="single" w:color="375C1B" w:sz="14"/>
+                    <w:bottom w:val="single" w:color="375C1B" w:sz="14"/>
+                    <w:right w:val="single" w:color="375C1B" w:sz="14"/>
                   </w:tcBorders>
                   <w:shd w:fill="FFFFFF" w:color="auto" w:val="clear"/>
                   <w:tcMar>
@@ -2790,10 +2774,10 @@
                 <w:tcPr>
                   <w:tcW w:type="dxa" w:w="2257"/>
                   <w:tcBorders>
-                    <w:top w:val="single" w:color="C00000" w:sz="12"/>
-                    <w:left w:val="single" w:color="C00000" w:sz="12"/>
-                    <w:bottom w:val="single" w:color="C00000" w:sz="12"/>
-                    <w:right w:val="single" w:color="C00000" w:sz="12"/>
+                    <w:top w:val="single" w:color="C00000" w:sz="14"/>
+                    <w:left w:val="single" w:color="C00000" w:sz="14"/>
+                    <w:bottom w:val="single" w:color="C00000" w:sz="14"/>
+                    <w:right w:val="single" w:color="C00000" w:sz="14"/>
                   </w:tcBorders>
                   <w:shd w:fill="FFFFFF" w:color="auto" w:val="clear"/>
                   <w:tcMar>
@@ -2889,6 +2873,12 @@
               <w:tc>
                 <w:tcPr>
                   <w:tcW w:type="dxa" w:w="3495"/>
+                  <w:tcBorders>
+                    <w:top w:val="single" w:color="C0CCDA" w:sz="4"/>
+                    <w:left w:val="single" w:color="C0CCDA" w:sz="4"/>
+                    <w:bottom w:val="single" w:color="C0CCDA" w:sz="4"/>
+                    <w:right w:val="single" w:color="C0CCDA" w:sz="4"/>
+                  </w:tcBorders>
                   <w:shd w:fill="FFFFFF" w:color="auto" w:val="clear"/>
                   <w:tcMar>
                     <w:top w:type="dxa" w:w="40"/>
@@ -2901,8 +2891,8 @@
                   <w:r>
                     <w:rPr>
                       <w:rFonts w:ascii="Calibri" w:cs="Calibri" w:eastAsia="Calibri" w:hAnsi="Calibri"/>
-                      <w:sz w:val="28"/>
-                      <w:szCs w:val="28"/>
+                      <w:sz w:val="22"/>
+                      <w:szCs w:val="22"/>
                     </w:rPr>
                     <w:t xml:space="preserve"> </w:t>
                   </w:r>
@@ -2956,7 +2946,7 @@
                 <w:sz w:val="20"/>
                 <w:szCs w:val="20"/>
               </w:rPr>
-              <w:t xml:space="preserve">E  —  OVERALL SHIFT STATUS  (circle one)</w:t>
+              <w:t xml:space="preserve">E  —  OVERALL DAY STATUS  (circle one)</w:t>
             </w:r>
           </w:p>
         </w:tc>
@@ -3260,6 +3250,12 @@
               <w:tc>
                 <w:tcPr>
                   <w:tcW w:type="dxa" w:w="10506"/>
+                  <w:tcBorders>
+                    <w:top w:val="single" w:color="C0CCDA" w:sz="4"/>
+                    <w:left w:val="single" w:color="C0CCDA" w:sz="4"/>
+                    <w:bottom w:val="single" w:color="C0CCDA" w:sz="4"/>
+                    <w:right w:val="single" w:color="C0CCDA" w:sz="4"/>
+                  </w:tcBorders>
                   <w:shd w:fill="FFFFFF" w:color="auto" w:val="clear"/>
                   <w:tcMar>
                     <w:top w:type="dxa" w:w="40"/>
@@ -3272,8 +3268,8 @@
                   <w:r>
                     <w:rPr>
                       <w:rFonts w:ascii="Calibri" w:cs="Calibri" w:eastAsia="Calibri" w:hAnsi="Calibri"/>
-                      <w:sz w:val="28"/>
-                      <w:szCs w:val="28"/>
+                      <w:sz w:val="22"/>
+                      <w:szCs w:val="22"/>
                     </w:rPr>
                     <w:t xml:space="preserve"> </w:t>
                   </w:r>
@@ -3353,6 +3349,6728 @@
                 <w:szCs w:val="17"/>
               </w:rPr>
               <w:t xml:space="preserve">  ·  File in day folder</w:t>
+            </w:r>
+          </w:p>
+        </w:tc>
+      </w:tr>
+    </w:tbl>
+    <w:p>
+      <w:r>
+        <w:br w:type="page"/>
+      </w:r>
+    </w:p>
+    <w:tbl>
+      <w:tblPr>
+        <w:tblW w:type="dxa" w:w="10626"/>
+        <w:tblBorders>
+          <w:top w:val="none" w:color="auto" w:sz="0"/>
+          <w:left w:val="none" w:color="auto" w:sz="0"/>
+          <w:bottom w:val="none" w:color="auto" w:sz="0"/>
+          <w:right w:val="none" w:color="auto" w:sz="0"/>
+          <w:insideH w:val="single" w:color="auto" w:sz="4"/>
+          <w:insideV w:val="single" w:color="auto" w:sz="4"/>
+        </w:tblBorders>
+      </w:tblPr>
+      <w:tblGrid>
+        <w:gridCol w:w="7826"/>
+        <w:gridCol w:w="2800"/>
+      </w:tblGrid>
+      <w:tr>
+        <w:tc>
+          <w:tcPr>
+            <w:tcW w:type="dxa" w:w="7826"/>
+            <w:shd w:fill="1F3964" w:color="auto" w:val="clear"/>
+            <w:tcMar>
+              <w:top w:type="dxa" w:w="140"/>
+              <w:left w:type="dxa" w:w="240"/>
+              <w:bottom w:type="dxa" w:w="140"/>
+              <w:right w:type="dxa" w:w="120"/>
+            </w:tcMar>
+          </w:tcPr>
+          <w:p>
+            <w:r>
+              <w:rPr>
+                <w:rFonts w:ascii="Calibri" w:cs="Calibri" w:eastAsia="Calibri" w:hAnsi="Calibri"/>
+                <w:b/>
+                <w:bCs/>
+                <w:color w:val="FFFFFF"/>
+                <w:sz w:val="40"/>
+                <w:szCs w:val="40"/>
+              </w:rPr>
+              <w:t xml:space="preserve">Tomorrow's Team Plan</w:t>
+            </w:r>
+          </w:p>
+          <w:p>
+            <w:pPr>
+              <w:spacing w:after="0" w:before="40"/>
+            </w:pPr>
+            <w:r>
+              <w:rPr>
+                <w:rFonts w:ascii="Calibri" w:cs="Calibri" w:eastAsia="Calibri" w:hAnsi="Calibri"/>
+                <w:color w:val="AABBCC"/>
+                <w:sz w:val="17"/>
+                <w:szCs w:val="17"/>
+              </w:rPr>
+              <w:t xml:space="preserve">Complete at end of today  ·  Ready for tomorrow's start</w:t>
+            </w:r>
+          </w:p>
+        </w:tc>
+        <w:tc>
+          <w:tcPr>
+            <w:tcW w:type="dxa" w:w="2800"/>
+            <w:shd w:fill="2E74B5" w:color="auto" w:val="clear"/>
+            <w:tcMar>
+              <w:top w:type="dxa" w:w="100"/>
+              <w:left w:type="dxa" w:w="160"/>
+              <w:bottom w:type="dxa" w:w="100"/>
+              <w:right w:type="dxa" w:w="160"/>
+            </w:tcMar>
+            <w:vAlign w:val="center"/>
+          </w:tcPr>
+          <w:p>
+            <w:pPr>
+              <w:jc w:val="center"/>
+            </w:pPr>
+            <w:r>
+              <w:rPr>
+                <w:rFonts w:ascii="Calibri" w:cs="Calibri" w:eastAsia="Calibri" w:hAnsi="Calibri"/>
+                <w:b/>
+                <w:bCs/>
+                <w:color w:val="1F3964"/>
+                <w:sz w:val="20"/>
+                <w:szCs w:val="20"/>
+              </w:rPr>
+              <w:t xml:space="preserve">PAGE 2</w:t>
+            </w:r>
+          </w:p>
+          <w:p>
+            <w:pPr>
+              <w:spacing w:after="0" w:before="10"/>
+              <w:jc w:val="center"/>
+            </w:pPr>
+            <w:r>
+              <w:rPr>
+                <w:rFonts w:ascii="Calibri" w:cs="Calibri" w:eastAsia="Calibri" w:hAnsi="Calibri"/>
+                <w:color w:val="1F3964"/>
+                <w:sz w:val="14"/>
+                <w:szCs w:val="14"/>
+              </w:rPr>
+              <w:t xml:space="preserve">Team &amp; Roster</w:t>
+            </w:r>
+          </w:p>
+        </w:tc>
+      </w:tr>
+    </w:tbl>
+    <w:p>
+      <w:pPr>
+        <w:spacing w:after="120" w:before="0"/>
+      </w:pPr>
+    </w:p>
+    <w:p>
+      <w:r>
+        <w:rPr>
+          <w:rFonts w:ascii="Calibri" w:cs="Calibri" w:eastAsia="Calibri" w:hAnsi="Calibri"/>
+          <w:b/>
+          <w:bCs/>
+          <w:color w:val="7F7F7F"/>
+          <w:sz w:val="16"/>
+          <w:szCs w:val="16"/>
+        </w:rPr>
+        <w:t xml:space="preserve">TOMORROW'S DATE</w:t>
+      </w:r>
+    </w:p>
+    <w:p>
+      <w:pPr>
+        <w:spacing w:after="40" w:before="0"/>
+      </w:pPr>
+    </w:p>
+    <w:tbl>
+      <w:tblPr>
+        <w:tblW w:type="dxa" w:w="10626"/>
+        <w:tblBorders>
+          <w:top w:val="none" w:color="auto" w:sz="0"/>
+          <w:left w:val="none" w:color="auto" w:sz="0"/>
+          <w:bottom w:val="none" w:color="auto" w:sz="0"/>
+          <w:right w:val="none" w:color="auto" w:sz="0"/>
+          <w:insideH w:val="single" w:color="auto" w:sz="4"/>
+          <w:insideV w:val="single" w:color="auto" w:sz="4"/>
+        </w:tblBorders>
+      </w:tblPr>
+      <w:tblGrid>
+        <w:gridCol w:w="280"/>
+        <w:gridCol w:w="280"/>
+        <w:gridCol w:w="140"/>
+        <w:gridCol w:w="280"/>
+        <w:gridCol w:w="280"/>
+        <w:gridCol w:w="140"/>
+        <w:gridCol w:w="280"/>
+        <w:gridCol w:w="280"/>
+        <w:gridCol w:w="280"/>
+        <w:gridCol w:w="280"/>
+        <w:gridCol w:w="300"/>
+        <w:gridCol w:w="7806"/>
+      </w:tblGrid>
+      <w:tr>
+        <w:tc>
+          <w:tcPr>
+            <w:tcW w:type="dxa" w:w="280"/>
+            <w:tcBorders>
+              <w:top w:val="none" w:color="auto" w:sz="0"/>
+              <w:left w:val="none" w:color="auto" w:sz="0"/>
+              <w:bottom w:val="none" w:color="auto" w:sz="0"/>
+              <w:right w:val="none" w:color="auto" w:sz="0"/>
+            </w:tcBorders>
+            <w:tcMar>
+              <w:top w:type="dxa" w:w="0"/>
+              <w:left w:type="dxa" w:w="20"/>
+              <w:bottom w:type="dxa" w:w="0"/>
+              <w:right w:type="dxa" w:w="20"/>
+            </w:tcMar>
+          </w:tcPr>
+          <w:p>
+            <w:pPr>
+              <w:spacing w:after="20" w:before="0"/>
+              <w:jc w:val="center"/>
+            </w:pPr>
+            <w:r>
+              <w:rPr>
+                <w:rFonts w:ascii="Calibri" w:cs="Calibri" w:eastAsia="Calibri" w:hAnsi="Calibri"/>
+                <w:color w:val="7F7F7F"/>
+                <w:sz w:val="14"/>
+                <w:szCs w:val="14"/>
+              </w:rPr>
+              <w:t xml:space="preserve">D</w:t>
+            </w:r>
+          </w:p>
+          <w:tbl>
+            <w:tblPr>
+              <w:tblW w:type="dxa" w:w="240"/>
+              <w:tblBorders>
+                <w:top w:val="single" w:color="auto" w:sz="4"/>
+                <w:left w:val="single" w:color="auto" w:sz="4"/>
+                <w:bottom w:val="single" w:color="auto" w:sz="4"/>
+                <w:right w:val="single" w:color="auto" w:sz="4"/>
+                <w:insideH w:val="single" w:color="auto" w:sz="4"/>
+                <w:insideV w:val="single" w:color="auto" w:sz="4"/>
+              </w:tblBorders>
+            </w:tblPr>
+            <w:tblGrid>
+              <w:gridCol w:w="240"/>
+            </w:tblGrid>
+            <w:tr>
+              <w:tc>
+                <w:tcPr>
+                  <w:tcW w:type="dxa" w:w="240"/>
+                  <w:tcBorders>
+                    <w:top w:val="single" w:color="1F3964" w:sz="14"/>
+                    <w:left w:val="single" w:color="1F3964" w:sz="14"/>
+                    <w:bottom w:val="single" w:color="1F3964" w:sz="14"/>
+                    <w:right w:val="single" w:color="1F3964" w:sz="14"/>
+                  </w:tcBorders>
+                  <w:shd w:fill="FFFFFF" w:color="auto" w:val="clear"/>
+                  <w:tcMar>
+                    <w:top w:type="dxa" w:w="40"/>
+                    <w:left w:type="dxa" w:w="40"/>
+                    <w:bottom w:type="dxa" w:w="40"/>
+                    <w:right w:type="dxa" w:w="40"/>
+                  </w:tcMar>
+                </w:tcPr>
+                <w:p>
+                  <w:pPr>
+                    <w:jc w:val="center"/>
+                  </w:pPr>
+                  <w:r>
+                    <w:rPr>
+                      <w:rFonts w:ascii="Calibri" w:cs="Calibri" w:eastAsia="Calibri" w:hAnsi="Calibri"/>
+                      <w:sz w:val="36"/>
+                      <w:szCs w:val="36"/>
+                    </w:rPr>
+                    <w:t xml:space="preserve"> </w:t>
+                  </w:r>
+                </w:p>
+              </w:tc>
+            </w:tr>
+          </w:tbl>
+          <w:p/>
+        </w:tc>
+        <w:tc>
+          <w:tcPr>
+            <w:tcW w:type="dxa" w:w="280"/>
+            <w:tcBorders>
+              <w:top w:val="none" w:color="auto" w:sz="0"/>
+              <w:left w:val="none" w:color="auto" w:sz="0"/>
+              <w:bottom w:val="none" w:color="auto" w:sz="0"/>
+              <w:right w:val="none" w:color="auto" w:sz="0"/>
+            </w:tcBorders>
+            <w:tcMar>
+              <w:top w:type="dxa" w:w="0"/>
+              <w:left w:type="dxa" w:w="20"/>
+              <w:bottom w:type="dxa" w:w="0"/>
+              <w:right w:type="dxa" w:w="20"/>
+            </w:tcMar>
+          </w:tcPr>
+          <w:p>
+            <w:pPr>
+              <w:spacing w:after="20" w:before="0"/>
+              <w:jc w:val="center"/>
+            </w:pPr>
+            <w:r>
+              <w:rPr>
+                <w:rFonts w:ascii="Calibri" w:cs="Calibri" w:eastAsia="Calibri" w:hAnsi="Calibri"/>
+                <w:color w:val="7F7F7F"/>
+                <w:sz w:val="14"/>
+                <w:szCs w:val="14"/>
+              </w:rPr>
+              <w:t xml:space="preserve">D</w:t>
+            </w:r>
+          </w:p>
+          <w:tbl>
+            <w:tblPr>
+              <w:tblW w:type="dxa" w:w="240"/>
+              <w:tblBorders>
+                <w:top w:val="single" w:color="auto" w:sz="4"/>
+                <w:left w:val="single" w:color="auto" w:sz="4"/>
+                <w:bottom w:val="single" w:color="auto" w:sz="4"/>
+                <w:right w:val="single" w:color="auto" w:sz="4"/>
+                <w:insideH w:val="single" w:color="auto" w:sz="4"/>
+                <w:insideV w:val="single" w:color="auto" w:sz="4"/>
+              </w:tblBorders>
+            </w:tblPr>
+            <w:tblGrid>
+              <w:gridCol w:w="240"/>
+            </w:tblGrid>
+            <w:tr>
+              <w:tc>
+                <w:tcPr>
+                  <w:tcW w:type="dxa" w:w="240"/>
+                  <w:tcBorders>
+                    <w:top w:val="single" w:color="1F3964" w:sz="14"/>
+                    <w:left w:val="single" w:color="1F3964" w:sz="14"/>
+                    <w:bottom w:val="single" w:color="1F3964" w:sz="14"/>
+                    <w:right w:val="single" w:color="1F3964" w:sz="14"/>
+                  </w:tcBorders>
+                  <w:shd w:fill="FFFFFF" w:color="auto" w:val="clear"/>
+                  <w:tcMar>
+                    <w:top w:type="dxa" w:w="40"/>
+                    <w:left w:type="dxa" w:w="40"/>
+                    <w:bottom w:type="dxa" w:w="40"/>
+                    <w:right w:type="dxa" w:w="40"/>
+                  </w:tcMar>
+                </w:tcPr>
+                <w:p>
+                  <w:pPr>
+                    <w:jc w:val="center"/>
+                  </w:pPr>
+                  <w:r>
+                    <w:rPr>
+                      <w:rFonts w:ascii="Calibri" w:cs="Calibri" w:eastAsia="Calibri" w:hAnsi="Calibri"/>
+                      <w:sz w:val="36"/>
+                      <w:szCs w:val="36"/>
+                    </w:rPr>
+                    <w:t xml:space="preserve"> </w:t>
+                  </w:r>
+                </w:p>
+              </w:tc>
+            </w:tr>
+          </w:tbl>
+          <w:p/>
+        </w:tc>
+        <w:tc>
+          <w:tcPr>
+            <w:tcW w:type="dxa" w:w="140"/>
+            <w:tcBorders>
+              <w:top w:val="none" w:color="auto" w:sz="0"/>
+              <w:left w:val="none" w:color="auto" w:sz="0"/>
+              <w:bottom w:val="none" w:color="auto" w:sz="0"/>
+              <w:right w:val="none" w:color="auto" w:sz="0"/>
+            </w:tcBorders>
+            <w:tcMar>
+              <w:top w:type="dxa" w:w="0"/>
+              <w:left w:type="dxa" w:w="0"/>
+              <w:bottom w:type="dxa" w:w="0"/>
+              <w:right w:type="dxa" w:w="0"/>
+            </w:tcMar>
+            <w:vAlign w:val="center"/>
+          </w:tcPr>
+          <w:p>
+            <w:pPr>
+              <w:spacing w:after="0" w:before="40"/>
+              <w:jc w:val="center"/>
+            </w:pPr>
+            <w:r>
+              <w:rPr>
+                <w:rFonts w:ascii="Calibri" w:cs="Calibri" w:eastAsia="Calibri" w:hAnsi="Calibri"/>
+                <w:b/>
+                <w:bCs/>
+                <w:color w:val="7F7F7F"/>
+                <w:sz w:val="36"/>
+                <w:szCs w:val="36"/>
+              </w:rPr>
+              <w:t xml:space="preserve">/</w:t>
+            </w:r>
+          </w:p>
+        </w:tc>
+        <w:tc>
+          <w:tcPr>
+            <w:tcW w:type="dxa" w:w="280"/>
+            <w:tcBorders>
+              <w:top w:val="none" w:color="auto" w:sz="0"/>
+              <w:left w:val="none" w:color="auto" w:sz="0"/>
+              <w:bottom w:val="none" w:color="auto" w:sz="0"/>
+              <w:right w:val="none" w:color="auto" w:sz="0"/>
+            </w:tcBorders>
+            <w:tcMar>
+              <w:top w:type="dxa" w:w="0"/>
+              <w:left w:type="dxa" w:w="20"/>
+              <w:bottom w:type="dxa" w:w="0"/>
+              <w:right w:type="dxa" w:w="20"/>
+            </w:tcMar>
+          </w:tcPr>
+          <w:p>
+            <w:pPr>
+              <w:spacing w:after="20" w:before="0"/>
+              <w:jc w:val="center"/>
+            </w:pPr>
+            <w:r>
+              <w:rPr>
+                <w:rFonts w:ascii="Calibri" w:cs="Calibri" w:eastAsia="Calibri" w:hAnsi="Calibri"/>
+                <w:color w:val="7F7F7F"/>
+                <w:sz w:val="14"/>
+                <w:szCs w:val="14"/>
+              </w:rPr>
+              <w:t xml:space="preserve">M</w:t>
+            </w:r>
+          </w:p>
+          <w:tbl>
+            <w:tblPr>
+              <w:tblW w:type="dxa" w:w="240"/>
+              <w:tblBorders>
+                <w:top w:val="single" w:color="auto" w:sz="4"/>
+                <w:left w:val="single" w:color="auto" w:sz="4"/>
+                <w:bottom w:val="single" w:color="auto" w:sz="4"/>
+                <w:right w:val="single" w:color="auto" w:sz="4"/>
+                <w:insideH w:val="single" w:color="auto" w:sz="4"/>
+                <w:insideV w:val="single" w:color="auto" w:sz="4"/>
+              </w:tblBorders>
+            </w:tblPr>
+            <w:tblGrid>
+              <w:gridCol w:w="240"/>
+            </w:tblGrid>
+            <w:tr>
+              <w:tc>
+                <w:tcPr>
+                  <w:tcW w:type="dxa" w:w="240"/>
+                  <w:tcBorders>
+                    <w:top w:val="single" w:color="1F3964" w:sz="14"/>
+                    <w:left w:val="single" w:color="1F3964" w:sz="14"/>
+                    <w:bottom w:val="single" w:color="1F3964" w:sz="14"/>
+                    <w:right w:val="single" w:color="1F3964" w:sz="14"/>
+                  </w:tcBorders>
+                  <w:shd w:fill="FFFFFF" w:color="auto" w:val="clear"/>
+                  <w:tcMar>
+                    <w:top w:type="dxa" w:w="40"/>
+                    <w:left w:type="dxa" w:w="40"/>
+                    <w:bottom w:type="dxa" w:w="40"/>
+                    <w:right w:type="dxa" w:w="40"/>
+                  </w:tcMar>
+                </w:tcPr>
+                <w:p>
+                  <w:pPr>
+                    <w:jc w:val="center"/>
+                  </w:pPr>
+                  <w:r>
+                    <w:rPr>
+                      <w:rFonts w:ascii="Calibri" w:cs="Calibri" w:eastAsia="Calibri" w:hAnsi="Calibri"/>
+                      <w:sz w:val="36"/>
+                      <w:szCs w:val="36"/>
+                    </w:rPr>
+                    <w:t xml:space="preserve"> </w:t>
+                  </w:r>
+                </w:p>
+              </w:tc>
+            </w:tr>
+          </w:tbl>
+          <w:p/>
+        </w:tc>
+        <w:tc>
+          <w:tcPr>
+            <w:tcW w:type="dxa" w:w="280"/>
+            <w:tcBorders>
+              <w:top w:val="none" w:color="auto" w:sz="0"/>
+              <w:left w:val="none" w:color="auto" w:sz="0"/>
+              <w:bottom w:val="none" w:color="auto" w:sz="0"/>
+              <w:right w:val="none" w:color="auto" w:sz="0"/>
+            </w:tcBorders>
+            <w:tcMar>
+              <w:top w:type="dxa" w:w="0"/>
+              <w:left w:type="dxa" w:w="20"/>
+              <w:bottom w:type="dxa" w:w="0"/>
+              <w:right w:type="dxa" w:w="20"/>
+            </w:tcMar>
+          </w:tcPr>
+          <w:p>
+            <w:pPr>
+              <w:spacing w:after="20" w:before="0"/>
+              <w:jc w:val="center"/>
+            </w:pPr>
+            <w:r>
+              <w:rPr>
+                <w:rFonts w:ascii="Calibri" w:cs="Calibri" w:eastAsia="Calibri" w:hAnsi="Calibri"/>
+                <w:color w:val="7F7F7F"/>
+                <w:sz w:val="14"/>
+                <w:szCs w:val="14"/>
+              </w:rPr>
+              <w:t xml:space="preserve">M</w:t>
+            </w:r>
+          </w:p>
+          <w:tbl>
+            <w:tblPr>
+              <w:tblW w:type="dxa" w:w="240"/>
+              <w:tblBorders>
+                <w:top w:val="single" w:color="auto" w:sz="4"/>
+                <w:left w:val="single" w:color="auto" w:sz="4"/>
+                <w:bottom w:val="single" w:color="auto" w:sz="4"/>
+                <w:right w:val="single" w:color="auto" w:sz="4"/>
+                <w:insideH w:val="single" w:color="auto" w:sz="4"/>
+                <w:insideV w:val="single" w:color="auto" w:sz="4"/>
+              </w:tblBorders>
+            </w:tblPr>
+            <w:tblGrid>
+              <w:gridCol w:w="240"/>
+            </w:tblGrid>
+            <w:tr>
+              <w:tc>
+                <w:tcPr>
+                  <w:tcW w:type="dxa" w:w="240"/>
+                  <w:tcBorders>
+                    <w:top w:val="single" w:color="1F3964" w:sz="14"/>
+                    <w:left w:val="single" w:color="1F3964" w:sz="14"/>
+                    <w:bottom w:val="single" w:color="1F3964" w:sz="14"/>
+                    <w:right w:val="single" w:color="1F3964" w:sz="14"/>
+                  </w:tcBorders>
+                  <w:shd w:fill="FFFFFF" w:color="auto" w:val="clear"/>
+                  <w:tcMar>
+                    <w:top w:type="dxa" w:w="40"/>
+                    <w:left w:type="dxa" w:w="40"/>
+                    <w:bottom w:type="dxa" w:w="40"/>
+                    <w:right w:type="dxa" w:w="40"/>
+                  </w:tcMar>
+                </w:tcPr>
+                <w:p>
+                  <w:pPr>
+                    <w:jc w:val="center"/>
+                  </w:pPr>
+                  <w:r>
+                    <w:rPr>
+                      <w:rFonts w:ascii="Calibri" w:cs="Calibri" w:eastAsia="Calibri" w:hAnsi="Calibri"/>
+                      <w:sz w:val="36"/>
+                      <w:szCs w:val="36"/>
+                    </w:rPr>
+                    <w:t xml:space="preserve"> </w:t>
+                  </w:r>
+                </w:p>
+              </w:tc>
+            </w:tr>
+          </w:tbl>
+          <w:p/>
+        </w:tc>
+        <w:tc>
+          <w:tcPr>
+            <w:tcW w:type="dxa" w:w="140"/>
+            <w:tcBorders>
+              <w:top w:val="none" w:color="auto" w:sz="0"/>
+              <w:left w:val="none" w:color="auto" w:sz="0"/>
+              <w:bottom w:val="none" w:color="auto" w:sz="0"/>
+              <w:right w:val="none" w:color="auto" w:sz="0"/>
+            </w:tcBorders>
+            <w:tcMar>
+              <w:top w:type="dxa" w:w="0"/>
+              <w:left w:type="dxa" w:w="0"/>
+              <w:bottom w:type="dxa" w:w="0"/>
+              <w:right w:type="dxa" w:w="0"/>
+            </w:tcMar>
+            <w:vAlign w:val="center"/>
+          </w:tcPr>
+          <w:p>
+            <w:pPr>
+              <w:spacing w:after="0" w:before="40"/>
+              <w:jc w:val="center"/>
+            </w:pPr>
+            <w:r>
+              <w:rPr>
+                <w:rFonts w:ascii="Calibri" w:cs="Calibri" w:eastAsia="Calibri" w:hAnsi="Calibri"/>
+                <w:b/>
+                <w:bCs/>
+                <w:color w:val="7F7F7F"/>
+                <w:sz w:val="36"/>
+                <w:szCs w:val="36"/>
+              </w:rPr>
+              <w:t xml:space="preserve">/</w:t>
+            </w:r>
+          </w:p>
+        </w:tc>
+        <w:tc>
+          <w:tcPr>
+            <w:tcW w:type="dxa" w:w="280"/>
+            <w:tcBorders>
+              <w:top w:val="none" w:color="auto" w:sz="0"/>
+              <w:left w:val="none" w:color="auto" w:sz="0"/>
+              <w:bottom w:val="none" w:color="auto" w:sz="0"/>
+              <w:right w:val="none" w:color="auto" w:sz="0"/>
+            </w:tcBorders>
+            <w:tcMar>
+              <w:top w:type="dxa" w:w="0"/>
+              <w:left w:type="dxa" w:w="20"/>
+              <w:bottom w:type="dxa" w:w="0"/>
+              <w:right w:type="dxa" w:w="20"/>
+            </w:tcMar>
+          </w:tcPr>
+          <w:p>
+            <w:pPr>
+              <w:spacing w:after="20" w:before="0"/>
+              <w:jc w:val="center"/>
+            </w:pPr>
+            <w:r>
+              <w:rPr>
+                <w:rFonts w:ascii="Calibri" w:cs="Calibri" w:eastAsia="Calibri" w:hAnsi="Calibri"/>
+                <w:color w:val="7F7F7F"/>
+                <w:sz w:val="14"/>
+                <w:szCs w:val="14"/>
+              </w:rPr>
+              <w:t xml:space="preserve">Y</w:t>
+            </w:r>
+          </w:p>
+          <w:tbl>
+            <w:tblPr>
+              <w:tblW w:type="dxa" w:w="240"/>
+              <w:tblBorders>
+                <w:top w:val="single" w:color="auto" w:sz="4"/>
+                <w:left w:val="single" w:color="auto" w:sz="4"/>
+                <w:bottom w:val="single" w:color="auto" w:sz="4"/>
+                <w:right w:val="single" w:color="auto" w:sz="4"/>
+                <w:insideH w:val="single" w:color="auto" w:sz="4"/>
+                <w:insideV w:val="single" w:color="auto" w:sz="4"/>
+              </w:tblBorders>
+            </w:tblPr>
+            <w:tblGrid>
+              <w:gridCol w:w="240"/>
+            </w:tblGrid>
+            <w:tr>
+              <w:tc>
+                <w:tcPr>
+                  <w:tcW w:type="dxa" w:w="240"/>
+                  <w:tcBorders>
+                    <w:top w:val="single" w:color="1F3964" w:sz="14"/>
+                    <w:left w:val="single" w:color="1F3964" w:sz="14"/>
+                    <w:bottom w:val="single" w:color="1F3964" w:sz="14"/>
+                    <w:right w:val="single" w:color="1F3964" w:sz="14"/>
+                  </w:tcBorders>
+                  <w:shd w:fill="FFFFFF" w:color="auto" w:val="clear"/>
+                  <w:tcMar>
+                    <w:top w:type="dxa" w:w="40"/>
+                    <w:left w:type="dxa" w:w="40"/>
+                    <w:bottom w:type="dxa" w:w="40"/>
+                    <w:right w:type="dxa" w:w="40"/>
+                  </w:tcMar>
+                </w:tcPr>
+                <w:p>
+                  <w:pPr>
+                    <w:jc w:val="center"/>
+                  </w:pPr>
+                  <w:r>
+                    <w:rPr>
+                      <w:rFonts w:ascii="Calibri" w:cs="Calibri" w:eastAsia="Calibri" w:hAnsi="Calibri"/>
+                      <w:sz w:val="36"/>
+                      <w:szCs w:val="36"/>
+                    </w:rPr>
+                    <w:t xml:space="preserve"> </w:t>
+                  </w:r>
+                </w:p>
+              </w:tc>
+            </w:tr>
+          </w:tbl>
+          <w:p/>
+        </w:tc>
+        <w:tc>
+          <w:tcPr>
+            <w:tcW w:type="dxa" w:w="280"/>
+            <w:tcBorders>
+              <w:top w:val="none" w:color="auto" w:sz="0"/>
+              <w:left w:val="none" w:color="auto" w:sz="0"/>
+              <w:bottom w:val="none" w:color="auto" w:sz="0"/>
+              <w:right w:val="none" w:color="auto" w:sz="0"/>
+            </w:tcBorders>
+            <w:tcMar>
+              <w:top w:type="dxa" w:w="0"/>
+              <w:left w:type="dxa" w:w="20"/>
+              <w:bottom w:type="dxa" w:w="0"/>
+              <w:right w:type="dxa" w:w="20"/>
+            </w:tcMar>
+          </w:tcPr>
+          <w:p>
+            <w:pPr>
+              <w:spacing w:after="20" w:before="0"/>
+              <w:jc w:val="center"/>
+            </w:pPr>
+            <w:r>
+              <w:rPr>
+                <w:rFonts w:ascii="Calibri" w:cs="Calibri" w:eastAsia="Calibri" w:hAnsi="Calibri"/>
+                <w:color w:val="7F7F7F"/>
+                <w:sz w:val="14"/>
+                <w:szCs w:val="14"/>
+              </w:rPr>
+              <w:t xml:space="preserve">Y</w:t>
+            </w:r>
+          </w:p>
+          <w:tbl>
+            <w:tblPr>
+              <w:tblW w:type="dxa" w:w="240"/>
+              <w:tblBorders>
+                <w:top w:val="single" w:color="auto" w:sz="4"/>
+                <w:left w:val="single" w:color="auto" w:sz="4"/>
+                <w:bottom w:val="single" w:color="auto" w:sz="4"/>
+                <w:right w:val="single" w:color="auto" w:sz="4"/>
+                <w:insideH w:val="single" w:color="auto" w:sz="4"/>
+                <w:insideV w:val="single" w:color="auto" w:sz="4"/>
+              </w:tblBorders>
+            </w:tblPr>
+            <w:tblGrid>
+              <w:gridCol w:w="240"/>
+            </w:tblGrid>
+            <w:tr>
+              <w:tc>
+                <w:tcPr>
+                  <w:tcW w:type="dxa" w:w="240"/>
+                  <w:tcBorders>
+                    <w:top w:val="single" w:color="1F3964" w:sz="14"/>
+                    <w:left w:val="single" w:color="1F3964" w:sz="14"/>
+                    <w:bottom w:val="single" w:color="1F3964" w:sz="14"/>
+                    <w:right w:val="single" w:color="1F3964" w:sz="14"/>
+                  </w:tcBorders>
+                  <w:shd w:fill="FFFFFF" w:color="auto" w:val="clear"/>
+                  <w:tcMar>
+                    <w:top w:type="dxa" w:w="40"/>
+                    <w:left w:type="dxa" w:w="40"/>
+                    <w:bottom w:type="dxa" w:w="40"/>
+                    <w:right w:type="dxa" w:w="40"/>
+                  </w:tcMar>
+                </w:tcPr>
+                <w:p>
+                  <w:pPr>
+                    <w:jc w:val="center"/>
+                  </w:pPr>
+                  <w:r>
+                    <w:rPr>
+                      <w:rFonts w:ascii="Calibri" w:cs="Calibri" w:eastAsia="Calibri" w:hAnsi="Calibri"/>
+                      <w:sz w:val="36"/>
+                      <w:szCs w:val="36"/>
+                    </w:rPr>
+                    <w:t xml:space="preserve"> </w:t>
+                  </w:r>
+                </w:p>
+              </w:tc>
+            </w:tr>
+          </w:tbl>
+          <w:p/>
+        </w:tc>
+        <w:tc>
+          <w:tcPr>
+            <w:tcW w:type="dxa" w:w="280"/>
+            <w:tcBorders>
+              <w:top w:val="none" w:color="auto" w:sz="0"/>
+              <w:left w:val="none" w:color="auto" w:sz="0"/>
+              <w:bottom w:val="none" w:color="auto" w:sz="0"/>
+              <w:right w:val="none" w:color="auto" w:sz="0"/>
+            </w:tcBorders>
+            <w:tcMar>
+              <w:top w:type="dxa" w:w="0"/>
+              <w:left w:type="dxa" w:w="20"/>
+              <w:bottom w:type="dxa" w:w="0"/>
+              <w:right w:type="dxa" w:w="20"/>
+            </w:tcMar>
+          </w:tcPr>
+          <w:p>
+            <w:pPr>
+              <w:spacing w:after="20" w:before="0"/>
+              <w:jc w:val="center"/>
+            </w:pPr>
+            <w:r>
+              <w:rPr>
+                <w:rFonts w:ascii="Calibri" w:cs="Calibri" w:eastAsia="Calibri" w:hAnsi="Calibri"/>
+                <w:color w:val="7F7F7F"/>
+                <w:sz w:val="14"/>
+                <w:szCs w:val="14"/>
+              </w:rPr>
+              <w:t xml:space="preserve">Y</w:t>
+            </w:r>
+          </w:p>
+          <w:tbl>
+            <w:tblPr>
+              <w:tblW w:type="dxa" w:w="240"/>
+              <w:tblBorders>
+                <w:top w:val="single" w:color="auto" w:sz="4"/>
+                <w:left w:val="single" w:color="auto" w:sz="4"/>
+                <w:bottom w:val="single" w:color="auto" w:sz="4"/>
+                <w:right w:val="single" w:color="auto" w:sz="4"/>
+                <w:insideH w:val="single" w:color="auto" w:sz="4"/>
+                <w:insideV w:val="single" w:color="auto" w:sz="4"/>
+              </w:tblBorders>
+            </w:tblPr>
+            <w:tblGrid>
+              <w:gridCol w:w="240"/>
+            </w:tblGrid>
+            <w:tr>
+              <w:tc>
+                <w:tcPr>
+                  <w:tcW w:type="dxa" w:w="240"/>
+                  <w:tcBorders>
+                    <w:top w:val="single" w:color="1F3964" w:sz="14"/>
+                    <w:left w:val="single" w:color="1F3964" w:sz="14"/>
+                    <w:bottom w:val="single" w:color="1F3964" w:sz="14"/>
+                    <w:right w:val="single" w:color="1F3964" w:sz="14"/>
+                  </w:tcBorders>
+                  <w:shd w:fill="FFFFFF" w:color="auto" w:val="clear"/>
+                  <w:tcMar>
+                    <w:top w:type="dxa" w:w="40"/>
+                    <w:left w:type="dxa" w:w="40"/>
+                    <w:bottom w:type="dxa" w:w="40"/>
+                    <w:right w:type="dxa" w:w="40"/>
+                  </w:tcMar>
+                </w:tcPr>
+                <w:p>
+                  <w:pPr>
+                    <w:jc w:val="center"/>
+                  </w:pPr>
+                  <w:r>
+                    <w:rPr>
+                      <w:rFonts w:ascii="Calibri" w:cs="Calibri" w:eastAsia="Calibri" w:hAnsi="Calibri"/>
+                      <w:sz w:val="36"/>
+                      <w:szCs w:val="36"/>
+                    </w:rPr>
+                    <w:t xml:space="preserve"> </w:t>
+                  </w:r>
+                </w:p>
+              </w:tc>
+            </w:tr>
+          </w:tbl>
+          <w:p/>
+        </w:tc>
+        <w:tc>
+          <w:tcPr>
+            <w:tcW w:type="dxa" w:w="280"/>
+            <w:tcBorders>
+              <w:top w:val="none" w:color="auto" w:sz="0"/>
+              <w:left w:val="none" w:color="auto" w:sz="0"/>
+              <w:bottom w:val="none" w:color="auto" w:sz="0"/>
+              <w:right w:val="none" w:color="auto" w:sz="0"/>
+            </w:tcBorders>
+            <w:tcMar>
+              <w:top w:type="dxa" w:w="0"/>
+              <w:left w:type="dxa" w:w="20"/>
+              <w:bottom w:type="dxa" w:w="0"/>
+              <w:right w:type="dxa" w:w="20"/>
+            </w:tcMar>
+          </w:tcPr>
+          <w:p>
+            <w:pPr>
+              <w:spacing w:after="20" w:before="0"/>
+              <w:jc w:val="center"/>
+            </w:pPr>
+            <w:r>
+              <w:rPr>
+                <w:rFonts w:ascii="Calibri" w:cs="Calibri" w:eastAsia="Calibri" w:hAnsi="Calibri"/>
+                <w:color w:val="7F7F7F"/>
+                <w:sz w:val="14"/>
+                <w:szCs w:val="14"/>
+              </w:rPr>
+              <w:t xml:space="preserve">Y</w:t>
+            </w:r>
+          </w:p>
+          <w:tbl>
+            <w:tblPr>
+              <w:tblW w:type="dxa" w:w="240"/>
+              <w:tblBorders>
+                <w:top w:val="single" w:color="auto" w:sz="4"/>
+                <w:left w:val="single" w:color="auto" w:sz="4"/>
+                <w:bottom w:val="single" w:color="auto" w:sz="4"/>
+                <w:right w:val="single" w:color="auto" w:sz="4"/>
+                <w:insideH w:val="single" w:color="auto" w:sz="4"/>
+                <w:insideV w:val="single" w:color="auto" w:sz="4"/>
+              </w:tblBorders>
+            </w:tblPr>
+            <w:tblGrid>
+              <w:gridCol w:w="240"/>
+            </w:tblGrid>
+            <w:tr>
+              <w:tc>
+                <w:tcPr>
+                  <w:tcW w:type="dxa" w:w="240"/>
+                  <w:tcBorders>
+                    <w:top w:val="single" w:color="1F3964" w:sz="14"/>
+                    <w:left w:val="single" w:color="1F3964" w:sz="14"/>
+                    <w:bottom w:val="single" w:color="1F3964" w:sz="14"/>
+                    <w:right w:val="single" w:color="1F3964" w:sz="14"/>
+                  </w:tcBorders>
+                  <w:shd w:fill="FFFFFF" w:color="auto" w:val="clear"/>
+                  <w:tcMar>
+                    <w:top w:type="dxa" w:w="40"/>
+                    <w:left w:type="dxa" w:w="40"/>
+                    <w:bottom w:type="dxa" w:w="40"/>
+                    <w:right w:type="dxa" w:w="40"/>
+                  </w:tcMar>
+                </w:tcPr>
+                <w:p>
+                  <w:pPr>
+                    <w:jc w:val="center"/>
+                  </w:pPr>
+                  <w:r>
+                    <w:rPr>
+                      <w:rFonts w:ascii="Calibri" w:cs="Calibri" w:eastAsia="Calibri" w:hAnsi="Calibri"/>
+                      <w:sz w:val="36"/>
+                      <w:szCs w:val="36"/>
+                    </w:rPr>
+                    <w:t xml:space="preserve"> </w:t>
+                  </w:r>
+                </w:p>
+              </w:tc>
+            </w:tr>
+          </w:tbl>
+          <w:p/>
+        </w:tc>
+        <w:tc>
+          <w:tcPr>
+            <w:tcW w:type="dxa" w:w="300"/>
+            <w:tcBorders>
+              <w:top w:val="none" w:color="auto" w:sz="0"/>
+              <w:left w:val="none" w:color="auto" w:sz="0"/>
+              <w:bottom w:val="none" w:color="auto" w:sz="0"/>
+              <w:right w:val="none" w:color="auto" w:sz="0"/>
+            </w:tcBorders>
+            <w:tcMar>
+              <w:top w:type="dxa" w:w="0"/>
+              <w:left w:type="dxa" w:w="0"/>
+              <w:bottom w:type="dxa" w:w="0"/>
+              <w:right w:type="dxa" w:w="0"/>
+            </w:tcMar>
+          </w:tcPr>
+          <w:p>
+            <w:r>
+              <w:rPr>
+                <w:rFonts w:ascii="Calibri" w:cs="Calibri" w:eastAsia="Calibri" w:hAnsi="Calibri"/>
+              </w:rPr>
+              <w:t xml:space="preserve"> </w:t>
+            </w:r>
+          </w:p>
+        </w:tc>
+        <w:tc>
+          <w:tcPr>
+            <w:tcW w:type="dxa" w:w="7806"/>
+            <w:tcBorders>
+              <w:top w:val="none" w:color="auto" w:sz="0"/>
+              <w:left w:val="none" w:color="auto" w:sz="0"/>
+              <w:bottom w:val="none" w:color="auto" w:sz="0"/>
+              <w:right w:val="none" w:color="auto" w:sz="0"/>
+            </w:tcBorders>
+            <w:tcMar>
+              <w:top w:type="dxa" w:w="0"/>
+              <w:left w:type="dxa" w:w="60"/>
+              <w:bottom w:type="dxa" w:w="0"/>
+              <w:right w:type="dxa" w:w="0"/>
+            </w:tcMar>
+          </w:tcPr>
+          <w:p>
+            <w:pPr>
+              <w:spacing w:after="20" w:before="0"/>
+            </w:pPr>
+            <w:r>
+              <w:rPr>
+                <w:rFonts w:ascii="Calibri" w:cs="Calibri" w:eastAsia="Calibri" w:hAnsi="Calibri"/>
+                <w:color w:val="7F7F7F"/>
+                <w:sz w:val="14"/>
+                <w:szCs w:val="14"/>
+              </w:rPr>
+              <w:t xml:space="preserve">SUPERVISOR NAME</w:t>
+            </w:r>
+          </w:p>
+          <w:tbl>
+            <w:tblPr>
+              <w:tblW w:type="dxa" w:w="7746"/>
+              <w:tblBorders>
+                <w:top w:val="single" w:color="auto" w:sz="4"/>
+                <w:left w:val="single" w:color="auto" w:sz="4"/>
+                <w:bottom w:val="single" w:color="auto" w:sz="4"/>
+                <w:right w:val="single" w:color="auto" w:sz="4"/>
+                <w:insideH w:val="single" w:color="auto" w:sz="4"/>
+                <w:insideV w:val="single" w:color="auto" w:sz="4"/>
+              </w:tblBorders>
+            </w:tblPr>
+            <w:tblGrid>
+              <w:gridCol w:w="7746"/>
+            </w:tblGrid>
+            <w:tr>
+              <w:tc>
+                <w:tcPr>
+                  <w:tcW w:type="dxa" w:w="7746"/>
+                  <w:tcBorders>
+                    <w:top w:val="single" w:color="1F3964" w:sz="14"/>
+                    <w:left w:val="single" w:color="1F3964" w:sz="14"/>
+                    <w:bottom w:val="single" w:color="1F3964" w:sz="14"/>
+                    <w:right w:val="single" w:color="1F3964" w:sz="14"/>
+                  </w:tcBorders>
+                  <w:shd w:fill="FFFFFF" w:color="auto" w:val="clear"/>
+                  <w:tcMar>
+                    <w:top w:type="dxa" w:w="40"/>
+                    <w:left w:type="dxa" w:w="80"/>
+                    <w:bottom w:type="dxa" w:w="40"/>
+                    <w:right w:type="dxa" w:w="40"/>
+                  </w:tcMar>
+                </w:tcPr>
+                <w:p>
+                  <w:r>
+                    <w:rPr>
+                      <w:rFonts w:ascii="Calibri" w:cs="Calibri" w:eastAsia="Calibri" w:hAnsi="Calibri"/>
+                      <w:sz w:val="36"/>
+                      <w:szCs w:val="36"/>
+                    </w:rPr>
+                    <w:t xml:space="preserve"> </w:t>
+                  </w:r>
+                </w:p>
+              </w:tc>
+            </w:tr>
+          </w:tbl>
+          <w:p/>
+        </w:tc>
+      </w:tr>
+    </w:tbl>
+    <w:p>
+      <w:pPr>
+        <w:spacing w:after="200" w:before="0"/>
+      </w:pPr>
+    </w:p>
+    <w:tbl>
+      <w:tblPr>
+        <w:tblW w:type="dxa" w:w="10626"/>
+        <w:tblBorders>
+          <w:top w:val="none" w:color="auto" w:sz="0"/>
+          <w:left w:val="none" w:color="auto" w:sz="0"/>
+          <w:bottom w:val="none" w:color="auto" w:sz="0"/>
+          <w:right w:val="none" w:color="auto" w:sz="0"/>
+          <w:insideH w:val="single" w:color="auto" w:sz="4"/>
+          <w:insideV w:val="single" w:color="auto" w:sz="4"/>
+        </w:tblBorders>
+      </w:tblPr>
+      <w:tblGrid>
+        <w:gridCol w:w="10626"/>
+      </w:tblGrid>
+      <w:tr>
+        <w:tc>
+          <w:tcPr>
+            <w:tcW w:type="dxa" w:w="10626"/>
+            <w:shd w:fill="1F3964" w:color="auto" w:val="clear"/>
+            <w:tcMar>
+              <w:top w:type="dxa" w:w="60"/>
+              <w:left w:type="dxa" w:w="160"/>
+              <w:bottom w:type="dxa" w:w="60"/>
+              <w:right w:type="dxa" w:w="160"/>
+            </w:tcMar>
+          </w:tcPr>
+          <w:p>
+            <w:r>
+              <w:rPr>
+                <w:rFonts w:ascii="Calibri" w:cs="Calibri" w:eastAsia="Calibri" w:hAnsi="Calibri"/>
+                <w:b/>
+                <w:bCs/>
+                <w:color w:val="FFFFFF"/>
+                <w:sz w:val="20"/>
+                <w:szCs w:val="20"/>
+              </w:rPr>
+              <w:t xml:space="preserve">A  —  TEAM ROSTER  (assign every person before you leave)</w:t>
+            </w:r>
+          </w:p>
+        </w:tc>
+      </w:tr>
+    </w:tbl>
+    <w:p>
+      <w:pPr>
+        <w:spacing w:after="120" w:before="0"/>
+      </w:pPr>
+    </w:p>
+    <w:tbl>
+      <w:tblPr>
+        <w:tblW w:type="dxa" w:w="10626"/>
+        <w:tblBorders>
+          <w:top w:val="single" w:color="auto" w:sz="4"/>
+          <w:left w:val="single" w:color="auto" w:sz="4"/>
+          <w:bottom w:val="single" w:color="auto" w:sz="4"/>
+          <w:right w:val="single" w:color="auto" w:sz="4"/>
+          <w:insideH w:val="single" w:color="auto" w:sz="4"/>
+          <w:insideV w:val="single" w:color="auto" w:sz="4"/>
+        </w:tblBorders>
+      </w:tblPr>
+      <w:tblGrid>
+        <w:gridCol w:w="3200"/>
+        <w:gridCol w:w="2000"/>
+        <w:gridCol w:w="3400"/>
+        <w:gridCol w:w="2026"/>
+      </w:tblGrid>
+      <w:tr>
+        <w:tc>
+          <w:tcPr>
+            <w:tcW w:type="dxa" w:w="3200"/>
+            <w:tcBorders>
+              <w:top w:val="single" w:color="1F3964" w:sz="4"/>
+              <w:left w:val="single" w:color="1F3964" w:sz="4"/>
+              <w:bottom w:val="single" w:color="1F3964" w:sz="4"/>
+              <w:right w:val="single" w:color="1F3964" w:sz="4"/>
+            </w:tcBorders>
+            <w:shd w:fill="1F3964" w:color="auto" w:val="clear"/>
+            <w:tcMar>
+              <w:top w:type="dxa" w:w="70"/>
+              <w:left w:type="dxa" w:w="120"/>
+              <w:bottom w:type="dxa" w:w="70"/>
+              <w:right w:type="dxa" w:w="60"/>
+            </w:tcMar>
+          </w:tcPr>
+          <w:p>
+            <w:r>
+              <w:rPr>
+                <w:rFonts w:ascii="Calibri" w:cs="Calibri" w:eastAsia="Calibri" w:hAnsi="Calibri"/>
+                <w:b/>
+                <w:bCs/>
+                <w:color w:val="FFFFFF"/>
+                <w:sz w:val="18"/>
+                <w:szCs w:val="18"/>
+              </w:rPr>
+              <w:t xml:space="preserve">Name</w:t>
+            </w:r>
+          </w:p>
+        </w:tc>
+        <w:tc>
+          <w:tcPr>
+            <w:tcW w:type="dxa" w:w="2000"/>
+            <w:tcBorders>
+              <w:top w:val="single" w:color="1F3964" w:sz="4"/>
+              <w:left w:val="single" w:color="1F3964" w:sz="4"/>
+              <w:bottom w:val="single" w:color="1F3964" w:sz="4"/>
+              <w:right w:val="single" w:color="1F3964" w:sz="4"/>
+            </w:tcBorders>
+            <w:shd w:fill="1F3964" w:color="auto" w:val="clear"/>
+            <w:tcMar>
+              <w:top w:type="dxa" w:w="70"/>
+              <w:left w:type="dxa" w:w="120"/>
+              <w:bottom w:type="dxa" w:w="70"/>
+              <w:right w:type="dxa" w:w="60"/>
+            </w:tcMar>
+          </w:tcPr>
+          <w:p>
+            <w:r>
+              <w:rPr>
+                <w:rFonts w:ascii="Calibri" w:cs="Calibri" w:eastAsia="Calibri" w:hAnsi="Calibri"/>
+                <w:b/>
+                <w:bCs/>
+                <w:color w:val="FFFFFF"/>
+                <w:sz w:val="18"/>
+                <w:szCs w:val="18"/>
+              </w:rPr>
+              <w:t xml:space="preserve">Trade / Role</w:t>
+            </w:r>
+          </w:p>
+        </w:tc>
+        <w:tc>
+          <w:tcPr>
+            <w:tcW w:type="dxa" w:w="3400"/>
+            <w:tcBorders>
+              <w:top w:val="single" w:color="1F3964" w:sz="4"/>
+              <w:left w:val="single" w:color="1F3964" w:sz="4"/>
+              <w:bottom w:val="single" w:color="1F3964" w:sz="4"/>
+              <w:right w:val="single" w:color="1F3964" w:sz="4"/>
+            </w:tcBorders>
+            <w:shd w:fill="1F3964" w:color="auto" w:val="clear"/>
+            <w:tcMar>
+              <w:top w:type="dxa" w:w="70"/>
+              <w:left w:type="dxa" w:w="120"/>
+              <w:bottom w:type="dxa" w:w="70"/>
+              <w:right w:type="dxa" w:w="60"/>
+            </w:tcMar>
+          </w:tcPr>
+          <w:p>
+            <w:r>
+              <w:rPr>
+                <w:rFonts w:ascii="Calibri" w:cs="Calibri" w:eastAsia="Calibri" w:hAnsi="Calibri"/>
+                <w:b/>
+                <w:bCs/>
+                <w:color w:val="FFFFFF"/>
+                <w:sz w:val="18"/>
+                <w:szCs w:val="18"/>
+              </w:rPr>
+              <w:t xml:space="preserve">Assigned Job(s) for Tomorrow</w:t>
+            </w:r>
+          </w:p>
+        </w:tc>
+        <w:tc>
+          <w:tcPr>
+            <w:tcW w:type="dxa" w:w="2026"/>
+            <w:tcBorders>
+              <w:top w:val="single" w:color="1F3964" w:sz="4"/>
+              <w:left w:val="single" w:color="1F3964" w:sz="4"/>
+              <w:bottom w:val="single" w:color="1F3964" w:sz="4"/>
+              <w:right w:val="single" w:color="1F3964" w:sz="4"/>
+            </w:tcBorders>
+            <w:shd w:fill="1F3964" w:color="auto" w:val="clear"/>
+            <w:tcMar>
+              <w:top w:type="dxa" w:w="70"/>
+              <w:left w:type="dxa" w:w="120"/>
+              <w:bottom w:type="dxa" w:w="70"/>
+              <w:right w:type="dxa" w:w="60"/>
+            </w:tcMar>
+          </w:tcPr>
+          <w:p>
+            <w:r>
+              <w:rPr>
+                <w:rFonts w:ascii="Calibri" w:cs="Calibri" w:eastAsia="Calibri" w:hAnsi="Calibri"/>
+                <w:b/>
+                <w:bCs/>
+                <w:color w:val="FFFFFF"/>
+                <w:sz w:val="18"/>
+                <w:szCs w:val="18"/>
+              </w:rPr>
+              <w:t xml:space="preserve">Notes</w:t>
+            </w:r>
+          </w:p>
+        </w:tc>
+      </w:tr>
+      <w:tr>
+        <w:tc>
+          <w:tcPr>
+            <w:tcW w:type="dxa" w:w="3200"/>
+            <w:tcBorders>
+              <w:top w:val="single" w:color="D0D8E4" w:sz="4"/>
+              <w:left w:val="single" w:color="D0D8E4" w:sz="4"/>
+              <w:bottom w:val="single" w:color="D0D8E4" w:sz="4"/>
+              <w:right w:val="single" w:color="D0D8E4" w:sz="4"/>
+            </w:tcBorders>
+            <w:shd w:fill="FFFFFF" w:color="auto" w:val="clear"/>
+            <w:tcMar>
+              <w:top w:type="dxa" w:w="50"/>
+              <w:left w:type="dxa" w:w="120"/>
+              <w:bottom w:type="dxa" w:w="50"/>
+              <w:right w:type="dxa" w:w="60"/>
+            </w:tcMar>
+          </w:tcPr>
+          <w:p>
+            <w:r>
+              <w:rPr>
+                <w:rFonts w:ascii="Calibri" w:cs="Calibri" w:eastAsia="Calibri" w:hAnsi="Calibri"/>
+                <w:color w:val="7F7F7F"/>
+                <w:sz w:val="20"/>
+                <w:szCs w:val="20"/>
+              </w:rPr>
+              <w:t xml:space="preserve">1.  </w:t>
+            </w:r>
+          </w:p>
+        </w:tc>
+        <w:tc>
+          <w:tcPr>
+            <w:tcW w:type="dxa" w:w="2000"/>
+            <w:tcBorders>
+              <w:top w:val="single" w:color="D0D8E4" w:sz="4"/>
+              <w:left w:val="single" w:color="D0D8E4" w:sz="4"/>
+              <w:bottom w:val="single" w:color="D0D8E4" w:sz="4"/>
+              <w:right w:val="single" w:color="D0D8E4" w:sz="4"/>
+            </w:tcBorders>
+            <w:shd w:fill="FFFFFF" w:color="auto" w:val="clear"/>
+            <w:tcMar>
+              <w:top w:type="dxa" w:w="50"/>
+              <w:left w:type="dxa" w:w="120"/>
+              <w:bottom w:type="dxa" w:w="50"/>
+              <w:right w:type="dxa" w:w="60"/>
+            </w:tcMar>
+          </w:tcPr>
+          <w:p>
+            <w:r>
+              <w:rPr>
+                <w:rFonts w:ascii="Calibri" w:cs="Calibri" w:eastAsia="Calibri" w:hAnsi="Calibri"/>
+                <w:sz w:val="20"/>
+                <w:szCs w:val="20"/>
+              </w:rPr>
+              <w:t xml:space="preserve"> </w:t>
+            </w:r>
+          </w:p>
+        </w:tc>
+        <w:tc>
+          <w:tcPr>
+            <w:tcW w:type="dxa" w:w="3400"/>
+            <w:tcBorders>
+              <w:top w:val="single" w:color="D0D8E4" w:sz="4"/>
+              <w:left w:val="single" w:color="D0D8E4" w:sz="4"/>
+              <w:bottom w:val="single" w:color="D0D8E4" w:sz="4"/>
+              <w:right w:val="single" w:color="D0D8E4" w:sz="4"/>
+            </w:tcBorders>
+            <w:shd w:fill="FFFFFF" w:color="auto" w:val="clear"/>
+            <w:tcMar>
+              <w:top w:type="dxa" w:w="50"/>
+              <w:left w:type="dxa" w:w="120"/>
+              <w:bottom w:type="dxa" w:w="50"/>
+              <w:right w:type="dxa" w:w="60"/>
+            </w:tcMar>
+          </w:tcPr>
+          <w:p>
+            <w:r>
+              <w:rPr>
+                <w:rFonts w:ascii="Calibri" w:cs="Calibri" w:eastAsia="Calibri" w:hAnsi="Calibri"/>
+                <w:sz w:val="20"/>
+                <w:szCs w:val="20"/>
+              </w:rPr>
+              <w:t xml:space="preserve"> </w:t>
+            </w:r>
+          </w:p>
+        </w:tc>
+        <w:tc>
+          <w:tcPr>
+            <w:tcW w:type="dxa" w:w="2026"/>
+            <w:tcBorders>
+              <w:top w:val="single" w:color="D0D8E4" w:sz="4"/>
+              <w:left w:val="single" w:color="D0D8E4" w:sz="4"/>
+              <w:bottom w:val="single" w:color="D0D8E4" w:sz="4"/>
+              <w:right w:val="single" w:color="D0D8E4" w:sz="4"/>
+            </w:tcBorders>
+            <w:shd w:fill="FFFFFF" w:color="auto" w:val="clear"/>
+            <w:tcMar>
+              <w:top w:type="dxa" w:w="50"/>
+              <w:left w:type="dxa" w:w="120"/>
+              <w:bottom w:type="dxa" w:w="50"/>
+              <w:right w:type="dxa" w:w="60"/>
+            </w:tcMar>
+          </w:tcPr>
+          <w:p>
+            <w:r>
+              <w:rPr>
+                <w:rFonts w:ascii="Calibri" w:cs="Calibri" w:eastAsia="Calibri" w:hAnsi="Calibri"/>
+                <w:sz w:val="20"/>
+                <w:szCs w:val="20"/>
+              </w:rPr>
+              <w:t xml:space="preserve"> </w:t>
+            </w:r>
+          </w:p>
+        </w:tc>
+      </w:tr>
+      <w:tr>
+        <w:tc>
+          <w:tcPr>
+            <w:tcW w:type="dxa" w:w="3200"/>
+            <w:tcBorders>
+              <w:top w:val="single" w:color="D0D8E4" w:sz="4"/>
+              <w:left w:val="single" w:color="D0D8E4" w:sz="4"/>
+              <w:bottom w:val="single" w:color="D0D8E4" w:sz="4"/>
+              <w:right w:val="single" w:color="D0D8E4" w:sz="4"/>
+            </w:tcBorders>
+            <w:shd w:fill="F0F4F8" w:color="auto" w:val="clear"/>
+            <w:tcMar>
+              <w:top w:type="dxa" w:w="50"/>
+              <w:left w:type="dxa" w:w="120"/>
+              <w:bottom w:type="dxa" w:w="50"/>
+              <w:right w:type="dxa" w:w="60"/>
+            </w:tcMar>
+          </w:tcPr>
+          <w:p>
+            <w:r>
+              <w:rPr>
+                <w:rFonts w:ascii="Calibri" w:cs="Calibri" w:eastAsia="Calibri" w:hAnsi="Calibri"/>
+                <w:color w:val="7F7F7F"/>
+                <w:sz w:val="20"/>
+                <w:szCs w:val="20"/>
+              </w:rPr>
+              <w:t xml:space="preserve">2.  </w:t>
+            </w:r>
+          </w:p>
+        </w:tc>
+        <w:tc>
+          <w:tcPr>
+            <w:tcW w:type="dxa" w:w="2000"/>
+            <w:tcBorders>
+              <w:top w:val="single" w:color="D0D8E4" w:sz="4"/>
+              <w:left w:val="single" w:color="D0D8E4" w:sz="4"/>
+              <w:bottom w:val="single" w:color="D0D8E4" w:sz="4"/>
+              <w:right w:val="single" w:color="D0D8E4" w:sz="4"/>
+            </w:tcBorders>
+            <w:shd w:fill="F0F4F8" w:color="auto" w:val="clear"/>
+            <w:tcMar>
+              <w:top w:type="dxa" w:w="50"/>
+              <w:left w:type="dxa" w:w="120"/>
+              <w:bottom w:type="dxa" w:w="50"/>
+              <w:right w:type="dxa" w:w="60"/>
+            </w:tcMar>
+          </w:tcPr>
+          <w:p>
+            <w:r>
+              <w:rPr>
+                <w:rFonts w:ascii="Calibri" w:cs="Calibri" w:eastAsia="Calibri" w:hAnsi="Calibri"/>
+                <w:sz w:val="20"/>
+                <w:szCs w:val="20"/>
+              </w:rPr>
+              <w:t xml:space="preserve"> </w:t>
+            </w:r>
+          </w:p>
+        </w:tc>
+        <w:tc>
+          <w:tcPr>
+            <w:tcW w:type="dxa" w:w="3400"/>
+            <w:tcBorders>
+              <w:top w:val="single" w:color="D0D8E4" w:sz="4"/>
+              <w:left w:val="single" w:color="D0D8E4" w:sz="4"/>
+              <w:bottom w:val="single" w:color="D0D8E4" w:sz="4"/>
+              <w:right w:val="single" w:color="D0D8E4" w:sz="4"/>
+            </w:tcBorders>
+            <w:shd w:fill="F0F4F8" w:color="auto" w:val="clear"/>
+            <w:tcMar>
+              <w:top w:type="dxa" w:w="50"/>
+              <w:left w:type="dxa" w:w="120"/>
+              <w:bottom w:type="dxa" w:w="50"/>
+              <w:right w:type="dxa" w:w="60"/>
+            </w:tcMar>
+          </w:tcPr>
+          <w:p>
+            <w:r>
+              <w:rPr>
+                <w:rFonts w:ascii="Calibri" w:cs="Calibri" w:eastAsia="Calibri" w:hAnsi="Calibri"/>
+                <w:sz w:val="20"/>
+                <w:szCs w:val="20"/>
+              </w:rPr>
+              <w:t xml:space="preserve"> </w:t>
+            </w:r>
+          </w:p>
+        </w:tc>
+        <w:tc>
+          <w:tcPr>
+            <w:tcW w:type="dxa" w:w="2026"/>
+            <w:tcBorders>
+              <w:top w:val="single" w:color="D0D8E4" w:sz="4"/>
+              <w:left w:val="single" w:color="D0D8E4" w:sz="4"/>
+              <w:bottom w:val="single" w:color="D0D8E4" w:sz="4"/>
+              <w:right w:val="single" w:color="D0D8E4" w:sz="4"/>
+            </w:tcBorders>
+            <w:shd w:fill="F0F4F8" w:color="auto" w:val="clear"/>
+            <w:tcMar>
+              <w:top w:type="dxa" w:w="50"/>
+              <w:left w:type="dxa" w:w="120"/>
+              <w:bottom w:type="dxa" w:w="50"/>
+              <w:right w:type="dxa" w:w="60"/>
+            </w:tcMar>
+          </w:tcPr>
+          <w:p>
+            <w:r>
+              <w:rPr>
+                <w:rFonts w:ascii="Calibri" w:cs="Calibri" w:eastAsia="Calibri" w:hAnsi="Calibri"/>
+                <w:sz w:val="20"/>
+                <w:szCs w:val="20"/>
+              </w:rPr>
+              <w:t xml:space="preserve"> </w:t>
+            </w:r>
+          </w:p>
+        </w:tc>
+      </w:tr>
+      <w:tr>
+        <w:tc>
+          <w:tcPr>
+            <w:tcW w:type="dxa" w:w="3200"/>
+            <w:tcBorders>
+              <w:top w:val="single" w:color="D0D8E4" w:sz="4"/>
+              <w:left w:val="single" w:color="D0D8E4" w:sz="4"/>
+              <w:bottom w:val="single" w:color="D0D8E4" w:sz="4"/>
+              <w:right w:val="single" w:color="D0D8E4" w:sz="4"/>
+            </w:tcBorders>
+            <w:shd w:fill="FFFFFF" w:color="auto" w:val="clear"/>
+            <w:tcMar>
+              <w:top w:type="dxa" w:w="50"/>
+              <w:left w:type="dxa" w:w="120"/>
+              <w:bottom w:type="dxa" w:w="50"/>
+              <w:right w:type="dxa" w:w="60"/>
+            </w:tcMar>
+          </w:tcPr>
+          <w:p>
+            <w:r>
+              <w:rPr>
+                <w:rFonts w:ascii="Calibri" w:cs="Calibri" w:eastAsia="Calibri" w:hAnsi="Calibri"/>
+                <w:color w:val="7F7F7F"/>
+                <w:sz w:val="20"/>
+                <w:szCs w:val="20"/>
+              </w:rPr>
+              <w:t xml:space="preserve">3.  </w:t>
+            </w:r>
+          </w:p>
+        </w:tc>
+        <w:tc>
+          <w:tcPr>
+            <w:tcW w:type="dxa" w:w="2000"/>
+            <w:tcBorders>
+              <w:top w:val="single" w:color="D0D8E4" w:sz="4"/>
+              <w:left w:val="single" w:color="D0D8E4" w:sz="4"/>
+              <w:bottom w:val="single" w:color="D0D8E4" w:sz="4"/>
+              <w:right w:val="single" w:color="D0D8E4" w:sz="4"/>
+            </w:tcBorders>
+            <w:shd w:fill="FFFFFF" w:color="auto" w:val="clear"/>
+            <w:tcMar>
+              <w:top w:type="dxa" w:w="50"/>
+              <w:left w:type="dxa" w:w="120"/>
+              <w:bottom w:type="dxa" w:w="50"/>
+              <w:right w:type="dxa" w:w="60"/>
+            </w:tcMar>
+          </w:tcPr>
+          <w:p>
+            <w:r>
+              <w:rPr>
+                <w:rFonts w:ascii="Calibri" w:cs="Calibri" w:eastAsia="Calibri" w:hAnsi="Calibri"/>
+                <w:sz w:val="20"/>
+                <w:szCs w:val="20"/>
+              </w:rPr>
+              <w:t xml:space="preserve"> </w:t>
+            </w:r>
+          </w:p>
+        </w:tc>
+        <w:tc>
+          <w:tcPr>
+            <w:tcW w:type="dxa" w:w="3400"/>
+            <w:tcBorders>
+              <w:top w:val="single" w:color="D0D8E4" w:sz="4"/>
+              <w:left w:val="single" w:color="D0D8E4" w:sz="4"/>
+              <w:bottom w:val="single" w:color="D0D8E4" w:sz="4"/>
+              <w:right w:val="single" w:color="D0D8E4" w:sz="4"/>
+            </w:tcBorders>
+            <w:shd w:fill="FFFFFF" w:color="auto" w:val="clear"/>
+            <w:tcMar>
+              <w:top w:type="dxa" w:w="50"/>
+              <w:left w:type="dxa" w:w="120"/>
+              <w:bottom w:type="dxa" w:w="50"/>
+              <w:right w:type="dxa" w:w="60"/>
+            </w:tcMar>
+          </w:tcPr>
+          <w:p>
+            <w:r>
+              <w:rPr>
+                <w:rFonts w:ascii="Calibri" w:cs="Calibri" w:eastAsia="Calibri" w:hAnsi="Calibri"/>
+                <w:sz w:val="20"/>
+                <w:szCs w:val="20"/>
+              </w:rPr>
+              <w:t xml:space="preserve"> </w:t>
+            </w:r>
+          </w:p>
+        </w:tc>
+        <w:tc>
+          <w:tcPr>
+            <w:tcW w:type="dxa" w:w="2026"/>
+            <w:tcBorders>
+              <w:top w:val="single" w:color="D0D8E4" w:sz="4"/>
+              <w:left w:val="single" w:color="D0D8E4" w:sz="4"/>
+              <w:bottom w:val="single" w:color="D0D8E4" w:sz="4"/>
+              <w:right w:val="single" w:color="D0D8E4" w:sz="4"/>
+            </w:tcBorders>
+            <w:shd w:fill="FFFFFF" w:color="auto" w:val="clear"/>
+            <w:tcMar>
+              <w:top w:type="dxa" w:w="50"/>
+              <w:left w:type="dxa" w:w="120"/>
+              <w:bottom w:type="dxa" w:w="50"/>
+              <w:right w:type="dxa" w:w="60"/>
+            </w:tcMar>
+          </w:tcPr>
+          <w:p>
+            <w:r>
+              <w:rPr>
+                <w:rFonts w:ascii="Calibri" w:cs="Calibri" w:eastAsia="Calibri" w:hAnsi="Calibri"/>
+                <w:sz w:val="20"/>
+                <w:szCs w:val="20"/>
+              </w:rPr>
+              <w:t xml:space="preserve"> </w:t>
+            </w:r>
+          </w:p>
+        </w:tc>
+      </w:tr>
+      <w:tr>
+        <w:tc>
+          <w:tcPr>
+            <w:tcW w:type="dxa" w:w="3200"/>
+            <w:tcBorders>
+              <w:top w:val="single" w:color="D0D8E4" w:sz="4"/>
+              <w:left w:val="single" w:color="D0D8E4" w:sz="4"/>
+              <w:bottom w:val="single" w:color="D0D8E4" w:sz="4"/>
+              <w:right w:val="single" w:color="D0D8E4" w:sz="4"/>
+            </w:tcBorders>
+            <w:shd w:fill="F0F4F8" w:color="auto" w:val="clear"/>
+            <w:tcMar>
+              <w:top w:type="dxa" w:w="50"/>
+              <w:left w:type="dxa" w:w="120"/>
+              <w:bottom w:type="dxa" w:w="50"/>
+              <w:right w:type="dxa" w:w="60"/>
+            </w:tcMar>
+          </w:tcPr>
+          <w:p>
+            <w:r>
+              <w:rPr>
+                <w:rFonts w:ascii="Calibri" w:cs="Calibri" w:eastAsia="Calibri" w:hAnsi="Calibri"/>
+                <w:color w:val="7F7F7F"/>
+                <w:sz w:val="20"/>
+                <w:szCs w:val="20"/>
+              </w:rPr>
+              <w:t xml:space="preserve">4.  </w:t>
+            </w:r>
+          </w:p>
+        </w:tc>
+        <w:tc>
+          <w:tcPr>
+            <w:tcW w:type="dxa" w:w="2000"/>
+            <w:tcBorders>
+              <w:top w:val="single" w:color="D0D8E4" w:sz="4"/>
+              <w:left w:val="single" w:color="D0D8E4" w:sz="4"/>
+              <w:bottom w:val="single" w:color="D0D8E4" w:sz="4"/>
+              <w:right w:val="single" w:color="D0D8E4" w:sz="4"/>
+            </w:tcBorders>
+            <w:shd w:fill="F0F4F8" w:color="auto" w:val="clear"/>
+            <w:tcMar>
+              <w:top w:type="dxa" w:w="50"/>
+              <w:left w:type="dxa" w:w="120"/>
+              <w:bottom w:type="dxa" w:w="50"/>
+              <w:right w:type="dxa" w:w="60"/>
+            </w:tcMar>
+          </w:tcPr>
+          <w:p>
+            <w:r>
+              <w:rPr>
+                <w:rFonts w:ascii="Calibri" w:cs="Calibri" w:eastAsia="Calibri" w:hAnsi="Calibri"/>
+                <w:sz w:val="20"/>
+                <w:szCs w:val="20"/>
+              </w:rPr>
+              <w:t xml:space="preserve"> </w:t>
+            </w:r>
+          </w:p>
+        </w:tc>
+        <w:tc>
+          <w:tcPr>
+            <w:tcW w:type="dxa" w:w="3400"/>
+            <w:tcBorders>
+              <w:top w:val="single" w:color="D0D8E4" w:sz="4"/>
+              <w:left w:val="single" w:color="D0D8E4" w:sz="4"/>
+              <w:bottom w:val="single" w:color="D0D8E4" w:sz="4"/>
+              <w:right w:val="single" w:color="D0D8E4" w:sz="4"/>
+            </w:tcBorders>
+            <w:shd w:fill="F0F4F8" w:color="auto" w:val="clear"/>
+            <w:tcMar>
+              <w:top w:type="dxa" w:w="50"/>
+              <w:left w:type="dxa" w:w="120"/>
+              <w:bottom w:type="dxa" w:w="50"/>
+              <w:right w:type="dxa" w:w="60"/>
+            </w:tcMar>
+          </w:tcPr>
+          <w:p>
+            <w:r>
+              <w:rPr>
+                <w:rFonts w:ascii="Calibri" w:cs="Calibri" w:eastAsia="Calibri" w:hAnsi="Calibri"/>
+                <w:sz w:val="20"/>
+                <w:szCs w:val="20"/>
+              </w:rPr>
+              <w:t xml:space="preserve"> </w:t>
+            </w:r>
+          </w:p>
+        </w:tc>
+        <w:tc>
+          <w:tcPr>
+            <w:tcW w:type="dxa" w:w="2026"/>
+            <w:tcBorders>
+              <w:top w:val="single" w:color="D0D8E4" w:sz="4"/>
+              <w:left w:val="single" w:color="D0D8E4" w:sz="4"/>
+              <w:bottom w:val="single" w:color="D0D8E4" w:sz="4"/>
+              <w:right w:val="single" w:color="D0D8E4" w:sz="4"/>
+            </w:tcBorders>
+            <w:shd w:fill="F0F4F8" w:color="auto" w:val="clear"/>
+            <w:tcMar>
+              <w:top w:type="dxa" w:w="50"/>
+              <w:left w:type="dxa" w:w="120"/>
+              <w:bottom w:type="dxa" w:w="50"/>
+              <w:right w:type="dxa" w:w="60"/>
+            </w:tcMar>
+          </w:tcPr>
+          <w:p>
+            <w:r>
+              <w:rPr>
+                <w:rFonts w:ascii="Calibri" w:cs="Calibri" w:eastAsia="Calibri" w:hAnsi="Calibri"/>
+                <w:sz w:val="20"/>
+                <w:szCs w:val="20"/>
+              </w:rPr>
+              <w:t xml:space="preserve"> </w:t>
+            </w:r>
+          </w:p>
+        </w:tc>
+      </w:tr>
+      <w:tr>
+        <w:tc>
+          <w:tcPr>
+            <w:tcW w:type="dxa" w:w="3200"/>
+            <w:tcBorders>
+              <w:top w:val="single" w:color="D0D8E4" w:sz="4"/>
+              <w:left w:val="single" w:color="D0D8E4" w:sz="4"/>
+              <w:bottom w:val="single" w:color="D0D8E4" w:sz="4"/>
+              <w:right w:val="single" w:color="D0D8E4" w:sz="4"/>
+            </w:tcBorders>
+            <w:shd w:fill="FFFFFF" w:color="auto" w:val="clear"/>
+            <w:tcMar>
+              <w:top w:type="dxa" w:w="50"/>
+              <w:left w:type="dxa" w:w="120"/>
+              <w:bottom w:type="dxa" w:w="50"/>
+              <w:right w:type="dxa" w:w="60"/>
+            </w:tcMar>
+          </w:tcPr>
+          <w:p>
+            <w:r>
+              <w:rPr>
+                <w:rFonts w:ascii="Calibri" w:cs="Calibri" w:eastAsia="Calibri" w:hAnsi="Calibri"/>
+                <w:color w:val="7F7F7F"/>
+                <w:sz w:val="20"/>
+                <w:szCs w:val="20"/>
+              </w:rPr>
+              <w:t xml:space="preserve">5.  </w:t>
+            </w:r>
+          </w:p>
+        </w:tc>
+        <w:tc>
+          <w:tcPr>
+            <w:tcW w:type="dxa" w:w="2000"/>
+            <w:tcBorders>
+              <w:top w:val="single" w:color="D0D8E4" w:sz="4"/>
+              <w:left w:val="single" w:color="D0D8E4" w:sz="4"/>
+              <w:bottom w:val="single" w:color="D0D8E4" w:sz="4"/>
+              <w:right w:val="single" w:color="D0D8E4" w:sz="4"/>
+            </w:tcBorders>
+            <w:shd w:fill="FFFFFF" w:color="auto" w:val="clear"/>
+            <w:tcMar>
+              <w:top w:type="dxa" w:w="50"/>
+              <w:left w:type="dxa" w:w="120"/>
+              <w:bottom w:type="dxa" w:w="50"/>
+              <w:right w:type="dxa" w:w="60"/>
+            </w:tcMar>
+          </w:tcPr>
+          <w:p>
+            <w:r>
+              <w:rPr>
+                <w:rFonts w:ascii="Calibri" w:cs="Calibri" w:eastAsia="Calibri" w:hAnsi="Calibri"/>
+                <w:sz w:val="20"/>
+                <w:szCs w:val="20"/>
+              </w:rPr>
+              <w:t xml:space="preserve"> </w:t>
+            </w:r>
+          </w:p>
+        </w:tc>
+        <w:tc>
+          <w:tcPr>
+            <w:tcW w:type="dxa" w:w="3400"/>
+            <w:tcBorders>
+              <w:top w:val="single" w:color="D0D8E4" w:sz="4"/>
+              <w:left w:val="single" w:color="D0D8E4" w:sz="4"/>
+              <w:bottom w:val="single" w:color="D0D8E4" w:sz="4"/>
+              <w:right w:val="single" w:color="D0D8E4" w:sz="4"/>
+            </w:tcBorders>
+            <w:shd w:fill="FFFFFF" w:color="auto" w:val="clear"/>
+            <w:tcMar>
+              <w:top w:type="dxa" w:w="50"/>
+              <w:left w:type="dxa" w:w="120"/>
+              <w:bottom w:type="dxa" w:w="50"/>
+              <w:right w:type="dxa" w:w="60"/>
+            </w:tcMar>
+          </w:tcPr>
+          <w:p>
+            <w:r>
+              <w:rPr>
+                <w:rFonts w:ascii="Calibri" w:cs="Calibri" w:eastAsia="Calibri" w:hAnsi="Calibri"/>
+                <w:sz w:val="20"/>
+                <w:szCs w:val="20"/>
+              </w:rPr>
+              <w:t xml:space="preserve"> </w:t>
+            </w:r>
+          </w:p>
+        </w:tc>
+        <w:tc>
+          <w:tcPr>
+            <w:tcW w:type="dxa" w:w="2026"/>
+            <w:tcBorders>
+              <w:top w:val="single" w:color="D0D8E4" w:sz="4"/>
+              <w:left w:val="single" w:color="D0D8E4" w:sz="4"/>
+              <w:bottom w:val="single" w:color="D0D8E4" w:sz="4"/>
+              <w:right w:val="single" w:color="D0D8E4" w:sz="4"/>
+            </w:tcBorders>
+            <w:shd w:fill="FFFFFF" w:color="auto" w:val="clear"/>
+            <w:tcMar>
+              <w:top w:type="dxa" w:w="50"/>
+              <w:left w:type="dxa" w:w="120"/>
+              <w:bottom w:type="dxa" w:w="50"/>
+              <w:right w:type="dxa" w:w="60"/>
+            </w:tcMar>
+          </w:tcPr>
+          <w:p>
+            <w:r>
+              <w:rPr>
+                <w:rFonts w:ascii="Calibri" w:cs="Calibri" w:eastAsia="Calibri" w:hAnsi="Calibri"/>
+                <w:sz w:val="20"/>
+                <w:szCs w:val="20"/>
+              </w:rPr>
+              <w:t xml:space="preserve"> </w:t>
+            </w:r>
+          </w:p>
+        </w:tc>
+      </w:tr>
+      <w:tr>
+        <w:tc>
+          <w:tcPr>
+            <w:tcW w:type="dxa" w:w="3200"/>
+            <w:tcBorders>
+              <w:top w:val="single" w:color="D0D8E4" w:sz="4"/>
+              <w:left w:val="single" w:color="D0D8E4" w:sz="4"/>
+              <w:bottom w:val="single" w:color="D0D8E4" w:sz="4"/>
+              <w:right w:val="single" w:color="D0D8E4" w:sz="4"/>
+            </w:tcBorders>
+            <w:shd w:fill="F0F4F8" w:color="auto" w:val="clear"/>
+            <w:tcMar>
+              <w:top w:type="dxa" w:w="50"/>
+              <w:left w:type="dxa" w:w="120"/>
+              <w:bottom w:type="dxa" w:w="50"/>
+              <w:right w:type="dxa" w:w="60"/>
+            </w:tcMar>
+          </w:tcPr>
+          <w:p>
+            <w:r>
+              <w:rPr>
+                <w:rFonts w:ascii="Calibri" w:cs="Calibri" w:eastAsia="Calibri" w:hAnsi="Calibri"/>
+                <w:color w:val="7F7F7F"/>
+                <w:sz w:val="20"/>
+                <w:szCs w:val="20"/>
+              </w:rPr>
+              <w:t xml:space="preserve">6.  </w:t>
+            </w:r>
+          </w:p>
+        </w:tc>
+        <w:tc>
+          <w:tcPr>
+            <w:tcW w:type="dxa" w:w="2000"/>
+            <w:tcBorders>
+              <w:top w:val="single" w:color="D0D8E4" w:sz="4"/>
+              <w:left w:val="single" w:color="D0D8E4" w:sz="4"/>
+              <w:bottom w:val="single" w:color="D0D8E4" w:sz="4"/>
+              <w:right w:val="single" w:color="D0D8E4" w:sz="4"/>
+            </w:tcBorders>
+            <w:shd w:fill="F0F4F8" w:color="auto" w:val="clear"/>
+            <w:tcMar>
+              <w:top w:type="dxa" w:w="50"/>
+              <w:left w:type="dxa" w:w="120"/>
+              <w:bottom w:type="dxa" w:w="50"/>
+              <w:right w:type="dxa" w:w="60"/>
+            </w:tcMar>
+          </w:tcPr>
+          <w:p>
+            <w:r>
+              <w:rPr>
+                <w:rFonts w:ascii="Calibri" w:cs="Calibri" w:eastAsia="Calibri" w:hAnsi="Calibri"/>
+                <w:sz w:val="20"/>
+                <w:szCs w:val="20"/>
+              </w:rPr>
+              <w:t xml:space="preserve"> </w:t>
+            </w:r>
+          </w:p>
+        </w:tc>
+        <w:tc>
+          <w:tcPr>
+            <w:tcW w:type="dxa" w:w="3400"/>
+            <w:tcBorders>
+              <w:top w:val="single" w:color="D0D8E4" w:sz="4"/>
+              <w:left w:val="single" w:color="D0D8E4" w:sz="4"/>
+              <w:bottom w:val="single" w:color="D0D8E4" w:sz="4"/>
+              <w:right w:val="single" w:color="D0D8E4" w:sz="4"/>
+            </w:tcBorders>
+            <w:shd w:fill="F0F4F8" w:color="auto" w:val="clear"/>
+            <w:tcMar>
+              <w:top w:type="dxa" w:w="50"/>
+              <w:left w:type="dxa" w:w="120"/>
+              <w:bottom w:type="dxa" w:w="50"/>
+              <w:right w:type="dxa" w:w="60"/>
+            </w:tcMar>
+          </w:tcPr>
+          <w:p>
+            <w:r>
+              <w:rPr>
+                <w:rFonts w:ascii="Calibri" w:cs="Calibri" w:eastAsia="Calibri" w:hAnsi="Calibri"/>
+                <w:sz w:val="20"/>
+                <w:szCs w:val="20"/>
+              </w:rPr>
+              <w:t xml:space="preserve"> </w:t>
+            </w:r>
+          </w:p>
+        </w:tc>
+        <w:tc>
+          <w:tcPr>
+            <w:tcW w:type="dxa" w:w="2026"/>
+            <w:tcBorders>
+              <w:top w:val="single" w:color="D0D8E4" w:sz="4"/>
+              <w:left w:val="single" w:color="D0D8E4" w:sz="4"/>
+              <w:bottom w:val="single" w:color="D0D8E4" w:sz="4"/>
+              <w:right w:val="single" w:color="D0D8E4" w:sz="4"/>
+            </w:tcBorders>
+            <w:shd w:fill="F0F4F8" w:color="auto" w:val="clear"/>
+            <w:tcMar>
+              <w:top w:type="dxa" w:w="50"/>
+              <w:left w:type="dxa" w:w="120"/>
+              <w:bottom w:type="dxa" w:w="50"/>
+              <w:right w:type="dxa" w:w="60"/>
+            </w:tcMar>
+          </w:tcPr>
+          <w:p>
+            <w:r>
+              <w:rPr>
+                <w:rFonts w:ascii="Calibri" w:cs="Calibri" w:eastAsia="Calibri" w:hAnsi="Calibri"/>
+                <w:sz w:val="20"/>
+                <w:szCs w:val="20"/>
+              </w:rPr>
+              <w:t xml:space="preserve"> </w:t>
+            </w:r>
+          </w:p>
+        </w:tc>
+      </w:tr>
+      <w:tr>
+        <w:tc>
+          <w:tcPr>
+            <w:tcW w:type="dxa" w:w="3200"/>
+            <w:tcBorders>
+              <w:top w:val="single" w:color="D0D8E4" w:sz="4"/>
+              <w:left w:val="single" w:color="D0D8E4" w:sz="4"/>
+              <w:bottom w:val="single" w:color="D0D8E4" w:sz="4"/>
+              <w:right w:val="single" w:color="D0D8E4" w:sz="4"/>
+            </w:tcBorders>
+            <w:shd w:fill="FFFFFF" w:color="auto" w:val="clear"/>
+            <w:tcMar>
+              <w:top w:type="dxa" w:w="50"/>
+              <w:left w:type="dxa" w:w="120"/>
+              <w:bottom w:type="dxa" w:w="50"/>
+              <w:right w:type="dxa" w:w="60"/>
+            </w:tcMar>
+          </w:tcPr>
+          <w:p>
+            <w:r>
+              <w:rPr>
+                <w:rFonts w:ascii="Calibri" w:cs="Calibri" w:eastAsia="Calibri" w:hAnsi="Calibri"/>
+                <w:color w:val="7F7F7F"/>
+                <w:sz w:val="20"/>
+                <w:szCs w:val="20"/>
+              </w:rPr>
+              <w:t xml:space="preserve">7.  </w:t>
+            </w:r>
+          </w:p>
+        </w:tc>
+        <w:tc>
+          <w:tcPr>
+            <w:tcW w:type="dxa" w:w="2000"/>
+            <w:tcBorders>
+              <w:top w:val="single" w:color="D0D8E4" w:sz="4"/>
+              <w:left w:val="single" w:color="D0D8E4" w:sz="4"/>
+              <w:bottom w:val="single" w:color="D0D8E4" w:sz="4"/>
+              <w:right w:val="single" w:color="D0D8E4" w:sz="4"/>
+            </w:tcBorders>
+            <w:shd w:fill="FFFFFF" w:color="auto" w:val="clear"/>
+            <w:tcMar>
+              <w:top w:type="dxa" w:w="50"/>
+              <w:left w:type="dxa" w:w="120"/>
+              <w:bottom w:type="dxa" w:w="50"/>
+              <w:right w:type="dxa" w:w="60"/>
+            </w:tcMar>
+          </w:tcPr>
+          <w:p>
+            <w:r>
+              <w:rPr>
+                <w:rFonts w:ascii="Calibri" w:cs="Calibri" w:eastAsia="Calibri" w:hAnsi="Calibri"/>
+                <w:sz w:val="20"/>
+                <w:szCs w:val="20"/>
+              </w:rPr>
+              <w:t xml:space="preserve"> </w:t>
+            </w:r>
+          </w:p>
+        </w:tc>
+        <w:tc>
+          <w:tcPr>
+            <w:tcW w:type="dxa" w:w="3400"/>
+            <w:tcBorders>
+              <w:top w:val="single" w:color="D0D8E4" w:sz="4"/>
+              <w:left w:val="single" w:color="D0D8E4" w:sz="4"/>
+              <w:bottom w:val="single" w:color="D0D8E4" w:sz="4"/>
+              <w:right w:val="single" w:color="D0D8E4" w:sz="4"/>
+            </w:tcBorders>
+            <w:shd w:fill="FFFFFF" w:color="auto" w:val="clear"/>
+            <w:tcMar>
+              <w:top w:type="dxa" w:w="50"/>
+              <w:left w:type="dxa" w:w="120"/>
+              <w:bottom w:type="dxa" w:w="50"/>
+              <w:right w:type="dxa" w:w="60"/>
+            </w:tcMar>
+          </w:tcPr>
+          <w:p>
+            <w:r>
+              <w:rPr>
+                <w:rFonts w:ascii="Calibri" w:cs="Calibri" w:eastAsia="Calibri" w:hAnsi="Calibri"/>
+                <w:sz w:val="20"/>
+                <w:szCs w:val="20"/>
+              </w:rPr>
+              <w:t xml:space="preserve"> </w:t>
+            </w:r>
+          </w:p>
+        </w:tc>
+        <w:tc>
+          <w:tcPr>
+            <w:tcW w:type="dxa" w:w="2026"/>
+            <w:tcBorders>
+              <w:top w:val="single" w:color="D0D8E4" w:sz="4"/>
+              <w:left w:val="single" w:color="D0D8E4" w:sz="4"/>
+              <w:bottom w:val="single" w:color="D0D8E4" w:sz="4"/>
+              <w:right w:val="single" w:color="D0D8E4" w:sz="4"/>
+            </w:tcBorders>
+            <w:shd w:fill="FFFFFF" w:color="auto" w:val="clear"/>
+            <w:tcMar>
+              <w:top w:type="dxa" w:w="50"/>
+              <w:left w:type="dxa" w:w="120"/>
+              <w:bottom w:type="dxa" w:w="50"/>
+              <w:right w:type="dxa" w:w="60"/>
+            </w:tcMar>
+          </w:tcPr>
+          <w:p>
+            <w:r>
+              <w:rPr>
+                <w:rFonts w:ascii="Calibri" w:cs="Calibri" w:eastAsia="Calibri" w:hAnsi="Calibri"/>
+                <w:sz w:val="20"/>
+                <w:szCs w:val="20"/>
+              </w:rPr>
+              <w:t xml:space="preserve"> </w:t>
+            </w:r>
+          </w:p>
+        </w:tc>
+      </w:tr>
+      <w:tr>
+        <w:tc>
+          <w:tcPr>
+            <w:tcW w:type="dxa" w:w="3200"/>
+            <w:tcBorders>
+              <w:top w:val="single" w:color="D0D8E4" w:sz="4"/>
+              <w:left w:val="single" w:color="D0D8E4" w:sz="4"/>
+              <w:bottom w:val="single" w:color="D0D8E4" w:sz="4"/>
+              <w:right w:val="single" w:color="D0D8E4" w:sz="4"/>
+            </w:tcBorders>
+            <w:shd w:fill="F0F4F8" w:color="auto" w:val="clear"/>
+            <w:tcMar>
+              <w:top w:type="dxa" w:w="50"/>
+              <w:left w:type="dxa" w:w="120"/>
+              <w:bottom w:type="dxa" w:w="50"/>
+              <w:right w:type="dxa" w:w="60"/>
+            </w:tcMar>
+          </w:tcPr>
+          <w:p>
+            <w:r>
+              <w:rPr>
+                <w:rFonts w:ascii="Calibri" w:cs="Calibri" w:eastAsia="Calibri" w:hAnsi="Calibri"/>
+                <w:color w:val="7F7F7F"/>
+                <w:sz w:val="20"/>
+                <w:szCs w:val="20"/>
+              </w:rPr>
+              <w:t xml:space="preserve">8.  </w:t>
+            </w:r>
+          </w:p>
+        </w:tc>
+        <w:tc>
+          <w:tcPr>
+            <w:tcW w:type="dxa" w:w="2000"/>
+            <w:tcBorders>
+              <w:top w:val="single" w:color="D0D8E4" w:sz="4"/>
+              <w:left w:val="single" w:color="D0D8E4" w:sz="4"/>
+              <w:bottom w:val="single" w:color="D0D8E4" w:sz="4"/>
+              <w:right w:val="single" w:color="D0D8E4" w:sz="4"/>
+            </w:tcBorders>
+            <w:shd w:fill="F0F4F8" w:color="auto" w:val="clear"/>
+            <w:tcMar>
+              <w:top w:type="dxa" w:w="50"/>
+              <w:left w:type="dxa" w:w="120"/>
+              <w:bottom w:type="dxa" w:w="50"/>
+              <w:right w:type="dxa" w:w="60"/>
+            </w:tcMar>
+          </w:tcPr>
+          <w:p>
+            <w:r>
+              <w:rPr>
+                <w:rFonts w:ascii="Calibri" w:cs="Calibri" w:eastAsia="Calibri" w:hAnsi="Calibri"/>
+                <w:sz w:val="20"/>
+                <w:szCs w:val="20"/>
+              </w:rPr>
+              <w:t xml:space="preserve"> </w:t>
+            </w:r>
+          </w:p>
+        </w:tc>
+        <w:tc>
+          <w:tcPr>
+            <w:tcW w:type="dxa" w:w="3400"/>
+            <w:tcBorders>
+              <w:top w:val="single" w:color="D0D8E4" w:sz="4"/>
+              <w:left w:val="single" w:color="D0D8E4" w:sz="4"/>
+              <w:bottom w:val="single" w:color="D0D8E4" w:sz="4"/>
+              <w:right w:val="single" w:color="D0D8E4" w:sz="4"/>
+            </w:tcBorders>
+            <w:shd w:fill="F0F4F8" w:color="auto" w:val="clear"/>
+            <w:tcMar>
+              <w:top w:type="dxa" w:w="50"/>
+              <w:left w:type="dxa" w:w="120"/>
+              <w:bottom w:type="dxa" w:w="50"/>
+              <w:right w:type="dxa" w:w="60"/>
+            </w:tcMar>
+          </w:tcPr>
+          <w:p>
+            <w:r>
+              <w:rPr>
+                <w:rFonts w:ascii="Calibri" w:cs="Calibri" w:eastAsia="Calibri" w:hAnsi="Calibri"/>
+                <w:sz w:val="20"/>
+                <w:szCs w:val="20"/>
+              </w:rPr>
+              <w:t xml:space="preserve"> </w:t>
+            </w:r>
+          </w:p>
+        </w:tc>
+        <w:tc>
+          <w:tcPr>
+            <w:tcW w:type="dxa" w:w="2026"/>
+            <w:tcBorders>
+              <w:top w:val="single" w:color="D0D8E4" w:sz="4"/>
+              <w:left w:val="single" w:color="D0D8E4" w:sz="4"/>
+              <w:bottom w:val="single" w:color="D0D8E4" w:sz="4"/>
+              <w:right w:val="single" w:color="D0D8E4" w:sz="4"/>
+            </w:tcBorders>
+            <w:shd w:fill="F0F4F8" w:color="auto" w:val="clear"/>
+            <w:tcMar>
+              <w:top w:type="dxa" w:w="50"/>
+              <w:left w:type="dxa" w:w="120"/>
+              <w:bottom w:type="dxa" w:w="50"/>
+              <w:right w:type="dxa" w:w="60"/>
+            </w:tcMar>
+          </w:tcPr>
+          <w:p>
+            <w:r>
+              <w:rPr>
+                <w:rFonts w:ascii="Calibri" w:cs="Calibri" w:eastAsia="Calibri" w:hAnsi="Calibri"/>
+                <w:sz w:val="20"/>
+                <w:szCs w:val="20"/>
+              </w:rPr>
+              <w:t xml:space="preserve"> </w:t>
+            </w:r>
+          </w:p>
+        </w:tc>
+      </w:tr>
+      <w:tr>
+        <w:tc>
+          <w:tcPr>
+            <w:tcW w:type="dxa" w:w="3200"/>
+            <w:tcBorders>
+              <w:top w:val="single" w:color="D0D8E4" w:sz="4"/>
+              <w:left w:val="single" w:color="D0D8E4" w:sz="4"/>
+              <w:bottom w:val="single" w:color="D0D8E4" w:sz="4"/>
+              <w:right w:val="single" w:color="D0D8E4" w:sz="4"/>
+            </w:tcBorders>
+            <w:shd w:fill="FFFFFF" w:color="auto" w:val="clear"/>
+            <w:tcMar>
+              <w:top w:type="dxa" w:w="50"/>
+              <w:left w:type="dxa" w:w="120"/>
+              <w:bottom w:type="dxa" w:w="50"/>
+              <w:right w:type="dxa" w:w="60"/>
+            </w:tcMar>
+          </w:tcPr>
+          <w:p>
+            <w:r>
+              <w:rPr>
+                <w:rFonts w:ascii="Calibri" w:cs="Calibri" w:eastAsia="Calibri" w:hAnsi="Calibri"/>
+                <w:color w:val="7F7F7F"/>
+                <w:sz w:val="20"/>
+                <w:szCs w:val="20"/>
+              </w:rPr>
+              <w:t xml:space="preserve">9.  </w:t>
+            </w:r>
+          </w:p>
+        </w:tc>
+        <w:tc>
+          <w:tcPr>
+            <w:tcW w:type="dxa" w:w="2000"/>
+            <w:tcBorders>
+              <w:top w:val="single" w:color="D0D8E4" w:sz="4"/>
+              <w:left w:val="single" w:color="D0D8E4" w:sz="4"/>
+              <w:bottom w:val="single" w:color="D0D8E4" w:sz="4"/>
+              <w:right w:val="single" w:color="D0D8E4" w:sz="4"/>
+            </w:tcBorders>
+            <w:shd w:fill="FFFFFF" w:color="auto" w:val="clear"/>
+            <w:tcMar>
+              <w:top w:type="dxa" w:w="50"/>
+              <w:left w:type="dxa" w:w="120"/>
+              <w:bottom w:type="dxa" w:w="50"/>
+              <w:right w:type="dxa" w:w="60"/>
+            </w:tcMar>
+          </w:tcPr>
+          <w:p>
+            <w:r>
+              <w:rPr>
+                <w:rFonts w:ascii="Calibri" w:cs="Calibri" w:eastAsia="Calibri" w:hAnsi="Calibri"/>
+                <w:sz w:val="20"/>
+                <w:szCs w:val="20"/>
+              </w:rPr>
+              <w:t xml:space="preserve"> </w:t>
+            </w:r>
+          </w:p>
+        </w:tc>
+        <w:tc>
+          <w:tcPr>
+            <w:tcW w:type="dxa" w:w="3400"/>
+            <w:tcBorders>
+              <w:top w:val="single" w:color="D0D8E4" w:sz="4"/>
+              <w:left w:val="single" w:color="D0D8E4" w:sz="4"/>
+              <w:bottom w:val="single" w:color="D0D8E4" w:sz="4"/>
+              <w:right w:val="single" w:color="D0D8E4" w:sz="4"/>
+            </w:tcBorders>
+            <w:shd w:fill="FFFFFF" w:color="auto" w:val="clear"/>
+            <w:tcMar>
+              <w:top w:type="dxa" w:w="50"/>
+              <w:left w:type="dxa" w:w="120"/>
+              <w:bottom w:type="dxa" w:w="50"/>
+              <w:right w:type="dxa" w:w="60"/>
+            </w:tcMar>
+          </w:tcPr>
+          <w:p>
+            <w:r>
+              <w:rPr>
+                <w:rFonts w:ascii="Calibri" w:cs="Calibri" w:eastAsia="Calibri" w:hAnsi="Calibri"/>
+                <w:sz w:val="20"/>
+                <w:szCs w:val="20"/>
+              </w:rPr>
+              <w:t xml:space="preserve"> </w:t>
+            </w:r>
+          </w:p>
+        </w:tc>
+        <w:tc>
+          <w:tcPr>
+            <w:tcW w:type="dxa" w:w="2026"/>
+            <w:tcBorders>
+              <w:top w:val="single" w:color="D0D8E4" w:sz="4"/>
+              <w:left w:val="single" w:color="D0D8E4" w:sz="4"/>
+              <w:bottom w:val="single" w:color="D0D8E4" w:sz="4"/>
+              <w:right w:val="single" w:color="D0D8E4" w:sz="4"/>
+            </w:tcBorders>
+            <w:shd w:fill="FFFFFF" w:color="auto" w:val="clear"/>
+            <w:tcMar>
+              <w:top w:type="dxa" w:w="50"/>
+              <w:left w:type="dxa" w:w="120"/>
+              <w:bottom w:type="dxa" w:w="50"/>
+              <w:right w:type="dxa" w:w="60"/>
+            </w:tcMar>
+          </w:tcPr>
+          <w:p>
+            <w:r>
+              <w:rPr>
+                <w:rFonts w:ascii="Calibri" w:cs="Calibri" w:eastAsia="Calibri" w:hAnsi="Calibri"/>
+                <w:sz w:val="20"/>
+                <w:szCs w:val="20"/>
+              </w:rPr>
+              <w:t xml:space="preserve"> </w:t>
+            </w:r>
+          </w:p>
+        </w:tc>
+      </w:tr>
+      <w:tr>
+        <w:tc>
+          <w:tcPr>
+            <w:tcW w:type="dxa" w:w="3200"/>
+            <w:tcBorders>
+              <w:top w:val="single" w:color="D0D8E4" w:sz="4"/>
+              <w:left w:val="single" w:color="D0D8E4" w:sz="4"/>
+              <w:bottom w:val="single" w:color="D0D8E4" w:sz="4"/>
+              <w:right w:val="single" w:color="D0D8E4" w:sz="4"/>
+            </w:tcBorders>
+            <w:shd w:fill="F0F4F8" w:color="auto" w:val="clear"/>
+            <w:tcMar>
+              <w:top w:type="dxa" w:w="50"/>
+              <w:left w:type="dxa" w:w="120"/>
+              <w:bottom w:type="dxa" w:w="50"/>
+              <w:right w:type="dxa" w:w="60"/>
+            </w:tcMar>
+          </w:tcPr>
+          <w:p>
+            <w:r>
+              <w:rPr>
+                <w:rFonts w:ascii="Calibri" w:cs="Calibri" w:eastAsia="Calibri" w:hAnsi="Calibri"/>
+                <w:color w:val="7F7F7F"/>
+                <w:sz w:val="20"/>
+                <w:szCs w:val="20"/>
+              </w:rPr>
+              <w:t xml:space="preserve">10.  </w:t>
+            </w:r>
+          </w:p>
+        </w:tc>
+        <w:tc>
+          <w:tcPr>
+            <w:tcW w:type="dxa" w:w="2000"/>
+            <w:tcBorders>
+              <w:top w:val="single" w:color="D0D8E4" w:sz="4"/>
+              <w:left w:val="single" w:color="D0D8E4" w:sz="4"/>
+              <w:bottom w:val="single" w:color="D0D8E4" w:sz="4"/>
+              <w:right w:val="single" w:color="D0D8E4" w:sz="4"/>
+            </w:tcBorders>
+            <w:shd w:fill="F0F4F8" w:color="auto" w:val="clear"/>
+            <w:tcMar>
+              <w:top w:type="dxa" w:w="50"/>
+              <w:left w:type="dxa" w:w="120"/>
+              <w:bottom w:type="dxa" w:w="50"/>
+              <w:right w:type="dxa" w:w="60"/>
+            </w:tcMar>
+          </w:tcPr>
+          <w:p>
+            <w:r>
+              <w:rPr>
+                <w:rFonts w:ascii="Calibri" w:cs="Calibri" w:eastAsia="Calibri" w:hAnsi="Calibri"/>
+                <w:sz w:val="20"/>
+                <w:szCs w:val="20"/>
+              </w:rPr>
+              <w:t xml:space="preserve"> </w:t>
+            </w:r>
+          </w:p>
+        </w:tc>
+        <w:tc>
+          <w:tcPr>
+            <w:tcW w:type="dxa" w:w="3400"/>
+            <w:tcBorders>
+              <w:top w:val="single" w:color="D0D8E4" w:sz="4"/>
+              <w:left w:val="single" w:color="D0D8E4" w:sz="4"/>
+              <w:bottom w:val="single" w:color="D0D8E4" w:sz="4"/>
+              <w:right w:val="single" w:color="D0D8E4" w:sz="4"/>
+            </w:tcBorders>
+            <w:shd w:fill="F0F4F8" w:color="auto" w:val="clear"/>
+            <w:tcMar>
+              <w:top w:type="dxa" w:w="50"/>
+              <w:left w:type="dxa" w:w="120"/>
+              <w:bottom w:type="dxa" w:w="50"/>
+              <w:right w:type="dxa" w:w="60"/>
+            </w:tcMar>
+          </w:tcPr>
+          <w:p>
+            <w:r>
+              <w:rPr>
+                <w:rFonts w:ascii="Calibri" w:cs="Calibri" w:eastAsia="Calibri" w:hAnsi="Calibri"/>
+                <w:sz w:val="20"/>
+                <w:szCs w:val="20"/>
+              </w:rPr>
+              <w:t xml:space="preserve"> </w:t>
+            </w:r>
+          </w:p>
+        </w:tc>
+        <w:tc>
+          <w:tcPr>
+            <w:tcW w:type="dxa" w:w="2026"/>
+            <w:tcBorders>
+              <w:top w:val="single" w:color="D0D8E4" w:sz="4"/>
+              <w:left w:val="single" w:color="D0D8E4" w:sz="4"/>
+              <w:bottom w:val="single" w:color="D0D8E4" w:sz="4"/>
+              <w:right w:val="single" w:color="D0D8E4" w:sz="4"/>
+            </w:tcBorders>
+            <w:shd w:fill="F0F4F8" w:color="auto" w:val="clear"/>
+            <w:tcMar>
+              <w:top w:type="dxa" w:w="50"/>
+              <w:left w:type="dxa" w:w="120"/>
+              <w:bottom w:type="dxa" w:w="50"/>
+              <w:right w:type="dxa" w:w="60"/>
+            </w:tcMar>
+          </w:tcPr>
+          <w:p>
+            <w:r>
+              <w:rPr>
+                <w:rFonts w:ascii="Calibri" w:cs="Calibri" w:eastAsia="Calibri" w:hAnsi="Calibri"/>
+                <w:sz w:val="20"/>
+                <w:szCs w:val="20"/>
+              </w:rPr>
+              <w:t xml:space="preserve"> </w:t>
+            </w:r>
+          </w:p>
+        </w:tc>
+      </w:tr>
+      <w:tr>
+        <w:tc>
+          <w:tcPr>
+            <w:tcW w:type="dxa" w:w="3200"/>
+            <w:tcBorders>
+              <w:top w:val="single" w:color="D0D8E4" w:sz="4"/>
+              <w:left w:val="single" w:color="D0D8E4" w:sz="4"/>
+              <w:bottom w:val="single" w:color="D0D8E4" w:sz="4"/>
+              <w:right w:val="single" w:color="D0D8E4" w:sz="4"/>
+            </w:tcBorders>
+            <w:shd w:fill="FFFFFF" w:color="auto" w:val="clear"/>
+            <w:tcMar>
+              <w:top w:type="dxa" w:w="50"/>
+              <w:left w:type="dxa" w:w="120"/>
+              <w:bottom w:type="dxa" w:w="50"/>
+              <w:right w:type="dxa" w:w="60"/>
+            </w:tcMar>
+          </w:tcPr>
+          <w:p>
+            <w:r>
+              <w:rPr>
+                <w:rFonts w:ascii="Calibri" w:cs="Calibri" w:eastAsia="Calibri" w:hAnsi="Calibri"/>
+                <w:color w:val="7F7F7F"/>
+                <w:sz w:val="20"/>
+                <w:szCs w:val="20"/>
+              </w:rPr>
+              <w:t xml:space="preserve">11.  </w:t>
+            </w:r>
+          </w:p>
+        </w:tc>
+        <w:tc>
+          <w:tcPr>
+            <w:tcW w:type="dxa" w:w="2000"/>
+            <w:tcBorders>
+              <w:top w:val="single" w:color="D0D8E4" w:sz="4"/>
+              <w:left w:val="single" w:color="D0D8E4" w:sz="4"/>
+              <w:bottom w:val="single" w:color="D0D8E4" w:sz="4"/>
+              <w:right w:val="single" w:color="D0D8E4" w:sz="4"/>
+            </w:tcBorders>
+            <w:shd w:fill="FFFFFF" w:color="auto" w:val="clear"/>
+            <w:tcMar>
+              <w:top w:type="dxa" w:w="50"/>
+              <w:left w:type="dxa" w:w="120"/>
+              <w:bottom w:type="dxa" w:w="50"/>
+              <w:right w:type="dxa" w:w="60"/>
+            </w:tcMar>
+          </w:tcPr>
+          <w:p>
+            <w:r>
+              <w:rPr>
+                <w:rFonts w:ascii="Calibri" w:cs="Calibri" w:eastAsia="Calibri" w:hAnsi="Calibri"/>
+                <w:sz w:val="20"/>
+                <w:szCs w:val="20"/>
+              </w:rPr>
+              <w:t xml:space="preserve"> </w:t>
+            </w:r>
+          </w:p>
+        </w:tc>
+        <w:tc>
+          <w:tcPr>
+            <w:tcW w:type="dxa" w:w="3400"/>
+            <w:tcBorders>
+              <w:top w:val="single" w:color="D0D8E4" w:sz="4"/>
+              <w:left w:val="single" w:color="D0D8E4" w:sz="4"/>
+              <w:bottom w:val="single" w:color="D0D8E4" w:sz="4"/>
+              <w:right w:val="single" w:color="D0D8E4" w:sz="4"/>
+            </w:tcBorders>
+            <w:shd w:fill="FFFFFF" w:color="auto" w:val="clear"/>
+            <w:tcMar>
+              <w:top w:type="dxa" w:w="50"/>
+              <w:left w:type="dxa" w:w="120"/>
+              <w:bottom w:type="dxa" w:w="50"/>
+              <w:right w:type="dxa" w:w="60"/>
+            </w:tcMar>
+          </w:tcPr>
+          <w:p>
+            <w:r>
+              <w:rPr>
+                <w:rFonts w:ascii="Calibri" w:cs="Calibri" w:eastAsia="Calibri" w:hAnsi="Calibri"/>
+                <w:sz w:val="20"/>
+                <w:szCs w:val="20"/>
+              </w:rPr>
+              <w:t xml:space="preserve"> </w:t>
+            </w:r>
+          </w:p>
+        </w:tc>
+        <w:tc>
+          <w:tcPr>
+            <w:tcW w:type="dxa" w:w="2026"/>
+            <w:tcBorders>
+              <w:top w:val="single" w:color="D0D8E4" w:sz="4"/>
+              <w:left w:val="single" w:color="D0D8E4" w:sz="4"/>
+              <w:bottom w:val="single" w:color="D0D8E4" w:sz="4"/>
+              <w:right w:val="single" w:color="D0D8E4" w:sz="4"/>
+            </w:tcBorders>
+            <w:shd w:fill="FFFFFF" w:color="auto" w:val="clear"/>
+            <w:tcMar>
+              <w:top w:type="dxa" w:w="50"/>
+              <w:left w:type="dxa" w:w="120"/>
+              <w:bottom w:type="dxa" w:w="50"/>
+              <w:right w:type="dxa" w:w="60"/>
+            </w:tcMar>
+          </w:tcPr>
+          <w:p>
+            <w:r>
+              <w:rPr>
+                <w:rFonts w:ascii="Calibri" w:cs="Calibri" w:eastAsia="Calibri" w:hAnsi="Calibri"/>
+                <w:sz w:val="20"/>
+                <w:szCs w:val="20"/>
+              </w:rPr>
+              <w:t xml:space="preserve"> </w:t>
+            </w:r>
+          </w:p>
+        </w:tc>
+      </w:tr>
+      <w:tr>
+        <w:tc>
+          <w:tcPr>
+            <w:tcW w:type="dxa" w:w="3200"/>
+            <w:tcBorders>
+              <w:top w:val="single" w:color="D0D8E4" w:sz="4"/>
+              <w:left w:val="single" w:color="D0D8E4" w:sz="4"/>
+              <w:bottom w:val="single" w:color="D0D8E4" w:sz="4"/>
+              <w:right w:val="single" w:color="D0D8E4" w:sz="4"/>
+            </w:tcBorders>
+            <w:shd w:fill="F0F4F8" w:color="auto" w:val="clear"/>
+            <w:tcMar>
+              <w:top w:type="dxa" w:w="50"/>
+              <w:left w:type="dxa" w:w="120"/>
+              <w:bottom w:type="dxa" w:w="50"/>
+              <w:right w:type="dxa" w:w="60"/>
+            </w:tcMar>
+          </w:tcPr>
+          <w:p>
+            <w:r>
+              <w:rPr>
+                <w:rFonts w:ascii="Calibri" w:cs="Calibri" w:eastAsia="Calibri" w:hAnsi="Calibri"/>
+                <w:color w:val="7F7F7F"/>
+                <w:sz w:val="20"/>
+                <w:szCs w:val="20"/>
+              </w:rPr>
+              <w:t xml:space="preserve">12.  </w:t>
+            </w:r>
+          </w:p>
+        </w:tc>
+        <w:tc>
+          <w:tcPr>
+            <w:tcW w:type="dxa" w:w="2000"/>
+            <w:tcBorders>
+              <w:top w:val="single" w:color="D0D8E4" w:sz="4"/>
+              <w:left w:val="single" w:color="D0D8E4" w:sz="4"/>
+              <w:bottom w:val="single" w:color="D0D8E4" w:sz="4"/>
+              <w:right w:val="single" w:color="D0D8E4" w:sz="4"/>
+            </w:tcBorders>
+            <w:shd w:fill="F0F4F8" w:color="auto" w:val="clear"/>
+            <w:tcMar>
+              <w:top w:type="dxa" w:w="50"/>
+              <w:left w:type="dxa" w:w="120"/>
+              <w:bottom w:type="dxa" w:w="50"/>
+              <w:right w:type="dxa" w:w="60"/>
+            </w:tcMar>
+          </w:tcPr>
+          <w:p>
+            <w:r>
+              <w:rPr>
+                <w:rFonts w:ascii="Calibri" w:cs="Calibri" w:eastAsia="Calibri" w:hAnsi="Calibri"/>
+                <w:sz w:val="20"/>
+                <w:szCs w:val="20"/>
+              </w:rPr>
+              <w:t xml:space="preserve"> </w:t>
+            </w:r>
+          </w:p>
+        </w:tc>
+        <w:tc>
+          <w:tcPr>
+            <w:tcW w:type="dxa" w:w="3400"/>
+            <w:tcBorders>
+              <w:top w:val="single" w:color="D0D8E4" w:sz="4"/>
+              <w:left w:val="single" w:color="D0D8E4" w:sz="4"/>
+              <w:bottom w:val="single" w:color="D0D8E4" w:sz="4"/>
+              <w:right w:val="single" w:color="D0D8E4" w:sz="4"/>
+            </w:tcBorders>
+            <w:shd w:fill="F0F4F8" w:color="auto" w:val="clear"/>
+            <w:tcMar>
+              <w:top w:type="dxa" w:w="50"/>
+              <w:left w:type="dxa" w:w="120"/>
+              <w:bottom w:type="dxa" w:w="50"/>
+              <w:right w:type="dxa" w:w="60"/>
+            </w:tcMar>
+          </w:tcPr>
+          <w:p>
+            <w:r>
+              <w:rPr>
+                <w:rFonts w:ascii="Calibri" w:cs="Calibri" w:eastAsia="Calibri" w:hAnsi="Calibri"/>
+                <w:sz w:val="20"/>
+                <w:szCs w:val="20"/>
+              </w:rPr>
+              <w:t xml:space="preserve"> </w:t>
+            </w:r>
+          </w:p>
+        </w:tc>
+        <w:tc>
+          <w:tcPr>
+            <w:tcW w:type="dxa" w:w="2026"/>
+            <w:tcBorders>
+              <w:top w:val="single" w:color="D0D8E4" w:sz="4"/>
+              <w:left w:val="single" w:color="D0D8E4" w:sz="4"/>
+              <w:bottom w:val="single" w:color="D0D8E4" w:sz="4"/>
+              <w:right w:val="single" w:color="D0D8E4" w:sz="4"/>
+            </w:tcBorders>
+            <w:shd w:fill="F0F4F8" w:color="auto" w:val="clear"/>
+            <w:tcMar>
+              <w:top w:type="dxa" w:w="50"/>
+              <w:left w:type="dxa" w:w="120"/>
+              <w:bottom w:type="dxa" w:w="50"/>
+              <w:right w:type="dxa" w:w="60"/>
+            </w:tcMar>
+          </w:tcPr>
+          <w:p>
+            <w:r>
+              <w:rPr>
+                <w:rFonts w:ascii="Calibri" w:cs="Calibri" w:eastAsia="Calibri" w:hAnsi="Calibri"/>
+                <w:sz w:val="20"/>
+                <w:szCs w:val="20"/>
+              </w:rPr>
+              <w:t xml:space="preserve"> </w:t>
+            </w:r>
+          </w:p>
+        </w:tc>
+      </w:tr>
+      <w:tr>
+        <w:tc>
+          <w:tcPr>
+            <w:tcW w:type="dxa" w:w="3200"/>
+            <w:tcBorders>
+              <w:top w:val="single" w:color="D0D8E4" w:sz="4"/>
+              <w:left w:val="single" w:color="D0D8E4" w:sz="4"/>
+              <w:bottom w:val="single" w:color="D0D8E4" w:sz="4"/>
+              <w:right w:val="single" w:color="D0D8E4" w:sz="4"/>
+            </w:tcBorders>
+            <w:shd w:fill="FFFFFF" w:color="auto" w:val="clear"/>
+            <w:tcMar>
+              <w:top w:type="dxa" w:w="50"/>
+              <w:left w:type="dxa" w:w="120"/>
+              <w:bottom w:type="dxa" w:w="50"/>
+              <w:right w:type="dxa" w:w="60"/>
+            </w:tcMar>
+          </w:tcPr>
+          <w:p>
+            <w:r>
+              <w:rPr>
+                <w:rFonts w:ascii="Calibri" w:cs="Calibri" w:eastAsia="Calibri" w:hAnsi="Calibri"/>
+                <w:color w:val="7F7F7F"/>
+                <w:sz w:val="20"/>
+                <w:szCs w:val="20"/>
+              </w:rPr>
+              <w:t xml:space="preserve">13.  </w:t>
+            </w:r>
+          </w:p>
+        </w:tc>
+        <w:tc>
+          <w:tcPr>
+            <w:tcW w:type="dxa" w:w="2000"/>
+            <w:tcBorders>
+              <w:top w:val="single" w:color="D0D8E4" w:sz="4"/>
+              <w:left w:val="single" w:color="D0D8E4" w:sz="4"/>
+              <w:bottom w:val="single" w:color="D0D8E4" w:sz="4"/>
+              <w:right w:val="single" w:color="D0D8E4" w:sz="4"/>
+            </w:tcBorders>
+            <w:shd w:fill="FFFFFF" w:color="auto" w:val="clear"/>
+            <w:tcMar>
+              <w:top w:type="dxa" w:w="50"/>
+              <w:left w:type="dxa" w:w="120"/>
+              <w:bottom w:type="dxa" w:w="50"/>
+              <w:right w:type="dxa" w:w="60"/>
+            </w:tcMar>
+          </w:tcPr>
+          <w:p>
+            <w:r>
+              <w:rPr>
+                <w:rFonts w:ascii="Calibri" w:cs="Calibri" w:eastAsia="Calibri" w:hAnsi="Calibri"/>
+                <w:sz w:val="20"/>
+                <w:szCs w:val="20"/>
+              </w:rPr>
+              <w:t xml:space="preserve"> </w:t>
+            </w:r>
+          </w:p>
+        </w:tc>
+        <w:tc>
+          <w:tcPr>
+            <w:tcW w:type="dxa" w:w="3400"/>
+            <w:tcBorders>
+              <w:top w:val="single" w:color="D0D8E4" w:sz="4"/>
+              <w:left w:val="single" w:color="D0D8E4" w:sz="4"/>
+              <w:bottom w:val="single" w:color="D0D8E4" w:sz="4"/>
+              <w:right w:val="single" w:color="D0D8E4" w:sz="4"/>
+            </w:tcBorders>
+            <w:shd w:fill="FFFFFF" w:color="auto" w:val="clear"/>
+            <w:tcMar>
+              <w:top w:type="dxa" w:w="50"/>
+              <w:left w:type="dxa" w:w="120"/>
+              <w:bottom w:type="dxa" w:w="50"/>
+              <w:right w:type="dxa" w:w="60"/>
+            </w:tcMar>
+          </w:tcPr>
+          <w:p>
+            <w:r>
+              <w:rPr>
+                <w:rFonts w:ascii="Calibri" w:cs="Calibri" w:eastAsia="Calibri" w:hAnsi="Calibri"/>
+                <w:sz w:val="20"/>
+                <w:szCs w:val="20"/>
+              </w:rPr>
+              <w:t xml:space="preserve"> </w:t>
+            </w:r>
+          </w:p>
+        </w:tc>
+        <w:tc>
+          <w:tcPr>
+            <w:tcW w:type="dxa" w:w="2026"/>
+            <w:tcBorders>
+              <w:top w:val="single" w:color="D0D8E4" w:sz="4"/>
+              <w:left w:val="single" w:color="D0D8E4" w:sz="4"/>
+              <w:bottom w:val="single" w:color="D0D8E4" w:sz="4"/>
+              <w:right w:val="single" w:color="D0D8E4" w:sz="4"/>
+            </w:tcBorders>
+            <w:shd w:fill="FFFFFF" w:color="auto" w:val="clear"/>
+            <w:tcMar>
+              <w:top w:type="dxa" w:w="50"/>
+              <w:left w:type="dxa" w:w="120"/>
+              <w:bottom w:type="dxa" w:w="50"/>
+              <w:right w:type="dxa" w:w="60"/>
+            </w:tcMar>
+          </w:tcPr>
+          <w:p>
+            <w:r>
+              <w:rPr>
+                <w:rFonts w:ascii="Calibri" w:cs="Calibri" w:eastAsia="Calibri" w:hAnsi="Calibri"/>
+                <w:sz w:val="20"/>
+                <w:szCs w:val="20"/>
+              </w:rPr>
+              <w:t xml:space="preserve"> </w:t>
+            </w:r>
+          </w:p>
+        </w:tc>
+      </w:tr>
+      <w:tr>
+        <w:tc>
+          <w:tcPr>
+            <w:tcW w:type="dxa" w:w="3200"/>
+            <w:tcBorders>
+              <w:top w:val="single" w:color="D0D8E4" w:sz="4"/>
+              <w:left w:val="single" w:color="D0D8E4" w:sz="4"/>
+              <w:bottom w:val="single" w:color="D0D8E4" w:sz="4"/>
+              <w:right w:val="single" w:color="D0D8E4" w:sz="4"/>
+            </w:tcBorders>
+            <w:shd w:fill="F0F4F8" w:color="auto" w:val="clear"/>
+            <w:tcMar>
+              <w:top w:type="dxa" w:w="50"/>
+              <w:left w:type="dxa" w:w="120"/>
+              <w:bottom w:type="dxa" w:w="50"/>
+              <w:right w:type="dxa" w:w="60"/>
+            </w:tcMar>
+          </w:tcPr>
+          <w:p>
+            <w:r>
+              <w:rPr>
+                <w:rFonts w:ascii="Calibri" w:cs="Calibri" w:eastAsia="Calibri" w:hAnsi="Calibri"/>
+                <w:color w:val="7F7F7F"/>
+                <w:sz w:val="20"/>
+                <w:szCs w:val="20"/>
+              </w:rPr>
+              <w:t xml:space="preserve">14.  </w:t>
+            </w:r>
+          </w:p>
+        </w:tc>
+        <w:tc>
+          <w:tcPr>
+            <w:tcW w:type="dxa" w:w="2000"/>
+            <w:tcBorders>
+              <w:top w:val="single" w:color="D0D8E4" w:sz="4"/>
+              <w:left w:val="single" w:color="D0D8E4" w:sz="4"/>
+              <w:bottom w:val="single" w:color="D0D8E4" w:sz="4"/>
+              <w:right w:val="single" w:color="D0D8E4" w:sz="4"/>
+            </w:tcBorders>
+            <w:shd w:fill="F0F4F8" w:color="auto" w:val="clear"/>
+            <w:tcMar>
+              <w:top w:type="dxa" w:w="50"/>
+              <w:left w:type="dxa" w:w="120"/>
+              <w:bottom w:type="dxa" w:w="50"/>
+              <w:right w:type="dxa" w:w="60"/>
+            </w:tcMar>
+          </w:tcPr>
+          <w:p>
+            <w:r>
+              <w:rPr>
+                <w:rFonts w:ascii="Calibri" w:cs="Calibri" w:eastAsia="Calibri" w:hAnsi="Calibri"/>
+                <w:sz w:val="20"/>
+                <w:szCs w:val="20"/>
+              </w:rPr>
+              <w:t xml:space="preserve"> </w:t>
+            </w:r>
+          </w:p>
+        </w:tc>
+        <w:tc>
+          <w:tcPr>
+            <w:tcW w:type="dxa" w:w="3400"/>
+            <w:tcBorders>
+              <w:top w:val="single" w:color="D0D8E4" w:sz="4"/>
+              <w:left w:val="single" w:color="D0D8E4" w:sz="4"/>
+              <w:bottom w:val="single" w:color="D0D8E4" w:sz="4"/>
+              <w:right w:val="single" w:color="D0D8E4" w:sz="4"/>
+            </w:tcBorders>
+            <w:shd w:fill="F0F4F8" w:color="auto" w:val="clear"/>
+            <w:tcMar>
+              <w:top w:type="dxa" w:w="50"/>
+              <w:left w:type="dxa" w:w="120"/>
+              <w:bottom w:type="dxa" w:w="50"/>
+              <w:right w:type="dxa" w:w="60"/>
+            </w:tcMar>
+          </w:tcPr>
+          <w:p>
+            <w:r>
+              <w:rPr>
+                <w:rFonts w:ascii="Calibri" w:cs="Calibri" w:eastAsia="Calibri" w:hAnsi="Calibri"/>
+                <w:sz w:val="20"/>
+                <w:szCs w:val="20"/>
+              </w:rPr>
+              <w:t xml:space="preserve"> </w:t>
+            </w:r>
+          </w:p>
+        </w:tc>
+        <w:tc>
+          <w:tcPr>
+            <w:tcW w:type="dxa" w:w="2026"/>
+            <w:tcBorders>
+              <w:top w:val="single" w:color="D0D8E4" w:sz="4"/>
+              <w:left w:val="single" w:color="D0D8E4" w:sz="4"/>
+              <w:bottom w:val="single" w:color="D0D8E4" w:sz="4"/>
+              <w:right w:val="single" w:color="D0D8E4" w:sz="4"/>
+            </w:tcBorders>
+            <w:shd w:fill="F0F4F8" w:color="auto" w:val="clear"/>
+            <w:tcMar>
+              <w:top w:type="dxa" w:w="50"/>
+              <w:left w:type="dxa" w:w="120"/>
+              <w:bottom w:type="dxa" w:w="50"/>
+              <w:right w:type="dxa" w:w="60"/>
+            </w:tcMar>
+          </w:tcPr>
+          <w:p>
+            <w:r>
+              <w:rPr>
+                <w:rFonts w:ascii="Calibri" w:cs="Calibri" w:eastAsia="Calibri" w:hAnsi="Calibri"/>
+                <w:sz w:val="20"/>
+                <w:szCs w:val="20"/>
+              </w:rPr>
+              <w:t xml:space="preserve"> </w:t>
+            </w:r>
+          </w:p>
+        </w:tc>
+      </w:tr>
+    </w:tbl>
+    <w:p>
+      <w:pPr>
+        <w:spacing w:after="200" w:before="0"/>
+      </w:pPr>
+    </w:p>
+    <w:tbl>
+      <w:tblPr>
+        <w:tblW w:type="dxa" w:w="10626"/>
+        <w:tblBorders>
+          <w:top w:val="none" w:color="auto" w:sz="0"/>
+          <w:left w:val="none" w:color="auto" w:sz="0"/>
+          <w:bottom w:val="none" w:color="auto" w:sz="0"/>
+          <w:right w:val="none" w:color="auto" w:sz="0"/>
+          <w:insideH w:val="single" w:color="auto" w:sz="4"/>
+          <w:insideV w:val="single" w:color="auto" w:sz="4"/>
+        </w:tblBorders>
+      </w:tblPr>
+      <w:tblGrid>
+        <w:gridCol w:w="10626"/>
+      </w:tblGrid>
+      <w:tr>
+        <w:tc>
+          <w:tcPr>
+            <w:tcW w:type="dxa" w:w="10626"/>
+            <w:shd w:fill="1F3964" w:color="auto" w:val="clear"/>
+            <w:tcMar>
+              <w:top w:type="dxa" w:w="60"/>
+              <w:left w:type="dxa" w:w="160"/>
+              <w:bottom w:type="dxa" w:w="60"/>
+              <w:right w:type="dxa" w:w="160"/>
+            </w:tcMar>
+          </w:tcPr>
+          <w:p>
+            <w:r>
+              <w:rPr>
+                <w:rFonts w:ascii="Calibri" w:cs="Calibri" w:eastAsia="Calibri" w:hAnsi="Calibri"/>
+                <w:b/>
+                <w:bCs/>
+                <w:color w:val="FFFFFF"/>
+                <w:sz w:val="20"/>
+                <w:szCs w:val="20"/>
+              </w:rPr>
+              <w:t xml:space="preserve">B  —  CAPACITY FLAGS  (circle Y or N for each)</w:t>
+            </w:r>
+          </w:p>
+        </w:tc>
+      </w:tr>
+    </w:tbl>
+    <w:p>
+      <w:pPr>
+        <w:spacing w:after="120" w:before="0"/>
+      </w:pPr>
+    </w:p>
+    <w:tbl>
+      <w:tblPr>
+        <w:tblW w:type="dxa" w:w="10626"/>
+        <w:tblBorders>
+          <w:top w:val="none" w:color="auto" w:sz="0"/>
+          <w:left w:val="none" w:color="auto" w:sz="0"/>
+          <w:bottom w:val="none" w:color="auto" w:sz="0"/>
+          <w:right w:val="none" w:color="auto" w:sz="0"/>
+          <w:insideH w:val="single" w:color="auto" w:sz="4"/>
+          <w:insideV w:val="single" w:color="auto" w:sz="4"/>
+        </w:tblBorders>
+      </w:tblPr>
+      <w:tblGrid>
+        <w:gridCol w:w="480"/>
+        <w:gridCol w:w="200"/>
+        <w:gridCol w:w="3200"/>
+        <w:gridCol w:w="6746"/>
+      </w:tblGrid>
+      <w:tr>
+        <w:tc>
+          <w:tcPr>
+            <w:tcW w:type="dxa" w:w="480"/>
+            <w:tcBorders>
+              <w:top w:val="none" w:color="auto" w:sz="0"/>
+              <w:left w:val="none" w:color="auto" w:sz="0"/>
+              <w:bottom w:val="none" w:color="auto" w:sz="0"/>
+              <w:right w:val="none" w:color="auto" w:sz="0"/>
+            </w:tcBorders>
+            <w:tcMar>
+              <w:top w:type="dxa" w:w="60"/>
+              <w:left w:type="dxa" w:w="60"/>
+              <w:bottom w:type="dxa" w:w="60"/>
+              <w:right w:type="dxa" w:w="60"/>
+            </w:tcMar>
+          </w:tcPr>
+          <w:tbl>
+            <w:tblPr>
+              <w:tblW w:type="dxa" w:w="360"/>
+              <w:tblBorders>
+                <w:top w:val="single" w:color="auto" w:sz="4"/>
+                <w:left w:val="single" w:color="auto" w:sz="4"/>
+                <w:bottom w:val="single" w:color="auto" w:sz="4"/>
+                <w:right w:val="single" w:color="auto" w:sz="4"/>
+                <w:insideH w:val="single" w:color="auto" w:sz="4"/>
+                <w:insideV w:val="single" w:color="auto" w:sz="4"/>
+              </w:tblBorders>
+            </w:tblPr>
+            <w:tblGrid>
+              <w:gridCol w:w="180"/>
+              <w:gridCol w:w="180"/>
+            </w:tblGrid>
+            <w:tr>
+              <w:tc>
+                <w:tcPr>
+                  <w:tcW w:type="dxa" w:w="180"/>
+                  <w:tcBorders>
+                    <w:top w:val="single" w:color="1F3964" w:sz="8"/>
+                    <w:left w:val="single" w:color="1F3964" w:sz="8"/>
+                    <w:bottom w:val="single" w:color="1F3964" w:sz="8"/>
+                    <w:right w:val="single" w:color="1F3964" w:sz="8"/>
+                  </w:tcBorders>
+                  <w:shd w:fill="EFF8E8" w:color="auto" w:val="clear"/>
+                  <w:tcMar>
+                    <w:top w:type="dxa" w:w="40"/>
+                    <w:left w:type="dxa" w:w="20"/>
+                    <w:bottom w:type="dxa" w:w="40"/>
+                    <w:right w:type="dxa" w:w="20"/>
+                  </w:tcMar>
+                </w:tcPr>
+                <w:p>
+                  <w:pPr>
+                    <w:jc w:val="center"/>
+                  </w:pPr>
+                  <w:r>
+                    <w:rPr>
+                      <w:rFonts w:ascii="Calibri" w:cs="Calibri" w:eastAsia="Calibri" w:hAnsi="Calibri"/>
+                      <w:b/>
+                      <w:bCs/>
+                      <w:color w:val="375C1B"/>
+                      <w:sz w:val="24"/>
+                      <w:szCs w:val="24"/>
+                    </w:rPr>
+                    <w:t xml:space="preserve">Y</w:t>
+                  </w:r>
+                </w:p>
+              </w:tc>
+              <w:tc>
+                <w:tcPr>
+                  <w:tcW w:type="dxa" w:w="180"/>
+                  <w:tcBorders>
+                    <w:top w:val="single" w:color="1F3964" w:sz="8"/>
+                    <w:left w:val="single" w:color="1F3964" w:sz="8"/>
+                    <w:bottom w:val="single" w:color="1F3964" w:sz="8"/>
+                    <w:right w:val="single" w:color="1F3964" w:sz="8"/>
+                  </w:tcBorders>
+                  <w:shd w:fill="FFF0F0" w:color="auto" w:val="clear"/>
+                  <w:tcMar>
+                    <w:top w:type="dxa" w:w="40"/>
+                    <w:left w:type="dxa" w:w="20"/>
+                    <w:bottom w:type="dxa" w:w="40"/>
+                    <w:right w:type="dxa" w:w="20"/>
+                  </w:tcMar>
+                </w:tcPr>
+                <w:p>
+                  <w:pPr>
+                    <w:jc w:val="center"/>
+                  </w:pPr>
+                  <w:r>
+                    <w:rPr>
+                      <w:rFonts w:ascii="Calibri" w:cs="Calibri" w:eastAsia="Calibri" w:hAnsi="Calibri"/>
+                      <w:b/>
+                      <w:bCs/>
+                      <w:color w:val="C00000"/>
+                      <w:sz w:val="24"/>
+                      <w:szCs w:val="24"/>
+                    </w:rPr>
+                    <w:t xml:space="preserve">N</w:t>
+                  </w:r>
+                </w:p>
+              </w:tc>
+            </w:tr>
+          </w:tbl>
+          <w:p/>
+        </w:tc>
+        <w:tc>
+          <w:tcPr>
+            <w:tcW w:type="dxa" w:w="200"/>
+            <w:tcBorders>
+              <w:top w:val="none" w:color="auto" w:sz="0"/>
+              <w:left w:val="none" w:color="auto" w:sz="0"/>
+              <w:bottom w:val="none" w:color="auto" w:sz="0"/>
+              <w:right w:val="none" w:color="auto" w:sz="0"/>
+            </w:tcBorders>
+            <w:tcMar>
+              <w:top w:type="dxa" w:w="60"/>
+              <w:left w:type="dxa" w:w="80"/>
+              <w:bottom w:type="dxa" w:w="60"/>
+              <w:right w:type="dxa" w:w="80"/>
+            </w:tcMar>
+            <w:vAlign w:val="center"/>
+          </w:tcPr>
+          <w:p>
+            <w:r>
+              <w:rPr>
+                <w:rFonts w:ascii="Calibri" w:cs="Calibri" w:eastAsia="Calibri" w:hAnsi="Calibri"/>
+                <w:sz w:val="18"/>
+                <w:szCs w:val="18"/>
+              </w:rPr>
+              <w:t xml:space="preserve"/>
+            </w:r>
+          </w:p>
+        </w:tc>
+        <w:tc>
+          <w:tcPr>
+            <w:tcW w:type="dxa" w:w="3200"/>
+            <w:tcBorders>
+              <w:top w:val="none" w:color="auto" w:sz="0"/>
+              <w:left w:val="none" w:color="auto" w:sz="0"/>
+              <w:bottom w:val="none" w:color="auto" w:sz="0"/>
+              <w:right w:val="none" w:color="auto" w:sz="0"/>
+            </w:tcBorders>
+            <w:tcMar>
+              <w:top w:type="dxa" w:w="60"/>
+              <w:left w:type="dxa" w:w="0"/>
+              <w:bottom w:type="dxa" w:w="60"/>
+              <w:right w:type="dxa" w:w="60"/>
+            </w:tcMar>
+            <w:vAlign w:val="center"/>
+          </w:tcPr>
+          <w:p>
+            <w:r>
+              <w:rPr>
+                <w:rFonts w:ascii="Calibri" w:cs="Calibri" w:eastAsia="Calibri" w:hAnsi="Calibri"/>
+                <w:color w:val="404040"/>
+                <w:sz w:val="19"/>
+                <w:szCs w:val="19"/>
+              </w:rPr>
+              <w:t xml:space="preserve">Overtime required tomorrow</w:t>
+            </w:r>
+          </w:p>
+        </w:tc>
+        <w:tc>
+          <w:tcPr>
+            <w:tcW w:type="dxa" w:w="6746"/>
+            <w:tcBorders>
+              <w:top w:val="none" w:color="auto" w:sz="0"/>
+              <w:left w:val="none" w:color="auto" w:sz="0"/>
+              <w:bottom w:val="single" w:color="D0D8E4" w:sz="4"/>
+              <w:right w:val="none" w:color="auto" w:sz="0"/>
+            </w:tcBorders>
+            <w:tcMar>
+              <w:top w:type="dxa" w:w="60"/>
+              <w:left w:type="dxa" w:w="80"/>
+              <w:bottom w:type="dxa" w:w="60"/>
+              <w:right w:type="dxa" w:w="0"/>
+            </w:tcMar>
+          </w:tcPr>
+          <w:p>
+            <w:r>
+              <w:rPr>
+                <w:rFonts w:ascii="Calibri" w:cs="Calibri" w:eastAsia="Calibri" w:hAnsi="Calibri"/>
+                <w:i/>
+                <w:iCs/>
+                <w:color w:val="7F7F7F"/>
+                <w:sz w:val="17"/>
+                <w:szCs w:val="17"/>
+              </w:rPr>
+              <w:t xml:space="preserve">Notes:  </w:t>
+            </w:r>
+          </w:p>
+        </w:tc>
+      </w:tr>
+      <w:tr>
+        <w:tc>
+          <w:tcPr>
+            <w:tcW w:type="dxa" w:w="480"/>
+            <w:tcBorders>
+              <w:top w:val="none" w:color="auto" w:sz="0"/>
+              <w:left w:val="none" w:color="auto" w:sz="0"/>
+              <w:bottom w:val="none" w:color="auto" w:sz="0"/>
+              <w:right w:val="none" w:color="auto" w:sz="0"/>
+            </w:tcBorders>
+            <w:tcMar>
+              <w:top w:type="dxa" w:w="60"/>
+              <w:left w:type="dxa" w:w="60"/>
+              <w:bottom w:type="dxa" w:w="60"/>
+              <w:right w:type="dxa" w:w="60"/>
+            </w:tcMar>
+          </w:tcPr>
+          <w:tbl>
+            <w:tblPr>
+              <w:tblW w:type="dxa" w:w="360"/>
+              <w:tblBorders>
+                <w:top w:val="single" w:color="auto" w:sz="4"/>
+                <w:left w:val="single" w:color="auto" w:sz="4"/>
+                <w:bottom w:val="single" w:color="auto" w:sz="4"/>
+                <w:right w:val="single" w:color="auto" w:sz="4"/>
+                <w:insideH w:val="single" w:color="auto" w:sz="4"/>
+                <w:insideV w:val="single" w:color="auto" w:sz="4"/>
+              </w:tblBorders>
+            </w:tblPr>
+            <w:tblGrid>
+              <w:gridCol w:w="180"/>
+              <w:gridCol w:w="180"/>
+            </w:tblGrid>
+            <w:tr>
+              <w:tc>
+                <w:tcPr>
+                  <w:tcW w:type="dxa" w:w="180"/>
+                  <w:tcBorders>
+                    <w:top w:val="single" w:color="1F3964" w:sz="8"/>
+                    <w:left w:val="single" w:color="1F3964" w:sz="8"/>
+                    <w:bottom w:val="single" w:color="1F3964" w:sz="8"/>
+                    <w:right w:val="single" w:color="1F3964" w:sz="8"/>
+                  </w:tcBorders>
+                  <w:shd w:fill="EFF8E8" w:color="auto" w:val="clear"/>
+                  <w:tcMar>
+                    <w:top w:type="dxa" w:w="40"/>
+                    <w:left w:type="dxa" w:w="20"/>
+                    <w:bottom w:type="dxa" w:w="40"/>
+                    <w:right w:type="dxa" w:w="20"/>
+                  </w:tcMar>
+                </w:tcPr>
+                <w:p>
+                  <w:pPr>
+                    <w:jc w:val="center"/>
+                  </w:pPr>
+                  <w:r>
+                    <w:rPr>
+                      <w:rFonts w:ascii="Calibri" w:cs="Calibri" w:eastAsia="Calibri" w:hAnsi="Calibri"/>
+                      <w:b/>
+                      <w:bCs/>
+                      <w:color w:val="375C1B"/>
+                      <w:sz w:val="24"/>
+                      <w:szCs w:val="24"/>
+                    </w:rPr>
+                    <w:t xml:space="preserve">Y</w:t>
+                  </w:r>
+                </w:p>
+              </w:tc>
+              <w:tc>
+                <w:tcPr>
+                  <w:tcW w:type="dxa" w:w="180"/>
+                  <w:tcBorders>
+                    <w:top w:val="single" w:color="1F3964" w:sz="8"/>
+                    <w:left w:val="single" w:color="1F3964" w:sz="8"/>
+                    <w:bottom w:val="single" w:color="1F3964" w:sz="8"/>
+                    <w:right w:val="single" w:color="1F3964" w:sz="8"/>
+                  </w:tcBorders>
+                  <w:shd w:fill="FFF0F0" w:color="auto" w:val="clear"/>
+                  <w:tcMar>
+                    <w:top w:type="dxa" w:w="40"/>
+                    <w:left w:type="dxa" w:w="20"/>
+                    <w:bottom w:type="dxa" w:w="40"/>
+                    <w:right w:type="dxa" w:w="20"/>
+                  </w:tcMar>
+                </w:tcPr>
+                <w:p>
+                  <w:pPr>
+                    <w:jc w:val="center"/>
+                  </w:pPr>
+                  <w:r>
+                    <w:rPr>
+                      <w:rFonts w:ascii="Calibri" w:cs="Calibri" w:eastAsia="Calibri" w:hAnsi="Calibri"/>
+                      <w:b/>
+                      <w:bCs/>
+                      <w:color w:val="C00000"/>
+                      <w:sz w:val="24"/>
+                      <w:szCs w:val="24"/>
+                    </w:rPr>
+                    <w:t xml:space="preserve">N</w:t>
+                  </w:r>
+                </w:p>
+              </w:tc>
+            </w:tr>
+          </w:tbl>
+          <w:p/>
+        </w:tc>
+        <w:tc>
+          <w:tcPr>
+            <w:tcW w:type="dxa" w:w="200"/>
+            <w:tcBorders>
+              <w:top w:val="none" w:color="auto" w:sz="0"/>
+              <w:left w:val="none" w:color="auto" w:sz="0"/>
+              <w:bottom w:val="none" w:color="auto" w:sz="0"/>
+              <w:right w:val="none" w:color="auto" w:sz="0"/>
+            </w:tcBorders>
+            <w:tcMar>
+              <w:top w:type="dxa" w:w="60"/>
+              <w:left w:type="dxa" w:w="80"/>
+              <w:bottom w:type="dxa" w:w="60"/>
+              <w:right w:type="dxa" w:w="80"/>
+            </w:tcMar>
+            <w:vAlign w:val="center"/>
+          </w:tcPr>
+          <w:p>
+            <w:r>
+              <w:rPr>
+                <w:rFonts w:ascii="Calibri" w:cs="Calibri" w:eastAsia="Calibri" w:hAnsi="Calibri"/>
+                <w:sz w:val="18"/>
+                <w:szCs w:val="18"/>
+              </w:rPr>
+              <w:t xml:space="preserve"/>
+            </w:r>
+          </w:p>
+        </w:tc>
+        <w:tc>
+          <w:tcPr>
+            <w:tcW w:type="dxa" w:w="3200"/>
+            <w:tcBorders>
+              <w:top w:val="none" w:color="auto" w:sz="0"/>
+              <w:left w:val="none" w:color="auto" w:sz="0"/>
+              <w:bottom w:val="none" w:color="auto" w:sz="0"/>
+              <w:right w:val="none" w:color="auto" w:sz="0"/>
+            </w:tcBorders>
+            <w:tcMar>
+              <w:top w:type="dxa" w:w="60"/>
+              <w:left w:type="dxa" w:w="0"/>
+              <w:bottom w:type="dxa" w:w="60"/>
+              <w:right w:type="dxa" w:w="60"/>
+            </w:tcMar>
+            <w:vAlign w:val="center"/>
+          </w:tcPr>
+          <w:p>
+            <w:r>
+              <w:rPr>
+                <w:rFonts w:ascii="Calibri" w:cs="Calibri" w:eastAsia="Calibri" w:hAnsi="Calibri"/>
+                <w:color w:val="404040"/>
+                <w:sz w:val="19"/>
+                <w:szCs w:val="19"/>
+              </w:rPr>
+              <w:t xml:space="preserve">Apprentice / trainee requiring direct supervision</w:t>
+            </w:r>
+          </w:p>
+        </w:tc>
+        <w:tc>
+          <w:tcPr>
+            <w:tcW w:type="dxa" w:w="6746"/>
+            <w:tcBorders>
+              <w:top w:val="none" w:color="auto" w:sz="0"/>
+              <w:left w:val="none" w:color="auto" w:sz="0"/>
+              <w:bottom w:val="single" w:color="D0D8E4" w:sz="4"/>
+              <w:right w:val="none" w:color="auto" w:sz="0"/>
+            </w:tcBorders>
+            <w:tcMar>
+              <w:top w:type="dxa" w:w="60"/>
+              <w:left w:type="dxa" w:w="80"/>
+              <w:bottom w:type="dxa" w:w="60"/>
+              <w:right w:type="dxa" w:w="0"/>
+            </w:tcMar>
+          </w:tcPr>
+          <w:p>
+            <w:r>
+              <w:rPr>
+                <w:rFonts w:ascii="Calibri" w:cs="Calibri" w:eastAsia="Calibri" w:hAnsi="Calibri"/>
+                <w:i/>
+                <w:iCs/>
+                <w:color w:val="7F7F7F"/>
+                <w:sz w:val="17"/>
+                <w:szCs w:val="17"/>
+              </w:rPr>
+              <w:t xml:space="preserve">Notes:  </w:t>
+            </w:r>
+          </w:p>
+        </w:tc>
+      </w:tr>
+      <w:tr>
+        <w:tc>
+          <w:tcPr>
+            <w:tcW w:type="dxa" w:w="480"/>
+            <w:tcBorders>
+              <w:top w:val="none" w:color="auto" w:sz="0"/>
+              <w:left w:val="none" w:color="auto" w:sz="0"/>
+              <w:bottom w:val="none" w:color="auto" w:sz="0"/>
+              <w:right w:val="none" w:color="auto" w:sz="0"/>
+            </w:tcBorders>
+            <w:tcMar>
+              <w:top w:type="dxa" w:w="60"/>
+              <w:left w:type="dxa" w:w="60"/>
+              <w:bottom w:type="dxa" w:w="60"/>
+              <w:right w:type="dxa" w:w="60"/>
+            </w:tcMar>
+          </w:tcPr>
+          <w:tbl>
+            <w:tblPr>
+              <w:tblW w:type="dxa" w:w="360"/>
+              <w:tblBorders>
+                <w:top w:val="single" w:color="auto" w:sz="4"/>
+                <w:left w:val="single" w:color="auto" w:sz="4"/>
+                <w:bottom w:val="single" w:color="auto" w:sz="4"/>
+                <w:right w:val="single" w:color="auto" w:sz="4"/>
+                <w:insideH w:val="single" w:color="auto" w:sz="4"/>
+                <w:insideV w:val="single" w:color="auto" w:sz="4"/>
+              </w:tblBorders>
+            </w:tblPr>
+            <w:tblGrid>
+              <w:gridCol w:w="180"/>
+              <w:gridCol w:w="180"/>
+            </w:tblGrid>
+            <w:tr>
+              <w:tc>
+                <w:tcPr>
+                  <w:tcW w:type="dxa" w:w="180"/>
+                  <w:tcBorders>
+                    <w:top w:val="single" w:color="1F3964" w:sz="8"/>
+                    <w:left w:val="single" w:color="1F3964" w:sz="8"/>
+                    <w:bottom w:val="single" w:color="1F3964" w:sz="8"/>
+                    <w:right w:val="single" w:color="1F3964" w:sz="8"/>
+                  </w:tcBorders>
+                  <w:shd w:fill="EFF8E8" w:color="auto" w:val="clear"/>
+                  <w:tcMar>
+                    <w:top w:type="dxa" w:w="40"/>
+                    <w:left w:type="dxa" w:w="20"/>
+                    <w:bottom w:type="dxa" w:w="40"/>
+                    <w:right w:type="dxa" w:w="20"/>
+                  </w:tcMar>
+                </w:tcPr>
+                <w:p>
+                  <w:pPr>
+                    <w:jc w:val="center"/>
+                  </w:pPr>
+                  <w:r>
+                    <w:rPr>
+                      <w:rFonts w:ascii="Calibri" w:cs="Calibri" w:eastAsia="Calibri" w:hAnsi="Calibri"/>
+                      <w:b/>
+                      <w:bCs/>
+                      <w:color w:val="375C1B"/>
+                      <w:sz w:val="24"/>
+                      <w:szCs w:val="24"/>
+                    </w:rPr>
+                    <w:t xml:space="preserve">Y</w:t>
+                  </w:r>
+                </w:p>
+              </w:tc>
+              <w:tc>
+                <w:tcPr>
+                  <w:tcW w:type="dxa" w:w="180"/>
+                  <w:tcBorders>
+                    <w:top w:val="single" w:color="1F3964" w:sz="8"/>
+                    <w:left w:val="single" w:color="1F3964" w:sz="8"/>
+                    <w:bottom w:val="single" w:color="1F3964" w:sz="8"/>
+                    <w:right w:val="single" w:color="1F3964" w:sz="8"/>
+                  </w:tcBorders>
+                  <w:shd w:fill="FFF0F0" w:color="auto" w:val="clear"/>
+                  <w:tcMar>
+                    <w:top w:type="dxa" w:w="40"/>
+                    <w:left w:type="dxa" w:w="20"/>
+                    <w:bottom w:type="dxa" w:w="40"/>
+                    <w:right w:type="dxa" w:w="20"/>
+                  </w:tcMar>
+                </w:tcPr>
+                <w:p>
+                  <w:pPr>
+                    <w:jc w:val="center"/>
+                  </w:pPr>
+                  <w:r>
+                    <w:rPr>
+                      <w:rFonts w:ascii="Calibri" w:cs="Calibri" w:eastAsia="Calibri" w:hAnsi="Calibri"/>
+                      <w:b/>
+                      <w:bCs/>
+                      <w:color w:val="C00000"/>
+                      <w:sz w:val="24"/>
+                      <w:szCs w:val="24"/>
+                    </w:rPr>
+                    <w:t xml:space="preserve">N</w:t>
+                  </w:r>
+                </w:p>
+              </w:tc>
+            </w:tr>
+          </w:tbl>
+          <w:p/>
+        </w:tc>
+        <w:tc>
+          <w:tcPr>
+            <w:tcW w:type="dxa" w:w="200"/>
+            <w:tcBorders>
+              <w:top w:val="none" w:color="auto" w:sz="0"/>
+              <w:left w:val="none" w:color="auto" w:sz="0"/>
+              <w:bottom w:val="none" w:color="auto" w:sz="0"/>
+              <w:right w:val="none" w:color="auto" w:sz="0"/>
+            </w:tcBorders>
+            <w:tcMar>
+              <w:top w:type="dxa" w:w="60"/>
+              <w:left w:type="dxa" w:w="80"/>
+              <w:bottom w:type="dxa" w:w="60"/>
+              <w:right w:type="dxa" w:w="80"/>
+            </w:tcMar>
+            <w:vAlign w:val="center"/>
+          </w:tcPr>
+          <w:p>
+            <w:r>
+              <w:rPr>
+                <w:rFonts w:ascii="Calibri" w:cs="Calibri" w:eastAsia="Calibri" w:hAnsi="Calibri"/>
+                <w:sz w:val="18"/>
+                <w:szCs w:val="18"/>
+              </w:rPr>
+              <w:t xml:space="preserve"/>
+            </w:r>
+          </w:p>
+        </w:tc>
+        <w:tc>
+          <w:tcPr>
+            <w:tcW w:type="dxa" w:w="3200"/>
+            <w:tcBorders>
+              <w:top w:val="none" w:color="auto" w:sz="0"/>
+              <w:left w:val="none" w:color="auto" w:sz="0"/>
+              <w:bottom w:val="none" w:color="auto" w:sz="0"/>
+              <w:right w:val="none" w:color="auto" w:sz="0"/>
+            </w:tcBorders>
+            <w:tcMar>
+              <w:top w:type="dxa" w:w="60"/>
+              <w:left w:type="dxa" w:w="0"/>
+              <w:bottom w:type="dxa" w:w="60"/>
+              <w:right w:type="dxa" w:w="60"/>
+            </w:tcMar>
+            <w:vAlign w:val="center"/>
+          </w:tcPr>
+          <w:p>
+            <w:r>
+              <w:rPr>
+                <w:rFonts w:ascii="Calibri" w:cs="Calibri" w:eastAsia="Calibri" w:hAnsi="Calibri"/>
+                <w:color w:val="404040"/>
+                <w:sz w:val="19"/>
+                <w:szCs w:val="19"/>
+              </w:rPr>
+              <w:t xml:space="preserve">Visitors or contractors on the floor</w:t>
+            </w:r>
+          </w:p>
+        </w:tc>
+        <w:tc>
+          <w:tcPr>
+            <w:tcW w:type="dxa" w:w="6746"/>
+            <w:tcBorders>
+              <w:top w:val="none" w:color="auto" w:sz="0"/>
+              <w:left w:val="none" w:color="auto" w:sz="0"/>
+              <w:bottom w:val="single" w:color="D0D8E4" w:sz="4"/>
+              <w:right w:val="none" w:color="auto" w:sz="0"/>
+            </w:tcBorders>
+            <w:tcMar>
+              <w:top w:type="dxa" w:w="60"/>
+              <w:left w:type="dxa" w:w="80"/>
+              <w:bottom w:type="dxa" w:w="60"/>
+              <w:right w:type="dxa" w:w="0"/>
+            </w:tcMar>
+          </w:tcPr>
+          <w:p>
+            <w:r>
+              <w:rPr>
+                <w:rFonts w:ascii="Calibri" w:cs="Calibri" w:eastAsia="Calibri" w:hAnsi="Calibri"/>
+                <w:i/>
+                <w:iCs/>
+                <w:color w:val="7F7F7F"/>
+                <w:sz w:val="17"/>
+                <w:szCs w:val="17"/>
+              </w:rPr>
+              <w:t xml:space="preserve">Notes:  </w:t>
+            </w:r>
+          </w:p>
+        </w:tc>
+      </w:tr>
+      <w:tr>
+        <w:tc>
+          <w:tcPr>
+            <w:tcW w:type="dxa" w:w="480"/>
+            <w:tcBorders>
+              <w:top w:val="none" w:color="auto" w:sz="0"/>
+              <w:left w:val="none" w:color="auto" w:sz="0"/>
+              <w:bottom w:val="none" w:color="auto" w:sz="0"/>
+              <w:right w:val="none" w:color="auto" w:sz="0"/>
+            </w:tcBorders>
+            <w:tcMar>
+              <w:top w:type="dxa" w:w="60"/>
+              <w:left w:type="dxa" w:w="60"/>
+              <w:bottom w:type="dxa" w:w="60"/>
+              <w:right w:type="dxa" w:w="60"/>
+            </w:tcMar>
+          </w:tcPr>
+          <w:tbl>
+            <w:tblPr>
+              <w:tblW w:type="dxa" w:w="360"/>
+              <w:tblBorders>
+                <w:top w:val="single" w:color="auto" w:sz="4"/>
+                <w:left w:val="single" w:color="auto" w:sz="4"/>
+                <w:bottom w:val="single" w:color="auto" w:sz="4"/>
+                <w:right w:val="single" w:color="auto" w:sz="4"/>
+                <w:insideH w:val="single" w:color="auto" w:sz="4"/>
+                <w:insideV w:val="single" w:color="auto" w:sz="4"/>
+              </w:tblBorders>
+            </w:tblPr>
+            <w:tblGrid>
+              <w:gridCol w:w="180"/>
+              <w:gridCol w:w="180"/>
+            </w:tblGrid>
+            <w:tr>
+              <w:tc>
+                <w:tcPr>
+                  <w:tcW w:type="dxa" w:w="180"/>
+                  <w:tcBorders>
+                    <w:top w:val="single" w:color="1F3964" w:sz="8"/>
+                    <w:left w:val="single" w:color="1F3964" w:sz="8"/>
+                    <w:bottom w:val="single" w:color="1F3964" w:sz="8"/>
+                    <w:right w:val="single" w:color="1F3964" w:sz="8"/>
+                  </w:tcBorders>
+                  <w:shd w:fill="EFF8E8" w:color="auto" w:val="clear"/>
+                  <w:tcMar>
+                    <w:top w:type="dxa" w:w="40"/>
+                    <w:left w:type="dxa" w:w="20"/>
+                    <w:bottom w:type="dxa" w:w="40"/>
+                    <w:right w:type="dxa" w:w="20"/>
+                  </w:tcMar>
+                </w:tcPr>
+                <w:p>
+                  <w:pPr>
+                    <w:jc w:val="center"/>
+                  </w:pPr>
+                  <w:r>
+                    <w:rPr>
+                      <w:rFonts w:ascii="Calibri" w:cs="Calibri" w:eastAsia="Calibri" w:hAnsi="Calibri"/>
+                      <w:b/>
+                      <w:bCs/>
+                      <w:color w:val="375C1B"/>
+                      <w:sz w:val="24"/>
+                      <w:szCs w:val="24"/>
+                    </w:rPr>
+                    <w:t xml:space="preserve">Y</w:t>
+                  </w:r>
+                </w:p>
+              </w:tc>
+              <w:tc>
+                <w:tcPr>
+                  <w:tcW w:type="dxa" w:w="180"/>
+                  <w:tcBorders>
+                    <w:top w:val="single" w:color="1F3964" w:sz="8"/>
+                    <w:left w:val="single" w:color="1F3964" w:sz="8"/>
+                    <w:bottom w:val="single" w:color="1F3964" w:sz="8"/>
+                    <w:right w:val="single" w:color="1F3964" w:sz="8"/>
+                  </w:tcBorders>
+                  <w:shd w:fill="FFF0F0" w:color="auto" w:val="clear"/>
+                  <w:tcMar>
+                    <w:top w:type="dxa" w:w="40"/>
+                    <w:left w:type="dxa" w:w="20"/>
+                    <w:bottom w:type="dxa" w:w="40"/>
+                    <w:right w:type="dxa" w:w="20"/>
+                  </w:tcMar>
+                </w:tcPr>
+                <w:p>
+                  <w:pPr>
+                    <w:jc w:val="center"/>
+                  </w:pPr>
+                  <w:r>
+                    <w:rPr>
+                      <w:rFonts w:ascii="Calibri" w:cs="Calibri" w:eastAsia="Calibri" w:hAnsi="Calibri"/>
+                      <w:b/>
+                      <w:bCs/>
+                      <w:color w:val="C00000"/>
+                      <w:sz w:val="24"/>
+                      <w:szCs w:val="24"/>
+                    </w:rPr>
+                    <w:t xml:space="preserve">N</w:t>
+                  </w:r>
+                </w:p>
+              </w:tc>
+            </w:tr>
+          </w:tbl>
+          <w:p/>
+        </w:tc>
+        <w:tc>
+          <w:tcPr>
+            <w:tcW w:type="dxa" w:w="200"/>
+            <w:tcBorders>
+              <w:top w:val="none" w:color="auto" w:sz="0"/>
+              <w:left w:val="none" w:color="auto" w:sz="0"/>
+              <w:bottom w:val="none" w:color="auto" w:sz="0"/>
+              <w:right w:val="none" w:color="auto" w:sz="0"/>
+            </w:tcBorders>
+            <w:tcMar>
+              <w:top w:type="dxa" w:w="60"/>
+              <w:left w:type="dxa" w:w="80"/>
+              <w:bottom w:type="dxa" w:w="60"/>
+              <w:right w:type="dxa" w:w="80"/>
+            </w:tcMar>
+            <w:vAlign w:val="center"/>
+          </w:tcPr>
+          <w:p>
+            <w:r>
+              <w:rPr>
+                <w:rFonts w:ascii="Calibri" w:cs="Calibri" w:eastAsia="Calibri" w:hAnsi="Calibri"/>
+                <w:sz w:val="18"/>
+                <w:szCs w:val="18"/>
+              </w:rPr>
+              <w:t xml:space="preserve"/>
+            </w:r>
+          </w:p>
+        </w:tc>
+        <w:tc>
+          <w:tcPr>
+            <w:tcW w:type="dxa" w:w="3200"/>
+            <w:tcBorders>
+              <w:top w:val="none" w:color="auto" w:sz="0"/>
+              <w:left w:val="none" w:color="auto" w:sz="0"/>
+              <w:bottom w:val="none" w:color="auto" w:sz="0"/>
+              <w:right w:val="none" w:color="auto" w:sz="0"/>
+            </w:tcBorders>
+            <w:tcMar>
+              <w:top w:type="dxa" w:w="60"/>
+              <w:left w:type="dxa" w:w="0"/>
+              <w:bottom w:type="dxa" w:w="60"/>
+              <w:right w:type="dxa" w:w="60"/>
+            </w:tcMar>
+            <w:vAlign w:val="center"/>
+          </w:tcPr>
+          <w:p>
+            <w:r>
+              <w:rPr>
+                <w:rFonts w:ascii="Calibri" w:cs="Calibri" w:eastAsia="Calibri" w:hAnsi="Calibri"/>
+                <w:color w:val="404040"/>
+                <w:sz w:val="19"/>
+                <w:szCs w:val="19"/>
+              </w:rPr>
+              <w:t xml:space="preserve">Skill gap for any of tomorrow's jobs</w:t>
+            </w:r>
+          </w:p>
+        </w:tc>
+        <w:tc>
+          <w:tcPr>
+            <w:tcW w:type="dxa" w:w="6746"/>
+            <w:tcBorders>
+              <w:top w:val="none" w:color="auto" w:sz="0"/>
+              <w:left w:val="none" w:color="auto" w:sz="0"/>
+              <w:bottom w:val="single" w:color="D0D8E4" w:sz="4"/>
+              <w:right w:val="none" w:color="auto" w:sz="0"/>
+            </w:tcBorders>
+            <w:tcMar>
+              <w:top w:type="dxa" w:w="60"/>
+              <w:left w:type="dxa" w:w="80"/>
+              <w:bottom w:type="dxa" w:w="60"/>
+              <w:right w:type="dxa" w:w="0"/>
+            </w:tcMar>
+          </w:tcPr>
+          <w:p>
+            <w:r>
+              <w:rPr>
+                <w:rFonts w:ascii="Calibri" w:cs="Calibri" w:eastAsia="Calibri" w:hAnsi="Calibri"/>
+                <w:i/>
+                <w:iCs/>
+                <w:color w:val="7F7F7F"/>
+                <w:sz w:val="17"/>
+                <w:szCs w:val="17"/>
+              </w:rPr>
+              <w:t xml:space="preserve">Notes:  </w:t>
+            </w:r>
+          </w:p>
+        </w:tc>
+      </w:tr>
+    </w:tbl>
+    <w:p>
+      <w:pPr>
+        <w:spacing w:after="200" w:before="0"/>
+      </w:pPr>
+    </w:p>
+    <w:tbl>
+      <w:tblPr>
+        <w:tblW w:type="dxa" w:w="10626"/>
+        <w:tblBorders>
+          <w:top w:val="none" w:color="auto" w:sz="0"/>
+          <w:left w:val="none" w:color="auto" w:sz="0"/>
+          <w:bottom w:val="none" w:color="auto" w:sz="0"/>
+          <w:right w:val="none" w:color="auto" w:sz="0"/>
+          <w:insideH w:val="single" w:color="auto" w:sz="4"/>
+          <w:insideV w:val="single" w:color="auto" w:sz="4"/>
+        </w:tblBorders>
+      </w:tblPr>
+      <w:tblGrid>
+        <w:gridCol w:w="10626"/>
+      </w:tblGrid>
+      <w:tr>
+        <w:tc>
+          <w:tcPr>
+            <w:tcW w:type="dxa" w:w="10626"/>
+            <w:shd w:fill="1F3964" w:color="auto" w:val="clear"/>
+            <w:tcMar>
+              <w:top w:type="dxa" w:w="60"/>
+              <w:left w:type="dxa" w:w="160"/>
+              <w:bottom w:type="dxa" w:w="60"/>
+              <w:right w:type="dxa" w:w="160"/>
+            </w:tcMar>
+          </w:tcPr>
+          <w:p>
+            <w:r>
+              <w:rPr>
+                <w:rFonts w:ascii="Calibri" w:cs="Calibri" w:eastAsia="Calibri" w:hAnsi="Calibri"/>
+                <w:b/>
+                <w:bCs/>
+                <w:color w:val="FFFFFF"/>
+                <w:sz w:val="20"/>
+                <w:szCs w:val="20"/>
+              </w:rPr>
+              <w:t xml:space="preserve">C  —  ANYTHING ELSE THE NEXT SHIFT NEEDS TO KNOW</w:t>
+            </w:r>
+          </w:p>
+        </w:tc>
+      </w:tr>
+    </w:tbl>
+    <w:p>
+      <w:pPr>
+        <w:spacing w:after="120" w:before="0"/>
+      </w:pPr>
+    </w:p>
+    <w:tbl>
+      <w:tblPr>
+        <w:tblW w:type="dxa" w:w="10626"/>
+        <w:tblBorders>
+          <w:top w:val="none" w:color="auto" w:sz="0"/>
+          <w:left w:val="none" w:color="auto" w:sz="0"/>
+          <w:bottom w:val="none" w:color="auto" w:sz="0"/>
+          <w:right w:val="none" w:color="auto" w:sz="0"/>
+          <w:insideH w:val="single" w:color="auto" w:sz="4"/>
+          <w:insideV w:val="single" w:color="auto" w:sz="4"/>
+        </w:tblBorders>
+      </w:tblPr>
+      <w:tblGrid>
+        <w:gridCol w:w="10626"/>
+      </w:tblGrid>
+      <w:tr>
+        <w:tc>
+          <w:tcPr>
+            <w:tcW w:type="dxa" w:w="10626"/>
+            <w:tcBorders>
+              <w:top w:val="none" w:color="auto" w:sz="0"/>
+              <w:left w:val="none" w:color="auto" w:sz="0"/>
+              <w:bottom w:val="none" w:color="auto" w:sz="0"/>
+              <w:right w:val="none" w:color="auto" w:sz="0"/>
+            </w:tcBorders>
+            <w:tcMar>
+              <w:top w:type="dxa" w:w="0"/>
+              <w:left w:type="dxa" w:w="60"/>
+              <w:bottom w:type="dxa" w:w="0"/>
+              <w:right w:type="dxa" w:w="60"/>
+            </w:tcMar>
+          </w:tcPr>
+          <w:p>
+            <w:pPr>
+              <w:spacing w:after="20" w:before="0"/>
+            </w:pPr>
+            <w:r>
+              <w:rPr>
+                <w:rFonts w:ascii="Calibri" w:cs="Calibri" w:eastAsia="Calibri" w:hAnsi="Calibri"/>
+                <w:b/>
+                <w:bCs/>
+                <w:color w:val="7F7F7F"/>
+                <w:sz w:val="16"/>
+                <w:szCs w:val="16"/>
+              </w:rPr>
+              <w:t xml:space="preserve">Context, risks, decisions needed — anything that affects how tomorrow starts</w:t>
+            </w:r>
+          </w:p>
+          <w:tbl>
+            <w:tblPr>
+              <w:tblW w:type="dxa" w:w="10506"/>
+              <w:tblBorders>
+                <w:top w:val="single" w:color="auto" w:sz="4"/>
+                <w:left w:val="single" w:color="auto" w:sz="4"/>
+                <w:bottom w:val="single" w:color="auto" w:sz="4"/>
+                <w:right w:val="single" w:color="auto" w:sz="4"/>
+                <w:insideH w:val="single" w:color="auto" w:sz="4"/>
+                <w:insideV w:val="single" w:color="auto" w:sz="4"/>
+              </w:tblBorders>
+            </w:tblPr>
+            <w:tblGrid>
+              <w:gridCol w:w="10506"/>
+            </w:tblGrid>
+            <w:tr>
+              <w:tc>
+                <w:tcPr>
+                  <w:tcW w:type="dxa" w:w="10506"/>
+                  <w:tcBorders>
+                    <w:top w:val="single" w:color="C0CCDA" w:sz="4"/>
+                    <w:left w:val="single" w:color="C0CCDA" w:sz="4"/>
+                    <w:bottom w:val="single" w:color="C0CCDA" w:sz="4"/>
+                    <w:right w:val="single" w:color="C0CCDA" w:sz="4"/>
+                  </w:tcBorders>
+                  <w:shd w:fill="FFFFFF" w:color="auto" w:val="clear"/>
+                  <w:tcMar>
+                    <w:top w:type="dxa" w:w="40"/>
+                    <w:left w:type="dxa" w:w="80"/>
+                    <w:bottom w:type="dxa" w:w="40"/>
+                    <w:right w:type="dxa" w:w="80"/>
+                  </w:tcMar>
+                </w:tcPr>
+                <w:p>
+                  <w:r>
+                    <w:rPr>
+                      <w:rFonts w:ascii="Calibri" w:cs="Calibri" w:eastAsia="Calibri" w:hAnsi="Calibri"/>
+                      <w:sz w:val="22"/>
+                      <w:szCs w:val="22"/>
+                    </w:rPr>
+                    <w:t xml:space="preserve"> </w:t>
+                  </w:r>
+                </w:p>
+              </w:tc>
+            </w:tr>
+          </w:tbl>
+          <w:p/>
+        </w:tc>
+      </w:tr>
+    </w:tbl>
+    <w:p>
+      <w:pPr>
+        <w:spacing w:after="160" w:before="0"/>
+      </w:pPr>
+    </w:p>
+    <w:tbl>
+      <w:tblPr>
+        <w:tblW w:type="dxa" w:w="10626"/>
+        <w:tblBorders>
+          <w:top w:val="none" w:color="auto" w:sz="0"/>
+          <w:left w:val="none" w:color="auto" w:sz="0"/>
+          <w:bottom w:val="none" w:color="auto" w:sz="0"/>
+          <w:right w:val="none" w:color="auto" w:sz="0"/>
+          <w:insideH w:val="single" w:color="auto" w:sz="4"/>
+          <w:insideV w:val="single" w:color="auto" w:sz="4"/>
+        </w:tblBorders>
+      </w:tblPr>
+      <w:tblGrid>
+        <w:gridCol w:w="10626"/>
+      </w:tblGrid>
+      <w:tr>
+        <w:tc>
+          <w:tcPr>
+            <w:tcW w:type="dxa" w:w="10626"/>
+            <w:shd w:fill="1F3964" w:color="auto" w:val="clear"/>
+            <w:tcMar>
+              <w:top w:type="dxa" w:w="80"/>
+              <w:left w:type="dxa" w:w="240"/>
+              <w:bottom w:type="dxa" w:w="80"/>
+              <w:right w:type="dxa" w:w="240"/>
+            </w:tcMar>
+          </w:tcPr>
+          <w:p>
+            <w:pPr>
+              <w:jc w:val="center"/>
+            </w:pPr>
+            <w:r>
+              <w:rPr>
+                <w:rFonts w:ascii="Calibri" w:cs="Calibri" w:eastAsia="Calibri" w:hAnsi="Calibri"/>
+                <w:i/>
+                <w:iCs/>
+                <w:color w:val="AABBCC"/>
+                <w:sz w:val="17"/>
+                <w:szCs w:val="17"/>
+              </w:rPr>
+              <w:t xml:space="preserve">Fill this page before you leave  ·  </w:t>
+            </w:r>
+            <w:r>
+              <w:rPr>
+                <w:rFonts w:ascii="Calibri" w:cs="Calibri" w:eastAsia="Calibri" w:hAnsi="Calibri"/>
+                <w:i/>
+                <w:iCs/>
+                <w:color w:val="FFC000"/>
+                <w:sz w:val="17"/>
+                <w:szCs w:val="17"/>
+              </w:rPr>
+              <w:t xml:space="preserve">Tomorrow's supervisor reviews this first thing</w:t>
+            </w:r>
+          </w:p>
+        </w:tc>
+      </w:tr>
+    </w:tbl>
+    <w:p>
+      <w:r>
+        <w:br w:type="page"/>
+      </w:r>
+    </w:p>
+    <w:tbl>
+      <w:tblPr>
+        <w:tblW w:type="dxa" w:w="10626"/>
+        <w:tblBorders>
+          <w:top w:val="none" w:color="auto" w:sz="0"/>
+          <w:left w:val="none" w:color="auto" w:sz="0"/>
+          <w:bottom w:val="none" w:color="auto" w:sz="0"/>
+          <w:right w:val="none" w:color="auto" w:sz="0"/>
+          <w:insideH w:val="single" w:color="auto" w:sz="4"/>
+          <w:insideV w:val="single" w:color="auto" w:sz="4"/>
+        </w:tblBorders>
+      </w:tblPr>
+      <w:tblGrid>
+        <w:gridCol w:w="7826"/>
+        <w:gridCol w:w="2800"/>
+      </w:tblGrid>
+      <w:tr>
+        <w:tc>
+          <w:tcPr>
+            <w:tcW w:type="dxa" w:w="7826"/>
+            <w:shd w:fill="1F3964" w:color="auto" w:val="clear"/>
+            <w:tcMar>
+              <w:top w:type="dxa" w:w="140"/>
+              <w:left w:type="dxa" w:w="240"/>
+              <w:bottom w:type="dxa" w:w="140"/>
+              <w:right w:type="dxa" w:w="120"/>
+            </w:tcMar>
+          </w:tcPr>
+          <w:p>
+            <w:r>
+              <w:rPr>
+                <w:rFonts w:ascii="Calibri" w:cs="Calibri" w:eastAsia="Calibri" w:hAnsi="Calibri"/>
+                <w:b/>
+                <w:bCs/>
+                <w:color w:val="FFFFFF"/>
+                <w:sz w:val="40"/>
+                <w:szCs w:val="40"/>
+              </w:rPr>
+              <w:t xml:space="preserve">Tomorrow's Priorities</w:t>
+            </w:r>
+          </w:p>
+          <w:p>
+            <w:pPr>
+              <w:spacing w:after="0" w:before="40"/>
+            </w:pPr>
+            <w:r>
+              <w:rPr>
+                <w:rFonts w:ascii="Calibri" w:cs="Calibri" w:eastAsia="Calibri" w:hAnsi="Calibri"/>
+                <w:color w:val="AABBCC"/>
+                <w:sz w:val="17"/>
+                <w:szCs w:val="17"/>
+              </w:rPr>
+              <w:t xml:space="preserve">Complete at end of today  ·  Execute tomorrow</w:t>
+            </w:r>
+          </w:p>
+        </w:tc>
+        <w:tc>
+          <w:tcPr>
+            <w:tcW w:type="dxa" w:w="2800"/>
+            <w:shd w:fill="4B2D8B" w:color="auto" w:val="clear"/>
+            <w:tcMar>
+              <w:top w:type="dxa" w:w="100"/>
+              <w:left w:type="dxa" w:w="160"/>
+              <w:bottom w:type="dxa" w:w="100"/>
+              <w:right w:type="dxa" w:w="160"/>
+            </w:tcMar>
+            <w:vAlign w:val="center"/>
+          </w:tcPr>
+          <w:p>
+            <w:pPr>
+              <w:jc w:val="center"/>
+            </w:pPr>
+            <w:r>
+              <w:rPr>
+                <w:rFonts w:ascii="Calibri" w:cs="Calibri" w:eastAsia="Calibri" w:hAnsi="Calibri"/>
+                <w:b/>
+                <w:bCs/>
+                <w:color w:val="1F3964"/>
+                <w:sz w:val="20"/>
+                <w:szCs w:val="20"/>
+              </w:rPr>
+              <w:t xml:space="preserve">PAGE 3</w:t>
+            </w:r>
+          </w:p>
+          <w:p>
+            <w:pPr>
+              <w:spacing w:after="0" w:before="10"/>
+              <w:jc w:val="center"/>
+            </w:pPr>
+            <w:r>
+              <w:rPr>
+                <w:rFonts w:ascii="Calibri" w:cs="Calibri" w:eastAsia="Calibri" w:hAnsi="Calibri"/>
+                <w:color w:val="1F3964"/>
+                <w:sz w:val="14"/>
+                <w:szCs w:val="14"/>
+              </w:rPr>
+              <w:t xml:space="preserve">Plan to Succeed</w:t>
+            </w:r>
+          </w:p>
+        </w:tc>
+      </w:tr>
+    </w:tbl>
+    <w:p>
+      <w:pPr>
+        <w:spacing w:after="120" w:before="0"/>
+      </w:pPr>
+    </w:p>
+    <w:p>
+      <w:r>
+        <w:rPr>
+          <w:rFonts w:ascii="Calibri" w:cs="Calibri" w:eastAsia="Calibri" w:hAnsi="Calibri"/>
+          <w:b/>
+          <w:bCs/>
+          <w:color w:val="7F7F7F"/>
+          <w:sz w:val="16"/>
+          <w:szCs w:val="16"/>
+        </w:rPr>
+        <w:t xml:space="preserve">TOMORROW'S DATE</w:t>
+      </w:r>
+    </w:p>
+    <w:p>
+      <w:pPr>
+        <w:spacing w:after="40" w:before="0"/>
+      </w:pPr>
+    </w:p>
+    <w:tbl>
+      <w:tblPr>
+        <w:tblW w:type="dxa" w:w="10626"/>
+        <w:tblBorders>
+          <w:top w:val="none" w:color="auto" w:sz="0"/>
+          <w:left w:val="none" w:color="auto" w:sz="0"/>
+          <w:bottom w:val="none" w:color="auto" w:sz="0"/>
+          <w:right w:val="none" w:color="auto" w:sz="0"/>
+          <w:insideH w:val="single" w:color="auto" w:sz="4"/>
+          <w:insideV w:val="single" w:color="auto" w:sz="4"/>
+        </w:tblBorders>
+      </w:tblPr>
+      <w:tblGrid>
+        <w:gridCol w:w="280"/>
+        <w:gridCol w:w="280"/>
+        <w:gridCol w:w="140"/>
+        <w:gridCol w:w="280"/>
+        <w:gridCol w:w="280"/>
+        <w:gridCol w:w="140"/>
+        <w:gridCol w:w="280"/>
+        <w:gridCol w:w="280"/>
+        <w:gridCol w:w="280"/>
+        <w:gridCol w:w="280"/>
+        <w:gridCol w:w="300"/>
+        <w:gridCol w:w="7806"/>
+      </w:tblGrid>
+      <w:tr>
+        <w:tc>
+          <w:tcPr>
+            <w:tcW w:type="dxa" w:w="280"/>
+            <w:tcBorders>
+              <w:top w:val="none" w:color="auto" w:sz="0"/>
+              <w:left w:val="none" w:color="auto" w:sz="0"/>
+              <w:bottom w:val="none" w:color="auto" w:sz="0"/>
+              <w:right w:val="none" w:color="auto" w:sz="0"/>
+            </w:tcBorders>
+            <w:tcMar>
+              <w:top w:type="dxa" w:w="0"/>
+              <w:left w:type="dxa" w:w="20"/>
+              <w:bottom w:type="dxa" w:w="0"/>
+              <w:right w:type="dxa" w:w="20"/>
+            </w:tcMar>
+          </w:tcPr>
+          <w:p>
+            <w:pPr>
+              <w:spacing w:after="20" w:before="0"/>
+              <w:jc w:val="center"/>
+            </w:pPr>
+            <w:r>
+              <w:rPr>
+                <w:rFonts w:ascii="Calibri" w:cs="Calibri" w:eastAsia="Calibri" w:hAnsi="Calibri"/>
+                <w:color w:val="7F7F7F"/>
+                <w:sz w:val="14"/>
+                <w:szCs w:val="14"/>
+              </w:rPr>
+              <w:t xml:space="preserve">D</w:t>
+            </w:r>
+          </w:p>
+          <w:tbl>
+            <w:tblPr>
+              <w:tblW w:type="dxa" w:w="240"/>
+              <w:tblBorders>
+                <w:top w:val="single" w:color="auto" w:sz="4"/>
+                <w:left w:val="single" w:color="auto" w:sz="4"/>
+                <w:bottom w:val="single" w:color="auto" w:sz="4"/>
+                <w:right w:val="single" w:color="auto" w:sz="4"/>
+                <w:insideH w:val="single" w:color="auto" w:sz="4"/>
+                <w:insideV w:val="single" w:color="auto" w:sz="4"/>
+              </w:tblBorders>
+            </w:tblPr>
+            <w:tblGrid>
+              <w:gridCol w:w="240"/>
+            </w:tblGrid>
+            <w:tr>
+              <w:tc>
+                <w:tcPr>
+                  <w:tcW w:type="dxa" w:w="240"/>
+                  <w:tcBorders>
+                    <w:top w:val="single" w:color="1F3964" w:sz="14"/>
+                    <w:left w:val="single" w:color="1F3964" w:sz="14"/>
+                    <w:bottom w:val="single" w:color="1F3964" w:sz="14"/>
+                    <w:right w:val="single" w:color="1F3964" w:sz="14"/>
+                  </w:tcBorders>
+                  <w:shd w:fill="FFFFFF" w:color="auto" w:val="clear"/>
+                  <w:tcMar>
+                    <w:top w:type="dxa" w:w="40"/>
+                    <w:left w:type="dxa" w:w="40"/>
+                    <w:bottom w:type="dxa" w:w="40"/>
+                    <w:right w:type="dxa" w:w="40"/>
+                  </w:tcMar>
+                </w:tcPr>
+                <w:p>
+                  <w:pPr>
+                    <w:jc w:val="center"/>
+                  </w:pPr>
+                  <w:r>
+                    <w:rPr>
+                      <w:rFonts w:ascii="Calibri" w:cs="Calibri" w:eastAsia="Calibri" w:hAnsi="Calibri"/>
+                      <w:sz w:val="36"/>
+                      <w:szCs w:val="36"/>
+                    </w:rPr>
+                    <w:t xml:space="preserve"> </w:t>
+                  </w:r>
+                </w:p>
+              </w:tc>
+            </w:tr>
+          </w:tbl>
+          <w:p/>
+        </w:tc>
+        <w:tc>
+          <w:tcPr>
+            <w:tcW w:type="dxa" w:w="280"/>
+            <w:tcBorders>
+              <w:top w:val="none" w:color="auto" w:sz="0"/>
+              <w:left w:val="none" w:color="auto" w:sz="0"/>
+              <w:bottom w:val="none" w:color="auto" w:sz="0"/>
+              <w:right w:val="none" w:color="auto" w:sz="0"/>
+            </w:tcBorders>
+            <w:tcMar>
+              <w:top w:type="dxa" w:w="0"/>
+              <w:left w:type="dxa" w:w="20"/>
+              <w:bottom w:type="dxa" w:w="0"/>
+              <w:right w:type="dxa" w:w="20"/>
+            </w:tcMar>
+          </w:tcPr>
+          <w:p>
+            <w:pPr>
+              <w:spacing w:after="20" w:before="0"/>
+              <w:jc w:val="center"/>
+            </w:pPr>
+            <w:r>
+              <w:rPr>
+                <w:rFonts w:ascii="Calibri" w:cs="Calibri" w:eastAsia="Calibri" w:hAnsi="Calibri"/>
+                <w:color w:val="7F7F7F"/>
+                <w:sz w:val="14"/>
+                <w:szCs w:val="14"/>
+              </w:rPr>
+              <w:t xml:space="preserve">D</w:t>
+            </w:r>
+          </w:p>
+          <w:tbl>
+            <w:tblPr>
+              <w:tblW w:type="dxa" w:w="240"/>
+              <w:tblBorders>
+                <w:top w:val="single" w:color="auto" w:sz="4"/>
+                <w:left w:val="single" w:color="auto" w:sz="4"/>
+                <w:bottom w:val="single" w:color="auto" w:sz="4"/>
+                <w:right w:val="single" w:color="auto" w:sz="4"/>
+                <w:insideH w:val="single" w:color="auto" w:sz="4"/>
+                <w:insideV w:val="single" w:color="auto" w:sz="4"/>
+              </w:tblBorders>
+            </w:tblPr>
+            <w:tblGrid>
+              <w:gridCol w:w="240"/>
+            </w:tblGrid>
+            <w:tr>
+              <w:tc>
+                <w:tcPr>
+                  <w:tcW w:type="dxa" w:w="240"/>
+                  <w:tcBorders>
+                    <w:top w:val="single" w:color="1F3964" w:sz="14"/>
+                    <w:left w:val="single" w:color="1F3964" w:sz="14"/>
+                    <w:bottom w:val="single" w:color="1F3964" w:sz="14"/>
+                    <w:right w:val="single" w:color="1F3964" w:sz="14"/>
+                  </w:tcBorders>
+                  <w:shd w:fill="FFFFFF" w:color="auto" w:val="clear"/>
+                  <w:tcMar>
+                    <w:top w:type="dxa" w:w="40"/>
+                    <w:left w:type="dxa" w:w="40"/>
+                    <w:bottom w:type="dxa" w:w="40"/>
+                    <w:right w:type="dxa" w:w="40"/>
+                  </w:tcMar>
+                </w:tcPr>
+                <w:p>
+                  <w:pPr>
+                    <w:jc w:val="center"/>
+                  </w:pPr>
+                  <w:r>
+                    <w:rPr>
+                      <w:rFonts w:ascii="Calibri" w:cs="Calibri" w:eastAsia="Calibri" w:hAnsi="Calibri"/>
+                      <w:sz w:val="36"/>
+                      <w:szCs w:val="36"/>
+                    </w:rPr>
+                    <w:t xml:space="preserve"> </w:t>
+                  </w:r>
+                </w:p>
+              </w:tc>
+            </w:tr>
+          </w:tbl>
+          <w:p/>
+        </w:tc>
+        <w:tc>
+          <w:tcPr>
+            <w:tcW w:type="dxa" w:w="140"/>
+            <w:tcBorders>
+              <w:top w:val="none" w:color="auto" w:sz="0"/>
+              <w:left w:val="none" w:color="auto" w:sz="0"/>
+              <w:bottom w:val="none" w:color="auto" w:sz="0"/>
+              <w:right w:val="none" w:color="auto" w:sz="0"/>
+            </w:tcBorders>
+            <w:tcMar>
+              <w:top w:type="dxa" w:w="0"/>
+              <w:left w:type="dxa" w:w="0"/>
+              <w:bottom w:type="dxa" w:w="0"/>
+              <w:right w:type="dxa" w:w="0"/>
+            </w:tcMar>
+            <w:vAlign w:val="center"/>
+          </w:tcPr>
+          <w:p>
+            <w:pPr>
+              <w:spacing w:after="0" w:before="40"/>
+              <w:jc w:val="center"/>
+            </w:pPr>
+            <w:r>
+              <w:rPr>
+                <w:rFonts w:ascii="Calibri" w:cs="Calibri" w:eastAsia="Calibri" w:hAnsi="Calibri"/>
+                <w:b/>
+                <w:bCs/>
+                <w:color w:val="7F7F7F"/>
+                <w:sz w:val="36"/>
+                <w:szCs w:val="36"/>
+              </w:rPr>
+              <w:t xml:space="preserve">/</w:t>
+            </w:r>
+          </w:p>
+        </w:tc>
+        <w:tc>
+          <w:tcPr>
+            <w:tcW w:type="dxa" w:w="280"/>
+            <w:tcBorders>
+              <w:top w:val="none" w:color="auto" w:sz="0"/>
+              <w:left w:val="none" w:color="auto" w:sz="0"/>
+              <w:bottom w:val="none" w:color="auto" w:sz="0"/>
+              <w:right w:val="none" w:color="auto" w:sz="0"/>
+            </w:tcBorders>
+            <w:tcMar>
+              <w:top w:type="dxa" w:w="0"/>
+              <w:left w:type="dxa" w:w="20"/>
+              <w:bottom w:type="dxa" w:w="0"/>
+              <w:right w:type="dxa" w:w="20"/>
+            </w:tcMar>
+          </w:tcPr>
+          <w:p>
+            <w:pPr>
+              <w:spacing w:after="20" w:before="0"/>
+              <w:jc w:val="center"/>
+            </w:pPr>
+            <w:r>
+              <w:rPr>
+                <w:rFonts w:ascii="Calibri" w:cs="Calibri" w:eastAsia="Calibri" w:hAnsi="Calibri"/>
+                <w:color w:val="7F7F7F"/>
+                <w:sz w:val="14"/>
+                <w:szCs w:val="14"/>
+              </w:rPr>
+              <w:t xml:space="preserve">M</w:t>
+            </w:r>
+          </w:p>
+          <w:tbl>
+            <w:tblPr>
+              <w:tblW w:type="dxa" w:w="240"/>
+              <w:tblBorders>
+                <w:top w:val="single" w:color="auto" w:sz="4"/>
+                <w:left w:val="single" w:color="auto" w:sz="4"/>
+                <w:bottom w:val="single" w:color="auto" w:sz="4"/>
+                <w:right w:val="single" w:color="auto" w:sz="4"/>
+                <w:insideH w:val="single" w:color="auto" w:sz="4"/>
+                <w:insideV w:val="single" w:color="auto" w:sz="4"/>
+              </w:tblBorders>
+            </w:tblPr>
+            <w:tblGrid>
+              <w:gridCol w:w="240"/>
+            </w:tblGrid>
+            <w:tr>
+              <w:tc>
+                <w:tcPr>
+                  <w:tcW w:type="dxa" w:w="240"/>
+                  <w:tcBorders>
+                    <w:top w:val="single" w:color="1F3964" w:sz="14"/>
+                    <w:left w:val="single" w:color="1F3964" w:sz="14"/>
+                    <w:bottom w:val="single" w:color="1F3964" w:sz="14"/>
+                    <w:right w:val="single" w:color="1F3964" w:sz="14"/>
+                  </w:tcBorders>
+                  <w:shd w:fill="FFFFFF" w:color="auto" w:val="clear"/>
+                  <w:tcMar>
+                    <w:top w:type="dxa" w:w="40"/>
+                    <w:left w:type="dxa" w:w="40"/>
+                    <w:bottom w:type="dxa" w:w="40"/>
+                    <w:right w:type="dxa" w:w="40"/>
+                  </w:tcMar>
+                </w:tcPr>
+                <w:p>
+                  <w:pPr>
+                    <w:jc w:val="center"/>
+                  </w:pPr>
+                  <w:r>
+                    <w:rPr>
+                      <w:rFonts w:ascii="Calibri" w:cs="Calibri" w:eastAsia="Calibri" w:hAnsi="Calibri"/>
+                      <w:sz w:val="36"/>
+                      <w:szCs w:val="36"/>
+                    </w:rPr>
+                    <w:t xml:space="preserve"> </w:t>
+                  </w:r>
+                </w:p>
+              </w:tc>
+            </w:tr>
+          </w:tbl>
+          <w:p/>
+        </w:tc>
+        <w:tc>
+          <w:tcPr>
+            <w:tcW w:type="dxa" w:w="280"/>
+            <w:tcBorders>
+              <w:top w:val="none" w:color="auto" w:sz="0"/>
+              <w:left w:val="none" w:color="auto" w:sz="0"/>
+              <w:bottom w:val="none" w:color="auto" w:sz="0"/>
+              <w:right w:val="none" w:color="auto" w:sz="0"/>
+            </w:tcBorders>
+            <w:tcMar>
+              <w:top w:type="dxa" w:w="0"/>
+              <w:left w:type="dxa" w:w="20"/>
+              <w:bottom w:type="dxa" w:w="0"/>
+              <w:right w:type="dxa" w:w="20"/>
+            </w:tcMar>
+          </w:tcPr>
+          <w:p>
+            <w:pPr>
+              <w:spacing w:after="20" w:before="0"/>
+              <w:jc w:val="center"/>
+            </w:pPr>
+            <w:r>
+              <w:rPr>
+                <w:rFonts w:ascii="Calibri" w:cs="Calibri" w:eastAsia="Calibri" w:hAnsi="Calibri"/>
+                <w:color w:val="7F7F7F"/>
+                <w:sz w:val="14"/>
+                <w:szCs w:val="14"/>
+              </w:rPr>
+              <w:t xml:space="preserve">M</w:t>
+            </w:r>
+          </w:p>
+          <w:tbl>
+            <w:tblPr>
+              <w:tblW w:type="dxa" w:w="240"/>
+              <w:tblBorders>
+                <w:top w:val="single" w:color="auto" w:sz="4"/>
+                <w:left w:val="single" w:color="auto" w:sz="4"/>
+                <w:bottom w:val="single" w:color="auto" w:sz="4"/>
+                <w:right w:val="single" w:color="auto" w:sz="4"/>
+                <w:insideH w:val="single" w:color="auto" w:sz="4"/>
+                <w:insideV w:val="single" w:color="auto" w:sz="4"/>
+              </w:tblBorders>
+            </w:tblPr>
+            <w:tblGrid>
+              <w:gridCol w:w="240"/>
+            </w:tblGrid>
+            <w:tr>
+              <w:tc>
+                <w:tcPr>
+                  <w:tcW w:type="dxa" w:w="240"/>
+                  <w:tcBorders>
+                    <w:top w:val="single" w:color="1F3964" w:sz="14"/>
+                    <w:left w:val="single" w:color="1F3964" w:sz="14"/>
+                    <w:bottom w:val="single" w:color="1F3964" w:sz="14"/>
+                    <w:right w:val="single" w:color="1F3964" w:sz="14"/>
+                  </w:tcBorders>
+                  <w:shd w:fill="FFFFFF" w:color="auto" w:val="clear"/>
+                  <w:tcMar>
+                    <w:top w:type="dxa" w:w="40"/>
+                    <w:left w:type="dxa" w:w="40"/>
+                    <w:bottom w:type="dxa" w:w="40"/>
+                    <w:right w:type="dxa" w:w="40"/>
+                  </w:tcMar>
+                </w:tcPr>
+                <w:p>
+                  <w:pPr>
+                    <w:jc w:val="center"/>
+                  </w:pPr>
+                  <w:r>
+                    <w:rPr>
+                      <w:rFonts w:ascii="Calibri" w:cs="Calibri" w:eastAsia="Calibri" w:hAnsi="Calibri"/>
+                      <w:sz w:val="36"/>
+                      <w:szCs w:val="36"/>
+                    </w:rPr>
+                    <w:t xml:space="preserve"> </w:t>
+                  </w:r>
+                </w:p>
+              </w:tc>
+            </w:tr>
+          </w:tbl>
+          <w:p/>
+        </w:tc>
+        <w:tc>
+          <w:tcPr>
+            <w:tcW w:type="dxa" w:w="140"/>
+            <w:tcBorders>
+              <w:top w:val="none" w:color="auto" w:sz="0"/>
+              <w:left w:val="none" w:color="auto" w:sz="0"/>
+              <w:bottom w:val="none" w:color="auto" w:sz="0"/>
+              <w:right w:val="none" w:color="auto" w:sz="0"/>
+            </w:tcBorders>
+            <w:tcMar>
+              <w:top w:type="dxa" w:w="0"/>
+              <w:left w:type="dxa" w:w="0"/>
+              <w:bottom w:type="dxa" w:w="0"/>
+              <w:right w:type="dxa" w:w="0"/>
+            </w:tcMar>
+            <w:vAlign w:val="center"/>
+          </w:tcPr>
+          <w:p>
+            <w:pPr>
+              <w:spacing w:after="0" w:before="40"/>
+              <w:jc w:val="center"/>
+            </w:pPr>
+            <w:r>
+              <w:rPr>
+                <w:rFonts w:ascii="Calibri" w:cs="Calibri" w:eastAsia="Calibri" w:hAnsi="Calibri"/>
+                <w:b/>
+                <w:bCs/>
+                <w:color w:val="7F7F7F"/>
+                <w:sz w:val="36"/>
+                <w:szCs w:val="36"/>
+              </w:rPr>
+              <w:t xml:space="preserve">/</w:t>
+            </w:r>
+          </w:p>
+        </w:tc>
+        <w:tc>
+          <w:tcPr>
+            <w:tcW w:type="dxa" w:w="280"/>
+            <w:tcBorders>
+              <w:top w:val="none" w:color="auto" w:sz="0"/>
+              <w:left w:val="none" w:color="auto" w:sz="0"/>
+              <w:bottom w:val="none" w:color="auto" w:sz="0"/>
+              <w:right w:val="none" w:color="auto" w:sz="0"/>
+            </w:tcBorders>
+            <w:tcMar>
+              <w:top w:type="dxa" w:w="0"/>
+              <w:left w:type="dxa" w:w="20"/>
+              <w:bottom w:type="dxa" w:w="0"/>
+              <w:right w:type="dxa" w:w="20"/>
+            </w:tcMar>
+          </w:tcPr>
+          <w:p>
+            <w:pPr>
+              <w:spacing w:after="20" w:before="0"/>
+              <w:jc w:val="center"/>
+            </w:pPr>
+            <w:r>
+              <w:rPr>
+                <w:rFonts w:ascii="Calibri" w:cs="Calibri" w:eastAsia="Calibri" w:hAnsi="Calibri"/>
+                <w:color w:val="7F7F7F"/>
+                <w:sz w:val="14"/>
+                <w:szCs w:val="14"/>
+              </w:rPr>
+              <w:t xml:space="preserve">Y</w:t>
+            </w:r>
+          </w:p>
+          <w:tbl>
+            <w:tblPr>
+              <w:tblW w:type="dxa" w:w="240"/>
+              <w:tblBorders>
+                <w:top w:val="single" w:color="auto" w:sz="4"/>
+                <w:left w:val="single" w:color="auto" w:sz="4"/>
+                <w:bottom w:val="single" w:color="auto" w:sz="4"/>
+                <w:right w:val="single" w:color="auto" w:sz="4"/>
+                <w:insideH w:val="single" w:color="auto" w:sz="4"/>
+                <w:insideV w:val="single" w:color="auto" w:sz="4"/>
+              </w:tblBorders>
+            </w:tblPr>
+            <w:tblGrid>
+              <w:gridCol w:w="240"/>
+            </w:tblGrid>
+            <w:tr>
+              <w:tc>
+                <w:tcPr>
+                  <w:tcW w:type="dxa" w:w="240"/>
+                  <w:tcBorders>
+                    <w:top w:val="single" w:color="1F3964" w:sz="14"/>
+                    <w:left w:val="single" w:color="1F3964" w:sz="14"/>
+                    <w:bottom w:val="single" w:color="1F3964" w:sz="14"/>
+                    <w:right w:val="single" w:color="1F3964" w:sz="14"/>
+                  </w:tcBorders>
+                  <w:shd w:fill="FFFFFF" w:color="auto" w:val="clear"/>
+                  <w:tcMar>
+                    <w:top w:type="dxa" w:w="40"/>
+                    <w:left w:type="dxa" w:w="40"/>
+                    <w:bottom w:type="dxa" w:w="40"/>
+                    <w:right w:type="dxa" w:w="40"/>
+                  </w:tcMar>
+                </w:tcPr>
+                <w:p>
+                  <w:pPr>
+                    <w:jc w:val="center"/>
+                  </w:pPr>
+                  <w:r>
+                    <w:rPr>
+                      <w:rFonts w:ascii="Calibri" w:cs="Calibri" w:eastAsia="Calibri" w:hAnsi="Calibri"/>
+                      <w:sz w:val="36"/>
+                      <w:szCs w:val="36"/>
+                    </w:rPr>
+                    <w:t xml:space="preserve"> </w:t>
+                  </w:r>
+                </w:p>
+              </w:tc>
+            </w:tr>
+          </w:tbl>
+          <w:p/>
+        </w:tc>
+        <w:tc>
+          <w:tcPr>
+            <w:tcW w:type="dxa" w:w="280"/>
+            <w:tcBorders>
+              <w:top w:val="none" w:color="auto" w:sz="0"/>
+              <w:left w:val="none" w:color="auto" w:sz="0"/>
+              <w:bottom w:val="none" w:color="auto" w:sz="0"/>
+              <w:right w:val="none" w:color="auto" w:sz="0"/>
+            </w:tcBorders>
+            <w:tcMar>
+              <w:top w:type="dxa" w:w="0"/>
+              <w:left w:type="dxa" w:w="20"/>
+              <w:bottom w:type="dxa" w:w="0"/>
+              <w:right w:type="dxa" w:w="20"/>
+            </w:tcMar>
+          </w:tcPr>
+          <w:p>
+            <w:pPr>
+              <w:spacing w:after="20" w:before="0"/>
+              <w:jc w:val="center"/>
+            </w:pPr>
+            <w:r>
+              <w:rPr>
+                <w:rFonts w:ascii="Calibri" w:cs="Calibri" w:eastAsia="Calibri" w:hAnsi="Calibri"/>
+                <w:color w:val="7F7F7F"/>
+                <w:sz w:val="14"/>
+                <w:szCs w:val="14"/>
+              </w:rPr>
+              <w:t xml:space="preserve">Y</w:t>
+            </w:r>
+          </w:p>
+          <w:tbl>
+            <w:tblPr>
+              <w:tblW w:type="dxa" w:w="240"/>
+              <w:tblBorders>
+                <w:top w:val="single" w:color="auto" w:sz="4"/>
+                <w:left w:val="single" w:color="auto" w:sz="4"/>
+                <w:bottom w:val="single" w:color="auto" w:sz="4"/>
+                <w:right w:val="single" w:color="auto" w:sz="4"/>
+                <w:insideH w:val="single" w:color="auto" w:sz="4"/>
+                <w:insideV w:val="single" w:color="auto" w:sz="4"/>
+              </w:tblBorders>
+            </w:tblPr>
+            <w:tblGrid>
+              <w:gridCol w:w="240"/>
+            </w:tblGrid>
+            <w:tr>
+              <w:tc>
+                <w:tcPr>
+                  <w:tcW w:type="dxa" w:w="240"/>
+                  <w:tcBorders>
+                    <w:top w:val="single" w:color="1F3964" w:sz="14"/>
+                    <w:left w:val="single" w:color="1F3964" w:sz="14"/>
+                    <w:bottom w:val="single" w:color="1F3964" w:sz="14"/>
+                    <w:right w:val="single" w:color="1F3964" w:sz="14"/>
+                  </w:tcBorders>
+                  <w:shd w:fill="FFFFFF" w:color="auto" w:val="clear"/>
+                  <w:tcMar>
+                    <w:top w:type="dxa" w:w="40"/>
+                    <w:left w:type="dxa" w:w="40"/>
+                    <w:bottom w:type="dxa" w:w="40"/>
+                    <w:right w:type="dxa" w:w="40"/>
+                  </w:tcMar>
+                </w:tcPr>
+                <w:p>
+                  <w:pPr>
+                    <w:jc w:val="center"/>
+                  </w:pPr>
+                  <w:r>
+                    <w:rPr>
+                      <w:rFonts w:ascii="Calibri" w:cs="Calibri" w:eastAsia="Calibri" w:hAnsi="Calibri"/>
+                      <w:sz w:val="36"/>
+                      <w:szCs w:val="36"/>
+                    </w:rPr>
+                    <w:t xml:space="preserve"> </w:t>
+                  </w:r>
+                </w:p>
+              </w:tc>
+            </w:tr>
+          </w:tbl>
+          <w:p/>
+        </w:tc>
+        <w:tc>
+          <w:tcPr>
+            <w:tcW w:type="dxa" w:w="280"/>
+            <w:tcBorders>
+              <w:top w:val="none" w:color="auto" w:sz="0"/>
+              <w:left w:val="none" w:color="auto" w:sz="0"/>
+              <w:bottom w:val="none" w:color="auto" w:sz="0"/>
+              <w:right w:val="none" w:color="auto" w:sz="0"/>
+            </w:tcBorders>
+            <w:tcMar>
+              <w:top w:type="dxa" w:w="0"/>
+              <w:left w:type="dxa" w:w="20"/>
+              <w:bottom w:type="dxa" w:w="0"/>
+              <w:right w:type="dxa" w:w="20"/>
+            </w:tcMar>
+          </w:tcPr>
+          <w:p>
+            <w:pPr>
+              <w:spacing w:after="20" w:before="0"/>
+              <w:jc w:val="center"/>
+            </w:pPr>
+            <w:r>
+              <w:rPr>
+                <w:rFonts w:ascii="Calibri" w:cs="Calibri" w:eastAsia="Calibri" w:hAnsi="Calibri"/>
+                <w:color w:val="7F7F7F"/>
+                <w:sz w:val="14"/>
+                <w:szCs w:val="14"/>
+              </w:rPr>
+              <w:t xml:space="preserve">Y</w:t>
+            </w:r>
+          </w:p>
+          <w:tbl>
+            <w:tblPr>
+              <w:tblW w:type="dxa" w:w="240"/>
+              <w:tblBorders>
+                <w:top w:val="single" w:color="auto" w:sz="4"/>
+                <w:left w:val="single" w:color="auto" w:sz="4"/>
+                <w:bottom w:val="single" w:color="auto" w:sz="4"/>
+                <w:right w:val="single" w:color="auto" w:sz="4"/>
+                <w:insideH w:val="single" w:color="auto" w:sz="4"/>
+                <w:insideV w:val="single" w:color="auto" w:sz="4"/>
+              </w:tblBorders>
+            </w:tblPr>
+            <w:tblGrid>
+              <w:gridCol w:w="240"/>
+            </w:tblGrid>
+            <w:tr>
+              <w:tc>
+                <w:tcPr>
+                  <w:tcW w:type="dxa" w:w="240"/>
+                  <w:tcBorders>
+                    <w:top w:val="single" w:color="1F3964" w:sz="14"/>
+                    <w:left w:val="single" w:color="1F3964" w:sz="14"/>
+                    <w:bottom w:val="single" w:color="1F3964" w:sz="14"/>
+                    <w:right w:val="single" w:color="1F3964" w:sz="14"/>
+                  </w:tcBorders>
+                  <w:shd w:fill="FFFFFF" w:color="auto" w:val="clear"/>
+                  <w:tcMar>
+                    <w:top w:type="dxa" w:w="40"/>
+                    <w:left w:type="dxa" w:w="40"/>
+                    <w:bottom w:type="dxa" w:w="40"/>
+                    <w:right w:type="dxa" w:w="40"/>
+                  </w:tcMar>
+                </w:tcPr>
+                <w:p>
+                  <w:pPr>
+                    <w:jc w:val="center"/>
+                  </w:pPr>
+                  <w:r>
+                    <w:rPr>
+                      <w:rFonts w:ascii="Calibri" w:cs="Calibri" w:eastAsia="Calibri" w:hAnsi="Calibri"/>
+                      <w:sz w:val="36"/>
+                      <w:szCs w:val="36"/>
+                    </w:rPr>
+                    <w:t xml:space="preserve"> </w:t>
+                  </w:r>
+                </w:p>
+              </w:tc>
+            </w:tr>
+          </w:tbl>
+          <w:p/>
+        </w:tc>
+        <w:tc>
+          <w:tcPr>
+            <w:tcW w:type="dxa" w:w="280"/>
+            <w:tcBorders>
+              <w:top w:val="none" w:color="auto" w:sz="0"/>
+              <w:left w:val="none" w:color="auto" w:sz="0"/>
+              <w:bottom w:val="none" w:color="auto" w:sz="0"/>
+              <w:right w:val="none" w:color="auto" w:sz="0"/>
+            </w:tcBorders>
+            <w:tcMar>
+              <w:top w:type="dxa" w:w="0"/>
+              <w:left w:type="dxa" w:w="20"/>
+              <w:bottom w:type="dxa" w:w="0"/>
+              <w:right w:type="dxa" w:w="20"/>
+            </w:tcMar>
+          </w:tcPr>
+          <w:p>
+            <w:pPr>
+              <w:spacing w:after="20" w:before="0"/>
+              <w:jc w:val="center"/>
+            </w:pPr>
+            <w:r>
+              <w:rPr>
+                <w:rFonts w:ascii="Calibri" w:cs="Calibri" w:eastAsia="Calibri" w:hAnsi="Calibri"/>
+                <w:color w:val="7F7F7F"/>
+                <w:sz w:val="14"/>
+                <w:szCs w:val="14"/>
+              </w:rPr>
+              <w:t xml:space="preserve">Y</w:t>
+            </w:r>
+          </w:p>
+          <w:tbl>
+            <w:tblPr>
+              <w:tblW w:type="dxa" w:w="240"/>
+              <w:tblBorders>
+                <w:top w:val="single" w:color="auto" w:sz="4"/>
+                <w:left w:val="single" w:color="auto" w:sz="4"/>
+                <w:bottom w:val="single" w:color="auto" w:sz="4"/>
+                <w:right w:val="single" w:color="auto" w:sz="4"/>
+                <w:insideH w:val="single" w:color="auto" w:sz="4"/>
+                <w:insideV w:val="single" w:color="auto" w:sz="4"/>
+              </w:tblBorders>
+            </w:tblPr>
+            <w:tblGrid>
+              <w:gridCol w:w="240"/>
+            </w:tblGrid>
+            <w:tr>
+              <w:tc>
+                <w:tcPr>
+                  <w:tcW w:type="dxa" w:w="240"/>
+                  <w:tcBorders>
+                    <w:top w:val="single" w:color="1F3964" w:sz="14"/>
+                    <w:left w:val="single" w:color="1F3964" w:sz="14"/>
+                    <w:bottom w:val="single" w:color="1F3964" w:sz="14"/>
+                    <w:right w:val="single" w:color="1F3964" w:sz="14"/>
+                  </w:tcBorders>
+                  <w:shd w:fill="FFFFFF" w:color="auto" w:val="clear"/>
+                  <w:tcMar>
+                    <w:top w:type="dxa" w:w="40"/>
+                    <w:left w:type="dxa" w:w="40"/>
+                    <w:bottom w:type="dxa" w:w="40"/>
+                    <w:right w:type="dxa" w:w="40"/>
+                  </w:tcMar>
+                </w:tcPr>
+                <w:p>
+                  <w:pPr>
+                    <w:jc w:val="center"/>
+                  </w:pPr>
+                  <w:r>
+                    <w:rPr>
+                      <w:rFonts w:ascii="Calibri" w:cs="Calibri" w:eastAsia="Calibri" w:hAnsi="Calibri"/>
+                      <w:sz w:val="36"/>
+                      <w:szCs w:val="36"/>
+                    </w:rPr>
+                    <w:t xml:space="preserve"> </w:t>
+                  </w:r>
+                </w:p>
+              </w:tc>
+            </w:tr>
+          </w:tbl>
+          <w:p/>
+        </w:tc>
+        <w:tc>
+          <w:tcPr>
+            <w:tcW w:type="dxa" w:w="300"/>
+            <w:tcBorders>
+              <w:top w:val="none" w:color="auto" w:sz="0"/>
+              <w:left w:val="none" w:color="auto" w:sz="0"/>
+              <w:bottom w:val="none" w:color="auto" w:sz="0"/>
+              <w:right w:val="none" w:color="auto" w:sz="0"/>
+            </w:tcBorders>
+            <w:tcMar>
+              <w:top w:type="dxa" w:w="0"/>
+              <w:left w:type="dxa" w:w="0"/>
+              <w:bottom w:type="dxa" w:w="0"/>
+              <w:right w:type="dxa" w:w="0"/>
+            </w:tcMar>
+          </w:tcPr>
+          <w:p>
+            <w:r>
+              <w:rPr>
+                <w:rFonts w:ascii="Calibri" w:cs="Calibri" w:eastAsia="Calibri" w:hAnsi="Calibri"/>
+              </w:rPr>
+              <w:t xml:space="preserve"> </w:t>
+            </w:r>
+          </w:p>
+        </w:tc>
+        <w:tc>
+          <w:tcPr>
+            <w:tcW w:type="dxa" w:w="7806"/>
+            <w:tcBorders>
+              <w:top w:val="none" w:color="auto" w:sz="0"/>
+              <w:left w:val="none" w:color="auto" w:sz="0"/>
+              <w:bottom w:val="none" w:color="auto" w:sz="0"/>
+              <w:right w:val="none" w:color="auto" w:sz="0"/>
+            </w:tcBorders>
+            <w:tcMar>
+              <w:top w:type="dxa" w:w="0"/>
+              <w:left w:type="dxa" w:w="60"/>
+              <w:bottom w:type="dxa" w:w="0"/>
+              <w:right w:type="dxa" w:w="0"/>
+            </w:tcMar>
+          </w:tcPr>
+          <w:p>
+            <w:pPr>
+              <w:spacing w:after="20" w:before="0"/>
+            </w:pPr>
+            <w:r>
+              <w:rPr>
+                <w:rFonts w:ascii="Calibri" w:cs="Calibri" w:eastAsia="Calibri" w:hAnsi="Calibri"/>
+                <w:color w:val="7F7F7F"/>
+                <w:sz w:val="14"/>
+                <w:szCs w:val="14"/>
+              </w:rPr>
+              <w:t xml:space="preserve">SUPERVISOR NAME</w:t>
+            </w:r>
+          </w:p>
+          <w:tbl>
+            <w:tblPr>
+              <w:tblW w:type="dxa" w:w="7746"/>
+              <w:tblBorders>
+                <w:top w:val="single" w:color="auto" w:sz="4"/>
+                <w:left w:val="single" w:color="auto" w:sz="4"/>
+                <w:bottom w:val="single" w:color="auto" w:sz="4"/>
+                <w:right w:val="single" w:color="auto" w:sz="4"/>
+                <w:insideH w:val="single" w:color="auto" w:sz="4"/>
+                <w:insideV w:val="single" w:color="auto" w:sz="4"/>
+              </w:tblBorders>
+            </w:tblPr>
+            <w:tblGrid>
+              <w:gridCol w:w="7746"/>
+            </w:tblGrid>
+            <w:tr>
+              <w:tc>
+                <w:tcPr>
+                  <w:tcW w:type="dxa" w:w="7746"/>
+                  <w:tcBorders>
+                    <w:top w:val="single" w:color="1F3964" w:sz="14"/>
+                    <w:left w:val="single" w:color="1F3964" w:sz="14"/>
+                    <w:bottom w:val="single" w:color="1F3964" w:sz="14"/>
+                    <w:right w:val="single" w:color="1F3964" w:sz="14"/>
+                  </w:tcBorders>
+                  <w:shd w:fill="FFFFFF" w:color="auto" w:val="clear"/>
+                  <w:tcMar>
+                    <w:top w:type="dxa" w:w="40"/>
+                    <w:left w:type="dxa" w:w="80"/>
+                    <w:bottom w:type="dxa" w:w="40"/>
+                    <w:right w:type="dxa" w:w="40"/>
+                  </w:tcMar>
+                </w:tcPr>
+                <w:p>
+                  <w:r>
+                    <w:rPr>
+                      <w:rFonts w:ascii="Calibri" w:cs="Calibri" w:eastAsia="Calibri" w:hAnsi="Calibri"/>
+                      <w:sz w:val="36"/>
+                      <w:szCs w:val="36"/>
+                    </w:rPr>
+                    <w:t xml:space="preserve"> </w:t>
+                  </w:r>
+                </w:p>
+              </w:tc>
+            </w:tr>
+          </w:tbl>
+          <w:p/>
+        </w:tc>
+      </w:tr>
+    </w:tbl>
+    <w:p>
+      <w:pPr>
+        <w:spacing w:after="200" w:before="0"/>
+      </w:pPr>
+    </w:p>
+    <w:tbl>
+      <w:tblPr>
+        <w:tblW w:type="dxa" w:w="10626"/>
+        <w:tblBorders>
+          <w:top w:val="none" w:color="auto" w:sz="0"/>
+          <w:left w:val="none" w:color="auto" w:sz="0"/>
+          <w:bottom w:val="none" w:color="auto" w:sz="0"/>
+          <w:right w:val="none" w:color="auto" w:sz="0"/>
+          <w:insideH w:val="single" w:color="auto" w:sz="4"/>
+          <w:insideV w:val="single" w:color="auto" w:sz="4"/>
+        </w:tblBorders>
+      </w:tblPr>
+      <w:tblGrid>
+        <w:gridCol w:w="10626"/>
+      </w:tblGrid>
+      <w:tr>
+        <w:tc>
+          <w:tcPr>
+            <w:tcW w:type="dxa" w:w="10626"/>
+            <w:tcBorders>
+              <w:top w:val="single" w:color="4B2D8B" w:sz="8"/>
+              <w:left w:val="single" w:color="4B2D8B" w:sz="8"/>
+              <w:bottom w:val="single" w:color="4B2D8B" w:sz="8"/>
+              <w:right w:val="single" w:color="4B2D8B" w:sz="8"/>
+            </w:tcBorders>
+            <w:shd w:fill="F0EBF8" w:color="auto" w:val="clear"/>
+            <w:tcMar>
+              <w:top w:type="dxa" w:w="100"/>
+              <w:left w:type="dxa" w:w="200"/>
+              <w:bottom w:type="dxa" w:w="100"/>
+              <w:right w:type="dxa" w:w="200"/>
+            </w:tcMar>
+          </w:tcPr>
+          <w:p>
+            <w:r>
+              <w:rPr>
+                <w:rFonts w:ascii="Calibri" w:cs="Calibri" w:eastAsia="Calibri" w:hAnsi="Calibri"/>
+                <w:b/>
+                <w:bCs/>
+                <w:color w:val="4B2D8B"/>
+                <w:sz w:val="20"/>
+                <w:szCs w:val="20"/>
+              </w:rPr>
+              <w:t xml:space="preserve">Answer this first:  </w:t>
+            </w:r>
+            <w:r>
+              <w:rPr>
+                <w:rFonts w:ascii="Calibri" w:cs="Calibri" w:eastAsia="Calibri" w:hAnsi="Calibri"/>
+                <w:i/>
+                <w:iCs/>
+                <w:color w:val="4B2D8B"/>
+                <w:sz w:val="20"/>
+                <w:szCs w:val="20"/>
+              </w:rPr>
+              <w:t xml:space="preserve">If only one thing gets done tomorrow, what must it be?</w:t>
+            </w:r>
+          </w:p>
+          <w:p>
+            <w:pPr>
+              <w:pBdr>
+                <w:bottom w:val="single" w:color="4B2D8B" w:sz="6"/>
+              </w:pBdr>
+              <w:spacing w:after="0" w:before="60"/>
+            </w:pPr>
+            <w:r>
+              <w:rPr>
+                <w:rFonts w:ascii="Calibri" w:cs="Calibri" w:eastAsia="Calibri" w:hAnsi="Calibri"/>
+                <w:sz w:val="28"/>
+                <w:szCs w:val="28"/>
+              </w:rPr>
+              <w:t xml:space="preserve"> </w:t>
+            </w:r>
+          </w:p>
+        </w:tc>
+      </w:tr>
+    </w:tbl>
+    <w:p>
+      <w:pPr>
+        <w:spacing w:after="200" w:before="0"/>
+      </w:pPr>
+    </w:p>
+    <w:tbl>
+      <w:tblPr>
+        <w:tblW w:type="dxa" w:w="10626"/>
+        <w:tblBorders>
+          <w:top w:val="single" w:color="1F3964" w:sz="8"/>
+          <w:left w:val="single" w:color="1F3964" w:sz="8"/>
+          <w:bottom w:val="single" w:color="1F3964" w:sz="8"/>
+          <w:right w:val="single" w:color="1F3964" w:sz="8"/>
+          <w:insideH w:val="single" w:color="auto" w:sz="4"/>
+          <w:insideV w:val="single" w:color="auto" w:sz="4"/>
+        </w:tblBorders>
+      </w:tblPr>
+      <w:tblGrid>
+        <w:gridCol w:w="900"/>
+        <w:gridCol w:w="9726"/>
+      </w:tblGrid>
+      <w:tr>
+        <w:tc>
+          <w:tcPr>
+            <w:tcW w:type="dxa" w:w="900"/>
+            <w:tcBorders>
+              <w:top w:val="none" w:color="auto" w:sz="0"/>
+              <w:left w:val="none" w:color="auto" w:sz="0"/>
+              <w:bottom w:val="none" w:color="auto" w:sz="0"/>
+              <w:right w:val="none" w:color="auto" w:sz="0"/>
+            </w:tcBorders>
+            <w:shd w:fill="1F3964" w:color="auto" w:val="clear"/>
+            <w:tcMar>
+              <w:top w:type="dxa" w:w="60"/>
+              <w:left w:type="dxa" w:w="60"/>
+              <w:bottom w:type="dxa" w:w="20"/>
+              <w:right w:type="dxa" w:w="60"/>
+            </w:tcMar>
+            <w:vAlign w:val="center"/>
+          </w:tcPr>
+          <w:p>
+            <w:pPr>
+              <w:jc w:val="center"/>
+            </w:pPr>
+            <w:r>
+              <w:rPr>
+                <w:rFonts w:ascii="Calibri" w:cs="Calibri" w:eastAsia="Calibri" w:hAnsi="Calibri"/>
+                <w:b/>
+                <w:bCs/>
+                <w:color w:val="FFFFFF"/>
+                <w:sz w:val="64"/>
+                <w:szCs w:val="64"/>
+              </w:rPr>
+              <w:t xml:space="preserve">P1</w:t>
+            </w:r>
+          </w:p>
+          <w:p>
+            <w:pPr>
+              <w:spacing w:after="0" w:before="0"/>
+              <w:jc w:val="center"/>
+            </w:pPr>
+            <w:r>
+              <w:rPr>
+                <w:rFonts w:ascii="Calibri" w:cs="Calibri" w:eastAsia="Calibri" w:hAnsi="Calibri"/>
+                <w:b/>
+                <w:bCs/>
+                <w:color w:val="FFFFFF"/>
+                <w:sz w:val="14"/>
+                <w:szCs w:val="14"/>
+              </w:rPr>
+              <w:t xml:space="preserve">PRIORITY</w:t>
+            </w:r>
+          </w:p>
+        </w:tc>
+        <w:tc>
+          <w:tcPr>
+            <w:tcW w:type="dxa" w:w="9726"/>
+            <w:tcBorders>
+              <w:top w:val="none" w:color="auto" w:sz="0"/>
+              <w:left w:val="none" w:color="auto" w:sz="0"/>
+              <w:bottom w:val="none" w:color="auto" w:sz="0"/>
+              <w:right w:val="none" w:color="auto" w:sz="0"/>
+            </w:tcBorders>
+            <w:shd w:fill="EEF2F8" w:color="auto" w:val="clear"/>
+            <w:tcMar>
+              <w:top w:type="dxa" w:w="80"/>
+              <w:left w:type="dxa" w:w="140"/>
+              <w:bottom w:type="dxa" w:w="0"/>
+              <w:right w:type="dxa" w:w="80"/>
+            </w:tcMar>
+          </w:tcPr>
+          <w:p>
+            <w:pPr>
+              <w:spacing w:after="20" w:before="0"/>
+            </w:pPr>
+            <w:r>
+              <w:rPr>
+                <w:rFonts w:ascii="Calibri" w:cs="Calibri" w:eastAsia="Calibri" w:hAnsi="Calibri"/>
+                <w:b/>
+                <w:bCs/>
+                <w:color w:val="1F3964"/>
+                <w:sz w:val="14"/>
+                <w:szCs w:val="14"/>
+              </w:rPr>
+              <w:t xml:space="preserve">WHAT NEEDS TO BE DONE</w:t>
+            </w:r>
+          </w:p>
+          <w:p>
+            <w:pPr>
+              <w:pBdr>
+                <w:bottom w:val="single" w:color="C0CCDA" w:sz="4"/>
+              </w:pBdr>
+            </w:pPr>
+            <w:r>
+              <w:rPr>
+                <w:rFonts w:ascii="Calibri" w:cs="Calibri" w:eastAsia="Calibri" w:hAnsi="Calibri"/>
+                <w:sz w:val="26"/>
+                <w:szCs w:val="26"/>
+              </w:rPr>
+              <w:t xml:space="preserve"> </w:t>
+            </w:r>
+          </w:p>
+          <w:p>
+            <w:pPr>
+              <w:spacing w:after="120" w:before="0"/>
+            </w:pPr>
+          </w:p>
+          <w:p>
+            <w:pPr>
+              <w:pBdr>
+                <w:bottom w:val="single" w:color="C0CCDA" w:sz="4"/>
+              </w:pBdr>
+            </w:pPr>
+            <w:r>
+              <w:rPr>
+                <w:rFonts w:ascii="Calibri" w:cs="Calibri" w:eastAsia="Calibri" w:hAnsi="Calibri"/>
+                <w:sz w:val="26"/>
+                <w:szCs w:val="26"/>
+              </w:rPr>
+              <w:t xml:space="preserve"> </w:t>
+            </w:r>
+          </w:p>
+          <w:p>
+            <w:pPr>
+              <w:spacing w:after="200" w:before="0"/>
+            </w:pPr>
+          </w:p>
+          <w:tbl>
+            <w:tblPr>
+              <w:tblW w:type="dxa" w:w="9506"/>
+              <w:tblBorders>
+                <w:top w:val="none" w:color="auto" w:sz="0"/>
+                <w:left w:val="none" w:color="auto" w:sz="0"/>
+                <w:bottom w:val="none" w:color="auto" w:sz="0"/>
+                <w:right w:val="none" w:color="auto" w:sz="0"/>
+                <w:insideH w:val="single" w:color="auto" w:sz="4"/>
+                <w:insideV w:val="single" w:color="auto" w:sz="4"/>
+              </w:tblBorders>
+            </w:tblPr>
+            <w:tblGrid>
+              <w:gridCol w:w="4753"/>
+              <w:gridCol w:w="4753"/>
+            </w:tblGrid>
+            <w:tr>
+              <w:tc>
+                <w:tcPr>
+                  <w:tcW w:type="dxa" w:w="4753"/>
+                  <w:tcBorders>
+                    <w:top w:val="none" w:color="auto" w:sz="0"/>
+                    <w:left w:val="none" w:color="auto" w:sz="0"/>
+                    <w:bottom w:val="none" w:color="auto" w:sz="0"/>
+                    <w:right w:val="none" w:color="auto" w:sz="0"/>
+                  </w:tcBorders>
+                  <w:tcMar>
+                    <w:top w:type="dxa" w:w="0"/>
+                    <w:left w:type="dxa" w:w="0"/>
+                    <w:bottom w:type="dxa" w:w="0"/>
+                    <w:right w:type="dxa" w:w="80"/>
+                  </w:tcMar>
+                </w:tcPr>
+                <w:p>
+                  <w:pPr>
+                    <w:spacing w:after="10" w:before="0"/>
+                  </w:pPr>
+                  <w:r>
+                    <w:rPr>
+                      <w:rFonts w:ascii="Calibri" w:cs="Calibri" w:eastAsia="Calibri" w:hAnsi="Calibri"/>
+                      <w:b/>
+                      <w:bCs/>
+                      <w:color w:val="7F7F7F"/>
+                      <w:sz w:val="13"/>
+                      <w:szCs w:val="13"/>
+                    </w:rPr>
+                    <w:t xml:space="preserve">WHO OWNS IT</w:t>
+                  </w:r>
+                </w:p>
+                <w:p>
+                  <w:pPr>
+                    <w:pBdr>
+                      <w:bottom w:val="single" w:color="C0CCDA" w:sz="4"/>
+                    </w:pBdr>
+                  </w:pPr>
+                  <w:r>
+                    <w:rPr>
+                      <w:rFonts w:ascii="Calibri" w:cs="Calibri" w:eastAsia="Calibri" w:hAnsi="Calibri"/>
+                      <w:sz w:val="22"/>
+                      <w:szCs w:val="22"/>
+                    </w:rPr>
+                    <w:t xml:space="preserve"> </w:t>
+                  </w:r>
+                </w:p>
+              </w:tc>
+              <w:tc>
+                <w:tcPr>
+                  <w:tcW w:type="dxa" w:w="4753"/>
+                  <w:tcBorders>
+                    <w:top w:val="none" w:color="auto" w:sz="0"/>
+                    <w:left w:val="none" w:color="auto" w:sz="0"/>
+                    <w:bottom w:val="none" w:color="auto" w:sz="0"/>
+                    <w:right w:val="none" w:color="auto" w:sz="0"/>
+                  </w:tcBorders>
+                  <w:tcMar>
+                    <w:top w:type="dxa" w:w="0"/>
+                    <w:left w:type="dxa" w:w="0"/>
+                    <w:bottom w:type="dxa" w:w="0"/>
+                    <w:right w:type="dxa" w:w="0"/>
+                  </w:tcMar>
+                </w:tcPr>
+                <w:p>
+                  <w:pPr>
+                    <w:spacing w:after="10" w:before="0"/>
+                  </w:pPr>
+                  <w:r>
+                    <w:rPr>
+                      <w:rFonts w:ascii="Calibri" w:cs="Calibri" w:eastAsia="Calibri" w:hAnsi="Calibri"/>
+                      <w:b/>
+                      <w:bCs/>
+                      <w:color w:val="7F7F7F"/>
+                      <w:sz w:val="13"/>
+                      <w:szCs w:val="13"/>
+                    </w:rPr>
+                    <w:t xml:space="preserve">DONE BY (time)</w:t>
+                  </w:r>
+                </w:p>
+                <w:p>
+                  <w:pPr>
+                    <w:pBdr>
+                      <w:bottom w:val="single" w:color="C0CCDA" w:sz="4"/>
+                    </w:pBdr>
+                  </w:pPr>
+                  <w:r>
+                    <w:rPr>
+                      <w:rFonts w:ascii="Calibri" w:cs="Calibri" w:eastAsia="Calibri" w:hAnsi="Calibri"/>
+                      <w:sz w:val="22"/>
+                      <w:szCs w:val="22"/>
+                    </w:rPr>
+                    <w:t xml:space="preserve"> </w:t>
+                  </w:r>
+                </w:p>
+              </w:tc>
+            </w:tr>
+          </w:tbl>
+          <w:p>
+            <w:pPr>
+              <w:spacing w:after="160" w:before="0"/>
+            </w:pPr>
+          </w:p>
+          <w:tbl>
+            <w:tblPr>
+              <w:tblW w:type="dxa" w:w="9726"/>
+              <w:tblBorders>
+                <w:top w:val="single" w:color="auto" w:sz="4"/>
+                <w:left w:val="single" w:color="auto" w:sz="4"/>
+                <w:bottom w:val="single" w:color="auto" w:sz="4"/>
+                <w:right w:val="single" w:color="auto" w:sz="4"/>
+                <w:insideH w:val="single" w:color="auto" w:sz="4"/>
+                <w:insideV w:val="single" w:color="auto" w:sz="4"/>
+              </w:tblBorders>
+            </w:tblPr>
+            <w:tblGrid>
+              <w:gridCol w:w="3242"/>
+              <w:gridCol w:w="3242"/>
+              <w:gridCol w:w="3242"/>
+            </w:tblGrid>
+            <w:tr>
+              <w:tc>
+                <w:tcPr>
+                  <w:tcW w:type="dxa" w:w="3242"/>
+                  <w:tcBorders>
+                    <w:top w:val="single" w:color="375C1B" w:sz="4"/>
+                    <w:left w:val="single" w:color="375C1B" w:sz="4"/>
+                    <w:bottom w:val="single" w:color="375C1B" w:sz="4"/>
+                    <w:right w:val="single" w:color="375C1B" w:sz="4"/>
+                  </w:tcBorders>
+                  <w:shd w:fill="EFF8E8" w:color="auto" w:val="clear"/>
+                  <w:tcMar>
+                    <w:top w:type="dxa" w:w="60"/>
+                    <w:left w:type="dxa" w:w="80"/>
+                    <w:bottom w:type="dxa" w:w="60"/>
+                    <w:right w:type="dxa" w:w="80"/>
+                  </w:tcMar>
+                </w:tcPr>
+                <w:p>
+                  <w:pPr>
+                    <w:jc w:val="center"/>
+                  </w:pPr>
+                  <w:r>
+                    <w:rPr>
+                      <w:rFonts w:ascii="Calibri" w:cs="Calibri" w:eastAsia="Calibri" w:hAnsi="Calibri"/>
+                      <w:b/>
+                      <w:bCs/>
+                      <w:color w:val="375C1B"/>
+                      <w:sz w:val="19"/>
+                      <w:szCs w:val="19"/>
+                    </w:rPr>
+                    <w:t xml:space="preserve">✓  Done</w:t>
+                  </w:r>
+                </w:p>
+              </w:tc>
+              <w:tc>
+                <w:tcPr>
+                  <w:tcW w:type="dxa" w:w="3242"/>
+                  <w:tcBorders>
+                    <w:top w:val="single" w:color="8B6200" w:sz="4"/>
+                    <w:left w:val="single" w:color="8B6200" w:sz="4"/>
+                    <w:bottom w:val="single" w:color="8B6200" w:sz="4"/>
+                    <w:right w:val="single" w:color="8B6200" w:sz="4"/>
+                  </w:tcBorders>
+                  <w:shd w:fill="FFFBE6" w:color="auto" w:val="clear"/>
+                  <w:tcMar>
+                    <w:top w:type="dxa" w:w="60"/>
+                    <w:left w:type="dxa" w:w="80"/>
+                    <w:bottom w:type="dxa" w:w="60"/>
+                    <w:right w:type="dxa" w:w="80"/>
+                  </w:tcMar>
+                </w:tcPr>
+                <w:p>
+                  <w:pPr>
+                    <w:jc w:val="center"/>
+                  </w:pPr>
+                  <w:r>
+                    <w:rPr>
+                      <w:rFonts w:ascii="Calibri" w:cs="Calibri" w:eastAsia="Calibri" w:hAnsi="Calibri"/>
+                      <w:b/>
+                      <w:bCs/>
+                      <w:color w:val="8B6200"/>
+                      <w:sz w:val="19"/>
+                      <w:szCs w:val="19"/>
+                    </w:rPr>
+                    <w:t xml:space="preserve">◑  Partial</w:t>
+                  </w:r>
+                </w:p>
+              </w:tc>
+              <w:tc>
+                <w:tcPr>
+                  <w:tcW w:type="dxa" w:w="3242"/>
+                  <w:tcBorders>
+                    <w:top w:val="single" w:color="1F3964" w:sz="4"/>
+                    <w:left w:val="single" w:color="1F3964" w:sz="4"/>
+                    <w:bottom w:val="single" w:color="1F3964" w:sz="4"/>
+                    <w:right w:val="single" w:color="1F3964" w:sz="4"/>
+                  </w:tcBorders>
+                  <w:shd w:fill="EEF2F8" w:color="auto" w:val="clear"/>
+                  <w:tcMar>
+                    <w:top w:type="dxa" w:w="60"/>
+                    <w:left w:type="dxa" w:w="80"/>
+                    <w:bottom w:type="dxa" w:w="60"/>
+                    <w:right w:type="dxa" w:w="80"/>
+                  </w:tcMar>
+                </w:tcPr>
+                <w:p>
+                  <w:pPr>
+                    <w:jc w:val="center"/>
+                  </w:pPr>
+                  <w:r>
+                    <w:rPr>
+                      <w:rFonts w:ascii="Calibri" w:cs="Calibri" w:eastAsia="Calibri" w:hAnsi="Calibri"/>
+                      <w:b/>
+                      <w:bCs/>
+                      <w:color w:val="1F3964"/>
+                      <w:sz w:val="19"/>
+                      <w:szCs w:val="19"/>
+                    </w:rPr>
+                    <w:t xml:space="preserve">→  Carry forward</w:t>
+                  </w:r>
+                </w:p>
+              </w:tc>
+            </w:tr>
+          </w:tbl>
+          <w:p/>
+        </w:tc>
+      </w:tr>
+    </w:tbl>
+    <w:p>
+      <w:pPr>
+        <w:spacing w:after="160" w:before="0"/>
+      </w:pPr>
+    </w:p>
+    <w:tbl>
+      <w:tblPr>
+        <w:tblW w:type="dxa" w:w="10626"/>
+        <w:tblBorders>
+          <w:top w:val="single" w:color="375C1B" w:sz="8"/>
+          <w:left w:val="single" w:color="375C1B" w:sz="8"/>
+          <w:bottom w:val="single" w:color="375C1B" w:sz="8"/>
+          <w:right w:val="single" w:color="375C1B" w:sz="8"/>
+          <w:insideH w:val="single" w:color="auto" w:sz="4"/>
+          <w:insideV w:val="single" w:color="auto" w:sz="4"/>
+        </w:tblBorders>
+      </w:tblPr>
+      <w:tblGrid>
+        <w:gridCol w:w="900"/>
+        <w:gridCol w:w="9726"/>
+      </w:tblGrid>
+      <w:tr>
+        <w:tc>
+          <w:tcPr>
+            <w:tcW w:type="dxa" w:w="900"/>
+            <w:tcBorders>
+              <w:top w:val="none" w:color="auto" w:sz="0"/>
+              <w:left w:val="none" w:color="auto" w:sz="0"/>
+              <w:bottom w:val="none" w:color="auto" w:sz="0"/>
+              <w:right w:val="none" w:color="auto" w:sz="0"/>
+            </w:tcBorders>
+            <w:shd w:fill="375C1B" w:color="auto" w:val="clear"/>
+            <w:tcMar>
+              <w:top w:type="dxa" w:w="60"/>
+              <w:left w:type="dxa" w:w="60"/>
+              <w:bottom w:type="dxa" w:w="20"/>
+              <w:right w:type="dxa" w:w="60"/>
+            </w:tcMar>
+            <w:vAlign w:val="center"/>
+          </w:tcPr>
+          <w:p>
+            <w:pPr>
+              <w:jc w:val="center"/>
+            </w:pPr>
+            <w:r>
+              <w:rPr>
+                <w:rFonts w:ascii="Calibri" w:cs="Calibri" w:eastAsia="Calibri" w:hAnsi="Calibri"/>
+                <w:b/>
+                <w:bCs/>
+                <w:color w:val="FFFFFF"/>
+                <w:sz w:val="64"/>
+                <w:szCs w:val="64"/>
+              </w:rPr>
+              <w:t xml:space="preserve">P2</w:t>
+            </w:r>
+          </w:p>
+          <w:p>
+            <w:pPr>
+              <w:spacing w:after="0" w:before="0"/>
+              <w:jc w:val="center"/>
+            </w:pPr>
+            <w:r>
+              <w:rPr>
+                <w:rFonts w:ascii="Calibri" w:cs="Calibri" w:eastAsia="Calibri" w:hAnsi="Calibri"/>
+                <w:b/>
+                <w:bCs/>
+                <w:color w:val="FFFFFF"/>
+                <w:sz w:val="14"/>
+                <w:szCs w:val="14"/>
+              </w:rPr>
+              <w:t xml:space="preserve">PRIORITY</w:t>
+            </w:r>
+          </w:p>
+        </w:tc>
+        <w:tc>
+          <w:tcPr>
+            <w:tcW w:type="dxa" w:w="9726"/>
+            <w:tcBorders>
+              <w:top w:val="none" w:color="auto" w:sz="0"/>
+              <w:left w:val="none" w:color="auto" w:sz="0"/>
+              <w:bottom w:val="none" w:color="auto" w:sz="0"/>
+              <w:right w:val="none" w:color="auto" w:sz="0"/>
+            </w:tcBorders>
+            <w:shd w:fill="EFF8E8" w:color="auto" w:val="clear"/>
+            <w:tcMar>
+              <w:top w:type="dxa" w:w="80"/>
+              <w:left w:type="dxa" w:w="140"/>
+              <w:bottom w:type="dxa" w:w="0"/>
+              <w:right w:type="dxa" w:w="80"/>
+            </w:tcMar>
+          </w:tcPr>
+          <w:p>
+            <w:pPr>
+              <w:spacing w:after="20" w:before="0"/>
+            </w:pPr>
+            <w:r>
+              <w:rPr>
+                <w:rFonts w:ascii="Calibri" w:cs="Calibri" w:eastAsia="Calibri" w:hAnsi="Calibri"/>
+                <w:b/>
+                <w:bCs/>
+                <w:color w:val="375C1B"/>
+                <w:sz w:val="14"/>
+                <w:szCs w:val="14"/>
+              </w:rPr>
+              <w:t xml:space="preserve">WHAT NEEDS TO BE DONE</w:t>
+            </w:r>
+          </w:p>
+          <w:p>
+            <w:pPr>
+              <w:pBdr>
+                <w:bottom w:val="single" w:color="C0CCDA" w:sz="4"/>
+              </w:pBdr>
+            </w:pPr>
+            <w:r>
+              <w:rPr>
+                <w:rFonts w:ascii="Calibri" w:cs="Calibri" w:eastAsia="Calibri" w:hAnsi="Calibri"/>
+                <w:sz w:val="26"/>
+                <w:szCs w:val="26"/>
+              </w:rPr>
+              <w:t xml:space="preserve"> </w:t>
+            </w:r>
+          </w:p>
+          <w:p>
+            <w:pPr>
+              <w:spacing w:after="120" w:before="0"/>
+            </w:pPr>
+          </w:p>
+          <w:p>
+            <w:pPr>
+              <w:pBdr>
+                <w:bottom w:val="single" w:color="C0CCDA" w:sz="4"/>
+              </w:pBdr>
+            </w:pPr>
+            <w:r>
+              <w:rPr>
+                <w:rFonts w:ascii="Calibri" w:cs="Calibri" w:eastAsia="Calibri" w:hAnsi="Calibri"/>
+                <w:sz w:val="26"/>
+                <w:szCs w:val="26"/>
+              </w:rPr>
+              <w:t xml:space="preserve"> </w:t>
+            </w:r>
+          </w:p>
+          <w:p>
+            <w:pPr>
+              <w:spacing w:after="200" w:before="0"/>
+            </w:pPr>
+          </w:p>
+          <w:tbl>
+            <w:tblPr>
+              <w:tblW w:type="dxa" w:w="9506"/>
+              <w:tblBorders>
+                <w:top w:val="none" w:color="auto" w:sz="0"/>
+                <w:left w:val="none" w:color="auto" w:sz="0"/>
+                <w:bottom w:val="none" w:color="auto" w:sz="0"/>
+                <w:right w:val="none" w:color="auto" w:sz="0"/>
+                <w:insideH w:val="single" w:color="auto" w:sz="4"/>
+                <w:insideV w:val="single" w:color="auto" w:sz="4"/>
+              </w:tblBorders>
+            </w:tblPr>
+            <w:tblGrid>
+              <w:gridCol w:w="4753"/>
+              <w:gridCol w:w="4753"/>
+            </w:tblGrid>
+            <w:tr>
+              <w:tc>
+                <w:tcPr>
+                  <w:tcW w:type="dxa" w:w="4753"/>
+                  <w:tcBorders>
+                    <w:top w:val="none" w:color="auto" w:sz="0"/>
+                    <w:left w:val="none" w:color="auto" w:sz="0"/>
+                    <w:bottom w:val="none" w:color="auto" w:sz="0"/>
+                    <w:right w:val="none" w:color="auto" w:sz="0"/>
+                  </w:tcBorders>
+                  <w:tcMar>
+                    <w:top w:type="dxa" w:w="0"/>
+                    <w:left w:type="dxa" w:w="0"/>
+                    <w:bottom w:type="dxa" w:w="0"/>
+                    <w:right w:type="dxa" w:w="80"/>
+                  </w:tcMar>
+                </w:tcPr>
+                <w:p>
+                  <w:pPr>
+                    <w:spacing w:after="10" w:before="0"/>
+                  </w:pPr>
+                  <w:r>
+                    <w:rPr>
+                      <w:rFonts w:ascii="Calibri" w:cs="Calibri" w:eastAsia="Calibri" w:hAnsi="Calibri"/>
+                      <w:b/>
+                      <w:bCs/>
+                      <w:color w:val="7F7F7F"/>
+                      <w:sz w:val="13"/>
+                      <w:szCs w:val="13"/>
+                    </w:rPr>
+                    <w:t xml:space="preserve">WHO OWNS IT</w:t>
+                  </w:r>
+                </w:p>
+                <w:p>
+                  <w:pPr>
+                    <w:pBdr>
+                      <w:bottom w:val="single" w:color="C0CCDA" w:sz="4"/>
+                    </w:pBdr>
+                  </w:pPr>
+                  <w:r>
+                    <w:rPr>
+                      <w:rFonts w:ascii="Calibri" w:cs="Calibri" w:eastAsia="Calibri" w:hAnsi="Calibri"/>
+                      <w:sz w:val="22"/>
+                      <w:szCs w:val="22"/>
+                    </w:rPr>
+                    <w:t xml:space="preserve"> </w:t>
+                  </w:r>
+                </w:p>
+              </w:tc>
+              <w:tc>
+                <w:tcPr>
+                  <w:tcW w:type="dxa" w:w="4753"/>
+                  <w:tcBorders>
+                    <w:top w:val="none" w:color="auto" w:sz="0"/>
+                    <w:left w:val="none" w:color="auto" w:sz="0"/>
+                    <w:bottom w:val="none" w:color="auto" w:sz="0"/>
+                    <w:right w:val="none" w:color="auto" w:sz="0"/>
+                  </w:tcBorders>
+                  <w:tcMar>
+                    <w:top w:type="dxa" w:w="0"/>
+                    <w:left w:type="dxa" w:w="0"/>
+                    <w:bottom w:type="dxa" w:w="0"/>
+                    <w:right w:type="dxa" w:w="0"/>
+                  </w:tcMar>
+                </w:tcPr>
+                <w:p>
+                  <w:pPr>
+                    <w:spacing w:after="10" w:before="0"/>
+                  </w:pPr>
+                  <w:r>
+                    <w:rPr>
+                      <w:rFonts w:ascii="Calibri" w:cs="Calibri" w:eastAsia="Calibri" w:hAnsi="Calibri"/>
+                      <w:b/>
+                      <w:bCs/>
+                      <w:color w:val="7F7F7F"/>
+                      <w:sz w:val="13"/>
+                      <w:szCs w:val="13"/>
+                    </w:rPr>
+                    <w:t xml:space="preserve">DONE BY (time)</w:t>
+                  </w:r>
+                </w:p>
+                <w:p>
+                  <w:pPr>
+                    <w:pBdr>
+                      <w:bottom w:val="single" w:color="C0CCDA" w:sz="4"/>
+                    </w:pBdr>
+                  </w:pPr>
+                  <w:r>
+                    <w:rPr>
+                      <w:rFonts w:ascii="Calibri" w:cs="Calibri" w:eastAsia="Calibri" w:hAnsi="Calibri"/>
+                      <w:sz w:val="22"/>
+                      <w:szCs w:val="22"/>
+                    </w:rPr>
+                    <w:t xml:space="preserve"> </w:t>
+                  </w:r>
+                </w:p>
+              </w:tc>
+            </w:tr>
+          </w:tbl>
+          <w:p>
+            <w:pPr>
+              <w:spacing w:after="160" w:before="0"/>
+            </w:pPr>
+          </w:p>
+          <w:tbl>
+            <w:tblPr>
+              <w:tblW w:type="dxa" w:w="9726"/>
+              <w:tblBorders>
+                <w:top w:val="single" w:color="auto" w:sz="4"/>
+                <w:left w:val="single" w:color="auto" w:sz="4"/>
+                <w:bottom w:val="single" w:color="auto" w:sz="4"/>
+                <w:right w:val="single" w:color="auto" w:sz="4"/>
+                <w:insideH w:val="single" w:color="auto" w:sz="4"/>
+                <w:insideV w:val="single" w:color="auto" w:sz="4"/>
+              </w:tblBorders>
+            </w:tblPr>
+            <w:tblGrid>
+              <w:gridCol w:w="3242"/>
+              <w:gridCol w:w="3242"/>
+              <w:gridCol w:w="3242"/>
+            </w:tblGrid>
+            <w:tr>
+              <w:tc>
+                <w:tcPr>
+                  <w:tcW w:type="dxa" w:w="3242"/>
+                  <w:tcBorders>
+                    <w:top w:val="single" w:color="375C1B" w:sz="4"/>
+                    <w:left w:val="single" w:color="375C1B" w:sz="4"/>
+                    <w:bottom w:val="single" w:color="375C1B" w:sz="4"/>
+                    <w:right w:val="single" w:color="375C1B" w:sz="4"/>
+                  </w:tcBorders>
+                  <w:shd w:fill="EFF8E8" w:color="auto" w:val="clear"/>
+                  <w:tcMar>
+                    <w:top w:type="dxa" w:w="60"/>
+                    <w:left w:type="dxa" w:w="80"/>
+                    <w:bottom w:type="dxa" w:w="60"/>
+                    <w:right w:type="dxa" w:w="80"/>
+                  </w:tcMar>
+                </w:tcPr>
+                <w:p>
+                  <w:pPr>
+                    <w:jc w:val="center"/>
+                  </w:pPr>
+                  <w:r>
+                    <w:rPr>
+                      <w:rFonts w:ascii="Calibri" w:cs="Calibri" w:eastAsia="Calibri" w:hAnsi="Calibri"/>
+                      <w:b/>
+                      <w:bCs/>
+                      <w:color w:val="375C1B"/>
+                      <w:sz w:val="19"/>
+                      <w:szCs w:val="19"/>
+                    </w:rPr>
+                    <w:t xml:space="preserve">✓  Done</w:t>
+                  </w:r>
+                </w:p>
+              </w:tc>
+              <w:tc>
+                <w:tcPr>
+                  <w:tcW w:type="dxa" w:w="3242"/>
+                  <w:tcBorders>
+                    <w:top w:val="single" w:color="8B6200" w:sz="4"/>
+                    <w:left w:val="single" w:color="8B6200" w:sz="4"/>
+                    <w:bottom w:val="single" w:color="8B6200" w:sz="4"/>
+                    <w:right w:val="single" w:color="8B6200" w:sz="4"/>
+                  </w:tcBorders>
+                  <w:shd w:fill="FFFBE6" w:color="auto" w:val="clear"/>
+                  <w:tcMar>
+                    <w:top w:type="dxa" w:w="60"/>
+                    <w:left w:type="dxa" w:w="80"/>
+                    <w:bottom w:type="dxa" w:w="60"/>
+                    <w:right w:type="dxa" w:w="80"/>
+                  </w:tcMar>
+                </w:tcPr>
+                <w:p>
+                  <w:pPr>
+                    <w:jc w:val="center"/>
+                  </w:pPr>
+                  <w:r>
+                    <w:rPr>
+                      <w:rFonts w:ascii="Calibri" w:cs="Calibri" w:eastAsia="Calibri" w:hAnsi="Calibri"/>
+                      <w:b/>
+                      <w:bCs/>
+                      <w:color w:val="8B6200"/>
+                      <w:sz w:val="19"/>
+                      <w:szCs w:val="19"/>
+                    </w:rPr>
+                    <w:t xml:space="preserve">◑  Partial</w:t>
+                  </w:r>
+                </w:p>
+              </w:tc>
+              <w:tc>
+                <w:tcPr>
+                  <w:tcW w:type="dxa" w:w="3242"/>
+                  <w:tcBorders>
+                    <w:top w:val="single" w:color="1F3964" w:sz="4"/>
+                    <w:left w:val="single" w:color="1F3964" w:sz="4"/>
+                    <w:bottom w:val="single" w:color="1F3964" w:sz="4"/>
+                    <w:right w:val="single" w:color="1F3964" w:sz="4"/>
+                  </w:tcBorders>
+                  <w:shd w:fill="EEF2F8" w:color="auto" w:val="clear"/>
+                  <w:tcMar>
+                    <w:top w:type="dxa" w:w="60"/>
+                    <w:left w:type="dxa" w:w="80"/>
+                    <w:bottom w:type="dxa" w:w="60"/>
+                    <w:right w:type="dxa" w:w="80"/>
+                  </w:tcMar>
+                </w:tcPr>
+                <w:p>
+                  <w:pPr>
+                    <w:jc w:val="center"/>
+                  </w:pPr>
+                  <w:r>
+                    <w:rPr>
+                      <w:rFonts w:ascii="Calibri" w:cs="Calibri" w:eastAsia="Calibri" w:hAnsi="Calibri"/>
+                      <w:b/>
+                      <w:bCs/>
+                      <w:color w:val="1F3964"/>
+                      <w:sz w:val="19"/>
+                      <w:szCs w:val="19"/>
+                    </w:rPr>
+                    <w:t xml:space="preserve">→  Carry forward</w:t>
+                  </w:r>
+                </w:p>
+              </w:tc>
+            </w:tr>
+          </w:tbl>
+          <w:p/>
+        </w:tc>
+      </w:tr>
+    </w:tbl>
+    <w:p>
+      <w:pPr>
+        <w:spacing w:after="160" w:before="0"/>
+      </w:pPr>
+    </w:p>
+    <w:tbl>
+      <w:tblPr>
+        <w:tblW w:type="dxa" w:w="10626"/>
+        <w:tblBorders>
+          <w:top w:val="single" w:color="8B6200" w:sz="8"/>
+          <w:left w:val="single" w:color="8B6200" w:sz="8"/>
+          <w:bottom w:val="single" w:color="8B6200" w:sz="8"/>
+          <w:right w:val="single" w:color="8B6200" w:sz="8"/>
+          <w:insideH w:val="single" w:color="auto" w:sz="4"/>
+          <w:insideV w:val="single" w:color="auto" w:sz="4"/>
+        </w:tblBorders>
+      </w:tblPr>
+      <w:tblGrid>
+        <w:gridCol w:w="900"/>
+        <w:gridCol w:w="9726"/>
+      </w:tblGrid>
+      <w:tr>
+        <w:tc>
+          <w:tcPr>
+            <w:tcW w:type="dxa" w:w="900"/>
+            <w:tcBorders>
+              <w:top w:val="none" w:color="auto" w:sz="0"/>
+              <w:left w:val="none" w:color="auto" w:sz="0"/>
+              <w:bottom w:val="none" w:color="auto" w:sz="0"/>
+              <w:right w:val="none" w:color="auto" w:sz="0"/>
+            </w:tcBorders>
+            <w:shd w:fill="8B6200" w:color="auto" w:val="clear"/>
+            <w:tcMar>
+              <w:top w:type="dxa" w:w="60"/>
+              <w:left w:type="dxa" w:w="60"/>
+              <w:bottom w:type="dxa" w:w="20"/>
+              <w:right w:type="dxa" w:w="60"/>
+            </w:tcMar>
+            <w:vAlign w:val="center"/>
+          </w:tcPr>
+          <w:p>
+            <w:pPr>
+              <w:jc w:val="center"/>
+            </w:pPr>
+            <w:r>
+              <w:rPr>
+                <w:rFonts w:ascii="Calibri" w:cs="Calibri" w:eastAsia="Calibri" w:hAnsi="Calibri"/>
+                <w:b/>
+                <w:bCs/>
+                <w:color w:val="FFFFFF"/>
+                <w:sz w:val="64"/>
+                <w:szCs w:val="64"/>
+              </w:rPr>
+              <w:t xml:space="preserve">P3</w:t>
+            </w:r>
+          </w:p>
+          <w:p>
+            <w:pPr>
+              <w:spacing w:after="0" w:before="0"/>
+              <w:jc w:val="center"/>
+            </w:pPr>
+            <w:r>
+              <w:rPr>
+                <w:rFonts w:ascii="Calibri" w:cs="Calibri" w:eastAsia="Calibri" w:hAnsi="Calibri"/>
+                <w:b/>
+                <w:bCs/>
+                <w:color w:val="FFFFFF"/>
+                <w:sz w:val="14"/>
+                <w:szCs w:val="14"/>
+              </w:rPr>
+              <w:t xml:space="preserve">PRIORITY</w:t>
+            </w:r>
+          </w:p>
+        </w:tc>
+        <w:tc>
+          <w:tcPr>
+            <w:tcW w:type="dxa" w:w="9726"/>
+            <w:tcBorders>
+              <w:top w:val="none" w:color="auto" w:sz="0"/>
+              <w:left w:val="none" w:color="auto" w:sz="0"/>
+              <w:bottom w:val="none" w:color="auto" w:sz="0"/>
+              <w:right w:val="none" w:color="auto" w:sz="0"/>
+            </w:tcBorders>
+            <w:shd w:fill="FFFBE6" w:color="auto" w:val="clear"/>
+            <w:tcMar>
+              <w:top w:type="dxa" w:w="80"/>
+              <w:left w:type="dxa" w:w="140"/>
+              <w:bottom w:type="dxa" w:w="0"/>
+              <w:right w:type="dxa" w:w="80"/>
+            </w:tcMar>
+          </w:tcPr>
+          <w:p>
+            <w:pPr>
+              <w:spacing w:after="20" w:before="0"/>
+            </w:pPr>
+            <w:r>
+              <w:rPr>
+                <w:rFonts w:ascii="Calibri" w:cs="Calibri" w:eastAsia="Calibri" w:hAnsi="Calibri"/>
+                <w:b/>
+                <w:bCs/>
+                <w:color w:val="8B6200"/>
+                <w:sz w:val="14"/>
+                <w:szCs w:val="14"/>
+              </w:rPr>
+              <w:t xml:space="preserve">WHAT NEEDS TO BE DONE</w:t>
+            </w:r>
+          </w:p>
+          <w:p>
+            <w:pPr>
+              <w:pBdr>
+                <w:bottom w:val="single" w:color="C0CCDA" w:sz="4"/>
+              </w:pBdr>
+            </w:pPr>
+            <w:r>
+              <w:rPr>
+                <w:rFonts w:ascii="Calibri" w:cs="Calibri" w:eastAsia="Calibri" w:hAnsi="Calibri"/>
+                <w:sz w:val="26"/>
+                <w:szCs w:val="26"/>
+              </w:rPr>
+              <w:t xml:space="preserve"> </w:t>
+            </w:r>
+          </w:p>
+          <w:p>
+            <w:pPr>
+              <w:spacing w:after="120" w:before="0"/>
+            </w:pPr>
+          </w:p>
+          <w:p>
+            <w:pPr>
+              <w:pBdr>
+                <w:bottom w:val="single" w:color="C0CCDA" w:sz="4"/>
+              </w:pBdr>
+            </w:pPr>
+            <w:r>
+              <w:rPr>
+                <w:rFonts w:ascii="Calibri" w:cs="Calibri" w:eastAsia="Calibri" w:hAnsi="Calibri"/>
+                <w:sz w:val="26"/>
+                <w:szCs w:val="26"/>
+              </w:rPr>
+              <w:t xml:space="preserve"> </w:t>
+            </w:r>
+          </w:p>
+          <w:p>
+            <w:pPr>
+              <w:spacing w:after="200" w:before="0"/>
+            </w:pPr>
+          </w:p>
+          <w:tbl>
+            <w:tblPr>
+              <w:tblW w:type="dxa" w:w="9506"/>
+              <w:tblBorders>
+                <w:top w:val="none" w:color="auto" w:sz="0"/>
+                <w:left w:val="none" w:color="auto" w:sz="0"/>
+                <w:bottom w:val="none" w:color="auto" w:sz="0"/>
+                <w:right w:val="none" w:color="auto" w:sz="0"/>
+                <w:insideH w:val="single" w:color="auto" w:sz="4"/>
+                <w:insideV w:val="single" w:color="auto" w:sz="4"/>
+              </w:tblBorders>
+            </w:tblPr>
+            <w:tblGrid>
+              <w:gridCol w:w="4753"/>
+              <w:gridCol w:w="4753"/>
+            </w:tblGrid>
+            <w:tr>
+              <w:tc>
+                <w:tcPr>
+                  <w:tcW w:type="dxa" w:w="4753"/>
+                  <w:tcBorders>
+                    <w:top w:val="none" w:color="auto" w:sz="0"/>
+                    <w:left w:val="none" w:color="auto" w:sz="0"/>
+                    <w:bottom w:val="none" w:color="auto" w:sz="0"/>
+                    <w:right w:val="none" w:color="auto" w:sz="0"/>
+                  </w:tcBorders>
+                  <w:tcMar>
+                    <w:top w:type="dxa" w:w="0"/>
+                    <w:left w:type="dxa" w:w="0"/>
+                    <w:bottom w:type="dxa" w:w="0"/>
+                    <w:right w:type="dxa" w:w="80"/>
+                  </w:tcMar>
+                </w:tcPr>
+                <w:p>
+                  <w:pPr>
+                    <w:spacing w:after="10" w:before="0"/>
+                  </w:pPr>
+                  <w:r>
+                    <w:rPr>
+                      <w:rFonts w:ascii="Calibri" w:cs="Calibri" w:eastAsia="Calibri" w:hAnsi="Calibri"/>
+                      <w:b/>
+                      <w:bCs/>
+                      <w:color w:val="7F7F7F"/>
+                      <w:sz w:val="13"/>
+                      <w:szCs w:val="13"/>
+                    </w:rPr>
+                    <w:t xml:space="preserve">WHO OWNS IT</w:t>
+                  </w:r>
+                </w:p>
+                <w:p>
+                  <w:pPr>
+                    <w:pBdr>
+                      <w:bottom w:val="single" w:color="C0CCDA" w:sz="4"/>
+                    </w:pBdr>
+                  </w:pPr>
+                  <w:r>
+                    <w:rPr>
+                      <w:rFonts w:ascii="Calibri" w:cs="Calibri" w:eastAsia="Calibri" w:hAnsi="Calibri"/>
+                      <w:sz w:val="22"/>
+                      <w:szCs w:val="22"/>
+                    </w:rPr>
+                    <w:t xml:space="preserve"> </w:t>
+                  </w:r>
+                </w:p>
+              </w:tc>
+              <w:tc>
+                <w:tcPr>
+                  <w:tcW w:type="dxa" w:w="4753"/>
+                  <w:tcBorders>
+                    <w:top w:val="none" w:color="auto" w:sz="0"/>
+                    <w:left w:val="none" w:color="auto" w:sz="0"/>
+                    <w:bottom w:val="none" w:color="auto" w:sz="0"/>
+                    <w:right w:val="none" w:color="auto" w:sz="0"/>
+                  </w:tcBorders>
+                  <w:tcMar>
+                    <w:top w:type="dxa" w:w="0"/>
+                    <w:left w:type="dxa" w:w="0"/>
+                    <w:bottom w:type="dxa" w:w="0"/>
+                    <w:right w:type="dxa" w:w="0"/>
+                  </w:tcMar>
+                </w:tcPr>
+                <w:p>
+                  <w:pPr>
+                    <w:spacing w:after="10" w:before="0"/>
+                  </w:pPr>
+                  <w:r>
+                    <w:rPr>
+                      <w:rFonts w:ascii="Calibri" w:cs="Calibri" w:eastAsia="Calibri" w:hAnsi="Calibri"/>
+                      <w:b/>
+                      <w:bCs/>
+                      <w:color w:val="7F7F7F"/>
+                      <w:sz w:val="13"/>
+                      <w:szCs w:val="13"/>
+                    </w:rPr>
+                    <w:t xml:space="preserve">DONE BY (time)</w:t>
+                  </w:r>
+                </w:p>
+                <w:p>
+                  <w:pPr>
+                    <w:pBdr>
+                      <w:bottom w:val="single" w:color="C0CCDA" w:sz="4"/>
+                    </w:pBdr>
+                  </w:pPr>
+                  <w:r>
+                    <w:rPr>
+                      <w:rFonts w:ascii="Calibri" w:cs="Calibri" w:eastAsia="Calibri" w:hAnsi="Calibri"/>
+                      <w:sz w:val="22"/>
+                      <w:szCs w:val="22"/>
+                    </w:rPr>
+                    <w:t xml:space="preserve"> </w:t>
+                  </w:r>
+                </w:p>
+              </w:tc>
+            </w:tr>
+          </w:tbl>
+          <w:p>
+            <w:pPr>
+              <w:spacing w:after="160" w:before="0"/>
+            </w:pPr>
+          </w:p>
+          <w:tbl>
+            <w:tblPr>
+              <w:tblW w:type="dxa" w:w="9726"/>
+              <w:tblBorders>
+                <w:top w:val="single" w:color="auto" w:sz="4"/>
+                <w:left w:val="single" w:color="auto" w:sz="4"/>
+                <w:bottom w:val="single" w:color="auto" w:sz="4"/>
+                <w:right w:val="single" w:color="auto" w:sz="4"/>
+                <w:insideH w:val="single" w:color="auto" w:sz="4"/>
+                <w:insideV w:val="single" w:color="auto" w:sz="4"/>
+              </w:tblBorders>
+            </w:tblPr>
+            <w:tblGrid>
+              <w:gridCol w:w="3242"/>
+              <w:gridCol w:w="3242"/>
+              <w:gridCol w:w="3242"/>
+            </w:tblGrid>
+            <w:tr>
+              <w:tc>
+                <w:tcPr>
+                  <w:tcW w:type="dxa" w:w="3242"/>
+                  <w:tcBorders>
+                    <w:top w:val="single" w:color="375C1B" w:sz="4"/>
+                    <w:left w:val="single" w:color="375C1B" w:sz="4"/>
+                    <w:bottom w:val="single" w:color="375C1B" w:sz="4"/>
+                    <w:right w:val="single" w:color="375C1B" w:sz="4"/>
+                  </w:tcBorders>
+                  <w:shd w:fill="EFF8E8" w:color="auto" w:val="clear"/>
+                  <w:tcMar>
+                    <w:top w:type="dxa" w:w="60"/>
+                    <w:left w:type="dxa" w:w="80"/>
+                    <w:bottom w:type="dxa" w:w="60"/>
+                    <w:right w:type="dxa" w:w="80"/>
+                  </w:tcMar>
+                </w:tcPr>
+                <w:p>
+                  <w:pPr>
+                    <w:jc w:val="center"/>
+                  </w:pPr>
+                  <w:r>
+                    <w:rPr>
+                      <w:rFonts w:ascii="Calibri" w:cs="Calibri" w:eastAsia="Calibri" w:hAnsi="Calibri"/>
+                      <w:b/>
+                      <w:bCs/>
+                      <w:color w:val="375C1B"/>
+                      <w:sz w:val="19"/>
+                      <w:szCs w:val="19"/>
+                    </w:rPr>
+                    <w:t xml:space="preserve">✓  Done</w:t>
+                  </w:r>
+                </w:p>
+              </w:tc>
+              <w:tc>
+                <w:tcPr>
+                  <w:tcW w:type="dxa" w:w="3242"/>
+                  <w:tcBorders>
+                    <w:top w:val="single" w:color="8B6200" w:sz="4"/>
+                    <w:left w:val="single" w:color="8B6200" w:sz="4"/>
+                    <w:bottom w:val="single" w:color="8B6200" w:sz="4"/>
+                    <w:right w:val="single" w:color="8B6200" w:sz="4"/>
+                  </w:tcBorders>
+                  <w:shd w:fill="FFFBE6" w:color="auto" w:val="clear"/>
+                  <w:tcMar>
+                    <w:top w:type="dxa" w:w="60"/>
+                    <w:left w:type="dxa" w:w="80"/>
+                    <w:bottom w:type="dxa" w:w="60"/>
+                    <w:right w:type="dxa" w:w="80"/>
+                  </w:tcMar>
+                </w:tcPr>
+                <w:p>
+                  <w:pPr>
+                    <w:jc w:val="center"/>
+                  </w:pPr>
+                  <w:r>
+                    <w:rPr>
+                      <w:rFonts w:ascii="Calibri" w:cs="Calibri" w:eastAsia="Calibri" w:hAnsi="Calibri"/>
+                      <w:b/>
+                      <w:bCs/>
+                      <w:color w:val="8B6200"/>
+                      <w:sz w:val="19"/>
+                      <w:szCs w:val="19"/>
+                    </w:rPr>
+                    <w:t xml:space="preserve">◑  Partial</w:t>
+                  </w:r>
+                </w:p>
+              </w:tc>
+              <w:tc>
+                <w:tcPr>
+                  <w:tcW w:type="dxa" w:w="3242"/>
+                  <w:tcBorders>
+                    <w:top w:val="single" w:color="1F3964" w:sz="4"/>
+                    <w:left w:val="single" w:color="1F3964" w:sz="4"/>
+                    <w:bottom w:val="single" w:color="1F3964" w:sz="4"/>
+                    <w:right w:val="single" w:color="1F3964" w:sz="4"/>
+                  </w:tcBorders>
+                  <w:shd w:fill="EEF2F8" w:color="auto" w:val="clear"/>
+                  <w:tcMar>
+                    <w:top w:type="dxa" w:w="60"/>
+                    <w:left w:type="dxa" w:w="80"/>
+                    <w:bottom w:type="dxa" w:w="60"/>
+                    <w:right w:type="dxa" w:w="80"/>
+                  </w:tcMar>
+                </w:tcPr>
+                <w:p>
+                  <w:pPr>
+                    <w:jc w:val="center"/>
+                  </w:pPr>
+                  <w:r>
+                    <w:rPr>
+                      <w:rFonts w:ascii="Calibri" w:cs="Calibri" w:eastAsia="Calibri" w:hAnsi="Calibri"/>
+                      <w:b/>
+                      <w:bCs/>
+                      <w:color w:val="1F3964"/>
+                      <w:sz w:val="19"/>
+                      <w:szCs w:val="19"/>
+                    </w:rPr>
+                    <w:t xml:space="preserve">→  Carry forward</w:t>
+                  </w:r>
+                </w:p>
+              </w:tc>
+            </w:tr>
+          </w:tbl>
+          <w:p/>
+        </w:tc>
+      </w:tr>
+    </w:tbl>
+    <w:p>
+      <w:pPr>
+        <w:spacing w:after="160" w:before="0"/>
+      </w:pPr>
+    </w:p>
+    <w:tbl>
+      <w:tblPr>
+        <w:tblW w:type="dxa" w:w="10626"/>
+        <w:tblBorders>
+          <w:top w:val="single" w:color="C00000" w:sz="8"/>
+          <w:left w:val="single" w:color="C00000" w:sz="8"/>
+          <w:bottom w:val="single" w:color="C00000" w:sz="8"/>
+          <w:right w:val="single" w:color="C00000" w:sz="8"/>
+          <w:insideH w:val="single" w:color="auto" w:sz="4"/>
+          <w:insideV w:val="single" w:color="auto" w:sz="4"/>
+        </w:tblBorders>
+      </w:tblPr>
+      <w:tblGrid>
+        <w:gridCol w:w="900"/>
+        <w:gridCol w:w="9726"/>
+      </w:tblGrid>
+      <w:tr>
+        <w:tc>
+          <w:tcPr>
+            <w:tcW w:type="dxa" w:w="900"/>
+            <w:tcBorders>
+              <w:top w:val="none" w:color="auto" w:sz="0"/>
+              <w:left w:val="none" w:color="auto" w:sz="0"/>
+              <w:bottom w:val="none" w:color="auto" w:sz="0"/>
+              <w:right w:val="none" w:color="auto" w:sz="0"/>
+            </w:tcBorders>
+            <w:shd w:fill="C00000" w:color="auto" w:val="clear"/>
+            <w:tcMar>
+              <w:top w:type="dxa" w:w="60"/>
+              <w:left w:type="dxa" w:w="60"/>
+              <w:bottom w:type="dxa" w:w="20"/>
+              <w:right w:type="dxa" w:w="60"/>
+            </w:tcMar>
+            <w:vAlign w:val="center"/>
+          </w:tcPr>
+          <w:p>
+            <w:pPr>
+              <w:jc w:val="center"/>
+            </w:pPr>
+            <w:r>
+              <w:rPr>
+                <w:rFonts w:ascii="Calibri" w:cs="Calibri" w:eastAsia="Calibri" w:hAnsi="Calibri"/>
+                <w:b/>
+                <w:bCs/>
+                <w:color w:val="FFFFFF"/>
+                <w:sz w:val="64"/>
+                <w:szCs w:val="64"/>
+              </w:rPr>
+              <w:t xml:space="preserve">P4</w:t>
+            </w:r>
+          </w:p>
+          <w:p>
+            <w:pPr>
+              <w:spacing w:after="0" w:before="0"/>
+              <w:jc w:val="center"/>
+            </w:pPr>
+            <w:r>
+              <w:rPr>
+                <w:rFonts w:ascii="Calibri" w:cs="Calibri" w:eastAsia="Calibri" w:hAnsi="Calibri"/>
+                <w:b/>
+                <w:bCs/>
+                <w:color w:val="FFFFFF"/>
+                <w:sz w:val="14"/>
+                <w:szCs w:val="14"/>
+              </w:rPr>
+              <w:t xml:space="preserve">PRIORITY</w:t>
+            </w:r>
+          </w:p>
+        </w:tc>
+        <w:tc>
+          <w:tcPr>
+            <w:tcW w:type="dxa" w:w="9726"/>
+            <w:tcBorders>
+              <w:top w:val="none" w:color="auto" w:sz="0"/>
+              <w:left w:val="none" w:color="auto" w:sz="0"/>
+              <w:bottom w:val="none" w:color="auto" w:sz="0"/>
+              <w:right w:val="none" w:color="auto" w:sz="0"/>
+            </w:tcBorders>
+            <w:shd w:fill="FFF0F0" w:color="auto" w:val="clear"/>
+            <w:tcMar>
+              <w:top w:type="dxa" w:w="80"/>
+              <w:left w:type="dxa" w:w="140"/>
+              <w:bottom w:type="dxa" w:w="0"/>
+              <w:right w:type="dxa" w:w="80"/>
+            </w:tcMar>
+          </w:tcPr>
+          <w:p>
+            <w:pPr>
+              <w:spacing w:after="20" w:before="0"/>
+            </w:pPr>
+            <w:r>
+              <w:rPr>
+                <w:rFonts w:ascii="Calibri" w:cs="Calibri" w:eastAsia="Calibri" w:hAnsi="Calibri"/>
+                <w:b/>
+                <w:bCs/>
+                <w:color w:val="C00000"/>
+                <w:sz w:val="14"/>
+                <w:szCs w:val="14"/>
+              </w:rPr>
+              <w:t xml:space="preserve">WHAT NEEDS TO BE DONE</w:t>
+            </w:r>
+          </w:p>
+          <w:p>
+            <w:pPr>
+              <w:pBdr>
+                <w:bottom w:val="single" w:color="C0CCDA" w:sz="4"/>
+              </w:pBdr>
+            </w:pPr>
+            <w:r>
+              <w:rPr>
+                <w:rFonts w:ascii="Calibri" w:cs="Calibri" w:eastAsia="Calibri" w:hAnsi="Calibri"/>
+                <w:sz w:val="26"/>
+                <w:szCs w:val="26"/>
+              </w:rPr>
+              <w:t xml:space="preserve"> </w:t>
+            </w:r>
+          </w:p>
+          <w:p>
+            <w:pPr>
+              <w:spacing w:after="120" w:before="0"/>
+            </w:pPr>
+          </w:p>
+          <w:p>
+            <w:pPr>
+              <w:pBdr>
+                <w:bottom w:val="single" w:color="C0CCDA" w:sz="4"/>
+              </w:pBdr>
+            </w:pPr>
+            <w:r>
+              <w:rPr>
+                <w:rFonts w:ascii="Calibri" w:cs="Calibri" w:eastAsia="Calibri" w:hAnsi="Calibri"/>
+                <w:sz w:val="26"/>
+                <w:szCs w:val="26"/>
+              </w:rPr>
+              <w:t xml:space="preserve"> </w:t>
+            </w:r>
+          </w:p>
+          <w:p>
+            <w:pPr>
+              <w:spacing w:after="200" w:before="0"/>
+            </w:pPr>
+          </w:p>
+          <w:tbl>
+            <w:tblPr>
+              <w:tblW w:type="dxa" w:w="9506"/>
+              <w:tblBorders>
+                <w:top w:val="none" w:color="auto" w:sz="0"/>
+                <w:left w:val="none" w:color="auto" w:sz="0"/>
+                <w:bottom w:val="none" w:color="auto" w:sz="0"/>
+                <w:right w:val="none" w:color="auto" w:sz="0"/>
+                <w:insideH w:val="single" w:color="auto" w:sz="4"/>
+                <w:insideV w:val="single" w:color="auto" w:sz="4"/>
+              </w:tblBorders>
+            </w:tblPr>
+            <w:tblGrid>
+              <w:gridCol w:w="4753"/>
+              <w:gridCol w:w="4753"/>
+            </w:tblGrid>
+            <w:tr>
+              <w:tc>
+                <w:tcPr>
+                  <w:tcW w:type="dxa" w:w="4753"/>
+                  <w:tcBorders>
+                    <w:top w:val="none" w:color="auto" w:sz="0"/>
+                    <w:left w:val="none" w:color="auto" w:sz="0"/>
+                    <w:bottom w:val="none" w:color="auto" w:sz="0"/>
+                    <w:right w:val="none" w:color="auto" w:sz="0"/>
+                  </w:tcBorders>
+                  <w:tcMar>
+                    <w:top w:type="dxa" w:w="0"/>
+                    <w:left w:type="dxa" w:w="0"/>
+                    <w:bottom w:type="dxa" w:w="0"/>
+                    <w:right w:type="dxa" w:w="80"/>
+                  </w:tcMar>
+                </w:tcPr>
+                <w:p>
+                  <w:pPr>
+                    <w:spacing w:after="10" w:before="0"/>
+                  </w:pPr>
+                  <w:r>
+                    <w:rPr>
+                      <w:rFonts w:ascii="Calibri" w:cs="Calibri" w:eastAsia="Calibri" w:hAnsi="Calibri"/>
+                      <w:b/>
+                      <w:bCs/>
+                      <w:color w:val="7F7F7F"/>
+                      <w:sz w:val="13"/>
+                      <w:szCs w:val="13"/>
+                    </w:rPr>
+                    <w:t xml:space="preserve">WHO OWNS IT</w:t>
+                  </w:r>
+                </w:p>
+                <w:p>
+                  <w:pPr>
+                    <w:pBdr>
+                      <w:bottom w:val="single" w:color="C0CCDA" w:sz="4"/>
+                    </w:pBdr>
+                  </w:pPr>
+                  <w:r>
+                    <w:rPr>
+                      <w:rFonts w:ascii="Calibri" w:cs="Calibri" w:eastAsia="Calibri" w:hAnsi="Calibri"/>
+                      <w:sz w:val="22"/>
+                      <w:szCs w:val="22"/>
+                    </w:rPr>
+                    <w:t xml:space="preserve"> </w:t>
+                  </w:r>
+                </w:p>
+              </w:tc>
+              <w:tc>
+                <w:tcPr>
+                  <w:tcW w:type="dxa" w:w="4753"/>
+                  <w:tcBorders>
+                    <w:top w:val="none" w:color="auto" w:sz="0"/>
+                    <w:left w:val="none" w:color="auto" w:sz="0"/>
+                    <w:bottom w:val="none" w:color="auto" w:sz="0"/>
+                    <w:right w:val="none" w:color="auto" w:sz="0"/>
+                  </w:tcBorders>
+                  <w:tcMar>
+                    <w:top w:type="dxa" w:w="0"/>
+                    <w:left w:type="dxa" w:w="0"/>
+                    <w:bottom w:type="dxa" w:w="0"/>
+                    <w:right w:type="dxa" w:w="0"/>
+                  </w:tcMar>
+                </w:tcPr>
+                <w:p>
+                  <w:pPr>
+                    <w:spacing w:after="10" w:before="0"/>
+                  </w:pPr>
+                  <w:r>
+                    <w:rPr>
+                      <w:rFonts w:ascii="Calibri" w:cs="Calibri" w:eastAsia="Calibri" w:hAnsi="Calibri"/>
+                      <w:b/>
+                      <w:bCs/>
+                      <w:color w:val="7F7F7F"/>
+                      <w:sz w:val="13"/>
+                      <w:szCs w:val="13"/>
+                    </w:rPr>
+                    <w:t xml:space="preserve">DONE BY (time)</w:t>
+                  </w:r>
+                </w:p>
+                <w:p>
+                  <w:pPr>
+                    <w:pBdr>
+                      <w:bottom w:val="single" w:color="C0CCDA" w:sz="4"/>
+                    </w:pBdr>
+                  </w:pPr>
+                  <w:r>
+                    <w:rPr>
+                      <w:rFonts w:ascii="Calibri" w:cs="Calibri" w:eastAsia="Calibri" w:hAnsi="Calibri"/>
+                      <w:sz w:val="22"/>
+                      <w:szCs w:val="22"/>
+                    </w:rPr>
+                    <w:t xml:space="preserve"> </w:t>
+                  </w:r>
+                </w:p>
+              </w:tc>
+            </w:tr>
+          </w:tbl>
+          <w:p>
+            <w:pPr>
+              <w:spacing w:after="160" w:before="0"/>
+            </w:pPr>
+          </w:p>
+          <w:tbl>
+            <w:tblPr>
+              <w:tblW w:type="dxa" w:w="9726"/>
+              <w:tblBorders>
+                <w:top w:val="single" w:color="auto" w:sz="4"/>
+                <w:left w:val="single" w:color="auto" w:sz="4"/>
+                <w:bottom w:val="single" w:color="auto" w:sz="4"/>
+                <w:right w:val="single" w:color="auto" w:sz="4"/>
+                <w:insideH w:val="single" w:color="auto" w:sz="4"/>
+                <w:insideV w:val="single" w:color="auto" w:sz="4"/>
+              </w:tblBorders>
+            </w:tblPr>
+            <w:tblGrid>
+              <w:gridCol w:w="3242"/>
+              <w:gridCol w:w="3242"/>
+              <w:gridCol w:w="3242"/>
+            </w:tblGrid>
+            <w:tr>
+              <w:tc>
+                <w:tcPr>
+                  <w:tcW w:type="dxa" w:w="3242"/>
+                  <w:tcBorders>
+                    <w:top w:val="single" w:color="375C1B" w:sz="4"/>
+                    <w:left w:val="single" w:color="375C1B" w:sz="4"/>
+                    <w:bottom w:val="single" w:color="375C1B" w:sz="4"/>
+                    <w:right w:val="single" w:color="375C1B" w:sz="4"/>
+                  </w:tcBorders>
+                  <w:shd w:fill="EFF8E8" w:color="auto" w:val="clear"/>
+                  <w:tcMar>
+                    <w:top w:type="dxa" w:w="60"/>
+                    <w:left w:type="dxa" w:w="80"/>
+                    <w:bottom w:type="dxa" w:w="60"/>
+                    <w:right w:type="dxa" w:w="80"/>
+                  </w:tcMar>
+                </w:tcPr>
+                <w:p>
+                  <w:pPr>
+                    <w:jc w:val="center"/>
+                  </w:pPr>
+                  <w:r>
+                    <w:rPr>
+                      <w:rFonts w:ascii="Calibri" w:cs="Calibri" w:eastAsia="Calibri" w:hAnsi="Calibri"/>
+                      <w:b/>
+                      <w:bCs/>
+                      <w:color w:val="375C1B"/>
+                      <w:sz w:val="19"/>
+                      <w:szCs w:val="19"/>
+                    </w:rPr>
+                    <w:t xml:space="preserve">✓  Done</w:t>
+                  </w:r>
+                </w:p>
+              </w:tc>
+              <w:tc>
+                <w:tcPr>
+                  <w:tcW w:type="dxa" w:w="3242"/>
+                  <w:tcBorders>
+                    <w:top w:val="single" w:color="8B6200" w:sz="4"/>
+                    <w:left w:val="single" w:color="8B6200" w:sz="4"/>
+                    <w:bottom w:val="single" w:color="8B6200" w:sz="4"/>
+                    <w:right w:val="single" w:color="8B6200" w:sz="4"/>
+                  </w:tcBorders>
+                  <w:shd w:fill="FFFBE6" w:color="auto" w:val="clear"/>
+                  <w:tcMar>
+                    <w:top w:type="dxa" w:w="60"/>
+                    <w:left w:type="dxa" w:w="80"/>
+                    <w:bottom w:type="dxa" w:w="60"/>
+                    <w:right w:type="dxa" w:w="80"/>
+                  </w:tcMar>
+                </w:tcPr>
+                <w:p>
+                  <w:pPr>
+                    <w:jc w:val="center"/>
+                  </w:pPr>
+                  <w:r>
+                    <w:rPr>
+                      <w:rFonts w:ascii="Calibri" w:cs="Calibri" w:eastAsia="Calibri" w:hAnsi="Calibri"/>
+                      <w:b/>
+                      <w:bCs/>
+                      <w:color w:val="8B6200"/>
+                      <w:sz w:val="19"/>
+                      <w:szCs w:val="19"/>
+                    </w:rPr>
+                    <w:t xml:space="preserve">◑  Partial</w:t>
+                  </w:r>
+                </w:p>
+              </w:tc>
+              <w:tc>
+                <w:tcPr>
+                  <w:tcW w:type="dxa" w:w="3242"/>
+                  <w:tcBorders>
+                    <w:top w:val="single" w:color="1F3964" w:sz="4"/>
+                    <w:left w:val="single" w:color="1F3964" w:sz="4"/>
+                    <w:bottom w:val="single" w:color="1F3964" w:sz="4"/>
+                    <w:right w:val="single" w:color="1F3964" w:sz="4"/>
+                  </w:tcBorders>
+                  <w:shd w:fill="EEF2F8" w:color="auto" w:val="clear"/>
+                  <w:tcMar>
+                    <w:top w:type="dxa" w:w="60"/>
+                    <w:left w:type="dxa" w:w="80"/>
+                    <w:bottom w:type="dxa" w:w="60"/>
+                    <w:right w:type="dxa" w:w="80"/>
+                  </w:tcMar>
+                </w:tcPr>
+                <w:p>
+                  <w:pPr>
+                    <w:jc w:val="center"/>
+                  </w:pPr>
+                  <w:r>
+                    <w:rPr>
+                      <w:rFonts w:ascii="Calibri" w:cs="Calibri" w:eastAsia="Calibri" w:hAnsi="Calibri"/>
+                      <w:b/>
+                      <w:bCs/>
+                      <w:color w:val="1F3964"/>
+                      <w:sz w:val="19"/>
+                      <w:szCs w:val="19"/>
+                    </w:rPr>
+                    <w:t xml:space="preserve">→  Carry forward</w:t>
+                  </w:r>
+                </w:p>
+              </w:tc>
+            </w:tr>
+          </w:tbl>
+          <w:p/>
+        </w:tc>
+      </w:tr>
+    </w:tbl>
+    <w:p>
+      <w:pPr>
+        <w:spacing w:after="200" w:before="0"/>
+      </w:pPr>
+    </w:p>
+    <w:tbl>
+      <w:tblPr>
+        <w:tblW w:type="dxa" w:w="10626"/>
+        <w:tblBorders>
+          <w:top w:val="none" w:color="auto" w:sz="0"/>
+          <w:left w:val="none" w:color="auto" w:sz="0"/>
+          <w:bottom w:val="none" w:color="auto" w:sz="0"/>
+          <w:right w:val="none" w:color="auto" w:sz="0"/>
+          <w:insideH w:val="single" w:color="auto" w:sz="4"/>
+          <w:insideV w:val="single" w:color="auto" w:sz="4"/>
+        </w:tblBorders>
+      </w:tblPr>
+      <w:tblGrid>
+        <w:gridCol w:w="10626"/>
+      </w:tblGrid>
+      <w:tr>
+        <w:tc>
+          <w:tcPr>
+            <w:tcW w:type="dxa" w:w="10626"/>
+            <w:shd w:fill="1F3964" w:color="auto" w:val="clear"/>
+            <w:tcMar>
+              <w:top w:type="dxa" w:w="60"/>
+              <w:left w:type="dxa" w:w="160"/>
+              <w:bottom w:type="dxa" w:w="60"/>
+              <w:right w:type="dxa" w:w="160"/>
+            </w:tcMar>
+          </w:tcPr>
+          <w:p>
+            <w:r>
+              <w:rPr>
+                <w:rFonts w:ascii="Calibri" w:cs="Calibri" w:eastAsia="Calibri" w:hAnsi="Calibri"/>
+                <w:b/>
+                <w:bCs/>
+                <w:color w:val="FFFFFF"/>
+                <w:sz w:val="20"/>
+                <w:szCs w:val="20"/>
+              </w:rPr>
+              <w:t xml:space="preserve">CARRY FORWARD  —  Not completed today, rolls to tomorrow</w:t>
+            </w:r>
+          </w:p>
+        </w:tc>
+      </w:tr>
+    </w:tbl>
+    <w:p>
+      <w:pPr>
+        <w:spacing w:after="120" w:before="0"/>
+      </w:pPr>
+    </w:p>
+    <w:tbl>
+      <w:tblPr>
+        <w:tblW w:type="dxa" w:w="10626"/>
+        <w:tblBorders>
+          <w:top w:val="none" w:color="auto" w:sz="0"/>
+          <w:left w:val="none" w:color="auto" w:sz="0"/>
+          <w:bottom w:val="none" w:color="auto" w:sz="0"/>
+          <w:right w:val="none" w:color="auto" w:sz="0"/>
+          <w:insideH w:val="single" w:color="auto" w:sz="4"/>
+          <w:insideV w:val="single" w:color="auto" w:sz="4"/>
+        </w:tblBorders>
+      </w:tblPr>
+      <w:tblGrid>
+        <w:gridCol w:w="10626"/>
+      </w:tblGrid>
+      <w:tr>
+        <w:tc>
+          <w:tcPr>
+            <w:tcW w:type="dxa" w:w="10626"/>
+            <w:tcBorders>
+              <w:top w:val="none" w:color="auto" w:sz="0"/>
+              <w:left w:val="none" w:color="auto" w:sz="0"/>
+              <w:bottom w:val="none" w:color="auto" w:sz="0"/>
+              <w:right w:val="none" w:color="auto" w:sz="0"/>
+            </w:tcBorders>
+            <w:tcMar>
+              <w:top w:type="dxa" w:w="0"/>
+              <w:left w:type="dxa" w:w="60"/>
+              <w:bottom w:type="dxa" w:w="0"/>
+              <w:right w:type="dxa" w:w="60"/>
+            </w:tcMar>
+          </w:tcPr>
+          <w:p>
+            <w:pPr>
+              <w:spacing w:after="20" w:before="0"/>
+            </w:pPr>
+            <w:r>
+              <w:rPr>
+                <w:rFonts w:ascii="Calibri" w:cs="Calibri" w:eastAsia="Calibri" w:hAnsi="Calibri"/>
+                <w:b/>
+                <w:bCs/>
+                <w:color w:val="7F7F7F"/>
+                <w:sz w:val="16"/>
+                <w:szCs w:val="16"/>
+              </w:rPr>
+              <w:t xml:space="preserve">List anything unfinished today that the next shift needs to pick up — with context</w:t>
+            </w:r>
+          </w:p>
+          <w:tbl>
+            <w:tblPr>
+              <w:tblW w:type="dxa" w:w="10506"/>
+              <w:tblBorders>
+                <w:top w:val="single" w:color="auto" w:sz="4"/>
+                <w:left w:val="single" w:color="auto" w:sz="4"/>
+                <w:bottom w:val="single" w:color="auto" w:sz="4"/>
+                <w:right w:val="single" w:color="auto" w:sz="4"/>
+                <w:insideH w:val="single" w:color="auto" w:sz="4"/>
+                <w:insideV w:val="single" w:color="auto" w:sz="4"/>
+              </w:tblBorders>
+            </w:tblPr>
+            <w:tblGrid>
+              <w:gridCol w:w="10506"/>
+            </w:tblGrid>
+            <w:tr>
+              <w:tc>
+                <w:tcPr>
+                  <w:tcW w:type="dxa" w:w="10506"/>
+                  <w:tcBorders>
+                    <w:top w:val="single" w:color="C0CCDA" w:sz="4"/>
+                    <w:left w:val="single" w:color="C0CCDA" w:sz="4"/>
+                    <w:bottom w:val="single" w:color="C0CCDA" w:sz="4"/>
+                    <w:right w:val="single" w:color="C0CCDA" w:sz="4"/>
+                  </w:tcBorders>
+                  <w:shd w:fill="FFFFFF" w:color="auto" w:val="clear"/>
+                  <w:tcMar>
+                    <w:top w:type="dxa" w:w="40"/>
+                    <w:left w:type="dxa" w:w="80"/>
+                    <w:bottom w:type="dxa" w:w="40"/>
+                    <w:right w:type="dxa" w:w="80"/>
+                  </w:tcMar>
+                </w:tcPr>
+                <w:p>
+                  <w:r>
+                    <w:rPr>
+                      <w:rFonts w:ascii="Calibri" w:cs="Calibri" w:eastAsia="Calibri" w:hAnsi="Calibri"/>
+                      <w:sz w:val="22"/>
+                      <w:szCs w:val="22"/>
+                    </w:rPr>
+                    <w:t xml:space="preserve"> </w:t>
+                  </w:r>
+                </w:p>
+              </w:tc>
+            </w:tr>
+          </w:tbl>
+          <w:p/>
+        </w:tc>
+      </w:tr>
+    </w:tbl>
+    <w:p>
+      <w:pPr>
+        <w:spacing w:after="160" w:before="0"/>
+      </w:pPr>
+    </w:p>
+    <w:tbl>
+      <w:tblPr>
+        <w:tblW w:type="dxa" w:w="10626"/>
+        <w:tblBorders>
+          <w:top w:val="none" w:color="auto" w:sz="0"/>
+          <w:left w:val="none" w:color="auto" w:sz="0"/>
+          <w:bottom w:val="none" w:color="auto" w:sz="0"/>
+          <w:right w:val="none" w:color="auto" w:sz="0"/>
+          <w:insideH w:val="single" w:color="auto" w:sz="4"/>
+          <w:insideV w:val="single" w:color="auto" w:sz="4"/>
+        </w:tblBorders>
+      </w:tblPr>
+      <w:tblGrid>
+        <w:gridCol w:w="10626"/>
+      </w:tblGrid>
+      <w:tr>
+        <w:tc>
+          <w:tcPr>
+            <w:tcW w:type="dxa" w:w="10626"/>
+            <w:shd w:fill="1F3964" w:color="auto" w:val="clear"/>
+            <w:tcMar>
+              <w:top w:type="dxa" w:w="80"/>
+              <w:left w:type="dxa" w:w="240"/>
+              <w:bottom w:type="dxa" w:w="80"/>
+              <w:right w:type="dxa" w:w="240"/>
+            </w:tcMar>
+          </w:tcPr>
+          <w:p>
+            <w:pPr>
+              <w:jc w:val="center"/>
+            </w:pPr>
+            <w:r>
+              <w:rPr>
+                <w:rFonts w:ascii="Calibri" w:cs="Calibri" w:eastAsia="Calibri" w:hAnsi="Calibri"/>
+                <w:i/>
+                <w:iCs/>
+                <w:color w:val="AABBCC"/>
+                <w:sz w:val="17"/>
+                <w:szCs w:val="17"/>
+              </w:rPr>
+              <w:t xml:space="preserve">Fill this page before you leave  ·  </w:t>
+            </w:r>
+            <w:r>
+              <w:rPr>
+                <w:rFonts w:ascii="Calibri" w:cs="Calibri" w:eastAsia="Calibri" w:hAnsi="Calibri"/>
+                <w:b/>
+                <w:bCs/>
+                <w:color w:val="FFC000"/>
+                <w:sz w:val="17"/>
+                <w:szCs w:val="17"/>
+              </w:rPr>
+              <w:t xml:space="preserve">Tomorrow starts tonight</w:t>
+            </w:r>
+            <w:r>
+              <w:rPr>
+                <w:rFonts w:ascii="Calibri" w:cs="Calibri" w:eastAsia="Calibri" w:hAnsi="Calibri"/>
+                <w:i/>
+                <w:iCs/>
+                <w:color w:val="AABBCC"/>
+                <w:sz w:val="17"/>
+                <w:szCs w:val="17"/>
+              </w:rPr>
+              <w:t xml:space="preserve">  ·  Review first thing in the morning</w:t>
             </w:r>
           </w:p>
         </w:tc>

--- a/Daily-Production-Sheet.docx
+++ b/Daily-Production-Sheet.docx
@@ -54,7 +54,7 @@
                 <w:sz w:val="17"/>
                 <w:szCs w:val="17"/>
               </w:rPr>
-              <w:t xml:space="preserve">Day Shift  ·  Scan with AI to extract data  ·  Form v2</w:t>
+              <w:t xml:space="preserve">Scan with AI to extract data  ·  Form v2</w:t>
             </w:r>
           </w:p>
         </w:tc>
@@ -3326,7 +3326,7 @@
                 <w:sz w:val="17"/>
                 <w:szCs w:val="17"/>
               </w:rPr>
-              <w:t xml:space="preserve">Complete before end of shift  ·  </w:t>
+              <w:t xml:space="preserve">Complete before end of day  ·  </w:t>
             </w:r>
             <w:r>
               <w:rPr>
@@ -7040,7 +7040,7 @@
                 <w:sz w:val="20"/>
                 <w:szCs w:val="20"/>
               </w:rPr>
-              <w:t xml:space="preserve">C  —  ANYTHING ELSE THE NEXT SHIFT NEEDS TO KNOW</w:t>
+              <w:t xml:space="preserve">C  —  ANYTHING TOMORROW'S TEAM NEEDS TO KNOW</w:t>
             </w:r>
           </w:p>
         </w:tc>
@@ -8289,147 +8289,314 @@
       <w:tblPr>
         <w:tblW w:type="dxa" w:w="10626"/>
         <w:tblBorders>
-          <w:top w:val="single" w:color="1F3964" w:sz="8"/>
-          <w:left w:val="single" w:color="1F3964" w:sz="8"/>
-          <w:bottom w:val="single" w:color="1F3964" w:sz="8"/>
-          <w:right w:val="single" w:color="1F3964" w:sz="8"/>
+          <w:top w:val="none" w:color="auto" w:sz="0"/>
+          <w:left w:val="none" w:color="auto" w:sz="0"/>
+          <w:bottom w:val="none" w:color="auto" w:sz="0"/>
+          <w:right w:val="none" w:color="auto" w:sz="0"/>
           <w:insideH w:val="single" w:color="auto" w:sz="4"/>
           <w:insideV w:val="single" w:color="auto" w:sz="4"/>
         </w:tblBorders>
       </w:tblPr>
       <w:tblGrid>
-        <w:gridCol w:w="900"/>
-        <w:gridCol w:w="9726"/>
+        <w:gridCol w:w="10626"/>
       </w:tblGrid>
       <w:tr>
         <w:tc>
           <w:tcPr>
-            <w:tcW w:type="dxa" w:w="900"/>
-            <w:tcBorders>
-              <w:top w:val="none" w:color="auto" w:sz="0"/>
-              <w:left w:val="none" w:color="auto" w:sz="0"/>
-              <w:bottom w:val="none" w:color="auto" w:sz="0"/>
-              <w:right w:val="none" w:color="auto" w:sz="0"/>
-            </w:tcBorders>
+            <w:tcW w:type="dxa" w:w="10626"/>
             <w:shd w:fill="1F3964" w:color="auto" w:val="clear"/>
             <w:tcMar>
               <w:top w:type="dxa" w:w="60"/>
-              <w:left w:type="dxa" w:w="60"/>
-              <w:bottom w:type="dxa" w:w="20"/>
-              <w:right w:type="dxa" w:w="60"/>
-            </w:tcMar>
-            <w:vAlign w:val="center"/>
-          </w:tcPr>
-          <w:p>
-            <w:pPr>
-              <w:jc w:val="center"/>
-            </w:pPr>
+              <w:left w:type="dxa" w:w="160"/>
+              <w:bottom w:type="dxa" w:w="60"/>
+              <w:right w:type="dxa" w:w="160"/>
+            </w:tcMar>
+          </w:tcPr>
+          <w:p>
             <w:r>
               <w:rPr>
                 <w:rFonts w:ascii="Calibri" w:cs="Calibri" w:eastAsia="Calibri" w:hAnsi="Calibri"/>
                 <w:b/>
                 <w:bCs/>
                 <w:color w:val="FFFFFF"/>
-                <w:sz w:val="64"/>
-                <w:szCs w:val="64"/>
-              </w:rPr>
-              <w:t xml:space="preserve">P1</w:t>
-            </w:r>
-          </w:p>
-          <w:p>
-            <w:pPr>
-              <w:spacing w:after="0" w:before="0"/>
-              <w:jc w:val="center"/>
-            </w:pPr>
+                <w:sz w:val="20"/>
+                <w:szCs w:val="20"/>
+              </w:rPr>
+              <w:t xml:space="preserve">TEAM PRIORITIES  —  3 per person, filled end of day</w:t>
+            </w:r>
+          </w:p>
+        </w:tc>
+      </w:tr>
+    </w:tbl>
+    <w:p>
+      <w:pPr>
+        <w:spacing w:after="120" w:before="0"/>
+      </w:pPr>
+    </w:p>
+    <w:tbl>
+      <w:tblPr>
+        <w:tblW w:type="dxa" w:w="10626"/>
+        <w:tblBorders>
+          <w:top w:val="single" w:color="auto" w:sz="4"/>
+          <w:left w:val="single" w:color="auto" w:sz="4"/>
+          <w:bottom w:val="single" w:color="auto" w:sz="4"/>
+          <w:right w:val="single" w:color="auto" w:sz="4"/>
+          <w:insideH w:val="single" w:color="auto" w:sz="4"/>
+          <w:insideV w:val="single" w:color="auto" w:sz="4"/>
+        </w:tblBorders>
+      </w:tblPr>
+      <w:tblGrid>
+        <w:gridCol w:w="1800"/>
+        <w:gridCol w:w="2942"/>
+        <w:gridCol w:w="2942"/>
+        <w:gridCol w:w="2942"/>
+      </w:tblGrid>
+      <w:tr>
+        <w:tc>
+          <w:tcPr>
+            <w:tcW w:type="dxa" w:w="1800"/>
+            <w:tcBorders>
+              <w:top w:val="single" w:color="D0D8E4" w:sz="4"/>
+              <w:left w:val="single" w:color="D0D8E4" w:sz="4"/>
+              <w:bottom w:val="single" w:color="D0D8E4" w:sz="4"/>
+              <w:right w:val="single" w:color="D0D8E4" w:sz="4"/>
+            </w:tcBorders>
+            <w:shd w:fill="F0F4F8" w:color="auto" w:val="clear"/>
+            <w:tcMar>
+              <w:top w:type="dxa" w:w="80"/>
+              <w:left w:type="dxa" w:w="120"/>
+              <w:bottom w:type="dxa" w:w="80"/>
+              <w:right w:type="dxa" w:w="60"/>
+            </w:tcMar>
+          </w:tcPr>
+          <w:p>
+            <w:r>
+              <w:rPr>
+                <w:rFonts w:ascii="Calibri" w:cs="Calibri" w:eastAsia="Calibri" w:hAnsi="Calibri"/>
+                <w:b/>
+                <w:bCs/>
+                <w:color w:val="1F3964"/>
+                <w:sz w:val="18"/>
+                <w:szCs w:val="18"/>
+              </w:rPr>
+              <w:t xml:space="preserve">NAME</w:t>
+            </w:r>
+          </w:p>
+        </w:tc>
+        <w:tc>
+          <w:tcPr>
+            <w:tcW w:type="dxa" w:w="2942"/>
+            <w:tcBorders>
+              <w:top w:val="single" w:color="1F3964" w:sz="4"/>
+              <w:left w:val="single" w:color="1F3964" w:sz="4"/>
+              <w:bottom w:val="single" w:color="1F3964" w:sz="4"/>
+              <w:right w:val="single" w:color="1F3964" w:sz="4"/>
+            </w:tcBorders>
+            <w:shd w:fill="1F3964" w:color="auto" w:val="clear"/>
+            <w:tcMar>
+              <w:top w:type="dxa" w:w="80"/>
+              <w:left w:type="dxa" w:w="120"/>
+              <w:bottom w:type="dxa" w:w="80"/>
+              <w:right w:type="dxa" w:w="60"/>
+            </w:tcMar>
+          </w:tcPr>
+          <w:p>
             <w:r>
               <w:rPr>
                 <w:rFonts w:ascii="Calibri" w:cs="Calibri" w:eastAsia="Calibri" w:hAnsi="Calibri"/>
                 <w:b/>
                 <w:bCs/>
                 <w:color w:val="FFFFFF"/>
+                <w:sz w:val="18"/>
+                <w:szCs w:val="18"/>
+              </w:rPr>
+              <w:t xml:space="preserve">PRIORITY 1</w:t>
+            </w:r>
+          </w:p>
+          <w:p>
+            <w:pPr>
+              <w:spacing w:after="0" w:before="10"/>
+            </w:pPr>
+            <w:r>
+              <w:rPr>
+                <w:rFonts w:ascii="Calibri" w:cs="Calibri" w:eastAsia="Calibri" w:hAnsi="Calibri"/>
+                <w:i/>
+                <w:iCs/>
+                <w:color w:val="FFFFFF"/>
                 <w:sz w:val="14"/>
                 <w:szCs w:val="14"/>
               </w:rPr>
-              <w:t xml:space="preserve">PRIORITY</w:t>
-            </w:r>
-          </w:p>
-        </w:tc>
-        <w:tc>
-          <w:tcPr>
-            <w:tcW w:type="dxa" w:w="9726"/>
-            <w:tcBorders>
-              <w:top w:val="none" w:color="auto" w:sz="0"/>
-              <w:left w:val="none" w:color="auto" w:sz="0"/>
-              <w:bottom w:val="none" w:color="auto" w:sz="0"/>
-              <w:right w:val="none" w:color="auto" w:sz="0"/>
-            </w:tcBorders>
-            <w:shd w:fill="EEF2F8" w:color="auto" w:val="clear"/>
+              <w:t xml:space="preserve">Task  ·  Done ✓  Carry →</w:t>
+            </w:r>
+          </w:p>
+        </w:tc>
+        <w:tc>
+          <w:tcPr>
+            <w:tcW w:type="dxa" w:w="2942"/>
+            <w:tcBorders>
+              <w:top w:val="single" w:color="375C1B" w:sz="4"/>
+              <w:left w:val="single" w:color="375C1B" w:sz="4"/>
+              <w:bottom w:val="single" w:color="375C1B" w:sz="4"/>
+              <w:right w:val="single" w:color="375C1B" w:sz="4"/>
+            </w:tcBorders>
+            <w:shd w:fill="375C1B" w:color="auto" w:val="clear"/>
             <w:tcMar>
               <w:top w:type="dxa" w:w="80"/>
-              <w:left w:type="dxa" w:w="140"/>
-              <w:bottom w:type="dxa" w:w="0"/>
-              <w:right w:type="dxa" w:w="80"/>
-            </w:tcMar>
-          </w:tcPr>
-          <w:p>
-            <w:pPr>
-              <w:spacing w:after="20" w:before="0"/>
-            </w:pPr>
+              <w:left w:type="dxa" w:w="120"/>
+              <w:bottom w:type="dxa" w:w="80"/>
+              <w:right w:type="dxa" w:w="60"/>
+            </w:tcMar>
+          </w:tcPr>
+          <w:p>
             <w:r>
               <w:rPr>
                 <w:rFonts w:ascii="Calibri" w:cs="Calibri" w:eastAsia="Calibri" w:hAnsi="Calibri"/>
                 <w:b/>
                 <w:bCs/>
-                <w:color w:val="1F3964"/>
+                <w:color w:val="FFFFFF"/>
+                <w:sz w:val="18"/>
+                <w:szCs w:val="18"/>
+              </w:rPr>
+              <w:t xml:space="preserve">PRIORITY 2</w:t>
+            </w:r>
+          </w:p>
+          <w:p>
+            <w:pPr>
+              <w:spacing w:after="0" w:before="10"/>
+            </w:pPr>
+            <w:r>
+              <w:rPr>
+                <w:rFonts w:ascii="Calibri" w:cs="Calibri" w:eastAsia="Calibri" w:hAnsi="Calibri"/>
+                <w:i/>
+                <w:iCs/>
+                <w:color w:val="FFFFFF"/>
                 <w:sz w:val="14"/>
                 <w:szCs w:val="14"/>
               </w:rPr>
-              <w:t xml:space="preserve">WHAT NEEDS TO BE DONE</w:t>
-            </w:r>
-          </w:p>
+              <w:t xml:space="preserve">Task  ·  Done ✓  Carry →</w:t>
+            </w:r>
+          </w:p>
+        </w:tc>
+        <w:tc>
+          <w:tcPr>
+            <w:tcW w:type="dxa" w:w="2942"/>
+            <w:tcBorders>
+              <w:top w:val="single" w:color="8B6200" w:sz="4"/>
+              <w:left w:val="single" w:color="8B6200" w:sz="4"/>
+              <w:bottom w:val="single" w:color="8B6200" w:sz="4"/>
+              <w:right w:val="single" w:color="8B6200" w:sz="4"/>
+            </w:tcBorders>
+            <w:shd w:fill="8B6200" w:color="auto" w:val="clear"/>
+            <w:tcMar>
+              <w:top w:type="dxa" w:w="80"/>
+              <w:left w:type="dxa" w:w="120"/>
+              <w:bottom w:type="dxa" w:w="80"/>
+              <w:right w:type="dxa" w:w="60"/>
+            </w:tcMar>
+          </w:tcPr>
+          <w:p>
+            <w:r>
+              <w:rPr>
+                <w:rFonts w:ascii="Calibri" w:cs="Calibri" w:eastAsia="Calibri" w:hAnsi="Calibri"/>
+                <w:b/>
+                <w:bCs/>
+                <w:color w:val="FFFFFF"/>
+                <w:sz w:val="18"/>
+                <w:szCs w:val="18"/>
+              </w:rPr>
+              <w:t xml:space="preserve">PRIORITY 3</w:t>
+            </w:r>
+          </w:p>
+          <w:p>
+            <w:pPr>
+              <w:spacing w:after="0" w:before="10"/>
+            </w:pPr>
+            <w:r>
+              <w:rPr>
+                <w:rFonts w:ascii="Calibri" w:cs="Calibri" w:eastAsia="Calibri" w:hAnsi="Calibri"/>
+                <w:i/>
+                <w:iCs/>
+                <w:color w:val="FFFFFF"/>
+                <w:sz w:val="14"/>
+                <w:szCs w:val="14"/>
+              </w:rPr>
+              <w:t xml:space="preserve">Task  ·  Done ✓  Carry →</w:t>
+            </w:r>
+          </w:p>
+        </w:tc>
+      </w:tr>
+      <w:tr>
+        <w:tc>
+          <w:tcPr>
+            <w:tcW w:type="dxa" w:w="1800"/>
+            <w:tcBorders>
+              <w:top w:val="single" w:color="D0D8E4" w:sz="4"/>
+              <w:left w:val="single" w:color="D0D8E4" w:sz="4"/>
+              <w:bottom w:val="single" w:color="D0D8E4" w:sz="4"/>
+              <w:right w:val="single" w:color="D0D8E4" w:sz="4"/>
+            </w:tcBorders>
+            <w:shd w:fill="FFFFFF" w:color="auto" w:val="clear"/>
+            <w:tcMar>
+              <w:top w:type="dxa" w:w="50"/>
+              <w:left w:type="dxa" w:w="120"/>
+              <w:bottom w:type="dxa" w:w="50"/>
+              <w:right w:type="dxa" w:w="60"/>
+            </w:tcMar>
+            <w:vAlign w:val="center"/>
+          </w:tcPr>
+          <w:p>
+            <w:r>
+              <w:rPr>
+                <w:rFonts w:ascii="Calibri" w:cs="Calibri" w:eastAsia="Calibri" w:hAnsi="Calibri"/>
+                <w:color w:val="7F7F7F"/>
+                <w:sz w:val="20"/>
+                <w:szCs w:val="20"/>
+              </w:rPr>
+              <w:t xml:space="preserve">1.  </w:t>
+            </w:r>
+          </w:p>
+        </w:tc>
+        <w:tc>
+          <w:tcPr>
+            <w:tcW w:type="dxa" w:w="2942"/>
+            <w:tcBorders>
+              <w:top w:val="single" w:color="D0D8E4" w:sz="4"/>
+              <w:left w:val="single" w:color="D0D8E4" w:sz="4"/>
+              <w:bottom w:val="single" w:color="D0D8E4" w:sz="4"/>
+              <w:right w:val="single" w:color="D0D8E4" w:sz="4"/>
+            </w:tcBorders>
+            <w:shd w:fill="FFFFFF" w:color="auto" w:val="clear"/>
+            <w:tcMar>
+              <w:top w:type="dxa" w:w="50"/>
+              <w:left w:type="dxa" w:w="100"/>
+              <w:bottom w:type="dxa" w:w="30"/>
+              <w:right w:type="dxa" w:w="60"/>
+            </w:tcMar>
+          </w:tcPr>
           <w:p>
             <w:pPr>
               <w:pBdr>
                 <w:bottom w:val="single" w:color="C0CCDA" w:sz="4"/>
               </w:pBdr>
-            </w:pPr>
-            <w:r>
-              <w:rPr>
-                <w:rFonts w:ascii="Calibri" w:cs="Calibri" w:eastAsia="Calibri" w:hAnsi="Calibri"/>
-                <w:sz w:val="26"/>
-                <w:szCs w:val="26"/>
+              <w:spacing w:after="0" w:before="0"/>
+            </w:pPr>
+            <w:r>
+              <w:rPr>
+                <w:rFonts w:ascii="Calibri" w:cs="Calibri" w:eastAsia="Calibri" w:hAnsi="Calibri"/>
+                <w:sz w:val="24"/>
+                <w:szCs w:val="24"/>
               </w:rPr>
               <w:t xml:space="preserve"> </w:t>
             </w:r>
           </w:p>
           <w:p>
             <w:pPr>
-              <w:spacing w:after="120" w:before="0"/>
-            </w:pPr>
-          </w:p>
-          <w:p>
-            <w:pPr>
-              <w:pBdr>
-                <w:bottom w:val="single" w:color="C0CCDA" w:sz="4"/>
-              </w:pBdr>
-            </w:pPr>
-            <w:r>
-              <w:rPr>
-                <w:rFonts w:ascii="Calibri" w:cs="Calibri" w:eastAsia="Calibri" w:hAnsi="Calibri"/>
-                <w:sz w:val="26"/>
-                <w:szCs w:val="26"/>
-              </w:rPr>
-              <w:t xml:space="preserve"> </w:t>
-            </w:r>
-          </w:p>
-          <w:p>
-            <w:pPr>
-              <w:spacing w:after="200" w:before="0"/>
+              <w:spacing w:after="80" w:before="0"/>
             </w:pPr>
           </w:p>
           <w:tbl>
             <w:tblPr>
-              <w:tblW w:type="dxa" w:w="9506"/>
+              <w:tblW w:type="dxa" w:w="2782"/>
               <w:tblBorders>
                 <w:top w:val="none" w:color="auto" w:sz="0"/>
                 <w:left w:val="none" w:color="auto" w:sz="0"/>
@@ -8440,134 +8607,13 @@
               </w:tblBorders>
             </w:tblPr>
             <w:tblGrid>
-              <w:gridCol w:w="4753"/>
-              <w:gridCol w:w="4753"/>
+              <w:gridCol w:w="1391"/>
+              <w:gridCol w:w="1391"/>
             </w:tblGrid>
             <w:tr>
               <w:tc>
                 <w:tcPr>
-                  <w:tcW w:type="dxa" w:w="4753"/>
-                  <w:tcBorders>
-                    <w:top w:val="none" w:color="auto" w:sz="0"/>
-                    <w:left w:val="none" w:color="auto" w:sz="0"/>
-                    <w:bottom w:val="none" w:color="auto" w:sz="0"/>
-                    <w:right w:val="none" w:color="auto" w:sz="0"/>
-                  </w:tcBorders>
-                  <w:tcMar>
-                    <w:top w:type="dxa" w:w="0"/>
-                    <w:left w:type="dxa" w:w="0"/>
-                    <w:bottom w:type="dxa" w:w="0"/>
-                    <w:right w:type="dxa" w:w="80"/>
-                  </w:tcMar>
-                </w:tcPr>
-                <w:p>
-                  <w:pPr>
-                    <w:spacing w:after="10" w:before="0"/>
-                  </w:pPr>
-                  <w:r>
-                    <w:rPr>
-                      <w:rFonts w:ascii="Calibri" w:cs="Calibri" w:eastAsia="Calibri" w:hAnsi="Calibri"/>
-                      <w:b/>
-                      <w:bCs/>
-                      <w:color w:val="7F7F7F"/>
-                      <w:sz w:val="13"/>
-                      <w:szCs w:val="13"/>
-                    </w:rPr>
-                    <w:t xml:space="preserve">WHO OWNS IT</w:t>
-                  </w:r>
-                </w:p>
-                <w:p>
-                  <w:pPr>
-                    <w:pBdr>
-                      <w:bottom w:val="single" w:color="C0CCDA" w:sz="4"/>
-                    </w:pBdr>
-                  </w:pPr>
-                  <w:r>
-                    <w:rPr>
-                      <w:rFonts w:ascii="Calibri" w:cs="Calibri" w:eastAsia="Calibri" w:hAnsi="Calibri"/>
-                      <w:sz w:val="22"/>
-                      <w:szCs w:val="22"/>
-                    </w:rPr>
-                    <w:t xml:space="preserve"> </w:t>
-                  </w:r>
-                </w:p>
-              </w:tc>
-              <w:tc>
-                <w:tcPr>
-                  <w:tcW w:type="dxa" w:w="4753"/>
-                  <w:tcBorders>
-                    <w:top w:val="none" w:color="auto" w:sz="0"/>
-                    <w:left w:val="none" w:color="auto" w:sz="0"/>
-                    <w:bottom w:val="none" w:color="auto" w:sz="0"/>
-                    <w:right w:val="none" w:color="auto" w:sz="0"/>
-                  </w:tcBorders>
-                  <w:tcMar>
-                    <w:top w:type="dxa" w:w="0"/>
-                    <w:left w:type="dxa" w:w="0"/>
-                    <w:bottom w:type="dxa" w:w="0"/>
-                    <w:right w:type="dxa" w:w="0"/>
-                  </w:tcMar>
-                </w:tcPr>
-                <w:p>
-                  <w:pPr>
-                    <w:spacing w:after="10" w:before="0"/>
-                  </w:pPr>
-                  <w:r>
-                    <w:rPr>
-                      <w:rFonts w:ascii="Calibri" w:cs="Calibri" w:eastAsia="Calibri" w:hAnsi="Calibri"/>
-                      <w:b/>
-                      <w:bCs/>
-                      <w:color w:val="7F7F7F"/>
-                      <w:sz w:val="13"/>
-                      <w:szCs w:val="13"/>
-                    </w:rPr>
-                    <w:t xml:space="preserve">DONE BY (time)</w:t>
-                  </w:r>
-                </w:p>
-                <w:p>
-                  <w:pPr>
-                    <w:pBdr>
-                      <w:bottom w:val="single" w:color="C0CCDA" w:sz="4"/>
-                    </w:pBdr>
-                  </w:pPr>
-                  <w:r>
-                    <w:rPr>
-                      <w:rFonts w:ascii="Calibri" w:cs="Calibri" w:eastAsia="Calibri" w:hAnsi="Calibri"/>
-                      <w:sz w:val="22"/>
-                      <w:szCs w:val="22"/>
-                    </w:rPr>
-                    <w:t xml:space="preserve"> </w:t>
-                  </w:r>
-                </w:p>
-              </w:tc>
-            </w:tr>
-          </w:tbl>
-          <w:p>
-            <w:pPr>
-              <w:spacing w:after="160" w:before="0"/>
-            </w:pPr>
-          </w:p>
-          <w:tbl>
-            <w:tblPr>
-              <w:tblW w:type="dxa" w:w="9726"/>
-              <w:tblBorders>
-                <w:top w:val="single" w:color="auto" w:sz="4"/>
-                <w:left w:val="single" w:color="auto" w:sz="4"/>
-                <w:bottom w:val="single" w:color="auto" w:sz="4"/>
-                <w:right w:val="single" w:color="auto" w:sz="4"/>
-                <w:insideH w:val="single" w:color="auto" w:sz="4"/>
-                <w:insideV w:val="single" w:color="auto" w:sz="4"/>
-              </w:tblBorders>
-            </w:tblPr>
-            <w:tblGrid>
-              <w:gridCol w:w="3242"/>
-              <w:gridCol w:w="3242"/>
-              <w:gridCol w:w="3242"/>
-            </w:tblGrid>
-            <w:tr>
-              <w:tc>
-                <w:tcPr>
-                  <w:tcW w:type="dxa" w:w="3242"/>
+                  <w:tcW w:type="dxa" w:w="1391"/>
                   <w:tcBorders>
                     <w:top w:val="single" w:color="375C1B" w:sz="4"/>
                     <w:left w:val="single" w:color="375C1B" w:sz="4"/>
@@ -8576,10 +8622,10 @@
                   </w:tcBorders>
                   <w:shd w:fill="EFF8E8" w:color="auto" w:val="clear"/>
                   <w:tcMar>
-                    <w:top w:type="dxa" w:w="60"/>
-                    <w:left w:type="dxa" w:w="80"/>
-                    <w:bottom w:type="dxa" w:w="60"/>
-                    <w:right w:type="dxa" w:w="80"/>
+                    <w:top w:type="dxa" w:w="30"/>
+                    <w:left w:type="dxa" w:w="40"/>
+                    <w:bottom w:type="dxa" w:w="30"/>
+                    <w:right w:type="dxa" w:w="20"/>
                   </w:tcMar>
                 </w:tcPr>
                 <w:p>
@@ -8592,50 +8638,16 @@
                       <w:b/>
                       <w:bCs/>
                       <w:color w:val="375C1B"/>
-                      <w:sz w:val="19"/>
-                      <w:szCs w:val="19"/>
+                      <w:sz w:val="15"/>
+                      <w:szCs w:val="15"/>
                     </w:rPr>
-                    <w:t xml:space="preserve">✓  Done</w:t>
+                    <w:t xml:space="preserve">✓ Done</w:t>
                   </w:r>
                 </w:p>
               </w:tc>
               <w:tc>
                 <w:tcPr>
-                  <w:tcW w:type="dxa" w:w="3242"/>
-                  <w:tcBorders>
-                    <w:top w:val="single" w:color="8B6200" w:sz="4"/>
-                    <w:left w:val="single" w:color="8B6200" w:sz="4"/>
-                    <w:bottom w:val="single" w:color="8B6200" w:sz="4"/>
-                    <w:right w:val="single" w:color="8B6200" w:sz="4"/>
-                  </w:tcBorders>
-                  <w:shd w:fill="FFFBE6" w:color="auto" w:val="clear"/>
-                  <w:tcMar>
-                    <w:top w:type="dxa" w:w="60"/>
-                    <w:left w:type="dxa" w:w="80"/>
-                    <w:bottom w:type="dxa" w:w="60"/>
-                    <w:right w:type="dxa" w:w="80"/>
-                  </w:tcMar>
-                </w:tcPr>
-                <w:p>
-                  <w:pPr>
-                    <w:jc w:val="center"/>
-                  </w:pPr>
-                  <w:r>
-                    <w:rPr>
-                      <w:rFonts w:ascii="Calibri" w:cs="Calibri" w:eastAsia="Calibri" w:hAnsi="Calibri"/>
-                      <w:b/>
-                      <w:bCs/>
-                      <w:color w:val="8B6200"/>
-                      <w:sz w:val="19"/>
-                      <w:szCs w:val="19"/>
-                    </w:rPr>
-                    <w:t xml:space="preserve">◑  Partial</w:t>
-                  </w:r>
-                </w:p>
-              </w:tc>
-              <w:tc>
-                <w:tcPr>
-                  <w:tcW w:type="dxa" w:w="3242"/>
+                  <w:tcW w:type="dxa" w:w="1391"/>
                   <w:tcBorders>
                     <w:top w:val="single" w:color="1F3964" w:sz="4"/>
                     <w:left w:val="single" w:color="1F3964" w:sz="4"/>
@@ -8644,10 +8656,10 @@
                   </w:tcBorders>
                   <w:shd w:fill="EEF2F8" w:color="auto" w:val="clear"/>
                   <w:tcMar>
-                    <w:top w:type="dxa" w:w="60"/>
-                    <w:left w:type="dxa" w:w="80"/>
-                    <w:bottom w:type="dxa" w:w="60"/>
-                    <w:right w:type="dxa" w:w="80"/>
+                    <w:top w:type="dxa" w:w="30"/>
+                    <w:left w:type="dxa" w:w="40"/>
+                    <w:bottom w:type="dxa" w:w="30"/>
+                    <w:right w:type="dxa" w:w="20"/>
                   </w:tcMar>
                 </w:tcPr>
                 <w:p>
@@ -8660,10 +8672,10 @@
                       <w:b/>
                       <w:bCs/>
                       <w:color w:val="1F3964"/>
-                      <w:sz w:val="19"/>
-                      <w:szCs w:val="19"/>
+                      <w:sz w:val="15"/>
+                      <w:szCs w:val="15"/>
                     </w:rPr>
-                    <w:t xml:space="preserve">→  Carry forward</w:t>
+                    <w:t xml:space="preserve">→ Carry</w:t>
                   </w:r>
                 </w:p>
               </w:tc>
@@ -8671,158 +8683,47 @@
           </w:tbl>
           <w:p/>
         </w:tc>
-      </w:tr>
-    </w:tbl>
-    <w:p>
-      <w:pPr>
-        <w:spacing w:after="160" w:before="0"/>
-      </w:pPr>
-    </w:p>
-    <w:tbl>
-      <w:tblPr>
-        <w:tblW w:type="dxa" w:w="10626"/>
-        <w:tblBorders>
-          <w:top w:val="single" w:color="375C1B" w:sz="8"/>
-          <w:left w:val="single" w:color="375C1B" w:sz="8"/>
-          <w:bottom w:val="single" w:color="375C1B" w:sz="8"/>
-          <w:right w:val="single" w:color="375C1B" w:sz="8"/>
-          <w:insideH w:val="single" w:color="auto" w:sz="4"/>
-          <w:insideV w:val="single" w:color="auto" w:sz="4"/>
-        </w:tblBorders>
-      </w:tblPr>
-      <w:tblGrid>
-        <w:gridCol w:w="900"/>
-        <w:gridCol w:w="9726"/>
-      </w:tblGrid>
-      <w:tr>
-        <w:tc>
-          <w:tcPr>
-            <w:tcW w:type="dxa" w:w="900"/>
-            <w:tcBorders>
-              <w:top w:val="none" w:color="auto" w:sz="0"/>
-              <w:left w:val="none" w:color="auto" w:sz="0"/>
-              <w:bottom w:val="none" w:color="auto" w:sz="0"/>
-              <w:right w:val="none" w:color="auto" w:sz="0"/>
-            </w:tcBorders>
-            <w:shd w:fill="375C1B" w:color="auto" w:val="clear"/>
-            <w:tcMar>
-              <w:top w:type="dxa" w:w="60"/>
-              <w:left w:type="dxa" w:w="60"/>
-              <w:bottom w:type="dxa" w:w="20"/>
+        <w:tc>
+          <w:tcPr>
+            <w:tcW w:type="dxa" w:w="2942"/>
+            <w:tcBorders>
+              <w:top w:val="single" w:color="D0D8E4" w:sz="4"/>
+              <w:left w:val="single" w:color="D0D8E4" w:sz="4"/>
+              <w:bottom w:val="single" w:color="D0D8E4" w:sz="4"/>
+              <w:right w:val="single" w:color="D0D8E4" w:sz="4"/>
+            </w:tcBorders>
+            <w:shd w:fill="FFFFFF" w:color="auto" w:val="clear"/>
+            <w:tcMar>
+              <w:top w:type="dxa" w:w="50"/>
+              <w:left w:type="dxa" w:w="100"/>
+              <w:bottom w:type="dxa" w:w="30"/>
               <w:right w:type="dxa" w:w="60"/>
             </w:tcMar>
-            <w:vAlign w:val="center"/>
-          </w:tcPr>
-          <w:p>
-            <w:pPr>
-              <w:jc w:val="center"/>
-            </w:pPr>
-            <w:r>
-              <w:rPr>
-                <w:rFonts w:ascii="Calibri" w:cs="Calibri" w:eastAsia="Calibri" w:hAnsi="Calibri"/>
-                <w:b/>
-                <w:bCs/>
-                <w:color w:val="FFFFFF"/>
-                <w:sz w:val="64"/>
-                <w:szCs w:val="64"/>
-              </w:rPr>
-              <w:t xml:space="preserve">P2</w:t>
-            </w:r>
-          </w:p>
-          <w:p>
-            <w:pPr>
-              <w:spacing w:after="0" w:before="0"/>
-              <w:jc w:val="center"/>
-            </w:pPr>
-            <w:r>
-              <w:rPr>
-                <w:rFonts w:ascii="Calibri" w:cs="Calibri" w:eastAsia="Calibri" w:hAnsi="Calibri"/>
-                <w:b/>
-                <w:bCs/>
-                <w:color w:val="FFFFFF"/>
-                <w:sz w:val="14"/>
-                <w:szCs w:val="14"/>
-              </w:rPr>
-              <w:t xml:space="preserve">PRIORITY</w:t>
-            </w:r>
-          </w:p>
-        </w:tc>
-        <w:tc>
-          <w:tcPr>
-            <w:tcW w:type="dxa" w:w="9726"/>
-            <w:tcBorders>
-              <w:top w:val="none" w:color="auto" w:sz="0"/>
-              <w:left w:val="none" w:color="auto" w:sz="0"/>
-              <w:bottom w:val="none" w:color="auto" w:sz="0"/>
-              <w:right w:val="none" w:color="auto" w:sz="0"/>
-            </w:tcBorders>
-            <w:shd w:fill="EFF8E8" w:color="auto" w:val="clear"/>
-            <w:tcMar>
-              <w:top w:type="dxa" w:w="80"/>
-              <w:left w:type="dxa" w:w="140"/>
-              <w:bottom w:type="dxa" w:w="0"/>
-              <w:right w:type="dxa" w:w="80"/>
-            </w:tcMar>
-          </w:tcPr>
-          <w:p>
-            <w:pPr>
-              <w:spacing w:after="20" w:before="0"/>
-            </w:pPr>
-            <w:r>
-              <w:rPr>
-                <w:rFonts w:ascii="Calibri" w:cs="Calibri" w:eastAsia="Calibri" w:hAnsi="Calibri"/>
-                <w:b/>
-                <w:bCs/>
-                <w:color w:val="375C1B"/>
-                <w:sz w:val="14"/>
-                <w:szCs w:val="14"/>
-              </w:rPr>
-              <w:t xml:space="preserve">WHAT NEEDS TO BE DONE</w:t>
-            </w:r>
-          </w:p>
+          </w:tcPr>
           <w:p>
             <w:pPr>
               <w:pBdr>
                 <w:bottom w:val="single" w:color="C0CCDA" w:sz="4"/>
               </w:pBdr>
-            </w:pPr>
-            <w:r>
-              <w:rPr>
-                <w:rFonts w:ascii="Calibri" w:cs="Calibri" w:eastAsia="Calibri" w:hAnsi="Calibri"/>
-                <w:sz w:val="26"/>
-                <w:szCs w:val="26"/>
+              <w:spacing w:after="0" w:before="0"/>
+            </w:pPr>
+            <w:r>
+              <w:rPr>
+                <w:rFonts w:ascii="Calibri" w:cs="Calibri" w:eastAsia="Calibri" w:hAnsi="Calibri"/>
+                <w:sz w:val="24"/>
+                <w:szCs w:val="24"/>
               </w:rPr>
               <w:t xml:space="preserve"> </w:t>
             </w:r>
           </w:p>
           <w:p>
             <w:pPr>
-              <w:spacing w:after="120" w:before="0"/>
-            </w:pPr>
-          </w:p>
-          <w:p>
-            <w:pPr>
-              <w:pBdr>
-                <w:bottom w:val="single" w:color="C0CCDA" w:sz="4"/>
-              </w:pBdr>
-            </w:pPr>
-            <w:r>
-              <w:rPr>
-                <w:rFonts w:ascii="Calibri" w:cs="Calibri" w:eastAsia="Calibri" w:hAnsi="Calibri"/>
-                <w:sz w:val="26"/>
-                <w:szCs w:val="26"/>
-              </w:rPr>
-              <w:t xml:space="preserve"> </w:t>
-            </w:r>
-          </w:p>
-          <w:p>
-            <w:pPr>
-              <w:spacing w:after="200" w:before="0"/>
+              <w:spacing w:after="80" w:before="0"/>
             </w:pPr>
           </w:p>
           <w:tbl>
             <w:tblPr>
-              <w:tblW w:type="dxa" w:w="9506"/>
+              <w:tblW w:type="dxa" w:w="2782"/>
               <w:tblBorders>
                 <w:top w:val="none" w:color="auto" w:sz="0"/>
                 <w:left w:val="none" w:color="auto" w:sz="0"/>
@@ -8833,134 +8734,13 @@
               </w:tblBorders>
             </w:tblPr>
             <w:tblGrid>
-              <w:gridCol w:w="4753"/>
-              <w:gridCol w:w="4753"/>
+              <w:gridCol w:w="1391"/>
+              <w:gridCol w:w="1391"/>
             </w:tblGrid>
             <w:tr>
               <w:tc>
                 <w:tcPr>
-                  <w:tcW w:type="dxa" w:w="4753"/>
-                  <w:tcBorders>
-                    <w:top w:val="none" w:color="auto" w:sz="0"/>
-                    <w:left w:val="none" w:color="auto" w:sz="0"/>
-                    <w:bottom w:val="none" w:color="auto" w:sz="0"/>
-                    <w:right w:val="none" w:color="auto" w:sz="0"/>
-                  </w:tcBorders>
-                  <w:tcMar>
-                    <w:top w:type="dxa" w:w="0"/>
-                    <w:left w:type="dxa" w:w="0"/>
-                    <w:bottom w:type="dxa" w:w="0"/>
-                    <w:right w:type="dxa" w:w="80"/>
-                  </w:tcMar>
-                </w:tcPr>
-                <w:p>
-                  <w:pPr>
-                    <w:spacing w:after="10" w:before="0"/>
-                  </w:pPr>
-                  <w:r>
-                    <w:rPr>
-                      <w:rFonts w:ascii="Calibri" w:cs="Calibri" w:eastAsia="Calibri" w:hAnsi="Calibri"/>
-                      <w:b/>
-                      <w:bCs/>
-                      <w:color w:val="7F7F7F"/>
-                      <w:sz w:val="13"/>
-                      <w:szCs w:val="13"/>
-                    </w:rPr>
-                    <w:t xml:space="preserve">WHO OWNS IT</w:t>
-                  </w:r>
-                </w:p>
-                <w:p>
-                  <w:pPr>
-                    <w:pBdr>
-                      <w:bottom w:val="single" w:color="C0CCDA" w:sz="4"/>
-                    </w:pBdr>
-                  </w:pPr>
-                  <w:r>
-                    <w:rPr>
-                      <w:rFonts w:ascii="Calibri" w:cs="Calibri" w:eastAsia="Calibri" w:hAnsi="Calibri"/>
-                      <w:sz w:val="22"/>
-                      <w:szCs w:val="22"/>
-                    </w:rPr>
-                    <w:t xml:space="preserve"> </w:t>
-                  </w:r>
-                </w:p>
-              </w:tc>
-              <w:tc>
-                <w:tcPr>
-                  <w:tcW w:type="dxa" w:w="4753"/>
-                  <w:tcBorders>
-                    <w:top w:val="none" w:color="auto" w:sz="0"/>
-                    <w:left w:val="none" w:color="auto" w:sz="0"/>
-                    <w:bottom w:val="none" w:color="auto" w:sz="0"/>
-                    <w:right w:val="none" w:color="auto" w:sz="0"/>
-                  </w:tcBorders>
-                  <w:tcMar>
-                    <w:top w:type="dxa" w:w="0"/>
-                    <w:left w:type="dxa" w:w="0"/>
-                    <w:bottom w:type="dxa" w:w="0"/>
-                    <w:right w:type="dxa" w:w="0"/>
-                  </w:tcMar>
-                </w:tcPr>
-                <w:p>
-                  <w:pPr>
-                    <w:spacing w:after="10" w:before="0"/>
-                  </w:pPr>
-                  <w:r>
-                    <w:rPr>
-                      <w:rFonts w:ascii="Calibri" w:cs="Calibri" w:eastAsia="Calibri" w:hAnsi="Calibri"/>
-                      <w:b/>
-                      <w:bCs/>
-                      <w:color w:val="7F7F7F"/>
-                      <w:sz w:val="13"/>
-                      <w:szCs w:val="13"/>
-                    </w:rPr>
-                    <w:t xml:space="preserve">DONE BY (time)</w:t>
-                  </w:r>
-                </w:p>
-                <w:p>
-                  <w:pPr>
-                    <w:pBdr>
-                      <w:bottom w:val="single" w:color="C0CCDA" w:sz="4"/>
-                    </w:pBdr>
-                  </w:pPr>
-                  <w:r>
-                    <w:rPr>
-                      <w:rFonts w:ascii="Calibri" w:cs="Calibri" w:eastAsia="Calibri" w:hAnsi="Calibri"/>
-                      <w:sz w:val="22"/>
-                      <w:szCs w:val="22"/>
-                    </w:rPr>
-                    <w:t xml:space="preserve"> </w:t>
-                  </w:r>
-                </w:p>
-              </w:tc>
-            </w:tr>
-          </w:tbl>
-          <w:p>
-            <w:pPr>
-              <w:spacing w:after="160" w:before="0"/>
-            </w:pPr>
-          </w:p>
-          <w:tbl>
-            <w:tblPr>
-              <w:tblW w:type="dxa" w:w="9726"/>
-              <w:tblBorders>
-                <w:top w:val="single" w:color="auto" w:sz="4"/>
-                <w:left w:val="single" w:color="auto" w:sz="4"/>
-                <w:bottom w:val="single" w:color="auto" w:sz="4"/>
-                <w:right w:val="single" w:color="auto" w:sz="4"/>
-                <w:insideH w:val="single" w:color="auto" w:sz="4"/>
-                <w:insideV w:val="single" w:color="auto" w:sz="4"/>
-              </w:tblBorders>
-            </w:tblPr>
-            <w:tblGrid>
-              <w:gridCol w:w="3242"/>
-              <w:gridCol w:w="3242"/>
-              <w:gridCol w:w="3242"/>
-            </w:tblGrid>
-            <w:tr>
-              <w:tc>
-                <w:tcPr>
-                  <w:tcW w:type="dxa" w:w="3242"/>
+                  <w:tcW w:type="dxa" w:w="1391"/>
                   <w:tcBorders>
                     <w:top w:val="single" w:color="375C1B" w:sz="4"/>
                     <w:left w:val="single" w:color="375C1B" w:sz="4"/>
@@ -8969,10 +8749,10 @@
                   </w:tcBorders>
                   <w:shd w:fill="EFF8E8" w:color="auto" w:val="clear"/>
                   <w:tcMar>
-                    <w:top w:type="dxa" w:w="60"/>
-                    <w:left w:type="dxa" w:w="80"/>
-                    <w:bottom w:type="dxa" w:w="60"/>
-                    <w:right w:type="dxa" w:w="80"/>
+                    <w:top w:type="dxa" w:w="30"/>
+                    <w:left w:type="dxa" w:w="40"/>
+                    <w:bottom w:type="dxa" w:w="30"/>
+                    <w:right w:type="dxa" w:w="20"/>
                   </w:tcMar>
                 </w:tcPr>
                 <w:p>
@@ -8985,50 +8765,16 @@
                       <w:b/>
                       <w:bCs/>
                       <w:color w:val="375C1B"/>
-                      <w:sz w:val="19"/>
-                      <w:szCs w:val="19"/>
+                      <w:sz w:val="15"/>
+                      <w:szCs w:val="15"/>
                     </w:rPr>
-                    <w:t xml:space="preserve">✓  Done</w:t>
+                    <w:t xml:space="preserve">✓ Done</w:t>
                   </w:r>
                 </w:p>
               </w:tc>
               <w:tc>
                 <w:tcPr>
-                  <w:tcW w:type="dxa" w:w="3242"/>
-                  <w:tcBorders>
-                    <w:top w:val="single" w:color="8B6200" w:sz="4"/>
-                    <w:left w:val="single" w:color="8B6200" w:sz="4"/>
-                    <w:bottom w:val="single" w:color="8B6200" w:sz="4"/>
-                    <w:right w:val="single" w:color="8B6200" w:sz="4"/>
-                  </w:tcBorders>
-                  <w:shd w:fill="FFFBE6" w:color="auto" w:val="clear"/>
-                  <w:tcMar>
-                    <w:top w:type="dxa" w:w="60"/>
-                    <w:left w:type="dxa" w:w="80"/>
-                    <w:bottom w:type="dxa" w:w="60"/>
-                    <w:right w:type="dxa" w:w="80"/>
-                  </w:tcMar>
-                </w:tcPr>
-                <w:p>
-                  <w:pPr>
-                    <w:jc w:val="center"/>
-                  </w:pPr>
-                  <w:r>
-                    <w:rPr>
-                      <w:rFonts w:ascii="Calibri" w:cs="Calibri" w:eastAsia="Calibri" w:hAnsi="Calibri"/>
-                      <w:b/>
-                      <w:bCs/>
-                      <w:color w:val="8B6200"/>
-                      <w:sz w:val="19"/>
-                      <w:szCs w:val="19"/>
-                    </w:rPr>
-                    <w:t xml:space="preserve">◑  Partial</w:t>
-                  </w:r>
-                </w:p>
-              </w:tc>
-              <w:tc>
-                <w:tcPr>
-                  <w:tcW w:type="dxa" w:w="3242"/>
+                  <w:tcW w:type="dxa" w:w="1391"/>
                   <w:tcBorders>
                     <w:top w:val="single" w:color="1F3964" w:sz="4"/>
                     <w:left w:val="single" w:color="1F3964" w:sz="4"/>
@@ -9037,10 +8783,10 @@
                   </w:tcBorders>
                   <w:shd w:fill="EEF2F8" w:color="auto" w:val="clear"/>
                   <w:tcMar>
-                    <w:top w:type="dxa" w:w="60"/>
-                    <w:left w:type="dxa" w:w="80"/>
-                    <w:bottom w:type="dxa" w:w="60"/>
-                    <w:right w:type="dxa" w:w="80"/>
+                    <w:top w:type="dxa" w:w="30"/>
+                    <w:left w:type="dxa" w:w="40"/>
+                    <w:bottom w:type="dxa" w:w="30"/>
+                    <w:right w:type="dxa" w:w="20"/>
                   </w:tcMar>
                 </w:tcPr>
                 <w:p>
@@ -9053,10 +8799,10 @@
                       <w:b/>
                       <w:bCs/>
                       <w:color w:val="1F3964"/>
-                      <w:sz w:val="19"/>
-                      <w:szCs w:val="19"/>
+                      <w:sz w:val="15"/>
+                      <w:szCs w:val="15"/>
                     </w:rPr>
-                    <w:t xml:space="preserve">→  Carry forward</w:t>
+                    <w:t xml:space="preserve">→ Carry</w:t>
                   </w:r>
                 </w:p>
               </w:tc>
@@ -9064,158 +8810,47 @@
           </w:tbl>
           <w:p/>
         </w:tc>
-      </w:tr>
-    </w:tbl>
-    <w:p>
-      <w:pPr>
-        <w:spacing w:after="160" w:before="0"/>
-      </w:pPr>
-    </w:p>
-    <w:tbl>
-      <w:tblPr>
-        <w:tblW w:type="dxa" w:w="10626"/>
-        <w:tblBorders>
-          <w:top w:val="single" w:color="8B6200" w:sz="8"/>
-          <w:left w:val="single" w:color="8B6200" w:sz="8"/>
-          <w:bottom w:val="single" w:color="8B6200" w:sz="8"/>
-          <w:right w:val="single" w:color="8B6200" w:sz="8"/>
-          <w:insideH w:val="single" w:color="auto" w:sz="4"/>
-          <w:insideV w:val="single" w:color="auto" w:sz="4"/>
-        </w:tblBorders>
-      </w:tblPr>
-      <w:tblGrid>
-        <w:gridCol w:w="900"/>
-        <w:gridCol w:w="9726"/>
-      </w:tblGrid>
-      <w:tr>
-        <w:tc>
-          <w:tcPr>
-            <w:tcW w:type="dxa" w:w="900"/>
-            <w:tcBorders>
-              <w:top w:val="none" w:color="auto" w:sz="0"/>
-              <w:left w:val="none" w:color="auto" w:sz="0"/>
-              <w:bottom w:val="none" w:color="auto" w:sz="0"/>
-              <w:right w:val="none" w:color="auto" w:sz="0"/>
-            </w:tcBorders>
-            <w:shd w:fill="8B6200" w:color="auto" w:val="clear"/>
-            <w:tcMar>
-              <w:top w:type="dxa" w:w="60"/>
-              <w:left w:type="dxa" w:w="60"/>
-              <w:bottom w:type="dxa" w:w="20"/>
+        <w:tc>
+          <w:tcPr>
+            <w:tcW w:type="dxa" w:w="2942"/>
+            <w:tcBorders>
+              <w:top w:val="single" w:color="D0D8E4" w:sz="4"/>
+              <w:left w:val="single" w:color="D0D8E4" w:sz="4"/>
+              <w:bottom w:val="single" w:color="D0D8E4" w:sz="4"/>
+              <w:right w:val="single" w:color="D0D8E4" w:sz="4"/>
+            </w:tcBorders>
+            <w:shd w:fill="FFFFFF" w:color="auto" w:val="clear"/>
+            <w:tcMar>
+              <w:top w:type="dxa" w:w="50"/>
+              <w:left w:type="dxa" w:w="100"/>
+              <w:bottom w:type="dxa" w:w="30"/>
               <w:right w:type="dxa" w:w="60"/>
             </w:tcMar>
-            <w:vAlign w:val="center"/>
-          </w:tcPr>
-          <w:p>
-            <w:pPr>
-              <w:jc w:val="center"/>
-            </w:pPr>
-            <w:r>
-              <w:rPr>
-                <w:rFonts w:ascii="Calibri" w:cs="Calibri" w:eastAsia="Calibri" w:hAnsi="Calibri"/>
-                <w:b/>
-                <w:bCs/>
-                <w:color w:val="FFFFFF"/>
-                <w:sz w:val="64"/>
-                <w:szCs w:val="64"/>
-              </w:rPr>
-              <w:t xml:space="preserve">P3</w:t>
-            </w:r>
-          </w:p>
-          <w:p>
-            <w:pPr>
-              <w:spacing w:after="0" w:before="0"/>
-              <w:jc w:val="center"/>
-            </w:pPr>
-            <w:r>
-              <w:rPr>
-                <w:rFonts w:ascii="Calibri" w:cs="Calibri" w:eastAsia="Calibri" w:hAnsi="Calibri"/>
-                <w:b/>
-                <w:bCs/>
-                <w:color w:val="FFFFFF"/>
-                <w:sz w:val="14"/>
-                <w:szCs w:val="14"/>
-              </w:rPr>
-              <w:t xml:space="preserve">PRIORITY</w:t>
-            </w:r>
-          </w:p>
-        </w:tc>
-        <w:tc>
-          <w:tcPr>
-            <w:tcW w:type="dxa" w:w="9726"/>
-            <w:tcBorders>
-              <w:top w:val="none" w:color="auto" w:sz="0"/>
-              <w:left w:val="none" w:color="auto" w:sz="0"/>
-              <w:bottom w:val="none" w:color="auto" w:sz="0"/>
-              <w:right w:val="none" w:color="auto" w:sz="0"/>
-            </w:tcBorders>
-            <w:shd w:fill="FFFBE6" w:color="auto" w:val="clear"/>
-            <w:tcMar>
-              <w:top w:type="dxa" w:w="80"/>
-              <w:left w:type="dxa" w:w="140"/>
-              <w:bottom w:type="dxa" w:w="0"/>
-              <w:right w:type="dxa" w:w="80"/>
-            </w:tcMar>
-          </w:tcPr>
-          <w:p>
-            <w:pPr>
-              <w:spacing w:after="20" w:before="0"/>
-            </w:pPr>
-            <w:r>
-              <w:rPr>
-                <w:rFonts w:ascii="Calibri" w:cs="Calibri" w:eastAsia="Calibri" w:hAnsi="Calibri"/>
-                <w:b/>
-                <w:bCs/>
-                <w:color w:val="8B6200"/>
-                <w:sz w:val="14"/>
-                <w:szCs w:val="14"/>
-              </w:rPr>
-              <w:t xml:space="preserve">WHAT NEEDS TO BE DONE</w:t>
-            </w:r>
-          </w:p>
+          </w:tcPr>
           <w:p>
             <w:pPr>
               <w:pBdr>
                 <w:bottom w:val="single" w:color="C0CCDA" w:sz="4"/>
               </w:pBdr>
-            </w:pPr>
-            <w:r>
-              <w:rPr>
-                <w:rFonts w:ascii="Calibri" w:cs="Calibri" w:eastAsia="Calibri" w:hAnsi="Calibri"/>
-                <w:sz w:val="26"/>
-                <w:szCs w:val="26"/>
+              <w:spacing w:after="0" w:before="0"/>
+            </w:pPr>
+            <w:r>
+              <w:rPr>
+                <w:rFonts w:ascii="Calibri" w:cs="Calibri" w:eastAsia="Calibri" w:hAnsi="Calibri"/>
+                <w:sz w:val="24"/>
+                <w:szCs w:val="24"/>
               </w:rPr>
               <w:t xml:space="preserve"> </w:t>
             </w:r>
           </w:p>
           <w:p>
             <w:pPr>
-              <w:spacing w:after="120" w:before="0"/>
-            </w:pPr>
-          </w:p>
-          <w:p>
-            <w:pPr>
-              <w:pBdr>
-                <w:bottom w:val="single" w:color="C0CCDA" w:sz="4"/>
-              </w:pBdr>
-            </w:pPr>
-            <w:r>
-              <w:rPr>
-                <w:rFonts w:ascii="Calibri" w:cs="Calibri" w:eastAsia="Calibri" w:hAnsi="Calibri"/>
-                <w:sz w:val="26"/>
-                <w:szCs w:val="26"/>
-              </w:rPr>
-              <w:t xml:space="preserve"> </w:t>
-            </w:r>
-          </w:p>
-          <w:p>
-            <w:pPr>
-              <w:spacing w:after="200" w:before="0"/>
+              <w:spacing w:after="80" w:before="0"/>
             </w:pPr>
           </w:p>
           <w:tbl>
             <w:tblPr>
-              <w:tblW w:type="dxa" w:w="9506"/>
+              <w:tblW w:type="dxa" w:w="2782"/>
               <w:tblBorders>
                 <w:top w:val="none" w:color="auto" w:sz="0"/>
                 <w:left w:val="none" w:color="auto" w:sz="0"/>
@@ -9226,134 +8861,13 @@
               </w:tblBorders>
             </w:tblPr>
             <w:tblGrid>
-              <w:gridCol w:w="4753"/>
-              <w:gridCol w:w="4753"/>
+              <w:gridCol w:w="1391"/>
+              <w:gridCol w:w="1391"/>
             </w:tblGrid>
             <w:tr>
               <w:tc>
                 <w:tcPr>
-                  <w:tcW w:type="dxa" w:w="4753"/>
-                  <w:tcBorders>
-                    <w:top w:val="none" w:color="auto" w:sz="0"/>
-                    <w:left w:val="none" w:color="auto" w:sz="0"/>
-                    <w:bottom w:val="none" w:color="auto" w:sz="0"/>
-                    <w:right w:val="none" w:color="auto" w:sz="0"/>
-                  </w:tcBorders>
-                  <w:tcMar>
-                    <w:top w:type="dxa" w:w="0"/>
-                    <w:left w:type="dxa" w:w="0"/>
-                    <w:bottom w:type="dxa" w:w="0"/>
-                    <w:right w:type="dxa" w:w="80"/>
-                  </w:tcMar>
-                </w:tcPr>
-                <w:p>
-                  <w:pPr>
-                    <w:spacing w:after="10" w:before="0"/>
-                  </w:pPr>
-                  <w:r>
-                    <w:rPr>
-                      <w:rFonts w:ascii="Calibri" w:cs="Calibri" w:eastAsia="Calibri" w:hAnsi="Calibri"/>
-                      <w:b/>
-                      <w:bCs/>
-                      <w:color w:val="7F7F7F"/>
-                      <w:sz w:val="13"/>
-                      <w:szCs w:val="13"/>
-                    </w:rPr>
-                    <w:t xml:space="preserve">WHO OWNS IT</w:t>
-                  </w:r>
-                </w:p>
-                <w:p>
-                  <w:pPr>
-                    <w:pBdr>
-                      <w:bottom w:val="single" w:color="C0CCDA" w:sz="4"/>
-                    </w:pBdr>
-                  </w:pPr>
-                  <w:r>
-                    <w:rPr>
-                      <w:rFonts w:ascii="Calibri" w:cs="Calibri" w:eastAsia="Calibri" w:hAnsi="Calibri"/>
-                      <w:sz w:val="22"/>
-                      <w:szCs w:val="22"/>
-                    </w:rPr>
-                    <w:t xml:space="preserve"> </w:t>
-                  </w:r>
-                </w:p>
-              </w:tc>
-              <w:tc>
-                <w:tcPr>
-                  <w:tcW w:type="dxa" w:w="4753"/>
-                  <w:tcBorders>
-                    <w:top w:val="none" w:color="auto" w:sz="0"/>
-                    <w:left w:val="none" w:color="auto" w:sz="0"/>
-                    <w:bottom w:val="none" w:color="auto" w:sz="0"/>
-                    <w:right w:val="none" w:color="auto" w:sz="0"/>
-                  </w:tcBorders>
-                  <w:tcMar>
-                    <w:top w:type="dxa" w:w="0"/>
-                    <w:left w:type="dxa" w:w="0"/>
-                    <w:bottom w:type="dxa" w:w="0"/>
-                    <w:right w:type="dxa" w:w="0"/>
-                  </w:tcMar>
-                </w:tcPr>
-                <w:p>
-                  <w:pPr>
-                    <w:spacing w:after="10" w:before="0"/>
-                  </w:pPr>
-                  <w:r>
-                    <w:rPr>
-                      <w:rFonts w:ascii="Calibri" w:cs="Calibri" w:eastAsia="Calibri" w:hAnsi="Calibri"/>
-                      <w:b/>
-                      <w:bCs/>
-                      <w:color w:val="7F7F7F"/>
-                      <w:sz w:val="13"/>
-                      <w:szCs w:val="13"/>
-                    </w:rPr>
-                    <w:t xml:space="preserve">DONE BY (time)</w:t>
-                  </w:r>
-                </w:p>
-                <w:p>
-                  <w:pPr>
-                    <w:pBdr>
-                      <w:bottom w:val="single" w:color="C0CCDA" w:sz="4"/>
-                    </w:pBdr>
-                  </w:pPr>
-                  <w:r>
-                    <w:rPr>
-                      <w:rFonts w:ascii="Calibri" w:cs="Calibri" w:eastAsia="Calibri" w:hAnsi="Calibri"/>
-                      <w:sz w:val="22"/>
-                      <w:szCs w:val="22"/>
-                    </w:rPr>
-                    <w:t xml:space="preserve"> </w:t>
-                  </w:r>
-                </w:p>
-              </w:tc>
-            </w:tr>
-          </w:tbl>
-          <w:p>
-            <w:pPr>
-              <w:spacing w:after="160" w:before="0"/>
-            </w:pPr>
-          </w:p>
-          <w:tbl>
-            <w:tblPr>
-              <w:tblW w:type="dxa" w:w="9726"/>
-              <w:tblBorders>
-                <w:top w:val="single" w:color="auto" w:sz="4"/>
-                <w:left w:val="single" w:color="auto" w:sz="4"/>
-                <w:bottom w:val="single" w:color="auto" w:sz="4"/>
-                <w:right w:val="single" w:color="auto" w:sz="4"/>
-                <w:insideH w:val="single" w:color="auto" w:sz="4"/>
-                <w:insideV w:val="single" w:color="auto" w:sz="4"/>
-              </w:tblBorders>
-            </w:tblPr>
-            <w:tblGrid>
-              <w:gridCol w:w="3242"/>
-              <w:gridCol w:w="3242"/>
-              <w:gridCol w:w="3242"/>
-            </w:tblGrid>
-            <w:tr>
-              <w:tc>
-                <w:tcPr>
-                  <w:tcW w:type="dxa" w:w="3242"/>
+                  <w:tcW w:type="dxa" w:w="1391"/>
                   <w:tcBorders>
                     <w:top w:val="single" w:color="375C1B" w:sz="4"/>
                     <w:left w:val="single" w:color="375C1B" w:sz="4"/>
@@ -9362,10 +8876,10 @@
                   </w:tcBorders>
                   <w:shd w:fill="EFF8E8" w:color="auto" w:val="clear"/>
                   <w:tcMar>
-                    <w:top w:type="dxa" w:w="60"/>
-                    <w:left w:type="dxa" w:w="80"/>
-                    <w:bottom w:type="dxa" w:w="60"/>
-                    <w:right w:type="dxa" w:w="80"/>
+                    <w:top w:type="dxa" w:w="30"/>
+                    <w:left w:type="dxa" w:w="40"/>
+                    <w:bottom w:type="dxa" w:w="30"/>
+                    <w:right w:type="dxa" w:w="20"/>
                   </w:tcMar>
                 </w:tcPr>
                 <w:p>
@@ -9378,50 +8892,16 @@
                       <w:b/>
                       <w:bCs/>
                       <w:color w:val="375C1B"/>
-                      <w:sz w:val="19"/>
-                      <w:szCs w:val="19"/>
+                      <w:sz w:val="15"/>
+                      <w:szCs w:val="15"/>
                     </w:rPr>
-                    <w:t xml:space="preserve">✓  Done</w:t>
+                    <w:t xml:space="preserve">✓ Done</w:t>
                   </w:r>
                 </w:p>
               </w:tc>
               <w:tc>
                 <w:tcPr>
-                  <w:tcW w:type="dxa" w:w="3242"/>
-                  <w:tcBorders>
-                    <w:top w:val="single" w:color="8B6200" w:sz="4"/>
-                    <w:left w:val="single" w:color="8B6200" w:sz="4"/>
-                    <w:bottom w:val="single" w:color="8B6200" w:sz="4"/>
-                    <w:right w:val="single" w:color="8B6200" w:sz="4"/>
-                  </w:tcBorders>
-                  <w:shd w:fill="FFFBE6" w:color="auto" w:val="clear"/>
-                  <w:tcMar>
-                    <w:top w:type="dxa" w:w="60"/>
-                    <w:left w:type="dxa" w:w="80"/>
-                    <w:bottom w:type="dxa" w:w="60"/>
-                    <w:right w:type="dxa" w:w="80"/>
-                  </w:tcMar>
-                </w:tcPr>
-                <w:p>
-                  <w:pPr>
-                    <w:jc w:val="center"/>
-                  </w:pPr>
-                  <w:r>
-                    <w:rPr>
-                      <w:rFonts w:ascii="Calibri" w:cs="Calibri" w:eastAsia="Calibri" w:hAnsi="Calibri"/>
-                      <w:b/>
-                      <w:bCs/>
-                      <w:color w:val="8B6200"/>
-                      <w:sz w:val="19"/>
-                      <w:szCs w:val="19"/>
-                    </w:rPr>
-                    <w:t xml:space="preserve">◑  Partial</w:t>
-                  </w:r>
-                </w:p>
-              </w:tc>
-              <w:tc>
-                <w:tcPr>
-                  <w:tcW w:type="dxa" w:w="3242"/>
+                  <w:tcW w:type="dxa" w:w="1391"/>
                   <w:tcBorders>
                     <w:top w:val="single" w:color="1F3964" w:sz="4"/>
                     <w:left w:val="single" w:color="1F3964" w:sz="4"/>
@@ -9430,10 +8910,10 @@
                   </w:tcBorders>
                   <w:shd w:fill="EEF2F8" w:color="auto" w:val="clear"/>
                   <w:tcMar>
-                    <w:top w:type="dxa" w:w="60"/>
-                    <w:left w:type="dxa" w:w="80"/>
-                    <w:bottom w:type="dxa" w:w="60"/>
-                    <w:right w:type="dxa" w:w="80"/>
+                    <w:top w:type="dxa" w:w="30"/>
+                    <w:left w:type="dxa" w:w="40"/>
+                    <w:bottom w:type="dxa" w:w="30"/>
+                    <w:right w:type="dxa" w:w="20"/>
                   </w:tcMar>
                 </w:tcPr>
                 <w:p>
@@ -9446,10 +8926,10 @@
                       <w:b/>
                       <w:bCs/>
                       <w:color w:val="1F3964"/>
-                      <w:sz w:val="19"/>
-                      <w:szCs w:val="19"/>
+                      <w:sz w:val="15"/>
+                      <w:szCs w:val="15"/>
                     </w:rPr>
-                    <w:t xml:space="preserve">→  Carry forward</w:t>
+                    <w:t xml:space="preserve">→ Carry</w:t>
                   </w:r>
                 </w:p>
               </w:tc>
@@ -9458,157 +8938,78 @@
           <w:p/>
         </w:tc>
       </w:tr>
-    </w:tbl>
-    <w:p>
-      <w:pPr>
-        <w:spacing w:after="160" w:before="0"/>
-      </w:pPr>
-    </w:p>
-    <w:tbl>
-      <w:tblPr>
-        <w:tblW w:type="dxa" w:w="10626"/>
-        <w:tblBorders>
-          <w:top w:val="single" w:color="C00000" w:sz="8"/>
-          <w:left w:val="single" w:color="C00000" w:sz="8"/>
-          <w:bottom w:val="single" w:color="C00000" w:sz="8"/>
-          <w:right w:val="single" w:color="C00000" w:sz="8"/>
-          <w:insideH w:val="single" w:color="auto" w:sz="4"/>
-          <w:insideV w:val="single" w:color="auto" w:sz="4"/>
-        </w:tblBorders>
-      </w:tblPr>
-      <w:tblGrid>
-        <w:gridCol w:w="900"/>
-        <w:gridCol w:w="9726"/>
-      </w:tblGrid>
       <w:tr>
         <w:tc>
           <w:tcPr>
-            <w:tcW w:type="dxa" w:w="900"/>
-            <w:tcBorders>
-              <w:top w:val="none" w:color="auto" w:sz="0"/>
-              <w:left w:val="none" w:color="auto" w:sz="0"/>
-              <w:bottom w:val="none" w:color="auto" w:sz="0"/>
-              <w:right w:val="none" w:color="auto" w:sz="0"/>
-            </w:tcBorders>
-            <w:shd w:fill="C00000" w:color="auto" w:val="clear"/>
-            <w:tcMar>
-              <w:top w:type="dxa" w:w="60"/>
-              <w:left w:type="dxa" w:w="60"/>
-              <w:bottom w:type="dxa" w:w="20"/>
+            <w:tcW w:type="dxa" w:w="1800"/>
+            <w:tcBorders>
+              <w:top w:val="single" w:color="D0D8E4" w:sz="4"/>
+              <w:left w:val="single" w:color="D0D8E4" w:sz="4"/>
+              <w:bottom w:val="single" w:color="D0D8E4" w:sz="4"/>
+              <w:right w:val="single" w:color="D0D8E4" w:sz="4"/>
+            </w:tcBorders>
+            <w:shd w:fill="FAFBFC" w:color="auto" w:val="clear"/>
+            <w:tcMar>
+              <w:top w:type="dxa" w:w="50"/>
+              <w:left w:type="dxa" w:w="120"/>
+              <w:bottom w:type="dxa" w:w="50"/>
               <w:right w:type="dxa" w:w="60"/>
             </w:tcMar>
             <w:vAlign w:val="center"/>
           </w:tcPr>
           <w:p>
-            <w:pPr>
-              <w:jc w:val="center"/>
-            </w:pPr>
-            <w:r>
-              <w:rPr>
-                <w:rFonts w:ascii="Calibri" w:cs="Calibri" w:eastAsia="Calibri" w:hAnsi="Calibri"/>
-                <w:b/>
-                <w:bCs/>
-                <w:color w:val="FFFFFF"/>
-                <w:sz w:val="64"/>
-                <w:szCs w:val="64"/>
-              </w:rPr>
-              <w:t xml:space="preserve">P4</w:t>
-            </w:r>
-          </w:p>
-          <w:p>
-            <w:pPr>
-              <w:spacing w:after="0" w:before="0"/>
-              <w:jc w:val="center"/>
-            </w:pPr>
-            <w:r>
-              <w:rPr>
-                <w:rFonts w:ascii="Calibri" w:cs="Calibri" w:eastAsia="Calibri" w:hAnsi="Calibri"/>
-                <w:b/>
-                <w:bCs/>
-                <w:color w:val="FFFFFF"/>
-                <w:sz w:val="14"/>
-                <w:szCs w:val="14"/>
-              </w:rPr>
-              <w:t xml:space="preserve">PRIORITY</w:t>
-            </w:r>
-          </w:p>
-        </w:tc>
-        <w:tc>
-          <w:tcPr>
-            <w:tcW w:type="dxa" w:w="9726"/>
-            <w:tcBorders>
-              <w:top w:val="none" w:color="auto" w:sz="0"/>
-              <w:left w:val="none" w:color="auto" w:sz="0"/>
-              <w:bottom w:val="none" w:color="auto" w:sz="0"/>
-              <w:right w:val="none" w:color="auto" w:sz="0"/>
-            </w:tcBorders>
-            <w:shd w:fill="FFF0F0" w:color="auto" w:val="clear"/>
-            <w:tcMar>
-              <w:top w:type="dxa" w:w="80"/>
-              <w:left w:type="dxa" w:w="140"/>
-              <w:bottom w:type="dxa" w:w="0"/>
-              <w:right w:type="dxa" w:w="80"/>
-            </w:tcMar>
-          </w:tcPr>
-          <w:p>
-            <w:pPr>
-              <w:spacing w:after="20" w:before="0"/>
-            </w:pPr>
-            <w:r>
-              <w:rPr>
-                <w:rFonts w:ascii="Calibri" w:cs="Calibri" w:eastAsia="Calibri" w:hAnsi="Calibri"/>
-                <w:b/>
-                <w:bCs/>
-                <w:color w:val="C00000"/>
-                <w:sz w:val="14"/>
-                <w:szCs w:val="14"/>
-              </w:rPr>
-              <w:t xml:space="preserve">WHAT NEEDS TO BE DONE</w:t>
-            </w:r>
-          </w:p>
+            <w:r>
+              <w:rPr>
+                <w:rFonts w:ascii="Calibri" w:cs="Calibri" w:eastAsia="Calibri" w:hAnsi="Calibri"/>
+                <w:color w:val="7F7F7F"/>
+                <w:sz w:val="20"/>
+                <w:szCs w:val="20"/>
+              </w:rPr>
+              <w:t xml:space="preserve">2.  </w:t>
+            </w:r>
+          </w:p>
+        </w:tc>
+        <w:tc>
+          <w:tcPr>
+            <w:tcW w:type="dxa" w:w="2942"/>
+            <w:tcBorders>
+              <w:top w:val="single" w:color="D0D8E4" w:sz="4"/>
+              <w:left w:val="single" w:color="D0D8E4" w:sz="4"/>
+              <w:bottom w:val="single" w:color="D0D8E4" w:sz="4"/>
+              <w:right w:val="single" w:color="D0D8E4" w:sz="4"/>
+            </w:tcBorders>
+            <w:shd w:fill="FAFBFC" w:color="auto" w:val="clear"/>
+            <w:tcMar>
+              <w:top w:type="dxa" w:w="50"/>
+              <w:left w:type="dxa" w:w="100"/>
+              <w:bottom w:type="dxa" w:w="30"/>
+              <w:right w:type="dxa" w:w="60"/>
+            </w:tcMar>
+          </w:tcPr>
           <w:p>
             <w:pPr>
               <w:pBdr>
                 <w:bottom w:val="single" w:color="C0CCDA" w:sz="4"/>
               </w:pBdr>
-            </w:pPr>
-            <w:r>
-              <w:rPr>
-                <w:rFonts w:ascii="Calibri" w:cs="Calibri" w:eastAsia="Calibri" w:hAnsi="Calibri"/>
-                <w:sz w:val="26"/>
-                <w:szCs w:val="26"/>
+              <w:spacing w:after="0" w:before="0"/>
+            </w:pPr>
+            <w:r>
+              <w:rPr>
+                <w:rFonts w:ascii="Calibri" w:cs="Calibri" w:eastAsia="Calibri" w:hAnsi="Calibri"/>
+                <w:sz w:val="24"/>
+                <w:szCs w:val="24"/>
               </w:rPr>
               <w:t xml:space="preserve"> </w:t>
             </w:r>
           </w:p>
           <w:p>
             <w:pPr>
-              <w:spacing w:after="120" w:before="0"/>
-            </w:pPr>
-          </w:p>
-          <w:p>
-            <w:pPr>
-              <w:pBdr>
-                <w:bottom w:val="single" w:color="C0CCDA" w:sz="4"/>
-              </w:pBdr>
-            </w:pPr>
-            <w:r>
-              <w:rPr>
-                <w:rFonts w:ascii="Calibri" w:cs="Calibri" w:eastAsia="Calibri" w:hAnsi="Calibri"/>
-                <w:sz w:val="26"/>
-                <w:szCs w:val="26"/>
-              </w:rPr>
-              <w:t xml:space="preserve"> </w:t>
-            </w:r>
-          </w:p>
-          <w:p>
-            <w:pPr>
-              <w:spacing w:after="200" w:before="0"/>
+              <w:spacing w:after="80" w:before="0"/>
             </w:pPr>
           </w:p>
           <w:tbl>
             <w:tblPr>
-              <w:tblW w:type="dxa" w:w="9506"/>
+              <w:tblW w:type="dxa" w:w="2782"/>
               <w:tblBorders>
                 <w:top w:val="none" w:color="auto" w:sz="0"/>
                 <w:left w:val="none" w:color="auto" w:sz="0"/>
@@ -9619,134 +9020,13 @@
               </w:tblBorders>
             </w:tblPr>
             <w:tblGrid>
-              <w:gridCol w:w="4753"/>
-              <w:gridCol w:w="4753"/>
+              <w:gridCol w:w="1391"/>
+              <w:gridCol w:w="1391"/>
             </w:tblGrid>
             <w:tr>
               <w:tc>
                 <w:tcPr>
-                  <w:tcW w:type="dxa" w:w="4753"/>
-                  <w:tcBorders>
-                    <w:top w:val="none" w:color="auto" w:sz="0"/>
-                    <w:left w:val="none" w:color="auto" w:sz="0"/>
-                    <w:bottom w:val="none" w:color="auto" w:sz="0"/>
-                    <w:right w:val="none" w:color="auto" w:sz="0"/>
-                  </w:tcBorders>
-                  <w:tcMar>
-                    <w:top w:type="dxa" w:w="0"/>
-                    <w:left w:type="dxa" w:w="0"/>
-                    <w:bottom w:type="dxa" w:w="0"/>
-                    <w:right w:type="dxa" w:w="80"/>
-                  </w:tcMar>
-                </w:tcPr>
-                <w:p>
-                  <w:pPr>
-                    <w:spacing w:after="10" w:before="0"/>
-                  </w:pPr>
-                  <w:r>
-                    <w:rPr>
-                      <w:rFonts w:ascii="Calibri" w:cs="Calibri" w:eastAsia="Calibri" w:hAnsi="Calibri"/>
-                      <w:b/>
-                      <w:bCs/>
-                      <w:color w:val="7F7F7F"/>
-                      <w:sz w:val="13"/>
-                      <w:szCs w:val="13"/>
-                    </w:rPr>
-                    <w:t xml:space="preserve">WHO OWNS IT</w:t>
-                  </w:r>
-                </w:p>
-                <w:p>
-                  <w:pPr>
-                    <w:pBdr>
-                      <w:bottom w:val="single" w:color="C0CCDA" w:sz="4"/>
-                    </w:pBdr>
-                  </w:pPr>
-                  <w:r>
-                    <w:rPr>
-                      <w:rFonts w:ascii="Calibri" w:cs="Calibri" w:eastAsia="Calibri" w:hAnsi="Calibri"/>
-                      <w:sz w:val="22"/>
-                      <w:szCs w:val="22"/>
-                    </w:rPr>
-                    <w:t xml:space="preserve"> </w:t>
-                  </w:r>
-                </w:p>
-              </w:tc>
-              <w:tc>
-                <w:tcPr>
-                  <w:tcW w:type="dxa" w:w="4753"/>
-                  <w:tcBorders>
-                    <w:top w:val="none" w:color="auto" w:sz="0"/>
-                    <w:left w:val="none" w:color="auto" w:sz="0"/>
-                    <w:bottom w:val="none" w:color="auto" w:sz="0"/>
-                    <w:right w:val="none" w:color="auto" w:sz="0"/>
-                  </w:tcBorders>
-                  <w:tcMar>
-                    <w:top w:type="dxa" w:w="0"/>
-                    <w:left w:type="dxa" w:w="0"/>
-                    <w:bottom w:type="dxa" w:w="0"/>
-                    <w:right w:type="dxa" w:w="0"/>
-                  </w:tcMar>
-                </w:tcPr>
-                <w:p>
-                  <w:pPr>
-                    <w:spacing w:after="10" w:before="0"/>
-                  </w:pPr>
-                  <w:r>
-                    <w:rPr>
-                      <w:rFonts w:ascii="Calibri" w:cs="Calibri" w:eastAsia="Calibri" w:hAnsi="Calibri"/>
-                      <w:b/>
-                      <w:bCs/>
-                      <w:color w:val="7F7F7F"/>
-                      <w:sz w:val="13"/>
-                      <w:szCs w:val="13"/>
-                    </w:rPr>
-                    <w:t xml:space="preserve">DONE BY (time)</w:t>
-                  </w:r>
-                </w:p>
-                <w:p>
-                  <w:pPr>
-                    <w:pBdr>
-                      <w:bottom w:val="single" w:color="C0CCDA" w:sz="4"/>
-                    </w:pBdr>
-                  </w:pPr>
-                  <w:r>
-                    <w:rPr>
-                      <w:rFonts w:ascii="Calibri" w:cs="Calibri" w:eastAsia="Calibri" w:hAnsi="Calibri"/>
-                      <w:sz w:val="22"/>
-                      <w:szCs w:val="22"/>
-                    </w:rPr>
-                    <w:t xml:space="preserve"> </w:t>
-                  </w:r>
-                </w:p>
-              </w:tc>
-            </w:tr>
-          </w:tbl>
-          <w:p>
-            <w:pPr>
-              <w:spacing w:after="160" w:before="0"/>
-            </w:pPr>
-          </w:p>
-          <w:tbl>
-            <w:tblPr>
-              <w:tblW w:type="dxa" w:w="9726"/>
-              <w:tblBorders>
-                <w:top w:val="single" w:color="auto" w:sz="4"/>
-                <w:left w:val="single" w:color="auto" w:sz="4"/>
-                <w:bottom w:val="single" w:color="auto" w:sz="4"/>
-                <w:right w:val="single" w:color="auto" w:sz="4"/>
-                <w:insideH w:val="single" w:color="auto" w:sz="4"/>
-                <w:insideV w:val="single" w:color="auto" w:sz="4"/>
-              </w:tblBorders>
-            </w:tblPr>
-            <w:tblGrid>
-              <w:gridCol w:w="3242"/>
-              <w:gridCol w:w="3242"/>
-              <w:gridCol w:w="3242"/>
-            </w:tblGrid>
-            <w:tr>
-              <w:tc>
-                <w:tcPr>
-                  <w:tcW w:type="dxa" w:w="3242"/>
+                  <w:tcW w:type="dxa" w:w="1391"/>
                   <w:tcBorders>
                     <w:top w:val="single" w:color="375C1B" w:sz="4"/>
                     <w:left w:val="single" w:color="375C1B" w:sz="4"/>
@@ -9755,10 +9035,10 @@
                   </w:tcBorders>
                   <w:shd w:fill="EFF8E8" w:color="auto" w:val="clear"/>
                   <w:tcMar>
-                    <w:top w:type="dxa" w:w="60"/>
-                    <w:left w:type="dxa" w:w="80"/>
-                    <w:bottom w:type="dxa" w:w="60"/>
-                    <w:right w:type="dxa" w:w="80"/>
+                    <w:top w:type="dxa" w:w="30"/>
+                    <w:left w:type="dxa" w:w="40"/>
+                    <w:bottom w:type="dxa" w:w="30"/>
+                    <w:right w:type="dxa" w:w="20"/>
                   </w:tcMar>
                 </w:tcPr>
                 <w:p>
@@ -9771,50 +9051,16 @@
                       <w:b/>
                       <w:bCs/>
                       <w:color w:val="375C1B"/>
-                      <w:sz w:val="19"/>
-                      <w:szCs w:val="19"/>
+                      <w:sz w:val="15"/>
+                      <w:szCs w:val="15"/>
                     </w:rPr>
-                    <w:t xml:space="preserve">✓  Done</w:t>
+                    <w:t xml:space="preserve">✓ Done</w:t>
                   </w:r>
                 </w:p>
               </w:tc>
               <w:tc>
                 <w:tcPr>
-                  <w:tcW w:type="dxa" w:w="3242"/>
-                  <w:tcBorders>
-                    <w:top w:val="single" w:color="8B6200" w:sz="4"/>
-                    <w:left w:val="single" w:color="8B6200" w:sz="4"/>
-                    <w:bottom w:val="single" w:color="8B6200" w:sz="4"/>
-                    <w:right w:val="single" w:color="8B6200" w:sz="4"/>
-                  </w:tcBorders>
-                  <w:shd w:fill="FFFBE6" w:color="auto" w:val="clear"/>
-                  <w:tcMar>
-                    <w:top w:type="dxa" w:w="60"/>
-                    <w:left w:type="dxa" w:w="80"/>
-                    <w:bottom w:type="dxa" w:w="60"/>
-                    <w:right w:type="dxa" w:w="80"/>
-                  </w:tcMar>
-                </w:tcPr>
-                <w:p>
-                  <w:pPr>
-                    <w:jc w:val="center"/>
-                  </w:pPr>
-                  <w:r>
-                    <w:rPr>
-                      <w:rFonts w:ascii="Calibri" w:cs="Calibri" w:eastAsia="Calibri" w:hAnsi="Calibri"/>
-                      <w:b/>
-                      <w:bCs/>
-                      <w:color w:val="8B6200"/>
-                      <w:sz w:val="19"/>
-                      <w:szCs w:val="19"/>
-                    </w:rPr>
-                    <w:t xml:space="preserve">◑  Partial</w:t>
-                  </w:r>
-                </w:p>
-              </w:tc>
-              <w:tc>
-                <w:tcPr>
-                  <w:tcW w:type="dxa" w:w="3242"/>
+                  <w:tcW w:type="dxa" w:w="1391"/>
                   <w:tcBorders>
                     <w:top w:val="single" w:color="1F3964" w:sz="4"/>
                     <w:left w:val="single" w:color="1F3964" w:sz="4"/>
@@ -9823,10 +9069,10 @@
                   </w:tcBorders>
                   <w:shd w:fill="EEF2F8" w:color="auto" w:val="clear"/>
                   <w:tcMar>
-                    <w:top w:type="dxa" w:w="60"/>
-                    <w:left w:type="dxa" w:w="80"/>
-                    <w:bottom w:type="dxa" w:w="60"/>
-                    <w:right w:type="dxa" w:w="80"/>
+                    <w:top w:type="dxa" w:w="30"/>
+                    <w:left w:type="dxa" w:w="40"/>
+                    <w:bottom w:type="dxa" w:w="30"/>
+                    <w:right w:type="dxa" w:w="20"/>
                   </w:tcMar>
                 </w:tcPr>
                 <w:p>
@@ -9839,10 +9085,10 @@
                       <w:b/>
                       <w:bCs/>
                       <w:color w:val="1F3964"/>
-                      <w:sz w:val="19"/>
-                      <w:szCs w:val="19"/>
+                      <w:sz w:val="15"/>
+                      <w:szCs w:val="15"/>
                     </w:rPr>
-                    <w:t xml:space="preserve">→  Carry forward</w:t>
+                    <w:t xml:space="preserve">→ Carry</w:t>
                   </w:r>
                 </w:p>
               </w:tc>
@@ -9850,150 +9096,126 @@
           </w:tbl>
           <w:p/>
         </w:tc>
-      </w:tr>
-    </w:tbl>
-    <w:p>
-      <w:pPr>
-        <w:spacing w:after="200" w:before="0"/>
-      </w:pPr>
-    </w:p>
-    <w:tbl>
-      <w:tblPr>
-        <w:tblW w:type="dxa" w:w="10626"/>
-        <w:tblBorders>
-          <w:top w:val="none" w:color="auto" w:sz="0"/>
-          <w:left w:val="none" w:color="auto" w:sz="0"/>
-          <w:bottom w:val="none" w:color="auto" w:sz="0"/>
-          <w:right w:val="none" w:color="auto" w:sz="0"/>
-          <w:insideH w:val="single" w:color="auto" w:sz="4"/>
-          <w:insideV w:val="single" w:color="auto" w:sz="4"/>
-        </w:tblBorders>
-      </w:tblPr>
-      <w:tblGrid>
-        <w:gridCol w:w="10626"/>
-      </w:tblGrid>
-      <w:tr>
-        <w:tc>
-          <w:tcPr>
-            <w:tcW w:type="dxa" w:w="10626"/>
-            <w:shd w:fill="1F3964" w:color="auto" w:val="clear"/>
-            <w:tcMar>
-              <w:top w:type="dxa" w:w="60"/>
-              <w:left w:type="dxa" w:w="160"/>
-              <w:bottom w:type="dxa" w:w="60"/>
-              <w:right w:type="dxa" w:w="160"/>
-            </w:tcMar>
-          </w:tcPr>
-          <w:p>
-            <w:r>
-              <w:rPr>
-                <w:rFonts w:ascii="Calibri" w:cs="Calibri" w:eastAsia="Calibri" w:hAnsi="Calibri"/>
-                <w:b/>
-                <w:bCs/>
-                <w:color w:val="FFFFFF"/>
-                <w:sz w:val="20"/>
-                <w:szCs w:val="20"/>
-              </w:rPr>
-              <w:t xml:space="preserve">CARRY FORWARD  —  Not completed today, rolls to tomorrow</w:t>
-            </w:r>
-          </w:p>
-        </w:tc>
-      </w:tr>
-    </w:tbl>
-    <w:p>
-      <w:pPr>
-        <w:spacing w:after="120" w:before="0"/>
-      </w:pPr>
-    </w:p>
-    <w:tbl>
-      <w:tblPr>
-        <w:tblW w:type="dxa" w:w="10626"/>
-        <w:tblBorders>
-          <w:top w:val="none" w:color="auto" w:sz="0"/>
-          <w:left w:val="none" w:color="auto" w:sz="0"/>
-          <w:bottom w:val="none" w:color="auto" w:sz="0"/>
-          <w:right w:val="none" w:color="auto" w:sz="0"/>
-          <w:insideH w:val="single" w:color="auto" w:sz="4"/>
-          <w:insideV w:val="single" w:color="auto" w:sz="4"/>
-        </w:tblBorders>
-      </w:tblPr>
-      <w:tblGrid>
-        <w:gridCol w:w="10626"/>
-      </w:tblGrid>
-      <w:tr>
-        <w:tc>
-          <w:tcPr>
-            <w:tcW w:type="dxa" w:w="10626"/>
-            <w:tcBorders>
-              <w:top w:val="none" w:color="auto" w:sz="0"/>
-              <w:left w:val="none" w:color="auto" w:sz="0"/>
-              <w:bottom w:val="none" w:color="auto" w:sz="0"/>
-              <w:right w:val="none" w:color="auto" w:sz="0"/>
-            </w:tcBorders>
-            <w:tcMar>
-              <w:top w:type="dxa" w:w="0"/>
-              <w:left w:type="dxa" w:w="60"/>
-              <w:bottom w:type="dxa" w:w="0"/>
+        <w:tc>
+          <w:tcPr>
+            <w:tcW w:type="dxa" w:w="2942"/>
+            <w:tcBorders>
+              <w:top w:val="single" w:color="D0D8E4" w:sz="4"/>
+              <w:left w:val="single" w:color="D0D8E4" w:sz="4"/>
+              <w:bottom w:val="single" w:color="D0D8E4" w:sz="4"/>
+              <w:right w:val="single" w:color="D0D8E4" w:sz="4"/>
+            </w:tcBorders>
+            <w:shd w:fill="FAFBFC" w:color="auto" w:val="clear"/>
+            <w:tcMar>
+              <w:top w:type="dxa" w:w="50"/>
+              <w:left w:type="dxa" w:w="100"/>
+              <w:bottom w:type="dxa" w:w="30"/>
               <w:right w:type="dxa" w:w="60"/>
             </w:tcMar>
           </w:tcPr>
           <w:p>
             <w:pPr>
-              <w:spacing w:after="20" w:before="0"/>
-            </w:pPr>
-            <w:r>
-              <w:rPr>
-                <w:rFonts w:ascii="Calibri" w:cs="Calibri" w:eastAsia="Calibri" w:hAnsi="Calibri"/>
-                <w:b/>
-                <w:bCs/>
-                <w:color w:val="7F7F7F"/>
-                <w:sz w:val="16"/>
-                <w:szCs w:val="16"/>
-              </w:rPr>
-              <w:t xml:space="preserve">List anything unfinished today that the next shift needs to pick up — with context</w:t>
-            </w:r>
+              <w:pBdr>
+                <w:bottom w:val="single" w:color="C0CCDA" w:sz="4"/>
+              </w:pBdr>
+              <w:spacing w:after="0" w:before="0"/>
+            </w:pPr>
+            <w:r>
+              <w:rPr>
+                <w:rFonts w:ascii="Calibri" w:cs="Calibri" w:eastAsia="Calibri" w:hAnsi="Calibri"/>
+                <w:sz w:val="24"/>
+                <w:szCs w:val="24"/>
+              </w:rPr>
+              <w:t xml:space="preserve"> </w:t>
+            </w:r>
+          </w:p>
+          <w:p>
+            <w:pPr>
+              <w:spacing w:after="80" w:before="0"/>
+            </w:pPr>
           </w:p>
           <w:tbl>
             <w:tblPr>
-              <w:tblW w:type="dxa" w:w="10506"/>
+              <w:tblW w:type="dxa" w:w="2782"/>
               <w:tblBorders>
-                <w:top w:val="single" w:color="auto" w:sz="4"/>
-                <w:left w:val="single" w:color="auto" w:sz="4"/>
-                <w:bottom w:val="single" w:color="auto" w:sz="4"/>
-                <w:right w:val="single" w:color="auto" w:sz="4"/>
+                <w:top w:val="none" w:color="auto" w:sz="0"/>
+                <w:left w:val="none" w:color="auto" w:sz="0"/>
+                <w:bottom w:val="none" w:color="auto" w:sz="0"/>
+                <w:right w:val="none" w:color="auto" w:sz="0"/>
                 <w:insideH w:val="single" w:color="auto" w:sz="4"/>
                 <w:insideV w:val="single" w:color="auto" w:sz="4"/>
               </w:tblBorders>
             </w:tblPr>
             <w:tblGrid>
-              <w:gridCol w:w="10506"/>
+              <w:gridCol w:w="1391"/>
+              <w:gridCol w:w="1391"/>
             </w:tblGrid>
             <w:tr>
               <w:tc>
                 <w:tcPr>
-                  <w:tcW w:type="dxa" w:w="10506"/>
+                  <w:tcW w:type="dxa" w:w="1391"/>
                   <w:tcBorders>
-                    <w:top w:val="single" w:color="C0CCDA" w:sz="4"/>
-                    <w:left w:val="single" w:color="C0CCDA" w:sz="4"/>
-                    <w:bottom w:val="single" w:color="C0CCDA" w:sz="4"/>
-                    <w:right w:val="single" w:color="C0CCDA" w:sz="4"/>
+                    <w:top w:val="single" w:color="375C1B" w:sz="4"/>
+                    <w:left w:val="single" w:color="375C1B" w:sz="4"/>
+                    <w:bottom w:val="single" w:color="375C1B" w:sz="4"/>
+                    <w:right w:val="single" w:color="375C1B" w:sz="4"/>
                   </w:tcBorders>
-                  <w:shd w:fill="FFFFFF" w:color="auto" w:val="clear"/>
+                  <w:shd w:fill="EFF8E8" w:color="auto" w:val="clear"/>
                   <w:tcMar>
-                    <w:top w:type="dxa" w:w="40"/>
-                    <w:left w:type="dxa" w:w="80"/>
-                    <w:bottom w:type="dxa" w:w="40"/>
-                    <w:right w:type="dxa" w:w="80"/>
+                    <w:top w:type="dxa" w:w="30"/>
+                    <w:left w:type="dxa" w:w="40"/>
+                    <w:bottom w:type="dxa" w:w="30"/>
+                    <w:right w:type="dxa" w:w="20"/>
                   </w:tcMar>
                 </w:tcPr>
                 <w:p>
+                  <w:pPr>
+                    <w:jc w:val="center"/>
+                  </w:pPr>
                   <w:r>
                     <w:rPr>
                       <w:rFonts w:ascii="Calibri" w:cs="Calibri" w:eastAsia="Calibri" w:hAnsi="Calibri"/>
-                      <w:sz w:val="22"/>
-                      <w:szCs w:val="22"/>
+                      <w:b/>
+                      <w:bCs/>
+                      <w:color w:val="375C1B"/>
+                      <w:sz w:val="15"/>
+                      <w:szCs w:val="15"/>
                     </w:rPr>
-                    <w:t xml:space="preserve"> </w:t>
+                    <w:t xml:space="preserve">✓ Done</w:t>
+                  </w:r>
+                </w:p>
+              </w:tc>
+              <w:tc>
+                <w:tcPr>
+                  <w:tcW w:type="dxa" w:w="1391"/>
+                  <w:tcBorders>
+                    <w:top w:val="single" w:color="1F3964" w:sz="4"/>
+                    <w:left w:val="single" w:color="1F3964" w:sz="4"/>
+                    <w:bottom w:val="single" w:color="1F3964" w:sz="4"/>
+                    <w:right w:val="single" w:color="1F3964" w:sz="4"/>
+                  </w:tcBorders>
+                  <w:shd w:fill="EEF2F8" w:color="auto" w:val="clear"/>
+                  <w:tcMar>
+                    <w:top w:type="dxa" w:w="30"/>
+                    <w:left w:type="dxa" w:w="40"/>
+                    <w:bottom w:type="dxa" w:w="30"/>
+                    <w:right w:type="dxa" w:w="20"/>
+                  </w:tcMar>
+                </w:tcPr>
+                <w:p>
+                  <w:pPr>
+                    <w:jc w:val="center"/>
+                  </w:pPr>
+                  <w:r>
+                    <w:rPr>
+                      <w:rFonts w:ascii="Calibri" w:cs="Calibri" w:eastAsia="Calibri" w:hAnsi="Calibri"/>
+                      <w:b/>
+                      <w:bCs/>
+                      <w:color w:val="1F3964"/>
+                      <w:sz w:val="15"/>
+                      <w:szCs w:val="15"/>
+                    </w:rPr>
+                    <w:t xml:space="preserve">→ Carry</w:t>
                   </w:r>
                 </w:p>
               </w:tc>
@@ -10001,11 +9223,5094 @@
           </w:tbl>
           <w:p/>
         </w:tc>
+        <w:tc>
+          <w:tcPr>
+            <w:tcW w:type="dxa" w:w="2942"/>
+            <w:tcBorders>
+              <w:top w:val="single" w:color="D0D8E4" w:sz="4"/>
+              <w:left w:val="single" w:color="D0D8E4" w:sz="4"/>
+              <w:bottom w:val="single" w:color="D0D8E4" w:sz="4"/>
+              <w:right w:val="single" w:color="D0D8E4" w:sz="4"/>
+            </w:tcBorders>
+            <w:shd w:fill="FAFBFC" w:color="auto" w:val="clear"/>
+            <w:tcMar>
+              <w:top w:type="dxa" w:w="50"/>
+              <w:left w:type="dxa" w:w="100"/>
+              <w:bottom w:type="dxa" w:w="30"/>
+              <w:right w:type="dxa" w:w="60"/>
+            </w:tcMar>
+          </w:tcPr>
+          <w:p>
+            <w:pPr>
+              <w:pBdr>
+                <w:bottom w:val="single" w:color="C0CCDA" w:sz="4"/>
+              </w:pBdr>
+              <w:spacing w:after="0" w:before="0"/>
+            </w:pPr>
+            <w:r>
+              <w:rPr>
+                <w:rFonts w:ascii="Calibri" w:cs="Calibri" w:eastAsia="Calibri" w:hAnsi="Calibri"/>
+                <w:sz w:val="24"/>
+                <w:szCs w:val="24"/>
+              </w:rPr>
+              <w:t xml:space="preserve"> </w:t>
+            </w:r>
+          </w:p>
+          <w:p>
+            <w:pPr>
+              <w:spacing w:after="80" w:before="0"/>
+            </w:pPr>
+          </w:p>
+          <w:tbl>
+            <w:tblPr>
+              <w:tblW w:type="dxa" w:w="2782"/>
+              <w:tblBorders>
+                <w:top w:val="none" w:color="auto" w:sz="0"/>
+                <w:left w:val="none" w:color="auto" w:sz="0"/>
+                <w:bottom w:val="none" w:color="auto" w:sz="0"/>
+                <w:right w:val="none" w:color="auto" w:sz="0"/>
+                <w:insideH w:val="single" w:color="auto" w:sz="4"/>
+                <w:insideV w:val="single" w:color="auto" w:sz="4"/>
+              </w:tblBorders>
+            </w:tblPr>
+            <w:tblGrid>
+              <w:gridCol w:w="1391"/>
+              <w:gridCol w:w="1391"/>
+            </w:tblGrid>
+            <w:tr>
+              <w:tc>
+                <w:tcPr>
+                  <w:tcW w:type="dxa" w:w="1391"/>
+                  <w:tcBorders>
+                    <w:top w:val="single" w:color="375C1B" w:sz="4"/>
+                    <w:left w:val="single" w:color="375C1B" w:sz="4"/>
+                    <w:bottom w:val="single" w:color="375C1B" w:sz="4"/>
+                    <w:right w:val="single" w:color="375C1B" w:sz="4"/>
+                  </w:tcBorders>
+                  <w:shd w:fill="EFF8E8" w:color="auto" w:val="clear"/>
+                  <w:tcMar>
+                    <w:top w:type="dxa" w:w="30"/>
+                    <w:left w:type="dxa" w:w="40"/>
+                    <w:bottom w:type="dxa" w:w="30"/>
+                    <w:right w:type="dxa" w:w="20"/>
+                  </w:tcMar>
+                </w:tcPr>
+                <w:p>
+                  <w:pPr>
+                    <w:jc w:val="center"/>
+                  </w:pPr>
+                  <w:r>
+                    <w:rPr>
+                      <w:rFonts w:ascii="Calibri" w:cs="Calibri" w:eastAsia="Calibri" w:hAnsi="Calibri"/>
+                      <w:b/>
+                      <w:bCs/>
+                      <w:color w:val="375C1B"/>
+                      <w:sz w:val="15"/>
+                      <w:szCs w:val="15"/>
+                    </w:rPr>
+                    <w:t xml:space="preserve">✓ Done</w:t>
+                  </w:r>
+                </w:p>
+              </w:tc>
+              <w:tc>
+                <w:tcPr>
+                  <w:tcW w:type="dxa" w:w="1391"/>
+                  <w:tcBorders>
+                    <w:top w:val="single" w:color="1F3964" w:sz="4"/>
+                    <w:left w:val="single" w:color="1F3964" w:sz="4"/>
+                    <w:bottom w:val="single" w:color="1F3964" w:sz="4"/>
+                    <w:right w:val="single" w:color="1F3964" w:sz="4"/>
+                  </w:tcBorders>
+                  <w:shd w:fill="EEF2F8" w:color="auto" w:val="clear"/>
+                  <w:tcMar>
+                    <w:top w:type="dxa" w:w="30"/>
+                    <w:left w:type="dxa" w:w="40"/>
+                    <w:bottom w:type="dxa" w:w="30"/>
+                    <w:right w:type="dxa" w:w="20"/>
+                  </w:tcMar>
+                </w:tcPr>
+                <w:p>
+                  <w:pPr>
+                    <w:jc w:val="center"/>
+                  </w:pPr>
+                  <w:r>
+                    <w:rPr>
+                      <w:rFonts w:ascii="Calibri" w:cs="Calibri" w:eastAsia="Calibri" w:hAnsi="Calibri"/>
+                      <w:b/>
+                      <w:bCs/>
+                      <w:color w:val="1F3964"/>
+                      <w:sz w:val="15"/>
+                      <w:szCs w:val="15"/>
+                    </w:rPr>
+                    <w:t xml:space="preserve">→ Carry</w:t>
+                  </w:r>
+                </w:p>
+              </w:tc>
+            </w:tr>
+          </w:tbl>
+          <w:p/>
+        </w:tc>
+      </w:tr>
+      <w:tr>
+        <w:tc>
+          <w:tcPr>
+            <w:tcW w:type="dxa" w:w="1800"/>
+            <w:tcBorders>
+              <w:top w:val="single" w:color="D0D8E4" w:sz="4"/>
+              <w:left w:val="single" w:color="D0D8E4" w:sz="4"/>
+              <w:bottom w:val="single" w:color="D0D8E4" w:sz="4"/>
+              <w:right w:val="single" w:color="D0D8E4" w:sz="4"/>
+            </w:tcBorders>
+            <w:shd w:fill="FFFFFF" w:color="auto" w:val="clear"/>
+            <w:tcMar>
+              <w:top w:type="dxa" w:w="50"/>
+              <w:left w:type="dxa" w:w="120"/>
+              <w:bottom w:type="dxa" w:w="50"/>
+              <w:right w:type="dxa" w:w="60"/>
+            </w:tcMar>
+            <w:vAlign w:val="center"/>
+          </w:tcPr>
+          <w:p>
+            <w:r>
+              <w:rPr>
+                <w:rFonts w:ascii="Calibri" w:cs="Calibri" w:eastAsia="Calibri" w:hAnsi="Calibri"/>
+                <w:color w:val="7F7F7F"/>
+                <w:sz w:val="20"/>
+                <w:szCs w:val="20"/>
+              </w:rPr>
+              <w:t xml:space="preserve">3.  </w:t>
+            </w:r>
+          </w:p>
+        </w:tc>
+        <w:tc>
+          <w:tcPr>
+            <w:tcW w:type="dxa" w:w="2942"/>
+            <w:tcBorders>
+              <w:top w:val="single" w:color="D0D8E4" w:sz="4"/>
+              <w:left w:val="single" w:color="D0D8E4" w:sz="4"/>
+              <w:bottom w:val="single" w:color="D0D8E4" w:sz="4"/>
+              <w:right w:val="single" w:color="D0D8E4" w:sz="4"/>
+            </w:tcBorders>
+            <w:shd w:fill="FFFFFF" w:color="auto" w:val="clear"/>
+            <w:tcMar>
+              <w:top w:type="dxa" w:w="50"/>
+              <w:left w:type="dxa" w:w="100"/>
+              <w:bottom w:type="dxa" w:w="30"/>
+              <w:right w:type="dxa" w:w="60"/>
+            </w:tcMar>
+          </w:tcPr>
+          <w:p>
+            <w:pPr>
+              <w:pBdr>
+                <w:bottom w:val="single" w:color="C0CCDA" w:sz="4"/>
+              </w:pBdr>
+              <w:spacing w:after="0" w:before="0"/>
+            </w:pPr>
+            <w:r>
+              <w:rPr>
+                <w:rFonts w:ascii="Calibri" w:cs="Calibri" w:eastAsia="Calibri" w:hAnsi="Calibri"/>
+                <w:sz w:val="24"/>
+                <w:szCs w:val="24"/>
+              </w:rPr>
+              <w:t xml:space="preserve"> </w:t>
+            </w:r>
+          </w:p>
+          <w:p>
+            <w:pPr>
+              <w:spacing w:after="80" w:before="0"/>
+            </w:pPr>
+          </w:p>
+          <w:tbl>
+            <w:tblPr>
+              <w:tblW w:type="dxa" w:w="2782"/>
+              <w:tblBorders>
+                <w:top w:val="none" w:color="auto" w:sz="0"/>
+                <w:left w:val="none" w:color="auto" w:sz="0"/>
+                <w:bottom w:val="none" w:color="auto" w:sz="0"/>
+                <w:right w:val="none" w:color="auto" w:sz="0"/>
+                <w:insideH w:val="single" w:color="auto" w:sz="4"/>
+                <w:insideV w:val="single" w:color="auto" w:sz="4"/>
+              </w:tblBorders>
+            </w:tblPr>
+            <w:tblGrid>
+              <w:gridCol w:w="1391"/>
+              <w:gridCol w:w="1391"/>
+            </w:tblGrid>
+            <w:tr>
+              <w:tc>
+                <w:tcPr>
+                  <w:tcW w:type="dxa" w:w="1391"/>
+                  <w:tcBorders>
+                    <w:top w:val="single" w:color="375C1B" w:sz="4"/>
+                    <w:left w:val="single" w:color="375C1B" w:sz="4"/>
+                    <w:bottom w:val="single" w:color="375C1B" w:sz="4"/>
+                    <w:right w:val="single" w:color="375C1B" w:sz="4"/>
+                  </w:tcBorders>
+                  <w:shd w:fill="EFF8E8" w:color="auto" w:val="clear"/>
+                  <w:tcMar>
+                    <w:top w:type="dxa" w:w="30"/>
+                    <w:left w:type="dxa" w:w="40"/>
+                    <w:bottom w:type="dxa" w:w="30"/>
+                    <w:right w:type="dxa" w:w="20"/>
+                  </w:tcMar>
+                </w:tcPr>
+                <w:p>
+                  <w:pPr>
+                    <w:jc w:val="center"/>
+                  </w:pPr>
+                  <w:r>
+                    <w:rPr>
+                      <w:rFonts w:ascii="Calibri" w:cs="Calibri" w:eastAsia="Calibri" w:hAnsi="Calibri"/>
+                      <w:b/>
+                      <w:bCs/>
+                      <w:color w:val="375C1B"/>
+                      <w:sz w:val="15"/>
+                      <w:szCs w:val="15"/>
+                    </w:rPr>
+                    <w:t xml:space="preserve">✓ Done</w:t>
+                  </w:r>
+                </w:p>
+              </w:tc>
+              <w:tc>
+                <w:tcPr>
+                  <w:tcW w:type="dxa" w:w="1391"/>
+                  <w:tcBorders>
+                    <w:top w:val="single" w:color="1F3964" w:sz="4"/>
+                    <w:left w:val="single" w:color="1F3964" w:sz="4"/>
+                    <w:bottom w:val="single" w:color="1F3964" w:sz="4"/>
+                    <w:right w:val="single" w:color="1F3964" w:sz="4"/>
+                  </w:tcBorders>
+                  <w:shd w:fill="EEF2F8" w:color="auto" w:val="clear"/>
+                  <w:tcMar>
+                    <w:top w:type="dxa" w:w="30"/>
+                    <w:left w:type="dxa" w:w="40"/>
+                    <w:bottom w:type="dxa" w:w="30"/>
+                    <w:right w:type="dxa" w:w="20"/>
+                  </w:tcMar>
+                </w:tcPr>
+                <w:p>
+                  <w:pPr>
+                    <w:jc w:val="center"/>
+                  </w:pPr>
+                  <w:r>
+                    <w:rPr>
+                      <w:rFonts w:ascii="Calibri" w:cs="Calibri" w:eastAsia="Calibri" w:hAnsi="Calibri"/>
+                      <w:b/>
+                      <w:bCs/>
+                      <w:color w:val="1F3964"/>
+                      <w:sz w:val="15"/>
+                      <w:szCs w:val="15"/>
+                    </w:rPr>
+                    <w:t xml:space="preserve">→ Carry</w:t>
+                  </w:r>
+                </w:p>
+              </w:tc>
+            </w:tr>
+          </w:tbl>
+          <w:p/>
+        </w:tc>
+        <w:tc>
+          <w:tcPr>
+            <w:tcW w:type="dxa" w:w="2942"/>
+            <w:tcBorders>
+              <w:top w:val="single" w:color="D0D8E4" w:sz="4"/>
+              <w:left w:val="single" w:color="D0D8E4" w:sz="4"/>
+              <w:bottom w:val="single" w:color="D0D8E4" w:sz="4"/>
+              <w:right w:val="single" w:color="D0D8E4" w:sz="4"/>
+            </w:tcBorders>
+            <w:shd w:fill="FFFFFF" w:color="auto" w:val="clear"/>
+            <w:tcMar>
+              <w:top w:type="dxa" w:w="50"/>
+              <w:left w:type="dxa" w:w="100"/>
+              <w:bottom w:type="dxa" w:w="30"/>
+              <w:right w:type="dxa" w:w="60"/>
+            </w:tcMar>
+          </w:tcPr>
+          <w:p>
+            <w:pPr>
+              <w:pBdr>
+                <w:bottom w:val="single" w:color="C0CCDA" w:sz="4"/>
+              </w:pBdr>
+              <w:spacing w:after="0" w:before="0"/>
+            </w:pPr>
+            <w:r>
+              <w:rPr>
+                <w:rFonts w:ascii="Calibri" w:cs="Calibri" w:eastAsia="Calibri" w:hAnsi="Calibri"/>
+                <w:sz w:val="24"/>
+                <w:szCs w:val="24"/>
+              </w:rPr>
+              <w:t xml:space="preserve"> </w:t>
+            </w:r>
+          </w:p>
+          <w:p>
+            <w:pPr>
+              <w:spacing w:after="80" w:before="0"/>
+            </w:pPr>
+          </w:p>
+          <w:tbl>
+            <w:tblPr>
+              <w:tblW w:type="dxa" w:w="2782"/>
+              <w:tblBorders>
+                <w:top w:val="none" w:color="auto" w:sz="0"/>
+                <w:left w:val="none" w:color="auto" w:sz="0"/>
+                <w:bottom w:val="none" w:color="auto" w:sz="0"/>
+                <w:right w:val="none" w:color="auto" w:sz="0"/>
+                <w:insideH w:val="single" w:color="auto" w:sz="4"/>
+                <w:insideV w:val="single" w:color="auto" w:sz="4"/>
+              </w:tblBorders>
+            </w:tblPr>
+            <w:tblGrid>
+              <w:gridCol w:w="1391"/>
+              <w:gridCol w:w="1391"/>
+            </w:tblGrid>
+            <w:tr>
+              <w:tc>
+                <w:tcPr>
+                  <w:tcW w:type="dxa" w:w="1391"/>
+                  <w:tcBorders>
+                    <w:top w:val="single" w:color="375C1B" w:sz="4"/>
+                    <w:left w:val="single" w:color="375C1B" w:sz="4"/>
+                    <w:bottom w:val="single" w:color="375C1B" w:sz="4"/>
+                    <w:right w:val="single" w:color="375C1B" w:sz="4"/>
+                  </w:tcBorders>
+                  <w:shd w:fill="EFF8E8" w:color="auto" w:val="clear"/>
+                  <w:tcMar>
+                    <w:top w:type="dxa" w:w="30"/>
+                    <w:left w:type="dxa" w:w="40"/>
+                    <w:bottom w:type="dxa" w:w="30"/>
+                    <w:right w:type="dxa" w:w="20"/>
+                  </w:tcMar>
+                </w:tcPr>
+                <w:p>
+                  <w:pPr>
+                    <w:jc w:val="center"/>
+                  </w:pPr>
+                  <w:r>
+                    <w:rPr>
+                      <w:rFonts w:ascii="Calibri" w:cs="Calibri" w:eastAsia="Calibri" w:hAnsi="Calibri"/>
+                      <w:b/>
+                      <w:bCs/>
+                      <w:color w:val="375C1B"/>
+                      <w:sz w:val="15"/>
+                      <w:szCs w:val="15"/>
+                    </w:rPr>
+                    <w:t xml:space="preserve">✓ Done</w:t>
+                  </w:r>
+                </w:p>
+              </w:tc>
+              <w:tc>
+                <w:tcPr>
+                  <w:tcW w:type="dxa" w:w="1391"/>
+                  <w:tcBorders>
+                    <w:top w:val="single" w:color="1F3964" w:sz="4"/>
+                    <w:left w:val="single" w:color="1F3964" w:sz="4"/>
+                    <w:bottom w:val="single" w:color="1F3964" w:sz="4"/>
+                    <w:right w:val="single" w:color="1F3964" w:sz="4"/>
+                  </w:tcBorders>
+                  <w:shd w:fill="EEF2F8" w:color="auto" w:val="clear"/>
+                  <w:tcMar>
+                    <w:top w:type="dxa" w:w="30"/>
+                    <w:left w:type="dxa" w:w="40"/>
+                    <w:bottom w:type="dxa" w:w="30"/>
+                    <w:right w:type="dxa" w:w="20"/>
+                  </w:tcMar>
+                </w:tcPr>
+                <w:p>
+                  <w:pPr>
+                    <w:jc w:val="center"/>
+                  </w:pPr>
+                  <w:r>
+                    <w:rPr>
+                      <w:rFonts w:ascii="Calibri" w:cs="Calibri" w:eastAsia="Calibri" w:hAnsi="Calibri"/>
+                      <w:b/>
+                      <w:bCs/>
+                      <w:color w:val="1F3964"/>
+                      <w:sz w:val="15"/>
+                      <w:szCs w:val="15"/>
+                    </w:rPr>
+                    <w:t xml:space="preserve">→ Carry</w:t>
+                  </w:r>
+                </w:p>
+              </w:tc>
+            </w:tr>
+          </w:tbl>
+          <w:p/>
+        </w:tc>
+        <w:tc>
+          <w:tcPr>
+            <w:tcW w:type="dxa" w:w="2942"/>
+            <w:tcBorders>
+              <w:top w:val="single" w:color="D0D8E4" w:sz="4"/>
+              <w:left w:val="single" w:color="D0D8E4" w:sz="4"/>
+              <w:bottom w:val="single" w:color="D0D8E4" w:sz="4"/>
+              <w:right w:val="single" w:color="D0D8E4" w:sz="4"/>
+            </w:tcBorders>
+            <w:shd w:fill="FFFFFF" w:color="auto" w:val="clear"/>
+            <w:tcMar>
+              <w:top w:type="dxa" w:w="50"/>
+              <w:left w:type="dxa" w:w="100"/>
+              <w:bottom w:type="dxa" w:w="30"/>
+              <w:right w:type="dxa" w:w="60"/>
+            </w:tcMar>
+          </w:tcPr>
+          <w:p>
+            <w:pPr>
+              <w:pBdr>
+                <w:bottom w:val="single" w:color="C0CCDA" w:sz="4"/>
+              </w:pBdr>
+              <w:spacing w:after="0" w:before="0"/>
+            </w:pPr>
+            <w:r>
+              <w:rPr>
+                <w:rFonts w:ascii="Calibri" w:cs="Calibri" w:eastAsia="Calibri" w:hAnsi="Calibri"/>
+                <w:sz w:val="24"/>
+                <w:szCs w:val="24"/>
+              </w:rPr>
+              <w:t xml:space="preserve"> </w:t>
+            </w:r>
+          </w:p>
+          <w:p>
+            <w:pPr>
+              <w:spacing w:after="80" w:before="0"/>
+            </w:pPr>
+          </w:p>
+          <w:tbl>
+            <w:tblPr>
+              <w:tblW w:type="dxa" w:w="2782"/>
+              <w:tblBorders>
+                <w:top w:val="none" w:color="auto" w:sz="0"/>
+                <w:left w:val="none" w:color="auto" w:sz="0"/>
+                <w:bottom w:val="none" w:color="auto" w:sz="0"/>
+                <w:right w:val="none" w:color="auto" w:sz="0"/>
+                <w:insideH w:val="single" w:color="auto" w:sz="4"/>
+                <w:insideV w:val="single" w:color="auto" w:sz="4"/>
+              </w:tblBorders>
+            </w:tblPr>
+            <w:tblGrid>
+              <w:gridCol w:w="1391"/>
+              <w:gridCol w:w="1391"/>
+            </w:tblGrid>
+            <w:tr>
+              <w:tc>
+                <w:tcPr>
+                  <w:tcW w:type="dxa" w:w="1391"/>
+                  <w:tcBorders>
+                    <w:top w:val="single" w:color="375C1B" w:sz="4"/>
+                    <w:left w:val="single" w:color="375C1B" w:sz="4"/>
+                    <w:bottom w:val="single" w:color="375C1B" w:sz="4"/>
+                    <w:right w:val="single" w:color="375C1B" w:sz="4"/>
+                  </w:tcBorders>
+                  <w:shd w:fill="EFF8E8" w:color="auto" w:val="clear"/>
+                  <w:tcMar>
+                    <w:top w:type="dxa" w:w="30"/>
+                    <w:left w:type="dxa" w:w="40"/>
+                    <w:bottom w:type="dxa" w:w="30"/>
+                    <w:right w:type="dxa" w:w="20"/>
+                  </w:tcMar>
+                </w:tcPr>
+                <w:p>
+                  <w:pPr>
+                    <w:jc w:val="center"/>
+                  </w:pPr>
+                  <w:r>
+                    <w:rPr>
+                      <w:rFonts w:ascii="Calibri" w:cs="Calibri" w:eastAsia="Calibri" w:hAnsi="Calibri"/>
+                      <w:b/>
+                      <w:bCs/>
+                      <w:color w:val="375C1B"/>
+                      <w:sz w:val="15"/>
+                      <w:szCs w:val="15"/>
+                    </w:rPr>
+                    <w:t xml:space="preserve">✓ Done</w:t>
+                  </w:r>
+                </w:p>
+              </w:tc>
+              <w:tc>
+                <w:tcPr>
+                  <w:tcW w:type="dxa" w:w="1391"/>
+                  <w:tcBorders>
+                    <w:top w:val="single" w:color="1F3964" w:sz="4"/>
+                    <w:left w:val="single" w:color="1F3964" w:sz="4"/>
+                    <w:bottom w:val="single" w:color="1F3964" w:sz="4"/>
+                    <w:right w:val="single" w:color="1F3964" w:sz="4"/>
+                  </w:tcBorders>
+                  <w:shd w:fill="EEF2F8" w:color="auto" w:val="clear"/>
+                  <w:tcMar>
+                    <w:top w:type="dxa" w:w="30"/>
+                    <w:left w:type="dxa" w:w="40"/>
+                    <w:bottom w:type="dxa" w:w="30"/>
+                    <w:right w:type="dxa" w:w="20"/>
+                  </w:tcMar>
+                </w:tcPr>
+                <w:p>
+                  <w:pPr>
+                    <w:jc w:val="center"/>
+                  </w:pPr>
+                  <w:r>
+                    <w:rPr>
+                      <w:rFonts w:ascii="Calibri" w:cs="Calibri" w:eastAsia="Calibri" w:hAnsi="Calibri"/>
+                      <w:b/>
+                      <w:bCs/>
+                      <w:color w:val="1F3964"/>
+                      <w:sz w:val="15"/>
+                      <w:szCs w:val="15"/>
+                    </w:rPr>
+                    <w:t xml:space="preserve">→ Carry</w:t>
+                  </w:r>
+                </w:p>
+              </w:tc>
+            </w:tr>
+          </w:tbl>
+          <w:p/>
+        </w:tc>
+      </w:tr>
+      <w:tr>
+        <w:tc>
+          <w:tcPr>
+            <w:tcW w:type="dxa" w:w="1800"/>
+            <w:tcBorders>
+              <w:top w:val="single" w:color="D0D8E4" w:sz="4"/>
+              <w:left w:val="single" w:color="D0D8E4" w:sz="4"/>
+              <w:bottom w:val="single" w:color="D0D8E4" w:sz="4"/>
+              <w:right w:val="single" w:color="D0D8E4" w:sz="4"/>
+            </w:tcBorders>
+            <w:shd w:fill="FAFBFC" w:color="auto" w:val="clear"/>
+            <w:tcMar>
+              <w:top w:type="dxa" w:w="50"/>
+              <w:left w:type="dxa" w:w="120"/>
+              <w:bottom w:type="dxa" w:w="50"/>
+              <w:right w:type="dxa" w:w="60"/>
+            </w:tcMar>
+            <w:vAlign w:val="center"/>
+          </w:tcPr>
+          <w:p>
+            <w:r>
+              <w:rPr>
+                <w:rFonts w:ascii="Calibri" w:cs="Calibri" w:eastAsia="Calibri" w:hAnsi="Calibri"/>
+                <w:color w:val="7F7F7F"/>
+                <w:sz w:val="20"/>
+                <w:szCs w:val="20"/>
+              </w:rPr>
+              <w:t xml:space="preserve">4.  </w:t>
+            </w:r>
+          </w:p>
+        </w:tc>
+        <w:tc>
+          <w:tcPr>
+            <w:tcW w:type="dxa" w:w="2942"/>
+            <w:tcBorders>
+              <w:top w:val="single" w:color="D0D8E4" w:sz="4"/>
+              <w:left w:val="single" w:color="D0D8E4" w:sz="4"/>
+              <w:bottom w:val="single" w:color="D0D8E4" w:sz="4"/>
+              <w:right w:val="single" w:color="D0D8E4" w:sz="4"/>
+            </w:tcBorders>
+            <w:shd w:fill="FAFBFC" w:color="auto" w:val="clear"/>
+            <w:tcMar>
+              <w:top w:type="dxa" w:w="50"/>
+              <w:left w:type="dxa" w:w="100"/>
+              <w:bottom w:type="dxa" w:w="30"/>
+              <w:right w:type="dxa" w:w="60"/>
+            </w:tcMar>
+          </w:tcPr>
+          <w:p>
+            <w:pPr>
+              <w:pBdr>
+                <w:bottom w:val="single" w:color="C0CCDA" w:sz="4"/>
+              </w:pBdr>
+              <w:spacing w:after="0" w:before="0"/>
+            </w:pPr>
+            <w:r>
+              <w:rPr>
+                <w:rFonts w:ascii="Calibri" w:cs="Calibri" w:eastAsia="Calibri" w:hAnsi="Calibri"/>
+                <w:sz w:val="24"/>
+                <w:szCs w:val="24"/>
+              </w:rPr>
+              <w:t xml:space="preserve"> </w:t>
+            </w:r>
+          </w:p>
+          <w:p>
+            <w:pPr>
+              <w:spacing w:after="80" w:before="0"/>
+            </w:pPr>
+          </w:p>
+          <w:tbl>
+            <w:tblPr>
+              <w:tblW w:type="dxa" w:w="2782"/>
+              <w:tblBorders>
+                <w:top w:val="none" w:color="auto" w:sz="0"/>
+                <w:left w:val="none" w:color="auto" w:sz="0"/>
+                <w:bottom w:val="none" w:color="auto" w:sz="0"/>
+                <w:right w:val="none" w:color="auto" w:sz="0"/>
+                <w:insideH w:val="single" w:color="auto" w:sz="4"/>
+                <w:insideV w:val="single" w:color="auto" w:sz="4"/>
+              </w:tblBorders>
+            </w:tblPr>
+            <w:tblGrid>
+              <w:gridCol w:w="1391"/>
+              <w:gridCol w:w="1391"/>
+            </w:tblGrid>
+            <w:tr>
+              <w:tc>
+                <w:tcPr>
+                  <w:tcW w:type="dxa" w:w="1391"/>
+                  <w:tcBorders>
+                    <w:top w:val="single" w:color="375C1B" w:sz="4"/>
+                    <w:left w:val="single" w:color="375C1B" w:sz="4"/>
+                    <w:bottom w:val="single" w:color="375C1B" w:sz="4"/>
+                    <w:right w:val="single" w:color="375C1B" w:sz="4"/>
+                  </w:tcBorders>
+                  <w:shd w:fill="EFF8E8" w:color="auto" w:val="clear"/>
+                  <w:tcMar>
+                    <w:top w:type="dxa" w:w="30"/>
+                    <w:left w:type="dxa" w:w="40"/>
+                    <w:bottom w:type="dxa" w:w="30"/>
+                    <w:right w:type="dxa" w:w="20"/>
+                  </w:tcMar>
+                </w:tcPr>
+                <w:p>
+                  <w:pPr>
+                    <w:jc w:val="center"/>
+                  </w:pPr>
+                  <w:r>
+                    <w:rPr>
+                      <w:rFonts w:ascii="Calibri" w:cs="Calibri" w:eastAsia="Calibri" w:hAnsi="Calibri"/>
+                      <w:b/>
+                      <w:bCs/>
+                      <w:color w:val="375C1B"/>
+                      <w:sz w:val="15"/>
+                      <w:szCs w:val="15"/>
+                    </w:rPr>
+                    <w:t xml:space="preserve">✓ Done</w:t>
+                  </w:r>
+                </w:p>
+              </w:tc>
+              <w:tc>
+                <w:tcPr>
+                  <w:tcW w:type="dxa" w:w="1391"/>
+                  <w:tcBorders>
+                    <w:top w:val="single" w:color="1F3964" w:sz="4"/>
+                    <w:left w:val="single" w:color="1F3964" w:sz="4"/>
+                    <w:bottom w:val="single" w:color="1F3964" w:sz="4"/>
+                    <w:right w:val="single" w:color="1F3964" w:sz="4"/>
+                  </w:tcBorders>
+                  <w:shd w:fill="EEF2F8" w:color="auto" w:val="clear"/>
+                  <w:tcMar>
+                    <w:top w:type="dxa" w:w="30"/>
+                    <w:left w:type="dxa" w:w="40"/>
+                    <w:bottom w:type="dxa" w:w="30"/>
+                    <w:right w:type="dxa" w:w="20"/>
+                  </w:tcMar>
+                </w:tcPr>
+                <w:p>
+                  <w:pPr>
+                    <w:jc w:val="center"/>
+                  </w:pPr>
+                  <w:r>
+                    <w:rPr>
+                      <w:rFonts w:ascii="Calibri" w:cs="Calibri" w:eastAsia="Calibri" w:hAnsi="Calibri"/>
+                      <w:b/>
+                      <w:bCs/>
+                      <w:color w:val="1F3964"/>
+                      <w:sz w:val="15"/>
+                      <w:szCs w:val="15"/>
+                    </w:rPr>
+                    <w:t xml:space="preserve">→ Carry</w:t>
+                  </w:r>
+                </w:p>
+              </w:tc>
+            </w:tr>
+          </w:tbl>
+          <w:p/>
+        </w:tc>
+        <w:tc>
+          <w:tcPr>
+            <w:tcW w:type="dxa" w:w="2942"/>
+            <w:tcBorders>
+              <w:top w:val="single" w:color="D0D8E4" w:sz="4"/>
+              <w:left w:val="single" w:color="D0D8E4" w:sz="4"/>
+              <w:bottom w:val="single" w:color="D0D8E4" w:sz="4"/>
+              <w:right w:val="single" w:color="D0D8E4" w:sz="4"/>
+            </w:tcBorders>
+            <w:shd w:fill="FAFBFC" w:color="auto" w:val="clear"/>
+            <w:tcMar>
+              <w:top w:type="dxa" w:w="50"/>
+              <w:left w:type="dxa" w:w="100"/>
+              <w:bottom w:type="dxa" w:w="30"/>
+              <w:right w:type="dxa" w:w="60"/>
+            </w:tcMar>
+          </w:tcPr>
+          <w:p>
+            <w:pPr>
+              <w:pBdr>
+                <w:bottom w:val="single" w:color="C0CCDA" w:sz="4"/>
+              </w:pBdr>
+              <w:spacing w:after="0" w:before="0"/>
+            </w:pPr>
+            <w:r>
+              <w:rPr>
+                <w:rFonts w:ascii="Calibri" w:cs="Calibri" w:eastAsia="Calibri" w:hAnsi="Calibri"/>
+                <w:sz w:val="24"/>
+                <w:szCs w:val="24"/>
+              </w:rPr>
+              <w:t xml:space="preserve"> </w:t>
+            </w:r>
+          </w:p>
+          <w:p>
+            <w:pPr>
+              <w:spacing w:after="80" w:before="0"/>
+            </w:pPr>
+          </w:p>
+          <w:tbl>
+            <w:tblPr>
+              <w:tblW w:type="dxa" w:w="2782"/>
+              <w:tblBorders>
+                <w:top w:val="none" w:color="auto" w:sz="0"/>
+                <w:left w:val="none" w:color="auto" w:sz="0"/>
+                <w:bottom w:val="none" w:color="auto" w:sz="0"/>
+                <w:right w:val="none" w:color="auto" w:sz="0"/>
+                <w:insideH w:val="single" w:color="auto" w:sz="4"/>
+                <w:insideV w:val="single" w:color="auto" w:sz="4"/>
+              </w:tblBorders>
+            </w:tblPr>
+            <w:tblGrid>
+              <w:gridCol w:w="1391"/>
+              <w:gridCol w:w="1391"/>
+            </w:tblGrid>
+            <w:tr>
+              <w:tc>
+                <w:tcPr>
+                  <w:tcW w:type="dxa" w:w="1391"/>
+                  <w:tcBorders>
+                    <w:top w:val="single" w:color="375C1B" w:sz="4"/>
+                    <w:left w:val="single" w:color="375C1B" w:sz="4"/>
+                    <w:bottom w:val="single" w:color="375C1B" w:sz="4"/>
+                    <w:right w:val="single" w:color="375C1B" w:sz="4"/>
+                  </w:tcBorders>
+                  <w:shd w:fill="EFF8E8" w:color="auto" w:val="clear"/>
+                  <w:tcMar>
+                    <w:top w:type="dxa" w:w="30"/>
+                    <w:left w:type="dxa" w:w="40"/>
+                    <w:bottom w:type="dxa" w:w="30"/>
+                    <w:right w:type="dxa" w:w="20"/>
+                  </w:tcMar>
+                </w:tcPr>
+                <w:p>
+                  <w:pPr>
+                    <w:jc w:val="center"/>
+                  </w:pPr>
+                  <w:r>
+                    <w:rPr>
+                      <w:rFonts w:ascii="Calibri" w:cs="Calibri" w:eastAsia="Calibri" w:hAnsi="Calibri"/>
+                      <w:b/>
+                      <w:bCs/>
+                      <w:color w:val="375C1B"/>
+                      <w:sz w:val="15"/>
+                      <w:szCs w:val="15"/>
+                    </w:rPr>
+                    <w:t xml:space="preserve">✓ Done</w:t>
+                  </w:r>
+                </w:p>
+              </w:tc>
+              <w:tc>
+                <w:tcPr>
+                  <w:tcW w:type="dxa" w:w="1391"/>
+                  <w:tcBorders>
+                    <w:top w:val="single" w:color="1F3964" w:sz="4"/>
+                    <w:left w:val="single" w:color="1F3964" w:sz="4"/>
+                    <w:bottom w:val="single" w:color="1F3964" w:sz="4"/>
+                    <w:right w:val="single" w:color="1F3964" w:sz="4"/>
+                  </w:tcBorders>
+                  <w:shd w:fill="EEF2F8" w:color="auto" w:val="clear"/>
+                  <w:tcMar>
+                    <w:top w:type="dxa" w:w="30"/>
+                    <w:left w:type="dxa" w:w="40"/>
+                    <w:bottom w:type="dxa" w:w="30"/>
+                    <w:right w:type="dxa" w:w="20"/>
+                  </w:tcMar>
+                </w:tcPr>
+                <w:p>
+                  <w:pPr>
+                    <w:jc w:val="center"/>
+                  </w:pPr>
+                  <w:r>
+                    <w:rPr>
+                      <w:rFonts w:ascii="Calibri" w:cs="Calibri" w:eastAsia="Calibri" w:hAnsi="Calibri"/>
+                      <w:b/>
+                      <w:bCs/>
+                      <w:color w:val="1F3964"/>
+                      <w:sz w:val="15"/>
+                      <w:szCs w:val="15"/>
+                    </w:rPr>
+                    <w:t xml:space="preserve">→ Carry</w:t>
+                  </w:r>
+                </w:p>
+              </w:tc>
+            </w:tr>
+          </w:tbl>
+          <w:p/>
+        </w:tc>
+        <w:tc>
+          <w:tcPr>
+            <w:tcW w:type="dxa" w:w="2942"/>
+            <w:tcBorders>
+              <w:top w:val="single" w:color="D0D8E4" w:sz="4"/>
+              <w:left w:val="single" w:color="D0D8E4" w:sz="4"/>
+              <w:bottom w:val="single" w:color="D0D8E4" w:sz="4"/>
+              <w:right w:val="single" w:color="D0D8E4" w:sz="4"/>
+            </w:tcBorders>
+            <w:shd w:fill="FAFBFC" w:color="auto" w:val="clear"/>
+            <w:tcMar>
+              <w:top w:type="dxa" w:w="50"/>
+              <w:left w:type="dxa" w:w="100"/>
+              <w:bottom w:type="dxa" w:w="30"/>
+              <w:right w:type="dxa" w:w="60"/>
+            </w:tcMar>
+          </w:tcPr>
+          <w:p>
+            <w:pPr>
+              <w:pBdr>
+                <w:bottom w:val="single" w:color="C0CCDA" w:sz="4"/>
+              </w:pBdr>
+              <w:spacing w:after="0" w:before="0"/>
+            </w:pPr>
+            <w:r>
+              <w:rPr>
+                <w:rFonts w:ascii="Calibri" w:cs="Calibri" w:eastAsia="Calibri" w:hAnsi="Calibri"/>
+                <w:sz w:val="24"/>
+                <w:szCs w:val="24"/>
+              </w:rPr>
+              <w:t xml:space="preserve"> </w:t>
+            </w:r>
+          </w:p>
+          <w:p>
+            <w:pPr>
+              <w:spacing w:after="80" w:before="0"/>
+            </w:pPr>
+          </w:p>
+          <w:tbl>
+            <w:tblPr>
+              <w:tblW w:type="dxa" w:w="2782"/>
+              <w:tblBorders>
+                <w:top w:val="none" w:color="auto" w:sz="0"/>
+                <w:left w:val="none" w:color="auto" w:sz="0"/>
+                <w:bottom w:val="none" w:color="auto" w:sz="0"/>
+                <w:right w:val="none" w:color="auto" w:sz="0"/>
+                <w:insideH w:val="single" w:color="auto" w:sz="4"/>
+                <w:insideV w:val="single" w:color="auto" w:sz="4"/>
+              </w:tblBorders>
+            </w:tblPr>
+            <w:tblGrid>
+              <w:gridCol w:w="1391"/>
+              <w:gridCol w:w="1391"/>
+            </w:tblGrid>
+            <w:tr>
+              <w:tc>
+                <w:tcPr>
+                  <w:tcW w:type="dxa" w:w="1391"/>
+                  <w:tcBorders>
+                    <w:top w:val="single" w:color="375C1B" w:sz="4"/>
+                    <w:left w:val="single" w:color="375C1B" w:sz="4"/>
+                    <w:bottom w:val="single" w:color="375C1B" w:sz="4"/>
+                    <w:right w:val="single" w:color="375C1B" w:sz="4"/>
+                  </w:tcBorders>
+                  <w:shd w:fill="EFF8E8" w:color="auto" w:val="clear"/>
+                  <w:tcMar>
+                    <w:top w:type="dxa" w:w="30"/>
+                    <w:left w:type="dxa" w:w="40"/>
+                    <w:bottom w:type="dxa" w:w="30"/>
+                    <w:right w:type="dxa" w:w="20"/>
+                  </w:tcMar>
+                </w:tcPr>
+                <w:p>
+                  <w:pPr>
+                    <w:jc w:val="center"/>
+                  </w:pPr>
+                  <w:r>
+                    <w:rPr>
+                      <w:rFonts w:ascii="Calibri" w:cs="Calibri" w:eastAsia="Calibri" w:hAnsi="Calibri"/>
+                      <w:b/>
+                      <w:bCs/>
+                      <w:color w:val="375C1B"/>
+                      <w:sz w:val="15"/>
+                      <w:szCs w:val="15"/>
+                    </w:rPr>
+                    <w:t xml:space="preserve">✓ Done</w:t>
+                  </w:r>
+                </w:p>
+              </w:tc>
+              <w:tc>
+                <w:tcPr>
+                  <w:tcW w:type="dxa" w:w="1391"/>
+                  <w:tcBorders>
+                    <w:top w:val="single" w:color="1F3964" w:sz="4"/>
+                    <w:left w:val="single" w:color="1F3964" w:sz="4"/>
+                    <w:bottom w:val="single" w:color="1F3964" w:sz="4"/>
+                    <w:right w:val="single" w:color="1F3964" w:sz="4"/>
+                  </w:tcBorders>
+                  <w:shd w:fill="EEF2F8" w:color="auto" w:val="clear"/>
+                  <w:tcMar>
+                    <w:top w:type="dxa" w:w="30"/>
+                    <w:left w:type="dxa" w:w="40"/>
+                    <w:bottom w:type="dxa" w:w="30"/>
+                    <w:right w:type="dxa" w:w="20"/>
+                  </w:tcMar>
+                </w:tcPr>
+                <w:p>
+                  <w:pPr>
+                    <w:jc w:val="center"/>
+                  </w:pPr>
+                  <w:r>
+                    <w:rPr>
+                      <w:rFonts w:ascii="Calibri" w:cs="Calibri" w:eastAsia="Calibri" w:hAnsi="Calibri"/>
+                      <w:b/>
+                      <w:bCs/>
+                      <w:color w:val="1F3964"/>
+                      <w:sz w:val="15"/>
+                      <w:szCs w:val="15"/>
+                    </w:rPr>
+                    <w:t xml:space="preserve">→ Carry</w:t>
+                  </w:r>
+                </w:p>
+              </w:tc>
+            </w:tr>
+          </w:tbl>
+          <w:p/>
+        </w:tc>
+      </w:tr>
+      <w:tr>
+        <w:tc>
+          <w:tcPr>
+            <w:tcW w:type="dxa" w:w="1800"/>
+            <w:tcBorders>
+              <w:top w:val="single" w:color="D0D8E4" w:sz="4"/>
+              <w:left w:val="single" w:color="D0D8E4" w:sz="4"/>
+              <w:bottom w:val="single" w:color="D0D8E4" w:sz="4"/>
+              <w:right w:val="single" w:color="D0D8E4" w:sz="4"/>
+            </w:tcBorders>
+            <w:shd w:fill="FFFFFF" w:color="auto" w:val="clear"/>
+            <w:tcMar>
+              <w:top w:type="dxa" w:w="50"/>
+              <w:left w:type="dxa" w:w="120"/>
+              <w:bottom w:type="dxa" w:w="50"/>
+              <w:right w:type="dxa" w:w="60"/>
+            </w:tcMar>
+            <w:vAlign w:val="center"/>
+          </w:tcPr>
+          <w:p>
+            <w:r>
+              <w:rPr>
+                <w:rFonts w:ascii="Calibri" w:cs="Calibri" w:eastAsia="Calibri" w:hAnsi="Calibri"/>
+                <w:color w:val="7F7F7F"/>
+                <w:sz w:val="20"/>
+                <w:szCs w:val="20"/>
+              </w:rPr>
+              <w:t xml:space="preserve">5.  </w:t>
+            </w:r>
+          </w:p>
+        </w:tc>
+        <w:tc>
+          <w:tcPr>
+            <w:tcW w:type="dxa" w:w="2942"/>
+            <w:tcBorders>
+              <w:top w:val="single" w:color="D0D8E4" w:sz="4"/>
+              <w:left w:val="single" w:color="D0D8E4" w:sz="4"/>
+              <w:bottom w:val="single" w:color="D0D8E4" w:sz="4"/>
+              <w:right w:val="single" w:color="D0D8E4" w:sz="4"/>
+            </w:tcBorders>
+            <w:shd w:fill="FFFFFF" w:color="auto" w:val="clear"/>
+            <w:tcMar>
+              <w:top w:type="dxa" w:w="50"/>
+              <w:left w:type="dxa" w:w="100"/>
+              <w:bottom w:type="dxa" w:w="30"/>
+              <w:right w:type="dxa" w:w="60"/>
+            </w:tcMar>
+          </w:tcPr>
+          <w:p>
+            <w:pPr>
+              <w:pBdr>
+                <w:bottom w:val="single" w:color="C0CCDA" w:sz="4"/>
+              </w:pBdr>
+              <w:spacing w:after="0" w:before="0"/>
+            </w:pPr>
+            <w:r>
+              <w:rPr>
+                <w:rFonts w:ascii="Calibri" w:cs="Calibri" w:eastAsia="Calibri" w:hAnsi="Calibri"/>
+                <w:sz w:val="24"/>
+                <w:szCs w:val="24"/>
+              </w:rPr>
+              <w:t xml:space="preserve"> </w:t>
+            </w:r>
+          </w:p>
+          <w:p>
+            <w:pPr>
+              <w:spacing w:after="80" w:before="0"/>
+            </w:pPr>
+          </w:p>
+          <w:tbl>
+            <w:tblPr>
+              <w:tblW w:type="dxa" w:w="2782"/>
+              <w:tblBorders>
+                <w:top w:val="none" w:color="auto" w:sz="0"/>
+                <w:left w:val="none" w:color="auto" w:sz="0"/>
+                <w:bottom w:val="none" w:color="auto" w:sz="0"/>
+                <w:right w:val="none" w:color="auto" w:sz="0"/>
+                <w:insideH w:val="single" w:color="auto" w:sz="4"/>
+                <w:insideV w:val="single" w:color="auto" w:sz="4"/>
+              </w:tblBorders>
+            </w:tblPr>
+            <w:tblGrid>
+              <w:gridCol w:w="1391"/>
+              <w:gridCol w:w="1391"/>
+            </w:tblGrid>
+            <w:tr>
+              <w:tc>
+                <w:tcPr>
+                  <w:tcW w:type="dxa" w:w="1391"/>
+                  <w:tcBorders>
+                    <w:top w:val="single" w:color="375C1B" w:sz="4"/>
+                    <w:left w:val="single" w:color="375C1B" w:sz="4"/>
+                    <w:bottom w:val="single" w:color="375C1B" w:sz="4"/>
+                    <w:right w:val="single" w:color="375C1B" w:sz="4"/>
+                  </w:tcBorders>
+                  <w:shd w:fill="EFF8E8" w:color="auto" w:val="clear"/>
+                  <w:tcMar>
+                    <w:top w:type="dxa" w:w="30"/>
+                    <w:left w:type="dxa" w:w="40"/>
+                    <w:bottom w:type="dxa" w:w="30"/>
+                    <w:right w:type="dxa" w:w="20"/>
+                  </w:tcMar>
+                </w:tcPr>
+                <w:p>
+                  <w:pPr>
+                    <w:jc w:val="center"/>
+                  </w:pPr>
+                  <w:r>
+                    <w:rPr>
+                      <w:rFonts w:ascii="Calibri" w:cs="Calibri" w:eastAsia="Calibri" w:hAnsi="Calibri"/>
+                      <w:b/>
+                      <w:bCs/>
+                      <w:color w:val="375C1B"/>
+                      <w:sz w:val="15"/>
+                      <w:szCs w:val="15"/>
+                    </w:rPr>
+                    <w:t xml:space="preserve">✓ Done</w:t>
+                  </w:r>
+                </w:p>
+              </w:tc>
+              <w:tc>
+                <w:tcPr>
+                  <w:tcW w:type="dxa" w:w="1391"/>
+                  <w:tcBorders>
+                    <w:top w:val="single" w:color="1F3964" w:sz="4"/>
+                    <w:left w:val="single" w:color="1F3964" w:sz="4"/>
+                    <w:bottom w:val="single" w:color="1F3964" w:sz="4"/>
+                    <w:right w:val="single" w:color="1F3964" w:sz="4"/>
+                  </w:tcBorders>
+                  <w:shd w:fill="EEF2F8" w:color="auto" w:val="clear"/>
+                  <w:tcMar>
+                    <w:top w:type="dxa" w:w="30"/>
+                    <w:left w:type="dxa" w:w="40"/>
+                    <w:bottom w:type="dxa" w:w="30"/>
+                    <w:right w:type="dxa" w:w="20"/>
+                  </w:tcMar>
+                </w:tcPr>
+                <w:p>
+                  <w:pPr>
+                    <w:jc w:val="center"/>
+                  </w:pPr>
+                  <w:r>
+                    <w:rPr>
+                      <w:rFonts w:ascii="Calibri" w:cs="Calibri" w:eastAsia="Calibri" w:hAnsi="Calibri"/>
+                      <w:b/>
+                      <w:bCs/>
+                      <w:color w:val="1F3964"/>
+                      <w:sz w:val="15"/>
+                      <w:szCs w:val="15"/>
+                    </w:rPr>
+                    <w:t xml:space="preserve">→ Carry</w:t>
+                  </w:r>
+                </w:p>
+              </w:tc>
+            </w:tr>
+          </w:tbl>
+          <w:p/>
+        </w:tc>
+        <w:tc>
+          <w:tcPr>
+            <w:tcW w:type="dxa" w:w="2942"/>
+            <w:tcBorders>
+              <w:top w:val="single" w:color="D0D8E4" w:sz="4"/>
+              <w:left w:val="single" w:color="D0D8E4" w:sz="4"/>
+              <w:bottom w:val="single" w:color="D0D8E4" w:sz="4"/>
+              <w:right w:val="single" w:color="D0D8E4" w:sz="4"/>
+            </w:tcBorders>
+            <w:shd w:fill="FFFFFF" w:color="auto" w:val="clear"/>
+            <w:tcMar>
+              <w:top w:type="dxa" w:w="50"/>
+              <w:left w:type="dxa" w:w="100"/>
+              <w:bottom w:type="dxa" w:w="30"/>
+              <w:right w:type="dxa" w:w="60"/>
+            </w:tcMar>
+          </w:tcPr>
+          <w:p>
+            <w:pPr>
+              <w:pBdr>
+                <w:bottom w:val="single" w:color="C0CCDA" w:sz="4"/>
+              </w:pBdr>
+              <w:spacing w:after="0" w:before="0"/>
+            </w:pPr>
+            <w:r>
+              <w:rPr>
+                <w:rFonts w:ascii="Calibri" w:cs="Calibri" w:eastAsia="Calibri" w:hAnsi="Calibri"/>
+                <w:sz w:val="24"/>
+                <w:szCs w:val="24"/>
+              </w:rPr>
+              <w:t xml:space="preserve"> </w:t>
+            </w:r>
+          </w:p>
+          <w:p>
+            <w:pPr>
+              <w:spacing w:after="80" w:before="0"/>
+            </w:pPr>
+          </w:p>
+          <w:tbl>
+            <w:tblPr>
+              <w:tblW w:type="dxa" w:w="2782"/>
+              <w:tblBorders>
+                <w:top w:val="none" w:color="auto" w:sz="0"/>
+                <w:left w:val="none" w:color="auto" w:sz="0"/>
+                <w:bottom w:val="none" w:color="auto" w:sz="0"/>
+                <w:right w:val="none" w:color="auto" w:sz="0"/>
+                <w:insideH w:val="single" w:color="auto" w:sz="4"/>
+                <w:insideV w:val="single" w:color="auto" w:sz="4"/>
+              </w:tblBorders>
+            </w:tblPr>
+            <w:tblGrid>
+              <w:gridCol w:w="1391"/>
+              <w:gridCol w:w="1391"/>
+            </w:tblGrid>
+            <w:tr>
+              <w:tc>
+                <w:tcPr>
+                  <w:tcW w:type="dxa" w:w="1391"/>
+                  <w:tcBorders>
+                    <w:top w:val="single" w:color="375C1B" w:sz="4"/>
+                    <w:left w:val="single" w:color="375C1B" w:sz="4"/>
+                    <w:bottom w:val="single" w:color="375C1B" w:sz="4"/>
+                    <w:right w:val="single" w:color="375C1B" w:sz="4"/>
+                  </w:tcBorders>
+                  <w:shd w:fill="EFF8E8" w:color="auto" w:val="clear"/>
+                  <w:tcMar>
+                    <w:top w:type="dxa" w:w="30"/>
+                    <w:left w:type="dxa" w:w="40"/>
+                    <w:bottom w:type="dxa" w:w="30"/>
+                    <w:right w:type="dxa" w:w="20"/>
+                  </w:tcMar>
+                </w:tcPr>
+                <w:p>
+                  <w:pPr>
+                    <w:jc w:val="center"/>
+                  </w:pPr>
+                  <w:r>
+                    <w:rPr>
+                      <w:rFonts w:ascii="Calibri" w:cs="Calibri" w:eastAsia="Calibri" w:hAnsi="Calibri"/>
+                      <w:b/>
+                      <w:bCs/>
+                      <w:color w:val="375C1B"/>
+                      <w:sz w:val="15"/>
+                      <w:szCs w:val="15"/>
+                    </w:rPr>
+                    <w:t xml:space="preserve">✓ Done</w:t>
+                  </w:r>
+                </w:p>
+              </w:tc>
+              <w:tc>
+                <w:tcPr>
+                  <w:tcW w:type="dxa" w:w="1391"/>
+                  <w:tcBorders>
+                    <w:top w:val="single" w:color="1F3964" w:sz="4"/>
+                    <w:left w:val="single" w:color="1F3964" w:sz="4"/>
+                    <w:bottom w:val="single" w:color="1F3964" w:sz="4"/>
+                    <w:right w:val="single" w:color="1F3964" w:sz="4"/>
+                  </w:tcBorders>
+                  <w:shd w:fill="EEF2F8" w:color="auto" w:val="clear"/>
+                  <w:tcMar>
+                    <w:top w:type="dxa" w:w="30"/>
+                    <w:left w:type="dxa" w:w="40"/>
+                    <w:bottom w:type="dxa" w:w="30"/>
+                    <w:right w:type="dxa" w:w="20"/>
+                  </w:tcMar>
+                </w:tcPr>
+                <w:p>
+                  <w:pPr>
+                    <w:jc w:val="center"/>
+                  </w:pPr>
+                  <w:r>
+                    <w:rPr>
+                      <w:rFonts w:ascii="Calibri" w:cs="Calibri" w:eastAsia="Calibri" w:hAnsi="Calibri"/>
+                      <w:b/>
+                      <w:bCs/>
+                      <w:color w:val="1F3964"/>
+                      <w:sz w:val="15"/>
+                      <w:szCs w:val="15"/>
+                    </w:rPr>
+                    <w:t xml:space="preserve">→ Carry</w:t>
+                  </w:r>
+                </w:p>
+              </w:tc>
+            </w:tr>
+          </w:tbl>
+          <w:p/>
+        </w:tc>
+        <w:tc>
+          <w:tcPr>
+            <w:tcW w:type="dxa" w:w="2942"/>
+            <w:tcBorders>
+              <w:top w:val="single" w:color="D0D8E4" w:sz="4"/>
+              <w:left w:val="single" w:color="D0D8E4" w:sz="4"/>
+              <w:bottom w:val="single" w:color="D0D8E4" w:sz="4"/>
+              <w:right w:val="single" w:color="D0D8E4" w:sz="4"/>
+            </w:tcBorders>
+            <w:shd w:fill="FFFFFF" w:color="auto" w:val="clear"/>
+            <w:tcMar>
+              <w:top w:type="dxa" w:w="50"/>
+              <w:left w:type="dxa" w:w="100"/>
+              <w:bottom w:type="dxa" w:w="30"/>
+              <w:right w:type="dxa" w:w="60"/>
+            </w:tcMar>
+          </w:tcPr>
+          <w:p>
+            <w:pPr>
+              <w:pBdr>
+                <w:bottom w:val="single" w:color="C0CCDA" w:sz="4"/>
+              </w:pBdr>
+              <w:spacing w:after="0" w:before="0"/>
+            </w:pPr>
+            <w:r>
+              <w:rPr>
+                <w:rFonts w:ascii="Calibri" w:cs="Calibri" w:eastAsia="Calibri" w:hAnsi="Calibri"/>
+                <w:sz w:val="24"/>
+                <w:szCs w:val="24"/>
+              </w:rPr>
+              <w:t xml:space="preserve"> </w:t>
+            </w:r>
+          </w:p>
+          <w:p>
+            <w:pPr>
+              <w:spacing w:after="80" w:before="0"/>
+            </w:pPr>
+          </w:p>
+          <w:tbl>
+            <w:tblPr>
+              <w:tblW w:type="dxa" w:w="2782"/>
+              <w:tblBorders>
+                <w:top w:val="none" w:color="auto" w:sz="0"/>
+                <w:left w:val="none" w:color="auto" w:sz="0"/>
+                <w:bottom w:val="none" w:color="auto" w:sz="0"/>
+                <w:right w:val="none" w:color="auto" w:sz="0"/>
+                <w:insideH w:val="single" w:color="auto" w:sz="4"/>
+                <w:insideV w:val="single" w:color="auto" w:sz="4"/>
+              </w:tblBorders>
+            </w:tblPr>
+            <w:tblGrid>
+              <w:gridCol w:w="1391"/>
+              <w:gridCol w:w="1391"/>
+            </w:tblGrid>
+            <w:tr>
+              <w:tc>
+                <w:tcPr>
+                  <w:tcW w:type="dxa" w:w="1391"/>
+                  <w:tcBorders>
+                    <w:top w:val="single" w:color="375C1B" w:sz="4"/>
+                    <w:left w:val="single" w:color="375C1B" w:sz="4"/>
+                    <w:bottom w:val="single" w:color="375C1B" w:sz="4"/>
+                    <w:right w:val="single" w:color="375C1B" w:sz="4"/>
+                  </w:tcBorders>
+                  <w:shd w:fill="EFF8E8" w:color="auto" w:val="clear"/>
+                  <w:tcMar>
+                    <w:top w:type="dxa" w:w="30"/>
+                    <w:left w:type="dxa" w:w="40"/>
+                    <w:bottom w:type="dxa" w:w="30"/>
+                    <w:right w:type="dxa" w:w="20"/>
+                  </w:tcMar>
+                </w:tcPr>
+                <w:p>
+                  <w:pPr>
+                    <w:jc w:val="center"/>
+                  </w:pPr>
+                  <w:r>
+                    <w:rPr>
+                      <w:rFonts w:ascii="Calibri" w:cs="Calibri" w:eastAsia="Calibri" w:hAnsi="Calibri"/>
+                      <w:b/>
+                      <w:bCs/>
+                      <w:color w:val="375C1B"/>
+                      <w:sz w:val="15"/>
+                      <w:szCs w:val="15"/>
+                    </w:rPr>
+                    <w:t xml:space="preserve">✓ Done</w:t>
+                  </w:r>
+                </w:p>
+              </w:tc>
+              <w:tc>
+                <w:tcPr>
+                  <w:tcW w:type="dxa" w:w="1391"/>
+                  <w:tcBorders>
+                    <w:top w:val="single" w:color="1F3964" w:sz="4"/>
+                    <w:left w:val="single" w:color="1F3964" w:sz="4"/>
+                    <w:bottom w:val="single" w:color="1F3964" w:sz="4"/>
+                    <w:right w:val="single" w:color="1F3964" w:sz="4"/>
+                  </w:tcBorders>
+                  <w:shd w:fill="EEF2F8" w:color="auto" w:val="clear"/>
+                  <w:tcMar>
+                    <w:top w:type="dxa" w:w="30"/>
+                    <w:left w:type="dxa" w:w="40"/>
+                    <w:bottom w:type="dxa" w:w="30"/>
+                    <w:right w:type="dxa" w:w="20"/>
+                  </w:tcMar>
+                </w:tcPr>
+                <w:p>
+                  <w:pPr>
+                    <w:jc w:val="center"/>
+                  </w:pPr>
+                  <w:r>
+                    <w:rPr>
+                      <w:rFonts w:ascii="Calibri" w:cs="Calibri" w:eastAsia="Calibri" w:hAnsi="Calibri"/>
+                      <w:b/>
+                      <w:bCs/>
+                      <w:color w:val="1F3964"/>
+                      <w:sz w:val="15"/>
+                      <w:szCs w:val="15"/>
+                    </w:rPr>
+                    <w:t xml:space="preserve">→ Carry</w:t>
+                  </w:r>
+                </w:p>
+              </w:tc>
+            </w:tr>
+          </w:tbl>
+          <w:p/>
+        </w:tc>
+      </w:tr>
+      <w:tr>
+        <w:tc>
+          <w:tcPr>
+            <w:tcW w:type="dxa" w:w="1800"/>
+            <w:tcBorders>
+              <w:top w:val="single" w:color="D0D8E4" w:sz="4"/>
+              <w:left w:val="single" w:color="D0D8E4" w:sz="4"/>
+              <w:bottom w:val="single" w:color="D0D8E4" w:sz="4"/>
+              <w:right w:val="single" w:color="D0D8E4" w:sz="4"/>
+            </w:tcBorders>
+            <w:shd w:fill="FAFBFC" w:color="auto" w:val="clear"/>
+            <w:tcMar>
+              <w:top w:type="dxa" w:w="50"/>
+              <w:left w:type="dxa" w:w="120"/>
+              <w:bottom w:type="dxa" w:w="50"/>
+              <w:right w:type="dxa" w:w="60"/>
+            </w:tcMar>
+            <w:vAlign w:val="center"/>
+          </w:tcPr>
+          <w:p>
+            <w:r>
+              <w:rPr>
+                <w:rFonts w:ascii="Calibri" w:cs="Calibri" w:eastAsia="Calibri" w:hAnsi="Calibri"/>
+                <w:color w:val="7F7F7F"/>
+                <w:sz w:val="20"/>
+                <w:szCs w:val="20"/>
+              </w:rPr>
+              <w:t xml:space="preserve">6.  </w:t>
+            </w:r>
+          </w:p>
+        </w:tc>
+        <w:tc>
+          <w:tcPr>
+            <w:tcW w:type="dxa" w:w="2942"/>
+            <w:tcBorders>
+              <w:top w:val="single" w:color="D0D8E4" w:sz="4"/>
+              <w:left w:val="single" w:color="D0D8E4" w:sz="4"/>
+              <w:bottom w:val="single" w:color="D0D8E4" w:sz="4"/>
+              <w:right w:val="single" w:color="D0D8E4" w:sz="4"/>
+            </w:tcBorders>
+            <w:shd w:fill="FAFBFC" w:color="auto" w:val="clear"/>
+            <w:tcMar>
+              <w:top w:type="dxa" w:w="50"/>
+              <w:left w:type="dxa" w:w="100"/>
+              <w:bottom w:type="dxa" w:w="30"/>
+              <w:right w:type="dxa" w:w="60"/>
+            </w:tcMar>
+          </w:tcPr>
+          <w:p>
+            <w:pPr>
+              <w:pBdr>
+                <w:bottom w:val="single" w:color="C0CCDA" w:sz="4"/>
+              </w:pBdr>
+              <w:spacing w:after="0" w:before="0"/>
+            </w:pPr>
+            <w:r>
+              <w:rPr>
+                <w:rFonts w:ascii="Calibri" w:cs="Calibri" w:eastAsia="Calibri" w:hAnsi="Calibri"/>
+                <w:sz w:val="24"/>
+                <w:szCs w:val="24"/>
+              </w:rPr>
+              <w:t xml:space="preserve"> </w:t>
+            </w:r>
+          </w:p>
+          <w:p>
+            <w:pPr>
+              <w:spacing w:after="80" w:before="0"/>
+            </w:pPr>
+          </w:p>
+          <w:tbl>
+            <w:tblPr>
+              <w:tblW w:type="dxa" w:w="2782"/>
+              <w:tblBorders>
+                <w:top w:val="none" w:color="auto" w:sz="0"/>
+                <w:left w:val="none" w:color="auto" w:sz="0"/>
+                <w:bottom w:val="none" w:color="auto" w:sz="0"/>
+                <w:right w:val="none" w:color="auto" w:sz="0"/>
+                <w:insideH w:val="single" w:color="auto" w:sz="4"/>
+                <w:insideV w:val="single" w:color="auto" w:sz="4"/>
+              </w:tblBorders>
+            </w:tblPr>
+            <w:tblGrid>
+              <w:gridCol w:w="1391"/>
+              <w:gridCol w:w="1391"/>
+            </w:tblGrid>
+            <w:tr>
+              <w:tc>
+                <w:tcPr>
+                  <w:tcW w:type="dxa" w:w="1391"/>
+                  <w:tcBorders>
+                    <w:top w:val="single" w:color="375C1B" w:sz="4"/>
+                    <w:left w:val="single" w:color="375C1B" w:sz="4"/>
+                    <w:bottom w:val="single" w:color="375C1B" w:sz="4"/>
+                    <w:right w:val="single" w:color="375C1B" w:sz="4"/>
+                  </w:tcBorders>
+                  <w:shd w:fill="EFF8E8" w:color="auto" w:val="clear"/>
+                  <w:tcMar>
+                    <w:top w:type="dxa" w:w="30"/>
+                    <w:left w:type="dxa" w:w="40"/>
+                    <w:bottom w:type="dxa" w:w="30"/>
+                    <w:right w:type="dxa" w:w="20"/>
+                  </w:tcMar>
+                </w:tcPr>
+                <w:p>
+                  <w:pPr>
+                    <w:jc w:val="center"/>
+                  </w:pPr>
+                  <w:r>
+                    <w:rPr>
+                      <w:rFonts w:ascii="Calibri" w:cs="Calibri" w:eastAsia="Calibri" w:hAnsi="Calibri"/>
+                      <w:b/>
+                      <w:bCs/>
+                      <w:color w:val="375C1B"/>
+                      <w:sz w:val="15"/>
+                      <w:szCs w:val="15"/>
+                    </w:rPr>
+                    <w:t xml:space="preserve">✓ Done</w:t>
+                  </w:r>
+                </w:p>
+              </w:tc>
+              <w:tc>
+                <w:tcPr>
+                  <w:tcW w:type="dxa" w:w="1391"/>
+                  <w:tcBorders>
+                    <w:top w:val="single" w:color="1F3964" w:sz="4"/>
+                    <w:left w:val="single" w:color="1F3964" w:sz="4"/>
+                    <w:bottom w:val="single" w:color="1F3964" w:sz="4"/>
+                    <w:right w:val="single" w:color="1F3964" w:sz="4"/>
+                  </w:tcBorders>
+                  <w:shd w:fill="EEF2F8" w:color="auto" w:val="clear"/>
+                  <w:tcMar>
+                    <w:top w:type="dxa" w:w="30"/>
+                    <w:left w:type="dxa" w:w="40"/>
+                    <w:bottom w:type="dxa" w:w="30"/>
+                    <w:right w:type="dxa" w:w="20"/>
+                  </w:tcMar>
+                </w:tcPr>
+                <w:p>
+                  <w:pPr>
+                    <w:jc w:val="center"/>
+                  </w:pPr>
+                  <w:r>
+                    <w:rPr>
+                      <w:rFonts w:ascii="Calibri" w:cs="Calibri" w:eastAsia="Calibri" w:hAnsi="Calibri"/>
+                      <w:b/>
+                      <w:bCs/>
+                      <w:color w:val="1F3964"/>
+                      <w:sz w:val="15"/>
+                      <w:szCs w:val="15"/>
+                    </w:rPr>
+                    <w:t xml:space="preserve">→ Carry</w:t>
+                  </w:r>
+                </w:p>
+              </w:tc>
+            </w:tr>
+          </w:tbl>
+          <w:p/>
+        </w:tc>
+        <w:tc>
+          <w:tcPr>
+            <w:tcW w:type="dxa" w:w="2942"/>
+            <w:tcBorders>
+              <w:top w:val="single" w:color="D0D8E4" w:sz="4"/>
+              <w:left w:val="single" w:color="D0D8E4" w:sz="4"/>
+              <w:bottom w:val="single" w:color="D0D8E4" w:sz="4"/>
+              <w:right w:val="single" w:color="D0D8E4" w:sz="4"/>
+            </w:tcBorders>
+            <w:shd w:fill="FAFBFC" w:color="auto" w:val="clear"/>
+            <w:tcMar>
+              <w:top w:type="dxa" w:w="50"/>
+              <w:left w:type="dxa" w:w="100"/>
+              <w:bottom w:type="dxa" w:w="30"/>
+              <w:right w:type="dxa" w:w="60"/>
+            </w:tcMar>
+          </w:tcPr>
+          <w:p>
+            <w:pPr>
+              <w:pBdr>
+                <w:bottom w:val="single" w:color="C0CCDA" w:sz="4"/>
+              </w:pBdr>
+              <w:spacing w:after="0" w:before="0"/>
+            </w:pPr>
+            <w:r>
+              <w:rPr>
+                <w:rFonts w:ascii="Calibri" w:cs="Calibri" w:eastAsia="Calibri" w:hAnsi="Calibri"/>
+                <w:sz w:val="24"/>
+                <w:szCs w:val="24"/>
+              </w:rPr>
+              <w:t xml:space="preserve"> </w:t>
+            </w:r>
+          </w:p>
+          <w:p>
+            <w:pPr>
+              <w:spacing w:after="80" w:before="0"/>
+            </w:pPr>
+          </w:p>
+          <w:tbl>
+            <w:tblPr>
+              <w:tblW w:type="dxa" w:w="2782"/>
+              <w:tblBorders>
+                <w:top w:val="none" w:color="auto" w:sz="0"/>
+                <w:left w:val="none" w:color="auto" w:sz="0"/>
+                <w:bottom w:val="none" w:color="auto" w:sz="0"/>
+                <w:right w:val="none" w:color="auto" w:sz="0"/>
+                <w:insideH w:val="single" w:color="auto" w:sz="4"/>
+                <w:insideV w:val="single" w:color="auto" w:sz="4"/>
+              </w:tblBorders>
+            </w:tblPr>
+            <w:tblGrid>
+              <w:gridCol w:w="1391"/>
+              <w:gridCol w:w="1391"/>
+            </w:tblGrid>
+            <w:tr>
+              <w:tc>
+                <w:tcPr>
+                  <w:tcW w:type="dxa" w:w="1391"/>
+                  <w:tcBorders>
+                    <w:top w:val="single" w:color="375C1B" w:sz="4"/>
+                    <w:left w:val="single" w:color="375C1B" w:sz="4"/>
+                    <w:bottom w:val="single" w:color="375C1B" w:sz="4"/>
+                    <w:right w:val="single" w:color="375C1B" w:sz="4"/>
+                  </w:tcBorders>
+                  <w:shd w:fill="EFF8E8" w:color="auto" w:val="clear"/>
+                  <w:tcMar>
+                    <w:top w:type="dxa" w:w="30"/>
+                    <w:left w:type="dxa" w:w="40"/>
+                    <w:bottom w:type="dxa" w:w="30"/>
+                    <w:right w:type="dxa" w:w="20"/>
+                  </w:tcMar>
+                </w:tcPr>
+                <w:p>
+                  <w:pPr>
+                    <w:jc w:val="center"/>
+                  </w:pPr>
+                  <w:r>
+                    <w:rPr>
+                      <w:rFonts w:ascii="Calibri" w:cs="Calibri" w:eastAsia="Calibri" w:hAnsi="Calibri"/>
+                      <w:b/>
+                      <w:bCs/>
+                      <w:color w:val="375C1B"/>
+                      <w:sz w:val="15"/>
+                      <w:szCs w:val="15"/>
+                    </w:rPr>
+                    <w:t xml:space="preserve">✓ Done</w:t>
+                  </w:r>
+                </w:p>
+              </w:tc>
+              <w:tc>
+                <w:tcPr>
+                  <w:tcW w:type="dxa" w:w="1391"/>
+                  <w:tcBorders>
+                    <w:top w:val="single" w:color="1F3964" w:sz="4"/>
+                    <w:left w:val="single" w:color="1F3964" w:sz="4"/>
+                    <w:bottom w:val="single" w:color="1F3964" w:sz="4"/>
+                    <w:right w:val="single" w:color="1F3964" w:sz="4"/>
+                  </w:tcBorders>
+                  <w:shd w:fill="EEF2F8" w:color="auto" w:val="clear"/>
+                  <w:tcMar>
+                    <w:top w:type="dxa" w:w="30"/>
+                    <w:left w:type="dxa" w:w="40"/>
+                    <w:bottom w:type="dxa" w:w="30"/>
+                    <w:right w:type="dxa" w:w="20"/>
+                  </w:tcMar>
+                </w:tcPr>
+                <w:p>
+                  <w:pPr>
+                    <w:jc w:val="center"/>
+                  </w:pPr>
+                  <w:r>
+                    <w:rPr>
+                      <w:rFonts w:ascii="Calibri" w:cs="Calibri" w:eastAsia="Calibri" w:hAnsi="Calibri"/>
+                      <w:b/>
+                      <w:bCs/>
+                      <w:color w:val="1F3964"/>
+                      <w:sz w:val="15"/>
+                      <w:szCs w:val="15"/>
+                    </w:rPr>
+                    <w:t xml:space="preserve">→ Carry</w:t>
+                  </w:r>
+                </w:p>
+              </w:tc>
+            </w:tr>
+          </w:tbl>
+          <w:p/>
+        </w:tc>
+        <w:tc>
+          <w:tcPr>
+            <w:tcW w:type="dxa" w:w="2942"/>
+            <w:tcBorders>
+              <w:top w:val="single" w:color="D0D8E4" w:sz="4"/>
+              <w:left w:val="single" w:color="D0D8E4" w:sz="4"/>
+              <w:bottom w:val="single" w:color="D0D8E4" w:sz="4"/>
+              <w:right w:val="single" w:color="D0D8E4" w:sz="4"/>
+            </w:tcBorders>
+            <w:shd w:fill="FAFBFC" w:color="auto" w:val="clear"/>
+            <w:tcMar>
+              <w:top w:type="dxa" w:w="50"/>
+              <w:left w:type="dxa" w:w="100"/>
+              <w:bottom w:type="dxa" w:w="30"/>
+              <w:right w:type="dxa" w:w="60"/>
+            </w:tcMar>
+          </w:tcPr>
+          <w:p>
+            <w:pPr>
+              <w:pBdr>
+                <w:bottom w:val="single" w:color="C0CCDA" w:sz="4"/>
+              </w:pBdr>
+              <w:spacing w:after="0" w:before="0"/>
+            </w:pPr>
+            <w:r>
+              <w:rPr>
+                <w:rFonts w:ascii="Calibri" w:cs="Calibri" w:eastAsia="Calibri" w:hAnsi="Calibri"/>
+                <w:sz w:val="24"/>
+                <w:szCs w:val="24"/>
+              </w:rPr>
+              <w:t xml:space="preserve"> </w:t>
+            </w:r>
+          </w:p>
+          <w:p>
+            <w:pPr>
+              <w:spacing w:after="80" w:before="0"/>
+            </w:pPr>
+          </w:p>
+          <w:tbl>
+            <w:tblPr>
+              <w:tblW w:type="dxa" w:w="2782"/>
+              <w:tblBorders>
+                <w:top w:val="none" w:color="auto" w:sz="0"/>
+                <w:left w:val="none" w:color="auto" w:sz="0"/>
+                <w:bottom w:val="none" w:color="auto" w:sz="0"/>
+                <w:right w:val="none" w:color="auto" w:sz="0"/>
+                <w:insideH w:val="single" w:color="auto" w:sz="4"/>
+                <w:insideV w:val="single" w:color="auto" w:sz="4"/>
+              </w:tblBorders>
+            </w:tblPr>
+            <w:tblGrid>
+              <w:gridCol w:w="1391"/>
+              <w:gridCol w:w="1391"/>
+            </w:tblGrid>
+            <w:tr>
+              <w:tc>
+                <w:tcPr>
+                  <w:tcW w:type="dxa" w:w="1391"/>
+                  <w:tcBorders>
+                    <w:top w:val="single" w:color="375C1B" w:sz="4"/>
+                    <w:left w:val="single" w:color="375C1B" w:sz="4"/>
+                    <w:bottom w:val="single" w:color="375C1B" w:sz="4"/>
+                    <w:right w:val="single" w:color="375C1B" w:sz="4"/>
+                  </w:tcBorders>
+                  <w:shd w:fill="EFF8E8" w:color="auto" w:val="clear"/>
+                  <w:tcMar>
+                    <w:top w:type="dxa" w:w="30"/>
+                    <w:left w:type="dxa" w:w="40"/>
+                    <w:bottom w:type="dxa" w:w="30"/>
+                    <w:right w:type="dxa" w:w="20"/>
+                  </w:tcMar>
+                </w:tcPr>
+                <w:p>
+                  <w:pPr>
+                    <w:jc w:val="center"/>
+                  </w:pPr>
+                  <w:r>
+                    <w:rPr>
+                      <w:rFonts w:ascii="Calibri" w:cs="Calibri" w:eastAsia="Calibri" w:hAnsi="Calibri"/>
+                      <w:b/>
+                      <w:bCs/>
+                      <w:color w:val="375C1B"/>
+                      <w:sz w:val="15"/>
+                      <w:szCs w:val="15"/>
+                    </w:rPr>
+                    <w:t xml:space="preserve">✓ Done</w:t>
+                  </w:r>
+                </w:p>
+              </w:tc>
+              <w:tc>
+                <w:tcPr>
+                  <w:tcW w:type="dxa" w:w="1391"/>
+                  <w:tcBorders>
+                    <w:top w:val="single" w:color="1F3964" w:sz="4"/>
+                    <w:left w:val="single" w:color="1F3964" w:sz="4"/>
+                    <w:bottom w:val="single" w:color="1F3964" w:sz="4"/>
+                    <w:right w:val="single" w:color="1F3964" w:sz="4"/>
+                  </w:tcBorders>
+                  <w:shd w:fill="EEF2F8" w:color="auto" w:val="clear"/>
+                  <w:tcMar>
+                    <w:top w:type="dxa" w:w="30"/>
+                    <w:left w:type="dxa" w:w="40"/>
+                    <w:bottom w:type="dxa" w:w="30"/>
+                    <w:right w:type="dxa" w:w="20"/>
+                  </w:tcMar>
+                </w:tcPr>
+                <w:p>
+                  <w:pPr>
+                    <w:jc w:val="center"/>
+                  </w:pPr>
+                  <w:r>
+                    <w:rPr>
+                      <w:rFonts w:ascii="Calibri" w:cs="Calibri" w:eastAsia="Calibri" w:hAnsi="Calibri"/>
+                      <w:b/>
+                      <w:bCs/>
+                      <w:color w:val="1F3964"/>
+                      <w:sz w:val="15"/>
+                      <w:szCs w:val="15"/>
+                    </w:rPr>
+                    <w:t xml:space="preserve">→ Carry</w:t>
+                  </w:r>
+                </w:p>
+              </w:tc>
+            </w:tr>
+          </w:tbl>
+          <w:p/>
+        </w:tc>
+      </w:tr>
+      <w:tr>
+        <w:tc>
+          <w:tcPr>
+            <w:tcW w:type="dxa" w:w="1800"/>
+            <w:tcBorders>
+              <w:top w:val="single" w:color="D0D8E4" w:sz="4"/>
+              <w:left w:val="single" w:color="D0D8E4" w:sz="4"/>
+              <w:bottom w:val="single" w:color="D0D8E4" w:sz="4"/>
+              <w:right w:val="single" w:color="D0D8E4" w:sz="4"/>
+            </w:tcBorders>
+            <w:shd w:fill="FFFFFF" w:color="auto" w:val="clear"/>
+            <w:tcMar>
+              <w:top w:type="dxa" w:w="50"/>
+              <w:left w:type="dxa" w:w="120"/>
+              <w:bottom w:type="dxa" w:w="50"/>
+              <w:right w:type="dxa" w:w="60"/>
+            </w:tcMar>
+            <w:vAlign w:val="center"/>
+          </w:tcPr>
+          <w:p>
+            <w:r>
+              <w:rPr>
+                <w:rFonts w:ascii="Calibri" w:cs="Calibri" w:eastAsia="Calibri" w:hAnsi="Calibri"/>
+                <w:color w:val="7F7F7F"/>
+                <w:sz w:val="20"/>
+                <w:szCs w:val="20"/>
+              </w:rPr>
+              <w:t xml:space="preserve">7.  </w:t>
+            </w:r>
+          </w:p>
+        </w:tc>
+        <w:tc>
+          <w:tcPr>
+            <w:tcW w:type="dxa" w:w="2942"/>
+            <w:tcBorders>
+              <w:top w:val="single" w:color="D0D8E4" w:sz="4"/>
+              <w:left w:val="single" w:color="D0D8E4" w:sz="4"/>
+              <w:bottom w:val="single" w:color="D0D8E4" w:sz="4"/>
+              <w:right w:val="single" w:color="D0D8E4" w:sz="4"/>
+            </w:tcBorders>
+            <w:shd w:fill="FFFFFF" w:color="auto" w:val="clear"/>
+            <w:tcMar>
+              <w:top w:type="dxa" w:w="50"/>
+              <w:left w:type="dxa" w:w="100"/>
+              <w:bottom w:type="dxa" w:w="30"/>
+              <w:right w:type="dxa" w:w="60"/>
+            </w:tcMar>
+          </w:tcPr>
+          <w:p>
+            <w:pPr>
+              <w:pBdr>
+                <w:bottom w:val="single" w:color="C0CCDA" w:sz="4"/>
+              </w:pBdr>
+              <w:spacing w:after="0" w:before="0"/>
+            </w:pPr>
+            <w:r>
+              <w:rPr>
+                <w:rFonts w:ascii="Calibri" w:cs="Calibri" w:eastAsia="Calibri" w:hAnsi="Calibri"/>
+                <w:sz w:val="24"/>
+                <w:szCs w:val="24"/>
+              </w:rPr>
+              <w:t xml:space="preserve"> </w:t>
+            </w:r>
+          </w:p>
+          <w:p>
+            <w:pPr>
+              <w:spacing w:after="80" w:before="0"/>
+            </w:pPr>
+          </w:p>
+          <w:tbl>
+            <w:tblPr>
+              <w:tblW w:type="dxa" w:w="2782"/>
+              <w:tblBorders>
+                <w:top w:val="none" w:color="auto" w:sz="0"/>
+                <w:left w:val="none" w:color="auto" w:sz="0"/>
+                <w:bottom w:val="none" w:color="auto" w:sz="0"/>
+                <w:right w:val="none" w:color="auto" w:sz="0"/>
+                <w:insideH w:val="single" w:color="auto" w:sz="4"/>
+                <w:insideV w:val="single" w:color="auto" w:sz="4"/>
+              </w:tblBorders>
+            </w:tblPr>
+            <w:tblGrid>
+              <w:gridCol w:w="1391"/>
+              <w:gridCol w:w="1391"/>
+            </w:tblGrid>
+            <w:tr>
+              <w:tc>
+                <w:tcPr>
+                  <w:tcW w:type="dxa" w:w="1391"/>
+                  <w:tcBorders>
+                    <w:top w:val="single" w:color="375C1B" w:sz="4"/>
+                    <w:left w:val="single" w:color="375C1B" w:sz="4"/>
+                    <w:bottom w:val="single" w:color="375C1B" w:sz="4"/>
+                    <w:right w:val="single" w:color="375C1B" w:sz="4"/>
+                  </w:tcBorders>
+                  <w:shd w:fill="EFF8E8" w:color="auto" w:val="clear"/>
+                  <w:tcMar>
+                    <w:top w:type="dxa" w:w="30"/>
+                    <w:left w:type="dxa" w:w="40"/>
+                    <w:bottom w:type="dxa" w:w="30"/>
+                    <w:right w:type="dxa" w:w="20"/>
+                  </w:tcMar>
+                </w:tcPr>
+                <w:p>
+                  <w:pPr>
+                    <w:jc w:val="center"/>
+                  </w:pPr>
+                  <w:r>
+                    <w:rPr>
+                      <w:rFonts w:ascii="Calibri" w:cs="Calibri" w:eastAsia="Calibri" w:hAnsi="Calibri"/>
+                      <w:b/>
+                      <w:bCs/>
+                      <w:color w:val="375C1B"/>
+                      <w:sz w:val="15"/>
+                      <w:szCs w:val="15"/>
+                    </w:rPr>
+                    <w:t xml:space="preserve">✓ Done</w:t>
+                  </w:r>
+                </w:p>
+              </w:tc>
+              <w:tc>
+                <w:tcPr>
+                  <w:tcW w:type="dxa" w:w="1391"/>
+                  <w:tcBorders>
+                    <w:top w:val="single" w:color="1F3964" w:sz="4"/>
+                    <w:left w:val="single" w:color="1F3964" w:sz="4"/>
+                    <w:bottom w:val="single" w:color="1F3964" w:sz="4"/>
+                    <w:right w:val="single" w:color="1F3964" w:sz="4"/>
+                  </w:tcBorders>
+                  <w:shd w:fill="EEF2F8" w:color="auto" w:val="clear"/>
+                  <w:tcMar>
+                    <w:top w:type="dxa" w:w="30"/>
+                    <w:left w:type="dxa" w:w="40"/>
+                    <w:bottom w:type="dxa" w:w="30"/>
+                    <w:right w:type="dxa" w:w="20"/>
+                  </w:tcMar>
+                </w:tcPr>
+                <w:p>
+                  <w:pPr>
+                    <w:jc w:val="center"/>
+                  </w:pPr>
+                  <w:r>
+                    <w:rPr>
+                      <w:rFonts w:ascii="Calibri" w:cs="Calibri" w:eastAsia="Calibri" w:hAnsi="Calibri"/>
+                      <w:b/>
+                      <w:bCs/>
+                      <w:color w:val="1F3964"/>
+                      <w:sz w:val="15"/>
+                      <w:szCs w:val="15"/>
+                    </w:rPr>
+                    <w:t xml:space="preserve">→ Carry</w:t>
+                  </w:r>
+                </w:p>
+              </w:tc>
+            </w:tr>
+          </w:tbl>
+          <w:p/>
+        </w:tc>
+        <w:tc>
+          <w:tcPr>
+            <w:tcW w:type="dxa" w:w="2942"/>
+            <w:tcBorders>
+              <w:top w:val="single" w:color="D0D8E4" w:sz="4"/>
+              <w:left w:val="single" w:color="D0D8E4" w:sz="4"/>
+              <w:bottom w:val="single" w:color="D0D8E4" w:sz="4"/>
+              <w:right w:val="single" w:color="D0D8E4" w:sz="4"/>
+            </w:tcBorders>
+            <w:shd w:fill="FFFFFF" w:color="auto" w:val="clear"/>
+            <w:tcMar>
+              <w:top w:type="dxa" w:w="50"/>
+              <w:left w:type="dxa" w:w="100"/>
+              <w:bottom w:type="dxa" w:w="30"/>
+              <w:right w:type="dxa" w:w="60"/>
+            </w:tcMar>
+          </w:tcPr>
+          <w:p>
+            <w:pPr>
+              <w:pBdr>
+                <w:bottom w:val="single" w:color="C0CCDA" w:sz="4"/>
+              </w:pBdr>
+              <w:spacing w:after="0" w:before="0"/>
+            </w:pPr>
+            <w:r>
+              <w:rPr>
+                <w:rFonts w:ascii="Calibri" w:cs="Calibri" w:eastAsia="Calibri" w:hAnsi="Calibri"/>
+                <w:sz w:val="24"/>
+                <w:szCs w:val="24"/>
+              </w:rPr>
+              <w:t xml:space="preserve"> </w:t>
+            </w:r>
+          </w:p>
+          <w:p>
+            <w:pPr>
+              <w:spacing w:after="80" w:before="0"/>
+            </w:pPr>
+          </w:p>
+          <w:tbl>
+            <w:tblPr>
+              <w:tblW w:type="dxa" w:w="2782"/>
+              <w:tblBorders>
+                <w:top w:val="none" w:color="auto" w:sz="0"/>
+                <w:left w:val="none" w:color="auto" w:sz="0"/>
+                <w:bottom w:val="none" w:color="auto" w:sz="0"/>
+                <w:right w:val="none" w:color="auto" w:sz="0"/>
+                <w:insideH w:val="single" w:color="auto" w:sz="4"/>
+                <w:insideV w:val="single" w:color="auto" w:sz="4"/>
+              </w:tblBorders>
+            </w:tblPr>
+            <w:tblGrid>
+              <w:gridCol w:w="1391"/>
+              <w:gridCol w:w="1391"/>
+            </w:tblGrid>
+            <w:tr>
+              <w:tc>
+                <w:tcPr>
+                  <w:tcW w:type="dxa" w:w="1391"/>
+                  <w:tcBorders>
+                    <w:top w:val="single" w:color="375C1B" w:sz="4"/>
+                    <w:left w:val="single" w:color="375C1B" w:sz="4"/>
+                    <w:bottom w:val="single" w:color="375C1B" w:sz="4"/>
+                    <w:right w:val="single" w:color="375C1B" w:sz="4"/>
+                  </w:tcBorders>
+                  <w:shd w:fill="EFF8E8" w:color="auto" w:val="clear"/>
+                  <w:tcMar>
+                    <w:top w:type="dxa" w:w="30"/>
+                    <w:left w:type="dxa" w:w="40"/>
+                    <w:bottom w:type="dxa" w:w="30"/>
+                    <w:right w:type="dxa" w:w="20"/>
+                  </w:tcMar>
+                </w:tcPr>
+                <w:p>
+                  <w:pPr>
+                    <w:jc w:val="center"/>
+                  </w:pPr>
+                  <w:r>
+                    <w:rPr>
+                      <w:rFonts w:ascii="Calibri" w:cs="Calibri" w:eastAsia="Calibri" w:hAnsi="Calibri"/>
+                      <w:b/>
+                      <w:bCs/>
+                      <w:color w:val="375C1B"/>
+                      <w:sz w:val="15"/>
+                      <w:szCs w:val="15"/>
+                    </w:rPr>
+                    <w:t xml:space="preserve">✓ Done</w:t>
+                  </w:r>
+                </w:p>
+              </w:tc>
+              <w:tc>
+                <w:tcPr>
+                  <w:tcW w:type="dxa" w:w="1391"/>
+                  <w:tcBorders>
+                    <w:top w:val="single" w:color="1F3964" w:sz="4"/>
+                    <w:left w:val="single" w:color="1F3964" w:sz="4"/>
+                    <w:bottom w:val="single" w:color="1F3964" w:sz="4"/>
+                    <w:right w:val="single" w:color="1F3964" w:sz="4"/>
+                  </w:tcBorders>
+                  <w:shd w:fill="EEF2F8" w:color="auto" w:val="clear"/>
+                  <w:tcMar>
+                    <w:top w:type="dxa" w:w="30"/>
+                    <w:left w:type="dxa" w:w="40"/>
+                    <w:bottom w:type="dxa" w:w="30"/>
+                    <w:right w:type="dxa" w:w="20"/>
+                  </w:tcMar>
+                </w:tcPr>
+                <w:p>
+                  <w:pPr>
+                    <w:jc w:val="center"/>
+                  </w:pPr>
+                  <w:r>
+                    <w:rPr>
+                      <w:rFonts w:ascii="Calibri" w:cs="Calibri" w:eastAsia="Calibri" w:hAnsi="Calibri"/>
+                      <w:b/>
+                      <w:bCs/>
+                      <w:color w:val="1F3964"/>
+                      <w:sz w:val="15"/>
+                      <w:szCs w:val="15"/>
+                    </w:rPr>
+                    <w:t xml:space="preserve">→ Carry</w:t>
+                  </w:r>
+                </w:p>
+              </w:tc>
+            </w:tr>
+          </w:tbl>
+          <w:p/>
+        </w:tc>
+        <w:tc>
+          <w:tcPr>
+            <w:tcW w:type="dxa" w:w="2942"/>
+            <w:tcBorders>
+              <w:top w:val="single" w:color="D0D8E4" w:sz="4"/>
+              <w:left w:val="single" w:color="D0D8E4" w:sz="4"/>
+              <w:bottom w:val="single" w:color="D0D8E4" w:sz="4"/>
+              <w:right w:val="single" w:color="D0D8E4" w:sz="4"/>
+            </w:tcBorders>
+            <w:shd w:fill="FFFFFF" w:color="auto" w:val="clear"/>
+            <w:tcMar>
+              <w:top w:type="dxa" w:w="50"/>
+              <w:left w:type="dxa" w:w="100"/>
+              <w:bottom w:type="dxa" w:w="30"/>
+              <w:right w:type="dxa" w:w="60"/>
+            </w:tcMar>
+          </w:tcPr>
+          <w:p>
+            <w:pPr>
+              <w:pBdr>
+                <w:bottom w:val="single" w:color="C0CCDA" w:sz="4"/>
+              </w:pBdr>
+              <w:spacing w:after="0" w:before="0"/>
+            </w:pPr>
+            <w:r>
+              <w:rPr>
+                <w:rFonts w:ascii="Calibri" w:cs="Calibri" w:eastAsia="Calibri" w:hAnsi="Calibri"/>
+                <w:sz w:val="24"/>
+                <w:szCs w:val="24"/>
+              </w:rPr>
+              <w:t xml:space="preserve"> </w:t>
+            </w:r>
+          </w:p>
+          <w:p>
+            <w:pPr>
+              <w:spacing w:after="80" w:before="0"/>
+            </w:pPr>
+          </w:p>
+          <w:tbl>
+            <w:tblPr>
+              <w:tblW w:type="dxa" w:w="2782"/>
+              <w:tblBorders>
+                <w:top w:val="none" w:color="auto" w:sz="0"/>
+                <w:left w:val="none" w:color="auto" w:sz="0"/>
+                <w:bottom w:val="none" w:color="auto" w:sz="0"/>
+                <w:right w:val="none" w:color="auto" w:sz="0"/>
+                <w:insideH w:val="single" w:color="auto" w:sz="4"/>
+                <w:insideV w:val="single" w:color="auto" w:sz="4"/>
+              </w:tblBorders>
+            </w:tblPr>
+            <w:tblGrid>
+              <w:gridCol w:w="1391"/>
+              <w:gridCol w:w="1391"/>
+            </w:tblGrid>
+            <w:tr>
+              <w:tc>
+                <w:tcPr>
+                  <w:tcW w:type="dxa" w:w="1391"/>
+                  <w:tcBorders>
+                    <w:top w:val="single" w:color="375C1B" w:sz="4"/>
+                    <w:left w:val="single" w:color="375C1B" w:sz="4"/>
+                    <w:bottom w:val="single" w:color="375C1B" w:sz="4"/>
+                    <w:right w:val="single" w:color="375C1B" w:sz="4"/>
+                  </w:tcBorders>
+                  <w:shd w:fill="EFF8E8" w:color="auto" w:val="clear"/>
+                  <w:tcMar>
+                    <w:top w:type="dxa" w:w="30"/>
+                    <w:left w:type="dxa" w:w="40"/>
+                    <w:bottom w:type="dxa" w:w="30"/>
+                    <w:right w:type="dxa" w:w="20"/>
+                  </w:tcMar>
+                </w:tcPr>
+                <w:p>
+                  <w:pPr>
+                    <w:jc w:val="center"/>
+                  </w:pPr>
+                  <w:r>
+                    <w:rPr>
+                      <w:rFonts w:ascii="Calibri" w:cs="Calibri" w:eastAsia="Calibri" w:hAnsi="Calibri"/>
+                      <w:b/>
+                      <w:bCs/>
+                      <w:color w:val="375C1B"/>
+                      <w:sz w:val="15"/>
+                      <w:szCs w:val="15"/>
+                    </w:rPr>
+                    <w:t xml:space="preserve">✓ Done</w:t>
+                  </w:r>
+                </w:p>
+              </w:tc>
+              <w:tc>
+                <w:tcPr>
+                  <w:tcW w:type="dxa" w:w="1391"/>
+                  <w:tcBorders>
+                    <w:top w:val="single" w:color="1F3964" w:sz="4"/>
+                    <w:left w:val="single" w:color="1F3964" w:sz="4"/>
+                    <w:bottom w:val="single" w:color="1F3964" w:sz="4"/>
+                    <w:right w:val="single" w:color="1F3964" w:sz="4"/>
+                  </w:tcBorders>
+                  <w:shd w:fill="EEF2F8" w:color="auto" w:val="clear"/>
+                  <w:tcMar>
+                    <w:top w:type="dxa" w:w="30"/>
+                    <w:left w:type="dxa" w:w="40"/>
+                    <w:bottom w:type="dxa" w:w="30"/>
+                    <w:right w:type="dxa" w:w="20"/>
+                  </w:tcMar>
+                </w:tcPr>
+                <w:p>
+                  <w:pPr>
+                    <w:jc w:val="center"/>
+                  </w:pPr>
+                  <w:r>
+                    <w:rPr>
+                      <w:rFonts w:ascii="Calibri" w:cs="Calibri" w:eastAsia="Calibri" w:hAnsi="Calibri"/>
+                      <w:b/>
+                      <w:bCs/>
+                      <w:color w:val="1F3964"/>
+                      <w:sz w:val="15"/>
+                      <w:szCs w:val="15"/>
+                    </w:rPr>
+                    <w:t xml:space="preserve">→ Carry</w:t>
+                  </w:r>
+                </w:p>
+              </w:tc>
+            </w:tr>
+          </w:tbl>
+          <w:p/>
+        </w:tc>
+      </w:tr>
+      <w:tr>
+        <w:tc>
+          <w:tcPr>
+            <w:tcW w:type="dxa" w:w="1800"/>
+            <w:tcBorders>
+              <w:top w:val="single" w:color="D0D8E4" w:sz="4"/>
+              <w:left w:val="single" w:color="D0D8E4" w:sz="4"/>
+              <w:bottom w:val="single" w:color="D0D8E4" w:sz="4"/>
+              <w:right w:val="single" w:color="D0D8E4" w:sz="4"/>
+            </w:tcBorders>
+            <w:shd w:fill="FAFBFC" w:color="auto" w:val="clear"/>
+            <w:tcMar>
+              <w:top w:type="dxa" w:w="50"/>
+              <w:left w:type="dxa" w:w="120"/>
+              <w:bottom w:type="dxa" w:w="50"/>
+              <w:right w:type="dxa" w:w="60"/>
+            </w:tcMar>
+            <w:vAlign w:val="center"/>
+          </w:tcPr>
+          <w:p>
+            <w:r>
+              <w:rPr>
+                <w:rFonts w:ascii="Calibri" w:cs="Calibri" w:eastAsia="Calibri" w:hAnsi="Calibri"/>
+                <w:color w:val="7F7F7F"/>
+                <w:sz w:val="20"/>
+                <w:szCs w:val="20"/>
+              </w:rPr>
+              <w:t xml:space="preserve">8.  </w:t>
+            </w:r>
+          </w:p>
+        </w:tc>
+        <w:tc>
+          <w:tcPr>
+            <w:tcW w:type="dxa" w:w="2942"/>
+            <w:tcBorders>
+              <w:top w:val="single" w:color="D0D8E4" w:sz="4"/>
+              <w:left w:val="single" w:color="D0D8E4" w:sz="4"/>
+              <w:bottom w:val="single" w:color="D0D8E4" w:sz="4"/>
+              <w:right w:val="single" w:color="D0D8E4" w:sz="4"/>
+            </w:tcBorders>
+            <w:shd w:fill="FAFBFC" w:color="auto" w:val="clear"/>
+            <w:tcMar>
+              <w:top w:type="dxa" w:w="50"/>
+              <w:left w:type="dxa" w:w="100"/>
+              <w:bottom w:type="dxa" w:w="30"/>
+              <w:right w:type="dxa" w:w="60"/>
+            </w:tcMar>
+          </w:tcPr>
+          <w:p>
+            <w:pPr>
+              <w:pBdr>
+                <w:bottom w:val="single" w:color="C0CCDA" w:sz="4"/>
+              </w:pBdr>
+              <w:spacing w:after="0" w:before="0"/>
+            </w:pPr>
+            <w:r>
+              <w:rPr>
+                <w:rFonts w:ascii="Calibri" w:cs="Calibri" w:eastAsia="Calibri" w:hAnsi="Calibri"/>
+                <w:sz w:val="24"/>
+                <w:szCs w:val="24"/>
+              </w:rPr>
+              <w:t xml:space="preserve"> </w:t>
+            </w:r>
+          </w:p>
+          <w:p>
+            <w:pPr>
+              <w:spacing w:after="80" w:before="0"/>
+            </w:pPr>
+          </w:p>
+          <w:tbl>
+            <w:tblPr>
+              <w:tblW w:type="dxa" w:w="2782"/>
+              <w:tblBorders>
+                <w:top w:val="none" w:color="auto" w:sz="0"/>
+                <w:left w:val="none" w:color="auto" w:sz="0"/>
+                <w:bottom w:val="none" w:color="auto" w:sz="0"/>
+                <w:right w:val="none" w:color="auto" w:sz="0"/>
+                <w:insideH w:val="single" w:color="auto" w:sz="4"/>
+                <w:insideV w:val="single" w:color="auto" w:sz="4"/>
+              </w:tblBorders>
+            </w:tblPr>
+            <w:tblGrid>
+              <w:gridCol w:w="1391"/>
+              <w:gridCol w:w="1391"/>
+            </w:tblGrid>
+            <w:tr>
+              <w:tc>
+                <w:tcPr>
+                  <w:tcW w:type="dxa" w:w="1391"/>
+                  <w:tcBorders>
+                    <w:top w:val="single" w:color="375C1B" w:sz="4"/>
+                    <w:left w:val="single" w:color="375C1B" w:sz="4"/>
+                    <w:bottom w:val="single" w:color="375C1B" w:sz="4"/>
+                    <w:right w:val="single" w:color="375C1B" w:sz="4"/>
+                  </w:tcBorders>
+                  <w:shd w:fill="EFF8E8" w:color="auto" w:val="clear"/>
+                  <w:tcMar>
+                    <w:top w:type="dxa" w:w="30"/>
+                    <w:left w:type="dxa" w:w="40"/>
+                    <w:bottom w:type="dxa" w:w="30"/>
+                    <w:right w:type="dxa" w:w="20"/>
+                  </w:tcMar>
+                </w:tcPr>
+                <w:p>
+                  <w:pPr>
+                    <w:jc w:val="center"/>
+                  </w:pPr>
+                  <w:r>
+                    <w:rPr>
+                      <w:rFonts w:ascii="Calibri" w:cs="Calibri" w:eastAsia="Calibri" w:hAnsi="Calibri"/>
+                      <w:b/>
+                      <w:bCs/>
+                      <w:color w:val="375C1B"/>
+                      <w:sz w:val="15"/>
+                      <w:szCs w:val="15"/>
+                    </w:rPr>
+                    <w:t xml:space="preserve">✓ Done</w:t>
+                  </w:r>
+                </w:p>
+              </w:tc>
+              <w:tc>
+                <w:tcPr>
+                  <w:tcW w:type="dxa" w:w="1391"/>
+                  <w:tcBorders>
+                    <w:top w:val="single" w:color="1F3964" w:sz="4"/>
+                    <w:left w:val="single" w:color="1F3964" w:sz="4"/>
+                    <w:bottom w:val="single" w:color="1F3964" w:sz="4"/>
+                    <w:right w:val="single" w:color="1F3964" w:sz="4"/>
+                  </w:tcBorders>
+                  <w:shd w:fill="EEF2F8" w:color="auto" w:val="clear"/>
+                  <w:tcMar>
+                    <w:top w:type="dxa" w:w="30"/>
+                    <w:left w:type="dxa" w:w="40"/>
+                    <w:bottom w:type="dxa" w:w="30"/>
+                    <w:right w:type="dxa" w:w="20"/>
+                  </w:tcMar>
+                </w:tcPr>
+                <w:p>
+                  <w:pPr>
+                    <w:jc w:val="center"/>
+                  </w:pPr>
+                  <w:r>
+                    <w:rPr>
+                      <w:rFonts w:ascii="Calibri" w:cs="Calibri" w:eastAsia="Calibri" w:hAnsi="Calibri"/>
+                      <w:b/>
+                      <w:bCs/>
+                      <w:color w:val="1F3964"/>
+                      <w:sz w:val="15"/>
+                      <w:szCs w:val="15"/>
+                    </w:rPr>
+                    <w:t xml:space="preserve">→ Carry</w:t>
+                  </w:r>
+                </w:p>
+              </w:tc>
+            </w:tr>
+          </w:tbl>
+          <w:p/>
+        </w:tc>
+        <w:tc>
+          <w:tcPr>
+            <w:tcW w:type="dxa" w:w="2942"/>
+            <w:tcBorders>
+              <w:top w:val="single" w:color="D0D8E4" w:sz="4"/>
+              <w:left w:val="single" w:color="D0D8E4" w:sz="4"/>
+              <w:bottom w:val="single" w:color="D0D8E4" w:sz="4"/>
+              <w:right w:val="single" w:color="D0D8E4" w:sz="4"/>
+            </w:tcBorders>
+            <w:shd w:fill="FAFBFC" w:color="auto" w:val="clear"/>
+            <w:tcMar>
+              <w:top w:type="dxa" w:w="50"/>
+              <w:left w:type="dxa" w:w="100"/>
+              <w:bottom w:type="dxa" w:w="30"/>
+              <w:right w:type="dxa" w:w="60"/>
+            </w:tcMar>
+          </w:tcPr>
+          <w:p>
+            <w:pPr>
+              <w:pBdr>
+                <w:bottom w:val="single" w:color="C0CCDA" w:sz="4"/>
+              </w:pBdr>
+              <w:spacing w:after="0" w:before="0"/>
+            </w:pPr>
+            <w:r>
+              <w:rPr>
+                <w:rFonts w:ascii="Calibri" w:cs="Calibri" w:eastAsia="Calibri" w:hAnsi="Calibri"/>
+                <w:sz w:val="24"/>
+                <w:szCs w:val="24"/>
+              </w:rPr>
+              <w:t xml:space="preserve"> </w:t>
+            </w:r>
+          </w:p>
+          <w:p>
+            <w:pPr>
+              <w:spacing w:after="80" w:before="0"/>
+            </w:pPr>
+          </w:p>
+          <w:tbl>
+            <w:tblPr>
+              <w:tblW w:type="dxa" w:w="2782"/>
+              <w:tblBorders>
+                <w:top w:val="none" w:color="auto" w:sz="0"/>
+                <w:left w:val="none" w:color="auto" w:sz="0"/>
+                <w:bottom w:val="none" w:color="auto" w:sz="0"/>
+                <w:right w:val="none" w:color="auto" w:sz="0"/>
+                <w:insideH w:val="single" w:color="auto" w:sz="4"/>
+                <w:insideV w:val="single" w:color="auto" w:sz="4"/>
+              </w:tblBorders>
+            </w:tblPr>
+            <w:tblGrid>
+              <w:gridCol w:w="1391"/>
+              <w:gridCol w:w="1391"/>
+            </w:tblGrid>
+            <w:tr>
+              <w:tc>
+                <w:tcPr>
+                  <w:tcW w:type="dxa" w:w="1391"/>
+                  <w:tcBorders>
+                    <w:top w:val="single" w:color="375C1B" w:sz="4"/>
+                    <w:left w:val="single" w:color="375C1B" w:sz="4"/>
+                    <w:bottom w:val="single" w:color="375C1B" w:sz="4"/>
+                    <w:right w:val="single" w:color="375C1B" w:sz="4"/>
+                  </w:tcBorders>
+                  <w:shd w:fill="EFF8E8" w:color="auto" w:val="clear"/>
+                  <w:tcMar>
+                    <w:top w:type="dxa" w:w="30"/>
+                    <w:left w:type="dxa" w:w="40"/>
+                    <w:bottom w:type="dxa" w:w="30"/>
+                    <w:right w:type="dxa" w:w="20"/>
+                  </w:tcMar>
+                </w:tcPr>
+                <w:p>
+                  <w:pPr>
+                    <w:jc w:val="center"/>
+                  </w:pPr>
+                  <w:r>
+                    <w:rPr>
+                      <w:rFonts w:ascii="Calibri" w:cs="Calibri" w:eastAsia="Calibri" w:hAnsi="Calibri"/>
+                      <w:b/>
+                      <w:bCs/>
+                      <w:color w:val="375C1B"/>
+                      <w:sz w:val="15"/>
+                      <w:szCs w:val="15"/>
+                    </w:rPr>
+                    <w:t xml:space="preserve">✓ Done</w:t>
+                  </w:r>
+                </w:p>
+              </w:tc>
+              <w:tc>
+                <w:tcPr>
+                  <w:tcW w:type="dxa" w:w="1391"/>
+                  <w:tcBorders>
+                    <w:top w:val="single" w:color="1F3964" w:sz="4"/>
+                    <w:left w:val="single" w:color="1F3964" w:sz="4"/>
+                    <w:bottom w:val="single" w:color="1F3964" w:sz="4"/>
+                    <w:right w:val="single" w:color="1F3964" w:sz="4"/>
+                  </w:tcBorders>
+                  <w:shd w:fill="EEF2F8" w:color="auto" w:val="clear"/>
+                  <w:tcMar>
+                    <w:top w:type="dxa" w:w="30"/>
+                    <w:left w:type="dxa" w:w="40"/>
+                    <w:bottom w:type="dxa" w:w="30"/>
+                    <w:right w:type="dxa" w:w="20"/>
+                  </w:tcMar>
+                </w:tcPr>
+                <w:p>
+                  <w:pPr>
+                    <w:jc w:val="center"/>
+                  </w:pPr>
+                  <w:r>
+                    <w:rPr>
+                      <w:rFonts w:ascii="Calibri" w:cs="Calibri" w:eastAsia="Calibri" w:hAnsi="Calibri"/>
+                      <w:b/>
+                      <w:bCs/>
+                      <w:color w:val="1F3964"/>
+                      <w:sz w:val="15"/>
+                      <w:szCs w:val="15"/>
+                    </w:rPr>
+                    <w:t xml:space="preserve">→ Carry</w:t>
+                  </w:r>
+                </w:p>
+              </w:tc>
+            </w:tr>
+          </w:tbl>
+          <w:p/>
+        </w:tc>
+        <w:tc>
+          <w:tcPr>
+            <w:tcW w:type="dxa" w:w="2942"/>
+            <w:tcBorders>
+              <w:top w:val="single" w:color="D0D8E4" w:sz="4"/>
+              <w:left w:val="single" w:color="D0D8E4" w:sz="4"/>
+              <w:bottom w:val="single" w:color="D0D8E4" w:sz="4"/>
+              <w:right w:val="single" w:color="D0D8E4" w:sz="4"/>
+            </w:tcBorders>
+            <w:shd w:fill="FAFBFC" w:color="auto" w:val="clear"/>
+            <w:tcMar>
+              <w:top w:type="dxa" w:w="50"/>
+              <w:left w:type="dxa" w:w="100"/>
+              <w:bottom w:type="dxa" w:w="30"/>
+              <w:right w:type="dxa" w:w="60"/>
+            </w:tcMar>
+          </w:tcPr>
+          <w:p>
+            <w:pPr>
+              <w:pBdr>
+                <w:bottom w:val="single" w:color="C0CCDA" w:sz="4"/>
+              </w:pBdr>
+              <w:spacing w:after="0" w:before="0"/>
+            </w:pPr>
+            <w:r>
+              <w:rPr>
+                <w:rFonts w:ascii="Calibri" w:cs="Calibri" w:eastAsia="Calibri" w:hAnsi="Calibri"/>
+                <w:sz w:val="24"/>
+                <w:szCs w:val="24"/>
+              </w:rPr>
+              <w:t xml:space="preserve"> </w:t>
+            </w:r>
+          </w:p>
+          <w:p>
+            <w:pPr>
+              <w:spacing w:after="80" w:before="0"/>
+            </w:pPr>
+          </w:p>
+          <w:tbl>
+            <w:tblPr>
+              <w:tblW w:type="dxa" w:w="2782"/>
+              <w:tblBorders>
+                <w:top w:val="none" w:color="auto" w:sz="0"/>
+                <w:left w:val="none" w:color="auto" w:sz="0"/>
+                <w:bottom w:val="none" w:color="auto" w:sz="0"/>
+                <w:right w:val="none" w:color="auto" w:sz="0"/>
+                <w:insideH w:val="single" w:color="auto" w:sz="4"/>
+                <w:insideV w:val="single" w:color="auto" w:sz="4"/>
+              </w:tblBorders>
+            </w:tblPr>
+            <w:tblGrid>
+              <w:gridCol w:w="1391"/>
+              <w:gridCol w:w="1391"/>
+            </w:tblGrid>
+            <w:tr>
+              <w:tc>
+                <w:tcPr>
+                  <w:tcW w:type="dxa" w:w="1391"/>
+                  <w:tcBorders>
+                    <w:top w:val="single" w:color="375C1B" w:sz="4"/>
+                    <w:left w:val="single" w:color="375C1B" w:sz="4"/>
+                    <w:bottom w:val="single" w:color="375C1B" w:sz="4"/>
+                    <w:right w:val="single" w:color="375C1B" w:sz="4"/>
+                  </w:tcBorders>
+                  <w:shd w:fill="EFF8E8" w:color="auto" w:val="clear"/>
+                  <w:tcMar>
+                    <w:top w:type="dxa" w:w="30"/>
+                    <w:left w:type="dxa" w:w="40"/>
+                    <w:bottom w:type="dxa" w:w="30"/>
+                    <w:right w:type="dxa" w:w="20"/>
+                  </w:tcMar>
+                </w:tcPr>
+                <w:p>
+                  <w:pPr>
+                    <w:jc w:val="center"/>
+                  </w:pPr>
+                  <w:r>
+                    <w:rPr>
+                      <w:rFonts w:ascii="Calibri" w:cs="Calibri" w:eastAsia="Calibri" w:hAnsi="Calibri"/>
+                      <w:b/>
+                      <w:bCs/>
+                      <w:color w:val="375C1B"/>
+                      <w:sz w:val="15"/>
+                      <w:szCs w:val="15"/>
+                    </w:rPr>
+                    <w:t xml:space="preserve">✓ Done</w:t>
+                  </w:r>
+                </w:p>
+              </w:tc>
+              <w:tc>
+                <w:tcPr>
+                  <w:tcW w:type="dxa" w:w="1391"/>
+                  <w:tcBorders>
+                    <w:top w:val="single" w:color="1F3964" w:sz="4"/>
+                    <w:left w:val="single" w:color="1F3964" w:sz="4"/>
+                    <w:bottom w:val="single" w:color="1F3964" w:sz="4"/>
+                    <w:right w:val="single" w:color="1F3964" w:sz="4"/>
+                  </w:tcBorders>
+                  <w:shd w:fill="EEF2F8" w:color="auto" w:val="clear"/>
+                  <w:tcMar>
+                    <w:top w:type="dxa" w:w="30"/>
+                    <w:left w:type="dxa" w:w="40"/>
+                    <w:bottom w:type="dxa" w:w="30"/>
+                    <w:right w:type="dxa" w:w="20"/>
+                  </w:tcMar>
+                </w:tcPr>
+                <w:p>
+                  <w:pPr>
+                    <w:jc w:val="center"/>
+                  </w:pPr>
+                  <w:r>
+                    <w:rPr>
+                      <w:rFonts w:ascii="Calibri" w:cs="Calibri" w:eastAsia="Calibri" w:hAnsi="Calibri"/>
+                      <w:b/>
+                      <w:bCs/>
+                      <w:color w:val="1F3964"/>
+                      <w:sz w:val="15"/>
+                      <w:szCs w:val="15"/>
+                    </w:rPr>
+                    <w:t xml:space="preserve">→ Carry</w:t>
+                  </w:r>
+                </w:p>
+              </w:tc>
+            </w:tr>
+          </w:tbl>
+          <w:p/>
+        </w:tc>
+      </w:tr>
+      <w:tr>
+        <w:tc>
+          <w:tcPr>
+            <w:tcW w:type="dxa" w:w="1800"/>
+            <w:tcBorders>
+              <w:top w:val="single" w:color="D0D8E4" w:sz="4"/>
+              <w:left w:val="single" w:color="D0D8E4" w:sz="4"/>
+              <w:bottom w:val="single" w:color="D0D8E4" w:sz="4"/>
+              <w:right w:val="single" w:color="D0D8E4" w:sz="4"/>
+            </w:tcBorders>
+            <w:shd w:fill="FFFFFF" w:color="auto" w:val="clear"/>
+            <w:tcMar>
+              <w:top w:type="dxa" w:w="50"/>
+              <w:left w:type="dxa" w:w="120"/>
+              <w:bottom w:type="dxa" w:w="50"/>
+              <w:right w:type="dxa" w:w="60"/>
+            </w:tcMar>
+            <w:vAlign w:val="center"/>
+          </w:tcPr>
+          <w:p>
+            <w:r>
+              <w:rPr>
+                <w:rFonts w:ascii="Calibri" w:cs="Calibri" w:eastAsia="Calibri" w:hAnsi="Calibri"/>
+                <w:color w:val="7F7F7F"/>
+                <w:sz w:val="20"/>
+                <w:szCs w:val="20"/>
+              </w:rPr>
+              <w:t xml:space="preserve">9.  </w:t>
+            </w:r>
+          </w:p>
+        </w:tc>
+        <w:tc>
+          <w:tcPr>
+            <w:tcW w:type="dxa" w:w="2942"/>
+            <w:tcBorders>
+              <w:top w:val="single" w:color="D0D8E4" w:sz="4"/>
+              <w:left w:val="single" w:color="D0D8E4" w:sz="4"/>
+              <w:bottom w:val="single" w:color="D0D8E4" w:sz="4"/>
+              <w:right w:val="single" w:color="D0D8E4" w:sz="4"/>
+            </w:tcBorders>
+            <w:shd w:fill="FFFFFF" w:color="auto" w:val="clear"/>
+            <w:tcMar>
+              <w:top w:type="dxa" w:w="50"/>
+              <w:left w:type="dxa" w:w="100"/>
+              <w:bottom w:type="dxa" w:w="30"/>
+              <w:right w:type="dxa" w:w="60"/>
+            </w:tcMar>
+          </w:tcPr>
+          <w:p>
+            <w:pPr>
+              <w:pBdr>
+                <w:bottom w:val="single" w:color="C0CCDA" w:sz="4"/>
+              </w:pBdr>
+              <w:spacing w:after="0" w:before="0"/>
+            </w:pPr>
+            <w:r>
+              <w:rPr>
+                <w:rFonts w:ascii="Calibri" w:cs="Calibri" w:eastAsia="Calibri" w:hAnsi="Calibri"/>
+                <w:sz w:val="24"/>
+                <w:szCs w:val="24"/>
+              </w:rPr>
+              <w:t xml:space="preserve"> </w:t>
+            </w:r>
+          </w:p>
+          <w:p>
+            <w:pPr>
+              <w:spacing w:after="80" w:before="0"/>
+            </w:pPr>
+          </w:p>
+          <w:tbl>
+            <w:tblPr>
+              <w:tblW w:type="dxa" w:w="2782"/>
+              <w:tblBorders>
+                <w:top w:val="none" w:color="auto" w:sz="0"/>
+                <w:left w:val="none" w:color="auto" w:sz="0"/>
+                <w:bottom w:val="none" w:color="auto" w:sz="0"/>
+                <w:right w:val="none" w:color="auto" w:sz="0"/>
+                <w:insideH w:val="single" w:color="auto" w:sz="4"/>
+                <w:insideV w:val="single" w:color="auto" w:sz="4"/>
+              </w:tblBorders>
+            </w:tblPr>
+            <w:tblGrid>
+              <w:gridCol w:w="1391"/>
+              <w:gridCol w:w="1391"/>
+            </w:tblGrid>
+            <w:tr>
+              <w:tc>
+                <w:tcPr>
+                  <w:tcW w:type="dxa" w:w="1391"/>
+                  <w:tcBorders>
+                    <w:top w:val="single" w:color="375C1B" w:sz="4"/>
+                    <w:left w:val="single" w:color="375C1B" w:sz="4"/>
+                    <w:bottom w:val="single" w:color="375C1B" w:sz="4"/>
+                    <w:right w:val="single" w:color="375C1B" w:sz="4"/>
+                  </w:tcBorders>
+                  <w:shd w:fill="EFF8E8" w:color="auto" w:val="clear"/>
+                  <w:tcMar>
+                    <w:top w:type="dxa" w:w="30"/>
+                    <w:left w:type="dxa" w:w="40"/>
+                    <w:bottom w:type="dxa" w:w="30"/>
+                    <w:right w:type="dxa" w:w="20"/>
+                  </w:tcMar>
+                </w:tcPr>
+                <w:p>
+                  <w:pPr>
+                    <w:jc w:val="center"/>
+                  </w:pPr>
+                  <w:r>
+                    <w:rPr>
+                      <w:rFonts w:ascii="Calibri" w:cs="Calibri" w:eastAsia="Calibri" w:hAnsi="Calibri"/>
+                      <w:b/>
+                      <w:bCs/>
+                      <w:color w:val="375C1B"/>
+                      <w:sz w:val="15"/>
+                      <w:szCs w:val="15"/>
+                    </w:rPr>
+                    <w:t xml:space="preserve">✓ Done</w:t>
+                  </w:r>
+                </w:p>
+              </w:tc>
+              <w:tc>
+                <w:tcPr>
+                  <w:tcW w:type="dxa" w:w="1391"/>
+                  <w:tcBorders>
+                    <w:top w:val="single" w:color="1F3964" w:sz="4"/>
+                    <w:left w:val="single" w:color="1F3964" w:sz="4"/>
+                    <w:bottom w:val="single" w:color="1F3964" w:sz="4"/>
+                    <w:right w:val="single" w:color="1F3964" w:sz="4"/>
+                  </w:tcBorders>
+                  <w:shd w:fill="EEF2F8" w:color="auto" w:val="clear"/>
+                  <w:tcMar>
+                    <w:top w:type="dxa" w:w="30"/>
+                    <w:left w:type="dxa" w:w="40"/>
+                    <w:bottom w:type="dxa" w:w="30"/>
+                    <w:right w:type="dxa" w:w="20"/>
+                  </w:tcMar>
+                </w:tcPr>
+                <w:p>
+                  <w:pPr>
+                    <w:jc w:val="center"/>
+                  </w:pPr>
+                  <w:r>
+                    <w:rPr>
+                      <w:rFonts w:ascii="Calibri" w:cs="Calibri" w:eastAsia="Calibri" w:hAnsi="Calibri"/>
+                      <w:b/>
+                      <w:bCs/>
+                      <w:color w:val="1F3964"/>
+                      <w:sz w:val="15"/>
+                      <w:szCs w:val="15"/>
+                    </w:rPr>
+                    <w:t xml:space="preserve">→ Carry</w:t>
+                  </w:r>
+                </w:p>
+              </w:tc>
+            </w:tr>
+          </w:tbl>
+          <w:p/>
+        </w:tc>
+        <w:tc>
+          <w:tcPr>
+            <w:tcW w:type="dxa" w:w="2942"/>
+            <w:tcBorders>
+              <w:top w:val="single" w:color="D0D8E4" w:sz="4"/>
+              <w:left w:val="single" w:color="D0D8E4" w:sz="4"/>
+              <w:bottom w:val="single" w:color="D0D8E4" w:sz="4"/>
+              <w:right w:val="single" w:color="D0D8E4" w:sz="4"/>
+            </w:tcBorders>
+            <w:shd w:fill="FFFFFF" w:color="auto" w:val="clear"/>
+            <w:tcMar>
+              <w:top w:type="dxa" w:w="50"/>
+              <w:left w:type="dxa" w:w="100"/>
+              <w:bottom w:type="dxa" w:w="30"/>
+              <w:right w:type="dxa" w:w="60"/>
+            </w:tcMar>
+          </w:tcPr>
+          <w:p>
+            <w:pPr>
+              <w:pBdr>
+                <w:bottom w:val="single" w:color="C0CCDA" w:sz="4"/>
+              </w:pBdr>
+              <w:spacing w:after="0" w:before="0"/>
+            </w:pPr>
+            <w:r>
+              <w:rPr>
+                <w:rFonts w:ascii="Calibri" w:cs="Calibri" w:eastAsia="Calibri" w:hAnsi="Calibri"/>
+                <w:sz w:val="24"/>
+                <w:szCs w:val="24"/>
+              </w:rPr>
+              <w:t xml:space="preserve"> </w:t>
+            </w:r>
+          </w:p>
+          <w:p>
+            <w:pPr>
+              <w:spacing w:after="80" w:before="0"/>
+            </w:pPr>
+          </w:p>
+          <w:tbl>
+            <w:tblPr>
+              <w:tblW w:type="dxa" w:w="2782"/>
+              <w:tblBorders>
+                <w:top w:val="none" w:color="auto" w:sz="0"/>
+                <w:left w:val="none" w:color="auto" w:sz="0"/>
+                <w:bottom w:val="none" w:color="auto" w:sz="0"/>
+                <w:right w:val="none" w:color="auto" w:sz="0"/>
+                <w:insideH w:val="single" w:color="auto" w:sz="4"/>
+                <w:insideV w:val="single" w:color="auto" w:sz="4"/>
+              </w:tblBorders>
+            </w:tblPr>
+            <w:tblGrid>
+              <w:gridCol w:w="1391"/>
+              <w:gridCol w:w="1391"/>
+            </w:tblGrid>
+            <w:tr>
+              <w:tc>
+                <w:tcPr>
+                  <w:tcW w:type="dxa" w:w="1391"/>
+                  <w:tcBorders>
+                    <w:top w:val="single" w:color="375C1B" w:sz="4"/>
+                    <w:left w:val="single" w:color="375C1B" w:sz="4"/>
+                    <w:bottom w:val="single" w:color="375C1B" w:sz="4"/>
+                    <w:right w:val="single" w:color="375C1B" w:sz="4"/>
+                  </w:tcBorders>
+                  <w:shd w:fill="EFF8E8" w:color="auto" w:val="clear"/>
+                  <w:tcMar>
+                    <w:top w:type="dxa" w:w="30"/>
+                    <w:left w:type="dxa" w:w="40"/>
+                    <w:bottom w:type="dxa" w:w="30"/>
+                    <w:right w:type="dxa" w:w="20"/>
+                  </w:tcMar>
+                </w:tcPr>
+                <w:p>
+                  <w:pPr>
+                    <w:jc w:val="center"/>
+                  </w:pPr>
+                  <w:r>
+                    <w:rPr>
+                      <w:rFonts w:ascii="Calibri" w:cs="Calibri" w:eastAsia="Calibri" w:hAnsi="Calibri"/>
+                      <w:b/>
+                      <w:bCs/>
+                      <w:color w:val="375C1B"/>
+                      <w:sz w:val="15"/>
+                      <w:szCs w:val="15"/>
+                    </w:rPr>
+                    <w:t xml:space="preserve">✓ Done</w:t>
+                  </w:r>
+                </w:p>
+              </w:tc>
+              <w:tc>
+                <w:tcPr>
+                  <w:tcW w:type="dxa" w:w="1391"/>
+                  <w:tcBorders>
+                    <w:top w:val="single" w:color="1F3964" w:sz="4"/>
+                    <w:left w:val="single" w:color="1F3964" w:sz="4"/>
+                    <w:bottom w:val="single" w:color="1F3964" w:sz="4"/>
+                    <w:right w:val="single" w:color="1F3964" w:sz="4"/>
+                  </w:tcBorders>
+                  <w:shd w:fill="EEF2F8" w:color="auto" w:val="clear"/>
+                  <w:tcMar>
+                    <w:top w:type="dxa" w:w="30"/>
+                    <w:left w:type="dxa" w:w="40"/>
+                    <w:bottom w:type="dxa" w:w="30"/>
+                    <w:right w:type="dxa" w:w="20"/>
+                  </w:tcMar>
+                </w:tcPr>
+                <w:p>
+                  <w:pPr>
+                    <w:jc w:val="center"/>
+                  </w:pPr>
+                  <w:r>
+                    <w:rPr>
+                      <w:rFonts w:ascii="Calibri" w:cs="Calibri" w:eastAsia="Calibri" w:hAnsi="Calibri"/>
+                      <w:b/>
+                      <w:bCs/>
+                      <w:color w:val="1F3964"/>
+                      <w:sz w:val="15"/>
+                      <w:szCs w:val="15"/>
+                    </w:rPr>
+                    <w:t xml:space="preserve">→ Carry</w:t>
+                  </w:r>
+                </w:p>
+              </w:tc>
+            </w:tr>
+          </w:tbl>
+          <w:p/>
+        </w:tc>
+        <w:tc>
+          <w:tcPr>
+            <w:tcW w:type="dxa" w:w="2942"/>
+            <w:tcBorders>
+              <w:top w:val="single" w:color="D0D8E4" w:sz="4"/>
+              <w:left w:val="single" w:color="D0D8E4" w:sz="4"/>
+              <w:bottom w:val="single" w:color="D0D8E4" w:sz="4"/>
+              <w:right w:val="single" w:color="D0D8E4" w:sz="4"/>
+            </w:tcBorders>
+            <w:shd w:fill="FFFFFF" w:color="auto" w:val="clear"/>
+            <w:tcMar>
+              <w:top w:type="dxa" w:w="50"/>
+              <w:left w:type="dxa" w:w="100"/>
+              <w:bottom w:type="dxa" w:w="30"/>
+              <w:right w:type="dxa" w:w="60"/>
+            </w:tcMar>
+          </w:tcPr>
+          <w:p>
+            <w:pPr>
+              <w:pBdr>
+                <w:bottom w:val="single" w:color="C0CCDA" w:sz="4"/>
+              </w:pBdr>
+              <w:spacing w:after="0" w:before="0"/>
+            </w:pPr>
+            <w:r>
+              <w:rPr>
+                <w:rFonts w:ascii="Calibri" w:cs="Calibri" w:eastAsia="Calibri" w:hAnsi="Calibri"/>
+                <w:sz w:val="24"/>
+                <w:szCs w:val="24"/>
+              </w:rPr>
+              <w:t xml:space="preserve"> </w:t>
+            </w:r>
+          </w:p>
+          <w:p>
+            <w:pPr>
+              <w:spacing w:after="80" w:before="0"/>
+            </w:pPr>
+          </w:p>
+          <w:tbl>
+            <w:tblPr>
+              <w:tblW w:type="dxa" w:w="2782"/>
+              <w:tblBorders>
+                <w:top w:val="none" w:color="auto" w:sz="0"/>
+                <w:left w:val="none" w:color="auto" w:sz="0"/>
+                <w:bottom w:val="none" w:color="auto" w:sz="0"/>
+                <w:right w:val="none" w:color="auto" w:sz="0"/>
+                <w:insideH w:val="single" w:color="auto" w:sz="4"/>
+                <w:insideV w:val="single" w:color="auto" w:sz="4"/>
+              </w:tblBorders>
+            </w:tblPr>
+            <w:tblGrid>
+              <w:gridCol w:w="1391"/>
+              <w:gridCol w:w="1391"/>
+            </w:tblGrid>
+            <w:tr>
+              <w:tc>
+                <w:tcPr>
+                  <w:tcW w:type="dxa" w:w="1391"/>
+                  <w:tcBorders>
+                    <w:top w:val="single" w:color="375C1B" w:sz="4"/>
+                    <w:left w:val="single" w:color="375C1B" w:sz="4"/>
+                    <w:bottom w:val="single" w:color="375C1B" w:sz="4"/>
+                    <w:right w:val="single" w:color="375C1B" w:sz="4"/>
+                  </w:tcBorders>
+                  <w:shd w:fill="EFF8E8" w:color="auto" w:val="clear"/>
+                  <w:tcMar>
+                    <w:top w:type="dxa" w:w="30"/>
+                    <w:left w:type="dxa" w:w="40"/>
+                    <w:bottom w:type="dxa" w:w="30"/>
+                    <w:right w:type="dxa" w:w="20"/>
+                  </w:tcMar>
+                </w:tcPr>
+                <w:p>
+                  <w:pPr>
+                    <w:jc w:val="center"/>
+                  </w:pPr>
+                  <w:r>
+                    <w:rPr>
+                      <w:rFonts w:ascii="Calibri" w:cs="Calibri" w:eastAsia="Calibri" w:hAnsi="Calibri"/>
+                      <w:b/>
+                      <w:bCs/>
+                      <w:color w:val="375C1B"/>
+                      <w:sz w:val="15"/>
+                      <w:szCs w:val="15"/>
+                    </w:rPr>
+                    <w:t xml:space="preserve">✓ Done</w:t>
+                  </w:r>
+                </w:p>
+              </w:tc>
+              <w:tc>
+                <w:tcPr>
+                  <w:tcW w:type="dxa" w:w="1391"/>
+                  <w:tcBorders>
+                    <w:top w:val="single" w:color="1F3964" w:sz="4"/>
+                    <w:left w:val="single" w:color="1F3964" w:sz="4"/>
+                    <w:bottom w:val="single" w:color="1F3964" w:sz="4"/>
+                    <w:right w:val="single" w:color="1F3964" w:sz="4"/>
+                  </w:tcBorders>
+                  <w:shd w:fill="EEF2F8" w:color="auto" w:val="clear"/>
+                  <w:tcMar>
+                    <w:top w:type="dxa" w:w="30"/>
+                    <w:left w:type="dxa" w:w="40"/>
+                    <w:bottom w:type="dxa" w:w="30"/>
+                    <w:right w:type="dxa" w:w="20"/>
+                  </w:tcMar>
+                </w:tcPr>
+                <w:p>
+                  <w:pPr>
+                    <w:jc w:val="center"/>
+                  </w:pPr>
+                  <w:r>
+                    <w:rPr>
+                      <w:rFonts w:ascii="Calibri" w:cs="Calibri" w:eastAsia="Calibri" w:hAnsi="Calibri"/>
+                      <w:b/>
+                      <w:bCs/>
+                      <w:color w:val="1F3964"/>
+                      <w:sz w:val="15"/>
+                      <w:szCs w:val="15"/>
+                    </w:rPr>
+                    <w:t xml:space="preserve">→ Carry</w:t>
+                  </w:r>
+                </w:p>
+              </w:tc>
+            </w:tr>
+          </w:tbl>
+          <w:p/>
+        </w:tc>
+      </w:tr>
+      <w:tr>
+        <w:tc>
+          <w:tcPr>
+            <w:tcW w:type="dxa" w:w="1800"/>
+            <w:tcBorders>
+              <w:top w:val="single" w:color="D0D8E4" w:sz="4"/>
+              <w:left w:val="single" w:color="D0D8E4" w:sz="4"/>
+              <w:bottom w:val="single" w:color="D0D8E4" w:sz="4"/>
+              <w:right w:val="single" w:color="D0D8E4" w:sz="4"/>
+            </w:tcBorders>
+            <w:shd w:fill="FAFBFC" w:color="auto" w:val="clear"/>
+            <w:tcMar>
+              <w:top w:type="dxa" w:w="50"/>
+              <w:left w:type="dxa" w:w="120"/>
+              <w:bottom w:type="dxa" w:w="50"/>
+              <w:right w:type="dxa" w:w="60"/>
+            </w:tcMar>
+            <w:vAlign w:val="center"/>
+          </w:tcPr>
+          <w:p>
+            <w:r>
+              <w:rPr>
+                <w:rFonts w:ascii="Calibri" w:cs="Calibri" w:eastAsia="Calibri" w:hAnsi="Calibri"/>
+                <w:color w:val="7F7F7F"/>
+                <w:sz w:val="20"/>
+                <w:szCs w:val="20"/>
+              </w:rPr>
+              <w:t xml:space="preserve">10.  </w:t>
+            </w:r>
+          </w:p>
+        </w:tc>
+        <w:tc>
+          <w:tcPr>
+            <w:tcW w:type="dxa" w:w="2942"/>
+            <w:tcBorders>
+              <w:top w:val="single" w:color="D0D8E4" w:sz="4"/>
+              <w:left w:val="single" w:color="D0D8E4" w:sz="4"/>
+              <w:bottom w:val="single" w:color="D0D8E4" w:sz="4"/>
+              <w:right w:val="single" w:color="D0D8E4" w:sz="4"/>
+            </w:tcBorders>
+            <w:shd w:fill="FAFBFC" w:color="auto" w:val="clear"/>
+            <w:tcMar>
+              <w:top w:type="dxa" w:w="50"/>
+              <w:left w:type="dxa" w:w="100"/>
+              <w:bottom w:type="dxa" w:w="30"/>
+              <w:right w:type="dxa" w:w="60"/>
+            </w:tcMar>
+          </w:tcPr>
+          <w:p>
+            <w:pPr>
+              <w:pBdr>
+                <w:bottom w:val="single" w:color="C0CCDA" w:sz="4"/>
+              </w:pBdr>
+              <w:spacing w:after="0" w:before="0"/>
+            </w:pPr>
+            <w:r>
+              <w:rPr>
+                <w:rFonts w:ascii="Calibri" w:cs="Calibri" w:eastAsia="Calibri" w:hAnsi="Calibri"/>
+                <w:sz w:val="24"/>
+                <w:szCs w:val="24"/>
+              </w:rPr>
+              <w:t xml:space="preserve"> </w:t>
+            </w:r>
+          </w:p>
+          <w:p>
+            <w:pPr>
+              <w:spacing w:after="80" w:before="0"/>
+            </w:pPr>
+          </w:p>
+          <w:tbl>
+            <w:tblPr>
+              <w:tblW w:type="dxa" w:w="2782"/>
+              <w:tblBorders>
+                <w:top w:val="none" w:color="auto" w:sz="0"/>
+                <w:left w:val="none" w:color="auto" w:sz="0"/>
+                <w:bottom w:val="none" w:color="auto" w:sz="0"/>
+                <w:right w:val="none" w:color="auto" w:sz="0"/>
+                <w:insideH w:val="single" w:color="auto" w:sz="4"/>
+                <w:insideV w:val="single" w:color="auto" w:sz="4"/>
+              </w:tblBorders>
+            </w:tblPr>
+            <w:tblGrid>
+              <w:gridCol w:w="1391"/>
+              <w:gridCol w:w="1391"/>
+            </w:tblGrid>
+            <w:tr>
+              <w:tc>
+                <w:tcPr>
+                  <w:tcW w:type="dxa" w:w="1391"/>
+                  <w:tcBorders>
+                    <w:top w:val="single" w:color="375C1B" w:sz="4"/>
+                    <w:left w:val="single" w:color="375C1B" w:sz="4"/>
+                    <w:bottom w:val="single" w:color="375C1B" w:sz="4"/>
+                    <w:right w:val="single" w:color="375C1B" w:sz="4"/>
+                  </w:tcBorders>
+                  <w:shd w:fill="EFF8E8" w:color="auto" w:val="clear"/>
+                  <w:tcMar>
+                    <w:top w:type="dxa" w:w="30"/>
+                    <w:left w:type="dxa" w:w="40"/>
+                    <w:bottom w:type="dxa" w:w="30"/>
+                    <w:right w:type="dxa" w:w="20"/>
+                  </w:tcMar>
+                </w:tcPr>
+                <w:p>
+                  <w:pPr>
+                    <w:jc w:val="center"/>
+                  </w:pPr>
+                  <w:r>
+                    <w:rPr>
+                      <w:rFonts w:ascii="Calibri" w:cs="Calibri" w:eastAsia="Calibri" w:hAnsi="Calibri"/>
+                      <w:b/>
+                      <w:bCs/>
+                      <w:color w:val="375C1B"/>
+                      <w:sz w:val="15"/>
+                      <w:szCs w:val="15"/>
+                    </w:rPr>
+                    <w:t xml:space="preserve">✓ Done</w:t>
+                  </w:r>
+                </w:p>
+              </w:tc>
+              <w:tc>
+                <w:tcPr>
+                  <w:tcW w:type="dxa" w:w="1391"/>
+                  <w:tcBorders>
+                    <w:top w:val="single" w:color="1F3964" w:sz="4"/>
+                    <w:left w:val="single" w:color="1F3964" w:sz="4"/>
+                    <w:bottom w:val="single" w:color="1F3964" w:sz="4"/>
+                    <w:right w:val="single" w:color="1F3964" w:sz="4"/>
+                  </w:tcBorders>
+                  <w:shd w:fill="EEF2F8" w:color="auto" w:val="clear"/>
+                  <w:tcMar>
+                    <w:top w:type="dxa" w:w="30"/>
+                    <w:left w:type="dxa" w:w="40"/>
+                    <w:bottom w:type="dxa" w:w="30"/>
+                    <w:right w:type="dxa" w:w="20"/>
+                  </w:tcMar>
+                </w:tcPr>
+                <w:p>
+                  <w:pPr>
+                    <w:jc w:val="center"/>
+                  </w:pPr>
+                  <w:r>
+                    <w:rPr>
+                      <w:rFonts w:ascii="Calibri" w:cs="Calibri" w:eastAsia="Calibri" w:hAnsi="Calibri"/>
+                      <w:b/>
+                      <w:bCs/>
+                      <w:color w:val="1F3964"/>
+                      <w:sz w:val="15"/>
+                      <w:szCs w:val="15"/>
+                    </w:rPr>
+                    <w:t xml:space="preserve">→ Carry</w:t>
+                  </w:r>
+                </w:p>
+              </w:tc>
+            </w:tr>
+          </w:tbl>
+          <w:p/>
+        </w:tc>
+        <w:tc>
+          <w:tcPr>
+            <w:tcW w:type="dxa" w:w="2942"/>
+            <w:tcBorders>
+              <w:top w:val="single" w:color="D0D8E4" w:sz="4"/>
+              <w:left w:val="single" w:color="D0D8E4" w:sz="4"/>
+              <w:bottom w:val="single" w:color="D0D8E4" w:sz="4"/>
+              <w:right w:val="single" w:color="D0D8E4" w:sz="4"/>
+            </w:tcBorders>
+            <w:shd w:fill="FAFBFC" w:color="auto" w:val="clear"/>
+            <w:tcMar>
+              <w:top w:type="dxa" w:w="50"/>
+              <w:left w:type="dxa" w:w="100"/>
+              <w:bottom w:type="dxa" w:w="30"/>
+              <w:right w:type="dxa" w:w="60"/>
+            </w:tcMar>
+          </w:tcPr>
+          <w:p>
+            <w:pPr>
+              <w:pBdr>
+                <w:bottom w:val="single" w:color="C0CCDA" w:sz="4"/>
+              </w:pBdr>
+              <w:spacing w:after="0" w:before="0"/>
+            </w:pPr>
+            <w:r>
+              <w:rPr>
+                <w:rFonts w:ascii="Calibri" w:cs="Calibri" w:eastAsia="Calibri" w:hAnsi="Calibri"/>
+                <w:sz w:val="24"/>
+                <w:szCs w:val="24"/>
+              </w:rPr>
+              <w:t xml:space="preserve"> </w:t>
+            </w:r>
+          </w:p>
+          <w:p>
+            <w:pPr>
+              <w:spacing w:after="80" w:before="0"/>
+            </w:pPr>
+          </w:p>
+          <w:tbl>
+            <w:tblPr>
+              <w:tblW w:type="dxa" w:w="2782"/>
+              <w:tblBorders>
+                <w:top w:val="none" w:color="auto" w:sz="0"/>
+                <w:left w:val="none" w:color="auto" w:sz="0"/>
+                <w:bottom w:val="none" w:color="auto" w:sz="0"/>
+                <w:right w:val="none" w:color="auto" w:sz="0"/>
+                <w:insideH w:val="single" w:color="auto" w:sz="4"/>
+                <w:insideV w:val="single" w:color="auto" w:sz="4"/>
+              </w:tblBorders>
+            </w:tblPr>
+            <w:tblGrid>
+              <w:gridCol w:w="1391"/>
+              <w:gridCol w:w="1391"/>
+            </w:tblGrid>
+            <w:tr>
+              <w:tc>
+                <w:tcPr>
+                  <w:tcW w:type="dxa" w:w="1391"/>
+                  <w:tcBorders>
+                    <w:top w:val="single" w:color="375C1B" w:sz="4"/>
+                    <w:left w:val="single" w:color="375C1B" w:sz="4"/>
+                    <w:bottom w:val="single" w:color="375C1B" w:sz="4"/>
+                    <w:right w:val="single" w:color="375C1B" w:sz="4"/>
+                  </w:tcBorders>
+                  <w:shd w:fill="EFF8E8" w:color="auto" w:val="clear"/>
+                  <w:tcMar>
+                    <w:top w:type="dxa" w:w="30"/>
+                    <w:left w:type="dxa" w:w="40"/>
+                    <w:bottom w:type="dxa" w:w="30"/>
+                    <w:right w:type="dxa" w:w="20"/>
+                  </w:tcMar>
+                </w:tcPr>
+                <w:p>
+                  <w:pPr>
+                    <w:jc w:val="center"/>
+                  </w:pPr>
+                  <w:r>
+                    <w:rPr>
+                      <w:rFonts w:ascii="Calibri" w:cs="Calibri" w:eastAsia="Calibri" w:hAnsi="Calibri"/>
+                      <w:b/>
+                      <w:bCs/>
+                      <w:color w:val="375C1B"/>
+                      <w:sz w:val="15"/>
+                      <w:szCs w:val="15"/>
+                    </w:rPr>
+                    <w:t xml:space="preserve">✓ Done</w:t>
+                  </w:r>
+                </w:p>
+              </w:tc>
+              <w:tc>
+                <w:tcPr>
+                  <w:tcW w:type="dxa" w:w="1391"/>
+                  <w:tcBorders>
+                    <w:top w:val="single" w:color="1F3964" w:sz="4"/>
+                    <w:left w:val="single" w:color="1F3964" w:sz="4"/>
+                    <w:bottom w:val="single" w:color="1F3964" w:sz="4"/>
+                    <w:right w:val="single" w:color="1F3964" w:sz="4"/>
+                  </w:tcBorders>
+                  <w:shd w:fill="EEF2F8" w:color="auto" w:val="clear"/>
+                  <w:tcMar>
+                    <w:top w:type="dxa" w:w="30"/>
+                    <w:left w:type="dxa" w:w="40"/>
+                    <w:bottom w:type="dxa" w:w="30"/>
+                    <w:right w:type="dxa" w:w="20"/>
+                  </w:tcMar>
+                </w:tcPr>
+                <w:p>
+                  <w:pPr>
+                    <w:jc w:val="center"/>
+                  </w:pPr>
+                  <w:r>
+                    <w:rPr>
+                      <w:rFonts w:ascii="Calibri" w:cs="Calibri" w:eastAsia="Calibri" w:hAnsi="Calibri"/>
+                      <w:b/>
+                      <w:bCs/>
+                      <w:color w:val="1F3964"/>
+                      <w:sz w:val="15"/>
+                      <w:szCs w:val="15"/>
+                    </w:rPr>
+                    <w:t xml:space="preserve">→ Carry</w:t>
+                  </w:r>
+                </w:p>
+              </w:tc>
+            </w:tr>
+          </w:tbl>
+          <w:p/>
+        </w:tc>
+        <w:tc>
+          <w:tcPr>
+            <w:tcW w:type="dxa" w:w="2942"/>
+            <w:tcBorders>
+              <w:top w:val="single" w:color="D0D8E4" w:sz="4"/>
+              <w:left w:val="single" w:color="D0D8E4" w:sz="4"/>
+              <w:bottom w:val="single" w:color="D0D8E4" w:sz="4"/>
+              <w:right w:val="single" w:color="D0D8E4" w:sz="4"/>
+            </w:tcBorders>
+            <w:shd w:fill="FAFBFC" w:color="auto" w:val="clear"/>
+            <w:tcMar>
+              <w:top w:type="dxa" w:w="50"/>
+              <w:left w:type="dxa" w:w="100"/>
+              <w:bottom w:type="dxa" w:w="30"/>
+              <w:right w:type="dxa" w:w="60"/>
+            </w:tcMar>
+          </w:tcPr>
+          <w:p>
+            <w:pPr>
+              <w:pBdr>
+                <w:bottom w:val="single" w:color="C0CCDA" w:sz="4"/>
+              </w:pBdr>
+              <w:spacing w:after="0" w:before="0"/>
+            </w:pPr>
+            <w:r>
+              <w:rPr>
+                <w:rFonts w:ascii="Calibri" w:cs="Calibri" w:eastAsia="Calibri" w:hAnsi="Calibri"/>
+                <w:sz w:val="24"/>
+                <w:szCs w:val="24"/>
+              </w:rPr>
+              <w:t xml:space="preserve"> </w:t>
+            </w:r>
+          </w:p>
+          <w:p>
+            <w:pPr>
+              <w:spacing w:after="80" w:before="0"/>
+            </w:pPr>
+          </w:p>
+          <w:tbl>
+            <w:tblPr>
+              <w:tblW w:type="dxa" w:w="2782"/>
+              <w:tblBorders>
+                <w:top w:val="none" w:color="auto" w:sz="0"/>
+                <w:left w:val="none" w:color="auto" w:sz="0"/>
+                <w:bottom w:val="none" w:color="auto" w:sz="0"/>
+                <w:right w:val="none" w:color="auto" w:sz="0"/>
+                <w:insideH w:val="single" w:color="auto" w:sz="4"/>
+                <w:insideV w:val="single" w:color="auto" w:sz="4"/>
+              </w:tblBorders>
+            </w:tblPr>
+            <w:tblGrid>
+              <w:gridCol w:w="1391"/>
+              <w:gridCol w:w="1391"/>
+            </w:tblGrid>
+            <w:tr>
+              <w:tc>
+                <w:tcPr>
+                  <w:tcW w:type="dxa" w:w="1391"/>
+                  <w:tcBorders>
+                    <w:top w:val="single" w:color="375C1B" w:sz="4"/>
+                    <w:left w:val="single" w:color="375C1B" w:sz="4"/>
+                    <w:bottom w:val="single" w:color="375C1B" w:sz="4"/>
+                    <w:right w:val="single" w:color="375C1B" w:sz="4"/>
+                  </w:tcBorders>
+                  <w:shd w:fill="EFF8E8" w:color="auto" w:val="clear"/>
+                  <w:tcMar>
+                    <w:top w:type="dxa" w:w="30"/>
+                    <w:left w:type="dxa" w:w="40"/>
+                    <w:bottom w:type="dxa" w:w="30"/>
+                    <w:right w:type="dxa" w:w="20"/>
+                  </w:tcMar>
+                </w:tcPr>
+                <w:p>
+                  <w:pPr>
+                    <w:jc w:val="center"/>
+                  </w:pPr>
+                  <w:r>
+                    <w:rPr>
+                      <w:rFonts w:ascii="Calibri" w:cs="Calibri" w:eastAsia="Calibri" w:hAnsi="Calibri"/>
+                      <w:b/>
+                      <w:bCs/>
+                      <w:color w:val="375C1B"/>
+                      <w:sz w:val="15"/>
+                      <w:szCs w:val="15"/>
+                    </w:rPr>
+                    <w:t xml:space="preserve">✓ Done</w:t>
+                  </w:r>
+                </w:p>
+              </w:tc>
+              <w:tc>
+                <w:tcPr>
+                  <w:tcW w:type="dxa" w:w="1391"/>
+                  <w:tcBorders>
+                    <w:top w:val="single" w:color="1F3964" w:sz="4"/>
+                    <w:left w:val="single" w:color="1F3964" w:sz="4"/>
+                    <w:bottom w:val="single" w:color="1F3964" w:sz="4"/>
+                    <w:right w:val="single" w:color="1F3964" w:sz="4"/>
+                  </w:tcBorders>
+                  <w:shd w:fill="EEF2F8" w:color="auto" w:val="clear"/>
+                  <w:tcMar>
+                    <w:top w:type="dxa" w:w="30"/>
+                    <w:left w:type="dxa" w:w="40"/>
+                    <w:bottom w:type="dxa" w:w="30"/>
+                    <w:right w:type="dxa" w:w="20"/>
+                  </w:tcMar>
+                </w:tcPr>
+                <w:p>
+                  <w:pPr>
+                    <w:jc w:val="center"/>
+                  </w:pPr>
+                  <w:r>
+                    <w:rPr>
+                      <w:rFonts w:ascii="Calibri" w:cs="Calibri" w:eastAsia="Calibri" w:hAnsi="Calibri"/>
+                      <w:b/>
+                      <w:bCs/>
+                      <w:color w:val="1F3964"/>
+                      <w:sz w:val="15"/>
+                      <w:szCs w:val="15"/>
+                    </w:rPr>
+                    <w:t xml:space="preserve">→ Carry</w:t>
+                  </w:r>
+                </w:p>
+              </w:tc>
+            </w:tr>
+          </w:tbl>
+          <w:p/>
+        </w:tc>
+      </w:tr>
+      <w:tr>
+        <w:tc>
+          <w:tcPr>
+            <w:tcW w:type="dxa" w:w="1800"/>
+            <w:tcBorders>
+              <w:top w:val="single" w:color="D0D8E4" w:sz="4"/>
+              <w:left w:val="single" w:color="D0D8E4" w:sz="4"/>
+              <w:bottom w:val="single" w:color="D0D8E4" w:sz="4"/>
+              <w:right w:val="single" w:color="D0D8E4" w:sz="4"/>
+            </w:tcBorders>
+            <w:shd w:fill="FFFFFF" w:color="auto" w:val="clear"/>
+            <w:tcMar>
+              <w:top w:type="dxa" w:w="50"/>
+              <w:left w:type="dxa" w:w="120"/>
+              <w:bottom w:type="dxa" w:w="50"/>
+              <w:right w:type="dxa" w:w="60"/>
+            </w:tcMar>
+            <w:vAlign w:val="center"/>
+          </w:tcPr>
+          <w:p>
+            <w:r>
+              <w:rPr>
+                <w:rFonts w:ascii="Calibri" w:cs="Calibri" w:eastAsia="Calibri" w:hAnsi="Calibri"/>
+                <w:color w:val="7F7F7F"/>
+                <w:sz w:val="20"/>
+                <w:szCs w:val="20"/>
+              </w:rPr>
+              <w:t xml:space="preserve">11.  </w:t>
+            </w:r>
+          </w:p>
+        </w:tc>
+        <w:tc>
+          <w:tcPr>
+            <w:tcW w:type="dxa" w:w="2942"/>
+            <w:tcBorders>
+              <w:top w:val="single" w:color="D0D8E4" w:sz="4"/>
+              <w:left w:val="single" w:color="D0D8E4" w:sz="4"/>
+              <w:bottom w:val="single" w:color="D0D8E4" w:sz="4"/>
+              <w:right w:val="single" w:color="D0D8E4" w:sz="4"/>
+            </w:tcBorders>
+            <w:shd w:fill="FFFFFF" w:color="auto" w:val="clear"/>
+            <w:tcMar>
+              <w:top w:type="dxa" w:w="50"/>
+              <w:left w:type="dxa" w:w="100"/>
+              <w:bottom w:type="dxa" w:w="30"/>
+              <w:right w:type="dxa" w:w="60"/>
+            </w:tcMar>
+          </w:tcPr>
+          <w:p>
+            <w:pPr>
+              <w:pBdr>
+                <w:bottom w:val="single" w:color="C0CCDA" w:sz="4"/>
+              </w:pBdr>
+              <w:spacing w:after="0" w:before="0"/>
+            </w:pPr>
+            <w:r>
+              <w:rPr>
+                <w:rFonts w:ascii="Calibri" w:cs="Calibri" w:eastAsia="Calibri" w:hAnsi="Calibri"/>
+                <w:sz w:val="24"/>
+                <w:szCs w:val="24"/>
+              </w:rPr>
+              <w:t xml:space="preserve"> </w:t>
+            </w:r>
+          </w:p>
+          <w:p>
+            <w:pPr>
+              <w:spacing w:after="80" w:before="0"/>
+            </w:pPr>
+          </w:p>
+          <w:tbl>
+            <w:tblPr>
+              <w:tblW w:type="dxa" w:w="2782"/>
+              <w:tblBorders>
+                <w:top w:val="none" w:color="auto" w:sz="0"/>
+                <w:left w:val="none" w:color="auto" w:sz="0"/>
+                <w:bottom w:val="none" w:color="auto" w:sz="0"/>
+                <w:right w:val="none" w:color="auto" w:sz="0"/>
+                <w:insideH w:val="single" w:color="auto" w:sz="4"/>
+                <w:insideV w:val="single" w:color="auto" w:sz="4"/>
+              </w:tblBorders>
+            </w:tblPr>
+            <w:tblGrid>
+              <w:gridCol w:w="1391"/>
+              <w:gridCol w:w="1391"/>
+            </w:tblGrid>
+            <w:tr>
+              <w:tc>
+                <w:tcPr>
+                  <w:tcW w:type="dxa" w:w="1391"/>
+                  <w:tcBorders>
+                    <w:top w:val="single" w:color="375C1B" w:sz="4"/>
+                    <w:left w:val="single" w:color="375C1B" w:sz="4"/>
+                    <w:bottom w:val="single" w:color="375C1B" w:sz="4"/>
+                    <w:right w:val="single" w:color="375C1B" w:sz="4"/>
+                  </w:tcBorders>
+                  <w:shd w:fill="EFF8E8" w:color="auto" w:val="clear"/>
+                  <w:tcMar>
+                    <w:top w:type="dxa" w:w="30"/>
+                    <w:left w:type="dxa" w:w="40"/>
+                    <w:bottom w:type="dxa" w:w="30"/>
+                    <w:right w:type="dxa" w:w="20"/>
+                  </w:tcMar>
+                </w:tcPr>
+                <w:p>
+                  <w:pPr>
+                    <w:jc w:val="center"/>
+                  </w:pPr>
+                  <w:r>
+                    <w:rPr>
+                      <w:rFonts w:ascii="Calibri" w:cs="Calibri" w:eastAsia="Calibri" w:hAnsi="Calibri"/>
+                      <w:b/>
+                      <w:bCs/>
+                      <w:color w:val="375C1B"/>
+                      <w:sz w:val="15"/>
+                      <w:szCs w:val="15"/>
+                    </w:rPr>
+                    <w:t xml:space="preserve">✓ Done</w:t>
+                  </w:r>
+                </w:p>
+              </w:tc>
+              <w:tc>
+                <w:tcPr>
+                  <w:tcW w:type="dxa" w:w="1391"/>
+                  <w:tcBorders>
+                    <w:top w:val="single" w:color="1F3964" w:sz="4"/>
+                    <w:left w:val="single" w:color="1F3964" w:sz="4"/>
+                    <w:bottom w:val="single" w:color="1F3964" w:sz="4"/>
+                    <w:right w:val="single" w:color="1F3964" w:sz="4"/>
+                  </w:tcBorders>
+                  <w:shd w:fill="EEF2F8" w:color="auto" w:val="clear"/>
+                  <w:tcMar>
+                    <w:top w:type="dxa" w:w="30"/>
+                    <w:left w:type="dxa" w:w="40"/>
+                    <w:bottom w:type="dxa" w:w="30"/>
+                    <w:right w:type="dxa" w:w="20"/>
+                  </w:tcMar>
+                </w:tcPr>
+                <w:p>
+                  <w:pPr>
+                    <w:jc w:val="center"/>
+                  </w:pPr>
+                  <w:r>
+                    <w:rPr>
+                      <w:rFonts w:ascii="Calibri" w:cs="Calibri" w:eastAsia="Calibri" w:hAnsi="Calibri"/>
+                      <w:b/>
+                      <w:bCs/>
+                      <w:color w:val="1F3964"/>
+                      <w:sz w:val="15"/>
+                      <w:szCs w:val="15"/>
+                    </w:rPr>
+                    <w:t xml:space="preserve">→ Carry</w:t>
+                  </w:r>
+                </w:p>
+              </w:tc>
+            </w:tr>
+          </w:tbl>
+          <w:p/>
+        </w:tc>
+        <w:tc>
+          <w:tcPr>
+            <w:tcW w:type="dxa" w:w="2942"/>
+            <w:tcBorders>
+              <w:top w:val="single" w:color="D0D8E4" w:sz="4"/>
+              <w:left w:val="single" w:color="D0D8E4" w:sz="4"/>
+              <w:bottom w:val="single" w:color="D0D8E4" w:sz="4"/>
+              <w:right w:val="single" w:color="D0D8E4" w:sz="4"/>
+            </w:tcBorders>
+            <w:shd w:fill="FFFFFF" w:color="auto" w:val="clear"/>
+            <w:tcMar>
+              <w:top w:type="dxa" w:w="50"/>
+              <w:left w:type="dxa" w:w="100"/>
+              <w:bottom w:type="dxa" w:w="30"/>
+              <w:right w:type="dxa" w:w="60"/>
+            </w:tcMar>
+          </w:tcPr>
+          <w:p>
+            <w:pPr>
+              <w:pBdr>
+                <w:bottom w:val="single" w:color="C0CCDA" w:sz="4"/>
+              </w:pBdr>
+              <w:spacing w:after="0" w:before="0"/>
+            </w:pPr>
+            <w:r>
+              <w:rPr>
+                <w:rFonts w:ascii="Calibri" w:cs="Calibri" w:eastAsia="Calibri" w:hAnsi="Calibri"/>
+                <w:sz w:val="24"/>
+                <w:szCs w:val="24"/>
+              </w:rPr>
+              <w:t xml:space="preserve"> </w:t>
+            </w:r>
+          </w:p>
+          <w:p>
+            <w:pPr>
+              <w:spacing w:after="80" w:before="0"/>
+            </w:pPr>
+          </w:p>
+          <w:tbl>
+            <w:tblPr>
+              <w:tblW w:type="dxa" w:w="2782"/>
+              <w:tblBorders>
+                <w:top w:val="none" w:color="auto" w:sz="0"/>
+                <w:left w:val="none" w:color="auto" w:sz="0"/>
+                <w:bottom w:val="none" w:color="auto" w:sz="0"/>
+                <w:right w:val="none" w:color="auto" w:sz="0"/>
+                <w:insideH w:val="single" w:color="auto" w:sz="4"/>
+                <w:insideV w:val="single" w:color="auto" w:sz="4"/>
+              </w:tblBorders>
+            </w:tblPr>
+            <w:tblGrid>
+              <w:gridCol w:w="1391"/>
+              <w:gridCol w:w="1391"/>
+            </w:tblGrid>
+            <w:tr>
+              <w:tc>
+                <w:tcPr>
+                  <w:tcW w:type="dxa" w:w="1391"/>
+                  <w:tcBorders>
+                    <w:top w:val="single" w:color="375C1B" w:sz="4"/>
+                    <w:left w:val="single" w:color="375C1B" w:sz="4"/>
+                    <w:bottom w:val="single" w:color="375C1B" w:sz="4"/>
+                    <w:right w:val="single" w:color="375C1B" w:sz="4"/>
+                  </w:tcBorders>
+                  <w:shd w:fill="EFF8E8" w:color="auto" w:val="clear"/>
+                  <w:tcMar>
+                    <w:top w:type="dxa" w:w="30"/>
+                    <w:left w:type="dxa" w:w="40"/>
+                    <w:bottom w:type="dxa" w:w="30"/>
+                    <w:right w:type="dxa" w:w="20"/>
+                  </w:tcMar>
+                </w:tcPr>
+                <w:p>
+                  <w:pPr>
+                    <w:jc w:val="center"/>
+                  </w:pPr>
+                  <w:r>
+                    <w:rPr>
+                      <w:rFonts w:ascii="Calibri" w:cs="Calibri" w:eastAsia="Calibri" w:hAnsi="Calibri"/>
+                      <w:b/>
+                      <w:bCs/>
+                      <w:color w:val="375C1B"/>
+                      <w:sz w:val="15"/>
+                      <w:szCs w:val="15"/>
+                    </w:rPr>
+                    <w:t xml:space="preserve">✓ Done</w:t>
+                  </w:r>
+                </w:p>
+              </w:tc>
+              <w:tc>
+                <w:tcPr>
+                  <w:tcW w:type="dxa" w:w="1391"/>
+                  <w:tcBorders>
+                    <w:top w:val="single" w:color="1F3964" w:sz="4"/>
+                    <w:left w:val="single" w:color="1F3964" w:sz="4"/>
+                    <w:bottom w:val="single" w:color="1F3964" w:sz="4"/>
+                    <w:right w:val="single" w:color="1F3964" w:sz="4"/>
+                  </w:tcBorders>
+                  <w:shd w:fill="EEF2F8" w:color="auto" w:val="clear"/>
+                  <w:tcMar>
+                    <w:top w:type="dxa" w:w="30"/>
+                    <w:left w:type="dxa" w:w="40"/>
+                    <w:bottom w:type="dxa" w:w="30"/>
+                    <w:right w:type="dxa" w:w="20"/>
+                  </w:tcMar>
+                </w:tcPr>
+                <w:p>
+                  <w:pPr>
+                    <w:jc w:val="center"/>
+                  </w:pPr>
+                  <w:r>
+                    <w:rPr>
+                      <w:rFonts w:ascii="Calibri" w:cs="Calibri" w:eastAsia="Calibri" w:hAnsi="Calibri"/>
+                      <w:b/>
+                      <w:bCs/>
+                      <w:color w:val="1F3964"/>
+                      <w:sz w:val="15"/>
+                      <w:szCs w:val="15"/>
+                    </w:rPr>
+                    <w:t xml:space="preserve">→ Carry</w:t>
+                  </w:r>
+                </w:p>
+              </w:tc>
+            </w:tr>
+          </w:tbl>
+          <w:p/>
+        </w:tc>
+        <w:tc>
+          <w:tcPr>
+            <w:tcW w:type="dxa" w:w="2942"/>
+            <w:tcBorders>
+              <w:top w:val="single" w:color="D0D8E4" w:sz="4"/>
+              <w:left w:val="single" w:color="D0D8E4" w:sz="4"/>
+              <w:bottom w:val="single" w:color="D0D8E4" w:sz="4"/>
+              <w:right w:val="single" w:color="D0D8E4" w:sz="4"/>
+            </w:tcBorders>
+            <w:shd w:fill="FFFFFF" w:color="auto" w:val="clear"/>
+            <w:tcMar>
+              <w:top w:type="dxa" w:w="50"/>
+              <w:left w:type="dxa" w:w="100"/>
+              <w:bottom w:type="dxa" w:w="30"/>
+              <w:right w:type="dxa" w:w="60"/>
+            </w:tcMar>
+          </w:tcPr>
+          <w:p>
+            <w:pPr>
+              <w:pBdr>
+                <w:bottom w:val="single" w:color="C0CCDA" w:sz="4"/>
+              </w:pBdr>
+              <w:spacing w:after="0" w:before="0"/>
+            </w:pPr>
+            <w:r>
+              <w:rPr>
+                <w:rFonts w:ascii="Calibri" w:cs="Calibri" w:eastAsia="Calibri" w:hAnsi="Calibri"/>
+                <w:sz w:val="24"/>
+                <w:szCs w:val="24"/>
+              </w:rPr>
+              <w:t xml:space="preserve"> </w:t>
+            </w:r>
+          </w:p>
+          <w:p>
+            <w:pPr>
+              <w:spacing w:after="80" w:before="0"/>
+            </w:pPr>
+          </w:p>
+          <w:tbl>
+            <w:tblPr>
+              <w:tblW w:type="dxa" w:w="2782"/>
+              <w:tblBorders>
+                <w:top w:val="none" w:color="auto" w:sz="0"/>
+                <w:left w:val="none" w:color="auto" w:sz="0"/>
+                <w:bottom w:val="none" w:color="auto" w:sz="0"/>
+                <w:right w:val="none" w:color="auto" w:sz="0"/>
+                <w:insideH w:val="single" w:color="auto" w:sz="4"/>
+                <w:insideV w:val="single" w:color="auto" w:sz="4"/>
+              </w:tblBorders>
+            </w:tblPr>
+            <w:tblGrid>
+              <w:gridCol w:w="1391"/>
+              <w:gridCol w:w="1391"/>
+            </w:tblGrid>
+            <w:tr>
+              <w:tc>
+                <w:tcPr>
+                  <w:tcW w:type="dxa" w:w="1391"/>
+                  <w:tcBorders>
+                    <w:top w:val="single" w:color="375C1B" w:sz="4"/>
+                    <w:left w:val="single" w:color="375C1B" w:sz="4"/>
+                    <w:bottom w:val="single" w:color="375C1B" w:sz="4"/>
+                    <w:right w:val="single" w:color="375C1B" w:sz="4"/>
+                  </w:tcBorders>
+                  <w:shd w:fill="EFF8E8" w:color="auto" w:val="clear"/>
+                  <w:tcMar>
+                    <w:top w:type="dxa" w:w="30"/>
+                    <w:left w:type="dxa" w:w="40"/>
+                    <w:bottom w:type="dxa" w:w="30"/>
+                    <w:right w:type="dxa" w:w="20"/>
+                  </w:tcMar>
+                </w:tcPr>
+                <w:p>
+                  <w:pPr>
+                    <w:jc w:val="center"/>
+                  </w:pPr>
+                  <w:r>
+                    <w:rPr>
+                      <w:rFonts w:ascii="Calibri" w:cs="Calibri" w:eastAsia="Calibri" w:hAnsi="Calibri"/>
+                      <w:b/>
+                      <w:bCs/>
+                      <w:color w:val="375C1B"/>
+                      <w:sz w:val="15"/>
+                      <w:szCs w:val="15"/>
+                    </w:rPr>
+                    <w:t xml:space="preserve">✓ Done</w:t>
+                  </w:r>
+                </w:p>
+              </w:tc>
+              <w:tc>
+                <w:tcPr>
+                  <w:tcW w:type="dxa" w:w="1391"/>
+                  <w:tcBorders>
+                    <w:top w:val="single" w:color="1F3964" w:sz="4"/>
+                    <w:left w:val="single" w:color="1F3964" w:sz="4"/>
+                    <w:bottom w:val="single" w:color="1F3964" w:sz="4"/>
+                    <w:right w:val="single" w:color="1F3964" w:sz="4"/>
+                  </w:tcBorders>
+                  <w:shd w:fill="EEF2F8" w:color="auto" w:val="clear"/>
+                  <w:tcMar>
+                    <w:top w:type="dxa" w:w="30"/>
+                    <w:left w:type="dxa" w:w="40"/>
+                    <w:bottom w:type="dxa" w:w="30"/>
+                    <w:right w:type="dxa" w:w="20"/>
+                  </w:tcMar>
+                </w:tcPr>
+                <w:p>
+                  <w:pPr>
+                    <w:jc w:val="center"/>
+                  </w:pPr>
+                  <w:r>
+                    <w:rPr>
+                      <w:rFonts w:ascii="Calibri" w:cs="Calibri" w:eastAsia="Calibri" w:hAnsi="Calibri"/>
+                      <w:b/>
+                      <w:bCs/>
+                      <w:color w:val="1F3964"/>
+                      <w:sz w:val="15"/>
+                      <w:szCs w:val="15"/>
+                    </w:rPr>
+                    <w:t xml:space="preserve">→ Carry</w:t>
+                  </w:r>
+                </w:p>
+              </w:tc>
+            </w:tr>
+          </w:tbl>
+          <w:p/>
+        </w:tc>
+      </w:tr>
+      <w:tr>
+        <w:tc>
+          <w:tcPr>
+            <w:tcW w:type="dxa" w:w="1800"/>
+            <w:tcBorders>
+              <w:top w:val="single" w:color="D0D8E4" w:sz="4"/>
+              <w:left w:val="single" w:color="D0D8E4" w:sz="4"/>
+              <w:bottom w:val="single" w:color="D0D8E4" w:sz="4"/>
+              <w:right w:val="single" w:color="D0D8E4" w:sz="4"/>
+            </w:tcBorders>
+            <w:shd w:fill="FAFBFC" w:color="auto" w:val="clear"/>
+            <w:tcMar>
+              <w:top w:type="dxa" w:w="50"/>
+              <w:left w:type="dxa" w:w="120"/>
+              <w:bottom w:type="dxa" w:w="50"/>
+              <w:right w:type="dxa" w:w="60"/>
+            </w:tcMar>
+            <w:vAlign w:val="center"/>
+          </w:tcPr>
+          <w:p>
+            <w:r>
+              <w:rPr>
+                <w:rFonts w:ascii="Calibri" w:cs="Calibri" w:eastAsia="Calibri" w:hAnsi="Calibri"/>
+                <w:color w:val="7F7F7F"/>
+                <w:sz w:val="20"/>
+                <w:szCs w:val="20"/>
+              </w:rPr>
+              <w:t xml:space="preserve">12.  </w:t>
+            </w:r>
+          </w:p>
+        </w:tc>
+        <w:tc>
+          <w:tcPr>
+            <w:tcW w:type="dxa" w:w="2942"/>
+            <w:tcBorders>
+              <w:top w:val="single" w:color="D0D8E4" w:sz="4"/>
+              <w:left w:val="single" w:color="D0D8E4" w:sz="4"/>
+              <w:bottom w:val="single" w:color="D0D8E4" w:sz="4"/>
+              <w:right w:val="single" w:color="D0D8E4" w:sz="4"/>
+            </w:tcBorders>
+            <w:shd w:fill="FAFBFC" w:color="auto" w:val="clear"/>
+            <w:tcMar>
+              <w:top w:type="dxa" w:w="50"/>
+              <w:left w:type="dxa" w:w="100"/>
+              <w:bottom w:type="dxa" w:w="30"/>
+              <w:right w:type="dxa" w:w="60"/>
+            </w:tcMar>
+          </w:tcPr>
+          <w:p>
+            <w:pPr>
+              <w:pBdr>
+                <w:bottom w:val="single" w:color="C0CCDA" w:sz="4"/>
+              </w:pBdr>
+              <w:spacing w:after="0" w:before="0"/>
+            </w:pPr>
+            <w:r>
+              <w:rPr>
+                <w:rFonts w:ascii="Calibri" w:cs="Calibri" w:eastAsia="Calibri" w:hAnsi="Calibri"/>
+                <w:sz w:val="24"/>
+                <w:szCs w:val="24"/>
+              </w:rPr>
+              <w:t xml:space="preserve"> </w:t>
+            </w:r>
+          </w:p>
+          <w:p>
+            <w:pPr>
+              <w:spacing w:after="80" w:before="0"/>
+            </w:pPr>
+          </w:p>
+          <w:tbl>
+            <w:tblPr>
+              <w:tblW w:type="dxa" w:w="2782"/>
+              <w:tblBorders>
+                <w:top w:val="none" w:color="auto" w:sz="0"/>
+                <w:left w:val="none" w:color="auto" w:sz="0"/>
+                <w:bottom w:val="none" w:color="auto" w:sz="0"/>
+                <w:right w:val="none" w:color="auto" w:sz="0"/>
+                <w:insideH w:val="single" w:color="auto" w:sz="4"/>
+                <w:insideV w:val="single" w:color="auto" w:sz="4"/>
+              </w:tblBorders>
+            </w:tblPr>
+            <w:tblGrid>
+              <w:gridCol w:w="1391"/>
+              <w:gridCol w:w="1391"/>
+            </w:tblGrid>
+            <w:tr>
+              <w:tc>
+                <w:tcPr>
+                  <w:tcW w:type="dxa" w:w="1391"/>
+                  <w:tcBorders>
+                    <w:top w:val="single" w:color="375C1B" w:sz="4"/>
+                    <w:left w:val="single" w:color="375C1B" w:sz="4"/>
+                    <w:bottom w:val="single" w:color="375C1B" w:sz="4"/>
+                    <w:right w:val="single" w:color="375C1B" w:sz="4"/>
+                  </w:tcBorders>
+                  <w:shd w:fill="EFF8E8" w:color="auto" w:val="clear"/>
+                  <w:tcMar>
+                    <w:top w:type="dxa" w:w="30"/>
+                    <w:left w:type="dxa" w:w="40"/>
+                    <w:bottom w:type="dxa" w:w="30"/>
+                    <w:right w:type="dxa" w:w="20"/>
+                  </w:tcMar>
+                </w:tcPr>
+                <w:p>
+                  <w:pPr>
+                    <w:jc w:val="center"/>
+                  </w:pPr>
+                  <w:r>
+                    <w:rPr>
+                      <w:rFonts w:ascii="Calibri" w:cs="Calibri" w:eastAsia="Calibri" w:hAnsi="Calibri"/>
+                      <w:b/>
+                      <w:bCs/>
+                      <w:color w:val="375C1B"/>
+                      <w:sz w:val="15"/>
+                      <w:szCs w:val="15"/>
+                    </w:rPr>
+                    <w:t xml:space="preserve">✓ Done</w:t>
+                  </w:r>
+                </w:p>
+              </w:tc>
+              <w:tc>
+                <w:tcPr>
+                  <w:tcW w:type="dxa" w:w="1391"/>
+                  <w:tcBorders>
+                    <w:top w:val="single" w:color="1F3964" w:sz="4"/>
+                    <w:left w:val="single" w:color="1F3964" w:sz="4"/>
+                    <w:bottom w:val="single" w:color="1F3964" w:sz="4"/>
+                    <w:right w:val="single" w:color="1F3964" w:sz="4"/>
+                  </w:tcBorders>
+                  <w:shd w:fill="EEF2F8" w:color="auto" w:val="clear"/>
+                  <w:tcMar>
+                    <w:top w:type="dxa" w:w="30"/>
+                    <w:left w:type="dxa" w:w="40"/>
+                    <w:bottom w:type="dxa" w:w="30"/>
+                    <w:right w:type="dxa" w:w="20"/>
+                  </w:tcMar>
+                </w:tcPr>
+                <w:p>
+                  <w:pPr>
+                    <w:jc w:val="center"/>
+                  </w:pPr>
+                  <w:r>
+                    <w:rPr>
+                      <w:rFonts w:ascii="Calibri" w:cs="Calibri" w:eastAsia="Calibri" w:hAnsi="Calibri"/>
+                      <w:b/>
+                      <w:bCs/>
+                      <w:color w:val="1F3964"/>
+                      <w:sz w:val="15"/>
+                      <w:szCs w:val="15"/>
+                    </w:rPr>
+                    <w:t xml:space="preserve">→ Carry</w:t>
+                  </w:r>
+                </w:p>
+              </w:tc>
+            </w:tr>
+          </w:tbl>
+          <w:p/>
+        </w:tc>
+        <w:tc>
+          <w:tcPr>
+            <w:tcW w:type="dxa" w:w="2942"/>
+            <w:tcBorders>
+              <w:top w:val="single" w:color="D0D8E4" w:sz="4"/>
+              <w:left w:val="single" w:color="D0D8E4" w:sz="4"/>
+              <w:bottom w:val="single" w:color="D0D8E4" w:sz="4"/>
+              <w:right w:val="single" w:color="D0D8E4" w:sz="4"/>
+            </w:tcBorders>
+            <w:shd w:fill="FAFBFC" w:color="auto" w:val="clear"/>
+            <w:tcMar>
+              <w:top w:type="dxa" w:w="50"/>
+              <w:left w:type="dxa" w:w="100"/>
+              <w:bottom w:type="dxa" w:w="30"/>
+              <w:right w:type="dxa" w:w="60"/>
+            </w:tcMar>
+          </w:tcPr>
+          <w:p>
+            <w:pPr>
+              <w:pBdr>
+                <w:bottom w:val="single" w:color="C0CCDA" w:sz="4"/>
+              </w:pBdr>
+              <w:spacing w:after="0" w:before="0"/>
+            </w:pPr>
+            <w:r>
+              <w:rPr>
+                <w:rFonts w:ascii="Calibri" w:cs="Calibri" w:eastAsia="Calibri" w:hAnsi="Calibri"/>
+                <w:sz w:val="24"/>
+                <w:szCs w:val="24"/>
+              </w:rPr>
+              <w:t xml:space="preserve"> </w:t>
+            </w:r>
+          </w:p>
+          <w:p>
+            <w:pPr>
+              <w:spacing w:after="80" w:before="0"/>
+            </w:pPr>
+          </w:p>
+          <w:tbl>
+            <w:tblPr>
+              <w:tblW w:type="dxa" w:w="2782"/>
+              <w:tblBorders>
+                <w:top w:val="none" w:color="auto" w:sz="0"/>
+                <w:left w:val="none" w:color="auto" w:sz="0"/>
+                <w:bottom w:val="none" w:color="auto" w:sz="0"/>
+                <w:right w:val="none" w:color="auto" w:sz="0"/>
+                <w:insideH w:val="single" w:color="auto" w:sz="4"/>
+                <w:insideV w:val="single" w:color="auto" w:sz="4"/>
+              </w:tblBorders>
+            </w:tblPr>
+            <w:tblGrid>
+              <w:gridCol w:w="1391"/>
+              <w:gridCol w:w="1391"/>
+            </w:tblGrid>
+            <w:tr>
+              <w:tc>
+                <w:tcPr>
+                  <w:tcW w:type="dxa" w:w="1391"/>
+                  <w:tcBorders>
+                    <w:top w:val="single" w:color="375C1B" w:sz="4"/>
+                    <w:left w:val="single" w:color="375C1B" w:sz="4"/>
+                    <w:bottom w:val="single" w:color="375C1B" w:sz="4"/>
+                    <w:right w:val="single" w:color="375C1B" w:sz="4"/>
+                  </w:tcBorders>
+                  <w:shd w:fill="EFF8E8" w:color="auto" w:val="clear"/>
+                  <w:tcMar>
+                    <w:top w:type="dxa" w:w="30"/>
+                    <w:left w:type="dxa" w:w="40"/>
+                    <w:bottom w:type="dxa" w:w="30"/>
+                    <w:right w:type="dxa" w:w="20"/>
+                  </w:tcMar>
+                </w:tcPr>
+                <w:p>
+                  <w:pPr>
+                    <w:jc w:val="center"/>
+                  </w:pPr>
+                  <w:r>
+                    <w:rPr>
+                      <w:rFonts w:ascii="Calibri" w:cs="Calibri" w:eastAsia="Calibri" w:hAnsi="Calibri"/>
+                      <w:b/>
+                      <w:bCs/>
+                      <w:color w:val="375C1B"/>
+                      <w:sz w:val="15"/>
+                      <w:szCs w:val="15"/>
+                    </w:rPr>
+                    <w:t xml:space="preserve">✓ Done</w:t>
+                  </w:r>
+                </w:p>
+              </w:tc>
+              <w:tc>
+                <w:tcPr>
+                  <w:tcW w:type="dxa" w:w="1391"/>
+                  <w:tcBorders>
+                    <w:top w:val="single" w:color="1F3964" w:sz="4"/>
+                    <w:left w:val="single" w:color="1F3964" w:sz="4"/>
+                    <w:bottom w:val="single" w:color="1F3964" w:sz="4"/>
+                    <w:right w:val="single" w:color="1F3964" w:sz="4"/>
+                  </w:tcBorders>
+                  <w:shd w:fill="EEF2F8" w:color="auto" w:val="clear"/>
+                  <w:tcMar>
+                    <w:top w:type="dxa" w:w="30"/>
+                    <w:left w:type="dxa" w:w="40"/>
+                    <w:bottom w:type="dxa" w:w="30"/>
+                    <w:right w:type="dxa" w:w="20"/>
+                  </w:tcMar>
+                </w:tcPr>
+                <w:p>
+                  <w:pPr>
+                    <w:jc w:val="center"/>
+                  </w:pPr>
+                  <w:r>
+                    <w:rPr>
+                      <w:rFonts w:ascii="Calibri" w:cs="Calibri" w:eastAsia="Calibri" w:hAnsi="Calibri"/>
+                      <w:b/>
+                      <w:bCs/>
+                      <w:color w:val="1F3964"/>
+                      <w:sz w:val="15"/>
+                      <w:szCs w:val="15"/>
+                    </w:rPr>
+                    <w:t xml:space="preserve">→ Carry</w:t>
+                  </w:r>
+                </w:p>
+              </w:tc>
+            </w:tr>
+          </w:tbl>
+          <w:p/>
+        </w:tc>
+        <w:tc>
+          <w:tcPr>
+            <w:tcW w:type="dxa" w:w="2942"/>
+            <w:tcBorders>
+              <w:top w:val="single" w:color="D0D8E4" w:sz="4"/>
+              <w:left w:val="single" w:color="D0D8E4" w:sz="4"/>
+              <w:bottom w:val="single" w:color="D0D8E4" w:sz="4"/>
+              <w:right w:val="single" w:color="D0D8E4" w:sz="4"/>
+            </w:tcBorders>
+            <w:shd w:fill="FAFBFC" w:color="auto" w:val="clear"/>
+            <w:tcMar>
+              <w:top w:type="dxa" w:w="50"/>
+              <w:left w:type="dxa" w:w="100"/>
+              <w:bottom w:type="dxa" w:w="30"/>
+              <w:right w:type="dxa" w:w="60"/>
+            </w:tcMar>
+          </w:tcPr>
+          <w:p>
+            <w:pPr>
+              <w:pBdr>
+                <w:bottom w:val="single" w:color="C0CCDA" w:sz="4"/>
+              </w:pBdr>
+              <w:spacing w:after="0" w:before="0"/>
+            </w:pPr>
+            <w:r>
+              <w:rPr>
+                <w:rFonts w:ascii="Calibri" w:cs="Calibri" w:eastAsia="Calibri" w:hAnsi="Calibri"/>
+                <w:sz w:val="24"/>
+                <w:szCs w:val="24"/>
+              </w:rPr>
+              <w:t xml:space="preserve"> </w:t>
+            </w:r>
+          </w:p>
+          <w:p>
+            <w:pPr>
+              <w:spacing w:after="80" w:before="0"/>
+            </w:pPr>
+          </w:p>
+          <w:tbl>
+            <w:tblPr>
+              <w:tblW w:type="dxa" w:w="2782"/>
+              <w:tblBorders>
+                <w:top w:val="none" w:color="auto" w:sz="0"/>
+                <w:left w:val="none" w:color="auto" w:sz="0"/>
+                <w:bottom w:val="none" w:color="auto" w:sz="0"/>
+                <w:right w:val="none" w:color="auto" w:sz="0"/>
+                <w:insideH w:val="single" w:color="auto" w:sz="4"/>
+                <w:insideV w:val="single" w:color="auto" w:sz="4"/>
+              </w:tblBorders>
+            </w:tblPr>
+            <w:tblGrid>
+              <w:gridCol w:w="1391"/>
+              <w:gridCol w:w="1391"/>
+            </w:tblGrid>
+            <w:tr>
+              <w:tc>
+                <w:tcPr>
+                  <w:tcW w:type="dxa" w:w="1391"/>
+                  <w:tcBorders>
+                    <w:top w:val="single" w:color="375C1B" w:sz="4"/>
+                    <w:left w:val="single" w:color="375C1B" w:sz="4"/>
+                    <w:bottom w:val="single" w:color="375C1B" w:sz="4"/>
+                    <w:right w:val="single" w:color="375C1B" w:sz="4"/>
+                  </w:tcBorders>
+                  <w:shd w:fill="EFF8E8" w:color="auto" w:val="clear"/>
+                  <w:tcMar>
+                    <w:top w:type="dxa" w:w="30"/>
+                    <w:left w:type="dxa" w:w="40"/>
+                    <w:bottom w:type="dxa" w:w="30"/>
+                    <w:right w:type="dxa" w:w="20"/>
+                  </w:tcMar>
+                </w:tcPr>
+                <w:p>
+                  <w:pPr>
+                    <w:jc w:val="center"/>
+                  </w:pPr>
+                  <w:r>
+                    <w:rPr>
+                      <w:rFonts w:ascii="Calibri" w:cs="Calibri" w:eastAsia="Calibri" w:hAnsi="Calibri"/>
+                      <w:b/>
+                      <w:bCs/>
+                      <w:color w:val="375C1B"/>
+                      <w:sz w:val="15"/>
+                      <w:szCs w:val="15"/>
+                    </w:rPr>
+                    <w:t xml:space="preserve">✓ Done</w:t>
+                  </w:r>
+                </w:p>
+              </w:tc>
+              <w:tc>
+                <w:tcPr>
+                  <w:tcW w:type="dxa" w:w="1391"/>
+                  <w:tcBorders>
+                    <w:top w:val="single" w:color="1F3964" w:sz="4"/>
+                    <w:left w:val="single" w:color="1F3964" w:sz="4"/>
+                    <w:bottom w:val="single" w:color="1F3964" w:sz="4"/>
+                    <w:right w:val="single" w:color="1F3964" w:sz="4"/>
+                  </w:tcBorders>
+                  <w:shd w:fill="EEF2F8" w:color="auto" w:val="clear"/>
+                  <w:tcMar>
+                    <w:top w:type="dxa" w:w="30"/>
+                    <w:left w:type="dxa" w:w="40"/>
+                    <w:bottom w:type="dxa" w:w="30"/>
+                    <w:right w:type="dxa" w:w="20"/>
+                  </w:tcMar>
+                </w:tcPr>
+                <w:p>
+                  <w:pPr>
+                    <w:jc w:val="center"/>
+                  </w:pPr>
+                  <w:r>
+                    <w:rPr>
+                      <w:rFonts w:ascii="Calibri" w:cs="Calibri" w:eastAsia="Calibri" w:hAnsi="Calibri"/>
+                      <w:b/>
+                      <w:bCs/>
+                      <w:color w:val="1F3964"/>
+                      <w:sz w:val="15"/>
+                      <w:szCs w:val="15"/>
+                    </w:rPr>
+                    <w:t xml:space="preserve">→ Carry</w:t>
+                  </w:r>
+                </w:p>
+              </w:tc>
+            </w:tr>
+          </w:tbl>
+          <w:p/>
+        </w:tc>
+      </w:tr>
+      <w:tr>
+        <w:tc>
+          <w:tcPr>
+            <w:tcW w:type="dxa" w:w="1800"/>
+            <w:tcBorders>
+              <w:top w:val="single" w:color="D0D8E4" w:sz="4"/>
+              <w:left w:val="single" w:color="D0D8E4" w:sz="4"/>
+              <w:bottom w:val="single" w:color="D0D8E4" w:sz="4"/>
+              <w:right w:val="single" w:color="D0D8E4" w:sz="4"/>
+            </w:tcBorders>
+            <w:shd w:fill="FFFFFF" w:color="auto" w:val="clear"/>
+            <w:tcMar>
+              <w:top w:type="dxa" w:w="50"/>
+              <w:left w:type="dxa" w:w="120"/>
+              <w:bottom w:type="dxa" w:w="50"/>
+              <w:right w:type="dxa" w:w="60"/>
+            </w:tcMar>
+            <w:vAlign w:val="center"/>
+          </w:tcPr>
+          <w:p>
+            <w:r>
+              <w:rPr>
+                <w:rFonts w:ascii="Calibri" w:cs="Calibri" w:eastAsia="Calibri" w:hAnsi="Calibri"/>
+                <w:color w:val="7F7F7F"/>
+                <w:sz w:val="20"/>
+                <w:szCs w:val="20"/>
+              </w:rPr>
+              <w:t xml:space="preserve">13.  </w:t>
+            </w:r>
+          </w:p>
+        </w:tc>
+        <w:tc>
+          <w:tcPr>
+            <w:tcW w:type="dxa" w:w="2942"/>
+            <w:tcBorders>
+              <w:top w:val="single" w:color="D0D8E4" w:sz="4"/>
+              <w:left w:val="single" w:color="D0D8E4" w:sz="4"/>
+              <w:bottom w:val="single" w:color="D0D8E4" w:sz="4"/>
+              <w:right w:val="single" w:color="D0D8E4" w:sz="4"/>
+            </w:tcBorders>
+            <w:shd w:fill="FFFFFF" w:color="auto" w:val="clear"/>
+            <w:tcMar>
+              <w:top w:type="dxa" w:w="50"/>
+              <w:left w:type="dxa" w:w="100"/>
+              <w:bottom w:type="dxa" w:w="30"/>
+              <w:right w:type="dxa" w:w="60"/>
+            </w:tcMar>
+          </w:tcPr>
+          <w:p>
+            <w:pPr>
+              <w:pBdr>
+                <w:bottom w:val="single" w:color="C0CCDA" w:sz="4"/>
+              </w:pBdr>
+              <w:spacing w:after="0" w:before="0"/>
+            </w:pPr>
+            <w:r>
+              <w:rPr>
+                <w:rFonts w:ascii="Calibri" w:cs="Calibri" w:eastAsia="Calibri" w:hAnsi="Calibri"/>
+                <w:sz w:val="24"/>
+                <w:szCs w:val="24"/>
+              </w:rPr>
+              <w:t xml:space="preserve"> </w:t>
+            </w:r>
+          </w:p>
+          <w:p>
+            <w:pPr>
+              <w:spacing w:after="80" w:before="0"/>
+            </w:pPr>
+          </w:p>
+          <w:tbl>
+            <w:tblPr>
+              <w:tblW w:type="dxa" w:w="2782"/>
+              <w:tblBorders>
+                <w:top w:val="none" w:color="auto" w:sz="0"/>
+                <w:left w:val="none" w:color="auto" w:sz="0"/>
+                <w:bottom w:val="none" w:color="auto" w:sz="0"/>
+                <w:right w:val="none" w:color="auto" w:sz="0"/>
+                <w:insideH w:val="single" w:color="auto" w:sz="4"/>
+                <w:insideV w:val="single" w:color="auto" w:sz="4"/>
+              </w:tblBorders>
+            </w:tblPr>
+            <w:tblGrid>
+              <w:gridCol w:w="1391"/>
+              <w:gridCol w:w="1391"/>
+            </w:tblGrid>
+            <w:tr>
+              <w:tc>
+                <w:tcPr>
+                  <w:tcW w:type="dxa" w:w="1391"/>
+                  <w:tcBorders>
+                    <w:top w:val="single" w:color="375C1B" w:sz="4"/>
+                    <w:left w:val="single" w:color="375C1B" w:sz="4"/>
+                    <w:bottom w:val="single" w:color="375C1B" w:sz="4"/>
+                    <w:right w:val="single" w:color="375C1B" w:sz="4"/>
+                  </w:tcBorders>
+                  <w:shd w:fill="EFF8E8" w:color="auto" w:val="clear"/>
+                  <w:tcMar>
+                    <w:top w:type="dxa" w:w="30"/>
+                    <w:left w:type="dxa" w:w="40"/>
+                    <w:bottom w:type="dxa" w:w="30"/>
+                    <w:right w:type="dxa" w:w="20"/>
+                  </w:tcMar>
+                </w:tcPr>
+                <w:p>
+                  <w:pPr>
+                    <w:jc w:val="center"/>
+                  </w:pPr>
+                  <w:r>
+                    <w:rPr>
+                      <w:rFonts w:ascii="Calibri" w:cs="Calibri" w:eastAsia="Calibri" w:hAnsi="Calibri"/>
+                      <w:b/>
+                      <w:bCs/>
+                      <w:color w:val="375C1B"/>
+                      <w:sz w:val="15"/>
+                      <w:szCs w:val="15"/>
+                    </w:rPr>
+                    <w:t xml:space="preserve">✓ Done</w:t>
+                  </w:r>
+                </w:p>
+              </w:tc>
+              <w:tc>
+                <w:tcPr>
+                  <w:tcW w:type="dxa" w:w="1391"/>
+                  <w:tcBorders>
+                    <w:top w:val="single" w:color="1F3964" w:sz="4"/>
+                    <w:left w:val="single" w:color="1F3964" w:sz="4"/>
+                    <w:bottom w:val="single" w:color="1F3964" w:sz="4"/>
+                    <w:right w:val="single" w:color="1F3964" w:sz="4"/>
+                  </w:tcBorders>
+                  <w:shd w:fill="EEF2F8" w:color="auto" w:val="clear"/>
+                  <w:tcMar>
+                    <w:top w:type="dxa" w:w="30"/>
+                    <w:left w:type="dxa" w:w="40"/>
+                    <w:bottom w:type="dxa" w:w="30"/>
+                    <w:right w:type="dxa" w:w="20"/>
+                  </w:tcMar>
+                </w:tcPr>
+                <w:p>
+                  <w:pPr>
+                    <w:jc w:val="center"/>
+                  </w:pPr>
+                  <w:r>
+                    <w:rPr>
+                      <w:rFonts w:ascii="Calibri" w:cs="Calibri" w:eastAsia="Calibri" w:hAnsi="Calibri"/>
+                      <w:b/>
+                      <w:bCs/>
+                      <w:color w:val="1F3964"/>
+                      <w:sz w:val="15"/>
+                      <w:szCs w:val="15"/>
+                    </w:rPr>
+                    <w:t xml:space="preserve">→ Carry</w:t>
+                  </w:r>
+                </w:p>
+              </w:tc>
+            </w:tr>
+          </w:tbl>
+          <w:p/>
+        </w:tc>
+        <w:tc>
+          <w:tcPr>
+            <w:tcW w:type="dxa" w:w="2942"/>
+            <w:tcBorders>
+              <w:top w:val="single" w:color="D0D8E4" w:sz="4"/>
+              <w:left w:val="single" w:color="D0D8E4" w:sz="4"/>
+              <w:bottom w:val="single" w:color="D0D8E4" w:sz="4"/>
+              <w:right w:val="single" w:color="D0D8E4" w:sz="4"/>
+            </w:tcBorders>
+            <w:shd w:fill="FFFFFF" w:color="auto" w:val="clear"/>
+            <w:tcMar>
+              <w:top w:type="dxa" w:w="50"/>
+              <w:left w:type="dxa" w:w="100"/>
+              <w:bottom w:type="dxa" w:w="30"/>
+              <w:right w:type="dxa" w:w="60"/>
+            </w:tcMar>
+          </w:tcPr>
+          <w:p>
+            <w:pPr>
+              <w:pBdr>
+                <w:bottom w:val="single" w:color="C0CCDA" w:sz="4"/>
+              </w:pBdr>
+              <w:spacing w:after="0" w:before="0"/>
+            </w:pPr>
+            <w:r>
+              <w:rPr>
+                <w:rFonts w:ascii="Calibri" w:cs="Calibri" w:eastAsia="Calibri" w:hAnsi="Calibri"/>
+                <w:sz w:val="24"/>
+                <w:szCs w:val="24"/>
+              </w:rPr>
+              <w:t xml:space="preserve"> </w:t>
+            </w:r>
+          </w:p>
+          <w:p>
+            <w:pPr>
+              <w:spacing w:after="80" w:before="0"/>
+            </w:pPr>
+          </w:p>
+          <w:tbl>
+            <w:tblPr>
+              <w:tblW w:type="dxa" w:w="2782"/>
+              <w:tblBorders>
+                <w:top w:val="none" w:color="auto" w:sz="0"/>
+                <w:left w:val="none" w:color="auto" w:sz="0"/>
+                <w:bottom w:val="none" w:color="auto" w:sz="0"/>
+                <w:right w:val="none" w:color="auto" w:sz="0"/>
+                <w:insideH w:val="single" w:color="auto" w:sz="4"/>
+                <w:insideV w:val="single" w:color="auto" w:sz="4"/>
+              </w:tblBorders>
+            </w:tblPr>
+            <w:tblGrid>
+              <w:gridCol w:w="1391"/>
+              <w:gridCol w:w="1391"/>
+            </w:tblGrid>
+            <w:tr>
+              <w:tc>
+                <w:tcPr>
+                  <w:tcW w:type="dxa" w:w="1391"/>
+                  <w:tcBorders>
+                    <w:top w:val="single" w:color="375C1B" w:sz="4"/>
+                    <w:left w:val="single" w:color="375C1B" w:sz="4"/>
+                    <w:bottom w:val="single" w:color="375C1B" w:sz="4"/>
+                    <w:right w:val="single" w:color="375C1B" w:sz="4"/>
+                  </w:tcBorders>
+                  <w:shd w:fill="EFF8E8" w:color="auto" w:val="clear"/>
+                  <w:tcMar>
+                    <w:top w:type="dxa" w:w="30"/>
+                    <w:left w:type="dxa" w:w="40"/>
+                    <w:bottom w:type="dxa" w:w="30"/>
+                    <w:right w:type="dxa" w:w="20"/>
+                  </w:tcMar>
+                </w:tcPr>
+                <w:p>
+                  <w:pPr>
+                    <w:jc w:val="center"/>
+                  </w:pPr>
+                  <w:r>
+                    <w:rPr>
+                      <w:rFonts w:ascii="Calibri" w:cs="Calibri" w:eastAsia="Calibri" w:hAnsi="Calibri"/>
+                      <w:b/>
+                      <w:bCs/>
+                      <w:color w:val="375C1B"/>
+                      <w:sz w:val="15"/>
+                      <w:szCs w:val="15"/>
+                    </w:rPr>
+                    <w:t xml:space="preserve">✓ Done</w:t>
+                  </w:r>
+                </w:p>
+              </w:tc>
+              <w:tc>
+                <w:tcPr>
+                  <w:tcW w:type="dxa" w:w="1391"/>
+                  <w:tcBorders>
+                    <w:top w:val="single" w:color="1F3964" w:sz="4"/>
+                    <w:left w:val="single" w:color="1F3964" w:sz="4"/>
+                    <w:bottom w:val="single" w:color="1F3964" w:sz="4"/>
+                    <w:right w:val="single" w:color="1F3964" w:sz="4"/>
+                  </w:tcBorders>
+                  <w:shd w:fill="EEF2F8" w:color="auto" w:val="clear"/>
+                  <w:tcMar>
+                    <w:top w:type="dxa" w:w="30"/>
+                    <w:left w:type="dxa" w:w="40"/>
+                    <w:bottom w:type="dxa" w:w="30"/>
+                    <w:right w:type="dxa" w:w="20"/>
+                  </w:tcMar>
+                </w:tcPr>
+                <w:p>
+                  <w:pPr>
+                    <w:jc w:val="center"/>
+                  </w:pPr>
+                  <w:r>
+                    <w:rPr>
+                      <w:rFonts w:ascii="Calibri" w:cs="Calibri" w:eastAsia="Calibri" w:hAnsi="Calibri"/>
+                      <w:b/>
+                      <w:bCs/>
+                      <w:color w:val="1F3964"/>
+                      <w:sz w:val="15"/>
+                      <w:szCs w:val="15"/>
+                    </w:rPr>
+                    <w:t xml:space="preserve">→ Carry</w:t>
+                  </w:r>
+                </w:p>
+              </w:tc>
+            </w:tr>
+          </w:tbl>
+          <w:p/>
+        </w:tc>
+        <w:tc>
+          <w:tcPr>
+            <w:tcW w:type="dxa" w:w="2942"/>
+            <w:tcBorders>
+              <w:top w:val="single" w:color="D0D8E4" w:sz="4"/>
+              <w:left w:val="single" w:color="D0D8E4" w:sz="4"/>
+              <w:bottom w:val="single" w:color="D0D8E4" w:sz="4"/>
+              <w:right w:val="single" w:color="D0D8E4" w:sz="4"/>
+            </w:tcBorders>
+            <w:shd w:fill="FFFFFF" w:color="auto" w:val="clear"/>
+            <w:tcMar>
+              <w:top w:type="dxa" w:w="50"/>
+              <w:left w:type="dxa" w:w="100"/>
+              <w:bottom w:type="dxa" w:w="30"/>
+              <w:right w:type="dxa" w:w="60"/>
+            </w:tcMar>
+          </w:tcPr>
+          <w:p>
+            <w:pPr>
+              <w:pBdr>
+                <w:bottom w:val="single" w:color="C0CCDA" w:sz="4"/>
+              </w:pBdr>
+              <w:spacing w:after="0" w:before="0"/>
+            </w:pPr>
+            <w:r>
+              <w:rPr>
+                <w:rFonts w:ascii="Calibri" w:cs="Calibri" w:eastAsia="Calibri" w:hAnsi="Calibri"/>
+                <w:sz w:val="24"/>
+                <w:szCs w:val="24"/>
+              </w:rPr>
+              <w:t xml:space="preserve"> </w:t>
+            </w:r>
+          </w:p>
+          <w:p>
+            <w:pPr>
+              <w:spacing w:after="80" w:before="0"/>
+            </w:pPr>
+          </w:p>
+          <w:tbl>
+            <w:tblPr>
+              <w:tblW w:type="dxa" w:w="2782"/>
+              <w:tblBorders>
+                <w:top w:val="none" w:color="auto" w:sz="0"/>
+                <w:left w:val="none" w:color="auto" w:sz="0"/>
+                <w:bottom w:val="none" w:color="auto" w:sz="0"/>
+                <w:right w:val="none" w:color="auto" w:sz="0"/>
+                <w:insideH w:val="single" w:color="auto" w:sz="4"/>
+                <w:insideV w:val="single" w:color="auto" w:sz="4"/>
+              </w:tblBorders>
+            </w:tblPr>
+            <w:tblGrid>
+              <w:gridCol w:w="1391"/>
+              <w:gridCol w:w="1391"/>
+            </w:tblGrid>
+            <w:tr>
+              <w:tc>
+                <w:tcPr>
+                  <w:tcW w:type="dxa" w:w="1391"/>
+                  <w:tcBorders>
+                    <w:top w:val="single" w:color="375C1B" w:sz="4"/>
+                    <w:left w:val="single" w:color="375C1B" w:sz="4"/>
+                    <w:bottom w:val="single" w:color="375C1B" w:sz="4"/>
+                    <w:right w:val="single" w:color="375C1B" w:sz="4"/>
+                  </w:tcBorders>
+                  <w:shd w:fill="EFF8E8" w:color="auto" w:val="clear"/>
+                  <w:tcMar>
+                    <w:top w:type="dxa" w:w="30"/>
+                    <w:left w:type="dxa" w:w="40"/>
+                    <w:bottom w:type="dxa" w:w="30"/>
+                    <w:right w:type="dxa" w:w="20"/>
+                  </w:tcMar>
+                </w:tcPr>
+                <w:p>
+                  <w:pPr>
+                    <w:jc w:val="center"/>
+                  </w:pPr>
+                  <w:r>
+                    <w:rPr>
+                      <w:rFonts w:ascii="Calibri" w:cs="Calibri" w:eastAsia="Calibri" w:hAnsi="Calibri"/>
+                      <w:b/>
+                      <w:bCs/>
+                      <w:color w:val="375C1B"/>
+                      <w:sz w:val="15"/>
+                      <w:szCs w:val="15"/>
+                    </w:rPr>
+                    <w:t xml:space="preserve">✓ Done</w:t>
+                  </w:r>
+                </w:p>
+              </w:tc>
+              <w:tc>
+                <w:tcPr>
+                  <w:tcW w:type="dxa" w:w="1391"/>
+                  <w:tcBorders>
+                    <w:top w:val="single" w:color="1F3964" w:sz="4"/>
+                    <w:left w:val="single" w:color="1F3964" w:sz="4"/>
+                    <w:bottom w:val="single" w:color="1F3964" w:sz="4"/>
+                    <w:right w:val="single" w:color="1F3964" w:sz="4"/>
+                  </w:tcBorders>
+                  <w:shd w:fill="EEF2F8" w:color="auto" w:val="clear"/>
+                  <w:tcMar>
+                    <w:top w:type="dxa" w:w="30"/>
+                    <w:left w:type="dxa" w:w="40"/>
+                    <w:bottom w:type="dxa" w:w="30"/>
+                    <w:right w:type="dxa" w:w="20"/>
+                  </w:tcMar>
+                </w:tcPr>
+                <w:p>
+                  <w:pPr>
+                    <w:jc w:val="center"/>
+                  </w:pPr>
+                  <w:r>
+                    <w:rPr>
+                      <w:rFonts w:ascii="Calibri" w:cs="Calibri" w:eastAsia="Calibri" w:hAnsi="Calibri"/>
+                      <w:b/>
+                      <w:bCs/>
+                      <w:color w:val="1F3964"/>
+                      <w:sz w:val="15"/>
+                      <w:szCs w:val="15"/>
+                    </w:rPr>
+                    <w:t xml:space="preserve">→ Carry</w:t>
+                  </w:r>
+                </w:p>
+              </w:tc>
+            </w:tr>
+          </w:tbl>
+          <w:p/>
+        </w:tc>
+      </w:tr>
+      <w:tr>
+        <w:tc>
+          <w:tcPr>
+            <w:tcW w:type="dxa" w:w="1800"/>
+            <w:tcBorders>
+              <w:top w:val="single" w:color="D0D8E4" w:sz="4"/>
+              <w:left w:val="single" w:color="D0D8E4" w:sz="4"/>
+              <w:bottom w:val="single" w:color="D0D8E4" w:sz="4"/>
+              <w:right w:val="single" w:color="D0D8E4" w:sz="4"/>
+            </w:tcBorders>
+            <w:shd w:fill="FAFBFC" w:color="auto" w:val="clear"/>
+            <w:tcMar>
+              <w:top w:type="dxa" w:w="50"/>
+              <w:left w:type="dxa" w:w="120"/>
+              <w:bottom w:type="dxa" w:w="50"/>
+              <w:right w:type="dxa" w:w="60"/>
+            </w:tcMar>
+            <w:vAlign w:val="center"/>
+          </w:tcPr>
+          <w:p>
+            <w:r>
+              <w:rPr>
+                <w:rFonts w:ascii="Calibri" w:cs="Calibri" w:eastAsia="Calibri" w:hAnsi="Calibri"/>
+                <w:color w:val="7F7F7F"/>
+                <w:sz w:val="20"/>
+                <w:szCs w:val="20"/>
+              </w:rPr>
+              <w:t xml:space="preserve">14.  </w:t>
+            </w:r>
+          </w:p>
+        </w:tc>
+        <w:tc>
+          <w:tcPr>
+            <w:tcW w:type="dxa" w:w="2942"/>
+            <w:tcBorders>
+              <w:top w:val="single" w:color="D0D8E4" w:sz="4"/>
+              <w:left w:val="single" w:color="D0D8E4" w:sz="4"/>
+              <w:bottom w:val="single" w:color="D0D8E4" w:sz="4"/>
+              <w:right w:val="single" w:color="D0D8E4" w:sz="4"/>
+            </w:tcBorders>
+            <w:shd w:fill="FAFBFC" w:color="auto" w:val="clear"/>
+            <w:tcMar>
+              <w:top w:type="dxa" w:w="50"/>
+              <w:left w:type="dxa" w:w="100"/>
+              <w:bottom w:type="dxa" w:w="30"/>
+              <w:right w:type="dxa" w:w="60"/>
+            </w:tcMar>
+          </w:tcPr>
+          <w:p>
+            <w:pPr>
+              <w:pBdr>
+                <w:bottom w:val="single" w:color="C0CCDA" w:sz="4"/>
+              </w:pBdr>
+              <w:spacing w:after="0" w:before="0"/>
+            </w:pPr>
+            <w:r>
+              <w:rPr>
+                <w:rFonts w:ascii="Calibri" w:cs="Calibri" w:eastAsia="Calibri" w:hAnsi="Calibri"/>
+                <w:sz w:val="24"/>
+                <w:szCs w:val="24"/>
+              </w:rPr>
+              <w:t xml:space="preserve"> </w:t>
+            </w:r>
+          </w:p>
+          <w:p>
+            <w:pPr>
+              <w:spacing w:after="80" w:before="0"/>
+            </w:pPr>
+          </w:p>
+          <w:tbl>
+            <w:tblPr>
+              <w:tblW w:type="dxa" w:w="2782"/>
+              <w:tblBorders>
+                <w:top w:val="none" w:color="auto" w:sz="0"/>
+                <w:left w:val="none" w:color="auto" w:sz="0"/>
+                <w:bottom w:val="none" w:color="auto" w:sz="0"/>
+                <w:right w:val="none" w:color="auto" w:sz="0"/>
+                <w:insideH w:val="single" w:color="auto" w:sz="4"/>
+                <w:insideV w:val="single" w:color="auto" w:sz="4"/>
+              </w:tblBorders>
+            </w:tblPr>
+            <w:tblGrid>
+              <w:gridCol w:w="1391"/>
+              <w:gridCol w:w="1391"/>
+            </w:tblGrid>
+            <w:tr>
+              <w:tc>
+                <w:tcPr>
+                  <w:tcW w:type="dxa" w:w="1391"/>
+                  <w:tcBorders>
+                    <w:top w:val="single" w:color="375C1B" w:sz="4"/>
+                    <w:left w:val="single" w:color="375C1B" w:sz="4"/>
+                    <w:bottom w:val="single" w:color="375C1B" w:sz="4"/>
+                    <w:right w:val="single" w:color="375C1B" w:sz="4"/>
+                  </w:tcBorders>
+                  <w:shd w:fill="EFF8E8" w:color="auto" w:val="clear"/>
+                  <w:tcMar>
+                    <w:top w:type="dxa" w:w="30"/>
+                    <w:left w:type="dxa" w:w="40"/>
+                    <w:bottom w:type="dxa" w:w="30"/>
+                    <w:right w:type="dxa" w:w="20"/>
+                  </w:tcMar>
+                </w:tcPr>
+                <w:p>
+                  <w:pPr>
+                    <w:jc w:val="center"/>
+                  </w:pPr>
+                  <w:r>
+                    <w:rPr>
+                      <w:rFonts w:ascii="Calibri" w:cs="Calibri" w:eastAsia="Calibri" w:hAnsi="Calibri"/>
+                      <w:b/>
+                      <w:bCs/>
+                      <w:color w:val="375C1B"/>
+                      <w:sz w:val="15"/>
+                      <w:szCs w:val="15"/>
+                    </w:rPr>
+                    <w:t xml:space="preserve">✓ Done</w:t>
+                  </w:r>
+                </w:p>
+              </w:tc>
+              <w:tc>
+                <w:tcPr>
+                  <w:tcW w:type="dxa" w:w="1391"/>
+                  <w:tcBorders>
+                    <w:top w:val="single" w:color="1F3964" w:sz="4"/>
+                    <w:left w:val="single" w:color="1F3964" w:sz="4"/>
+                    <w:bottom w:val="single" w:color="1F3964" w:sz="4"/>
+                    <w:right w:val="single" w:color="1F3964" w:sz="4"/>
+                  </w:tcBorders>
+                  <w:shd w:fill="EEF2F8" w:color="auto" w:val="clear"/>
+                  <w:tcMar>
+                    <w:top w:type="dxa" w:w="30"/>
+                    <w:left w:type="dxa" w:w="40"/>
+                    <w:bottom w:type="dxa" w:w="30"/>
+                    <w:right w:type="dxa" w:w="20"/>
+                  </w:tcMar>
+                </w:tcPr>
+                <w:p>
+                  <w:pPr>
+                    <w:jc w:val="center"/>
+                  </w:pPr>
+                  <w:r>
+                    <w:rPr>
+                      <w:rFonts w:ascii="Calibri" w:cs="Calibri" w:eastAsia="Calibri" w:hAnsi="Calibri"/>
+                      <w:b/>
+                      <w:bCs/>
+                      <w:color w:val="1F3964"/>
+                      <w:sz w:val="15"/>
+                      <w:szCs w:val="15"/>
+                    </w:rPr>
+                    <w:t xml:space="preserve">→ Carry</w:t>
+                  </w:r>
+                </w:p>
+              </w:tc>
+            </w:tr>
+          </w:tbl>
+          <w:p/>
+        </w:tc>
+        <w:tc>
+          <w:tcPr>
+            <w:tcW w:type="dxa" w:w="2942"/>
+            <w:tcBorders>
+              <w:top w:val="single" w:color="D0D8E4" w:sz="4"/>
+              <w:left w:val="single" w:color="D0D8E4" w:sz="4"/>
+              <w:bottom w:val="single" w:color="D0D8E4" w:sz="4"/>
+              <w:right w:val="single" w:color="D0D8E4" w:sz="4"/>
+            </w:tcBorders>
+            <w:shd w:fill="FAFBFC" w:color="auto" w:val="clear"/>
+            <w:tcMar>
+              <w:top w:type="dxa" w:w="50"/>
+              <w:left w:type="dxa" w:w="100"/>
+              <w:bottom w:type="dxa" w:w="30"/>
+              <w:right w:type="dxa" w:w="60"/>
+            </w:tcMar>
+          </w:tcPr>
+          <w:p>
+            <w:pPr>
+              <w:pBdr>
+                <w:bottom w:val="single" w:color="C0CCDA" w:sz="4"/>
+              </w:pBdr>
+              <w:spacing w:after="0" w:before="0"/>
+            </w:pPr>
+            <w:r>
+              <w:rPr>
+                <w:rFonts w:ascii="Calibri" w:cs="Calibri" w:eastAsia="Calibri" w:hAnsi="Calibri"/>
+                <w:sz w:val="24"/>
+                <w:szCs w:val="24"/>
+              </w:rPr>
+              <w:t xml:space="preserve"> </w:t>
+            </w:r>
+          </w:p>
+          <w:p>
+            <w:pPr>
+              <w:spacing w:after="80" w:before="0"/>
+            </w:pPr>
+          </w:p>
+          <w:tbl>
+            <w:tblPr>
+              <w:tblW w:type="dxa" w:w="2782"/>
+              <w:tblBorders>
+                <w:top w:val="none" w:color="auto" w:sz="0"/>
+                <w:left w:val="none" w:color="auto" w:sz="0"/>
+                <w:bottom w:val="none" w:color="auto" w:sz="0"/>
+                <w:right w:val="none" w:color="auto" w:sz="0"/>
+                <w:insideH w:val="single" w:color="auto" w:sz="4"/>
+                <w:insideV w:val="single" w:color="auto" w:sz="4"/>
+              </w:tblBorders>
+            </w:tblPr>
+            <w:tblGrid>
+              <w:gridCol w:w="1391"/>
+              <w:gridCol w:w="1391"/>
+            </w:tblGrid>
+            <w:tr>
+              <w:tc>
+                <w:tcPr>
+                  <w:tcW w:type="dxa" w:w="1391"/>
+                  <w:tcBorders>
+                    <w:top w:val="single" w:color="375C1B" w:sz="4"/>
+                    <w:left w:val="single" w:color="375C1B" w:sz="4"/>
+                    <w:bottom w:val="single" w:color="375C1B" w:sz="4"/>
+                    <w:right w:val="single" w:color="375C1B" w:sz="4"/>
+                  </w:tcBorders>
+                  <w:shd w:fill="EFF8E8" w:color="auto" w:val="clear"/>
+                  <w:tcMar>
+                    <w:top w:type="dxa" w:w="30"/>
+                    <w:left w:type="dxa" w:w="40"/>
+                    <w:bottom w:type="dxa" w:w="30"/>
+                    <w:right w:type="dxa" w:w="20"/>
+                  </w:tcMar>
+                </w:tcPr>
+                <w:p>
+                  <w:pPr>
+                    <w:jc w:val="center"/>
+                  </w:pPr>
+                  <w:r>
+                    <w:rPr>
+                      <w:rFonts w:ascii="Calibri" w:cs="Calibri" w:eastAsia="Calibri" w:hAnsi="Calibri"/>
+                      <w:b/>
+                      <w:bCs/>
+                      <w:color w:val="375C1B"/>
+                      <w:sz w:val="15"/>
+                      <w:szCs w:val="15"/>
+                    </w:rPr>
+                    <w:t xml:space="preserve">✓ Done</w:t>
+                  </w:r>
+                </w:p>
+              </w:tc>
+              <w:tc>
+                <w:tcPr>
+                  <w:tcW w:type="dxa" w:w="1391"/>
+                  <w:tcBorders>
+                    <w:top w:val="single" w:color="1F3964" w:sz="4"/>
+                    <w:left w:val="single" w:color="1F3964" w:sz="4"/>
+                    <w:bottom w:val="single" w:color="1F3964" w:sz="4"/>
+                    <w:right w:val="single" w:color="1F3964" w:sz="4"/>
+                  </w:tcBorders>
+                  <w:shd w:fill="EEF2F8" w:color="auto" w:val="clear"/>
+                  <w:tcMar>
+                    <w:top w:type="dxa" w:w="30"/>
+                    <w:left w:type="dxa" w:w="40"/>
+                    <w:bottom w:type="dxa" w:w="30"/>
+                    <w:right w:type="dxa" w:w="20"/>
+                  </w:tcMar>
+                </w:tcPr>
+                <w:p>
+                  <w:pPr>
+                    <w:jc w:val="center"/>
+                  </w:pPr>
+                  <w:r>
+                    <w:rPr>
+                      <w:rFonts w:ascii="Calibri" w:cs="Calibri" w:eastAsia="Calibri" w:hAnsi="Calibri"/>
+                      <w:b/>
+                      <w:bCs/>
+                      <w:color w:val="1F3964"/>
+                      <w:sz w:val="15"/>
+                      <w:szCs w:val="15"/>
+                    </w:rPr>
+                    <w:t xml:space="preserve">→ Carry</w:t>
+                  </w:r>
+                </w:p>
+              </w:tc>
+            </w:tr>
+          </w:tbl>
+          <w:p/>
+        </w:tc>
+        <w:tc>
+          <w:tcPr>
+            <w:tcW w:type="dxa" w:w="2942"/>
+            <w:tcBorders>
+              <w:top w:val="single" w:color="D0D8E4" w:sz="4"/>
+              <w:left w:val="single" w:color="D0D8E4" w:sz="4"/>
+              <w:bottom w:val="single" w:color="D0D8E4" w:sz="4"/>
+              <w:right w:val="single" w:color="D0D8E4" w:sz="4"/>
+            </w:tcBorders>
+            <w:shd w:fill="FAFBFC" w:color="auto" w:val="clear"/>
+            <w:tcMar>
+              <w:top w:type="dxa" w:w="50"/>
+              <w:left w:type="dxa" w:w="100"/>
+              <w:bottom w:type="dxa" w:w="30"/>
+              <w:right w:type="dxa" w:w="60"/>
+            </w:tcMar>
+          </w:tcPr>
+          <w:p>
+            <w:pPr>
+              <w:pBdr>
+                <w:bottom w:val="single" w:color="C0CCDA" w:sz="4"/>
+              </w:pBdr>
+              <w:spacing w:after="0" w:before="0"/>
+            </w:pPr>
+            <w:r>
+              <w:rPr>
+                <w:rFonts w:ascii="Calibri" w:cs="Calibri" w:eastAsia="Calibri" w:hAnsi="Calibri"/>
+                <w:sz w:val="24"/>
+                <w:szCs w:val="24"/>
+              </w:rPr>
+              <w:t xml:space="preserve"> </w:t>
+            </w:r>
+          </w:p>
+          <w:p>
+            <w:pPr>
+              <w:spacing w:after="80" w:before="0"/>
+            </w:pPr>
+          </w:p>
+          <w:tbl>
+            <w:tblPr>
+              <w:tblW w:type="dxa" w:w="2782"/>
+              <w:tblBorders>
+                <w:top w:val="none" w:color="auto" w:sz="0"/>
+                <w:left w:val="none" w:color="auto" w:sz="0"/>
+                <w:bottom w:val="none" w:color="auto" w:sz="0"/>
+                <w:right w:val="none" w:color="auto" w:sz="0"/>
+                <w:insideH w:val="single" w:color="auto" w:sz="4"/>
+                <w:insideV w:val="single" w:color="auto" w:sz="4"/>
+              </w:tblBorders>
+            </w:tblPr>
+            <w:tblGrid>
+              <w:gridCol w:w="1391"/>
+              <w:gridCol w:w="1391"/>
+            </w:tblGrid>
+            <w:tr>
+              <w:tc>
+                <w:tcPr>
+                  <w:tcW w:type="dxa" w:w="1391"/>
+                  <w:tcBorders>
+                    <w:top w:val="single" w:color="375C1B" w:sz="4"/>
+                    <w:left w:val="single" w:color="375C1B" w:sz="4"/>
+                    <w:bottom w:val="single" w:color="375C1B" w:sz="4"/>
+                    <w:right w:val="single" w:color="375C1B" w:sz="4"/>
+                  </w:tcBorders>
+                  <w:shd w:fill="EFF8E8" w:color="auto" w:val="clear"/>
+                  <w:tcMar>
+                    <w:top w:type="dxa" w:w="30"/>
+                    <w:left w:type="dxa" w:w="40"/>
+                    <w:bottom w:type="dxa" w:w="30"/>
+                    <w:right w:type="dxa" w:w="20"/>
+                  </w:tcMar>
+                </w:tcPr>
+                <w:p>
+                  <w:pPr>
+                    <w:jc w:val="center"/>
+                  </w:pPr>
+                  <w:r>
+                    <w:rPr>
+                      <w:rFonts w:ascii="Calibri" w:cs="Calibri" w:eastAsia="Calibri" w:hAnsi="Calibri"/>
+                      <w:b/>
+                      <w:bCs/>
+                      <w:color w:val="375C1B"/>
+                      <w:sz w:val="15"/>
+                      <w:szCs w:val="15"/>
+                    </w:rPr>
+                    <w:t xml:space="preserve">✓ Done</w:t>
+                  </w:r>
+                </w:p>
+              </w:tc>
+              <w:tc>
+                <w:tcPr>
+                  <w:tcW w:type="dxa" w:w="1391"/>
+                  <w:tcBorders>
+                    <w:top w:val="single" w:color="1F3964" w:sz="4"/>
+                    <w:left w:val="single" w:color="1F3964" w:sz="4"/>
+                    <w:bottom w:val="single" w:color="1F3964" w:sz="4"/>
+                    <w:right w:val="single" w:color="1F3964" w:sz="4"/>
+                  </w:tcBorders>
+                  <w:shd w:fill="EEF2F8" w:color="auto" w:val="clear"/>
+                  <w:tcMar>
+                    <w:top w:type="dxa" w:w="30"/>
+                    <w:left w:type="dxa" w:w="40"/>
+                    <w:bottom w:type="dxa" w:w="30"/>
+                    <w:right w:type="dxa" w:w="20"/>
+                  </w:tcMar>
+                </w:tcPr>
+                <w:p>
+                  <w:pPr>
+                    <w:jc w:val="center"/>
+                  </w:pPr>
+                  <w:r>
+                    <w:rPr>
+                      <w:rFonts w:ascii="Calibri" w:cs="Calibri" w:eastAsia="Calibri" w:hAnsi="Calibri"/>
+                      <w:b/>
+                      <w:bCs/>
+                      <w:color w:val="1F3964"/>
+                      <w:sz w:val="15"/>
+                      <w:szCs w:val="15"/>
+                    </w:rPr>
+                    <w:t xml:space="preserve">→ Carry</w:t>
+                  </w:r>
+                </w:p>
+              </w:tc>
+            </w:tr>
+          </w:tbl>
+          <w:p/>
+        </w:tc>
       </w:tr>
     </w:tbl>
     <w:p>
       <w:pPr>
-        <w:spacing w:after="160" w:before="0"/>
+        <w:spacing w:after="200" w:before="0"/>
       </w:pPr>
     </w:p>
     <w:tbl>

--- a/Daily-Production-Sheet.docx
+++ b/Daily-Production-Sheet.docx
@@ -3172,7 +3172,7 @@
                 <w:sz w:val="20"/>
                 <w:szCs w:val="20"/>
               </w:rPr>
-              <w:t xml:space="preserve">F  —  NOTES  &amp;  ESCALATIONS</w:t>
+              <w:t xml:space="preserve">F  —  NOTES &amp; ESCALATIONS  ·  PRODUCTION SNAPSHOT</w:t>
             </w:r>
           </w:p>
         </w:tc>
@@ -3196,12 +3196,13 @@
         </w:tblBorders>
       </w:tblPr>
       <w:tblGrid>
-        <w:gridCol w:w="10626"/>
+        <w:gridCol w:w="6164"/>
+        <w:gridCol w:w="4462"/>
       </w:tblGrid>
       <w:tr>
         <w:tc>
           <w:tcPr>
-            <w:tcW w:type="dxa" w:w="10626"/>
+            <w:tcW w:type="dxa" w:w="6164"/>
             <w:tcBorders>
               <w:top w:val="none" w:color="auto" w:sz="0"/>
               <w:left w:val="none" w:color="auto" w:sz="0"/>
@@ -3233,7 +3234,7 @@
           </w:p>
           <w:tbl>
             <w:tblPr>
-              <w:tblW w:type="dxa" w:w="10506"/>
+              <w:tblW w:type="dxa" w:w="6044"/>
               <w:tblBorders>
                 <w:top w:val="single" w:color="auto" w:sz="4"/>
                 <w:left w:val="single" w:color="auto" w:sz="4"/>
@@ -3244,12 +3245,12 @@
               </w:tblBorders>
             </w:tblPr>
             <w:tblGrid>
-              <w:gridCol w:w="10506"/>
+              <w:gridCol w:w="6044"/>
             </w:tblGrid>
             <w:tr>
               <w:tc>
                 <w:tcPr>
-                  <w:tcW w:type="dxa" w:w="10506"/>
+                  <w:tcW w:type="dxa" w:w="6044"/>
                   <w:tcBorders>
                     <w:top w:val="single" w:color="C0CCDA" w:sz="4"/>
                     <w:left w:val="single" w:color="C0CCDA" w:sz="4"/>
@@ -3274,6 +3275,728 @@
                     <w:t xml:space="preserve"> </w:t>
                   </w:r>
                 </w:p>
+              </w:tc>
+            </w:tr>
+          </w:tbl>
+          <w:p/>
+        </w:tc>
+        <w:tc>
+          <w:tcPr>
+            <w:tcW w:type="dxa" w:w="4462"/>
+            <w:tcBorders>
+              <w:top w:val="none" w:color="auto" w:sz="0"/>
+              <w:left w:val="single" w:color="B0C8C4" w:sz="4"/>
+              <w:bottom w:val="none" w:color="auto" w:sz="0"/>
+              <w:right w:val="none" w:color="auto" w:sz="0"/>
+            </w:tcBorders>
+            <w:shd w:fill="E6F4F1" w:color="auto" w:val="clear"/>
+            <w:tcMar>
+              <w:top w:type="dxa" w:w="80"/>
+              <w:left w:type="dxa" w:w="80"/>
+              <w:bottom w:type="dxa" w:w="80"/>
+              <w:right w:type="dxa" w:w="80"/>
+            </w:tcMar>
+          </w:tcPr>
+          <w:p>
+            <w:pPr>
+              <w:spacing w:after="18" w:before="0"/>
+            </w:pPr>
+            <w:r>
+              <w:rPr>
+                <w:rFonts w:ascii="Calibri" w:cs="Calibri" w:eastAsia="Calibri" w:hAnsi="Calibri"/>
+                <w:b/>
+                <w:bCs/>
+                <w:color w:val="1B6B5A"/>
+                <w:sz w:val="16"/>
+                <w:szCs w:val="16"/>
+              </w:rPr>
+              <w:t xml:space="preserve">PRODUCTION SNAPSHOT — BSC KPIs</w:t>
+            </w:r>
+          </w:p>
+          <w:tbl>
+            <w:tblPr>
+              <w:tblW w:type="dxa" w:w="4302"/>
+              <w:tblBorders>
+                <w:top w:val="none" w:color="auto" w:sz="0"/>
+                <w:left w:val="none" w:color="auto" w:sz="0"/>
+                <w:bottom w:val="none" w:color="auto" w:sz="0"/>
+                <w:right w:val="none" w:color="auto" w:sz="0"/>
+                <w:insideH w:val="single" w:color="auto" w:sz="4"/>
+                <w:insideV w:val="single" w:color="auto" w:sz="4"/>
+              </w:tblBorders>
+            </w:tblPr>
+            <w:tblGrid>
+              <w:gridCol w:w="2237"/>
+              <w:gridCol w:w="2065"/>
+            </w:tblGrid>
+            <w:tr>
+              <w:tc>
+                <w:tcPr>
+                  <w:tcW w:type="dxa" w:w="2237"/>
+                  <w:tcBorders>
+                    <w:top w:val="none" w:color="auto" w:sz="0"/>
+                    <w:left w:val="none" w:color="auto" w:sz="0"/>
+                    <w:bottom w:val="none" w:color="auto" w:sz="0"/>
+                    <w:right w:val="none" w:color="auto" w:sz="0"/>
+                  </w:tcBorders>
+                  <w:tcMar>
+                    <w:top w:type="dxa" w:w="50"/>
+                    <w:left w:type="dxa" w:w="0"/>
+                    <w:bottom w:type="dxa" w:w="50"/>
+                    <w:right w:type="dxa" w:w="60"/>
+                  </w:tcMar>
+                  <w:vAlign w:val="center"/>
+                </w:tcPr>
+                <w:p>
+                  <w:r>
+                    <w:rPr>
+                      <w:rFonts w:ascii="Calibri" w:cs="Calibri" w:eastAsia="Calibri" w:hAnsi="Calibri"/>
+                      <w:b/>
+                      <w:bCs/>
+                      <w:color w:val="404040"/>
+                      <w:sz w:val="16"/>
+                      <w:szCs w:val="16"/>
+                    </w:rPr>
+                    <w:t xml:space="preserve">Jobs on schedule</w:t>
+                  </w:r>
+                </w:p>
+              </w:tc>
+              <w:tc>
+                <w:tcPr>
+                  <w:tcW w:type="dxa" w:w="2065"/>
+                  <w:tcBorders>
+                    <w:top w:val="none" w:color="auto" w:sz="0"/>
+                    <w:left w:val="none" w:color="auto" w:sz="0"/>
+                    <w:bottom w:val="none" w:color="auto" w:sz="0"/>
+                    <w:right w:val="none" w:color="auto" w:sz="0"/>
+                  </w:tcBorders>
+                  <w:tcMar>
+                    <w:top w:type="dxa" w:w="50"/>
+                    <w:left w:type="dxa" w:w="0"/>
+                    <w:bottom w:type="dxa" w:w="50"/>
+                    <w:right w:type="dxa" w:w="0"/>
+                  </w:tcMar>
+                  <w:vAlign w:val="center"/>
+                </w:tcPr>
+                <w:tbl>
+                  <w:tblPr>
+                    <w:tblW w:type="dxa" w:w="920"/>
+                    <w:tblBorders>
+                      <w:top w:val="none" w:color="auto" w:sz="0"/>
+                      <w:left w:val="none" w:color="auto" w:sz="0"/>
+                      <w:bottom w:val="none" w:color="auto" w:sz="0"/>
+                      <w:right w:val="none" w:color="auto" w:sz="0"/>
+                      <w:insideH w:val="single" w:color="auto" w:sz="4"/>
+                      <w:insideV w:val="single" w:color="auto" w:sz="4"/>
+                    </w:tblBorders>
+                  </w:tblPr>
+                  <w:tblGrid>
+                    <w:gridCol w:w="380"/>
+                    <w:gridCol w:w="160"/>
+                    <w:gridCol w:w="380"/>
+                  </w:tblGrid>
+                  <w:tr>
+                    <w:tc>
+                      <w:tcPr>
+                        <w:tcW w:type="dxa" w:w="380"/>
+                        <w:tcBorders>
+                          <w:top w:val="single" w:color="1B6B5A" w:sz="14"/>
+                          <w:left w:val="single" w:color="1B6B5A" w:sz="14"/>
+                          <w:bottom w:val="single" w:color="1B6B5A" w:sz="14"/>
+                          <w:right w:val="single" w:color="1B6B5A" w:sz="14"/>
+                        </w:tcBorders>
+                        <w:shd w:fill="FFFFFF" w:color="auto" w:val="clear"/>
+                        <w:tcMar>
+                          <w:top w:type="dxa" w:w="30"/>
+                          <w:left w:type="dxa" w:w="30"/>
+                          <w:bottom w:type="dxa" w:w="30"/>
+                          <w:right w:type="dxa" w:w="30"/>
+                        </w:tcMar>
+                      </w:tcPr>
+                      <w:p>
+                        <w:pPr>
+                          <w:jc w:val="center"/>
+                        </w:pPr>
+                        <w:r>
+                          <w:rPr>
+                            <w:rFonts w:ascii="Calibri" w:cs="Calibri" w:eastAsia="Calibri" w:hAnsi="Calibri"/>
+                            <w:sz w:val="24"/>
+                            <w:szCs w:val="24"/>
+                          </w:rPr>
+                          <w:t xml:space="preserve"> </w:t>
+                        </w:r>
+                      </w:p>
+                    </w:tc>
+                    <w:tc>
+                      <w:tcPr>
+                        <w:tcW w:type="dxa" w:w="160"/>
+                        <w:tcBorders>
+                          <w:top w:val="none" w:color="auto" w:sz="0"/>
+                          <w:left w:val="none" w:color="auto" w:sz="0"/>
+                          <w:bottom w:val="none" w:color="auto" w:sz="0"/>
+                          <w:right w:val="none" w:color="auto" w:sz="0"/>
+                        </w:tcBorders>
+                        <w:tcMar>
+                          <w:top w:type="dxa" w:w="0"/>
+                          <w:left w:type="dxa" w:w="0"/>
+                          <w:bottom w:type="dxa" w:w="0"/>
+                          <w:right w:type="dxa" w:w="0"/>
+                        </w:tcMar>
+                        <w:vAlign w:val="center"/>
+                      </w:tcPr>
+                      <w:p>
+                        <w:pPr>
+                          <w:jc w:val="center"/>
+                        </w:pPr>
+                        <w:r>
+                          <w:rPr>
+                            <w:rFonts w:ascii="Calibri" w:cs="Calibri" w:eastAsia="Calibri" w:hAnsi="Calibri"/>
+                            <w:b/>
+                            <w:bCs/>
+                            <w:color w:val="7F7F7F"/>
+                            <w:sz w:val="28"/>
+                            <w:szCs w:val="28"/>
+                          </w:rPr>
+                          <w:t xml:space="preserve">/</w:t>
+                        </w:r>
+                      </w:p>
+                    </w:tc>
+                    <w:tc>
+                      <w:tcPr>
+                        <w:tcW w:type="dxa" w:w="380"/>
+                        <w:tcBorders>
+                          <w:top w:val="single" w:color="1B6B5A" w:sz="14"/>
+                          <w:left w:val="single" w:color="1B6B5A" w:sz="14"/>
+                          <w:bottom w:val="single" w:color="1B6B5A" w:sz="14"/>
+                          <w:right w:val="single" w:color="1B6B5A" w:sz="14"/>
+                        </w:tcBorders>
+                        <w:shd w:fill="FFFFFF" w:color="auto" w:val="clear"/>
+                        <w:tcMar>
+                          <w:top w:type="dxa" w:w="30"/>
+                          <w:left w:type="dxa" w:w="30"/>
+                          <w:bottom w:type="dxa" w:w="30"/>
+                          <w:right w:type="dxa" w:w="30"/>
+                        </w:tcMar>
+                      </w:tcPr>
+                      <w:p>
+                        <w:pPr>
+                          <w:jc w:val="center"/>
+                        </w:pPr>
+                        <w:r>
+                          <w:rPr>
+                            <w:rFonts w:ascii="Calibri" w:cs="Calibri" w:eastAsia="Calibri" w:hAnsi="Calibri"/>
+                            <w:sz w:val="24"/>
+                            <w:szCs w:val="24"/>
+                          </w:rPr>
+                          <w:t xml:space="preserve"> </w:t>
+                        </w:r>
+                      </w:p>
+                    </w:tc>
+                  </w:tr>
+                </w:tbl>
+                <w:p>
+                  <w:pPr>
+                    <w:spacing w:after="0" w:before="8"/>
+                  </w:pPr>
+                  <w:r>
+                    <w:rPr>
+                      <w:rFonts w:ascii="Calibri" w:cs="Calibri" w:eastAsia="Calibri" w:hAnsi="Calibri"/>
+                      <w:i/>
+                      <w:iCs/>
+                      <w:color w:val="7F7F7F"/>
+                      <w:sz w:val="13"/>
+                      <w:szCs w:val="13"/>
+                    </w:rPr>
+                    <w:t xml:space="preserve">on time  /  due today</w:t>
+                  </w:r>
+                </w:p>
+              </w:tc>
+            </w:tr>
+            <w:tr>
+              <w:tc>
+                <w:tcPr>
+                  <w:tcW w:type="dxa" w:w="2237"/>
+                  <w:tcBorders>
+                    <w:top w:val="none" w:color="auto" w:sz="0"/>
+                    <w:left w:val="none" w:color="auto" w:sz="0"/>
+                    <w:bottom w:val="none" w:color="auto" w:sz="0"/>
+                    <w:right w:val="none" w:color="auto" w:sz="0"/>
+                  </w:tcBorders>
+                  <w:tcMar>
+                    <w:top w:type="dxa" w:w="50"/>
+                    <w:left w:type="dxa" w:w="0"/>
+                    <w:bottom w:type="dxa" w:w="50"/>
+                    <w:right w:type="dxa" w:w="60"/>
+                  </w:tcMar>
+                  <w:vAlign w:val="center"/>
+                </w:tcPr>
+                <w:p>
+                  <w:r>
+                    <w:rPr>
+                      <w:rFonts w:ascii="Calibri" w:cs="Calibri" w:eastAsia="Calibri" w:hAnsi="Calibri"/>
+                      <w:b/>
+                      <w:bCs/>
+                      <w:color w:val="404040"/>
+                      <w:sz w:val="16"/>
+                      <w:szCs w:val="16"/>
+                    </w:rPr>
+                    <w:t xml:space="preserve">Packages returned to Eng</w:t>
+                  </w:r>
+                </w:p>
+              </w:tc>
+              <w:tc>
+                <w:tcPr>
+                  <w:tcW w:type="dxa" w:w="2065"/>
+                  <w:tcBorders>
+                    <w:top w:val="none" w:color="auto" w:sz="0"/>
+                    <w:left w:val="none" w:color="auto" w:sz="0"/>
+                    <w:bottom w:val="none" w:color="auto" w:sz="0"/>
+                    <w:right w:val="none" w:color="auto" w:sz="0"/>
+                  </w:tcBorders>
+                  <w:tcMar>
+                    <w:top w:type="dxa" w:w="50"/>
+                    <w:left w:type="dxa" w:w="0"/>
+                    <w:bottom w:type="dxa" w:w="50"/>
+                    <w:right w:type="dxa" w:w="0"/>
+                  </w:tcMar>
+                  <w:vAlign w:val="center"/>
+                </w:tcPr>
+                <w:tbl>
+                  <w:tblPr>
+                    <w:tblW w:type="dxa" w:w="380"/>
+                    <w:tblBorders>
+                      <w:top w:val="none" w:color="auto" w:sz="0"/>
+                      <w:left w:val="none" w:color="auto" w:sz="0"/>
+                      <w:bottom w:val="none" w:color="auto" w:sz="0"/>
+                      <w:right w:val="none" w:color="auto" w:sz="0"/>
+                      <w:insideH w:val="single" w:color="auto" w:sz="4"/>
+                      <w:insideV w:val="single" w:color="auto" w:sz="4"/>
+                    </w:tblBorders>
+                  </w:tblPr>
+                  <w:tblGrid>
+                    <w:gridCol w:w="380"/>
+                  </w:tblGrid>
+                  <w:tr>
+                    <w:tc>
+                      <w:tcPr>
+                        <w:tcW w:type="dxa" w:w="380"/>
+                        <w:tcBorders>
+                          <w:top w:val="single" w:color="1B6B5A" w:sz="14"/>
+                          <w:left w:val="single" w:color="1B6B5A" w:sz="14"/>
+                          <w:bottom w:val="single" w:color="1B6B5A" w:sz="14"/>
+                          <w:right w:val="single" w:color="1B6B5A" w:sz="14"/>
+                        </w:tcBorders>
+                        <w:shd w:fill="FFFFFF" w:color="auto" w:val="clear"/>
+                        <w:tcMar>
+                          <w:top w:type="dxa" w:w="30"/>
+                          <w:left w:type="dxa" w:w="40"/>
+                          <w:bottom w:type="dxa" w:w="30"/>
+                          <w:right w:type="dxa" w:w="40"/>
+                        </w:tcMar>
+                      </w:tcPr>
+                      <w:p>
+                        <w:pPr>
+                          <w:jc w:val="center"/>
+                        </w:pPr>
+                        <w:r>
+                          <w:rPr>
+                            <w:rFonts w:ascii="Calibri" w:cs="Calibri" w:eastAsia="Calibri" w:hAnsi="Calibri"/>
+                            <w:sz w:val="24"/>
+                            <w:szCs w:val="24"/>
+                          </w:rPr>
+                          <w:t xml:space="preserve"> </w:t>
+                        </w:r>
+                      </w:p>
+                    </w:tc>
+                  </w:tr>
+                </w:tbl>
+                <w:p>
+                  <w:pPr>
+                    <w:spacing w:after="0" w:before="8"/>
+                  </w:pPr>
+                  <w:r>
+                    <w:rPr>
+                      <w:rFonts w:ascii="Calibri" w:cs="Calibri" w:eastAsia="Calibri" w:hAnsi="Calibri"/>
+                      <w:color w:val="7F7F7F"/>
+                      <w:sz w:val="13"/>
+                      <w:szCs w:val="13"/>
+                    </w:rPr>
+                    <w:t xml:space="preserve">Job nos: ________________</w:t>
+                  </w:r>
+                </w:p>
+              </w:tc>
+            </w:tr>
+            <w:tr>
+              <w:tc>
+                <w:tcPr>
+                  <w:tcW w:type="dxa" w:w="2237"/>
+                  <w:tcBorders>
+                    <w:top w:val="none" w:color="auto" w:sz="0"/>
+                    <w:left w:val="none" w:color="auto" w:sz="0"/>
+                    <w:bottom w:val="none" w:color="auto" w:sz="0"/>
+                    <w:right w:val="none" w:color="auto" w:sz="0"/>
+                  </w:tcBorders>
+                  <w:tcMar>
+                    <w:top w:type="dxa" w:w="50"/>
+                    <w:left w:type="dxa" w:w="0"/>
+                    <w:bottom w:type="dxa" w:w="50"/>
+                    <w:right w:type="dxa" w:w="60"/>
+                  </w:tcMar>
+                  <w:vAlign w:val="center"/>
+                </w:tcPr>
+                <w:p>
+                  <w:r>
+                    <w:rPr>
+                      <w:rFonts w:ascii="Calibri" w:cs="Calibri" w:eastAsia="Calibri" w:hAnsi="Calibri"/>
+                      <w:b/>
+                      <w:bCs/>
+                      <w:color w:val="404040"/>
+                      <w:sz w:val="16"/>
+                      <w:szCs w:val="16"/>
+                    </w:rPr>
+                    <w:t xml:space="preserve">Rework items identified</w:t>
+                  </w:r>
+                </w:p>
+              </w:tc>
+              <w:tc>
+                <w:tcPr>
+                  <w:tcW w:type="dxa" w:w="2065"/>
+                  <w:tcBorders>
+                    <w:top w:val="none" w:color="auto" w:sz="0"/>
+                    <w:left w:val="none" w:color="auto" w:sz="0"/>
+                    <w:bottom w:val="none" w:color="auto" w:sz="0"/>
+                    <w:right w:val="none" w:color="auto" w:sz="0"/>
+                  </w:tcBorders>
+                  <w:tcMar>
+                    <w:top w:type="dxa" w:w="50"/>
+                    <w:left w:type="dxa" w:w="0"/>
+                    <w:bottom w:type="dxa" w:w="50"/>
+                    <w:right w:type="dxa" w:w="0"/>
+                  </w:tcMar>
+                  <w:vAlign w:val="center"/>
+                </w:tcPr>
+                <w:tbl>
+                  <w:tblPr>
+                    <w:tblW w:type="dxa" w:w="380"/>
+                    <w:tblBorders>
+                      <w:top w:val="none" w:color="auto" w:sz="0"/>
+                      <w:left w:val="none" w:color="auto" w:sz="0"/>
+                      <w:bottom w:val="none" w:color="auto" w:sz="0"/>
+                      <w:right w:val="none" w:color="auto" w:sz="0"/>
+                      <w:insideH w:val="single" w:color="auto" w:sz="4"/>
+                      <w:insideV w:val="single" w:color="auto" w:sz="4"/>
+                    </w:tblBorders>
+                  </w:tblPr>
+                  <w:tblGrid>
+                    <w:gridCol w:w="380"/>
+                  </w:tblGrid>
+                  <w:tr>
+                    <w:tc>
+                      <w:tcPr>
+                        <w:tcW w:type="dxa" w:w="380"/>
+                        <w:tcBorders>
+                          <w:top w:val="single" w:color="1B6B5A" w:sz="14"/>
+                          <w:left w:val="single" w:color="1B6B5A" w:sz="14"/>
+                          <w:bottom w:val="single" w:color="1B6B5A" w:sz="14"/>
+                          <w:right w:val="single" w:color="1B6B5A" w:sz="14"/>
+                        </w:tcBorders>
+                        <w:shd w:fill="FFFFFF" w:color="auto" w:val="clear"/>
+                        <w:tcMar>
+                          <w:top w:type="dxa" w:w="30"/>
+                          <w:left w:type="dxa" w:w="40"/>
+                          <w:bottom w:type="dxa" w:w="30"/>
+                          <w:right w:type="dxa" w:w="40"/>
+                        </w:tcMar>
+                      </w:tcPr>
+                      <w:p>
+                        <w:pPr>
+                          <w:jc w:val="center"/>
+                        </w:pPr>
+                        <w:r>
+                          <w:rPr>
+                            <w:rFonts w:ascii="Calibri" w:cs="Calibri" w:eastAsia="Calibri" w:hAnsi="Calibri"/>
+                            <w:sz w:val="24"/>
+                            <w:szCs w:val="24"/>
+                          </w:rPr>
+                          <w:t xml:space="preserve"> </w:t>
+                        </w:r>
+                      </w:p>
+                    </w:tc>
+                  </w:tr>
+                </w:tbl>
+                <w:p/>
+              </w:tc>
+            </w:tr>
+            <w:tr>
+              <w:tc>
+                <w:tcPr>
+                  <w:tcW w:type="dxa" w:w="2237"/>
+                  <w:tcBorders>
+                    <w:top w:val="none" w:color="auto" w:sz="0"/>
+                    <w:left w:val="none" w:color="auto" w:sz="0"/>
+                    <w:bottom w:val="none" w:color="auto" w:sz="0"/>
+                    <w:right w:val="none" w:color="auto" w:sz="0"/>
+                  </w:tcBorders>
+                  <w:tcMar>
+                    <w:top w:type="dxa" w:w="50"/>
+                    <w:left w:type="dxa" w:w="0"/>
+                    <w:bottom w:type="dxa" w:w="50"/>
+                    <w:right w:type="dxa" w:w="60"/>
+                  </w:tcMar>
+                  <w:vAlign w:val="center"/>
+                </w:tcPr>
+                <w:p>
+                  <w:r>
+                    <w:rPr>
+                      <w:rFonts w:ascii="Calibri" w:cs="Calibri" w:eastAsia="Calibri" w:hAnsi="Calibri"/>
+                      <w:b/>
+                      <w:bCs/>
+                      <w:color w:val="404040"/>
+                      <w:sz w:val="16"/>
+                      <w:szCs w:val="16"/>
+                    </w:rPr>
+                    <w:t xml:space="preserve">Hours vs estimate</w:t>
+                  </w:r>
+                </w:p>
+              </w:tc>
+              <w:tc>
+                <w:tcPr>
+                  <w:tcW w:type="dxa" w:w="2065"/>
+                  <w:tcBorders>
+                    <w:top w:val="none" w:color="auto" w:sz="0"/>
+                    <w:left w:val="none" w:color="auto" w:sz="0"/>
+                    <w:bottom w:val="none" w:color="auto" w:sz="0"/>
+                    <w:right w:val="none" w:color="auto" w:sz="0"/>
+                  </w:tcBorders>
+                  <w:tcMar>
+                    <w:top w:type="dxa" w:w="50"/>
+                    <w:left w:type="dxa" w:w="0"/>
+                    <w:bottom w:type="dxa" w:w="50"/>
+                    <w:right w:type="dxa" w:w="0"/>
+                  </w:tcMar>
+                  <w:vAlign w:val="center"/>
+                </w:tcPr>
+                <w:tbl>
+                  <w:tblPr>
+                    <w:tblW w:type="dxa" w:w="2064"/>
+                    <w:tblBorders>
+                      <w:top w:val="none" w:color="auto" w:sz="0"/>
+                      <w:left w:val="none" w:color="auto" w:sz="0"/>
+                      <w:bottom w:val="none" w:color="auto" w:sz="0"/>
+                      <w:right w:val="none" w:color="auto" w:sz="0"/>
+                      <w:insideH w:val="single" w:color="auto" w:sz="4"/>
+                      <w:insideV w:val="single" w:color="auto" w:sz="4"/>
+                    </w:tblBorders>
+                  </w:tblPr>
+                  <w:tblGrid>
+                    <w:gridCol w:w="688"/>
+                    <w:gridCol w:w="688"/>
+                    <w:gridCol w:w="688"/>
+                  </w:tblGrid>
+                  <w:tr>
+                    <w:tc>
+                      <w:tcPr>
+                        <w:tcW w:type="dxa" w:w="688"/>
+                        <w:tcBorders>
+                          <w:top w:val="single" w:color="1B6B5A" w:sz="14"/>
+                          <w:left w:val="single" w:color="1B6B5A" w:sz="14"/>
+                          <w:bottom w:val="none" w:color="auto" w:sz="0"/>
+                          <w:right w:val="single" w:color="1B6B5A" w:sz="14"/>
+                        </w:tcBorders>
+                        <w:shd w:fill="E6F4F1" w:color="auto" w:val="clear"/>
+                        <w:tcMar>
+                          <w:top w:type="dxa" w:w="20"/>
+                          <w:left w:type="dxa" w:w="20"/>
+                          <w:bottom w:type="dxa" w:w="20"/>
+                          <w:right w:type="dxa" w:w="20"/>
+                        </w:tcMar>
+                      </w:tcPr>
+                      <w:p>
+                        <w:pPr>
+                          <w:jc w:val="center"/>
+                        </w:pPr>
+                        <w:r>
+                          <w:rPr>
+                            <w:rFonts w:ascii="Calibri" w:cs="Calibri" w:eastAsia="Calibri" w:hAnsi="Calibri"/>
+                            <w:b/>
+                            <w:bCs/>
+                            <w:color w:val="1B6B5A"/>
+                            <w:sz w:val="22"/>
+                            <w:szCs w:val="22"/>
+                          </w:rPr>
+                          <w:t xml:space="preserve">W</w:t>
+                        </w:r>
+                      </w:p>
+                    </w:tc>
+                    <w:tc>
+                      <w:tcPr>
+                        <w:tcW w:type="dxa" w:w="688"/>
+                        <w:tcBorders>
+                          <w:top w:val="single" w:color="1B6B5A" w:sz="14"/>
+                          <w:left w:val="single" w:color="1B6B5A" w:sz="14"/>
+                          <w:bottom w:val="none" w:color="auto" w:sz="0"/>
+                          <w:right w:val="single" w:color="1B6B5A" w:sz="14"/>
+                        </w:tcBorders>
+                        <w:shd w:fill="FFFFFF" w:color="auto" w:val="clear"/>
+                        <w:tcMar>
+                          <w:top w:type="dxa" w:w="20"/>
+                          <w:left w:type="dxa" w:w="20"/>
+                          <w:bottom w:type="dxa" w:w="20"/>
+                          <w:right w:type="dxa" w:w="20"/>
+                        </w:tcMar>
+                      </w:tcPr>
+                      <w:p>
+                        <w:pPr>
+                          <w:jc w:val="center"/>
+                        </w:pPr>
+                        <w:r>
+                          <w:rPr>
+                            <w:rFonts w:ascii="Calibri" w:cs="Calibri" w:eastAsia="Calibri" w:hAnsi="Calibri"/>
+                            <w:b/>
+                            <w:bCs/>
+                            <w:color w:val="1B6B5A"/>
+                            <w:sz w:val="22"/>
+                            <w:szCs w:val="22"/>
+                          </w:rPr>
+                          <w:t xml:space="preserve">O</w:t>
+                        </w:r>
+                      </w:p>
+                    </w:tc>
+                    <w:tc>
+                      <w:tcPr>
+                        <w:tcW w:type="dxa" w:w="688"/>
+                        <w:tcBorders>
+                          <w:top w:val="single" w:color="1B6B5A" w:sz="14"/>
+                          <w:left w:val="single" w:color="1B6B5A" w:sz="14"/>
+                          <w:bottom w:val="none" w:color="auto" w:sz="0"/>
+                          <w:right w:val="single" w:color="1B6B5A" w:sz="14"/>
+                        </w:tcBorders>
+                        <w:shd w:fill="FFFFFF" w:color="auto" w:val="clear"/>
+                        <w:tcMar>
+                          <w:top w:type="dxa" w:w="20"/>
+                          <w:left w:type="dxa" w:w="20"/>
+                          <w:bottom w:type="dxa" w:w="20"/>
+                          <w:right w:type="dxa" w:w="20"/>
+                        </w:tcMar>
+                      </w:tcPr>
+                      <w:p>
+                        <w:pPr>
+                          <w:jc w:val="center"/>
+                        </w:pPr>
+                        <w:r>
+                          <w:rPr>
+                            <w:rFonts w:ascii="Calibri" w:cs="Calibri" w:eastAsia="Calibri" w:hAnsi="Calibri"/>
+                            <w:b/>
+                            <w:bCs/>
+                            <w:color w:val="1B6B5A"/>
+                            <w:sz w:val="22"/>
+                            <w:szCs w:val="22"/>
+                          </w:rPr>
+                          <w:t xml:space="preserve">U</w:t>
+                        </w:r>
+                      </w:p>
+                    </w:tc>
+                  </w:tr>
+                  <w:tr>
+                    <w:tc>
+                      <w:tcPr>
+                        <w:tcW w:type="dxa" w:w="688"/>
+                        <w:tcBorders>
+                          <w:top w:val="none" w:color="auto" w:sz="0"/>
+                          <w:left w:val="single" w:color="1B6B5A" w:sz="14"/>
+                          <w:bottom w:val="single" w:color="1B6B5A" w:sz="14"/>
+                          <w:right w:val="single" w:color="1B6B5A" w:sz="14"/>
+                        </w:tcBorders>
+                        <w:shd w:fill="E6F4F1" w:color="auto" w:val="clear"/>
+                        <w:tcMar>
+                          <w:top w:type="dxa" w:w="0"/>
+                          <w:left w:type="dxa" w:w="10"/>
+                          <w:bottom w:type="dxa" w:w="6"/>
+                          <w:right w:type="dxa" w:w="10"/>
+                        </w:tcMar>
+                      </w:tcPr>
+                      <w:p>
+                        <w:pPr>
+                          <w:jc w:val="center"/>
+                        </w:pPr>
+                        <w:r>
+                          <w:rPr>
+                            <w:rFonts w:ascii="Calibri" w:cs="Calibri" w:eastAsia="Calibri" w:hAnsi="Calibri"/>
+                            <w:color w:val="1B6B5A"/>
+                            <w:sz w:val="13"/>
+                            <w:szCs w:val="13"/>
+                          </w:rPr>
+                          <w:t xml:space="preserve">Within</w:t>
+                        </w:r>
+                      </w:p>
+                    </w:tc>
+                    <w:tc>
+                      <w:tcPr>
+                        <w:tcW w:type="dxa" w:w="688"/>
+                        <w:tcBorders>
+                          <w:top w:val="none" w:color="auto" w:sz="0"/>
+                          <w:left w:val="single" w:color="1B6B5A" w:sz="14"/>
+                          <w:bottom w:val="single" w:color="1B6B5A" w:sz="14"/>
+                          <w:right w:val="single" w:color="1B6B5A" w:sz="14"/>
+                        </w:tcBorders>
+                        <w:shd w:fill="FFFFFF" w:color="auto" w:val="clear"/>
+                        <w:tcMar>
+                          <w:top w:type="dxa" w:w="0"/>
+                          <w:left w:type="dxa" w:w="10"/>
+                          <w:bottom w:type="dxa" w:w="6"/>
+                          <w:right w:type="dxa" w:w="10"/>
+                        </w:tcMar>
+                      </w:tcPr>
+                      <w:p>
+                        <w:pPr>
+                          <w:jc w:val="center"/>
+                        </w:pPr>
+                        <w:r>
+                          <w:rPr>
+                            <w:rFonts w:ascii="Calibri" w:cs="Calibri" w:eastAsia="Calibri" w:hAnsi="Calibri"/>
+                            <w:color w:val="1B6B5A"/>
+                            <w:sz w:val="13"/>
+                            <w:szCs w:val="13"/>
+                          </w:rPr>
+                          <w:t xml:space="preserve">Over</w:t>
+                        </w:r>
+                      </w:p>
+                    </w:tc>
+                    <w:tc>
+                      <w:tcPr>
+                        <w:tcW w:type="dxa" w:w="688"/>
+                        <w:tcBorders>
+                          <w:top w:val="none" w:color="auto" w:sz="0"/>
+                          <w:left w:val="single" w:color="1B6B5A" w:sz="14"/>
+                          <w:bottom w:val="single" w:color="1B6B5A" w:sz="14"/>
+                          <w:right w:val="single" w:color="1B6B5A" w:sz="14"/>
+                        </w:tcBorders>
+                        <w:shd w:fill="FFFFFF" w:color="auto" w:val="clear"/>
+                        <w:tcMar>
+                          <w:top w:type="dxa" w:w="0"/>
+                          <w:left w:type="dxa" w:w="10"/>
+                          <w:bottom w:type="dxa" w:w="6"/>
+                          <w:right w:type="dxa" w:w="10"/>
+                        </w:tcMar>
+                      </w:tcPr>
+                      <w:p>
+                        <w:pPr>
+                          <w:jc w:val="center"/>
+                        </w:pPr>
+                        <w:r>
+                          <w:rPr>
+                            <w:rFonts w:ascii="Calibri" w:cs="Calibri" w:eastAsia="Calibri" w:hAnsi="Calibri"/>
+                            <w:color w:val="1B6B5A"/>
+                            <w:sz w:val="13"/>
+                            <w:szCs w:val="13"/>
+                          </w:rPr>
+                          <w:t xml:space="preserve">Under</w:t>
+                        </w:r>
+                      </w:p>
+                    </w:tc>
+                  </w:tr>
+                </w:tbl>
+                <w:p/>
               </w:tc>
             </w:tr>
           </w:tbl>
@@ -14698,6 +15421,5418 @@
                 <w:szCs w:val="17"/>
               </w:rPr>
               <w:t xml:space="preserve">  ·  Review first thing in the morning</w:t>
+            </w:r>
+          </w:p>
+        </w:tc>
+      </w:tr>
+    </w:tbl>
+    <w:p>
+      <w:r>
+        <w:br w:type="page"/>
+      </w:r>
+    </w:p>
+    <w:tbl>
+      <w:tblPr>
+        <w:tblW w:type="dxa" w:w="10626"/>
+        <w:tblBorders>
+          <w:top w:val="none" w:color="auto" w:sz="0"/>
+          <w:left w:val="none" w:color="auto" w:sz="0"/>
+          <w:bottom w:val="none" w:color="auto" w:sz="0"/>
+          <w:right w:val="none" w:color="auto" w:sz="0"/>
+          <w:insideH w:val="single" w:color="auto" w:sz="4"/>
+          <w:insideV w:val="single" w:color="auto" w:sz="4"/>
+        </w:tblBorders>
+      </w:tblPr>
+      <w:tblGrid>
+        <w:gridCol w:w="7826"/>
+        <w:gridCol w:w="2800"/>
+      </w:tblGrid>
+      <w:tr>
+        <w:tc>
+          <w:tcPr>
+            <w:tcW w:type="dxa" w:w="7826"/>
+            <w:shd w:fill="1F3964" w:color="auto" w:val="clear"/>
+            <w:tcMar>
+              <w:top w:type="dxa" w:w="140"/>
+              <w:left w:type="dxa" w:w="240"/>
+              <w:bottom w:type="dxa" w:w="140"/>
+              <w:right w:type="dxa" w:w="120"/>
+            </w:tcMar>
+          </w:tcPr>
+          <w:p>
+            <w:r>
+              <w:rPr>
+                <w:rFonts w:ascii="Calibri" w:cs="Calibri" w:eastAsia="Calibri" w:hAnsi="Calibri"/>
+                <w:b/>
+                <w:bCs/>
+                <w:color w:val="FFFFFF"/>
+                <w:sz w:val="40"/>
+                <w:szCs w:val="40"/>
+              </w:rPr>
+              <w:t xml:space="preserve">Supervisor Task Register</w:t>
+            </w:r>
+          </w:p>
+          <w:p>
+            <w:pPr>
+              <w:spacing w:after="0" w:before="40"/>
+            </w:pPr>
+            <w:r>
+              <w:rPr>
+                <w:rFonts w:ascii="Calibri" w:cs="Calibri" w:eastAsia="Calibri" w:hAnsi="Calibri"/>
+                <w:color w:val="AABBCC"/>
+                <w:sz w:val="17"/>
+                <w:szCs w:val="17"/>
+              </w:rPr>
+              <w:t xml:space="preserve">All active items in one place  ·  Top 3 transfer to Page 3</w:t>
+            </w:r>
+          </w:p>
+        </w:tc>
+        <w:tc>
+          <w:tcPr>
+            <w:tcW w:type="dxa" w:w="2800"/>
+            <w:shd w:fill="1B6B5A" w:color="auto" w:val="clear"/>
+            <w:tcMar>
+              <w:top w:type="dxa" w:w="100"/>
+              <w:left w:type="dxa" w:w="160"/>
+              <w:bottom w:type="dxa" w:w="100"/>
+              <w:right w:type="dxa" w:w="160"/>
+            </w:tcMar>
+            <w:vAlign w:val="center"/>
+          </w:tcPr>
+          <w:p>
+            <w:pPr>
+              <w:jc w:val="center"/>
+            </w:pPr>
+            <w:r>
+              <w:rPr>
+                <w:rFonts w:ascii="Calibri" w:cs="Calibri" w:eastAsia="Calibri" w:hAnsi="Calibri"/>
+                <w:b/>
+                <w:bCs/>
+                <w:color w:val="1F3964"/>
+                <w:sz w:val="20"/>
+                <w:szCs w:val="20"/>
+              </w:rPr>
+              <w:t xml:space="preserve">PAGE 4</w:t>
+            </w:r>
+          </w:p>
+          <w:p>
+            <w:pPr>
+              <w:spacing w:after="0" w:before="10"/>
+              <w:jc w:val="center"/>
+            </w:pPr>
+            <w:r>
+              <w:rPr>
+                <w:rFonts w:ascii="Calibri" w:cs="Calibri" w:eastAsia="Calibri" w:hAnsi="Calibri"/>
+                <w:color w:val="1F3964"/>
+                <w:sz w:val="14"/>
+                <w:szCs w:val="14"/>
+              </w:rPr>
+              <w:t xml:space="preserve">Supervisor Only</w:t>
+            </w:r>
+          </w:p>
+        </w:tc>
+      </w:tr>
+    </w:tbl>
+    <w:p>
+      <w:pPr>
+        <w:spacing w:after="120" w:before="0"/>
+      </w:pPr>
+    </w:p>
+    <w:p>
+      <w:r>
+        <w:rPr>
+          <w:rFonts w:ascii="Calibri" w:cs="Calibri" w:eastAsia="Calibri" w:hAnsi="Calibri"/>
+          <w:b/>
+          <w:bCs/>
+          <w:color w:val="7F7F7F"/>
+          <w:sz w:val="16"/>
+          <w:szCs w:val="16"/>
+        </w:rPr>
+        <w:t xml:space="preserve">DATE</w:t>
+      </w:r>
+    </w:p>
+    <w:p>
+      <w:pPr>
+        <w:spacing w:after="40" w:before="0"/>
+      </w:pPr>
+    </w:p>
+    <w:tbl>
+      <w:tblPr>
+        <w:tblW w:type="dxa" w:w="10626"/>
+        <w:tblBorders>
+          <w:top w:val="none" w:color="auto" w:sz="0"/>
+          <w:left w:val="none" w:color="auto" w:sz="0"/>
+          <w:bottom w:val="none" w:color="auto" w:sz="0"/>
+          <w:right w:val="none" w:color="auto" w:sz="0"/>
+          <w:insideH w:val="single" w:color="auto" w:sz="4"/>
+          <w:insideV w:val="single" w:color="auto" w:sz="4"/>
+        </w:tblBorders>
+      </w:tblPr>
+      <w:tblGrid>
+        <w:gridCol w:w="280"/>
+        <w:gridCol w:w="280"/>
+        <w:gridCol w:w="140"/>
+        <w:gridCol w:w="280"/>
+        <w:gridCol w:w="280"/>
+        <w:gridCol w:w="140"/>
+        <w:gridCol w:w="280"/>
+        <w:gridCol w:w="280"/>
+        <w:gridCol w:w="280"/>
+        <w:gridCol w:w="280"/>
+        <w:gridCol w:w="300"/>
+        <w:gridCol w:w="7806"/>
+      </w:tblGrid>
+      <w:tr>
+        <w:tc>
+          <w:tcPr>
+            <w:tcW w:type="dxa" w:w="280"/>
+            <w:tcBorders>
+              <w:top w:val="none" w:color="auto" w:sz="0"/>
+              <w:left w:val="none" w:color="auto" w:sz="0"/>
+              <w:bottom w:val="none" w:color="auto" w:sz="0"/>
+              <w:right w:val="none" w:color="auto" w:sz="0"/>
+            </w:tcBorders>
+            <w:tcMar>
+              <w:top w:type="dxa" w:w="0"/>
+              <w:left w:type="dxa" w:w="20"/>
+              <w:bottom w:type="dxa" w:w="0"/>
+              <w:right w:type="dxa" w:w="20"/>
+            </w:tcMar>
+          </w:tcPr>
+          <w:p>
+            <w:pPr>
+              <w:spacing w:after="20" w:before="0"/>
+              <w:jc w:val="center"/>
+            </w:pPr>
+            <w:r>
+              <w:rPr>
+                <w:rFonts w:ascii="Calibri" w:cs="Calibri" w:eastAsia="Calibri" w:hAnsi="Calibri"/>
+                <w:color w:val="7F7F7F"/>
+                <w:sz w:val="14"/>
+                <w:szCs w:val="14"/>
+              </w:rPr>
+              <w:t xml:space="preserve">D</w:t>
+            </w:r>
+          </w:p>
+          <w:tbl>
+            <w:tblPr>
+              <w:tblW w:type="dxa" w:w="240"/>
+              <w:tblBorders>
+                <w:top w:val="single" w:color="auto" w:sz="4"/>
+                <w:left w:val="single" w:color="auto" w:sz="4"/>
+                <w:bottom w:val="single" w:color="auto" w:sz="4"/>
+                <w:right w:val="single" w:color="auto" w:sz="4"/>
+                <w:insideH w:val="single" w:color="auto" w:sz="4"/>
+                <w:insideV w:val="single" w:color="auto" w:sz="4"/>
+              </w:tblBorders>
+            </w:tblPr>
+            <w:tblGrid>
+              <w:gridCol w:w="240"/>
+            </w:tblGrid>
+            <w:tr>
+              <w:tc>
+                <w:tcPr>
+                  <w:tcW w:type="dxa" w:w="240"/>
+                  <w:tcBorders>
+                    <w:top w:val="single" w:color="1F3964" w:sz="14"/>
+                    <w:left w:val="single" w:color="1F3964" w:sz="14"/>
+                    <w:bottom w:val="single" w:color="1F3964" w:sz="14"/>
+                    <w:right w:val="single" w:color="1F3964" w:sz="14"/>
+                  </w:tcBorders>
+                  <w:shd w:fill="FFFFFF" w:color="auto" w:val="clear"/>
+                  <w:tcMar>
+                    <w:top w:type="dxa" w:w="40"/>
+                    <w:left w:type="dxa" w:w="40"/>
+                    <w:bottom w:type="dxa" w:w="40"/>
+                    <w:right w:type="dxa" w:w="40"/>
+                  </w:tcMar>
+                </w:tcPr>
+                <w:p>
+                  <w:pPr>
+                    <w:jc w:val="center"/>
+                  </w:pPr>
+                  <w:r>
+                    <w:rPr>
+                      <w:rFonts w:ascii="Calibri" w:cs="Calibri" w:eastAsia="Calibri" w:hAnsi="Calibri"/>
+                      <w:sz w:val="36"/>
+                      <w:szCs w:val="36"/>
+                    </w:rPr>
+                    <w:t xml:space="preserve"> </w:t>
+                  </w:r>
+                </w:p>
+              </w:tc>
+            </w:tr>
+          </w:tbl>
+          <w:p/>
+        </w:tc>
+        <w:tc>
+          <w:tcPr>
+            <w:tcW w:type="dxa" w:w="280"/>
+            <w:tcBorders>
+              <w:top w:val="none" w:color="auto" w:sz="0"/>
+              <w:left w:val="none" w:color="auto" w:sz="0"/>
+              <w:bottom w:val="none" w:color="auto" w:sz="0"/>
+              <w:right w:val="none" w:color="auto" w:sz="0"/>
+            </w:tcBorders>
+            <w:tcMar>
+              <w:top w:type="dxa" w:w="0"/>
+              <w:left w:type="dxa" w:w="20"/>
+              <w:bottom w:type="dxa" w:w="0"/>
+              <w:right w:type="dxa" w:w="20"/>
+            </w:tcMar>
+          </w:tcPr>
+          <w:p>
+            <w:pPr>
+              <w:spacing w:after="20" w:before="0"/>
+              <w:jc w:val="center"/>
+            </w:pPr>
+            <w:r>
+              <w:rPr>
+                <w:rFonts w:ascii="Calibri" w:cs="Calibri" w:eastAsia="Calibri" w:hAnsi="Calibri"/>
+                <w:color w:val="7F7F7F"/>
+                <w:sz w:val="14"/>
+                <w:szCs w:val="14"/>
+              </w:rPr>
+              <w:t xml:space="preserve">D</w:t>
+            </w:r>
+          </w:p>
+          <w:tbl>
+            <w:tblPr>
+              <w:tblW w:type="dxa" w:w="240"/>
+              <w:tblBorders>
+                <w:top w:val="single" w:color="auto" w:sz="4"/>
+                <w:left w:val="single" w:color="auto" w:sz="4"/>
+                <w:bottom w:val="single" w:color="auto" w:sz="4"/>
+                <w:right w:val="single" w:color="auto" w:sz="4"/>
+                <w:insideH w:val="single" w:color="auto" w:sz="4"/>
+                <w:insideV w:val="single" w:color="auto" w:sz="4"/>
+              </w:tblBorders>
+            </w:tblPr>
+            <w:tblGrid>
+              <w:gridCol w:w="240"/>
+            </w:tblGrid>
+            <w:tr>
+              <w:tc>
+                <w:tcPr>
+                  <w:tcW w:type="dxa" w:w="240"/>
+                  <w:tcBorders>
+                    <w:top w:val="single" w:color="1F3964" w:sz="14"/>
+                    <w:left w:val="single" w:color="1F3964" w:sz="14"/>
+                    <w:bottom w:val="single" w:color="1F3964" w:sz="14"/>
+                    <w:right w:val="single" w:color="1F3964" w:sz="14"/>
+                  </w:tcBorders>
+                  <w:shd w:fill="FFFFFF" w:color="auto" w:val="clear"/>
+                  <w:tcMar>
+                    <w:top w:type="dxa" w:w="40"/>
+                    <w:left w:type="dxa" w:w="40"/>
+                    <w:bottom w:type="dxa" w:w="40"/>
+                    <w:right w:type="dxa" w:w="40"/>
+                  </w:tcMar>
+                </w:tcPr>
+                <w:p>
+                  <w:pPr>
+                    <w:jc w:val="center"/>
+                  </w:pPr>
+                  <w:r>
+                    <w:rPr>
+                      <w:rFonts w:ascii="Calibri" w:cs="Calibri" w:eastAsia="Calibri" w:hAnsi="Calibri"/>
+                      <w:sz w:val="36"/>
+                      <w:szCs w:val="36"/>
+                    </w:rPr>
+                    <w:t xml:space="preserve"> </w:t>
+                  </w:r>
+                </w:p>
+              </w:tc>
+            </w:tr>
+          </w:tbl>
+          <w:p/>
+        </w:tc>
+        <w:tc>
+          <w:tcPr>
+            <w:tcW w:type="dxa" w:w="140"/>
+            <w:tcBorders>
+              <w:top w:val="none" w:color="auto" w:sz="0"/>
+              <w:left w:val="none" w:color="auto" w:sz="0"/>
+              <w:bottom w:val="none" w:color="auto" w:sz="0"/>
+              <w:right w:val="none" w:color="auto" w:sz="0"/>
+            </w:tcBorders>
+            <w:tcMar>
+              <w:top w:type="dxa" w:w="0"/>
+              <w:left w:type="dxa" w:w="0"/>
+              <w:bottom w:type="dxa" w:w="0"/>
+              <w:right w:type="dxa" w:w="0"/>
+            </w:tcMar>
+            <w:vAlign w:val="center"/>
+          </w:tcPr>
+          <w:p>
+            <w:pPr>
+              <w:spacing w:after="0" w:before="40"/>
+              <w:jc w:val="center"/>
+            </w:pPr>
+            <w:r>
+              <w:rPr>
+                <w:rFonts w:ascii="Calibri" w:cs="Calibri" w:eastAsia="Calibri" w:hAnsi="Calibri"/>
+                <w:b/>
+                <w:bCs/>
+                <w:color w:val="7F7F7F"/>
+                <w:sz w:val="36"/>
+                <w:szCs w:val="36"/>
+              </w:rPr>
+              <w:t xml:space="preserve">/</w:t>
+            </w:r>
+          </w:p>
+        </w:tc>
+        <w:tc>
+          <w:tcPr>
+            <w:tcW w:type="dxa" w:w="280"/>
+            <w:tcBorders>
+              <w:top w:val="none" w:color="auto" w:sz="0"/>
+              <w:left w:val="none" w:color="auto" w:sz="0"/>
+              <w:bottom w:val="none" w:color="auto" w:sz="0"/>
+              <w:right w:val="none" w:color="auto" w:sz="0"/>
+            </w:tcBorders>
+            <w:tcMar>
+              <w:top w:type="dxa" w:w="0"/>
+              <w:left w:type="dxa" w:w="20"/>
+              <w:bottom w:type="dxa" w:w="0"/>
+              <w:right w:type="dxa" w:w="20"/>
+            </w:tcMar>
+          </w:tcPr>
+          <w:p>
+            <w:pPr>
+              <w:spacing w:after="20" w:before="0"/>
+              <w:jc w:val="center"/>
+            </w:pPr>
+            <w:r>
+              <w:rPr>
+                <w:rFonts w:ascii="Calibri" w:cs="Calibri" w:eastAsia="Calibri" w:hAnsi="Calibri"/>
+                <w:color w:val="7F7F7F"/>
+                <w:sz w:val="14"/>
+                <w:szCs w:val="14"/>
+              </w:rPr>
+              <w:t xml:space="preserve">M</w:t>
+            </w:r>
+          </w:p>
+          <w:tbl>
+            <w:tblPr>
+              <w:tblW w:type="dxa" w:w="240"/>
+              <w:tblBorders>
+                <w:top w:val="single" w:color="auto" w:sz="4"/>
+                <w:left w:val="single" w:color="auto" w:sz="4"/>
+                <w:bottom w:val="single" w:color="auto" w:sz="4"/>
+                <w:right w:val="single" w:color="auto" w:sz="4"/>
+                <w:insideH w:val="single" w:color="auto" w:sz="4"/>
+                <w:insideV w:val="single" w:color="auto" w:sz="4"/>
+              </w:tblBorders>
+            </w:tblPr>
+            <w:tblGrid>
+              <w:gridCol w:w="240"/>
+            </w:tblGrid>
+            <w:tr>
+              <w:tc>
+                <w:tcPr>
+                  <w:tcW w:type="dxa" w:w="240"/>
+                  <w:tcBorders>
+                    <w:top w:val="single" w:color="1F3964" w:sz="14"/>
+                    <w:left w:val="single" w:color="1F3964" w:sz="14"/>
+                    <w:bottom w:val="single" w:color="1F3964" w:sz="14"/>
+                    <w:right w:val="single" w:color="1F3964" w:sz="14"/>
+                  </w:tcBorders>
+                  <w:shd w:fill="FFFFFF" w:color="auto" w:val="clear"/>
+                  <w:tcMar>
+                    <w:top w:type="dxa" w:w="40"/>
+                    <w:left w:type="dxa" w:w="40"/>
+                    <w:bottom w:type="dxa" w:w="40"/>
+                    <w:right w:type="dxa" w:w="40"/>
+                  </w:tcMar>
+                </w:tcPr>
+                <w:p>
+                  <w:pPr>
+                    <w:jc w:val="center"/>
+                  </w:pPr>
+                  <w:r>
+                    <w:rPr>
+                      <w:rFonts w:ascii="Calibri" w:cs="Calibri" w:eastAsia="Calibri" w:hAnsi="Calibri"/>
+                      <w:sz w:val="36"/>
+                      <w:szCs w:val="36"/>
+                    </w:rPr>
+                    <w:t xml:space="preserve"> </w:t>
+                  </w:r>
+                </w:p>
+              </w:tc>
+            </w:tr>
+          </w:tbl>
+          <w:p/>
+        </w:tc>
+        <w:tc>
+          <w:tcPr>
+            <w:tcW w:type="dxa" w:w="280"/>
+            <w:tcBorders>
+              <w:top w:val="none" w:color="auto" w:sz="0"/>
+              <w:left w:val="none" w:color="auto" w:sz="0"/>
+              <w:bottom w:val="none" w:color="auto" w:sz="0"/>
+              <w:right w:val="none" w:color="auto" w:sz="0"/>
+            </w:tcBorders>
+            <w:tcMar>
+              <w:top w:type="dxa" w:w="0"/>
+              <w:left w:type="dxa" w:w="20"/>
+              <w:bottom w:type="dxa" w:w="0"/>
+              <w:right w:type="dxa" w:w="20"/>
+            </w:tcMar>
+          </w:tcPr>
+          <w:p>
+            <w:pPr>
+              <w:spacing w:after="20" w:before="0"/>
+              <w:jc w:val="center"/>
+            </w:pPr>
+            <w:r>
+              <w:rPr>
+                <w:rFonts w:ascii="Calibri" w:cs="Calibri" w:eastAsia="Calibri" w:hAnsi="Calibri"/>
+                <w:color w:val="7F7F7F"/>
+                <w:sz w:val="14"/>
+                <w:szCs w:val="14"/>
+              </w:rPr>
+              <w:t xml:space="preserve">M</w:t>
+            </w:r>
+          </w:p>
+          <w:tbl>
+            <w:tblPr>
+              <w:tblW w:type="dxa" w:w="240"/>
+              <w:tblBorders>
+                <w:top w:val="single" w:color="auto" w:sz="4"/>
+                <w:left w:val="single" w:color="auto" w:sz="4"/>
+                <w:bottom w:val="single" w:color="auto" w:sz="4"/>
+                <w:right w:val="single" w:color="auto" w:sz="4"/>
+                <w:insideH w:val="single" w:color="auto" w:sz="4"/>
+                <w:insideV w:val="single" w:color="auto" w:sz="4"/>
+              </w:tblBorders>
+            </w:tblPr>
+            <w:tblGrid>
+              <w:gridCol w:w="240"/>
+            </w:tblGrid>
+            <w:tr>
+              <w:tc>
+                <w:tcPr>
+                  <w:tcW w:type="dxa" w:w="240"/>
+                  <w:tcBorders>
+                    <w:top w:val="single" w:color="1F3964" w:sz="14"/>
+                    <w:left w:val="single" w:color="1F3964" w:sz="14"/>
+                    <w:bottom w:val="single" w:color="1F3964" w:sz="14"/>
+                    <w:right w:val="single" w:color="1F3964" w:sz="14"/>
+                  </w:tcBorders>
+                  <w:shd w:fill="FFFFFF" w:color="auto" w:val="clear"/>
+                  <w:tcMar>
+                    <w:top w:type="dxa" w:w="40"/>
+                    <w:left w:type="dxa" w:w="40"/>
+                    <w:bottom w:type="dxa" w:w="40"/>
+                    <w:right w:type="dxa" w:w="40"/>
+                  </w:tcMar>
+                </w:tcPr>
+                <w:p>
+                  <w:pPr>
+                    <w:jc w:val="center"/>
+                  </w:pPr>
+                  <w:r>
+                    <w:rPr>
+                      <w:rFonts w:ascii="Calibri" w:cs="Calibri" w:eastAsia="Calibri" w:hAnsi="Calibri"/>
+                      <w:sz w:val="36"/>
+                      <w:szCs w:val="36"/>
+                    </w:rPr>
+                    <w:t xml:space="preserve"> </w:t>
+                  </w:r>
+                </w:p>
+              </w:tc>
+            </w:tr>
+          </w:tbl>
+          <w:p/>
+        </w:tc>
+        <w:tc>
+          <w:tcPr>
+            <w:tcW w:type="dxa" w:w="140"/>
+            <w:tcBorders>
+              <w:top w:val="none" w:color="auto" w:sz="0"/>
+              <w:left w:val="none" w:color="auto" w:sz="0"/>
+              <w:bottom w:val="none" w:color="auto" w:sz="0"/>
+              <w:right w:val="none" w:color="auto" w:sz="0"/>
+            </w:tcBorders>
+            <w:tcMar>
+              <w:top w:type="dxa" w:w="0"/>
+              <w:left w:type="dxa" w:w="0"/>
+              <w:bottom w:type="dxa" w:w="0"/>
+              <w:right w:type="dxa" w:w="0"/>
+            </w:tcMar>
+            <w:vAlign w:val="center"/>
+          </w:tcPr>
+          <w:p>
+            <w:pPr>
+              <w:spacing w:after="0" w:before="40"/>
+              <w:jc w:val="center"/>
+            </w:pPr>
+            <w:r>
+              <w:rPr>
+                <w:rFonts w:ascii="Calibri" w:cs="Calibri" w:eastAsia="Calibri" w:hAnsi="Calibri"/>
+                <w:b/>
+                <w:bCs/>
+                <w:color w:val="7F7F7F"/>
+                <w:sz w:val="36"/>
+                <w:szCs w:val="36"/>
+              </w:rPr>
+              <w:t xml:space="preserve">/</w:t>
+            </w:r>
+          </w:p>
+        </w:tc>
+        <w:tc>
+          <w:tcPr>
+            <w:tcW w:type="dxa" w:w="280"/>
+            <w:tcBorders>
+              <w:top w:val="none" w:color="auto" w:sz="0"/>
+              <w:left w:val="none" w:color="auto" w:sz="0"/>
+              <w:bottom w:val="none" w:color="auto" w:sz="0"/>
+              <w:right w:val="none" w:color="auto" w:sz="0"/>
+            </w:tcBorders>
+            <w:tcMar>
+              <w:top w:type="dxa" w:w="0"/>
+              <w:left w:type="dxa" w:w="20"/>
+              <w:bottom w:type="dxa" w:w="0"/>
+              <w:right w:type="dxa" w:w="20"/>
+            </w:tcMar>
+          </w:tcPr>
+          <w:p>
+            <w:pPr>
+              <w:spacing w:after="20" w:before="0"/>
+              <w:jc w:val="center"/>
+            </w:pPr>
+            <w:r>
+              <w:rPr>
+                <w:rFonts w:ascii="Calibri" w:cs="Calibri" w:eastAsia="Calibri" w:hAnsi="Calibri"/>
+                <w:color w:val="7F7F7F"/>
+                <w:sz w:val="14"/>
+                <w:szCs w:val="14"/>
+              </w:rPr>
+              <w:t xml:space="preserve">Y</w:t>
+            </w:r>
+          </w:p>
+          <w:tbl>
+            <w:tblPr>
+              <w:tblW w:type="dxa" w:w="240"/>
+              <w:tblBorders>
+                <w:top w:val="single" w:color="auto" w:sz="4"/>
+                <w:left w:val="single" w:color="auto" w:sz="4"/>
+                <w:bottom w:val="single" w:color="auto" w:sz="4"/>
+                <w:right w:val="single" w:color="auto" w:sz="4"/>
+                <w:insideH w:val="single" w:color="auto" w:sz="4"/>
+                <w:insideV w:val="single" w:color="auto" w:sz="4"/>
+              </w:tblBorders>
+            </w:tblPr>
+            <w:tblGrid>
+              <w:gridCol w:w="240"/>
+            </w:tblGrid>
+            <w:tr>
+              <w:tc>
+                <w:tcPr>
+                  <w:tcW w:type="dxa" w:w="240"/>
+                  <w:tcBorders>
+                    <w:top w:val="single" w:color="1F3964" w:sz="14"/>
+                    <w:left w:val="single" w:color="1F3964" w:sz="14"/>
+                    <w:bottom w:val="single" w:color="1F3964" w:sz="14"/>
+                    <w:right w:val="single" w:color="1F3964" w:sz="14"/>
+                  </w:tcBorders>
+                  <w:shd w:fill="FFFFFF" w:color="auto" w:val="clear"/>
+                  <w:tcMar>
+                    <w:top w:type="dxa" w:w="40"/>
+                    <w:left w:type="dxa" w:w="40"/>
+                    <w:bottom w:type="dxa" w:w="40"/>
+                    <w:right w:type="dxa" w:w="40"/>
+                  </w:tcMar>
+                </w:tcPr>
+                <w:p>
+                  <w:pPr>
+                    <w:jc w:val="center"/>
+                  </w:pPr>
+                  <w:r>
+                    <w:rPr>
+                      <w:rFonts w:ascii="Calibri" w:cs="Calibri" w:eastAsia="Calibri" w:hAnsi="Calibri"/>
+                      <w:sz w:val="36"/>
+                      <w:szCs w:val="36"/>
+                    </w:rPr>
+                    <w:t xml:space="preserve"> </w:t>
+                  </w:r>
+                </w:p>
+              </w:tc>
+            </w:tr>
+          </w:tbl>
+          <w:p/>
+        </w:tc>
+        <w:tc>
+          <w:tcPr>
+            <w:tcW w:type="dxa" w:w="280"/>
+            <w:tcBorders>
+              <w:top w:val="none" w:color="auto" w:sz="0"/>
+              <w:left w:val="none" w:color="auto" w:sz="0"/>
+              <w:bottom w:val="none" w:color="auto" w:sz="0"/>
+              <w:right w:val="none" w:color="auto" w:sz="0"/>
+            </w:tcBorders>
+            <w:tcMar>
+              <w:top w:type="dxa" w:w="0"/>
+              <w:left w:type="dxa" w:w="20"/>
+              <w:bottom w:type="dxa" w:w="0"/>
+              <w:right w:type="dxa" w:w="20"/>
+            </w:tcMar>
+          </w:tcPr>
+          <w:p>
+            <w:pPr>
+              <w:spacing w:after="20" w:before="0"/>
+              <w:jc w:val="center"/>
+            </w:pPr>
+            <w:r>
+              <w:rPr>
+                <w:rFonts w:ascii="Calibri" w:cs="Calibri" w:eastAsia="Calibri" w:hAnsi="Calibri"/>
+                <w:color w:val="7F7F7F"/>
+                <w:sz w:val="14"/>
+                <w:szCs w:val="14"/>
+              </w:rPr>
+              <w:t xml:space="preserve">Y</w:t>
+            </w:r>
+          </w:p>
+          <w:tbl>
+            <w:tblPr>
+              <w:tblW w:type="dxa" w:w="240"/>
+              <w:tblBorders>
+                <w:top w:val="single" w:color="auto" w:sz="4"/>
+                <w:left w:val="single" w:color="auto" w:sz="4"/>
+                <w:bottom w:val="single" w:color="auto" w:sz="4"/>
+                <w:right w:val="single" w:color="auto" w:sz="4"/>
+                <w:insideH w:val="single" w:color="auto" w:sz="4"/>
+                <w:insideV w:val="single" w:color="auto" w:sz="4"/>
+              </w:tblBorders>
+            </w:tblPr>
+            <w:tblGrid>
+              <w:gridCol w:w="240"/>
+            </w:tblGrid>
+            <w:tr>
+              <w:tc>
+                <w:tcPr>
+                  <w:tcW w:type="dxa" w:w="240"/>
+                  <w:tcBorders>
+                    <w:top w:val="single" w:color="1F3964" w:sz="14"/>
+                    <w:left w:val="single" w:color="1F3964" w:sz="14"/>
+                    <w:bottom w:val="single" w:color="1F3964" w:sz="14"/>
+                    <w:right w:val="single" w:color="1F3964" w:sz="14"/>
+                  </w:tcBorders>
+                  <w:shd w:fill="FFFFFF" w:color="auto" w:val="clear"/>
+                  <w:tcMar>
+                    <w:top w:type="dxa" w:w="40"/>
+                    <w:left w:type="dxa" w:w="40"/>
+                    <w:bottom w:type="dxa" w:w="40"/>
+                    <w:right w:type="dxa" w:w="40"/>
+                  </w:tcMar>
+                </w:tcPr>
+                <w:p>
+                  <w:pPr>
+                    <w:jc w:val="center"/>
+                  </w:pPr>
+                  <w:r>
+                    <w:rPr>
+                      <w:rFonts w:ascii="Calibri" w:cs="Calibri" w:eastAsia="Calibri" w:hAnsi="Calibri"/>
+                      <w:sz w:val="36"/>
+                      <w:szCs w:val="36"/>
+                    </w:rPr>
+                    <w:t xml:space="preserve"> </w:t>
+                  </w:r>
+                </w:p>
+              </w:tc>
+            </w:tr>
+          </w:tbl>
+          <w:p/>
+        </w:tc>
+        <w:tc>
+          <w:tcPr>
+            <w:tcW w:type="dxa" w:w="280"/>
+            <w:tcBorders>
+              <w:top w:val="none" w:color="auto" w:sz="0"/>
+              <w:left w:val="none" w:color="auto" w:sz="0"/>
+              <w:bottom w:val="none" w:color="auto" w:sz="0"/>
+              <w:right w:val="none" w:color="auto" w:sz="0"/>
+            </w:tcBorders>
+            <w:tcMar>
+              <w:top w:type="dxa" w:w="0"/>
+              <w:left w:type="dxa" w:w="20"/>
+              <w:bottom w:type="dxa" w:w="0"/>
+              <w:right w:type="dxa" w:w="20"/>
+            </w:tcMar>
+          </w:tcPr>
+          <w:p>
+            <w:pPr>
+              <w:spacing w:after="20" w:before="0"/>
+              <w:jc w:val="center"/>
+            </w:pPr>
+            <w:r>
+              <w:rPr>
+                <w:rFonts w:ascii="Calibri" w:cs="Calibri" w:eastAsia="Calibri" w:hAnsi="Calibri"/>
+                <w:color w:val="7F7F7F"/>
+                <w:sz w:val="14"/>
+                <w:szCs w:val="14"/>
+              </w:rPr>
+              <w:t xml:space="preserve">Y</w:t>
+            </w:r>
+          </w:p>
+          <w:tbl>
+            <w:tblPr>
+              <w:tblW w:type="dxa" w:w="240"/>
+              <w:tblBorders>
+                <w:top w:val="single" w:color="auto" w:sz="4"/>
+                <w:left w:val="single" w:color="auto" w:sz="4"/>
+                <w:bottom w:val="single" w:color="auto" w:sz="4"/>
+                <w:right w:val="single" w:color="auto" w:sz="4"/>
+                <w:insideH w:val="single" w:color="auto" w:sz="4"/>
+                <w:insideV w:val="single" w:color="auto" w:sz="4"/>
+              </w:tblBorders>
+            </w:tblPr>
+            <w:tblGrid>
+              <w:gridCol w:w="240"/>
+            </w:tblGrid>
+            <w:tr>
+              <w:tc>
+                <w:tcPr>
+                  <w:tcW w:type="dxa" w:w="240"/>
+                  <w:tcBorders>
+                    <w:top w:val="single" w:color="1F3964" w:sz="14"/>
+                    <w:left w:val="single" w:color="1F3964" w:sz="14"/>
+                    <w:bottom w:val="single" w:color="1F3964" w:sz="14"/>
+                    <w:right w:val="single" w:color="1F3964" w:sz="14"/>
+                  </w:tcBorders>
+                  <w:shd w:fill="FFFFFF" w:color="auto" w:val="clear"/>
+                  <w:tcMar>
+                    <w:top w:type="dxa" w:w="40"/>
+                    <w:left w:type="dxa" w:w="40"/>
+                    <w:bottom w:type="dxa" w:w="40"/>
+                    <w:right w:type="dxa" w:w="40"/>
+                  </w:tcMar>
+                </w:tcPr>
+                <w:p>
+                  <w:pPr>
+                    <w:jc w:val="center"/>
+                  </w:pPr>
+                  <w:r>
+                    <w:rPr>
+                      <w:rFonts w:ascii="Calibri" w:cs="Calibri" w:eastAsia="Calibri" w:hAnsi="Calibri"/>
+                      <w:sz w:val="36"/>
+                      <w:szCs w:val="36"/>
+                    </w:rPr>
+                    <w:t xml:space="preserve"> </w:t>
+                  </w:r>
+                </w:p>
+              </w:tc>
+            </w:tr>
+          </w:tbl>
+          <w:p/>
+        </w:tc>
+        <w:tc>
+          <w:tcPr>
+            <w:tcW w:type="dxa" w:w="280"/>
+            <w:tcBorders>
+              <w:top w:val="none" w:color="auto" w:sz="0"/>
+              <w:left w:val="none" w:color="auto" w:sz="0"/>
+              <w:bottom w:val="none" w:color="auto" w:sz="0"/>
+              <w:right w:val="none" w:color="auto" w:sz="0"/>
+            </w:tcBorders>
+            <w:tcMar>
+              <w:top w:type="dxa" w:w="0"/>
+              <w:left w:type="dxa" w:w="20"/>
+              <w:bottom w:type="dxa" w:w="0"/>
+              <w:right w:type="dxa" w:w="20"/>
+            </w:tcMar>
+          </w:tcPr>
+          <w:p>
+            <w:pPr>
+              <w:spacing w:after="20" w:before="0"/>
+              <w:jc w:val="center"/>
+            </w:pPr>
+            <w:r>
+              <w:rPr>
+                <w:rFonts w:ascii="Calibri" w:cs="Calibri" w:eastAsia="Calibri" w:hAnsi="Calibri"/>
+                <w:color w:val="7F7F7F"/>
+                <w:sz w:val="14"/>
+                <w:szCs w:val="14"/>
+              </w:rPr>
+              <w:t xml:space="preserve">Y</w:t>
+            </w:r>
+          </w:p>
+          <w:tbl>
+            <w:tblPr>
+              <w:tblW w:type="dxa" w:w="240"/>
+              <w:tblBorders>
+                <w:top w:val="single" w:color="auto" w:sz="4"/>
+                <w:left w:val="single" w:color="auto" w:sz="4"/>
+                <w:bottom w:val="single" w:color="auto" w:sz="4"/>
+                <w:right w:val="single" w:color="auto" w:sz="4"/>
+                <w:insideH w:val="single" w:color="auto" w:sz="4"/>
+                <w:insideV w:val="single" w:color="auto" w:sz="4"/>
+              </w:tblBorders>
+            </w:tblPr>
+            <w:tblGrid>
+              <w:gridCol w:w="240"/>
+            </w:tblGrid>
+            <w:tr>
+              <w:tc>
+                <w:tcPr>
+                  <w:tcW w:type="dxa" w:w="240"/>
+                  <w:tcBorders>
+                    <w:top w:val="single" w:color="1F3964" w:sz="14"/>
+                    <w:left w:val="single" w:color="1F3964" w:sz="14"/>
+                    <w:bottom w:val="single" w:color="1F3964" w:sz="14"/>
+                    <w:right w:val="single" w:color="1F3964" w:sz="14"/>
+                  </w:tcBorders>
+                  <w:shd w:fill="FFFFFF" w:color="auto" w:val="clear"/>
+                  <w:tcMar>
+                    <w:top w:type="dxa" w:w="40"/>
+                    <w:left w:type="dxa" w:w="40"/>
+                    <w:bottom w:type="dxa" w:w="40"/>
+                    <w:right w:type="dxa" w:w="40"/>
+                  </w:tcMar>
+                </w:tcPr>
+                <w:p>
+                  <w:pPr>
+                    <w:jc w:val="center"/>
+                  </w:pPr>
+                  <w:r>
+                    <w:rPr>
+                      <w:rFonts w:ascii="Calibri" w:cs="Calibri" w:eastAsia="Calibri" w:hAnsi="Calibri"/>
+                      <w:sz w:val="36"/>
+                      <w:szCs w:val="36"/>
+                    </w:rPr>
+                    <w:t xml:space="preserve"> </w:t>
+                  </w:r>
+                </w:p>
+              </w:tc>
+            </w:tr>
+          </w:tbl>
+          <w:p/>
+        </w:tc>
+        <w:tc>
+          <w:tcPr>
+            <w:tcW w:type="dxa" w:w="300"/>
+            <w:tcBorders>
+              <w:top w:val="none" w:color="auto" w:sz="0"/>
+              <w:left w:val="none" w:color="auto" w:sz="0"/>
+              <w:bottom w:val="none" w:color="auto" w:sz="0"/>
+              <w:right w:val="none" w:color="auto" w:sz="0"/>
+            </w:tcBorders>
+            <w:tcMar>
+              <w:top w:type="dxa" w:w="0"/>
+              <w:left w:type="dxa" w:w="0"/>
+              <w:bottom w:type="dxa" w:w="0"/>
+              <w:right w:type="dxa" w:w="0"/>
+            </w:tcMar>
+          </w:tcPr>
+          <w:p>
+            <w:r>
+              <w:rPr>
+                <w:rFonts w:ascii="Calibri" w:cs="Calibri" w:eastAsia="Calibri" w:hAnsi="Calibri"/>
+              </w:rPr>
+              <w:t xml:space="preserve"> </w:t>
+            </w:r>
+          </w:p>
+        </w:tc>
+        <w:tc>
+          <w:tcPr>
+            <w:tcW w:type="dxa" w:w="7806"/>
+            <w:tcBorders>
+              <w:top w:val="none" w:color="auto" w:sz="0"/>
+              <w:left w:val="none" w:color="auto" w:sz="0"/>
+              <w:bottom w:val="none" w:color="auto" w:sz="0"/>
+              <w:right w:val="none" w:color="auto" w:sz="0"/>
+            </w:tcBorders>
+            <w:tcMar>
+              <w:top w:type="dxa" w:w="0"/>
+              <w:left w:type="dxa" w:w="60"/>
+              <w:bottom w:type="dxa" w:w="0"/>
+              <w:right w:type="dxa" w:w="0"/>
+            </w:tcMar>
+          </w:tcPr>
+          <w:p>
+            <w:pPr>
+              <w:spacing w:after="20" w:before="0"/>
+            </w:pPr>
+            <w:r>
+              <w:rPr>
+                <w:rFonts w:ascii="Calibri" w:cs="Calibri" w:eastAsia="Calibri" w:hAnsi="Calibri"/>
+                <w:color w:val="7F7F7F"/>
+                <w:sz w:val="14"/>
+                <w:szCs w:val="14"/>
+              </w:rPr>
+              <w:t xml:space="preserve">SUPERVISOR NAME</w:t>
+            </w:r>
+          </w:p>
+          <w:tbl>
+            <w:tblPr>
+              <w:tblW w:type="dxa" w:w="7746"/>
+              <w:tblBorders>
+                <w:top w:val="single" w:color="auto" w:sz="4"/>
+                <w:left w:val="single" w:color="auto" w:sz="4"/>
+                <w:bottom w:val="single" w:color="auto" w:sz="4"/>
+                <w:right w:val="single" w:color="auto" w:sz="4"/>
+                <w:insideH w:val="single" w:color="auto" w:sz="4"/>
+                <w:insideV w:val="single" w:color="auto" w:sz="4"/>
+              </w:tblBorders>
+            </w:tblPr>
+            <w:tblGrid>
+              <w:gridCol w:w="7746"/>
+            </w:tblGrid>
+            <w:tr>
+              <w:tc>
+                <w:tcPr>
+                  <w:tcW w:type="dxa" w:w="7746"/>
+                  <w:tcBorders>
+                    <w:top w:val="single" w:color="1F3964" w:sz="14"/>
+                    <w:left w:val="single" w:color="1F3964" w:sz="14"/>
+                    <w:bottom w:val="single" w:color="1F3964" w:sz="14"/>
+                    <w:right w:val="single" w:color="1F3964" w:sz="14"/>
+                  </w:tcBorders>
+                  <w:shd w:fill="FFFFFF" w:color="auto" w:val="clear"/>
+                  <w:tcMar>
+                    <w:top w:type="dxa" w:w="40"/>
+                    <w:left w:type="dxa" w:w="80"/>
+                    <w:bottom w:type="dxa" w:w="40"/>
+                    <w:right w:type="dxa" w:w="40"/>
+                  </w:tcMar>
+                </w:tcPr>
+                <w:p>
+                  <w:r>
+                    <w:rPr>
+                      <w:rFonts w:ascii="Calibri" w:cs="Calibri" w:eastAsia="Calibri" w:hAnsi="Calibri"/>
+                      <w:sz w:val="36"/>
+                      <w:szCs w:val="36"/>
+                    </w:rPr>
+                    <w:t xml:space="preserve"> </w:t>
+                  </w:r>
+                </w:p>
+              </w:tc>
+            </w:tr>
+          </w:tbl>
+          <w:p/>
+        </w:tc>
+      </w:tr>
+    </w:tbl>
+    <w:p>
+      <w:pPr>
+        <w:spacing w:after="200" w:before="0"/>
+      </w:pPr>
+    </w:p>
+    <w:tbl>
+      <w:tblPr>
+        <w:tblW w:type="dxa" w:w="10626"/>
+        <w:tblBorders>
+          <w:top w:val="none" w:color="auto" w:sz="0"/>
+          <w:left w:val="none" w:color="auto" w:sz="0"/>
+          <w:bottom w:val="none" w:color="auto" w:sz="0"/>
+          <w:right w:val="none" w:color="auto" w:sz="0"/>
+          <w:insideH w:val="single" w:color="auto" w:sz="4"/>
+          <w:insideV w:val="single" w:color="auto" w:sz="4"/>
+        </w:tblBorders>
+      </w:tblPr>
+      <w:tblGrid>
+        <w:gridCol w:w="120"/>
+        <w:gridCol w:w="10506"/>
+      </w:tblGrid>
+      <w:tr>
+        <w:tc>
+          <w:tcPr>
+            <w:tcW w:type="dxa" w:w="120"/>
+            <w:tcBorders>
+              <w:top w:val="none" w:color="auto" w:sz="0"/>
+              <w:left w:val="none" w:color="auto" w:sz="0"/>
+              <w:bottom w:val="none" w:color="auto" w:sz="0"/>
+              <w:right w:val="none" w:color="auto" w:sz="0"/>
+            </w:tcBorders>
+            <w:shd w:fill="FFC000" w:color="auto" w:val="clear"/>
+          </w:tcPr>
+          <w:p>
+            <w:r>
+              <w:rPr>
+                <w:rFonts w:ascii="Calibri" w:cs="Calibri" w:eastAsia="Calibri" w:hAnsi="Calibri"/>
+              </w:rPr>
+              <w:t xml:space="preserve"> </w:t>
+            </w:r>
+          </w:p>
+        </w:tc>
+        <w:tc>
+          <w:tcPr>
+            <w:tcW w:type="dxa" w:w="10506"/>
+            <w:tcBorders>
+              <w:top w:val="single" w:color="FFC000" w:sz="4"/>
+              <w:left w:val="none" w:color="auto" w:sz="0"/>
+              <w:bottom w:val="single" w:color="FFC000" w:sz="4"/>
+              <w:right w:val="single" w:color="FFC000" w:sz="4"/>
+            </w:tcBorders>
+            <w:shd w:fill="FFFBE6" w:color="auto" w:val="clear"/>
+            <w:tcMar>
+              <w:top w:type="dxa" w:w="80"/>
+              <w:left w:type="dxa" w:w="160"/>
+              <w:bottom w:type="dxa" w:w="80"/>
+              <w:right w:type="dxa" w:w="160"/>
+            </w:tcMar>
+          </w:tcPr>
+          <w:p>
+            <w:pPr>
+              <w:spacing w:after="16" w:before="0"/>
+            </w:pPr>
+            <w:r>
+              <w:rPr>
+                <w:rFonts w:ascii="Calibri" w:cs="Calibri" w:eastAsia="Calibri" w:hAnsi="Calibri"/>
+                <w:b/>
+                <w:bCs/>
+                <w:color w:val="8B6200"/>
+                <w:sz w:val="18"/>
+                <w:szCs w:val="18"/>
+              </w:rPr>
+              <w:t xml:space="preserve">CARRY RULE</w:t>
+            </w:r>
+          </w:p>
+          <w:p>
+            <w:pPr>
+              <w:spacing w:after="10" w:before="0"/>
+            </w:pPr>
+            <w:r>
+              <w:rPr>
+                <w:rFonts w:ascii="Calibri" w:cs="Calibri" w:eastAsia="Calibri" w:hAnsi="Calibri"/>
+                <w:b/>
+                <w:bCs/>
+                <w:color w:val="404040"/>
+                <w:sz w:val="17"/>
+                <w:szCs w:val="17"/>
+              </w:rPr>
+              <w:t xml:space="preserve">Day 1–2:</w:t>
+            </w:r>
+            <w:r>
+              <w:rPr>
+                <w:rFonts w:ascii="Calibri" w:cs="Calibri" w:eastAsia="Calibri" w:hAnsi="Calibri"/>
+                <w:color w:val="404040"/>
+                <w:sz w:val="17"/>
+                <w:szCs w:val="17"/>
+              </w:rPr>
+              <w:t xml:space="preserve">  Carry silently — item stays on the register, increment the Day count.</w:t>
+            </w:r>
+          </w:p>
+          <w:p>
+            <w:pPr>
+              <w:spacing w:after="0" w:before="0"/>
+            </w:pPr>
+            <w:r>
+              <w:rPr>
+                <w:rFonts w:ascii="Calibri" w:cs="Calibri" w:eastAsia="Calibri" w:hAnsi="Calibri"/>
+                <w:b/>
+                <w:bCs/>
+                <w:color w:val="C00000"/>
+                <w:sz w:val="17"/>
+                <w:szCs w:val="17"/>
+              </w:rPr>
+              <w:t xml:space="preserve">Day 3+:</w:t>
+            </w:r>
+            <w:r>
+              <w:rPr>
+                <w:rFonts w:ascii="Calibri" w:cs="Calibri" w:eastAsia="Calibri" w:hAnsi="Calibri"/>
+                <w:color w:val="C00000"/>
+                <w:sz w:val="17"/>
+                <w:szCs w:val="17"/>
+              </w:rPr>
+              <w:t xml:space="preserve">  Write in Section C (Tomorrow's Team Needs to Know) and escalate to Production Manager.  Do not carry quietly past Day 2.</w:t>
+            </w:r>
+          </w:p>
+        </w:tc>
+      </w:tr>
+    </w:tbl>
+    <w:p>
+      <w:pPr>
+        <w:spacing w:after="160" w:before="0"/>
+      </w:pPr>
+    </w:p>
+    <w:tbl>
+      <w:tblPr>
+        <w:tblW w:type="dxa" w:w="10626"/>
+        <w:tblBorders>
+          <w:top w:val="none" w:color="auto" w:sz="0"/>
+          <w:left w:val="none" w:color="auto" w:sz="0"/>
+          <w:bottom w:val="none" w:color="auto" w:sz="0"/>
+          <w:right w:val="none" w:color="auto" w:sz="0"/>
+          <w:insideH w:val="single" w:color="auto" w:sz="4"/>
+          <w:insideV w:val="single" w:color="auto" w:sz="4"/>
+        </w:tblBorders>
+      </w:tblPr>
+      <w:tblGrid>
+        <w:gridCol w:w="5313"/>
+        <w:gridCol w:w="5313"/>
+      </w:tblGrid>
+      <w:tr>
+        <w:tc>
+          <w:tcPr>
+            <w:tcW w:type="dxa" w:w="5313"/>
+            <w:tcBorders>
+              <w:top w:val="none" w:color="auto" w:sz="0"/>
+              <w:left w:val="none" w:color="auto" w:sz="0"/>
+              <w:bottom w:val="none" w:color="auto" w:sz="0"/>
+              <w:right w:val="none" w:color="auto" w:sz="0"/>
+            </w:tcBorders>
+            <w:tcMar>
+              <w:top w:type="dxa" w:w="60"/>
+              <w:left w:type="dxa" w:w="40"/>
+              <w:bottom w:type="dxa" w:w="40"/>
+              <w:right w:type="dxa" w:w="40"/>
+            </w:tcMar>
+          </w:tcPr>
+          <w:p>
+            <w:pPr>
+              <w:spacing w:after="14" w:before="0"/>
+            </w:pPr>
+            <w:r>
+              <w:rPr>
+                <w:rFonts w:ascii="Calibri" w:cs="Calibri" w:eastAsia="Calibri" w:hAnsi="Calibri"/>
+                <w:b/>
+                <w:bCs/>
+                <w:color w:val="7F7F7F"/>
+                <w:sz w:val="15"/>
+                <w:szCs w:val="15"/>
+              </w:rPr>
+              <w:t xml:space="preserve">TYPE</w:t>
+            </w:r>
+          </w:p>
+          <w:tbl>
+            <w:tblPr>
+              <w:tblW w:type="dxa" w:w="5233"/>
+              <w:tblBorders>
+                <w:top w:val="none" w:color="auto" w:sz="0"/>
+                <w:left w:val="none" w:color="auto" w:sz="0"/>
+                <w:bottom w:val="none" w:color="auto" w:sz="0"/>
+                <w:right w:val="none" w:color="auto" w:sz="0"/>
+                <w:insideH w:val="single" w:color="auto" w:sz="4"/>
+                <w:insideV w:val="single" w:color="auto" w:sz="4"/>
+              </w:tblBorders>
+            </w:tblPr>
+            <w:tblGrid>
+              <w:gridCol w:w="1744"/>
+              <w:gridCol w:w="1744"/>
+              <w:gridCol w:w="1744"/>
+            </w:tblGrid>
+            <w:tr>
+              <w:tc>
+                <w:tcPr>
+                  <w:tcW w:type="dxa" w:w="1744"/>
+                  <w:tcBorders>
+                    <w:top w:val="single" w:color="C8D4DC" w:sz="4"/>
+                    <w:left w:val="single" w:color="C8D4DC" w:sz="4"/>
+                    <w:bottom w:val="single" w:color="C8D4DC" w:sz="4"/>
+                    <w:right w:val="single" w:color="C8D4DC" w:sz="4"/>
+                  </w:tcBorders>
+                  <w:shd w:fill="EEF2F8" w:color="auto" w:val="clear"/>
+                  <w:tcMar>
+                    <w:top w:type="dxa" w:w="40"/>
+                    <w:left w:type="dxa" w:w="60"/>
+                    <w:bottom w:type="dxa" w:w="40"/>
+                    <w:right w:type="dxa" w:w="60"/>
+                  </w:tcMar>
+                </w:tcPr>
+                <w:p>
+                  <w:r>
+                    <w:rPr>
+                      <w:rFonts w:ascii="Calibri" w:cs="Calibri" w:eastAsia="Calibri" w:hAnsi="Calibri"/>
+                      <w:b/>
+                      <w:bCs/>
+                      <w:color w:val="1F3964"/>
+                      <w:sz w:val="19"/>
+                      <w:szCs w:val="19"/>
+                    </w:rPr>
+                    <w:t xml:space="preserve">P  </w:t>
+                  </w:r>
+                  <w:r>
+                    <w:rPr>
+                      <w:rFonts w:ascii="Calibri" w:cs="Calibri" w:eastAsia="Calibri" w:hAnsi="Calibri"/>
+                      <w:color w:val="404040"/>
+                      <w:sz w:val="16"/>
+                      <w:szCs w:val="16"/>
+                    </w:rPr>
+                    <w:t xml:space="preserve">Priority — must complete today</w:t>
+                  </w:r>
+                </w:p>
+              </w:tc>
+              <w:tc>
+                <w:tcPr>
+                  <w:tcW w:type="dxa" w:w="1744"/>
+                  <w:tcBorders>
+                    <w:top w:val="single" w:color="C8D4DC" w:sz="4"/>
+                    <w:left w:val="single" w:color="C8D4DC" w:sz="4"/>
+                    <w:bottom w:val="single" w:color="C8D4DC" w:sz="4"/>
+                    <w:right w:val="single" w:color="C8D4DC" w:sz="4"/>
+                  </w:tcBorders>
+                  <w:shd w:fill="F0F4F8" w:color="auto" w:val="clear"/>
+                  <w:tcMar>
+                    <w:top w:type="dxa" w:w="40"/>
+                    <w:left w:type="dxa" w:w="60"/>
+                    <w:bottom w:type="dxa" w:w="40"/>
+                    <w:right w:type="dxa" w:w="60"/>
+                  </w:tcMar>
+                </w:tcPr>
+                <w:p>
+                  <w:r>
+                    <w:rPr>
+                      <w:rFonts w:ascii="Calibri" w:cs="Calibri" w:eastAsia="Calibri" w:hAnsi="Calibri"/>
+                      <w:b/>
+                      <w:bCs/>
+                      <w:color w:val="404040"/>
+                      <w:sz w:val="19"/>
+                      <w:szCs w:val="19"/>
+                    </w:rPr>
+                    <w:t xml:space="preserve">S  </w:t>
+                  </w:r>
+                  <w:r>
+                    <w:rPr>
+                      <w:rFonts w:ascii="Calibri" w:cs="Calibri" w:eastAsia="Calibri" w:hAnsi="Calibri"/>
+                      <w:color w:val="404040"/>
+                      <w:sz w:val="16"/>
+                      <w:szCs w:val="16"/>
+                    </w:rPr>
+                    <w:t xml:space="preserve">Standard — scheduled work</w:t>
+                  </w:r>
+                </w:p>
+              </w:tc>
+              <w:tc>
+                <w:tcPr>
+                  <w:tcW w:type="dxa" w:w="1744"/>
+                  <w:tcBorders>
+                    <w:top w:val="single" w:color="C8D4DC" w:sz="4"/>
+                    <w:left w:val="single" w:color="C8D4DC" w:sz="4"/>
+                    <w:bottom w:val="single" w:color="C8D4DC" w:sz="4"/>
+                    <w:right w:val="single" w:color="C8D4DC" w:sz="4"/>
+                  </w:tcBorders>
+                  <w:shd w:fill="FFFBE6" w:color="auto" w:val="clear"/>
+                  <w:tcMar>
+                    <w:top w:type="dxa" w:w="40"/>
+                    <w:left w:type="dxa" w:w="60"/>
+                    <w:bottom w:type="dxa" w:w="40"/>
+                    <w:right w:type="dxa" w:w="60"/>
+                  </w:tcMar>
+                </w:tcPr>
+                <w:p>
+                  <w:r>
+                    <w:rPr>
+                      <w:rFonts w:ascii="Calibri" w:cs="Calibri" w:eastAsia="Calibri" w:hAnsi="Calibri"/>
+                      <w:b/>
+                      <w:bCs/>
+                      <w:color w:val="8B6200"/>
+                      <w:sz w:val="19"/>
+                      <w:szCs w:val="19"/>
+                    </w:rPr>
+                    <w:t xml:space="preserve">C  </w:t>
+                  </w:r>
+                  <w:r>
+                    <w:rPr>
+                      <w:rFonts w:ascii="Calibri" w:cs="Calibri" w:eastAsia="Calibri" w:hAnsi="Calibri"/>
+                      <w:color w:val="404040"/>
+                      <w:sz w:val="16"/>
+                      <w:szCs w:val="16"/>
+                    </w:rPr>
+                    <w:t xml:space="preserve">Carry — active from a previous day</w:t>
+                  </w:r>
+                </w:p>
+              </w:tc>
+            </w:tr>
+          </w:tbl>
+          <w:p/>
+        </w:tc>
+        <w:tc>
+          <w:tcPr>
+            <w:tcW w:type="dxa" w:w="5313"/>
+            <w:tcBorders>
+              <w:top w:val="none" w:color="auto" w:sz="0"/>
+              <w:left w:val="none" w:color="auto" w:sz="0"/>
+              <w:bottom w:val="none" w:color="auto" w:sz="0"/>
+              <w:right w:val="none" w:color="auto" w:sz="0"/>
+            </w:tcBorders>
+            <w:tcMar>
+              <w:top w:type="dxa" w:w="60"/>
+              <w:left w:type="dxa" w:w="40"/>
+              <w:bottom w:type="dxa" w:w="40"/>
+              <w:right w:type="dxa" w:w="40"/>
+            </w:tcMar>
+          </w:tcPr>
+          <w:p>
+            <w:pPr>
+              <w:spacing w:after="14" w:before="0"/>
+            </w:pPr>
+            <w:r>
+              <w:rPr>
+                <w:rFonts w:ascii="Calibri" w:cs="Calibri" w:eastAsia="Calibri" w:hAnsi="Calibri"/>
+                <w:b/>
+                <w:bCs/>
+                <w:color w:val="7F7F7F"/>
+                <w:sz w:val="15"/>
+                <w:szCs w:val="15"/>
+              </w:rPr>
+              <w:t xml:space="preserve">STATUS</w:t>
+            </w:r>
+          </w:p>
+          <w:tbl>
+            <w:tblPr>
+              <w:tblW w:type="dxa" w:w="5233"/>
+              <w:tblBorders>
+                <w:top w:val="none" w:color="auto" w:sz="0"/>
+                <w:left w:val="none" w:color="auto" w:sz="0"/>
+                <w:bottom w:val="none" w:color="auto" w:sz="0"/>
+                <w:right w:val="none" w:color="auto" w:sz="0"/>
+                <w:insideH w:val="single" w:color="auto" w:sz="4"/>
+                <w:insideV w:val="single" w:color="auto" w:sz="4"/>
+              </w:tblBorders>
+            </w:tblPr>
+            <w:tblGrid>
+              <w:gridCol w:w="1744"/>
+              <w:gridCol w:w="1744"/>
+              <w:gridCol w:w="1744"/>
+            </w:tblGrid>
+            <w:tr>
+              <w:tc>
+                <w:tcPr>
+                  <w:tcW w:type="dxa" w:w="1744"/>
+                  <w:tcBorders>
+                    <w:top w:val="single" w:color="C8D4DC" w:sz="4"/>
+                    <w:left w:val="single" w:color="C8D4DC" w:sz="4"/>
+                    <w:bottom w:val="single" w:color="C8D4DC" w:sz="4"/>
+                    <w:right w:val="single" w:color="C8D4DC" w:sz="4"/>
+                  </w:tcBorders>
+                  <w:shd w:fill="EFF8E8" w:color="auto" w:val="clear"/>
+                  <w:tcMar>
+                    <w:top w:type="dxa" w:w="40"/>
+                    <w:left w:type="dxa" w:w="60"/>
+                    <w:bottom w:type="dxa" w:w="40"/>
+                    <w:right w:type="dxa" w:w="60"/>
+                  </w:tcMar>
+                </w:tcPr>
+                <w:p>
+                  <w:r>
+                    <w:rPr>
+                      <w:rFonts w:ascii="Calibri" w:cs="Calibri" w:eastAsia="Calibri" w:hAnsi="Calibri"/>
+                      <w:b/>
+                      <w:bCs/>
+                      <w:color w:val="375C1B"/>
+                      <w:sz w:val="19"/>
+                      <w:szCs w:val="19"/>
+                    </w:rPr>
+                    <w:t xml:space="preserve">✓  </w:t>
+                  </w:r>
+                  <w:r>
+                    <w:rPr>
+                      <w:rFonts w:ascii="Calibri" w:cs="Calibri" w:eastAsia="Calibri" w:hAnsi="Calibri"/>
+                      <w:color w:val="404040"/>
+                      <w:sz w:val="16"/>
+                      <w:szCs w:val="16"/>
+                    </w:rPr>
+                    <w:t xml:space="preserve">Done</w:t>
+                  </w:r>
+                </w:p>
+              </w:tc>
+              <w:tc>
+                <w:tcPr>
+                  <w:tcW w:type="dxa" w:w="1744"/>
+                  <w:tcBorders>
+                    <w:top w:val="single" w:color="C8D4DC" w:sz="4"/>
+                    <w:left w:val="single" w:color="C8D4DC" w:sz="4"/>
+                    <w:bottom w:val="single" w:color="C8D4DC" w:sz="4"/>
+                    <w:right w:val="single" w:color="C8D4DC" w:sz="4"/>
+                  </w:tcBorders>
+                  <w:shd w:fill="EEF2F8" w:color="auto" w:val="clear"/>
+                  <w:tcMar>
+                    <w:top w:type="dxa" w:w="40"/>
+                    <w:left w:type="dxa" w:w="60"/>
+                    <w:bottom w:type="dxa" w:w="40"/>
+                    <w:right w:type="dxa" w:w="60"/>
+                  </w:tcMar>
+                </w:tcPr>
+                <w:p>
+                  <w:r>
+                    <w:rPr>
+                      <w:rFonts w:ascii="Calibri" w:cs="Calibri" w:eastAsia="Calibri" w:hAnsi="Calibri"/>
+                      <w:b/>
+                      <w:bCs/>
+                      <w:color w:val="1F3964"/>
+                      <w:sz w:val="19"/>
+                      <w:szCs w:val="19"/>
+                    </w:rPr>
+                    <w:t xml:space="preserve">→  </w:t>
+                  </w:r>
+                  <w:r>
+                    <w:rPr>
+                      <w:rFonts w:ascii="Calibri" w:cs="Calibri" w:eastAsia="Calibri" w:hAnsi="Calibri"/>
+                      <w:color w:val="404040"/>
+                      <w:sz w:val="16"/>
+                      <w:szCs w:val="16"/>
+                    </w:rPr>
+                    <w:t xml:space="preserve">Carry (increment Day count)</w:t>
+                  </w:r>
+                </w:p>
+              </w:tc>
+              <w:tc>
+                <w:tcPr>
+                  <w:tcW w:type="dxa" w:w="1744"/>
+                  <w:tcBorders>
+                    <w:top w:val="single" w:color="C8D4DC" w:sz="4"/>
+                    <w:left w:val="single" w:color="C8D4DC" w:sz="4"/>
+                    <w:bottom w:val="single" w:color="C8D4DC" w:sz="4"/>
+                    <w:right w:val="single" w:color="C8D4DC" w:sz="4"/>
+                  </w:tcBorders>
+                  <w:shd w:fill="FFF0F0" w:color="auto" w:val="clear"/>
+                  <w:tcMar>
+                    <w:top w:type="dxa" w:w="40"/>
+                    <w:left w:type="dxa" w:w="60"/>
+                    <w:bottom w:type="dxa" w:w="40"/>
+                    <w:right w:type="dxa" w:w="60"/>
+                  </w:tcMar>
+                </w:tcPr>
+                <w:p>
+                  <w:r>
+                    <w:rPr>
+                      <w:rFonts w:ascii="Calibri" w:cs="Calibri" w:eastAsia="Calibri" w:hAnsi="Calibri"/>
+                      <w:b/>
+                      <w:bCs/>
+                      <w:color w:val="C00000"/>
+                      <w:sz w:val="19"/>
+                      <w:szCs w:val="19"/>
+                    </w:rPr>
+                    <w:t xml:space="preserve">↑  </w:t>
+                  </w:r>
+                  <w:r>
+                    <w:rPr>
+                      <w:rFonts w:ascii="Calibri" w:cs="Calibri" w:eastAsia="Calibri" w:hAnsi="Calibri"/>
+                      <w:color w:val="404040"/>
+                      <w:sz w:val="16"/>
+                      <w:szCs w:val="16"/>
+                    </w:rPr>
+                    <w:t xml:space="preserve">Escalate — write in Sec C</w:t>
+                  </w:r>
+                </w:p>
+              </w:tc>
+            </w:tr>
+          </w:tbl>
+          <w:p/>
+        </w:tc>
+      </w:tr>
+    </w:tbl>
+    <w:p>
+      <w:pPr>
+        <w:spacing w:after="160" w:before="0"/>
+      </w:pPr>
+    </w:p>
+    <w:tbl>
+      <w:tblPr>
+        <w:tblW w:type="dxa" w:w="10626"/>
+        <w:tblBorders>
+          <w:top w:val="none" w:color="auto" w:sz="0"/>
+          <w:left w:val="none" w:color="auto" w:sz="0"/>
+          <w:bottom w:val="none" w:color="auto" w:sz="0"/>
+          <w:right w:val="none" w:color="auto" w:sz="0"/>
+          <w:insideH w:val="single" w:color="auto" w:sz="4"/>
+          <w:insideV w:val="single" w:color="auto" w:sz="4"/>
+        </w:tblBorders>
+      </w:tblPr>
+      <w:tblGrid>
+        <w:gridCol w:w="10626"/>
+      </w:tblGrid>
+      <w:tr>
+        <w:tc>
+          <w:tcPr>
+            <w:tcW w:type="dxa" w:w="10626"/>
+            <w:shd w:fill="1B6B5A" w:color="auto" w:val="clear"/>
+            <w:tcMar>
+              <w:top w:type="dxa" w:w="60"/>
+              <w:left w:type="dxa" w:w="160"/>
+              <w:bottom w:type="dxa" w:w="60"/>
+              <w:right w:type="dxa" w:w="160"/>
+            </w:tcMar>
+          </w:tcPr>
+          <w:p>
+            <w:r>
+              <w:rPr>
+                <w:rFonts w:ascii="Calibri" w:cs="Calibri" w:eastAsia="Calibri" w:hAnsi="Calibri"/>
+                <w:b/>
+                <w:bCs/>
+                <w:color w:val="FFFFFF"/>
+                <w:sz w:val="20"/>
+                <w:szCs w:val="20"/>
+              </w:rPr>
+              <w:t xml:space="preserve">TASK REGISTER  —  20 rows  ·  P1–P3 are your Page 3 priorities  ·  All others standard or carry</w:t>
+            </w:r>
+          </w:p>
+        </w:tc>
+      </w:tr>
+    </w:tbl>
+    <w:p>
+      <w:pPr>
+        <w:spacing w:after="120" w:before="0"/>
+      </w:pPr>
+    </w:p>
+    <w:tbl>
+      <w:tblPr>
+        <w:tblW w:type="dxa" w:w="10626"/>
+        <w:tblBorders>
+          <w:top w:val="single" w:color="auto" w:sz="4"/>
+          <w:left w:val="single" w:color="auto" w:sz="4"/>
+          <w:bottom w:val="single" w:color="auto" w:sz="4"/>
+          <w:right w:val="single" w:color="auto" w:sz="4"/>
+          <w:insideH w:val="single" w:color="auto" w:sz="4"/>
+          <w:insideV w:val="single" w:color="auto" w:sz="4"/>
+        </w:tblBorders>
+      </w:tblPr>
+      <w:tblGrid>
+        <w:gridCol w:w="660"/>
+        <w:gridCol w:w="1100"/>
+        <w:gridCol w:w="4300"/>
+        <w:gridCol w:w="1500"/>
+        <w:gridCol w:w="1300"/>
+        <w:gridCol w:w="1766"/>
+      </w:tblGrid>
+      <w:tr>
+        <w:tc>
+          <w:tcPr>
+            <w:tcW w:type="dxa" w:w="660"/>
+            <w:tcBorders>
+              <w:top w:val="single" w:color="1B6B5A" w:sz="4"/>
+              <w:left w:val="single" w:color="1B6B5A" w:sz="4"/>
+              <w:bottom w:val="single" w:color="1B6B5A" w:sz="4"/>
+              <w:right w:val="single" w:color="1B6B5A" w:sz="4"/>
+            </w:tcBorders>
+            <w:shd w:fill="1B6B5A" w:color="auto" w:val="clear"/>
+            <w:tcMar>
+              <w:top w:type="dxa" w:w="60"/>
+              <w:left w:type="dxa" w:w="100"/>
+              <w:bottom w:type="dxa" w:w="60"/>
+              <w:right w:type="dxa" w:w="60"/>
+            </w:tcMar>
+          </w:tcPr>
+          <w:p>
+            <w:pPr>
+              <w:jc w:val="center"/>
+            </w:pPr>
+            <w:r>
+              <w:rPr>
+                <w:rFonts w:ascii="Calibri" w:cs="Calibri" w:eastAsia="Calibri" w:hAnsi="Calibri"/>
+                <w:b/>
+                <w:bCs/>
+                <w:color w:val="FFFFFF"/>
+                <w:sz w:val="17"/>
+                <w:szCs w:val="17"/>
+              </w:rPr>
+              <w:t xml:space="preserve">Day ↩</w:t>
+            </w:r>
+          </w:p>
+        </w:tc>
+        <w:tc>
+          <w:tcPr>
+            <w:tcW w:type="dxa" w:w="1100"/>
+            <w:tcBorders>
+              <w:top w:val="single" w:color="1B6B5A" w:sz="4"/>
+              <w:left w:val="single" w:color="1B6B5A" w:sz="4"/>
+              <w:bottom w:val="single" w:color="1B6B5A" w:sz="4"/>
+              <w:right w:val="single" w:color="1B6B5A" w:sz="4"/>
+            </w:tcBorders>
+            <w:shd w:fill="1B6B5A" w:color="auto" w:val="clear"/>
+            <w:tcMar>
+              <w:top w:type="dxa" w:w="60"/>
+              <w:left w:type="dxa" w:w="100"/>
+              <w:bottom w:type="dxa" w:w="60"/>
+              <w:right w:type="dxa" w:w="60"/>
+            </w:tcMar>
+          </w:tcPr>
+          <w:p>
+            <w:pPr>
+              <w:jc w:val="center"/>
+            </w:pPr>
+            <w:r>
+              <w:rPr>
+                <w:rFonts w:ascii="Calibri" w:cs="Calibri" w:eastAsia="Calibri" w:hAnsi="Calibri"/>
+                <w:b/>
+                <w:bCs/>
+                <w:color w:val="FFFFFF"/>
+                <w:sz w:val="17"/>
+                <w:szCs w:val="17"/>
+              </w:rPr>
+              <w:t xml:space="preserve">Type
+(P/S/C)</w:t>
+            </w:r>
+          </w:p>
+        </w:tc>
+        <w:tc>
+          <w:tcPr>
+            <w:tcW w:type="dxa" w:w="4300"/>
+            <w:tcBorders>
+              <w:top w:val="single" w:color="1B6B5A" w:sz="4"/>
+              <w:left w:val="single" w:color="1B6B5A" w:sz="4"/>
+              <w:bottom w:val="single" w:color="1B6B5A" w:sz="4"/>
+              <w:right w:val="single" w:color="1B6B5A" w:sz="4"/>
+            </w:tcBorders>
+            <w:shd w:fill="1B6B5A" w:color="auto" w:val="clear"/>
+            <w:tcMar>
+              <w:top w:type="dxa" w:w="60"/>
+              <w:left w:type="dxa" w:w="100"/>
+              <w:bottom w:type="dxa" w:w="60"/>
+              <w:right w:type="dxa" w:w="60"/>
+            </w:tcMar>
+          </w:tcPr>
+          <w:p>
+            <w:pPr>
+              <w:jc w:val="left"/>
+            </w:pPr>
+            <w:r>
+              <w:rPr>
+                <w:rFonts w:ascii="Calibri" w:cs="Calibri" w:eastAsia="Calibri" w:hAnsi="Calibri"/>
+                <w:b/>
+                <w:bCs/>
+                <w:color w:val="FFFFFF"/>
+                <w:sz w:val="17"/>
+                <w:szCs w:val="17"/>
+              </w:rPr>
+              <w:t xml:space="preserve">Task / Action</w:t>
+            </w:r>
+          </w:p>
+        </w:tc>
+        <w:tc>
+          <w:tcPr>
+            <w:tcW w:type="dxa" w:w="1500"/>
+            <w:tcBorders>
+              <w:top w:val="single" w:color="1B6B5A" w:sz="4"/>
+              <w:left w:val="single" w:color="1B6B5A" w:sz="4"/>
+              <w:bottom w:val="single" w:color="1B6B5A" w:sz="4"/>
+              <w:right w:val="single" w:color="1B6B5A" w:sz="4"/>
+            </w:tcBorders>
+            <w:shd w:fill="1B6B5A" w:color="auto" w:val="clear"/>
+            <w:tcMar>
+              <w:top w:type="dxa" w:w="60"/>
+              <w:left w:type="dxa" w:w="100"/>
+              <w:bottom w:type="dxa" w:w="60"/>
+              <w:right w:type="dxa" w:w="60"/>
+            </w:tcMar>
+          </w:tcPr>
+          <w:p>
+            <w:pPr>
+              <w:jc w:val="left"/>
+            </w:pPr>
+            <w:r>
+              <w:rPr>
+                <w:rFonts w:ascii="Calibri" w:cs="Calibri" w:eastAsia="Calibri" w:hAnsi="Calibri"/>
+                <w:b/>
+                <w:bCs/>
+                <w:color w:val="FFFFFF"/>
+                <w:sz w:val="17"/>
+                <w:szCs w:val="17"/>
+              </w:rPr>
+              <w:t xml:space="preserve">Job No.</w:t>
+            </w:r>
+          </w:p>
+        </w:tc>
+        <w:tc>
+          <w:tcPr>
+            <w:tcW w:type="dxa" w:w="1300"/>
+            <w:tcBorders>
+              <w:top w:val="single" w:color="1B6B5A" w:sz="4"/>
+              <w:left w:val="single" w:color="1B6B5A" w:sz="4"/>
+              <w:bottom w:val="single" w:color="1B6B5A" w:sz="4"/>
+              <w:right w:val="single" w:color="1B6B5A" w:sz="4"/>
+            </w:tcBorders>
+            <w:shd w:fill="1B6B5A" w:color="auto" w:val="clear"/>
+            <w:tcMar>
+              <w:top w:type="dxa" w:w="60"/>
+              <w:left w:type="dxa" w:w="100"/>
+              <w:bottom w:type="dxa" w:w="60"/>
+              <w:right w:type="dxa" w:w="60"/>
+            </w:tcMar>
+          </w:tcPr>
+          <w:p>
+            <w:pPr>
+              <w:jc w:val="center"/>
+            </w:pPr>
+            <w:r>
+              <w:rPr>
+                <w:rFonts w:ascii="Calibri" w:cs="Calibri" w:eastAsia="Calibri" w:hAnsi="Calibri"/>
+                <w:b/>
+                <w:bCs/>
+                <w:color w:val="FFFFFF"/>
+                <w:sz w:val="17"/>
+                <w:szCs w:val="17"/>
+              </w:rPr>
+              <w:t xml:space="preserve">Status
+(✓ → ↑)</w:t>
+            </w:r>
+          </w:p>
+        </w:tc>
+        <w:tc>
+          <w:tcPr>
+            <w:tcW w:type="dxa" w:w="1766"/>
+            <w:tcBorders>
+              <w:top w:val="single" w:color="1B6B5A" w:sz="4"/>
+              <w:left w:val="single" w:color="1B6B5A" w:sz="4"/>
+              <w:bottom w:val="single" w:color="1B6B5A" w:sz="4"/>
+              <w:right w:val="single" w:color="1B6B5A" w:sz="4"/>
+            </w:tcBorders>
+            <w:shd w:fill="1B6B5A" w:color="auto" w:val="clear"/>
+            <w:tcMar>
+              <w:top w:type="dxa" w:w="60"/>
+              <w:left w:type="dxa" w:w="100"/>
+              <w:bottom w:type="dxa" w:w="60"/>
+              <w:right w:type="dxa" w:w="60"/>
+            </w:tcMar>
+          </w:tcPr>
+          <w:p>
+            <w:pPr>
+              <w:jc w:val="left"/>
+            </w:pPr>
+            <w:r>
+              <w:rPr>
+                <w:rFonts w:ascii="Calibri" w:cs="Calibri" w:eastAsia="Calibri" w:hAnsi="Calibri"/>
+                <w:b/>
+                <w:bCs/>
+                <w:color w:val="FFFFFF"/>
+                <w:sz w:val="17"/>
+                <w:szCs w:val="17"/>
+              </w:rPr>
+              <w:t xml:space="preserve">Notes</w:t>
+            </w:r>
+          </w:p>
+        </w:tc>
+      </w:tr>
+      <w:tr>
+        <w:tc>
+          <w:tcPr>
+            <w:tcW w:type="dxa" w:w="660"/>
+            <w:tcBorders>
+              <w:top w:val="single" w:color="D0D8E4" w:sz="4"/>
+              <w:left w:val="single" w:color="D0D8E4" w:sz="4"/>
+              <w:bottom w:val="single" w:color="D0D8E4" w:sz="4"/>
+              <w:right w:val="single" w:color="D0D8E4" w:sz="4"/>
+            </w:tcBorders>
+            <w:shd w:fill="FFFFFF" w:color="auto" w:val="clear"/>
+            <w:tcMar>
+              <w:top w:type="dxa" w:w="50"/>
+              <w:left w:type="dxa" w:w="60"/>
+              <w:bottom w:type="dxa" w:w="50"/>
+              <w:right w:type="dxa" w:w="60"/>
+            </w:tcMar>
+          </w:tcPr>
+          <w:p>
+            <w:pPr>
+              <w:jc w:val="center"/>
+            </w:pPr>
+            <w:r>
+              <w:rPr>
+                <w:rFonts w:ascii="Calibri" w:cs="Calibri" w:eastAsia="Calibri" w:hAnsi="Calibri"/>
+                <w:sz w:val="20"/>
+                <w:szCs w:val="20"/>
+              </w:rPr>
+              <w:t xml:space="preserve"> </w:t>
+            </w:r>
+          </w:p>
+        </w:tc>
+        <w:tc>
+          <w:tcPr>
+            <w:tcW w:type="dxa" w:w="1100"/>
+            <w:tcBorders>
+              <w:top w:val="single" w:color="D0D8E4" w:sz="4"/>
+              <w:left w:val="single" w:color="D0D8E4" w:sz="4"/>
+              <w:bottom w:val="single" w:color="D0D8E4" w:sz="4"/>
+              <w:right w:val="single" w:color="D0D8E4" w:sz="4"/>
+            </w:tcBorders>
+            <w:shd w:fill="FFFFFF" w:color="auto" w:val="clear"/>
+            <w:tcMar>
+              <w:top w:type="dxa" w:w="50"/>
+              <w:left w:type="dxa" w:w="60"/>
+              <w:bottom w:type="dxa" w:w="50"/>
+              <w:right w:type="dxa" w:w="60"/>
+            </w:tcMar>
+          </w:tcPr>
+          <w:p>
+            <w:pPr>
+              <w:jc w:val="center"/>
+            </w:pPr>
+            <w:r>
+              <w:rPr>
+                <w:rFonts w:ascii="Calibri" w:cs="Calibri" w:eastAsia="Calibri" w:hAnsi="Calibri"/>
+                <w:sz w:val="20"/>
+                <w:szCs w:val="20"/>
+              </w:rPr>
+              <w:t xml:space="preserve"> </w:t>
+            </w:r>
+          </w:p>
+        </w:tc>
+        <w:tc>
+          <w:tcPr>
+            <w:tcW w:type="dxa" w:w="4300"/>
+            <w:tcBorders>
+              <w:top w:val="single" w:color="D0D8E4" w:sz="4"/>
+              <w:left w:val="single" w:color="D0D8E4" w:sz="4"/>
+              <w:bottom w:val="single" w:color="D0D8E4" w:sz="4"/>
+              <w:right w:val="single" w:color="D0D8E4" w:sz="4"/>
+            </w:tcBorders>
+            <w:shd w:fill="FFFFFF" w:color="auto" w:val="clear"/>
+            <w:tcMar>
+              <w:top w:type="dxa" w:w="50"/>
+              <w:left w:type="dxa" w:w="100"/>
+              <w:bottom w:type="dxa" w:w="50"/>
+              <w:right w:type="dxa" w:w="60"/>
+            </w:tcMar>
+          </w:tcPr>
+          <w:p>
+            <w:r>
+              <w:rPr>
+                <w:rFonts w:ascii="Calibri" w:cs="Calibri" w:eastAsia="Calibri" w:hAnsi="Calibri"/>
+                <w:sz w:val="20"/>
+                <w:szCs w:val="20"/>
+              </w:rPr>
+              <w:t xml:space="preserve"> </w:t>
+            </w:r>
+          </w:p>
+        </w:tc>
+        <w:tc>
+          <w:tcPr>
+            <w:tcW w:type="dxa" w:w="1500"/>
+            <w:tcBorders>
+              <w:top w:val="single" w:color="D0D8E4" w:sz="4"/>
+              <w:left w:val="single" w:color="D0D8E4" w:sz="4"/>
+              <w:bottom w:val="single" w:color="D0D8E4" w:sz="4"/>
+              <w:right w:val="single" w:color="D0D8E4" w:sz="4"/>
+            </w:tcBorders>
+            <w:shd w:fill="FFFFFF" w:color="auto" w:val="clear"/>
+            <w:tcMar>
+              <w:top w:type="dxa" w:w="50"/>
+              <w:left w:type="dxa" w:w="80"/>
+              <w:bottom w:type="dxa" w:w="50"/>
+              <w:right w:type="dxa" w:w="60"/>
+            </w:tcMar>
+          </w:tcPr>
+          <w:p>
+            <w:r>
+              <w:rPr>
+                <w:rFonts w:ascii="Calibri" w:cs="Calibri" w:eastAsia="Calibri" w:hAnsi="Calibri"/>
+                <w:sz w:val="20"/>
+                <w:szCs w:val="20"/>
+              </w:rPr>
+              <w:t xml:space="preserve"> </w:t>
+            </w:r>
+          </w:p>
+        </w:tc>
+        <w:tc>
+          <w:tcPr>
+            <w:tcW w:type="dxa" w:w="1300"/>
+            <w:tcBorders>
+              <w:top w:val="single" w:color="D0D8E4" w:sz="4"/>
+              <w:left w:val="single" w:color="D0D8E4" w:sz="4"/>
+              <w:bottom w:val="single" w:color="D0D8E4" w:sz="4"/>
+              <w:right w:val="single" w:color="D0D8E4" w:sz="4"/>
+            </w:tcBorders>
+            <w:shd w:fill="FFFFFF" w:color="auto" w:val="clear"/>
+            <w:tcMar>
+              <w:top w:type="dxa" w:w="50"/>
+              <w:left w:type="dxa" w:w="60"/>
+              <w:bottom w:type="dxa" w:w="50"/>
+              <w:right w:type="dxa" w:w="60"/>
+            </w:tcMar>
+          </w:tcPr>
+          <w:p>
+            <w:pPr>
+              <w:jc w:val="center"/>
+            </w:pPr>
+            <w:r>
+              <w:rPr>
+                <w:rFonts w:ascii="Calibri" w:cs="Calibri" w:eastAsia="Calibri" w:hAnsi="Calibri"/>
+                <w:sz w:val="20"/>
+                <w:szCs w:val="20"/>
+              </w:rPr>
+              <w:t xml:space="preserve"> </w:t>
+            </w:r>
+          </w:p>
+        </w:tc>
+        <w:tc>
+          <w:tcPr>
+            <w:tcW w:type="dxa" w:w="1766"/>
+            <w:tcBorders>
+              <w:top w:val="single" w:color="D0D8E4" w:sz="4"/>
+              <w:left w:val="single" w:color="D0D8E4" w:sz="4"/>
+              <w:bottom w:val="single" w:color="D0D8E4" w:sz="4"/>
+              <w:right w:val="single" w:color="D0D8E4" w:sz="4"/>
+            </w:tcBorders>
+            <w:shd w:fill="FFFFFF" w:color="auto" w:val="clear"/>
+            <w:tcMar>
+              <w:top w:type="dxa" w:w="50"/>
+              <w:left w:type="dxa" w:w="80"/>
+              <w:bottom w:type="dxa" w:w="50"/>
+              <w:right w:type="dxa" w:w="60"/>
+            </w:tcMar>
+          </w:tcPr>
+          <w:p>
+            <w:r>
+              <w:rPr>
+                <w:rFonts w:ascii="Calibri" w:cs="Calibri" w:eastAsia="Calibri" w:hAnsi="Calibri"/>
+                <w:sz w:val="20"/>
+                <w:szCs w:val="20"/>
+              </w:rPr>
+              <w:t xml:space="preserve"> </w:t>
+            </w:r>
+          </w:p>
+        </w:tc>
+      </w:tr>
+      <w:tr>
+        <w:tc>
+          <w:tcPr>
+            <w:tcW w:type="dxa" w:w="660"/>
+            <w:tcBorders>
+              <w:top w:val="single" w:color="D0D8E4" w:sz="4"/>
+              <w:left w:val="single" w:color="D0D8E4" w:sz="4"/>
+              <w:bottom w:val="single" w:color="D0D8E4" w:sz="4"/>
+              <w:right w:val="single" w:color="D0D8E4" w:sz="4"/>
+            </w:tcBorders>
+            <w:shd w:fill="F0F4F8" w:color="auto" w:val="clear"/>
+            <w:tcMar>
+              <w:top w:type="dxa" w:w="50"/>
+              <w:left w:type="dxa" w:w="60"/>
+              <w:bottom w:type="dxa" w:w="50"/>
+              <w:right w:type="dxa" w:w="60"/>
+            </w:tcMar>
+          </w:tcPr>
+          <w:p>
+            <w:pPr>
+              <w:jc w:val="center"/>
+            </w:pPr>
+            <w:r>
+              <w:rPr>
+                <w:rFonts w:ascii="Calibri" w:cs="Calibri" w:eastAsia="Calibri" w:hAnsi="Calibri"/>
+                <w:sz w:val="20"/>
+                <w:szCs w:val="20"/>
+              </w:rPr>
+              <w:t xml:space="preserve"> </w:t>
+            </w:r>
+          </w:p>
+        </w:tc>
+        <w:tc>
+          <w:tcPr>
+            <w:tcW w:type="dxa" w:w="1100"/>
+            <w:tcBorders>
+              <w:top w:val="single" w:color="D0D8E4" w:sz="4"/>
+              <w:left w:val="single" w:color="D0D8E4" w:sz="4"/>
+              <w:bottom w:val="single" w:color="D0D8E4" w:sz="4"/>
+              <w:right w:val="single" w:color="D0D8E4" w:sz="4"/>
+            </w:tcBorders>
+            <w:shd w:fill="F0F4F8" w:color="auto" w:val="clear"/>
+            <w:tcMar>
+              <w:top w:type="dxa" w:w="50"/>
+              <w:left w:type="dxa" w:w="60"/>
+              <w:bottom w:type="dxa" w:w="50"/>
+              <w:right w:type="dxa" w:w="60"/>
+            </w:tcMar>
+          </w:tcPr>
+          <w:p>
+            <w:pPr>
+              <w:jc w:val="center"/>
+            </w:pPr>
+            <w:r>
+              <w:rPr>
+                <w:rFonts w:ascii="Calibri" w:cs="Calibri" w:eastAsia="Calibri" w:hAnsi="Calibri"/>
+                <w:sz w:val="20"/>
+                <w:szCs w:val="20"/>
+              </w:rPr>
+              <w:t xml:space="preserve"> </w:t>
+            </w:r>
+          </w:p>
+        </w:tc>
+        <w:tc>
+          <w:tcPr>
+            <w:tcW w:type="dxa" w:w="4300"/>
+            <w:tcBorders>
+              <w:top w:val="single" w:color="D0D8E4" w:sz="4"/>
+              <w:left w:val="single" w:color="D0D8E4" w:sz="4"/>
+              <w:bottom w:val="single" w:color="D0D8E4" w:sz="4"/>
+              <w:right w:val="single" w:color="D0D8E4" w:sz="4"/>
+            </w:tcBorders>
+            <w:shd w:fill="F0F4F8" w:color="auto" w:val="clear"/>
+            <w:tcMar>
+              <w:top w:type="dxa" w:w="50"/>
+              <w:left w:type="dxa" w:w="100"/>
+              <w:bottom w:type="dxa" w:w="50"/>
+              <w:right w:type="dxa" w:w="60"/>
+            </w:tcMar>
+          </w:tcPr>
+          <w:p>
+            <w:r>
+              <w:rPr>
+                <w:rFonts w:ascii="Calibri" w:cs="Calibri" w:eastAsia="Calibri" w:hAnsi="Calibri"/>
+                <w:sz w:val="20"/>
+                <w:szCs w:val="20"/>
+              </w:rPr>
+              <w:t xml:space="preserve"> </w:t>
+            </w:r>
+          </w:p>
+        </w:tc>
+        <w:tc>
+          <w:tcPr>
+            <w:tcW w:type="dxa" w:w="1500"/>
+            <w:tcBorders>
+              <w:top w:val="single" w:color="D0D8E4" w:sz="4"/>
+              <w:left w:val="single" w:color="D0D8E4" w:sz="4"/>
+              <w:bottom w:val="single" w:color="D0D8E4" w:sz="4"/>
+              <w:right w:val="single" w:color="D0D8E4" w:sz="4"/>
+            </w:tcBorders>
+            <w:shd w:fill="F0F4F8" w:color="auto" w:val="clear"/>
+            <w:tcMar>
+              <w:top w:type="dxa" w:w="50"/>
+              <w:left w:type="dxa" w:w="80"/>
+              <w:bottom w:type="dxa" w:w="50"/>
+              <w:right w:type="dxa" w:w="60"/>
+            </w:tcMar>
+          </w:tcPr>
+          <w:p>
+            <w:r>
+              <w:rPr>
+                <w:rFonts w:ascii="Calibri" w:cs="Calibri" w:eastAsia="Calibri" w:hAnsi="Calibri"/>
+                <w:sz w:val="20"/>
+                <w:szCs w:val="20"/>
+              </w:rPr>
+              <w:t xml:space="preserve"> </w:t>
+            </w:r>
+          </w:p>
+        </w:tc>
+        <w:tc>
+          <w:tcPr>
+            <w:tcW w:type="dxa" w:w="1300"/>
+            <w:tcBorders>
+              <w:top w:val="single" w:color="D0D8E4" w:sz="4"/>
+              <w:left w:val="single" w:color="D0D8E4" w:sz="4"/>
+              <w:bottom w:val="single" w:color="D0D8E4" w:sz="4"/>
+              <w:right w:val="single" w:color="D0D8E4" w:sz="4"/>
+            </w:tcBorders>
+            <w:shd w:fill="F0F4F8" w:color="auto" w:val="clear"/>
+            <w:tcMar>
+              <w:top w:type="dxa" w:w="50"/>
+              <w:left w:type="dxa" w:w="60"/>
+              <w:bottom w:type="dxa" w:w="50"/>
+              <w:right w:type="dxa" w:w="60"/>
+            </w:tcMar>
+          </w:tcPr>
+          <w:p>
+            <w:pPr>
+              <w:jc w:val="center"/>
+            </w:pPr>
+            <w:r>
+              <w:rPr>
+                <w:rFonts w:ascii="Calibri" w:cs="Calibri" w:eastAsia="Calibri" w:hAnsi="Calibri"/>
+                <w:sz w:val="20"/>
+                <w:szCs w:val="20"/>
+              </w:rPr>
+              <w:t xml:space="preserve"> </w:t>
+            </w:r>
+          </w:p>
+        </w:tc>
+        <w:tc>
+          <w:tcPr>
+            <w:tcW w:type="dxa" w:w="1766"/>
+            <w:tcBorders>
+              <w:top w:val="single" w:color="D0D8E4" w:sz="4"/>
+              <w:left w:val="single" w:color="D0D8E4" w:sz="4"/>
+              <w:bottom w:val="single" w:color="D0D8E4" w:sz="4"/>
+              <w:right w:val="single" w:color="D0D8E4" w:sz="4"/>
+            </w:tcBorders>
+            <w:shd w:fill="F0F4F8" w:color="auto" w:val="clear"/>
+            <w:tcMar>
+              <w:top w:type="dxa" w:w="50"/>
+              <w:left w:type="dxa" w:w="80"/>
+              <w:bottom w:type="dxa" w:w="50"/>
+              <w:right w:type="dxa" w:w="60"/>
+            </w:tcMar>
+          </w:tcPr>
+          <w:p>
+            <w:r>
+              <w:rPr>
+                <w:rFonts w:ascii="Calibri" w:cs="Calibri" w:eastAsia="Calibri" w:hAnsi="Calibri"/>
+                <w:sz w:val="20"/>
+                <w:szCs w:val="20"/>
+              </w:rPr>
+              <w:t xml:space="preserve"> </w:t>
+            </w:r>
+          </w:p>
+        </w:tc>
+      </w:tr>
+      <w:tr>
+        <w:tc>
+          <w:tcPr>
+            <w:tcW w:type="dxa" w:w="660"/>
+            <w:tcBorders>
+              <w:top w:val="single" w:color="D0D8E4" w:sz="4"/>
+              <w:left w:val="single" w:color="D0D8E4" w:sz="4"/>
+              <w:bottom w:val="single" w:color="D0D8E4" w:sz="4"/>
+              <w:right w:val="single" w:color="D0D8E4" w:sz="4"/>
+            </w:tcBorders>
+            <w:shd w:fill="FFFFFF" w:color="auto" w:val="clear"/>
+            <w:tcMar>
+              <w:top w:type="dxa" w:w="50"/>
+              <w:left w:type="dxa" w:w="60"/>
+              <w:bottom w:type="dxa" w:w="50"/>
+              <w:right w:type="dxa" w:w="60"/>
+            </w:tcMar>
+          </w:tcPr>
+          <w:p>
+            <w:pPr>
+              <w:jc w:val="center"/>
+            </w:pPr>
+            <w:r>
+              <w:rPr>
+                <w:rFonts w:ascii="Calibri" w:cs="Calibri" w:eastAsia="Calibri" w:hAnsi="Calibri"/>
+                <w:sz w:val="20"/>
+                <w:szCs w:val="20"/>
+              </w:rPr>
+              <w:t xml:space="preserve"> </w:t>
+            </w:r>
+          </w:p>
+        </w:tc>
+        <w:tc>
+          <w:tcPr>
+            <w:tcW w:type="dxa" w:w="1100"/>
+            <w:tcBorders>
+              <w:top w:val="single" w:color="D0D8E4" w:sz="4"/>
+              <w:left w:val="single" w:color="D0D8E4" w:sz="4"/>
+              <w:bottom w:val="single" w:color="D0D8E4" w:sz="4"/>
+              <w:right w:val="single" w:color="D0D8E4" w:sz="4"/>
+            </w:tcBorders>
+            <w:shd w:fill="FFFFFF" w:color="auto" w:val="clear"/>
+            <w:tcMar>
+              <w:top w:type="dxa" w:w="50"/>
+              <w:left w:type="dxa" w:w="60"/>
+              <w:bottom w:type="dxa" w:w="50"/>
+              <w:right w:type="dxa" w:w="60"/>
+            </w:tcMar>
+          </w:tcPr>
+          <w:p>
+            <w:pPr>
+              <w:jc w:val="center"/>
+            </w:pPr>
+            <w:r>
+              <w:rPr>
+                <w:rFonts w:ascii="Calibri" w:cs="Calibri" w:eastAsia="Calibri" w:hAnsi="Calibri"/>
+                <w:sz w:val="20"/>
+                <w:szCs w:val="20"/>
+              </w:rPr>
+              <w:t xml:space="preserve"> </w:t>
+            </w:r>
+          </w:p>
+        </w:tc>
+        <w:tc>
+          <w:tcPr>
+            <w:tcW w:type="dxa" w:w="4300"/>
+            <w:tcBorders>
+              <w:top w:val="single" w:color="D0D8E4" w:sz="4"/>
+              <w:left w:val="single" w:color="D0D8E4" w:sz="4"/>
+              <w:bottom w:val="single" w:color="D0D8E4" w:sz="4"/>
+              <w:right w:val="single" w:color="D0D8E4" w:sz="4"/>
+            </w:tcBorders>
+            <w:shd w:fill="FFFFFF" w:color="auto" w:val="clear"/>
+            <w:tcMar>
+              <w:top w:type="dxa" w:w="50"/>
+              <w:left w:type="dxa" w:w="100"/>
+              <w:bottom w:type="dxa" w:w="50"/>
+              <w:right w:type="dxa" w:w="60"/>
+            </w:tcMar>
+          </w:tcPr>
+          <w:p>
+            <w:r>
+              <w:rPr>
+                <w:rFonts w:ascii="Calibri" w:cs="Calibri" w:eastAsia="Calibri" w:hAnsi="Calibri"/>
+                <w:sz w:val="20"/>
+                <w:szCs w:val="20"/>
+              </w:rPr>
+              <w:t xml:space="preserve"> </w:t>
+            </w:r>
+          </w:p>
+        </w:tc>
+        <w:tc>
+          <w:tcPr>
+            <w:tcW w:type="dxa" w:w="1500"/>
+            <w:tcBorders>
+              <w:top w:val="single" w:color="D0D8E4" w:sz="4"/>
+              <w:left w:val="single" w:color="D0D8E4" w:sz="4"/>
+              <w:bottom w:val="single" w:color="D0D8E4" w:sz="4"/>
+              <w:right w:val="single" w:color="D0D8E4" w:sz="4"/>
+            </w:tcBorders>
+            <w:shd w:fill="FFFFFF" w:color="auto" w:val="clear"/>
+            <w:tcMar>
+              <w:top w:type="dxa" w:w="50"/>
+              <w:left w:type="dxa" w:w="80"/>
+              <w:bottom w:type="dxa" w:w="50"/>
+              <w:right w:type="dxa" w:w="60"/>
+            </w:tcMar>
+          </w:tcPr>
+          <w:p>
+            <w:r>
+              <w:rPr>
+                <w:rFonts w:ascii="Calibri" w:cs="Calibri" w:eastAsia="Calibri" w:hAnsi="Calibri"/>
+                <w:sz w:val="20"/>
+                <w:szCs w:val="20"/>
+              </w:rPr>
+              <w:t xml:space="preserve"> </w:t>
+            </w:r>
+          </w:p>
+        </w:tc>
+        <w:tc>
+          <w:tcPr>
+            <w:tcW w:type="dxa" w:w="1300"/>
+            <w:tcBorders>
+              <w:top w:val="single" w:color="D0D8E4" w:sz="4"/>
+              <w:left w:val="single" w:color="D0D8E4" w:sz="4"/>
+              <w:bottom w:val="single" w:color="D0D8E4" w:sz="4"/>
+              <w:right w:val="single" w:color="D0D8E4" w:sz="4"/>
+            </w:tcBorders>
+            <w:shd w:fill="FFFFFF" w:color="auto" w:val="clear"/>
+            <w:tcMar>
+              <w:top w:type="dxa" w:w="50"/>
+              <w:left w:type="dxa" w:w="60"/>
+              <w:bottom w:type="dxa" w:w="50"/>
+              <w:right w:type="dxa" w:w="60"/>
+            </w:tcMar>
+          </w:tcPr>
+          <w:p>
+            <w:pPr>
+              <w:jc w:val="center"/>
+            </w:pPr>
+            <w:r>
+              <w:rPr>
+                <w:rFonts w:ascii="Calibri" w:cs="Calibri" w:eastAsia="Calibri" w:hAnsi="Calibri"/>
+                <w:sz w:val="20"/>
+                <w:szCs w:val="20"/>
+              </w:rPr>
+              <w:t xml:space="preserve"> </w:t>
+            </w:r>
+          </w:p>
+        </w:tc>
+        <w:tc>
+          <w:tcPr>
+            <w:tcW w:type="dxa" w:w="1766"/>
+            <w:tcBorders>
+              <w:top w:val="single" w:color="D0D8E4" w:sz="4"/>
+              <w:left w:val="single" w:color="D0D8E4" w:sz="4"/>
+              <w:bottom w:val="single" w:color="D0D8E4" w:sz="4"/>
+              <w:right w:val="single" w:color="D0D8E4" w:sz="4"/>
+            </w:tcBorders>
+            <w:shd w:fill="FFFFFF" w:color="auto" w:val="clear"/>
+            <w:tcMar>
+              <w:top w:type="dxa" w:w="50"/>
+              <w:left w:type="dxa" w:w="80"/>
+              <w:bottom w:type="dxa" w:w="50"/>
+              <w:right w:type="dxa" w:w="60"/>
+            </w:tcMar>
+          </w:tcPr>
+          <w:p>
+            <w:r>
+              <w:rPr>
+                <w:rFonts w:ascii="Calibri" w:cs="Calibri" w:eastAsia="Calibri" w:hAnsi="Calibri"/>
+                <w:sz w:val="20"/>
+                <w:szCs w:val="20"/>
+              </w:rPr>
+              <w:t xml:space="preserve"> </w:t>
+            </w:r>
+          </w:p>
+        </w:tc>
+      </w:tr>
+      <w:tr>
+        <w:tc>
+          <w:tcPr>
+            <w:tcW w:type="dxa" w:w="660"/>
+            <w:tcBorders>
+              <w:top w:val="single" w:color="D0D8E4" w:sz="4"/>
+              <w:left w:val="single" w:color="D0D8E4" w:sz="4"/>
+              <w:bottom w:val="single" w:color="D0D8E4" w:sz="4"/>
+              <w:right w:val="single" w:color="D0D8E4" w:sz="4"/>
+            </w:tcBorders>
+            <w:shd w:fill="F0F4F8" w:color="auto" w:val="clear"/>
+            <w:tcMar>
+              <w:top w:type="dxa" w:w="50"/>
+              <w:left w:type="dxa" w:w="60"/>
+              <w:bottom w:type="dxa" w:w="50"/>
+              <w:right w:type="dxa" w:w="60"/>
+            </w:tcMar>
+          </w:tcPr>
+          <w:p>
+            <w:pPr>
+              <w:jc w:val="center"/>
+            </w:pPr>
+            <w:r>
+              <w:rPr>
+                <w:rFonts w:ascii="Calibri" w:cs="Calibri" w:eastAsia="Calibri" w:hAnsi="Calibri"/>
+                <w:sz w:val="20"/>
+                <w:szCs w:val="20"/>
+              </w:rPr>
+              <w:t xml:space="preserve"> </w:t>
+            </w:r>
+          </w:p>
+        </w:tc>
+        <w:tc>
+          <w:tcPr>
+            <w:tcW w:type="dxa" w:w="1100"/>
+            <w:tcBorders>
+              <w:top w:val="single" w:color="D0D8E4" w:sz="4"/>
+              <w:left w:val="single" w:color="D0D8E4" w:sz="4"/>
+              <w:bottom w:val="single" w:color="D0D8E4" w:sz="4"/>
+              <w:right w:val="single" w:color="D0D8E4" w:sz="4"/>
+            </w:tcBorders>
+            <w:shd w:fill="F0F4F8" w:color="auto" w:val="clear"/>
+            <w:tcMar>
+              <w:top w:type="dxa" w:w="50"/>
+              <w:left w:type="dxa" w:w="60"/>
+              <w:bottom w:type="dxa" w:w="50"/>
+              <w:right w:type="dxa" w:w="60"/>
+            </w:tcMar>
+          </w:tcPr>
+          <w:p>
+            <w:pPr>
+              <w:jc w:val="center"/>
+            </w:pPr>
+            <w:r>
+              <w:rPr>
+                <w:rFonts w:ascii="Calibri" w:cs="Calibri" w:eastAsia="Calibri" w:hAnsi="Calibri"/>
+                <w:sz w:val="20"/>
+                <w:szCs w:val="20"/>
+              </w:rPr>
+              <w:t xml:space="preserve"> </w:t>
+            </w:r>
+          </w:p>
+        </w:tc>
+        <w:tc>
+          <w:tcPr>
+            <w:tcW w:type="dxa" w:w="4300"/>
+            <w:tcBorders>
+              <w:top w:val="single" w:color="D0D8E4" w:sz="4"/>
+              <w:left w:val="single" w:color="D0D8E4" w:sz="4"/>
+              <w:bottom w:val="single" w:color="D0D8E4" w:sz="4"/>
+              <w:right w:val="single" w:color="D0D8E4" w:sz="4"/>
+            </w:tcBorders>
+            <w:shd w:fill="F0F4F8" w:color="auto" w:val="clear"/>
+            <w:tcMar>
+              <w:top w:type="dxa" w:w="50"/>
+              <w:left w:type="dxa" w:w="100"/>
+              <w:bottom w:type="dxa" w:w="50"/>
+              <w:right w:type="dxa" w:w="60"/>
+            </w:tcMar>
+          </w:tcPr>
+          <w:p>
+            <w:r>
+              <w:rPr>
+                <w:rFonts w:ascii="Calibri" w:cs="Calibri" w:eastAsia="Calibri" w:hAnsi="Calibri"/>
+                <w:sz w:val="20"/>
+                <w:szCs w:val="20"/>
+              </w:rPr>
+              <w:t xml:space="preserve"> </w:t>
+            </w:r>
+          </w:p>
+        </w:tc>
+        <w:tc>
+          <w:tcPr>
+            <w:tcW w:type="dxa" w:w="1500"/>
+            <w:tcBorders>
+              <w:top w:val="single" w:color="D0D8E4" w:sz="4"/>
+              <w:left w:val="single" w:color="D0D8E4" w:sz="4"/>
+              <w:bottom w:val="single" w:color="D0D8E4" w:sz="4"/>
+              <w:right w:val="single" w:color="D0D8E4" w:sz="4"/>
+            </w:tcBorders>
+            <w:shd w:fill="F0F4F8" w:color="auto" w:val="clear"/>
+            <w:tcMar>
+              <w:top w:type="dxa" w:w="50"/>
+              <w:left w:type="dxa" w:w="80"/>
+              <w:bottom w:type="dxa" w:w="50"/>
+              <w:right w:type="dxa" w:w="60"/>
+            </w:tcMar>
+          </w:tcPr>
+          <w:p>
+            <w:r>
+              <w:rPr>
+                <w:rFonts w:ascii="Calibri" w:cs="Calibri" w:eastAsia="Calibri" w:hAnsi="Calibri"/>
+                <w:sz w:val="20"/>
+                <w:szCs w:val="20"/>
+              </w:rPr>
+              <w:t xml:space="preserve"> </w:t>
+            </w:r>
+          </w:p>
+        </w:tc>
+        <w:tc>
+          <w:tcPr>
+            <w:tcW w:type="dxa" w:w="1300"/>
+            <w:tcBorders>
+              <w:top w:val="single" w:color="D0D8E4" w:sz="4"/>
+              <w:left w:val="single" w:color="D0D8E4" w:sz="4"/>
+              <w:bottom w:val="single" w:color="D0D8E4" w:sz="4"/>
+              <w:right w:val="single" w:color="D0D8E4" w:sz="4"/>
+            </w:tcBorders>
+            <w:shd w:fill="F0F4F8" w:color="auto" w:val="clear"/>
+            <w:tcMar>
+              <w:top w:type="dxa" w:w="50"/>
+              <w:left w:type="dxa" w:w="60"/>
+              <w:bottom w:type="dxa" w:w="50"/>
+              <w:right w:type="dxa" w:w="60"/>
+            </w:tcMar>
+          </w:tcPr>
+          <w:p>
+            <w:pPr>
+              <w:jc w:val="center"/>
+            </w:pPr>
+            <w:r>
+              <w:rPr>
+                <w:rFonts w:ascii="Calibri" w:cs="Calibri" w:eastAsia="Calibri" w:hAnsi="Calibri"/>
+                <w:sz w:val="20"/>
+                <w:szCs w:val="20"/>
+              </w:rPr>
+              <w:t xml:space="preserve"> </w:t>
+            </w:r>
+          </w:p>
+        </w:tc>
+        <w:tc>
+          <w:tcPr>
+            <w:tcW w:type="dxa" w:w="1766"/>
+            <w:tcBorders>
+              <w:top w:val="single" w:color="D0D8E4" w:sz="4"/>
+              <w:left w:val="single" w:color="D0D8E4" w:sz="4"/>
+              <w:bottom w:val="single" w:color="D0D8E4" w:sz="4"/>
+              <w:right w:val="single" w:color="D0D8E4" w:sz="4"/>
+            </w:tcBorders>
+            <w:shd w:fill="F0F4F8" w:color="auto" w:val="clear"/>
+            <w:tcMar>
+              <w:top w:type="dxa" w:w="50"/>
+              <w:left w:type="dxa" w:w="80"/>
+              <w:bottom w:type="dxa" w:w="50"/>
+              <w:right w:type="dxa" w:w="60"/>
+            </w:tcMar>
+          </w:tcPr>
+          <w:p>
+            <w:r>
+              <w:rPr>
+                <w:rFonts w:ascii="Calibri" w:cs="Calibri" w:eastAsia="Calibri" w:hAnsi="Calibri"/>
+                <w:sz w:val="20"/>
+                <w:szCs w:val="20"/>
+              </w:rPr>
+              <w:t xml:space="preserve"> </w:t>
+            </w:r>
+          </w:p>
+        </w:tc>
+      </w:tr>
+      <w:tr>
+        <w:tc>
+          <w:tcPr>
+            <w:tcW w:type="dxa" w:w="660"/>
+            <w:tcBorders>
+              <w:top w:val="single" w:color="D0D8E4" w:sz="4"/>
+              <w:left w:val="single" w:color="D0D8E4" w:sz="4"/>
+              <w:bottom w:val="single" w:color="D0D8E4" w:sz="4"/>
+              <w:right w:val="single" w:color="D0D8E4" w:sz="4"/>
+            </w:tcBorders>
+            <w:shd w:fill="FFFFFF" w:color="auto" w:val="clear"/>
+            <w:tcMar>
+              <w:top w:type="dxa" w:w="50"/>
+              <w:left w:type="dxa" w:w="60"/>
+              <w:bottom w:type="dxa" w:w="50"/>
+              <w:right w:type="dxa" w:w="60"/>
+            </w:tcMar>
+          </w:tcPr>
+          <w:p>
+            <w:pPr>
+              <w:jc w:val="center"/>
+            </w:pPr>
+            <w:r>
+              <w:rPr>
+                <w:rFonts w:ascii="Calibri" w:cs="Calibri" w:eastAsia="Calibri" w:hAnsi="Calibri"/>
+                <w:sz w:val="20"/>
+                <w:szCs w:val="20"/>
+              </w:rPr>
+              <w:t xml:space="preserve"> </w:t>
+            </w:r>
+          </w:p>
+        </w:tc>
+        <w:tc>
+          <w:tcPr>
+            <w:tcW w:type="dxa" w:w="1100"/>
+            <w:tcBorders>
+              <w:top w:val="single" w:color="D0D8E4" w:sz="4"/>
+              <w:left w:val="single" w:color="D0D8E4" w:sz="4"/>
+              <w:bottom w:val="single" w:color="D0D8E4" w:sz="4"/>
+              <w:right w:val="single" w:color="D0D8E4" w:sz="4"/>
+            </w:tcBorders>
+            <w:shd w:fill="FFFFFF" w:color="auto" w:val="clear"/>
+            <w:tcMar>
+              <w:top w:type="dxa" w:w="50"/>
+              <w:left w:type="dxa" w:w="60"/>
+              <w:bottom w:type="dxa" w:w="50"/>
+              <w:right w:type="dxa" w:w="60"/>
+            </w:tcMar>
+          </w:tcPr>
+          <w:p>
+            <w:pPr>
+              <w:jc w:val="center"/>
+            </w:pPr>
+            <w:r>
+              <w:rPr>
+                <w:rFonts w:ascii="Calibri" w:cs="Calibri" w:eastAsia="Calibri" w:hAnsi="Calibri"/>
+                <w:sz w:val="20"/>
+                <w:szCs w:val="20"/>
+              </w:rPr>
+              <w:t xml:space="preserve"> </w:t>
+            </w:r>
+          </w:p>
+        </w:tc>
+        <w:tc>
+          <w:tcPr>
+            <w:tcW w:type="dxa" w:w="4300"/>
+            <w:tcBorders>
+              <w:top w:val="single" w:color="D0D8E4" w:sz="4"/>
+              <w:left w:val="single" w:color="D0D8E4" w:sz="4"/>
+              <w:bottom w:val="single" w:color="D0D8E4" w:sz="4"/>
+              <w:right w:val="single" w:color="D0D8E4" w:sz="4"/>
+            </w:tcBorders>
+            <w:shd w:fill="FFFFFF" w:color="auto" w:val="clear"/>
+            <w:tcMar>
+              <w:top w:type="dxa" w:w="50"/>
+              <w:left w:type="dxa" w:w="100"/>
+              <w:bottom w:type="dxa" w:w="50"/>
+              <w:right w:type="dxa" w:w="60"/>
+            </w:tcMar>
+          </w:tcPr>
+          <w:p>
+            <w:r>
+              <w:rPr>
+                <w:rFonts w:ascii="Calibri" w:cs="Calibri" w:eastAsia="Calibri" w:hAnsi="Calibri"/>
+                <w:sz w:val="20"/>
+                <w:szCs w:val="20"/>
+              </w:rPr>
+              <w:t xml:space="preserve"> </w:t>
+            </w:r>
+          </w:p>
+        </w:tc>
+        <w:tc>
+          <w:tcPr>
+            <w:tcW w:type="dxa" w:w="1500"/>
+            <w:tcBorders>
+              <w:top w:val="single" w:color="D0D8E4" w:sz="4"/>
+              <w:left w:val="single" w:color="D0D8E4" w:sz="4"/>
+              <w:bottom w:val="single" w:color="D0D8E4" w:sz="4"/>
+              <w:right w:val="single" w:color="D0D8E4" w:sz="4"/>
+            </w:tcBorders>
+            <w:shd w:fill="FFFFFF" w:color="auto" w:val="clear"/>
+            <w:tcMar>
+              <w:top w:type="dxa" w:w="50"/>
+              <w:left w:type="dxa" w:w="80"/>
+              <w:bottom w:type="dxa" w:w="50"/>
+              <w:right w:type="dxa" w:w="60"/>
+            </w:tcMar>
+          </w:tcPr>
+          <w:p>
+            <w:r>
+              <w:rPr>
+                <w:rFonts w:ascii="Calibri" w:cs="Calibri" w:eastAsia="Calibri" w:hAnsi="Calibri"/>
+                <w:sz w:val="20"/>
+                <w:szCs w:val="20"/>
+              </w:rPr>
+              <w:t xml:space="preserve"> </w:t>
+            </w:r>
+          </w:p>
+        </w:tc>
+        <w:tc>
+          <w:tcPr>
+            <w:tcW w:type="dxa" w:w="1300"/>
+            <w:tcBorders>
+              <w:top w:val="single" w:color="D0D8E4" w:sz="4"/>
+              <w:left w:val="single" w:color="D0D8E4" w:sz="4"/>
+              <w:bottom w:val="single" w:color="D0D8E4" w:sz="4"/>
+              <w:right w:val="single" w:color="D0D8E4" w:sz="4"/>
+            </w:tcBorders>
+            <w:shd w:fill="FFFFFF" w:color="auto" w:val="clear"/>
+            <w:tcMar>
+              <w:top w:type="dxa" w:w="50"/>
+              <w:left w:type="dxa" w:w="60"/>
+              <w:bottom w:type="dxa" w:w="50"/>
+              <w:right w:type="dxa" w:w="60"/>
+            </w:tcMar>
+          </w:tcPr>
+          <w:p>
+            <w:pPr>
+              <w:jc w:val="center"/>
+            </w:pPr>
+            <w:r>
+              <w:rPr>
+                <w:rFonts w:ascii="Calibri" w:cs="Calibri" w:eastAsia="Calibri" w:hAnsi="Calibri"/>
+                <w:sz w:val="20"/>
+                <w:szCs w:val="20"/>
+              </w:rPr>
+              <w:t xml:space="preserve"> </w:t>
+            </w:r>
+          </w:p>
+        </w:tc>
+        <w:tc>
+          <w:tcPr>
+            <w:tcW w:type="dxa" w:w="1766"/>
+            <w:tcBorders>
+              <w:top w:val="single" w:color="D0D8E4" w:sz="4"/>
+              <w:left w:val="single" w:color="D0D8E4" w:sz="4"/>
+              <w:bottom w:val="single" w:color="D0D8E4" w:sz="4"/>
+              <w:right w:val="single" w:color="D0D8E4" w:sz="4"/>
+            </w:tcBorders>
+            <w:shd w:fill="FFFFFF" w:color="auto" w:val="clear"/>
+            <w:tcMar>
+              <w:top w:type="dxa" w:w="50"/>
+              <w:left w:type="dxa" w:w="80"/>
+              <w:bottom w:type="dxa" w:w="50"/>
+              <w:right w:type="dxa" w:w="60"/>
+            </w:tcMar>
+          </w:tcPr>
+          <w:p>
+            <w:r>
+              <w:rPr>
+                <w:rFonts w:ascii="Calibri" w:cs="Calibri" w:eastAsia="Calibri" w:hAnsi="Calibri"/>
+                <w:sz w:val="20"/>
+                <w:szCs w:val="20"/>
+              </w:rPr>
+              <w:t xml:space="preserve"> </w:t>
+            </w:r>
+          </w:p>
+        </w:tc>
+      </w:tr>
+      <w:tr>
+        <w:tc>
+          <w:tcPr>
+            <w:tcW w:type="dxa" w:w="660"/>
+            <w:tcBorders>
+              <w:top w:val="single" w:color="D0D8E4" w:sz="4"/>
+              <w:left w:val="single" w:color="D0D8E4" w:sz="4"/>
+              <w:bottom w:val="single" w:color="D0D8E4" w:sz="4"/>
+              <w:right w:val="single" w:color="D0D8E4" w:sz="4"/>
+            </w:tcBorders>
+            <w:shd w:fill="F0F4F8" w:color="auto" w:val="clear"/>
+            <w:tcMar>
+              <w:top w:type="dxa" w:w="50"/>
+              <w:left w:type="dxa" w:w="60"/>
+              <w:bottom w:type="dxa" w:w="50"/>
+              <w:right w:type="dxa" w:w="60"/>
+            </w:tcMar>
+          </w:tcPr>
+          <w:p>
+            <w:pPr>
+              <w:jc w:val="center"/>
+            </w:pPr>
+            <w:r>
+              <w:rPr>
+                <w:rFonts w:ascii="Calibri" w:cs="Calibri" w:eastAsia="Calibri" w:hAnsi="Calibri"/>
+                <w:sz w:val="20"/>
+                <w:szCs w:val="20"/>
+              </w:rPr>
+              <w:t xml:space="preserve"> </w:t>
+            </w:r>
+          </w:p>
+        </w:tc>
+        <w:tc>
+          <w:tcPr>
+            <w:tcW w:type="dxa" w:w="1100"/>
+            <w:tcBorders>
+              <w:top w:val="single" w:color="D0D8E4" w:sz="4"/>
+              <w:left w:val="single" w:color="D0D8E4" w:sz="4"/>
+              <w:bottom w:val="single" w:color="D0D8E4" w:sz="4"/>
+              <w:right w:val="single" w:color="D0D8E4" w:sz="4"/>
+            </w:tcBorders>
+            <w:shd w:fill="F0F4F8" w:color="auto" w:val="clear"/>
+            <w:tcMar>
+              <w:top w:type="dxa" w:w="50"/>
+              <w:left w:type="dxa" w:w="60"/>
+              <w:bottom w:type="dxa" w:w="50"/>
+              <w:right w:type="dxa" w:w="60"/>
+            </w:tcMar>
+          </w:tcPr>
+          <w:p>
+            <w:pPr>
+              <w:jc w:val="center"/>
+            </w:pPr>
+            <w:r>
+              <w:rPr>
+                <w:rFonts w:ascii="Calibri" w:cs="Calibri" w:eastAsia="Calibri" w:hAnsi="Calibri"/>
+                <w:sz w:val="20"/>
+                <w:szCs w:val="20"/>
+              </w:rPr>
+              <w:t xml:space="preserve"> </w:t>
+            </w:r>
+          </w:p>
+        </w:tc>
+        <w:tc>
+          <w:tcPr>
+            <w:tcW w:type="dxa" w:w="4300"/>
+            <w:tcBorders>
+              <w:top w:val="single" w:color="D0D8E4" w:sz="4"/>
+              <w:left w:val="single" w:color="D0D8E4" w:sz="4"/>
+              <w:bottom w:val="single" w:color="D0D8E4" w:sz="4"/>
+              <w:right w:val="single" w:color="D0D8E4" w:sz="4"/>
+            </w:tcBorders>
+            <w:shd w:fill="F0F4F8" w:color="auto" w:val="clear"/>
+            <w:tcMar>
+              <w:top w:type="dxa" w:w="50"/>
+              <w:left w:type="dxa" w:w="100"/>
+              <w:bottom w:type="dxa" w:w="50"/>
+              <w:right w:type="dxa" w:w="60"/>
+            </w:tcMar>
+          </w:tcPr>
+          <w:p>
+            <w:r>
+              <w:rPr>
+                <w:rFonts w:ascii="Calibri" w:cs="Calibri" w:eastAsia="Calibri" w:hAnsi="Calibri"/>
+                <w:sz w:val="20"/>
+                <w:szCs w:val="20"/>
+              </w:rPr>
+              <w:t xml:space="preserve"> </w:t>
+            </w:r>
+          </w:p>
+        </w:tc>
+        <w:tc>
+          <w:tcPr>
+            <w:tcW w:type="dxa" w:w="1500"/>
+            <w:tcBorders>
+              <w:top w:val="single" w:color="D0D8E4" w:sz="4"/>
+              <w:left w:val="single" w:color="D0D8E4" w:sz="4"/>
+              <w:bottom w:val="single" w:color="D0D8E4" w:sz="4"/>
+              <w:right w:val="single" w:color="D0D8E4" w:sz="4"/>
+            </w:tcBorders>
+            <w:shd w:fill="F0F4F8" w:color="auto" w:val="clear"/>
+            <w:tcMar>
+              <w:top w:type="dxa" w:w="50"/>
+              <w:left w:type="dxa" w:w="80"/>
+              <w:bottom w:type="dxa" w:w="50"/>
+              <w:right w:type="dxa" w:w="60"/>
+            </w:tcMar>
+          </w:tcPr>
+          <w:p>
+            <w:r>
+              <w:rPr>
+                <w:rFonts w:ascii="Calibri" w:cs="Calibri" w:eastAsia="Calibri" w:hAnsi="Calibri"/>
+                <w:sz w:val="20"/>
+                <w:szCs w:val="20"/>
+              </w:rPr>
+              <w:t xml:space="preserve"> </w:t>
+            </w:r>
+          </w:p>
+        </w:tc>
+        <w:tc>
+          <w:tcPr>
+            <w:tcW w:type="dxa" w:w="1300"/>
+            <w:tcBorders>
+              <w:top w:val="single" w:color="D0D8E4" w:sz="4"/>
+              <w:left w:val="single" w:color="D0D8E4" w:sz="4"/>
+              <w:bottom w:val="single" w:color="D0D8E4" w:sz="4"/>
+              <w:right w:val="single" w:color="D0D8E4" w:sz="4"/>
+            </w:tcBorders>
+            <w:shd w:fill="F0F4F8" w:color="auto" w:val="clear"/>
+            <w:tcMar>
+              <w:top w:type="dxa" w:w="50"/>
+              <w:left w:type="dxa" w:w="60"/>
+              <w:bottom w:type="dxa" w:w="50"/>
+              <w:right w:type="dxa" w:w="60"/>
+            </w:tcMar>
+          </w:tcPr>
+          <w:p>
+            <w:pPr>
+              <w:jc w:val="center"/>
+            </w:pPr>
+            <w:r>
+              <w:rPr>
+                <w:rFonts w:ascii="Calibri" w:cs="Calibri" w:eastAsia="Calibri" w:hAnsi="Calibri"/>
+                <w:sz w:val="20"/>
+                <w:szCs w:val="20"/>
+              </w:rPr>
+              <w:t xml:space="preserve"> </w:t>
+            </w:r>
+          </w:p>
+        </w:tc>
+        <w:tc>
+          <w:tcPr>
+            <w:tcW w:type="dxa" w:w="1766"/>
+            <w:tcBorders>
+              <w:top w:val="single" w:color="D0D8E4" w:sz="4"/>
+              <w:left w:val="single" w:color="D0D8E4" w:sz="4"/>
+              <w:bottom w:val="single" w:color="D0D8E4" w:sz="4"/>
+              <w:right w:val="single" w:color="D0D8E4" w:sz="4"/>
+            </w:tcBorders>
+            <w:shd w:fill="F0F4F8" w:color="auto" w:val="clear"/>
+            <w:tcMar>
+              <w:top w:type="dxa" w:w="50"/>
+              <w:left w:type="dxa" w:w="80"/>
+              <w:bottom w:type="dxa" w:w="50"/>
+              <w:right w:type="dxa" w:w="60"/>
+            </w:tcMar>
+          </w:tcPr>
+          <w:p>
+            <w:r>
+              <w:rPr>
+                <w:rFonts w:ascii="Calibri" w:cs="Calibri" w:eastAsia="Calibri" w:hAnsi="Calibri"/>
+                <w:sz w:val="20"/>
+                <w:szCs w:val="20"/>
+              </w:rPr>
+              <w:t xml:space="preserve"> </w:t>
+            </w:r>
+          </w:p>
+        </w:tc>
+      </w:tr>
+      <w:tr>
+        <w:tc>
+          <w:tcPr>
+            <w:tcW w:type="dxa" w:w="660"/>
+            <w:tcBorders>
+              <w:top w:val="single" w:color="D0D8E4" w:sz="4"/>
+              <w:left w:val="single" w:color="D0D8E4" w:sz="4"/>
+              <w:bottom w:val="single" w:color="D0D8E4" w:sz="4"/>
+              <w:right w:val="single" w:color="D0D8E4" w:sz="4"/>
+            </w:tcBorders>
+            <w:shd w:fill="FFFFFF" w:color="auto" w:val="clear"/>
+            <w:tcMar>
+              <w:top w:type="dxa" w:w="50"/>
+              <w:left w:type="dxa" w:w="60"/>
+              <w:bottom w:type="dxa" w:w="50"/>
+              <w:right w:type="dxa" w:w="60"/>
+            </w:tcMar>
+          </w:tcPr>
+          <w:p>
+            <w:pPr>
+              <w:jc w:val="center"/>
+            </w:pPr>
+            <w:r>
+              <w:rPr>
+                <w:rFonts w:ascii="Calibri" w:cs="Calibri" w:eastAsia="Calibri" w:hAnsi="Calibri"/>
+                <w:sz w:val="20"/>
+                <w:szCs w:val="20"/>
+              </w:rPr>
+              <w:t xml:space="preserve"> </w:t>
+            </w:r>
+          </w:p>
+        </w:tc>
+        <w:tc>
+          <w:tcPr>
+            <w:tcW w:type="dxa" w:w="1100"/>
+            <w:tcBorders>
+              <w:top w:val="single" w:color="D0D8E4" w:sz="4"/>
+              <w:left w:val="single" w:color="D0D8E4" w:sz="4"/>
+              <w:bottom w:val="single" w:color="D0D8E4" w:sz="4"/>
+              <w:right w:val="single" w:color="D0D8E4" w:sz="4"/>
+            </w:tcBorders>
+            <w:shd w:fill="FFFFFF" w:color="auto" w:val="clear"/>
+            <w:tcMar>
+              <w:top w:type="dxa" w:w="50"/>
+              <w:left w:type="dxa" w:w="60"/>
+              <w:bottom w:type="dxa" w:w="50"/>
+              <w:right w:type="dxa" w:w="60"/>
+            </w:tcMar>
+          </w:tcPr>
+          <w:p>
+            <w:pPr>
+              <w:jc w:val="center"/>
+            </w:pPr>
+            <w:r>
+              <w:rPr>
+                <w:rFonts w:ascii="Calibri" w:cs="Calibri" w:eastAsia="Calibri" w:hAnsi="Calibri"/>
+                <w:sz w:val="20"/>
+                <w:szCs w:val="20"/>
+              </w:rPr>
+              <w:t xml:space="preserve"> </w:t>
+            </w:r>
+          </w:p>
+        </w:tc>
+        <w:tc>
+          <w:tcPr>
+            <w:tcW w:type="dxa" w:w="4300"/>
+            <w:tcBorders>
+              <w:top w:val="single" w:color="D0D8E4" w:sz="4"/>
+              <w:left w:val="single" w:color="D0D8E4" w:sz="4"/>
+              <w:bottom w:val="single" w:color="D0D8E4" w:sz="4"/>
+              <w:right w:val="single" w:color="D0D8E4" w:sz="4"/>
+            </w:tcBorders>
+            <w:shd w:fill="FFFFFF" w:color="auto" w:val="clear"/>
+            <w:tcMar>
+              <w:top w:type="dxa" w:w="50"/>
+              <w:left w:type="dxa" w:w="100"/>
+              <w:bottom w:type="dxa" w:w="50"/>
+              <w:right w:type="dxa" w:w="60"/>
+            </w:tcMar>
+          </w:tcPr>
+          <w:p>
+            <w:r>
+              <w:rPr>
+                <w:rFonts w:ascii="Calibri" w:cs="Calibri" w:eastAsia="Calibri" w:hAnsi="Calibri"/>
+                <w:sz w:val="20"/>
+                <w:szCs w:val="20"/>
+              </w:rPr>
+              <w:t xml:space="preserve"> </w:t>
+            </w:r>
+          </w:p>
+        </w:tc>
+        <w:tc>
+          <w:tcPr>
+            <w:tcW w:type="dxa" w:w="1500"/>
+            <w:tcBorders>
+              <w:top w:val="single" w:color="D0D8E4" w:sz="4"/>
+              <w:left w:val="single" w:color="D0D8E4" w:sz="4"/>
+              <w:bottom w:val="single" w:color="D0D8E4" w:sz="4"/>
+              <w:right w:val="single" w:color="D0D8E4" w:sz="4"/>
+            </w:tcBorders>
+            <w:shd w:fill="FFFFFF" w:color="auto" w:val="clear"/>
+            <w:tcMar>
+              <w:top w:type="dxa" w:w="50"/>
+              <w:left w:type="dxa" w:w="80"/>
+              <w:bottom w:type="dxa" w:w="50"/>
+              <w:right w:type="dxa" w:w="60"/>
+            </w:tcMar>
+          </w:tcPr>
+          <w:p>
+            <w:r>
+              <w:rPr>
+                <w:rFonts w:ascii="Calibri" w:cs="Calibri" w:eastAsia="Calibri" w:hAnsi="Calibri"/>
+                <w:sz w:val="20"/>
+                <w:szCs w:val="20"/>
+              </w:rPr>
+              <w:t xml:space="preserve"> </w:t>
+            </w:r>
+          </w:p>
+        </w:tc>
+        <w:tc>
+          <w:tcPr>
+            <w:tcW w:type="dxa" w:w="1300"/>
+            <w:tcBorders>
+              <w:top w:val="single" w:color="D0D8E4" w:sz="4"/>
+              <w:left w:val="single" w:color="D0D8E4" w:sz="4"/>
+              <w:bottom w:val="single" w:color="D0D8E4" w:sz="4"/>
+              <w:right w:val="single" w:color="D0D8E4" w:sz="4"/>
+            </w:tcBorders>
+            <w:shd w:fill="FFFFFF" w:color="auto" w:val="clear"/>
+            <w:tcMar>
+              <w:top w:type="dxa" w:w="50"/>
+              <w:left w:type="dxa" w:w="60"/>
+              <w:bottom w:type="dxa" w:w="50"/>
+              <w:right w:type="dxa" w:w="60"/>
+            </w:tcMar>
+          </w:tcPr>
+          <w:p>
+            <w:pPr>
+              <w:jc w:val="center"/>
+            </w:pPr>
+            <w:r>
+              <w:rPr>
+                <w:rFonts w:ascii="Calibri" w:cs="Calibri" w:eastAsia="Calibri" w:hAnsi="Calibri"/>
+                <w:sz w:val="20"/>
+                <w:szCs w:val="20"/>
+              </w:rPr>
+              <w:t xml:space="preserve"> </w:t>
+            </w:r>
+          </w:p>
+        </w:tc>
+        <w:tc>
+          <w:tcPr>
+            <w:tcW w:type="dxa" w:w="1766"/>
+            <w:tcBorders>
+              <w:top w:val="single" w:color="D0D8E4" w:sz="4"/>
+              <w:left w:val="single" w:color="D0D8E4" w:sz="4"/>
+              <w:bottom w:val="single" w:color="D0D8E4" w:sz="4"/>
+              <w:right w:val="single" w:color="D0D8E4" w:sz="4"/>
+            </w:tcBorders>
+            <w:shd w:fill="FFFFFF" w:color="auto" w:val="clear"/>
+            <w:tcMar>
+              <w:top w:type="dxa" w:w="50"/>
+              <w:left w:type="dxa" w:w="80"/>
+              <w:bottom w:type="dxa" w:w="50"/>
+              <w:right w:type="dxa" w:w="60"/>
+            </w:tcMar>
+          </w:tcPr>
+          <w:p>
+            <w:r>
+              <w:rPr>
+                <w:rFonts w:ascii="Calibri" w:cs="Calibri" w:eastAsia="Calibri" w:hAnsi="Calibri"/>
+                <w:sz w:val="20"/>
+                <w:szCs w:val="20"/>
+              </w:rPr>
+              <w:t xml:space="preserve"> </w:t>
+            </w:r>
+          </w:p>
+        </w:tc>
+      </w:tr>
+      <w:tr>
+        <w:tc>
+          <w:tcPr>
+            <w:tcW w:type="dxa" w:w="660"/>
+            <w:tcBorders>
+              <w:top w:val="single" w:color="D0D8E4" w:sz="4"/>
+              <w:left w:val="single" w:color="D0D8E4" w:sz="4"/>
+              <w:bottom w:val="single" w:color="D0D8E4" w:sz="4"/>
+              <w:right w:val="single" w:color="D0D8E4" w:sz="4"/>
+            </w:tcBorders>
+            <w:shd w:fill="F0F4F8" w:color="auto" w:val="clear"/>
+            <w:tcMar>
+              <w:top w:type="dxa" w:w="50"/>
+              <w:left w:type="dxa" w:w="60"/>
+              <w:bottom w:type="dxa" w:w="50"/>
+              <w:right w:type="dxa" w:w="60"/>
+            </w:tcMar>
+          </w:tcPr>
+          <w:p>
+            <w:pPr>
+              <w:jc w:val="center"/>
+            </w:pPr>
+            <w:r>
+              <w:rPr>
+                <w:rFonts w:ascii="Calibri" w:cs="Calibri" w:eastAsia="Calibri" w:hAnsi="Calibri"/>
+                <w:sz w:val="20"/>
+                <w:szCs w:val="20"/>
+              </w:rPr>
+              <w:t xml:space="preserve"> </w:t>
+            </w:r>
+          </w:p>
+        </w:tc>
+        <w:tc>
+          <w:tcPr>
+            <w:tcW w:type="dxa" w:w="1100"/>
+            <w:tcBorders>
+              <w:top w:val="single" w:color="D0D8E4" w:sz="4"/>
+              <w:left w:val="single" w:color="D0D8E4" w:sz="4"/>
+              <w:bottom w:val="single" w:color="D0D8E4" w:sz="4"/>
+              <w:right w:val="single" w:color="D0D8E4" w:sz="4"/>
+            </w:tcBorders>
+            <w:shd w:fill="F0F4F8" w:color="auto" w:val="clear"/>
+            <w:tcMar>
+              <w:top w:type="dxa" w:w="50"/>
+              <w:left w:type="dxa" w:w="60"/>
+              <w:bottom w:type="dxa" w:w="50"/>
+              <w:right w:type="dxa" w:w="60"/>
+            </w:tcMar>
+          </w:tcPr>
+          <w:p>
+            <w:pPr>
+              <w:jc w:val="center"/>
+            </w:pPr>
+            <w:r>
+              <w:rPr>
+                <w:rFonts w:ascii="Calibri" w:cs="Calibri" w:eastAsia="Calibri" w:hAnsi="Calibri"/>
+                <w:sz w:val="20"/>
+                <w:szCs w:val="20"/>
+              </w:rPr>
+              <w:t xml:space="preserve"> </w:t>
+            </w:r>
+          </w:p>
+        </w:tc>
+        <w:tc>
+          <w:tcPr>
+            <w:tcW w:type="dxa" w:w="4300"/>
+            <w:tcBorders>
+              <w:top w:val="single" w:color="D0D8E4" w:sz="4"/>
+              <w:left w:val="single" w:color="D0D8E4" w:sz="4"/>
+              <w:bottom w:val="single" w:color="D0D8E4" w:sz="4"/>
+              <w:right w:val="single" w:color="D0D8E4" w:sz="4"/>
+            </w:tcBorders>
+            <w:shd w:fill="F0F4F8" w:color="auto" w:val="clear"/>
+            <w:tcMar>
+              <w:top w:type="dxa" w:w="50"/>
+              <w:left w:type="dxa" w:w="100"/>
+              <w:bottom w:type="dxa" w:w="50"/>
+              <w:right w:type="dxa" w:w="60"/>
+            </w:tcMar>
+          </w:tcPr>
+          <w:p>
+            <w:r>
+              <w:rPr>
+                <w:rFonts w:ascii="Calibri" w:cs="Calibri" w:eastAsia="Calibri" w:hAnsi="Calibri"/>
+                <w:sz w:val="20"/>
+                <w:szCs w:val="20"/>
+              </w:rPr>
+              <w:t xml:space="preserve"> </w:t>
+            </w:r>
+          </w:p>
+        </w:tc>
+        <w:tc>
+          <w:tcPr>
+            <w:tcW w:type="dxa" w:w="1500"/>
+            <w:tcBorders>
+              <w:top w:val="single" w:color="D0D8E4" w:sz="4"/>
+              <w:left w:val="single" w:color="D0D8E4" w:sz="4"/>
+              <w:bottom w:val="single" w:color="D0D8E4" w:sz="4"/>
+              <w:right w:val="single" w:color="D0D8E4" w:sz="4"/>
+            </w:tcBorders>
+            <w:shd w:fill="F0F4F8" w:color="auto" w:val="clear"/>
+            <w:tcMar>
+              <w:top w:type="dxa" w:w="50"/>
+              <w:left w:type="dxa" w:w="80"/>
+              <w:bottom w:type="dxa" w:w="50"/>
+              <w:right w:type="dxa" w:w="60"/>
+            </w:tcMar>
+          </w:tcPr>
+          <w:p>
+            <w:r>
+              <w:rPr>
+                <w:rFonts w:ascii="Calibri" w:cs="Calibri" w:eastAsia="Calibri" w:hAnsi="Calibri"/>
+                <w:sz w:val="20"/>
+                <w:szCs w:val="20"/>
+              </w:rPr>
+              <w:t xml:space="preserve"> </w:t>
+            </w:r>
+          </w:p>
+        </w:tc>
+        <w:tc>
+          <w:tcPr>
+            <w:tcW w:type="dxa" w:w="1300"/>
+            <w:tcBorders>
+              <w:top w:val="single" w:color="D0D8E4" w:sz="4"/>
+              <w:left w:val="single" w:color="D0D8E4" w:sz="4"/>
+              <w:bottom w:val="single" w:color="D0D8E4" w:sz="4"/>
+              <w:right w:val="single" w:color="D0D8E4" w:sz="4"/>
+            </w:tcBorders>
+            <w:shd w:fill="F0F4F8" w:color="auto" w:val="clear"/>
+            <w:tcMar>
+              <w:top w:type="dxa" w:w="50"/>
+              <w:left w:type="dxa" w:w="60"/>
+              <w:bottom w:type="dxa" w:w="50"/>
+              <w:right w:type="dxa" w:w="60"/>
+            </w:tcMar>
+          </w:tcPr>
+          <w:p>
+            <w:pPr>
+              <w:jc w:val="center"/>
+            </w:pPr>
+            <w:r>
+              <w:rPr>
+                <w:rFonts w:ascii="Calibri" w:cs="Calibri" w:eastAsia="Calibri" w:hAnsi="Calibri"/>
+                <w:sz w:val="20"/>
+                <w:szCs w:val="20"/>
+              </w:rPr>
+              <w:t xml:space="preserve"> </w:t>
+            </w:r>
+          </w:p>
+        </w:tc>
+        <w:tc>
+          <w:tcPr>
+            <w:tcW w:type="dxa" w:w="1766"/>
+            <w:tcBorders>
+              <w:top w:val="single" w:color="D0D8E4" w:sz="4"/>
+              <w:left w:val="single" w:color="D0D8E4" w:sz="4"/>
+              <w:bottom w:val="single" w:color="D0D8E4" w:sz="4"/>
+              <w:right w:val="single" w:color="D0D8E4" w:sz="4"/>
+            </w:tcBorders>
+            <w:shd w:fill="F0F4F8" w:color="auto" w:val="clear"/>
+            <w:tcMar>
+              <w:top w:type="dxa" w:w="50"/>
+              <w:left w:type="dxa" w:w="80"/>
+              <w:bottom w:type="dxa" w:w="50"/>
+              <w:right w:type="dxa" w:w="60"/>
+            </w:tcMar>
+          </w:tcPr>
+          <w:p>
+            <w:r>
+              <w:rPr>
+                <w:rFonts w:ascii="Calibri" w:cs="Calibri" w:eastAsia="Calibri" w:hAnsi="Calibri"/>
+                <w:sz w:val="20"/>
+                <w:szCs w:val="20"/>
+              </w:rPr>
+              <w:t xml:space="preserve"> </w:t>
+            </w:r>
+          </w:p>
+        </w:tc>
+      </w:tr>
+      <w:tr>
+        <w:tc>
+          <w:tcPr>
+            <w:tcW w:type="dxa" w:w="660"/>
+            <w:tcBorders>
+              <w:top w:val="single" w:color="D0D8E4" w:sz="4"/>
+              <w:left w:val="single" w:color="D0D8E4" w:sz="4"/>
+              <w:bottom w:val="single" w:color="D0D8E4" w:sz="4"/>
+              <w:right w:val="single" w:color="D0D8E4" w:sz="4"/>
+            </w:tcBorders>
+            <w:shd w:fill="FFFFFF" w:color="auto" w:val="clear"/>
+            <w:tcMar>
+              <w:top w:type="dxa" w:w="50"/>
+              <w:left w:type="dxa" w:w="60"/>
+              <w:bottom w:type="dxa" w:w="50"/>
+              <w:right w:type="dxa" w:w="60"/>
+            </w:tcMar>
+          </w:tcPr>
+          <w:p>
+            <w:pPr>
+              <w:jc w:val="center"/>
+            </w:pPr>
+            <w:r>
+              <w:rPr>
+                <w:rFonts w:ascii="Calibri" w:cs="Calibri" w:eastAsia="Calibri" w:hAnsi="Calibri"/>
+                <w:sz w:val="20"/>
+                <w:szCs w:val="20"/>
+              </w:rPr>
+              <w:t xml:space="preserve"> </w:t>
+            </w:r>
+          </w:p>
+        </w:tc>
+        <w:tc>
+          <w:tcPr>
+            <w:tcW w:type="dxa" w:w="1100"/>
+            <w:tcBorders>
+              <w:top w:val="single" w:color="D0D8E4" w:sz="4"/>
+              <w:left w:val="single" w:color="D0D8E4" w:sz="4"/>
+              <w:bottom w:val="single" w:color="D0D8E4" w:sz="4"/>
+              <w:right w:val="single" w:color="D0D8E4" w:sz="4"/>
+            </w:tcBorders>
+            <w:shd w:fill="FFFFFF" w:color="auto" w:val="clear"/>
+            <w:tcMar>
+              <w:top w:type="dxa" w:w="50"/>
+              <w:left w:type="dxa" w:w="60"/>
+              <w:bottom w:type="dxa" w:w="50"/>
+              <w:right w:type="dxa" w:w="60"/>
+            </w:tcMar>
+          </w:tcPr>
+          <w:p>
+            <w:pPr>
+              <w:jc w:val="center"/>
+            </w:pPr>
+            <w:r>
+              <w:rPr>
+                <w:rFonts w:ascii="Calibri" w:cs="Calibri" w:eastAsia="Calibri" w:hAnsi="Calibri"/>
+                <w:sz w:val="20"/>
+                <w:szCs w:val="20"/>
+              </w:rPr>
+              <w:t xml:space="preserve"> </w:t>
+            </w:r>
+          </w:p>
+        </w:tc>
+        <w:tc>
+          <w:tcPr>
+            <w:tcW w:type="dxa" w:w="4300"/>
+            <w:tcBorders>
+              <w:top w:val="single" w:color="D0D8E4" w:sz="4"/>
+              <w:left w:val="single" w:color="D0D8E4" w:sz="4"/>
+              <w:bottom w:val="single" w:color="D0D8E4" w:sz="4"/>
+              <w:right w:val="single" w:color="D0D8E4" w:sz="4"/>
+            </w:tcBorders>
+            <w:shd w:fill="FFFFFF" w:color="auto" w:val="clear"/>
+            <w:tcMar>
+              <w:top w:type="dxa" w:w="50"/>
+              <w:left w:type="dxa" w:w="100"/>
+              <w:bottom w:type="dxa" w:w="50"/>
+              <w:right w:type="dxa" w:w="60"/>
+            </w:tcMar>
+          </w:tcPr>
+          <w:p>
+            <w:r>
+              <w:rPr>
+                <w:rFonts w:ascii="Calibri" w:cs="Calibri" w:eastAsia="Calibri" w:hAnsi="Calibri"/>
+                <w:sz w:val="20"/>
+                <w:szCs w:val="20"/>
+              </w:rPr>
+              <w:t xml:space="preserve"> </w:t>
+            </w:r>
+          </w:p>
+        </w:tc>
+        <w:tc>
+          <w:tcPr>
+            <w:tcW w:type="dxa" w:w="1500"/>
+            <w:tcBorders>
+              <w:top w:val="single" w:color="D0D8E4" w:sz="4"/>
+              <w:left w:val="single" w:color="D0D8E4" w:sz="4"/>
+              <w:bottom w:val="single" w:color="D0D8E4" w:sz="4"/>
+              <w:right w:val="single" w:color="D0D8E4" w:sz="4"/>
+            </w:tcBorders>
+            <w:shd w:fill="FFFFFF" w:color="auto" w:val="clear"/>
+            <w:tcMar>
+              <w:top w:type="dxa" w:w="50"/>
+              <w:left w:type="dxa" w:w="80"/>
+              <w:bottom w:type="dxa" w:w="50"/>
+              <w:right w:type="dxa" w:w="60"/>
+            </w:tcMar>
+          </w:tcPr>
+          <w:p>
+            <w:r>
+              <w:rPr>
+                <w:rFonts w:ascii="Calibri" w:cs="Calibri" w:eastAsia="Calibri" w:hAnsi="Calibri"/>
+                <w:sz w:val="20"/>
+                <w:szCs w:val="20"/>
+              </w:rPr>
+              <w:t xml:space="preserve"> </w:t>
+            </w:r>
+          </w:p>
+        </w:tc>
+        <w:tc>
+          <w:tcPr>
+            <w:tcW w:type="dxa" w:w="1300"/>
+            <w:tcBorders>
+              <w:top w:val="single" w:color="D0D8E4" w:sz="4"/>
+              <w:left w:val="single" w:color="D0D8E4" w:sz="4"/>
+              <w:bottom w:val="single" w:color="D0D8E4" w:sz="4"/>
+              <w:right w:val="single" w:color="D0D8E4" w:sz="4"/>
+            </w:tcBorders>
+            <w:shd w:fill="FFFFFF" w:color="auto" w:val="clear"/>
+            <w:tcMar>
+              <w:top w:type="dxa" w:w="50"/>
+              <w:left w:type="dxa" w:w="60"/>
+              <w:bottom w:type="dxa" w:w="50"/>
+              <w:right w:type="dxa" w:w="60"/>
+            </w:tcMar>
+          </w:tcPr>
+          <w:p>
+            <w:pPr>
+              <w:jc w:val="center"/>
+            </w:pPr>
+            <w:r>
+              <w:rPr>
+                <w:rFonts w:ascii="Calibri" w:cs="Calibri" w:eastAsia="Calibri" w:hAnsi="Calibri"/>
+                <w:sz w:val="20"/>
+                <w:szCs w:val="20"/>
+              </w:rPr>
+              <w:t xml:space="preserve"> </w:t>
+            </w:r>
+          </w:p>
+        </w:tc>
+        <w:tc>
+          <w:tcPr>
+            <w:tcW w:type="dxa" w:w="1766"/>
+            <w:tcBorders>
+              <w:top w:val="single" w:color="D0D8E4" w:sz="4"/>
+              <w:left w:val="single" w:color="D0D8E4" w:sz="4"/>
+              <w:bottom w:val="single" w:color="D0D8E4" w:sz="4"/>
+              <w:right w:val="single" w:color="D0D8E4" w:sz="4"/>
+            </w:tcBorders>
+            <w:shd w:fill="FFFFFF" w:color="auto" w:val="clear"/>
+            <w:tcMar>
+              <w:top w:type="dxa" w:w="50"/>
+              <w:left w:type="dxa" w:w="80"/>
+              <w:bottom w:type="dxa" w:w="50"/>
+              <w:right w:type="dxa" w:w="60"/>
+            </w:tcMar>
+          </w:tcPr>
+          <w:p>
+            <w:r>
+              <w:rPr>
+                <w:rFonts w:ascii="Calibri" w:cs="Calibri" w:eastAsia="Calibri" w:hAnsi="Calibri"/>
+                <w:sz w:val="20"/>
+                <w:szCs w:val="20"/>
+              </w:rPr>
+              <w:t xml:space="preserve"> </w:t>
+            </w:r>
+          </w:p>
+        </w:tc>
+      </w:tr>
+      <w:tr>
+        <w:tc>
+          <w:tcPr>
+            <w:tcW w:type="dxa" w:w="660"/>
+            <w:tcBorders>
+              <w:top w:val="single" w:color="D0D8E4" w:sz="4"/>
+              <w:left w:val="single" w:color="D0D8E4" w:sz="4"/>
+              <w:bottom w:val="single" w:color="D0D8E4" w:sz="4"/>
+              <w:right w:val="single" w:color="D0D8E4" w:sz="4"/>
+            </w:tcBorders>
+            <w:shd w:fill="F0F4F8" w:color="auto" w:val="clear"/>
+            <w:tcMar>
+              <w:top w:type="dxa" w:w="50"/>
+              <w:left w:type="dxa" w:w="60"/>
+              <w:bottom w:type="dxa" w:w="50"/>
+              <w:right w:type="dxa" w:w="60"/>
+            </w:tcMar>
+          </w:tcPr>
+          <w:p>
+            <w:pPr>
+              <w:jc w:val="center"/>
+            </w:pPr>
+            <w:r>
+              <w:rPr>
+                <w:rFonts w:ascii="Calibri" w:cs="Calibri" w:eastAsia="Calibri" w:hAnsi="Calibri"/>
+                <w:sz w:val="20"/>
+                <w:szCs w:val="20"/>
+              </w:rPr>
+              <w:t xml:space="preserve"> </w:t>
+            </w:r>
+          </w:p>
+        </w:tc>
+        <w:tc>
+          <w:tcPr>
+            <w:tcW w:type="dxa" w:w="1100"/>
+            <w:tcBorders>
+              <w:top w:val="single" w:color="D0D8E4" w:sz="4"/>
+              <w:left w:val="single" w:color="D0D8E4" w:sz="4"/>
+              <w:bottom w:val="single" w:color="D0D8E4" w:sz="4"/>
+              <w:right w:val="single" w:color="D0D8E4" w:sz="4"/>
+            </w:tcBorders>
+            <w:shd w:fill="F0F4F8" w:color="auto" w:val="clear"/>
+            <w:tcMar>
+              <w:top w:type="dxa" w:w="50"/>
+              <w:left w:type="dxa" w:w="60"/>
+              <w:bottom w:type="dxa" w:w="50"/>
+              <w:right w:type="dxa" w:w="60"/>
+            </w:tcMar>
+          </w:tcPr>
+          <w:p>
+            <w:pPr>
+              <w:jc w:val="center"/>
+            </w:pPr>
+            <w:r>
+              <w:rPr>
+                <w:rFonts w:ascii="Calibri" w:cs="Calibri" w:eastAsia="Calibri" w:hAnsi="Calibri"/>
+                <w:sz w:val="20"/>
+                <w:szCs w:val="20"/>
+              </w:rPr>
+              <w:t xml:space="preserve"> </w:t>
+            </w:r>
+          </w:p>
+        </w:tc>
+        <w:tc>
+          <w:tcPr>
+            <w:tcW w:type="dxa" w:w="4300"/>
+            <w:tcBorders>
+              <w:top w:val="single" w:color="D0D8E4" w:sz="4"/>
+              <w:left w:val="single" w:color="D0D8E4" w:sz="4"/>
+              <w:bottom w:val="single" w:color="D0D8E4" w:sz="4"/>
+              <w:right w:val="single" w:color="D0D8E4" w:sz="4"/>
+            </w:tcBorders>
+            <w:shd w:fill="F0F4F8" w:color="auto" w:val="clear"/>
+            <w:tcMar>
+              <w:top w:type="dxa" w:w="50"/>
+              <w:left w:type="dxa" w:w="100"/>
+              <w:bottom w:type="dxa" w:w="50"/>
+              <w:right w:type="dxa" w:w="60"/>
+            </w:tcMar>
+          </w:tcPr>
+          <w:p>
+            <w:r>
+              <w:rPr>
+                <w:rFonts w:ascii="Calibri" w:cs="Calibri" w:eastAsia="Calibri" w:hAnsi="Calibri"/>
+                <w:sz w:val="20"/>
+                <w:szCs w:val="20"/>
+              </w:rPr>
+              <w:t xml:space="preserve"> </w:t>
+            </w:r>
+          </w:p>
+        </w:tc>
+        <w:tc>
+          <w:tcPr>
+            <w:tcW w:type="dxa" w:w="1500"/>
+            <w:tcBorders>
+              <w:top w:val="single" w:color="D0D8E4" w:sz="4"/>
+              <w:left w:val="single" w:color="D0D8E4" w:sz="4"/>
+              <w:bottom w:val="single" w:color="D0D8E4" w:sz="4"/>
+              <w:right w:val="single" w:color="D0D8E4" w:sz="4"/>
+            </w:tcBorders>
+            <w:shd w:fill="F0F4F8" w:color="auto" w:val="clear"/>
+            <w:tcMar>
+              <w:top w:type="dxa" w:w="50"/>
+              <w:left w:type="dxa" w:w="80"/>
+              <w:bottom w:type="dxa" w:w="50"/>
+              <w:right w:type="dxa" w:w="60"/>
+            </w:tcMar>
+          </w:tcPr>
+          <w:p>
+            <w:r>
+              <w:rPr>
+                <w:rFonts w:ascii="Calibri" w:cs="Calibri" w:eastAsia="Calibri" w:hAnsi="Calibri"/>
+                <w:sz w:val="20"/>
+                <w:szCs w:val="20"/>
+              </w:rPr>
+              <w:t xml:space="preserve"> </w:t>
+            </w:r>
+          </w:p>
+        </w:tc>
+        <w:tc>
+          <w:tcPr>
+            <w:tcW w:type="dxa" w:w="1300"/>
+            <w:tcBorders>
+              <w:top w:val="single" w:color="D0D8E4" w:sz="4"/>
+              <w:left w:val="single" w:color="D0D8E4" w:sz="4"/>
+              <w:bottom w:val="single" w:color="D0D8E4" w:sz="4"/>
+              <w:right w:val="single" w:color="D0D8E4" w:sz="4"/>
+            </w:tcBorders>
+            <w:shd w:fill="F0F4F8" w:color="auto" w:val="clear"/>
+            <w:tcMar>
+              <w:top w:type="dxa" w:w="50"/>
+              <w:left w:type="dxa" w:w="60"/>
+              <w:bottom w:type="dxa" w:w="50"/>
+              <w:right w:type="dxa" w:w="60"/>
+            </w:tcMar>
+          </w:tcPr>
+          <w:p>
+            <w:pPr>
+              <w:jc w:val="center"/>
+            </w:pPr>
+            <w:r>
+              <w:rPr>
+                <w:rFonts w:ascii="Calibri" w:cs="Calibri" w:eastAsia="Calibri" w:hAnsi="Calibri"/>
+                <w:sz w:val="20"/>
+                <w:szCs w:val="20"/>
+              </w:rPr>
+              <w:t xml:space="preserve"> </w:t>
+            </w:r>
+          </w:p>
+        </w:tc>
+        <w:tc>
+          <w:tcPr>
+            <w:tcW w:type="dxa" w:w="1766"/>
+            <w:tcBorders>
+              <w:top w:val="single" w:color="D0D8E4" w:sz="4"/>
+              <w:left w:val="single" w:color="D0D8E4" w:sz="4"/>
+              <w:bottom w:val="single" w:color="D0D8E4" w:sz="4"/>
+              <w:right w:val="single" w:color="D0D8E4" w:sz="4"/>
+            </w:tcBorders>
+            <w:shd w:fill="F0F4F8" w:color="auto" w:val="clear"/>
+            <w:tcMar>
+              <w:top w:type="dxa" w:w="50"/>
+              <w:left w:type="dxa" w:w="80"/>
+              <w:bottom w:type="dxa" w:w="50"/>
+              <w:right w:type="dxa" w:w="60"/>
+            </w:tcMar>
+          </w:tcPr>
+          <w:p>
+            <w:r>
+              <w:rPr>
+                <w:rFonts w:ascii="Calibri" w:cs="Calibri" w:eastAsia="Calibri" w:hAnsi="Calibri"/>
+                <w:sz w:val="20"/>
+                <w:szCs w:val="20"/>
+              </w:rPr>
+              <w:t xml:space="preserve"> </w:t>
+            </w:r>
+          </w:p>
+        </w:tc>
+      </w:tr>
+      <w:tr>
+        <w:tc>
+          <w:tcPr>
+            <w:tcW w:type="dxa" w:w="660"/>
+            <w:tcBorders>
+              <w:top w:val="single" w:color="D0D8E4" w:sz="4"/>
+              <w:left w:val="single" w:color="D0D8E4" w:sz="4"/>
+              <w:bottom w:val="single" w:color="D0D8E4" w:sz="4"/>
+              <w:right w:val="single" w:color="D0D8E4" w:sz="4"/>
+            </w:tcBorders>
+            <w:shd w:fill="FFFFFF" w:color="auto" w:val="clear"/>
+            <w:tcMar>
+              <w:top w:type="dxa" w:w="50"/>
+              <w:left w:type="dxa" w:w="60"/>
+              <w:bottom w:type="dxa" w:w="50"/>
+              <w:right w:type="dxa" w:w="60"/>
+            </w:tcMar>
+          </w:tcPr>
+          <w:p>
+            <w:pPr>
+              <w:jc w:val="center"/>
+            </w:pPr>
+            <w:r>
+              <w:rPr>
+                <w:rFonts w:ascii="Calibri" w:cs="Calibri" w:eastAsia="Calibri" w:hAnsi="Calibri"/>
+                <w:sz w:val="20"/>
+                <w:szCs w:val="20"/>
+              </w:rPr>
+              <w:t xml:space="preserve"> </w:t>
+            </w:r>
+          </w:p>
+        </w:tc>
+        <w:tc>
+          <w:tcPr>
+            <w:tcW w:type="dxa" w:w="1100"/>
+            <w:tcBorders>
+              <w:top w:val="single" w:color="D0D8E4" w:sz="4"/>
+              <w:left w:val="single" w:color="D0D8E4" w:sz="4"/>
+              <w:bottom w:val="single" w:color="D0D8E4" w:sz="4"/>
+              <w:right w:val="single" w:color="D0D8E4" w:sz="4"/>
+            </w:tcBorders>
+            <w:shd w:fill="FFFFFF" w:color="auto" w:val="clear"/>
+            <w:tcMar>
+              <w:top w:type="dxa" w:w="50"/>
+              <w:left w:type="dxa" w:w="60"/>
+              <w:bottom w:type="dxa" w:w="50"/>
+              <w:right w:type="dxa" w:w="60"/>
+            </w:tcMar>
+          </w:tcPr>
+          <w:p>
+            <w:pPr>
+              <w:jc w:val="center"/>
+            </w:pPr>
+            <w:r>
+              <w:rPr>
+                <w:rFonts w:ascii="Calibri" w:cs="Calibri" w:eastAsia="Calibri" w:hAnsi="Calibri"/>
+                <w:sz w:val="20"/>
+                <w:szCs w:val="20"/>
+              </w:rPr>
+              <w:t xml:space="preserve"> </w:t>
+            </w:r>
+          </w:p>
+        </w:tc>
+        <w:tc>
+          <w:tcPr>
+            <w:tcW w:type="dxa" w:w="4300"/>
+            <w:tcBorders>
+              <w:top w:val="single" w:color="D0D8E4" w:sz="4"/>
+              <w:left w:val="single" w:color="D0D8E4" w:sz="4"/>
+              <w:bottom w:val="single" w:color="D0D8E4" w:sz="4"/>
+              <w:right w:val="single" w:color="D0D8E4" w:sz="4"/>
+            </w:tcBorders>
+            <w:shd w:fill="FFFFFF" w:color="auto" w:val="clear"/>
+            <w:tcMar>
+              <w:top w:type="dxa" w:w="50"/>
+              <w:left w:type="dxa" w:w="100"/>
+              <w:bottom w:type="dxa" w:w="50"/>
+              <w:right w:type="dxa" w:w="60"/>
+            </w:tcMar>
+          </w:tcPr>
+          <w:p>
+            <w:r>
+              <w:rPr>
+                <w:rFonts w:ascii="Calibri" w:cs="Calibri" w:eastAsia="Calibri" w:hAnsi="Calibri"/>
+                <w:sz w:val="20"/>
+                <w:szCs w:val="20"/>
+              </w:rPr>
+              <w:t xml:space="preserve"> </w:t>
+            </w:r>
+          </w:p>
+        </w:tc>
+        <w:tc>
+          <w:tcPr>
+            <w:tcW w:type="dxa" w:w="1500"/>
+            <w:tcBorders>
+              <w:top w:val="single" w:color="D0D8E4" w:sz="4"/>
+              <w:left w:val="single" w:color="D0D8E4" w:sz="4"/>
+              <w:bottom w:val="single" w:color="D0D8E4" w:sz="4"/>
+              <w:right w:val="single" w:color="D0D8E4" w:sz="4"/>
+            </w:tcBorders>
+            <w:shd w:fill="FFFFFF" w:color="auto" w:val="clear"/>
+            <w:tcMar>
+              <w:top w:type="dxa" w:w="50"/>
+              <w:left w:type="dxa" w:w="80"/>
+              <w:bottom w:type="dxa" w:w="50"/>
+              <w:right w:type="dxa" w:w="60"/>
+            </w:tcMar>
+          </w:tcPr>
+          <w:p>
+            <w:r>
+              <w:rPr>
+                <w:rFonts w:ascii="Calibri" w:cs="Calibri" w:eastAsia="Calibri" w:hAnsi="Calibri"/>
+                <w:sz w:val="20"/>
+                <w:szCs w:val="20"/>
+              </w:rPr>
+              <w:t xml:space="preserve"> </w:t>
+            </w:r>
+          </w:p>
+        </w:tc>
+        <w:tc>
+          <w:tcPr>
+            <w:tcW w:type="dxa" w:w="1300"/>
+            <w:tcBorders>
+              <w:top w:val="single" w:color="D0D8E4" w:sz="4"/>
+              <w:left w:val="single" w:color="D0D8E4" w:sz="4"/>
+              <w:bottom w:val="single" w:color="D0D8E4" w:sz="4"/>
+              <w:right w:val="single" w:color="D0D8E4" w:sz="4"/>
+            </w:tcBorders>
+            <w:shd w:fill="FFFFFF" w:color="auto" w:val="clear"/>
+            <w:tcMar>
+              <w:top w:type="dxa" w:w="50"/>
+              <w:left w:type="dxa" w:w="60"/>
+              <w:bottom w:type="dxa" w:w="50"/>
+              <w:right w:type="dxa" w:w="60"/>
+            </w:tcMar>
+          </w:tcPr>
+          <w:p>
+            <w:pPr>
+              <w:jc w:val="center"/>
+            </w:pPr>
+            <w:r>
+              <w:rPr>
+                <w:rFonts w:ascii="Calibri" w:cs="Calibri" w:eastAsia="Calibri" w:hAnsi="Calibri"/>
+                <w:sz w:val="20"/>
+                <w:szCs w:val="20"/>
+              </w:rPr>
+              <w:t xml:space="preserve"> </w:t>
+            </w:r>
+          </w:p>
+        </w:tc>
+        <w:tc>
+          <w:tcPr>
+            <w:tcW w:type="dxa" w:w="1766"/>
+            <w:tcBorders>
+              <w:top w:val="single" w:color="D0D8E4" w:sz="4"/>
+              <w:left w:val="single" w:color="D0D8E4" w:sz="4"/>
+              <w:bottom w:val="single" w:color="D0D8E4" w:sz="4"/>
+              <w:right w:val="single" w:color="D0D8E4" w:sz="4"/>
+            </w:tcBorders>
+            <w:shd w:fill="FFFFFF" w:color="auto" w:val="clear"/>
+            <w:tcMar>
+              <w:top w:type="dxa" w:w="50"/>
+              <w:left w:type="dxa" w:w="80"/>
+              <w:bottom w:type="dxa" w:w="50"/>
+              <w:right w:type="dxa" w:w="60"/>
+            </w:tcMar>
+          </w:tcPr>
+          <w:p>
+            <w:r>
+              <w:rPr>
+                <w:rFonts w:ascii="Calibri" w:cs="Calibri" w:eastAsia="Calibri" w:hAnsi="Calibri"/>
+                <w:sz w:val="20"/>
+                <w:szCs w:val="20"/>
+              </w:rPr>
+              <w:t xml:space="preserve"> </w:t>
+            </w:r>
+          </w:p>
+        </w:tc>
+      </w:tr>
+      <w:tr>
+        <w:tc>
+          <w:tcPr>
+            <w:tcW w:type="dxa" w:w="660"/>
+            <w:tcBorders>
+              <w:top w:val="single" w:color="D0D8E4" w:sz="4"/>
+              <w:left w:val="single" w:color="D0D8E4" w:sz="4"/>
+              <w:bottom w:val="single" w:color="D0D8E4" w:sz="4"/>
+              <w:right w:val="single" w:color="D0D8E4" w:sz="4"/>
+            </w:tcBorders>
+            <w:shd w:fill="F0F4F8" w:color="auto" w:val="clear"/>
+            <w:tcMar>
+              <w:top w:type="dxa" w:w="50"/>
+              <w:left w:type="dxa" w:w="60"/>
+              <w:bottom w:type="dxa" w:w="50"/>
+              <w:right w:type="dxa" w:w="60"/>
+            </w:tcMar>
+          </w:tcPr>
+          <w:p>
+            <w:pPr>
+              <w:jc w:val="center"/>
+            </w:pPr>
+            <w:r>
+              <w:rPr>
+                <w:rFonts w:ascii="Calibri" w:cs="Calibri" w:eastAsia="Calibri" w:hAnsi="Calibri"/>
+                <w:sz w:val="20"/>
+                <w:szCs w:val="20"/>
+              </w:rPr>
+              <w:t xml:space="preserve"> </w:t>
+            </w:r>
+          </w:p>
+        </w:tc>
+        <w:tc>
+          <w:tcPr>
+            <w:tcW w:type="dxa" w:w="1100"/>
+            <w:tcBorders>
+              <w:top w:val="single" w:color="D0D8E4" w:sz="4"/>
+              <w:left w:val="single" w:color="D0D8E4" w:sz="4"/>
+              <w:bottom w:val="single" w:color="D0D8E4" w:sz="4"/>
+              <w:right w:val="single" w:color="D0D8E4" w:sz="4"/>
+            </w:tcBorders>
+            <w:shd w:fill="F0F4F8" w:color="auto" w:val="clear"/>
+            <w:tcMar>
+              <w:top w:type="dxa" w:w="50"/>
+              <w:left w:type="dxa" w:w="60"/>
+              <w:bottom w:type="dxa" w:w="50"/>
+              <w:right w:type="dxa" w:w="60"/>
+            </w:tcMar>
+          </w:tcPr>
+          <w:p>
+            <w:pPr>
+              <w:jc w:val="center"/>
+            </w:pPr>
+            <w:r>
+              <w:rPr>
+                <w:rFonts w:ascii="Calibri" w:cs="Calibri" w:eastAsia="Calibri" w:hAnsi="Calibri"/>
+                <w:sz w:val="20"/>
+                <w:szCs w:val="20"/>
+              </w:rPr>
+              <w:t xml:space="preserve"> </w:t>
+            </w:r>
+          </w:p>
+        </w:tc>
+        <w:tc>
+          <w:tcPr>
+            <w:tcW w:type="dxa" w:w="4300"/>
+            <w:tcBorders>
+              <w:top w:val="single" w:color="D0D8E4" w:sz="4"/>
+              <w:left w:val="single" w:color="D0D8E4" w:sz="4"/>
+              <w:bottom w:val="single" w:color="D0D8E4" w:sz="4"/>
+              <w:right w:val="single" w:color="D0D8E4" w:sz="4"/>
+            </w:tcBorders>
+            <w:shd w:fill="F0F4F8" w:color="auto" w:val="clear"/>
+            <w:tcMar>
+              <w:top w:type="dxa" w:w="50"/>
+              <w:left w:type="dxa" w:w="100"/>
+              <w:bottom w:type="dxa" w:w="50"/>
+              <w:right w:type="dxa" w:w="60"/>
+            </w:tcMar>
+          </w:tcPr>
+          <w:p>
+            <w:r>
+              <w:rPr>
+                <w:rFonts w:ascii="Calibri" w:cs="Calibri" w:eastAsia="Calibri" w:hAnsi="Calibri"/>
+                <w:sz w:val="20"/>
+                <w:szCs w:val="20"/>
+              </w:rPr>
+              <w:t xml:space="preserve"> </w:t>
+            </w:r>
+          </w:p>
+        </w:tc>
+        <w:tc>
+          <w:tcPr>
+            <w:tcW w:type="dxa" w:w="1500"/>
+            <w:tcBorders>
+              <w:top w:val="single" w:color="D0D8E4" w:sz="4"/>
+              <w:left w:val="single" w:color="D0D8E4" w:sz="4"/>
+              <w:bottom w:val="single" w:color="D0D8E4" w:sz="4"/>
+              <w:right w:val="single" w:color="D0D8E4" w:sz="4"/>
+            </w:tcBorders>
+            <w:shd w:fill="F0F4F8" w:color="auto" w:val="clear"/>
+            <w:tcMar>
+              <w:top w:type="dxa" w:w="50"/>
+              <w:left w:type="dxa" w:w="80"/>
+              <w:bottom w:type="dxa" w:w="50"/>
+              <w:right w:type="dxa" w:w="60"/>
+            </w:tcMar>
+          </w:tcPr>
+          <w:p>
+            <w:r>
+              <w:rPr>
+                <w:rFonts w:ascii="Calibri" w:cs="Calibri" w:eastAsia="Calibri" w:hAnsi="Calibri"/>
+                <w:sz w:val="20"/>
+                <w:szCs w:val="20"/>
+              </w:rPr>
+              <w:t xml:space="preserve"> </w:t>
+            </w:r>
+          </w:p>
+        </w:tc>
+        <w:tc>
+          <w:tcPr>
+            <w:tcW w:type="dxa" w:w="1300"/>
+            <w:tcBorders>
+              <w:top w:val="single" w:color="D0D8E4" w:sz="4"/>
+              <w:left w:val="single" w:color="D0D8E4" w:sz="4"/>
+              <w:bottom w:val="single" w:color="D0D8E4" w:sz="4"/>
+              <w:right w:val="single" w:color="D0D8E4" w:sz="4"/>
+            </w:tcBorders>
+            <w:shd w:fill="F0F4F8" w:color="auto" w:val="clear"/>
+            <w:tcMar>
+              <w:top w:type="dxa" w:w="50"/>
+              <w:left w:type="dxa" w:w="60"/>
+              <w:bottom w:type="dxa" w:w="50"/>
+              <w:right w:type="dxa" w:w="60"/>
+            </w:tcMar>
+          </w:tcPr>
+          <w:p>
+            <w:pPr>
+              <w:jc w:val="center"/>
+            </w:pPr>
+            <w:r>
+              <w:rPr>
+                <w:rFonts w:ascii="Calibri" w:cs="Calibri" w:eastAsia="Calibri" w:hAnsi="Calibri"/>
+                <w:sz w:val="20"/>
+                <w:szCs w:val="20"/>
+              </w:rPr>
+              <w:t xml:space="preserve"> </w:t>
+            </w:r>
+          </w:p>
+        </w:tc>
+        <w:tc>
+          <w:tcPr>
+            <w:tcW w:type="dxa" w:w="1766"/>
+            <w:tcBorders>
+              <w:top w:val="single" w:color="D0D8E4" w:sz="4"/>
+              <w:left w:val="single" w:color="D0D8E4" w:sz="4"/>
+              <w:bottom w:val="single" w:color="D0D8E4" w:sz="4"/>
+              <w:right w:val="single" w:color="D0D8E4" w:sz="4"/>
+            </w:tcBorders>
+            <w:shd w:fill="F0F4F8" w:color="auto" w:val="clear"/>
+            <w:tcMar>
+              <w:top w:type="dxa" w:w="50"/>
+              <w:left w:type="dxa" w:w="80"/>
+              <w:bottom w:type="dxa" w:w="50"/>
+              <w:right w:type="dxa" w:w="60"/>
+            </w:tcMar>
+          </w:tcPr>
+          <w:p>
+            <w:r>
+              <w:rPr>
+                <w:rFonts w:ascii="Calibri" w:cs="Calibri" w:eastAsia="Calibri" w:hAnsi="Calibri"/>
+                <w:sz w:val="20"/>
+                <w:szCs w:val="20"/>
+              </w:rPr>
+              <w:t xml:space="preserve"> </w:t>
+            </w:r>
+          </w:p>
+        </w:tc>
+      </w:tr>
+      <w:tr>
+        <w:tc>
+          <w:tcPr>
+            <w:tcW w:type="dxa" w:w="660"/>
+            <w:tcBorders>
+              <w:top w:val="single" w:color="D0D8E4" w:sz="4"/>
+              <w:left w:val="single" w:color="D0D8E4" w:sz="4"/>
+              <w:bottom w:val="single" w:color="D0D8E4" w:sz="4"/>
+              <w:right w:val="single" w:color="D0D8E4" w:sz="4"/>
+            </w:tcBorders>
+            <w:shd w:fill="FFFFFF" w:color="auto" w:val="clear"/>
+            <w:tcMar>
+              <w:top w:type="dxa" w:w="50"/>
+              <w:left w:type="dxa" w:w="60"/>
+              <w:bottom w:type="dxa" w:w="50"/>
+              <w:right w:type="dxa" w:w="60"/>
+            </w:tcMar>
+          </w:tcPr>
+          <w:p>
+            <w:pPr>
+              <w:jc w:val="center"/>
+            </w:pPr>
+            <w:r>
+              <w:rPr>
+                <w:rFonts w:ascii="Calibri" w:cs="Calibri" w:eastAsia="Calibri" w:hAnsi="Calibri"/>
+                <w:sz w:val="20"/>
+                <w:szCs w:val="20"/>
+              </w:rPr>
+              <w:t xml:space="preserve"> </w:t>
+            </w:r>
+          </w:p>
+        </w:tc>
+        <w:tc>
+          <w:tcPr>
+            <w:tcW w:type="dxa" w:w="1100"/>
+            <w:tcBorders>
+              <w:top w:val="single" w:color="D0D8E4" w:sz="4"/>
+              <w:left w:val="single" w:color="D0D8E4" w:sz="4"/>
+              <w:bottom w:val="single" w:color="D0D8E4" w:sz="4"/>
+              <w:right w:val="single" w:color="D0D8E4" w:sz="4"/>
+            </w:tcBorders>
+            <w:shd w:fill="FFFFFF" w:color="auto" w:val="clear"/>
+            <w:tcMar>
+              <w:top w:type="dxa" w:w="50"/>
+              <w:left w:type="dxa" w:w="60"/>
+              <w:bottom w:type="dxa" w:w="50"/>
+              <w:right w:type="dxa" w:w="60"/>
+            </w:tcMar>
+          </w:tcPr>
+          <w:p>
+            <w:pPr>
+              <w:jc w:val="center"/>
+            </w:pPr>
+            <w:r>
+              <w:rPr>
+                <w:rFonts w:ascii="Calibri" w:cs="Calibri" w:eastAsia="Calibri" w:hAnsi="Calibri"/>
+                <w:sz w:val="20"/>
+                <w:szCs w:val="20"/>
+              </w:rPr>
+              <w:t xml:space="preserve"> </w:t>
+            </w:r>
+          </w:p>
+        </w:tc>
+        <w:tc>
+          <w:tcPr>
+            <w:tcW w:type="dxa" w:w="4300"/>
+            <w:tcBorders>
+              <w:top w:val="single" w:color="D0D8E4" w:sz="4"/>
+              <w:left w:val="single" w:color="D0D8E4" w:sz="4"/>
+              <w:bottom w:val="single" w:color="D0D8E4" w:sz="4"/>
+              <w:right w:val="single" w:color="D0D8E4" w:sz="4"/>
+            </w:tcBorders>
+            <w:shd w:fill="FFFFFF" w:color="auto" w:val="clear"/>
+            <w:tcMar>
+              <w:top w:type="dxa" w:w="50"/>
+              <w:left w:type="dxa" w:w="100"/>
+              <w:bottom w:type="dxa" w:w="50"/>
+              <w:right w:type="dxa" w:w="60"/>
+            </w:tcMar>
+          </w:tcPr>
+          <w:p>
+            <w:r>
+              <w:rPr>
+                <w:rFonts w:ascii="Calibri" w:cs="Calibri" w:eastAsia="Calibri" w:hAnsi="Calibri"/>
+                <w:sz w:val="20"/>
+                <w:szCs w:val="20"/>
+              </w:rPr>
+              <w:t xml:space="preserve"> </w:t>
+            </w:r>
+          </w:p>
+        </w:tc>
+        <w:tc>
+          <w:tcPr>
+            <w:tcW w:type="dxa" w:w="1500"/>
+            <w:tcBorders>
+              <w:top w:val="single" w:color="D0D8E4" w:sz="4"/>
+              <w:left w:val="single" w:color="D0D8E4" w:sz="4"/>
+              <w:bottom w:val="single" w:color="D0D8E4" w:sz="4"/>
+              <w:right w:val="single" w:color="D0D8E4" w:sz="4"/>
+            </w:tcBorders>
+            <w:shd w:fill="FFFFFF" w:color="auto" w:val="clear"/>
+            <w:tcMar>
+              <w:top w:type="dxa" w:w="50"/>
+              <w:left w:type="dxa" w:w="80"/>
+              <w:bottom w:type="dxa" w:w="50"/>
+              <w:right w:type="dxa" w:w="60"/>
+            </w:tcMar>
+          </w:tcPr>
+          <w:p>
+            <w:r>
+              <w:rPr>
+                <w:rFonts w:ascii="Calibri" w:cs="Calibri" w:eastAsia="Calibri" w:hAnsi="Calibri"/>
+                <w:sz w:val="20"/>
+                <w:szCs w:val="20"/>
+              </w:rPr>
+              <w:t xml:space="preserve"> </w:t>
+            </w:r>
+          </w:p>
+        </w:tc>
+        <w:tc>
+          <w:tcPr>
+            <w:tcW w:type="dxa" w:w="1300"/>
+            <w:tcBorders>
+              <w:top w:val="single" w:color="D0D8E4" w:sz="4"/>
+              <w:left w:val="single" w:color="D0D8E4" w:sz="4"/>
+              <w:bottom w:val="single" w:color="D0D8E4" w:sz="4"/>
+              <w:right w:val="single" w:color="D0D8E4" w:sz="4"/>
+            </w:tcBorders>
+            <w:shd w:fill="FFFFFF" w:color="auto" w:val="clear"/>
+            <w:tcMar>
+              <w:top w:type="dxa" w:w="50"/>
+              <w:left w:type="dxa" w:w="60"/>
+              <w:bottom w:type="dxa" w:w="50"/>
+              <w:right w:type="dxa" w:w="60"/>
+            </w:tcMar>
+          </w:tcPr>
+          <w:p>
+            <w:pPr>
+              <w:jc w:val="center"/>
+            </w:pPr>
+            <w:r>
+              <w:rPr>
+                <w:rFonts w:ascii="Calibri" w:cs="Calibri" w:eastAsia="Calibri" w:hAnsi="Calibri"/>
+                <w:sz w:val="20"/>
+                <w:szCs w:val="20"/>
+              </w:rPr>
+              <w:t xml:space="preserve"> </w:t>
+            </w:r>
+          </w:p>
+        </w:tc>
+        <w:tc>
+          <w:tcPr>
+            <w:tcW w:type="dxa" w:w="1766"/>
+            <w:tcBorders>
+              <w:top w:val="single" w:color="D0D8E4" w:sz="4"/>
+              <w:left w:val="single" w:color="D0D8E4" w:sz="4"/>
+              <w:bottom w:val="single" w:color="D0D8E4" w:sz="4"/>
+              <w:right w:val="single" w:color="D0D8E4" w:sz="4"/>
+            </w:tcBorders>
+            <w:shd w:fill="FFFFFF" w:color="auto" w:val="clear"/>
+            <w:tcMar>
+              <w:top w:type="dxa" w:w="50"/>
+              <w:left w:type="dxa" w:w="80"/>
+              <w:bottom w:type="dxa" w:w="50"/>
+              <w:right w:type="dxa" w:w="60"/>
+            </w:tcMar>
+          </w:tcPr>
+          <w:p>
+            <w:r>
+              <w:rPr>
+                <w:rFonts w:ascii="Calibri" w:cs="Calibri" w:eastAsia="Calibri" w:hAnsi="Calibri"/>
+                <w:sz w:val="20"/>
+                <w:szCs w:val="20"/>
+              </w:rPr>
+              <w:t xml:space="preserve"> </w:t>
+            </w:r>
+          </w:p>
+        </w:tc>
+      </w:tr>
+      <w:tr>
+        <w:tc>
+          <w:tcPr>
+            <w:tcW w:type="dxa" w:w="660"/>
+            <w:tcBorders>
+              <w:top w:val="single" w:color="D0D8E4" w:sz="4"/>
+              <w:left w:val="single" w:color="D0D8E4" w:sz="4"/>
+              <w:bottom w:val="single" w:color="D0D8E4" w:sz="4"/>
+              <w:right w:val="single" w:color="D0D8E4" w:sz="4"/>
+            </w:tcBorders>
+            <w:shd w:fill="F0F4F8" w:color="auto" w:val="clear"/>
+            <w:tcMar>
+              <w:top w:type="dxa" w:w="50"/>
+              <w:left w:type="dxa" w:w="60"/>
+              <w:bottom w:type="dxa" w:w="50"/>
+              <w:right w:type="dxa" w:w="60"/>
+            </w:tcMar>
+          </w:tcPr>
+          <w:p>
+            <w:pPr>
+              <w:jc w:val="center"/>
+            </w:pPr>
+            <w:r>
+              <w:rPr>
+                <w:rFonts w:ascii="Calibri" w:cs="Calibri" w:eastAsia="Calibri" w:hAnsi="Calibri"/>
+                <w:sz w:val="20"/>
+                <w:szCs w:val="20"/>
+              </w:rPr>
+              <w:t xml:space="preserve"> </w:t>
+            </w:r>
+          </w:p>
+        </w:tc>
+        <w:tc>
+          <w:tcPr>
+            <w:tcW w:type="dxa" w:w="1100"/>
+            <w:tcBorders>
+              <w:top w:val="single" w:color="D0D8E4" w:sz="4"/>
+              <w:left w:val="single" w:color="D0D8E4" w:sz="4"/>
+              <w:bottom w:val="single" w:color="D0D8E4" w:sz="4"/>
+              <w:right w:val="single" w:color="D0D8E4" w:sz="4"/>
+            </w:tcBorders>
+            <w:shd w:fill="F0F4F8" w:color="auto" w:val="clear"/>
+            <w:tcMar>
+              <w:top w:type="dxa" w:w="50"/>
+              <w:left w:type="dxa" w:w="60"/>
+              <w:bottom w:type="dxa" w:w="50"/>
+              <w:right w:type="dxa" w:w="60"/>
+            </w:tcMar>
+          </w:tcPr>
+          <w:p>
+            <w:pPr>
+              <w:jc w:val="center"/>
+            </w:pPr>
+            <w:r>
+              <w:rPr>
+                <w:rFonts w:ascii="Calibri" w:cs="Calibri" w:eastAsia="Calibri" w:hAnsi="Calibri"/>
+                <w:sz w:val="20"/>
+                <w:szCs w:val="20"/>
+              </w:rPr>
+              <w:t xml:space="preserve"> </w:t>
+            </w:r>
+          </w:p>
+        </w:tc>
+        <w:tc>
+          <w:tcPr>
+            <w:tcW w:type="dxa" w:w="4300"/>
+            <w:tcBorders>
+              <w:top w:val="single" w:color="D0D8E4" w:sz="4"/>
+              <w:left w:val="single" w:color="D0D8E4" w:sz="4"/>
+              <w:bottom w:val="single" w:color="D0D8E4" w:sz="4"/>
+              <w:right w:val="single" w:color="D0D8E4" w:sz="4"/>
+            </w:tcBorders>
+            <w:shd w:fill="F0F4F8" w:color="auto" w:val="clear"/>
+            <w:tcMar>
+              <w:top w:type="dxa" w:w="50"/>
+              <w:left w:type="dxa" w:w="100"/>
+              <w:bottom w:type="dxa" w:w="50"/>
+              <w:right w:type="dxa" w:w="60"/>
+            </w:tcMar>
+          </w:tcPr>
+          <w:p>
+            <w:r>
+              <w:rPr>
+                <w:rFonts w:ascii="Calibri" w:cs="Calibri" w:eastAsia="Calibri" w:hAnsi="Calibri"/>
+                <w:sz w:val="20"/>
+                <w:szCs w:val="20"/>
+              </w:rPr>
+              <w:t xml:space="preserve"> </w:t>
+            </w:r>
+          </w:p>
+        </w:tc>
+        <w:tc>
+          <w:tcPr>
+            <w:tcW w:type="dxa" w:w="1500"/>
+            <w:tcBorders>
+              <w:top w:val="single" w:color="D0D8E4" w:sz="4"/>
+              <w:left w:val="single" w:color="D0D8E4" w:sz="4"/>
+              <w:bottom w:val="single" w:color="D0D8E4" w:sz="4"/>
+              <w:right w:val="single" w:color="D0D8E4" w:sz="4"/>
+            </w:tcBorders>
+            <w:shd w:fill="F0F4F8" w:color="auto" w:val="clear"/>
+            <w:tcMar>
+              <w:top w:type="dxa" w:w="50"/>
+              <w:left w:type="dxa" w:w="80"/>
+              <w:bottom w:type="dxa" w:w="50"/>
+              <w:right w:type="dxa" w:w="60"/>
+            </w:tcMar>
+          </w:tcPr>
+          <w:p>
+            <w:r>
+              <w:rPr>
+                <w:rFonts w:ascii="Calibri" w:cs="Calibri" w:eastAsia="Calibri" w:hAnsi="Calibri"/>
+                <w:sz w:val="20"/>
+                <w:szCs w:val="20"/>
+              </w:rPr>
+              <w:t xml:space="preserve"> </w:t>
+            </w:r>
+          </w:p>
+        </w:tc>
+        <w:tc>
+          <w:tcPr>
+            <w:tcW w:type="dxa" w:w="1300"/>
+            <w:tcBorders>
+              <w:top w:val="single" w:color="D0D8E4" w:sz="4"/>
+              <w:left w:val="single" w:color="D0D8E4" w:sz="4"/>
+              <w:bottom w:val="single" w:color="D0D8E4" w:sz="4"/>
+              <w:right w:val="single" w:color="D0D8E4" w:sz="4"/>
+            </w:tcBorders>
+            <w:shd w:fill="F0F4F8" w:color="auto" w:val="clear"/>
+            <w:tcMar>
+              <w:top w:type="dxa" w:w="50"/>
+              <w:left w:type="dxa" w:w="60"/>
+              <w:bottom w:type="dxa" w:w="50"/>
+              <w:right w:type="dxa" w:w="60"/>
+            </w:tcMar>
+          </w:tcPr>
+          <w:p>
+            <w:pPr>
+              <w:jc w:val="center"/>
+            </w:pPr>
+            <w:r>
+              <w:rPr>
+                <w:rFonts w:ascii="Calibri" w:cs="Calibri" w:eastAsia="Calibri" w:hAnsi="Calibri"/>
+                <w:sz w:val="20"/>
+                <w:szCs w:val="20"/>
+              </w:rPr>
+              <w:t xml:space="preserve"> </w:t>
+            </w:r>
+          </w:p>
+        </w:tc>
+        <w:tc>
+          <w:tcPr>
+            <w:tcW w:type="dxa" w:w="1766"/>
+            <w:tcBorders>
+              <w:top w:val="single" w:color="D0D8E4" w:sz="4"/>
+              <w:left w:val="single" w:color="D0D8E4" w:sz="4"/>
+              <w:bottom w:val="single" w:color="D0D8E4" w:sz="4"/>
+              <w:right w:val="single" w:color="D0D8E4" w:sz="4"/>
+            </w:tcBorders>
+            <w:shd w:fill="F0F4F8" w:color="auto" w:val="clear"/>
+            <w:tcMar>
+              <w:top w:type="dxa" w:w="50"/>
+              <w:left w:type="dxa" w:w="80"/>
+              <w:bottom w:type="dxa" w:w="50"/>
+              <w:right w:type="dxa" w:w="60"/>
+            </w:tcMar>
+          </w:tcPr>
+          <w:p>
+            <w:r>
+              <w:rPr>
+                <w:rFonts w:ascii="Calibri" w:cs="Calibri" w:eastAsia="Calibri" w:hAnsi="Calibri"/>
+                <w:sz w:val="20"/>
+                <w:szCs w:val="20"/>
+              </w:rPr>
+              <w:t xml:space="preserve"> </w:t>
+            </w:r>
+          </w:p>
+        </w:tc>
+      </w:tr>
+      <w:tr>
+        <w:tc>
+          <w:tcPr>
+            <w:tcW w:type="dxa" w:w="660"/>
+            <w:tcBorders>
+              <w:top w:val="single" w:color="D0D8E4" w:sz="4"/>
+              <w:left w:val="single" w:color="D0D8E4" w:sz="4"/>
+              <w:bottom w:val="single" w:color="D0D8E4" w:sz="4"/>
+              <w:right w:val="single" w:color="D0D8E4" w:sz="4"/>
+            </w:tcBorders>
+            <w:shd w:fill="FFFFFF" w:color="auto" w:val="clear"/>
+            <w:tcMar>
+              <w:top w:type="dxa" w:w="50"/>
+              <w:left w:type="dxa" w:w="60"/>
+              <w:bottom w:type="dxa" w:w="50"/>
+              <w:right w:type="dxa" w:w="60"/>
+            </w:tcMar>
+          </w:tcPr>
+          <w:p>
+            <w:pPr>
+              <w:jc w:val="center"/>
+            </w:pPr>
+            <w:r>
+              <w:rPr>
+                <w:rFonts w:ascii="Calibri" w:cs="Calibri" w:eastAsia="Calibri" w:hAnsi="Calibri"/>
+                <w:sz w:val="20"/>
+                <w:szCs w:val="20"/>
+              </w:rPr>
+              <w:t xml:space="preserve"> </w:t>
+            </w:r>
+          </w:p>
+        </w:tc>
+        <w:tc>
+          <w:tcPr>
+            <w:tcW w:type="dxa" w:w="1100"/>
+            <w:tcBorders>
+              <w:top w:val="single" w:color="D0D8E4" w:sz="4"/>
+              <w:left w:val="single" w:color="D0D8E4" w:sz="4"/>
+              <w:bottom w:val="single" w:color="D0D8E4" w:sz="4"/>
+              <w:right w:val="single" w:color="D0D8E4" w:sz="4"/>
+            </w:tcBorders>
+            <w:shd w:fill="FFFFFF" w:color="auto" w:val="clear"/>
+            <w:tcMar>
+              <w:top w:type="dxa" w:w="50"/>
+              <w:left w:type="dxa" w:w="60"/>
+              <w:bottom w:type="dxa" w:w="50"/>
+              <w:right w:type="dxa" w:w="60"/>
+            </w:tcMar>
+          </w:tcPr>
+          <w:p>
+            <w:pPr>
+              <w:jc w:val="center"/>
+            </w:pPr>
+            <w:r>
+              <w:rPr>
+                <w:rFonts w:ascii="Calibri" w:cs="Calibri" w:eastAsia="Calibri" w:hAnsi="Calibri"/>
+                <w:sz w:val="20"/>
+                <w:szCs w:val="20"/>
+              </w:rPr>
+              <w:t xml:space="preserve"> </w:t>
+            </w:r>
+          </w:p>
+        </w:tc>
+        <w:tc>
+          <w:tcPr>
+            <w:tcW w:type="dxa" w:w="4300"/>
+            <w:tcBorders>
+              <w:top w:val="single" w:color="D0D8E4" w:sz="4"/>
+              <w:left w:val="single" w:color="D0D8E4" w:sz="4"/>
+              <w:bottom w:val="single" w:color="D0D8E4" w:sz="4"/>
+              <w:right w:val="single" w:color="D0D8E4" w:sz="4"/>
+            </w:tcBorders>
+            <w:shd w:fill="FFFFFF" w:color="auto" w:val="clear"/>
+            <w:tcMar>
+              <w:top w:type="dxa" w:w="50"/>
+              <w:left w:type="dxa" w:w="100"/>
+              <w:bottom w:type="dxa" w:w="50"/>
+              <w:right w:type="dxa" w:w="60"/>
+            </w:tcMar>
+          </w:tcPr>
+          <w:p>
+            <w:r>
+              <w:rPr>
+                <w:rFonts w:ascii="Calibri" w:cs="Calibri" w:eastAsia="Calibri" w:hAnsi="Calibri"/>
+                <w:sz w:val="20"/>
+                <w:szCs w:val="20"/>
+              </w:rPr>
+              <w:t xml:space="preserve"> </w:t>
+            </w:r>
+          </w:p>
+        </w:tc>
+        <w:tc>
+          <w:tcPr>
+            <w:tcW w:type="dxa" w:w="1500"/>
+            <w:tcBorders>
+              <w:top w:val="single" w:color="D0D8E4" w:sz="4"/>
+              <w:left w:val="single" w:color="D0D8E4" w:sz="4"/>
+              <w:bottom w:val="single" w:color="D0D8E4" w:sz="4"/>
+              <w:right w:val="single" w:color="D0D8E4" w:sz="4"/>
+            </w:tcBorders>
+            <w:shd w:fill="FFFFFF" w:color="auto" w:val="clear"/>
+            <w:tcMar>
+              <w:top w:type="dxa" w:w="50"/>
+              <w:left w:type="dxa" w:w="80"/>
+              <w:bottom w:type="dxa" w:w="50"/>
+              <w:right w:type="dxa" w:w="60"/>
+            </w:tcMar>
+          </w:tcPr>
+          <w:p>
+            <w:r>
+              <w:rPr>
+                <w:rFonts w:ascii="Calibri" w:cs="Calibri" w:eastAsia="Calibri" w:hAnsi="Calibri"/>
+                <w:sz w:val="20"/>
+                <w:szCs w:val="20"/>
+              </w:rPr>
+              <w:t xml:space="preserve"> </w:t>
+            </w:r>
+          </w:p>
+        </w:tc>
+        <w:tc>
+          <w:tcPr>
+            <w:tcW w:type="dxa" w:w="1300"/>
+            <w:tcBorders>
+              <w:top w:val="single" w:color="D0D8E4" w:sz="4"/>
+              <w:left w:val="single" w:color="D0D8E4" w:sz="4"/>
+              <w:bottom w:val="single" w:color="D0D8E4" w:sz="4"/>
+              <w:right w:val="single" w:color="D0D8E4" w:sz="4"/>
+            </w:tcBorders>
+            <w:shd w:fill="FFFFFF" w:color="auto" w:val="clear"/>
+            <w:tcMar>
+              <w:top w:type="dxa" w:w="50"/>
+              <w:left w:type="dxa" w:w="60"/>
+              <w:bottom w:type="dxa" w:w="50"/>
+              <w:right w:type="dxa" w:w="60"/>
+            </w:tcMar>
+          </w:tcPr>
+          <w:p>
+            <w:pPr>
+              <w:jc w:val="center"/>
+            </w:pPr>
+            <w:r>
+              <w:rPr>
+                <w:rFonts w:ascii="Calibri" w:cs="Calibri" w:eastAsia="Calibri" w:hAnsi="Calibri"/>
+                <w:sz w:val="20"/>
+                <w:szCs w:val="20"/>
+              </w:rPr>
+              <w:t xml:space="preserve"> </w:t>
+            </w:r>
+          </w:p>
+        </w:tc>
+        <w:tc>
+          <w:tcPr>
+            <w:tcW w:type="dxa" w:w="1766"/>
+            <w:tcBorders>
+              <w:top w:val="single" w:color="D0D8E4" w:sz="4"/>
+              <w:left w:val="single" w:color="D0D8E4" w:sz="4"/>
+              <w:bottom w:val="single" w:color="D0D8E4" w:sz="4"/>
+              <w:right w:val="single" w:color="D0D8E4" w:sz="4"/>
+            </w:tcBorders>
+            <w:shd w:fill="FFFFFF" w:color="auto" w:val="clear"/>
+            <w:tcMar>
+              <w:top w:type="dxa" w:w="50"/>
+              <w:left w:type="dxa" w:w="80"/>
+              <w:bottom w:type="dxa" w:w="50"/>
+              <w:right w:type="dxa" w:w="60"/>
+            </w:tcMar>
+          </w:tcPr>
+          <w:p>
+            <w:r>
+              <w:rPr>
+                <w:rFonts w:ascii="Calibri" w:cs="Calibri" w:eastAsia="Calibri" w:hAnsi="Calibri"/>
+                <w:sz w:val="20"/>
+                <w:szCs w:val="20"/>
+              </w:rPr>
+              <w:t xml:space="preserve"> </w:t>
+            </w:r>
+          </w:p>
+        </w:tc>
+      </w:tr>
+      <w:tr>
+        <w:tc>
+          <w:tcPr>
+            <w:tcW w:type="dxa" w:w="660"/>
+            <w:tcBorders>
+              <w:top w:val="single" w:color="D0D8E4" w:sz="4"/>
+              <w:left w:val="single" w:color="D0D8E4" w:sz="4"/>
+              <w:bottom w:val="single" w:color="D0D8E4" w:sz="4"/>
+              <w:right w:val="single" w:color="D0D8E4" w:sz="4"/>
+            </w:tcBorders>
+            <w:shd w:fill="F0F4F8" w:color="auto" w:val="clear"/>
+            <w:tcMar>
+              <w:top w:type="dxa" w:w="50"/>
+              <w:left w:type="dxa" w:w="60"/>
+              <w:bottom w:type="dxa" w:w="50"/>
+              <w:right w:type="dxa" w:w="60"/>
+            </w:tcMar>
+          </w:tcPr>
+          <w:p>
+            <w:pPr>
+              <w:jc w:val="center"/>
+            </w:pPr>
+            <w:r>
+              <w:rPr>
+                <w:rFonts w:ascii="Calibri" w:cs="Calibri" w:eastAsia="Calibri" w:hAnsi="Calibri"/>
+                <w:sz w:val="20"/>
+                <w:szCs w:val="20"/>
+              </w:rPr>
+              <w:t xml:space="preserve"> </w:t>
+            </w:r>
+          </w:p>
+        </w:tc>
+        <w:tc>
+          <w:tcPr>
+            <w:tcW w:type="dxa" w:w="1100"/>
+            <w:tcBorders>
+              <w:top w:val="single" w:color="D0D8E4" w:sz="4"/>
+              <w:left w:val="single" w:color="D0D8E4" w:sz="4"/>
+              <w:bottom w:val="single" w:color="D0D8E4" w:sz="4"/>
+              <w:right w:val="single" w:color="D0D8E4" w:sz="4"/>
+            </w:tcBorders>
+            <w:shd w:fill="F0F4F8" w:color="auto" w:val="clear"/>
+            <w:tcMar>
+              <w:top w:type="dxa" w:w="50"/>
+              <w:left w:type="dxa" w:w="60"/>
+              <w:bottom w:type="dxa" w:w="50"/>
+              <w:right w:type="dxa" w:w="60"/>
+            </w:tcMar>
+          </w:tcPr>
+          <w:p>
+            <w:pPr>
+              <w:jc w:val="center"/>
+            </w:pPr>
+            <w:r>
+              <w:rPr>
+                <w:rFonts w:ascii="Calibri" w:cs="Calibri" w:eastAsia="Calibri" w:hAnsi="Calibri"/>
+                <w:sz w:val="20"/>
+                <w:szCs w:val="20"/>
+              </w:rPr>
+              <w:t xml:space="preserve"> </w:t>
+            </w:r>
+          </w:p>
+        </w:tc>
+        <w:tc>
+          <w:tcPr>
+            <w:tcW w:type="dxa" w:w="4300"/>
+            <w:tcBorders>
+              <w:top w:val="single" w:color="D0D8E4" w:sz="4"/>
+              <w:left w:val="single" w:color="D0D8E4" w:sz="4"/>
+              <w:bottom w:val="single" w:color="D0D8E4" w:sz="4"/>
+              <w:right w:val="single" w:color="D0D8E4" w:sz="4"/>
+            </w:tcBorders>
+            <w:shd w:fill="F0F4F8" w:color="auto" w:val="clear"/>
+            <w:tcMar>
+              <w:top w:type="dxa" w:w="50"/>
+              <w:left w:type="dxa" w:w="100"/>
+              <w:bottom w:type="dxa" w:w="50"/>
+              <w:right w:type="dxa" w:w="60"/>
+            </w:tcMar>
+          </w:tcPr>
+          <w:p>
+            <w:r>
+              <w:rPr>
+                <w:rFonts w:ascii="Calibri" w:cs="Calibri" w:eastAsia="Calibri" w:hAnsi="Calibri"/>
+                <w:sz w:val="20"/>
+                <w:szCs w:val="20"/>
+              </w:rPr>
+              <w:t xml:space="preserve"> </w:t>
+            </w:r>
+          </w:p>
+        </w:tc>
+        <w:tc>
+          <w:tcPr>
+            <w:tcW w:type="dxa" w:w="1500"/>
+            <w:tcBorders>
+              <w:top w:val="single" w:color="D0D8E4" w:sz="4"/>
+              <w:left w:val="single" w:color="D0D8E4" w:sz="4"/>
+              <w:bottom w:val="single" w:color="D0D8E4" w:sz="4"/>
+              <w:right w:val="single" w:color="D0D8E4" w:sz="4"/>
+            </w:tcBorders>
+            <w:shd w:fill="F0F4F8" w:color="auto" w:val="clear"/>
+            <w:tcMar>
+              <w:top w:type="dxa" w:w="50"/>
+              <w:left w:type="dxa" w:w="80"/>
+              <w:bottom w:type="dxa" w:w="50"/>
+              <w:right w:type="dxa" w:w="60"/>
+            </w:tcMar>
+          </w:tcPr>
+          <w:p>
+            <w:r>
+              <w:rPr>
+                <w:rFonts w:ascii="Calibri" w:cs="Calibri" w:eastAsia="Calibri" w:hAnsi="Calibri"/>
+                <w:sz w:val="20"/>
+                <w:szCs w:val="20"/>
+              </w:rPr>
+              <w:t xml:space="preserve"> </w:t>
+            </w:r>
+          </w:p>
+        </w:tc>
+        <w:tc>
+          <w:tcPr>
+            <w:tcW w:type="dxa" w:w="1300"/>
+            <w:tcBorders>
+              <w:top w:val="single" w:color="D0D8E4" w:sz="4"/>
+              <w:left w:val="single" w:color="D0D8E4" w:sz="4"/>
+              <w:bottom w:val="single" w:color="D0D8E4" w:sz="4"/>
+              <w:right w:val="single" w:color="D0D8E4" w:sz="4"/>
+            </w:tcBorders>
+            <w:shd w:fill="F0F4F8" w:color="auto" w:val="clear"/>
+            <w:tcMar>
+              <w:top w:type="dxa" w:w="50"/>
+              <w:left w:type="dxa" w:w="60"/>
+              <w:bottom w:type="dxa" w:w="50"/>
+              <w:right w:type="dxa" w:w="60"/>
+            </w:tcMar>
+          </w:tcPr>
+          <w:p>
+            <w:pPr>
+              <w:jc w:val="center"/>
+            </w:pPr>
+            <w:r>
+              <w:rPr>
+                <w:rFonts w:ascii="Calibri" w:cs="Calibri" w:eastAsia="Calibri" w:hAnsi="Calibri"/>
+                <w:sz w:val="20"/>
+                <w:szCs w:val="20"/>
+              </w:rPr>
+              <w:t xml:space="preserve"> </w:t>
+            </w:r>
+          </w:p>
+        </w:tc>
+        <w:tc>
+          <w:tcPr>
+            <w:tcW w:type="dxa" w:w="1766"/>
+            <w:tcBorders>
+              <w:top w:val="single" w:color="D0D8E4" w:sz="4"/>
+              <w:left w:val="single" w:color="D0D8E4" w:sz="4"/>
+              <w:bottom w:val="single" w:color="D0D8E4" w:sz="4"/>
+              <w:right w:val="single" w:color="D0D8E4" w:sz="4"/>
+            </w:tcBorders>
+            <w:shd w:fill="F0F4F8" w:color="auto" w:val="clear"/>
+            <w:tcMar>
+              <w:top w:type="dxa" w:w="50"/>
+              <w:left w:type="dxa" w:w="80"/>
+              <w:bottom w:type="dxa" w:w="50"/>
+              <w:right w:type="dxa" w:w="60"/>
+            </w:tcMar>
+          </w:tcPr>
+          <w:p>
+            <w:r>
+              <w:rPr>
+                <w:rFonts w:ascii="Calibri" w:cs="Calibri" w:eastAsia="Calibri" w:hAnsi="Calibri"/>
+                <w:sz w:val="20"/>
+                <w:szCs w:val="20"/>
+              </w:rPr>
+              <w:t xml:space="preserve"> </w:t>
+            </w:r>
+          </w:p>
+        </w:tc>
+      </w:tr>
+      <w:tr>
+        <w:tc>
+          <w:tcPr>
+            <w:tcW w:type="dxa" w:w="660"/>
+            <w:tcBorders>
+              <w:top w:val="single" w:color="D0D8E4" w:sz="4"/>
+              <w:left w:val="single" w:color="D0D8E4" w:sz="4"/>
+              <w:bottom w:val="single" w:color="D0D8E4" w:sz="4"/>
+              <w:right w:val="single" w:color="D0D8E4" w:sz="4"/>
+            </w:tcBorders>
+            <w:shd w:fill="FFFFFF" w:color="auto" w:val="clear"/>
+            <w:tcMar>
+              <w:top w:type="dxa" w:w="50"/>
+              <w:left w:type="dxa" w:w="60"/>
+              <w:bottom w:type="dxa" w:w="50"/>
+              <w:right w:type="dxa" w:w="60"/>
+            </w:tcMar>
+          </w:tcPr>
+          <w:p>
+            <w:pPr>
+              <w:jc w:val="center"/>
+            </w:pPr>
+            <w:r>
+              <w:rPr>
+                <w:rFonts w:ascii="Calibri" w:cs="Calibri" w:eastAsia="Calibri" w:hAnsi="Calibri"/>
+                <w:sz w:val="20"/>
+                <w:szCs w:val="20"/>
+              </w:rPr>
+              <w:t xml:space="preserve"> </w:t>
+            </w:r>
+          </w:p>
+        </w:tc>
+        <w:tc>
+          <w:tcPr>
+            <w:tcW w:type="dxa" w:w="1100"/>
+            <w:tcBorders>
+              <w:top w:val="single" w:color="D0D8E4" w:sz="4"/>
+              <w:left w:val="single" w:color="D0D8E4" w:sz="4"/>
+              <w:bottom w:val="single" w:color="D0D8E4" w:sz="4"/>
+              <w:right w:val="single" w:color="D0D8E4" w:sz="4"/>
+            </w:tcBorders>
+            <w:shd w:fill="FFFFFF" w:color="auto" w:val="clear"/>
+            <w:tcMar>
+              <w:top w:type="dxa" w:w="50"/>
+              <w:left w:type="dxa" w:w="60"/>
+              <w:bottom w:type="dxa" w:w="50"/>
+              <w:right w:type="dxa" w:w="60"/>
+            </w:tcMar>
+          </w:tcPr>
+          <w:p>
+            <w:pPr>
+              <w:jc w:val="center"/>
+            </w:pPr>
+            <w:r>
+              <w:rPr>
+                <w:rFonts w:ascii="Calibri" w:cs="Calibri" w:eastAsia="Calibri" w:hAnsi="Calibri"/>
+                <w:sz w:val="20"/>
+                <w:szCs w:val="20"/>
+              </w:rPr>
+              <w:t xml:space="preserve"> </w:t>
+            </w:r>
+          </w:p>
+        </w:tc>
+        <w:tc>
+          <w:tcPr>
+            <w:tcW w:type="dxa" w:w="4300"/>
+            <w:tcBorders>
+              <w:top w:val="single" w:color="D0D8E4" w:sz="4"/>
+              <w:left w:val="single" w:color="D0D8E4" w:sz="4"/>
+              <w:bottom w:val="single" w:color="D0D8E4" w:sz="4"/>
+              <w:right w:val="single" w:color="D0D8E4" w:sz="4"/>
+            </w:tcBorders>
+            <w:shd w:fill="FFFFFF" w:color="auto" w:val="clear"/>
+            <w:tcMar>
+              <w:top w:type="dxa" w:w="50"/>
+              <w:left w:type="dxa" w:w="100"/>
+              <w:bottom w:type="dxa" w:w="50"/>
+              <w:right w:type="dxa" w:w="60"/>
+            </w:tcMar>
+          </w:tcPr>
+          <w:p>
+            <w:r>
+              <w:rPr>
+                <w:rFonts w:ascii="Calibri" w:cs="Calibri" w:eastAsia="Calibri" w:hAnsi="Calibri"/>
+                <w:sz w:val="20"/>
+                <w:szCs w:val="20"/>
+              </w:rPr>
+              <w:t xml:space="preserve"> </w:t>
+            </w:r>
+          </w:p>
+        </w:tc>
+        <w:tc>
+          <w:tcPr>
+            <w:tcW w:type="dxa" w:w="1500"/>
+            <w:tcBorders>
+              <w:top w:val="single" w:color="D0D8E4" w:sz="4"/>
+              <w:left w:val="single" w:color="D0D8E4" w:sz="4"/>
+              <w:bottom w:val="single" w:color="D0D8E4" w:sz="4"/>
+              <w:right w:val="single" w:color="D0D8E4" w:sz="4"/>
+            </w:tcBorders>
+            <w:shd w:fill="FFFFFF" w:color="auto" w:val="clear"/>
+            <w:tcMar>
+              <w:top w:type="dxa" w:w="50"/>
+              <w:left w:type="dxa" w:w="80"/>
+              <w:bottom w:type="dxa" w:w="50"/>
+              <w:right w:type="dxa" w:w="60"/>
+            </w:tcMar>
+          </w:tcPr>
+          <w:p>
+            <w:r>
+              <w:rPr>
+                <w:rFonts w:ascii="Calibri" w:cs="Calibri" w:eastAsia="Calibri" w:hAnsi="Calibri"/>
+                <w:sz w:val="20"/>
+                <w:szCs w:val="20"/>
+              </w:rPr>
+              <w:t xml:space="preserve"> </w:t>
+            </w:r>
+          </w:p>
+        </w:tc>
+        <w:tc>
+          <w:tcPr>
+            <w:tcW w:type="dxa" w:w="1300"/>
+            <w:tcBorders>
+              <w:top w:val="single" w:color="D0D8E4" w:sz="4"/>
+              <w:left w:val="single" w:color="D0D8E4" w:sz="4"/>
+              <w:bottom w:val="single" w:color="D0D8E4" w:sz="4"/>
+              <w:right w:val="single" w:color="D0D8E4" w:sz="4"/>
+            </w:tcBorders>
+            <w:shd w:fill="FFFFFF" w:color="auto" w:val="clear"/>
+            <w:tcMar>
+              <w:top w:type="dxa" w:w="50"/>
+              <w:left w:type="dxa" w:w="60"/>
+              <w:bottom w:type="dxa" w:w="50"/>
+              <w:right w:type="dxa" w:w="60"/>
+            </w:tcMar>
+          </w:tcPr>
+          <w:p>
+            <w:pPr>
+              <w:jc w:val="center"/>
+            </w:pPr>
+            <w:r>
+              <w:rPr>
+                <w:rFonts w:ascii="Calibri" w:cs="Calibri" w:eastAsia="Calibri" w:hAnsi="Calibri"/>
+                <w:sz w:val="20"/>
+                <w:szCs w:val="20"/>
+              </w:rPr>
+              <w:t xml:space="preserve"> </w:t>
+            </w:r>
+          </w:p>
+        </w:tc>
+        <w:tc>
+          <w:tcPr>
+            <w:tcW w:type="dxa" w:w="1766"/>
+            <w:tcBorders>
+              <w:top w:val="single" w:color="D0D8E4" w:sz="4"/>
+              <w:left w:val="single" w:color="D0D8E4" w:sz="4"/>
+              <w:bottom w:val="single" w:color="D0D8E4" w:sz="4"/>
+              <w:right w:val="single" w:color="D0D8E4" w:sz="4"/>
+            </w:tcBorders>
+            <w:shd w:fill="FFFFFF" w:color="auto" w:val="clear"/>
+            <w:tcMar>
+              <w:top w:type="dxa" w:w="50"/>
+              <w:left w:type="dxa" w:w="80"/>
+              <w:bottom w:type="dxa" w:w="50"/>
+              <w:right w:type="dxa" w:w="60"/>
+            </w:tcMar>
+          </w:tcPr>
+          <w:p>
+            <w:r>
+              <w:rPr>
+                <w:rFonts w:ascii="Calibri" w:cs="Calibri" w:eastAsia="Calibri" w:hAnsi="Calibri"/>
+                <w:sz w:val="20"/>
+                <w:szCs w:val="20"/>
+              </w:rPr>
+              <w:t xml:space="preserve"> </w:t>
+            </w:r>
+          </w:p>
+        </w:tc>
+      </w:tr>
+      <w:tr>
+        <w:tc>
+          <w:tcPr>
+            <w:tcW w:type="dxa" w:w="660"/>
+            <w:tcBorders>
+              <w:top w:val="single" w:color="D0D8E4" w:sz="4"/>
+              <w:left w:val="single" w:color="D0D8E4" w:sz="4"/>
+              <w:bottom w:val="single" w:color="D0D8E4" w:sz="4"/>
+              <w:right w:val="single" w:color="D0D8E4" w:sz="4"/>
+            </w:tcBorders>
+            <w:shd w:fill="F0F4F8" w:color="auto" w:val="clear"/>
+            <w:tcMar>
+              <w:top w:type="dxa" w:w="50"/>
+              <w:left w:type="dxa" w:w="60"/>
+              <w:bottom w:type="dxa" w:w="50"/>
+              <w:right w:type="dxa" w:w="60"/>
+            </w:tcMar>
+          </w:tcPr>
+          <w:p>
+            <w:pPr>
+              <w:jc w:val="center"/>
+            </w:pPr>
+            <w:r>
+              <w:rPr>
+                <w:rFonts w:ascii="Calibri" w:cs="Calibri" w:eastAsia="Calibri" w:hAnsi="Calibri"/>
+                <w:sz w:val="20"/>
+                <w:szCs w:val="20"/>
+              </w:rPr>
+              <w:t xml:space="preserve"> </w:t>
+            </w:r>
+          </w:p>
+        </w:tc>
+        <w:tc>
+          <w:tcPr>
+            <w:tcW w:type="dxa" w:w="1100"/>
+            <w:tcBorders>
+              <w:top w:val="single" w:color="D0D8E4" w:sz="4"/>
+              <w:left w:val="single" w:color="D0D8E4" w:sz="4"/>
+              <w:bottom w:val="single" w:color="D0D8E4" w:sz="4"/>
+              <w:right w:val="single" w:color="D0D8E4" w:sz="4"/>
+            </w:tcBorders>
+            <w:shd w:fill="F0F4F8" w:color="auto" w:val="clear"/>
+            <w:tcMar>
+              <w:top w:type="dxa" w:w="50"/>
+              <w:left w:type="dxa" w:w="60"/>
+              <w:bottom w:type="dxa" w:w="50"/>
+              <w:right w:type="dxa" w:w="60"/>
+            </w:tcMar>
+          </w:tcPr>
+          <w:p>
+            <w:pPr>
+              <w:jc w:val="center"/>
+            </w:pPr>
+            <w:r>
+              <w:rPr>
+                <w:rFonts w:ascii="Calibri" w:cs="Calibri" w:eastAsia="Calibri" w:hAnsi="Calibri"/>
+                <w:sz w:val="20"/>
+                <w:szCs w:val="20"/>
+              </w:rPr>
+              <w:t xml:space="preserve"> </w:t>
+            </w:r>
+          </w:p>
+        </w:tc>
+        <w:tc>
+          <w:tcPr>
+            <w:tcW w:type="dxa" w:w="4300"/>
+            <w:tcBorders>
+              <w:top w:val="single" w:color="D0D8E4" w:sz="4"/>
+              <w:left w:val="single" w:color="D0D8E4" w:sz="4"/>
+              <w:bottom w:val="single" w:color="D0D8E4" w:sz="4"/>
+              <w:right w:val="single" w:color="D0D8E4" w:sz="4"/>
+            </w:tcBorders>
+            <w:shd w:fill="F0F4F8" w:color="auto" w:val="clear"/>
+            <w:tcMar>
+              <w:top w:type="dxa" w:w="50"/>
+              <w:left w:type="dxa" w:w="100"/>
+              <w:bottom w:type="dxa" w:w="50"/>
+              <w:right w:type="dxa" w:w="60"/>
+            </w:tcMar>
+          </w:tcPr>
+          <w:p>
+            <w:r>
+              <w:rPr>
+                <w:rFonts w:ascii="Calibri" w:cs="Calibri" w:eastAsia="Calibri" w:hAnsi="Calibri"/>
+                <w:sz w:val="20"/>
+                <w:szCs w:val="20"/>
+              </w:rPr>
+              <w:t xml:space="preserve"> </w:t>
+            </w:r>
+          </w:p>
+        </w:tc>
+        <w:tc>
+          <w:tcPr>
+            <w:tcW w:type="dxa" w:w="1500"/>
+            <w:tcBorders>
+              <w:top w:val="single" w:color="D0D8E4" w:sz="4"/>
+              <w:left w:val="single" w:color="D0D8E4" w:sz="4"/>
+              <w:bottom w:val="single" w:color="D0D8E4" w:sz="4"/>
+              <w:right w:val="single" w:color="D0D8E4" w:sz="4"/>
+            </w:tcBorders>
+            <w:shd w:fill="F0F4F8" w:color="auto" w:val="clear"/>
+            <w:tcMar>
+              <w:top w:type="dxa" w:w="50"/>
+              <w:left w:type="dxa" w:w="80"/>
+              <w:bottom w:type="dxa" w:w="50"/>
+              <w:right w:type="dxa" w:w="60"/>
+            </w:tcMar>
+          </w:tcPr>
+          <w:p>
+            <w:r>
+              <w:rPr>
+                <w:rFonts w:ascii="Calibri" w:cs="Calibri" w:eastAsia="Calibri" w:hAnsi="Calibri"/>
+                <w:sz w:val="20"/>
+                <w:szCs w:val="20"/>
+              </w:rPr>
+              <w:t xml:space="preserve"> </w:t>
+            </w:r>
+          </w:p>
+        </w:tc>
+        <w:tc>
+          <w:tcPr>
+            <w:tcW w:type="dxa" w:w="1300"/>
+            <w:tcBorders>
+              <w:top w:val="single" w:color="D0D8E4" w:sz="4"/>
+              <w:left w:val="single" w:color="D0D8E4" w:sz="4"/>
+              <w:bottom w:val="single" w:color="D0D8E4" w:sz="4"/>
+              <w:right w:val="single" w:color="D0D8E4" w:sz="4"/>
+            </w:tcBorders>
+            <w:shd w:fill="F0F4F8" w:color="auto" w:val="clear"/>
+            <w:tcMar>
+              <w:top w:type="dxa" w:w="50"/>
+              <w:left w:type="dxa" w:w="60"/>
+              <w:bottom w:type="dxa" w:w="50"/>
+              <w:right w:type="dxa" w:w="60"/>
+            </w:tcMar>
+          </w:tcPr>
+          <w:p>
+            <w:pPr>
+              <w:jc w:val="center"/>
+            </w:pPr>
+            <w:r>
+              <w:rPr>
+                <w:rFonts w:ascii="Calibri" w:cs="Calibri" w:eastAsia="Calibri" w:hAnsi="Calibri"/>
+                <w:sz w:val="20"/>
+                <w:szCs w:val="20"/>
+              </w:rPr>
+              <w:t xml:space="preserve"> </w:t>
+            </w:r>
+          </w:p>
+        </w:tc>
+        <w:tc>
+          <w:tcPr>
+            <w:tcW w:type="dxa" w:w="1766"/>
+            <w:tcBorders>
+              <w:top w:val="single" w:color="D0D8E4" w:sz="4"/>
+              <w:left w:val="single" w:color="D0D8E4" w:sz="4"/>
+              <w:bottom w:val="single" w:color="D0D8E4" w:sz="4"/>
+              <w:right w:val="single" w:color="D0D8E4" w:sz="4"/>
+            </w:tcBorders>
+            <w:shd w:fill="F0F4F8" w:color="auto" w:val="clear"/>
+            <w:tcMar>
+              <w:top w:type="dxa" w:w="50"/>
+              <w:left w:type="dxa" w:w="80"/>
+              <w:bottom w:type="dxa" w:w="50"/>
+              <w:right w:type="dxa" w:w="60"/>
+            </w:tcMar>
+          </w:tcPr>
+          <w:p>
+            <w:r>
+              <w:rPr>
+                <w:rFonts w:ascii="Calibri" w:cs="Calibri" w:eastAsia="Calibri" w:hAnsi="Calibri"/>
+                <w:sz w:val="20"/>
+                <w:szCs w:val="20"/>
+              </w:rPr>
+              <w:t xml:space="preserve"> </w:t>
+            </w:r>
+          </w:p>
+        </w:tc>
+      </w:tr>
+      <w:tr>
+        <w:tc>
+          <w:tcPr>
+            <w:tcW w:type="dxa" w:w="660"/>
+            <w:tcBorders>
+              <w:top w:val="single" w:color="D0D8E4" w:sz="4"/>
+              <w:left w:val="single" w:color="D0D8E4" w:sz="4"/>
+              <w:bottom w:val="single" w:color="D0D8E4" w:sz="4"/>
+              <w:right w:val="single" w:color="D0D8E4" w:sz="4"/>
+            </w:tcBorders>
+            <w:shd w:fill="FFFFFF" w:color="auto" w:val="clear"/>
+            <w:tcMar>
+              <w:top w:type="dxa" w:w="50"/>
+              <w:left w:type="dxa" w:w="60"/>
+              <w:bottom w:type="dxa" w:w="50"/>
+              <w:right w:type="dxa" w:w="60"/>
+            </w:tcMar>
+          </w:tcPr>
+          <w:p>
+            <w:pPr>
+              <w:jc w:val="center"/>
+            </w:pPr>
+            <w:r>
+              <w:rPr>
+                <w:rFonts w:ascii="Calibri" w:cs="Calibri" w:eastAsia="Calibri" w:hAnsi="Calibri"/>
+                <w:sz w:val="20"/>
+                <w:szCs w:val="20"/>
+              </w:rPr>
+              <w:t xml:space="preserve"> </w:t>
+            </w:r>
+          </w:p>
+        </w:tc>
+        <w:tc>
+          <w:tcPr>
+            <w:tcW w:type="dxa" w:w="1100"/>
+            <w:tcBorders>
+              <w:top w:val="single" w:color="D0D8E4" w:sz="4"/>
+              <w:left w:val="single" w:color="D0D8E4" w:sz="4"/>
+              <w:bottom w:val="single" w:color="D0D8E4" w:sz="4"/>
+              <w:right w:val="single" w:color="D0D8E4" w:sz="4"/>
+            </w:tcBorders>
+            <w:shd w:fill="FFFFFF" w:color="auto" w:val="clear"/>
+            <w:tcMar>
+              <w:top w:type="dxa" w:w="50"/>
+              <w:left w:type="dxa" w:w="60"/>
+              <w:bottom w:type="dxa" w:w="50"/>
+              <w:right w:type="dxa" w:w="60"/>
+            </w:tcMar>
+          </w:tcPr>
+          <w:p>
+            <w:pPr>
+              <w:jc w:val="center"/>
+            </w:pPr>
+            <w:r>
+              <w:rPr>
+                <w:rFonts w:ascii="Calibri" w:cs="Calibri" w:eastAsia="Calibri" w:hAnsi="Calibri"/>
+                <w:sz w:val="20"/>
+                <w:szCs w:val="20"/>
+              </w:rPr>
+              <w:t xml:space="preserve"> </w:t>
+            </w:r>
+          </w:p>
+        </w:tc>
+        <w:tc>
+          <w:tcPr>
+            <w:tcW w:type="dxa" w:w="4300"/>
+            <w:tcBorders>
+              <w:top w:val="single" w:color="D0D8E4" w:sz="4"/>
+              <w:left w:val="single" w:color="D0D8E4" w:sz="4"/>
+              <w:bottom w:val="single" w:color="D0D8E4" w:sz="4"/>
+              <w:right w:val="single" w:color="D0D8E4" w:sz="4"/>
+            </w:tcBorders>
+            <w:shd w:fill="FFFFFF" w:color="auto" w:val="clear"/>
+            <w:tcMar>
+              <w:top w:type="dxa" w:w="50"/>
+              <w:left w:type="dxa" w:w="100"/>
+              <w:bottom w:type="dxa" w:w="50"/>
+              <w:right w:type="dxa" w:w="60"/>
+            </w:tcMar>
+          </w:tcPr>
+          <w:p>
+            <w:r>
+              <w:rPr>
+                <w:rFonts w:ascii="Calibri" w:cs="Calibri" w:eastAsia="Calibri" w:hAnsi="Calibri"/>
+                <w:sz w:val="20"/>
+                <w:szCs w:val="20"/>
+              </w:rPr>
+              <w:t xml:space="preserve"> </w:t>
+            </w:r>
+          </w:p>
+        </w:tc>
+        <w:tc>
+          <w:tcPr>
+            <w:tcW w:type="dxa" w:w="1500"/>
+            <w:tcBorders>
+              <w:top w:val="single" w:color="D0D8E4" w:sz="4"/>
+              <w:left w:val="single" w:color="D0D8E4" w:sz="4"/>
+              <w:bottom w:val="single" w:color="D0D8E4" w:sz="4"/>
+              <w:right w:val="single" w:color="D0D8E4" w:sz="4"/>
+            </w:tcBorders>
+            <w:shd w:fill="FFFFFF" w:color="auto" w:val="clear"/>
+            <w:tcMar>
+              <w:top w:type="dxa" w:w="50"/>
+              <w:left w:type="dxa" w:w="80"/>
+              <w:bottom w:type="dxa" w:w="50"/>
+              <w:right w:type="dxa" w:w="60"/>
+            </w:tcMar>
+          </w:tcPr>
+          <w:p>
+            <w:r>
+              <w:rPr>
+                <w:rFonts w:ascii="Calibri" w:cs="Calibri" w:eastAsia="Calibri" w:hAnsi="Calibri"/>
+                <w:sz w:val="20"/>
+                <w:szCs w:val="20"/>
+              </w:rPr>
+              <w:t xml:space="preserve"> </w:t>
+            </w:r>
+          </w:p>
+        </w:tc>
+        <w:tc>
+          <w:tcPr>
+            <w:tcW w:type="dxa" w:w="1300"/>
+            <w:tcBorders>
+              <w:top w:val="single" w:color="D0D8E4" w:sz="4"/>
+              <w:left w:val="single" w:color="D0D8E4" w:sz="4"/>
+              <w:bottom w:val="single" w:color="D0D8E4" w:sz="4"/>
+              <w:right w:val="single" w:color="D0D8E4" w:sz="4"/>
+            </w:tcBorders>
+            <w:shd w:fill="FFFFFF" w:color="auto" w:val="clear"/>
+            <w:tcMar>
+              <w:top w:type="dxa" w:w="50"/>
+              <w:left w:type="dxa" w:w="60"/>
+              <w:bottom w:type="dxa" w:w="50"/>
+              <w:right w:type="dxa" w:w="60"/>
+            </w:tcMar>
+          </w:tcPr>
+          <w:p>
+            <w:pPr>
+              <w:jc w:val="center"/>
+            </w:pPr>
+            <w:r>
+              <w:rPr>
+                <w:rFonts w:ascii="Calibri" w:cs="Calibri" w:eastAsia="Calibri" w:hAnsi="Calibri"/>
+                <w:sz w:val="20"/>
+                <w:szCs w:val="20"/>
+              </w:rPr>
+              <w:t xml:space="preserve"> </w:t>
+            </w:r>
+          </w:p>
+        </w:tc>
+        <w:tc>
+          <w:tcPr>
+            <w:tcW w:type="dxa" w:w="1766"/>
+            <w:tcBorders>
+              <w:top w:val="single" w:color="D0D8E4" w:sz="4"/>
+              <w:left w:val="single" w:color="D0D8E4" w:sz="4"/>
+              <w:bottom w:val="single" w:color="D0D8E4" w:sz="4"/>
+              <w:right w:val="single" w:color="D0D8E4" w:sz="4"/>
+            </w:tcBorders>
+            <w:shd w:fill="FFFFFF" w:color="auto" w:val="clear"/>
+            <w:tcMar>
+              <w:top w:type="dxa" w:w="50"/>
+              <w:left w:type="dxa" w:w="80"/>
+              <w:bottom w:type="dxa" w:w="50"/>
+              <w:right w:type="dxa" w:w="60"/>
+            </w:tcMar>
+          </w:tcPr>
+          <w:p>
+            <w:r>
+              <w:rPr>
+                <w:rFonts w:ascii="Calibri" w:cs="Calibri" w:eastAsia="Calibri" w:hAnsi="Calibri"/>
+                <w:sz w:val="20"/>
+                <w:szCs w:val="20"/>
+              </w:rPr>
+              <w:t xml:space="preserve"> </w:t>
+            </w:r>
+          </w:p>
+        </w:tc>
+      </w:tr>
+      <w:tr>
+        <w:tc>
+          <w:tcPr>
+            <w:tcW w:type="dxa" w:w="660"/>
+            <w:tcBorders>
+              <w:top w:val="single" w:color="D0D8E4" w:sz="4"/>
+              <w:left w:val="single" w:color="D0D8E4" w:sz="4"/>
+              <w:bottom w:val="single" w:color="D0D8E4" w:sz="4"/>
+              <w:right w:val="single" w:color="D0D8E4" w:sz="4"/>
+            </w:tcBorders>
+            <w:shd w:fill="F0F4F8" w:color="auto" w:val="clear"/>
+            <w:tcMar>
+              <w:top w:type="dxa" w:w="50"/>
+              <w:left w:type="dxa" w:w="60"/>
+              <w:bottom w:type="dxa" w:w="50"/>
+              <w:right w:type="dxa" w:w="60"/>
+            </w:tcMar>
+          </w:tcPr>
+          <w:p>
+            <w:pPr>
+              <w:jc w:val="center"/>
+            </w:pPr>
+            <w:r>
+              <w:rPr>
+                <w:rFonts w:ascii="Calibri" w:cs="Calibri" w:eastAsia="Calibri" w:hAnsi="Calibri"/>
+                <w:sz w:val="20"/>
+                <w:szCs w:val="20"/>
+              </w:rPr>
+              <w:t xml:space="preserve"> </w:t>
+            </w:r>
+          </w:p>
+        </w:tc>
+        <w:tc>
+          <w:tcPr>
+            <w:tcW w:type="dxa" w:w="1100"/>
+            <w:tcBorders>
+              <w:top w:val="single" w:color="D0D8E4" w:sz="4"/>
+              <w:left w:val="single" w:color="D0D8E4" w:sz="4"/>
+              <w:bottom w:val="single" w:color="D0D8E4" w:sz="4"/>
+              <w:right w:val="single" w:color="D0D8E4" w:sz="4"/>
+            </w:tcBorders>
+            <w:shd w:fill="F0F4F8" w:color="auto" w:val="clear"/>
+            <w:tcMar>
+              <w:top w:type="dxa" w:w="50"/>
+              <w:left w:type="dxa" w:w="60"/>
+              <w:bottom w:type="dxa" w:w="50"/>
+              <w:right w:type="dxa" w:w="60"/>
+            </w:tcMar>
+          </w:tcPr>
+          <w:p>
+            <w:pPr>
+              <w:jc w:val="center"/>
+            </w:pPr>
+            <w:r>
+              <w:rPr>
+                <w:rFonts w:ascii="Calibri" w:cs="Calibri" w:eastAsia="Calibri" w:hAnsi="Calibri"/>
+                <w:sz w:val="20"/>
+                <w:szCs w:val="20"/>
+              </w:rPr>
+              <w:t xml:space="preserve"> </w:t>
+            </w:r>
+          </w:p>
+        </w:tc>
+        <w:tc>
+          <w:tcPr>
+            <w:tcW w:type="dxa" w:w="4300"/>
+            <w:tcBorders>
+              <w:top w:val="single" w:color="D0D8E4" w:sz="4"/>
+              <w:left w:val="single" w:color="D0D8E4" w:sz="4"/>
+              <w:bottom w:val="single" w:color="D0D8E4" w:sz="4"/>
+              <w:right w:val="single" w:color="D0D8E4" w:sz="4"/>
+            </w:tcBorders>
+            <w:shd w:fill="F0F4F8" w:color="auto" w:val="clear"/>
+            <w:tcMar>
+              <w:top w:type="dxa" w:w="50"/>
+              <w:left w:type="dxa" w:w="100"/>
+              <w:bottom w:type="dxa" w:w="50"/>
+              <w:right w:type="dxa" w:w="60"/>
+            </w:tcMar>
+          </w:tcPr>
+          <w:p>
+            <w:r>
+              <w:rPr>
+                <w:rFonts w:ascii="Calibri" w:cs="Calibri" w:eastAsia="Calibri" w:hAnsi="Calibri"/>
+                <w:sz w:val="20"/>
+                <w:szCs w:val="20"/>
+              </w:rPr>
+              <w:t xml:space="preserve"> </w:t>
+            </w:r>
+          </w:p>
+        </w:tc>
+        <w:tc>
+          <w:tcPr>
+            <w:tcW w:type="dxa" w:w="1500"/>
+            <w:tcBorders>
+              <w:top w:val="single" w:color="D0D8E4" w:sz="4"/>
+              <w:left w:val="single" w:color="D0D8E4" w:sz="4"/>
+              <w:bottom w:val="single" w:color="D0D8E4" w:sz="4"/>
+              <w:right w:val="single" w:color="D0D8E4" w:sz="4"/>
+            </w:tcBorders>
+            <w:shd w:fill="F0F4F8" w:color="auto" w:val="clear"/>
+            <w:tcMar>
+              <w:top w:type="dxa" w:w="50"/>
+              <w:left w:type="dxa" w:w="80"/>
+              <w:bottom w:type="dxa" w:w="50"/>
+              <w:right w:type="dxa" w:w="60"/>
+            </w:tcMar>
+          </w:tcPr>
+          <w:p>
+            <w:r>
+              <w:rPr>
+                <w:rFonts w:ascii="Calibri" w:cs="Calibri" w:eastAsia="Calibri" w:hAnsi="Calibri"/>
+                <w:sz w:val="20"/>
+                <w:szCs w:val="20"/>
+              </w:rPr>
+              <w:t xml:space="preserve"> </w:t>
+            </w:r>
+          </w:p>
+        </w:tc>
+        <w:tc>
+          <w:tcPr>
+            <w:tcW w:type="dxa" w:w="1300"/>
+            <w:tcBorders>
+              <w:top w:val="single" w:color="D0D8E4" w:sz="4"/>
+              <w:left w:val="single" w:color="D0D8E4" w:sz="4"/>
+              <w:bottom w:val="single" w:color="D0D8E4" w:sz="4"/>
+              <w:right w:val="single" w:color="D0D8E4" w:sz="4"/>
+            </w:tcBorders>
+            <w:shd w:fill="F0F4F8" w:color="auto" w:val="clear"/>
+            <w:tcMar>
+              <w:top w:type="dxa" w:w="50"/>
+              <w:left w:type="dxa" w:w="60"/>
+              <w:bottom w:type="dxa" w:w="50"/>
+              <w:right w:type="dxa" w:w="60"/>
+            </w:tcMar>
+          </w:tcPr>
+          <w:p>
+            <w:pPr>
+              <w:jc w:val="center"/>
+            </w:pPr>
+            <w:r>
+              <w:rPr>
+                <w:rFonts w:ascii="Calibri" w:cs="Calibri" w:eastAsia="Calibri" w:hAnsi="Calibri"/>
+                <w:sz w:val="20"/>
+                <w:szCs w:val="20"/>
+              </w:rPr>
+              <w:t xml:space="preserve"> </w:t>
+            </w:r>
+          </w:p>
+        </w:tc>
+        <w:tc>
+          <w:tcPr>
+            <w:tcW w:type="dxa" w:w="1766"/>
+            <w:tcBorders>
+              <w:top w:val="single" w:color="D0D8E4" w:sz="4"/>
+              <w:left w:val="single" w:color="D0D8E4" w:sz="4"/>
+              <w:bottom w:val="single" w:color="D0D8E4" w:sz="4"/>
+              <w:right w:val="single" w:color="D0D8E4" w:sz="4"/>
+            </w:tcBorders>
+            <w:shd w:fill="F0F4F8" w:color="auto" w:val="clear"/>
+            <w:tcMar>
+              <w:top w:type="dxa" w:w="50"/>
+              <w:left w:type="dxa" w:w="80"/>
+              <w:bottom w:type="dxa" w:w="50"/>
+              <w:right w:type="dxa" w:w="60"/>
+            </w:tcMar>
+          </w:tcPr>
+          <w:p>
+            <w:r>
+              <w:rPr>
+                <w:rFonts w:ascii="Calibri" w:cs="Calibri" w:eastAsia="Calibri" w:hAnsi="Calibri"/>
+                <w:sz w:val="20"/>
+                <w:szCs w:val="20"/>
+              </w:rPr>
+              <w:t xml:space="preserve"> </w:t>
+            </w:r>
+          </w:p>
+        </w:tc>
+      </w:tr>
+    </w:tbl>
+    <w:p>
+      <w:pPr>
+        <w:spacing w:after="200" w:before="0"/>
+      </w:pPr>
+    </w:p>
+    <w:tbl>
+      <w:tblPr>
+        <w:tblW w:type="dxa" w:w="10626"/>
+        <w:tblBorders>
+          <w:top w:val="none" w:color="auto" w:sz="0"/>
+          <w:left w:val="none" w:color="auto" w:sz="0"/>
+          <w:bottom w:val="none" w:color="auto" w:sz="0"/>
+          <w:right w:val="none" w:color="auto" w:sz="0"/>
+          <w:insideH w:val="single" w:color="auto" w:sz="4"/>
+          <w:insideV w:val="single" w:color="auto" w:sz="4"/>
+        </w:tblBorders>
+      </w:tblPr>
+      <w:tblGrid>
+        <w:gridCol w:w="10626"/>
+      </w:tblGrid>
+      <w:tr>
+        <w:tc>
+          <w:tcPr>
+            <w:tcW w:type="dxa" w:w="10626"/>
+            <w:shd w:fill="1F3964" w:color="auto" w:val="clear"/>
+            <w:tcMar>
+              <w:top w:type="dxa" w:w="80"/>
+              <w:left w:type="dxa" w:w="240"/>
+              <w:bottom w:type="dxa" w:w="80"/>
+              <w:right w:type="dxa" w:w="240"/>
+            </w:tcMar>
+          </w:tcPr>
+          <w:p>
+            <w:pPr>
+              <w:jc w:val="center"/>
+            </w:pPr>
+            <w:r>
+              <w:rPr>
+                <w:rFonts w:ascii="Calibri" w:cs="Calibri" w:eastAsia="Calibri" w:hAnsi="Calibri"/>
+                <w:i/>
+                <w:iCs/>
+                <w:color w:val="AABBCC"/>
+                <w:sz w:val="17"/>
+                <w:szCs w:val="17"/>
+              </w:rPr>
+              <w:t xml:space="preserve">Top 3 from this register → Page 3  ·  </w:t>
+            </w:r>
+            <w:r>
+              <w:rPr>
+                <w:rFonts w:ascii="Calibri" w:cs="Calibri" w:eastAsia="Calibri" w:hAnsi="Calibri"/>
+                <w:b/>
+                <w:bCs/>
+                <w:color w:val="FFC000"/>
+                <w:sz w:val="17"/>
+                <w:szCs w:val="17"/>
+              </w:rPr>
+              <w:t xml:space="preserve">Day 3+ carries must appear in Section C</w:t>
             </w:r>
           </w:p>
         </w:tc>

--- a/Daily-Production-Sheet.docx
+++ b/Daily-Production-Sheet.docx
@@ -4120,7 +4120,7 @@
                 <w:sz w:val="40"/>
                 <w:szCs w:val="40"/>
               </w:rPr>
-              <w:t xml:space="preserve">Tomorrow's Team Plan</w:t>
+              <w:t xml:space="preserve">Tomorrow's Priorities</w:t>
             </w:r>
           </w:p>
           <w:p>
@@ -4134,14 +4134,14 @@
                 <w:sz w:val="17"/>
                 <w:szCs w:val="17"/>
               </w:rPr>
-              <w:t xml:space="preserve">Complete at end of today  ·  Ready for tomorrow's start</w:t>
+              <w:t xml:space="preserve">Complete at end of today  ·  Execute tomorrow</w:t>
             </w:r>
           </w:p>
         </w:tc>
         <w:tc>
           <w:tcPr>
             <w:tcW w:type="dxa" w:w="2800"/>
-            <w:shd w:fill="2E74B5" w:color="auto" w:val="clear"/>
+            <w:shd w:fill="4B2D8B" w:color="auto" w:val="clear"/>
             <w:tcMar>
               <w:top w:type="dxa" w:w="100"/>
               <w:left w:type="dxa" w:w="160"/>
@@ -4178,7 +4178,7 @@
                 <w:sz w:val="14"/>
                 <w:szCs w:val="14"/>
               </w:rPr>
-              <w:t xml:space="preserve">Team &amp; Roster</w:t>
+              <w:t xml:space="preserve">Plan to Succeed</w:t>
             </w:r>
           </w:p>
         </w:tc>
@@ -5067,3863 +5067,6 @@
     </w:tbl>
     <w:p>
       <w:pPr>
-        <w:spacing w:after="200" w:before="0"/>
-      </w:pPr>
-    </w:p>
-    <w:tbl>
-      <w:tblPr>
-        <w:tblW w:type="dxa" w:w="10626"/>
-        <w:tblBorders>
-          <w:top w:val="none" w:color="auto" w:sz="0"/>
-          <w:left w:val="none" w:color="auto" w:sz="0"/>
-          <w:bottom w:val="none" w:color="auto" w:sz="0"/>
-          <w:right w:val="none" w:color="auto" w:sz="0"/>
-          <w:insideH w:val="single" w:color="auto" w:sz="4"/>
-          <w:insideV w:val="single" w:color="auto" w:sz="4"/>
-        </w:tblBorders>
-      </w:tblPr>
-      <w:tblGrid>
-        <w:gridCol w:w="10626"/>
-      </w:tblGrid>
-      <w:tr>
-        <w:tc>
-          <w:tcPr>
-            <w:tcW w:type="dxa" w:w="10626"/>
-            <w:shd w:fill="1F3964" w:color="auto" w:val="clear"/>
-            <w:tcMar>
-              <w:top w:type="dxa" w:w="60"/>
-              <w:left w:type="dxa" w:w="160"/>
-              <w:bottom w:type="dxa" w:w="60"/>
-              <w:right w:type="dxa" w:w="160"/>
-            </w:tcMar>
-          </w:tcPr>
-          <w:p>
-            <w:r>
-              <w:rPr>
-                <w:rFonts w:ascii="Calibri" w:cs="Calibri" w:eastAsia="Calibri" w:hAnsi="Calibri"/>
-                <w:b/>
-                <w:bCs/>
-                <w:color w:val="FFFFFF"/>
-                <w:sz w:val="20"/>
-                <w:szCs w:val="20"/>
-              </w:rPr>
-              <w:t xml:space="preserve">A  —  TEAM ROSTER  (assign every person before you leave)</w:t>
-            </w:r>
-          </w:p>
-        </w:tc>
-      </w:tr>
-    </w:tbl>
-    <w:p>
-      <w:pPr>
-        <w:spacing w:after="120" w:before="0"/>
-      </w:pPr>
-    </w:p>
-    <w:tbl>
-      <w:tblPr>
-        <w:tblW w:type="dxa" w:w="10626"/>
-        <w:tblBorders>
-          <w:top w:val="single" w:color="auto" w:sz="4"/>
-          <w:left w:val="single" w:color="auto" w:sz="4"/>
-          <w:bottom w:val="single" w:color="auto" w:sz="4"/>
-          <w:right w:val="single" w:color="auto" w:sz="4"/>
-          <w:insideH w:val="single" w:color="auto" w:sz="4"/>
-          <w:insideV w:val="single" w:color="auto" w:sz="4"/>
-        </w:tblBorders>
-      </w:tblPr>
-      <w:tblGrid>
-        <w:gridCol w:w="3200"/>
-        <w:gridCol w:w="2000"/>
-        <w:gridCol w:w="3400"/>
-        <w:gridCol w:w="2026"/>
-      </w:tblGrid>
-      <w:tr>
-        <w:tc>
-          <w:tcPr>
-            <w:tcW w:type="dxa" w:w="3200"/>
-            <w:tcBorders>
-              <w:top w:val="single" w:color="1F3964" w:sz="4"/>
-              <w:left w:val="single" w:color="1F3964" w:sz="4"/>
-              <w:bottom w:val="single" w:color="1F3964" w:sz="4"/>
-              <w:right w:val="single" w:color="1F3964" w:sz="4"/>
-            </w:tcBorders>
-            <w:shd w:fill="1F3964" w:color="auto" w:val="clear"/>
-            <w:tcMar>
-              <w:top w:type="dxa" w:w="70"/>
-              <w:left w:type="dxa" w:w="120"/>
-              <w:bottom w:type="dxa" w:w="70"/>
-              <w:right w:type="dxa" w:w="60"/>
-            </w:tcMar>
-          </w:tcPr>
-          <w:p>
-            <w:r>
-              <w:rPr>
-                <w:rFonts w:ascii="Calibri" w:cs="Calibri" w:eastAsia="Calibri" w:hAnsi="Calibri"/>
-                <w:b/>
-                <w:bCs/>
-                <w:color w:val="FFFFFF"/>
-                <w:sz w:val="18"/>
-                <w:szCs w:val="18"/>
-              </w:rPr>
-              <w:t xml:space="preserve">Name</w:t>
-            </w:r>
-          </w:p>
-        </w:tc>
-        <w:tc>
-          <w:tcPr>
-            <w:tcW w:type="dxa" w:w="2000"/>
-            <w:tcBorders>
-              <w:top w:val="single" w:color="1F3964" w:sz="4"/>
-              <w:left w:val="single" w:color="1F3964" w:sz="4"/>
-              <w:bottom w:val="single" w:color="1F3964" w:sz="4"/>
-              <w:right w:val="single" w:color="1F3964" w:sz="4"/>
-            </w:tcBorders>
-            <w:shd w:fill="1F3964" w:color="auto" w:val="clear"/>
-            <w:tcMar>
-              <w:top w:type="dxa" w:w="70"/>
-              <w:left w:type="dxa" w:w="120"/>
-              <w:bottom w:type="dxa" w:w="70"/>
-              <w:right w:type="dxa" w:w="60"/>
-            </w:tcMar>
-          </w:tcPr>
-          <w:p>
-            <w:r>
-              <w:rPr>
-                <w:rFonts w:ascii="Calibri" w:cs="Calibri" w:eastAsia="Calibri" w:hAnsi="Calibri"/>
-                <w:b/>
-                <w:bCs/>
-                <w:color w:val="FFFFFF"/>
-                <w:sz w:val="18"/>
-                <w:szCs w:val="18"/>
-              </w:rPr>
-              <w:t xml:space="preserve">Trade / Role</w:t>
-            </w:r>
-          </w:p>
-        </w:tc>
-        <w:tc>
-          <w:tcPr>
-            <w:tcW w:type="dxa" w:w="3400"/>
-            <w:tcBorders>
-              <w:top w:val="single" w:color="1F3964" w:sz="4"/>
-              <w:left w:val="single" w:color="1F3964" w:sz="4"/>
-              <w:bottom w:val="single" w:color="1F3964" w:sz="4"/>
-              <w:right w:val="single" w:color="1F3964" w:sz="4"/>
-            </w:tcBorders>
-            <w:shd w:fill="1F3964" w:color="auto" w:val="clear"/>
-            <w:tcMar>
-              <w:top w:type="dxa" w:w="70"/>
-              <w:left w:type="dxa" w:w="120"/>
-              <w:bottom w:type="dxa" w:w="70"/>
-              <w:right w:type="dxa" w:w="60"/>
-            </w:tcMar>
-          </w:tcPr>
-          <w:p>
-            <w:r>
-              <w:rPr>
-                <w:rFonts w:ascii="Calibri" w:cs="Calibri" w:eastAsia="Calibri" w:hAnsi="Calibri"/>
-                <w:b/>
-                <w:bCs/>
-                <w:color w:val="FFFFFF"/>
-                <w:sz w:val="18"/>
-                <w:szCs w:val="18"/>
-              </w:rPr>
-              <w:t xml:space="preserve">Assigned Job(s) for Tomorrow</w:t>
-            </w:r>
-          </w:p>
-        </w:tc>
-        <w:tc>
-          <w:tcPr>
-            <w:tcW w:type="dxa" w:w="2026"/>
-            <w:tcBorders>
-              <w:top w:val="single" w:color="1F3964" w:sz="4"/>
-              <w:left w:val="single" w:color="1F3964" w:sz="4"/>
-              <w:bottom w:val="single" w:color="1F3964" w:sz="4"/>
-              <w:right w:val="single" w:color="1F3964" w:sz="4"/>
-            </w:tcBorders>
-            <w:shd w:fill="1F3964" w:color="auto" w:val="clear"/>
-            <w:tcMar>
-              <w:top w:type="dxa" w:w="70"/>
-              <w:left w:type="dxa" w:w="120"/>
-              <w:bottom w:type="dxa" w:w="70"/>
-              <w:right w:type="dxa" w:w="60"/>
-            </w:tcMar>
-          </w:tcPr>
-          <w:p>
-            <w:r>
-              <w:rPr>
-                <w:rFonts w:ascii="Calibri" w:cs="Calibri" w:eastAsia="Calibri" w:hAnsi="Calibri"/>
-                <w:b/>
-                <w:bCs/>
-                <w:color w:val="FFFFFF"/>
-                <w:sz w:val="18"/>
-                <w:szCs w:val="18"/>
-              </w:rPr>
-              <w:t xml:space="preserve">Notes</w:t>
-            </w:r>
-          </w:p>
-        </w:tc>
-      </w:tr>
-      <w:tr>
-        <w:tc>
-          <w:tcPr>
-            <w:tcW w:type="dxa" w:w="3200"/>
-            <w:tcBorders>
-              <w:top w:val="single" w:color="D0D8E4" w:sz="4"/>
-              <w:left w:val="single" w:color="D0D8E4" w:sz="4"/>
-              <w:bottom w:val="single" w:color="D0D8E4" w:sz="4"/>
-              <w:right w:val="single" w:color="D0D8E4" w:sz="4"/>
-            </w:tcBorders>
-            <w:shd w:fill="FFFFFF" w:color="auto" w:val="clear"/>
-            <w:tcMar>
-              <w:top w:type="dxa" w:w="50"/>
-              <w:left w:type="dxa" w:w="120"/>
-              <w:bottom w:type="dxa" w:w="50"/>
-              <w:right w:type="dxa" w:w="60"/>
-            </w:tcMar>
-          </w:tcPr>
-          <w:p>
-            <w:r>
-              <w:rPr>
-                <w:rFonts w:ascii="Calibri" w:cs="Calibri" w:eastAsia="Calibri" w:hAnsi="Calibri"/>
-                <w:color w:val="7F7F7F"/>
-                <w:sz w:val="20"/>
-                <w:szCs w:val="20"/>
-              </w:rPr>
-              <w:t xml:space="preserve">1.  </w:t>
-            </w:r>
-          </w:p>
-        </w:tc>
-        <w:tc>
-          <w:tcPr>
-            <w:tcW w:type="dxa" w:w="2000"/>
-            <w:tcBorders>
-              <w:top w:val="single" w:color="D0D8E4" w:sz="4"/>
-              <w:left w:val="single" w:color="D0D8E4" w:sz="4"/>
-              <w:bottom w:val="single" w:color="D0D8E4" w:sz="4"/>
-              <w:right w:val="single" w:color="D0D8E4" w:sz="4"/>
-            </w:tcBorders>
-            <w:shd w:fill="FFFFFF" w:color="auto" w:val="clear"/>
-            <w:tcMar>
-              <w:top w:type="dxa" w:w="50"/>
-              <w:left w:type="dxa" w:w="120"/>
-              <w:bottom w:type="dxa" w:w="50"/>
-              <w:right w:type="dxa" w:w="60"/>
-            </w:tcMar>
-          </w:tcPr>
-          <w:p>
-            <w:r>
-              <w:rPr>
-                <w:rFonts w:ascii="Calibri" w:cs="Calibri" w:eastAsia="Calibri" w:hAnsi="Calibri"/>
-                <w:sz w:val="20"/>
-                <w:szCs w:val="20"/>
-              </w:rPr>
-              <w:t xml:space="preserve"> </w:t>
-            </w:r>
-          </w:p>
-        </w:tc>
-        <w:tc>
-          <w:tcPr>
-            <w:tcW w:type="dxa" w:w="3400"/>
-            <w:tcBorders>
-              <w:top w:val="single" w:color="D0D8E4" w:sz="4"/>
-              <w:left w:val="single" w:color="D0D8E4" w:sz="4"/>
-              <w:bottom w:val="single" w:color="D0D8E4" w:sz="4"/>
-              <w:right w:val="single" w:color="D0D8E4" w:sz="4"/>
-            </w:tcBorders>
-            <w:shd w:fill="FFFFFF" w:color="auto" w:val="clear"/>
-            <w:tcMar>
-              <w:top w:type="dxa" w:w="50"/>
-              <w:left w:type="dxa" w:w="120"/>
-              <w:bottom w:type="dxa" w:w="50"/>
-              <w:right w:type="dxa" w:w="60"/>
-            </w:tcMar>
-          </w:tcPr>
-          <w:p>
-            <w:r>
-              <w:rPr>
-                <w:rFonts w:ascii="Calibri" w:cs="Calibri" w:eastAsia="Calibri" w:hAnsi="Calibri"/>
-                <w:sz w:val="20"/>
-                <w:szCs w:val="20"/>
-              </w:rPr>
-              <w:t xml:space="preserve"> </w:t>
-            </w:r>
-          </w:p>
-        </w:tc>
-        <w:tc>
-          <w:tcPr>
-            <w:tcW w:type="dxa" w:w="2026"/>
-            <w:tcBorders>
-              <w:top w:val="single" w:color="D0D8E4" w:sz="4"/>
-              <w:left w:val="single" w:color="D0D8E4" w:sz="4"/>
-              <w:bottom w:val="single" w:color="D0D8E4" w:sz="4"/>
-              <w:right w:val="single" w:color="D0D8E4" w:sz="4"/>
-            </w:tcBorders>
-            <w:shd w:fill="FFFFFF" w:color="auto" w:val="clear"/>
-            <w:tcMar>
-              <w:top w:type="dxa" w:w="50"/>
-              <w:left w:type="dxa" w:w="120"/>
-              <w:bottom w:type="dxa" w:w="50"/>
-              <w:right w:type="dxa" w:w="60"/>
-            </w:tcMar>
-          </w:tcPr>
-          <w:p>
-            <w:r>
-              <w:rPr>
-                <w:rFonts w:ascii="Calibri" w:cs="Calibri" w:eastAsia="Calibri" w:hAnsi="Calibri"/>
-                <w:sz w:val="20"/>
-                <w:szCs w:val="20"/>
-              </w:rPr>
-              <w:t xml:space="preserve"> </w:t>
-            </w:r>
-          </w:p>
-        </w:tc>
-      </w:tr>
-      <w:tr>
-        <w:tc>
-          <w:tcPr>
-            <w:tcW w:type="dxa" w:w="3200"/>
-            <w:tcBorders>
-              <w:top w:val="single" w:color="D0D8E4" w:sz="4"/>
-              <w:left w:val="single" w:color="D0D8E4" w:sz="4"/>
-              <w:bottom w:val="single" w:color="D0D8E4" w:sz="4"/>
-              <w:right w:val="single" w:color="D0D8E4" w:sz="4"/>
-            </w:tcBorders>
-            <w:shd w:fill="F0F4F8" w:color="auto" w:val="clear"/>
-            <w:tcMar>
-              <w:top w:type="dxa" w:w="50"/>
-              <w:left w:type="dxa" w:w="120"/>
-              <w:bottom w:type="dxa" w:w="50"/>
-              <w:right w:type="dxa" w:w="60"/>
-            </w:tcMar>
-          </w:tcPr>
-          <w:p>
-            <w:r>
-              <w:rPr>
-                <w:rFonts w:ascii="Calibri" w:cs="Calibri" w:eastAsia="Calibri" w:hAnsi="Calibri"/>
-                <w:color w:val="7F7F7F"/>
-                <w:sz w:val="20"/>
-                <w:szCs w:val="20"/>
-              </w:rPr>
-              <w:t xml:space="preserve">2.  </w:t>
-            </w:r>
-          </w:p>
-        </w:tc>
-        <w:tc>
-          <w:tcPr>
-            <w:tcW w:type="dxa" w:w="2000"/>
-            <w:tcBorders>
-              <w:top w:val="single" w:color="D0D8E4" w:sz="4"/>
-              <w:left w:val="single" w:color="D0D8E4" w:sz="4"/>
-              <w:bottom w:val="single" w:color="D0D8E4" w:sz="4"/>
-              <w:right w:val="single" w:color="D0D8E4" w:sz="4"/>
-            </w:tcBorders>
-            <w:shd w:fill="F0F4F8" w:color="auto" w:val="clear"/>
-            <w:tcMar>
-              <w:top w:type="dxa" w:w="50"/>
-              <w:left w:type="dxa" w:w="120"/>
-              <w:bottom w:type="dxa" w:w="50"/>
-              <w:right w:type="dxa" w:w="60"/>
-            </w:tcMar>
-          </w:tcPr>
-          <w:p>
-            <w:r>
-              <w:rPr>
-                <w:rFonts w:ascii="Calibri" w:cs="Calibri" w:eastAsia="Calibri" w:hAnsi="Calibri"/>
-                <w:sz w:val="20"/>
-                <w:szCs w:val="20"/>
-              </w:rPr>
-              <w:t xml:space="preserve"> </w:t>
-            </w:r>
-          </w:p>
-        </w:tc>
-        <w:tc>
-          <w:tcPr>
-            <w:tcW w:type="dxa" w:w="3400"/>
-            <w:tcBorders>
-              <w:top w:val="single" w:color="D0D8E4" w:sz="4"/>
-              <w:left w:val="single" w:color="D0D8E4" w:sz="4"/>
-              <w:bottom w:val="single" w:color="D0D8E4" w:sz="4"/>
-              <w:right w:val="single" w:color="D0D8E4" w:sz="4"/>
-            </w:tcBorders>
-            <w:shd w:fill="F0F4F8" w:color="auto" w:val="clear"/>
-            <w:tcMar>
-              <w:top w:type="dxa" w:w="50"/>
-              <w:left w:type="dxa" w:w="120"/>
-              <w:bottom w:type="dxa" w:w="50"/>
-              <w:right w:type="dxa" w:w="60"/>
-            </w:tcMar>
-          </w:tcPr>
-          <w:p>
-            <w:r>
-              <w:rPr>
-                <w:rFonts w:ascii="Calibri" w:cs="Calibri" w:eastAsia="Calibri" w:hAnsi="Calibri"/>
-                <w:sz w:val="20"/>
-                <w:szCs w:val="20"/>
-              </w:rPr>
-              <w:t xml:space="preserve"> </w:t>
-            </w:r>
-          </w:p>
-        </w:tc>
-        <w:tc>
-          <w:tcPr>
-            <w:tcW w:type="dxa" w:w="2026"/>
-            <w:tcBorders>
-              <w:top w:val="single" w:color="D0D8E4" w:sz="4"/>
-              <w:left w:val="single" w:color="D0D8E4" w:sz="4"/>
-              <w:bottom w:val="single" w:color="D0D8E4" w:sz="4"/>
-              <w:right w:val="single" w:color="D0D8E4" w:sz="4"/>
-            </w:tcBorders>
-            <w:shd w:fill="F0F4F8" w:color="auto" w:val="clear"/>
-            <w:tcMar>
-              <w:top w:type="dxa" w:w="50"/>
-              <w:left w:type="dxa" w:w="120"/>
-              <w:bottom w:type="dxa" w:w="50"/>
-              <w:right w:type="dxa" w:w="60"/>
-            </w:tcMar>
-          </w:tcPr>
-          <w:p>
-            <w:r>
-              <w:rPr>
-                <w:rFonts w:ascii="Calibri" w:cs="Calibri" w:eastAsia="Calibri" w:hAnsi="Calibri"/>
-                <w:sz w:val="20"/>
-                <w:szCs w:val="20"/>
-              </w:rPr>
-              <w:t xml:space="preserve"> </w:t>
-            </w:r>
-          </w:p>
-        </w:tc>
-      </w:tr>
-      <w:tr>
-        <w:tc>
-          <w:tcPr>
-            <w:tcW w:type="dxa" w:w="3200"/>
-            <w:tcBorders>
-              <w:top w:val="single" w:color="D0D8E4" w:sz="4"/>
-              <w:left w:val="single" w:color="D0D8E4" w:sz="4"/>
-              <w:bottom w:val="single" w:color="D0D8E4" w:sz="4"/>
-              <w:right w:val="single" w:color="D0D8E4" w:sz="4"/>
-            </w:tcBorders>
-            <w:shd w:fill="FFFFFF" w:color="auto" w:val="clear"/>
-            <w:tcMar>
-              <w:top w:type="dxa" w:w="50"/>
-              <w:left w:type="dxa" w:w="120"/>
-              <w:bottom w:type="dxa" w:w="50"/>
-              <w:right w:type="dxa" w:w="60"/>
-            </w:tcMar>
-          </w:tcPr>
-          <w:p>
-            <w:r>
-              <w:rPr>
-                <w:rFonts w:ascii="Calibri" w:cs="Calibri" w:eastAsia="Calibri" w:hAnsi="Calibri"/>
-                <w:color w:val="7F7F7F"/>
-                <w:sz w:val="20"/>
-                <w:szCs w:val="20"/>
-              </w:rPr>
-              <w:t xml:space="preserve">3.  </w:t>
-            </w:r>
-          </w:p>
-        </w:tc>
-        <w:tc>
-          <w:tcPr>
-            <w:tcW w:type="dxa" w:w="2000"/>
-            <w:tcBorders>
-              <w:top w:val="single" w:color="D0D8E4" w:sz="4"/>
-              <w:left w:val="single" w:color="D0D8E4" w:sz="4"/>
-              <w:bottom w:val="single" w:color="D0D8E4" w:sz="4"/>
-              <w:right w:val="single" w:color="D0D8E4" w:sz="4"/>
-            </w:tcBorders>
-            <w:shd w:fill="FFFFFF" w:color="auto" w:val="clear"/>
-            <w:tcMar>
-              <w:top w:type="dxa" w:w="50"/>
-              <w:left w:type="dxa" w:w="120"/>
-              <w:bottom w:type="dxa" w:w="50"/>
-              <w:right w:type="dxa" w:w="60"/>
-            </w:tcMar>
-          </w:tcPr>
-          <w:p>
-            <w:r>
-              <w:rPr>
-                <w:rFonts w:ascii="Calibri" w:cs="Calibri" w:eastAsia="Calibri" w:hAnsi="Calibri"/>
-                <w:sz w:val="20"/>
-                <w:szCs w:val="20"/>
-              </w:rPr>
-              <w:t xml:space="preserve"> </w:t>
-            </w:r>
-          </w:p>
-        </w:tc>
-        <w:tc>
-          <w:tcPr>
-            <w:tcW w:type="dxa" w:w="3400"/>
-            <w:tcBorders>
-              <w:top w:val="single" w:color="D0D8E4" w:sz="4"/>
-              <w:left w:val="single" w:color="D0D8E4" w:sz="4"/>
-              <w:bottom w:val="single" w:color="D0D8E4" w:sz="4"/>
-              <w:right w:val="single" w:color="D0D8E4" w:sz="4"/>
-            </w:tcBorders>
-            <w:shd w:fill="FFFFFF" w:color="auto" w:val="clear"/>
-            <w:tcMar>
-              <w:top w:type="dxa" w:w="50"/>
-              <w:left w:type="dxa" w:w="120"/>
-              <w:bottom w:type="dxa" w:w="50"/>
-              <w:right w:type="dxa" w:w="60"/>
-            </w:tcMar>
-          </w:tcPr>
-          <w:p>
-            <w:r>
-              <w:rPr>
-                <w:rFonts w:ascii="Calibri" w:cs="Calibri" w:eastAsia="Calibri" w:hAnsi="Calibri"/>
-                <w:sz w:val="20"/>
-                <w:szCs w:val="20"/>
-              </w:rPr>
-              <w:t xml:space="preserve"> </w:t>
-            </w:r>
-          </w:p>
-        </w:tc>
-        <w:tc>
-          <w:tcPr>
-            <w:tcW w:type="dxa" w:w="2026"/>
-            <w:tcBorders>
-              <w:top w:val="single" w:color="D0D8E4" w:sz="4"/>
-              <w:left w:val="single" w:color="D0D8E4" w:sz="4"/>
-              <w:bottom w:val="single" w:color="D0D8E4" w:sz="4"/>
-              <w:right w:val="single" w:color="D0D8E4" w:sz="4"/>
-            </w:tcBorders>
-            <w:shd w:fill="FFFFFF" w:color="auto" w:val="clear"/>
-            <w:tcMar>
-              <w:top w:type="dxa" w:w="50"/>
-              <w:left w:type="dxa" w:w="120"/>
-              <w:bottom w:type="dxa" w:w="50"/>
-              <w:right w:type="dxa" w:w="60"/>
-            </w:tcMar>
-          </w:tcPr>
-          <w:p>
-            <w:r>
-              <w:rPr>
-                <w:rFonts w:ascii="Calibri" w:cs="Calibri" w:eastAsia="Calibri" w:hAnsi="Calibri"/>
-                <w:sz w:val="20"/>
-                <w:szCs w:val="20"/>
-              </w:rPr>
-              <w:t xml:space="preserve"> </w:t>
-            </w:r>
-          </w:p>
-        </w:tc>
-      </w:tr>
-      <w:tr>
-        <w:tc>
-          <w:tcPr>
-            <w:tcW w:type="dxa" w:w="3200"/>
-            <w:tcBorders>
-              <w:top w:val="single" w:color="D0D8E4" w:sz="4"/>
-              <w:left w:val="single" w:color="D0D8E4" w:sz="4"/>
-              <w:bottom w:val="single" w:color="D0D8E4" w:sz="4"/>
-              <w:right w:val="single" w:color="D0D8E4" w:sz="4"/>
-            </w:tcBorders>
-            <w:shd w:fill="F0F4F8" w:color="auto" w:val="clear"/>
-            <w:tcMar>
-              <w:top w:type="dxa" w:w="50"/>
-              <w:left w:type="dxa" w:w="120"/>
-              <w:bottom w:type="dxa" w:w="50"/>
-              <w:right w:type="dxa" w:w="60"/>
-            </w:tcMar>
-          </w:tcPr>
-          <w:p>
-            <w:r>
-              <w:rPr>
-                <w:rFonts w:ascii="Calibri" w:cs="Calibri" w:eastAsia="Calibri" w:hAnsi="Calibri"/>
-                <w:color w:val="7F7F7F"/>
-                <w:sz w:val="20"/>
-                <w:szCs w:val="20"/>
-              </w:rPr>
-              <w:t xml:space="preserve">4.  </w:t>
-            </w:r>
-          </w:p>
-        </w:tc>
-        <w:tc>
-          <w:tcPr>
-            <w:tcW w:type="dxa" w:w="2000"/>
-            <w:tcBorders>
-              <w:top w:val="single" w:color="D0D8E4" w:sz="4"/>
-              <w:left w:val="single" w:color="D0D8E4" w:sz="4"/>
-              <w:bottom w:val="single" w:color="D0D8E4" w:sz="4"/>
-              <w:right w:val="single" w:color="D0D8E4" w:sz="4"/>
-            </w:tcBorders>
-            <w:shd w:fill="F0F4F8" w:color="auto" w:val="clear"/>
-            <w:tcMar>
-              <w:top w:type="dxa" w:w="50"/>
-              <w:left w:type="dxa" w:w="120"/>
-              <w:bottom w:type="dxa" w:w="50"/>
-              <w:right w:type="dxa" w:w="60"/>
-            </w:tcMar>
-          </w:tcPr>
-          <w:p>
-            <w:r>
-              <w:rPr>
-                <w:rFonts w:ascii="Calibri" w:cs="Calibri" w:eastAsia="Calibri" w:hAnsi="Calibri"/>
-                <w:sz w:val="20"/>
-                <w:szCs w:val="20"/>
-              </w:rPr>
-              <w:t xml:space="preserve"> </w:t>
-            </w:r>
-          </w:p>
-        </w:tc>
-        <w:tc>
-          <w:tcPr>
-            <w:tcW w:type="dxa" w:w="3400"/>
-            <w:tcBorders>
-              <w:top w:val="single" w:color="D0D8E4" w:sz="4"/>
-              <w:left w:val="single" w:color="D0D8E4" w:sz="4"/>
-              <w:bottom w:val="single" w:color="D0D8E4" w:sz="4"/>
-              <w:right w:val="single" w:color="D0D8E4" w:sz="4"/>
-            </w:tcBorders>
-            <w:shd w:fill="F0F4F8" w:color="auto" w:val="clear"/>
-            <w:tcMar>
-              <w:top w:type="dxa" w:w="50"/>
-              <w:left w:type="dxa" w:w="120"/>
-              <w:bottom w:type="dxa" w:w="50"/>
-              <w:right w:type="dxa" w:w="60"/>
-            </w:tcMar>
-          </w:tcPr>
-          <w:p>
-            <w:r>
-              <w:rPr>
-                <w:rFonts w:ascii="Calibri" w:cs="Calibri" w:eastAsia="Calibri" w:hAnsi="Calibri"/>
-                <w:sz w:val="20"/>
-                <w:szCs w:val="20"/>
-              </w:rPr>
-              <w:t xml:space="preserve"> </w:t>
-            </w:r>
-          </w:p>
-        </w:tc>
-        <w:tc>
-          <w:tcPr>
-            <w:tcW w:type="dxa" w:w="2026"/>
-            <w:tcBorders>
-              <w:top w:val="single" w:color="D0D8E4" w:sz="4"/>
-              <w:left w:val="single" w:color="D0D8E4" w:sz="4"/>
-              <w:bottom w:val="single" w:color="D0D8E4" w:sz="4"/>
-              <w:right w:val="single" w:color="D0D8E4" w:sz="4"/>
-            </w:tcBorders>
-            <w:shd w:fill="F0F4F8" w:color="auto" w:val="clear"/>
-            <w:tcMar>
-              <w:top w:type="dxa" w:w="50"/>
-              <w:left w:type="dxa" w:w="120"/>
-              <w:bottom w:type="dxa" w:w="50"/>
-              <w:right w:type="dxa" w:w="60"/>
-            </w:tcMar>
-          </w:tcPr>
-          <w:p>
-            <w:r>
-              <w:rPr>
-                <w:rFonts w:ascii="Calibri" w:cs="Calibri" w:eastAsia="Calibri" w:hAnsi="Calibri"/>
-                <w:sz w:val="20"/>
-                <w:szCs w:val="20"/>
-              </w:rPr>
-              <w:t xml:space="preserve"> </w:t>
-            </w:r>
-          </w:p>
-        </w:tc>
-      </w:tr>
-      <w:tr>
-        <w:tc>
-          <w:tcPr>
-            <w:tcW w:type="dxa" w:w="3200"/>
-            <w:tcBorders>
-              <w:top w:val="single" w:color="D0D8E4" w:sz="4"/>
-              <w:left w:val="single" w:color="D0D8E4" w:sz="4"/>
-              <w:bottom w:val="single" w:color="D0D8E4" w:sz="4"/>
-              <w:right w:val="single" w:color="D0D8E4" w:sz="4"/>
-            </w:tcBorders>
-            <w:shd w:fill="FFFFFF" w:color="auto" w:val="clear"/>
-            <w:tcMar>
-              <w:top w:type="dxa" w:w="50"/>
-              <w:left w:type="dxa" w:w="120"/>
-              <w:bottom w:type="dxa" w:w="50"/>
-              <w:right w:type="dxa" w:w="60"/>
-            </w:tcMar>
-          </w:tcPr>
-          <w:p>
-            <w:r>
-              <w:rPr>
-                <w:rFonts w:ascii="Calibri" w:cs="Calibri" w:eastAsia="Calibri" w:hAnsi="Calibri"/>
-                <w:color w:val="7F7F7F"/>
-                <w:sz w:val="20"/>
-                <w:szCs w:val="20"/>
-              </w:rPr>
-              <w:t xml:space="preserve">5.  </w:t>
-            </w:r>
-          </w:p>
-        </w:tc>
-        <w:tc>
-          <w:tcPr>
-            <w:tcW w:type="dxa" w:w="2000"/>
-            <w:tcBorders>
-              <w:top w:val="single" w:color="D0D8E4" w:sz="4"/>
-              <w:left w:val="single" w:color="D0D8E4" w:sz="4"/>
-              <w:bottom w:val="single" w:color="D0D8E4" w:sz="4"/>
-              <w:right w:val="single" w:color="D0D8E4" w:sz="4"/>
-            </w:tcBorders>
-            <w:shd w:fill="FFFFFF" w:color="auto" w:val="clear"/>
-            <w:tcMar>
-              <w:top w:type="dxa" w:w="50"/>
-              <w:left w:type="dxa" w:w="120"/>
-              <w:bottom w:type="dxa" w:w="50"/>
-              <w:right w:type="dxa" w:w="60"/>
-            </w:tcMar>
-          </w:tcPr>
-          <w:p>
-            <w:r>
-              <w:rPr>
-                <w:rFonts w:ascii="Calibri" w:cs="Calibri" w:eastAsia="Calibri" w:hAnsi="Calibri"/>
-                <w:sz w:val="20"/>
-                <w:szCs w:val="20"/>
-              </w:rPr>
-              <w:t xml:space="preserve"> </w:t>
-            </w:r>
-          </w:p>
-        </w:tc>
-        <w:tc>
-          <w:tcPr>
-            <w:tcW w:type="dxa" w:w="3400"/>
-            <w:tcBorders>
-              <w:top w:val="single" w:color="D0D8E4" w:sz="4"/>
-              <w:left w:val="single" w:color="D0D8E4" w:sz="4"/>
-              <w:bottom w:val="single" w:color="D0D8E4" w:sz="4"/>
-              <w:right w:val="single" w:color="D0D8E4" w:sz="4"/>
-            </w:tcBorders>
-            <w:shd w:fill="FFFFFF" w:color="auto" w:val="clear"/>
-            <w:tcMar>
-              <w:top w:type="dxa" w:w="50"/>
-              <w:left w:type="dxa" w:w="120"/>
-              <w:bottom w:type="dxa" w:w="50"/>
-              <w:right w:type="dxa" w:w="60"/>
-            </w:tcMar>
-          </w:tcPr>
-          <w:p>
-            <w:r>
-              <w:rPr>
-                <w:rFonts w:ascii="Calibri" w:cs="Calibri" w:eastAsia="Calibri" w:hAnsi="Calibri"/>
-                <w:sz w:val="20"/>
-                <w:szCs w:val="20"/>
-              </w:rPr>
-              <w:t xml:space="preserve"> </w:t>
-            </w:r>
-          </w:p>
-        </w:tc>
-        <w:tc>
-          <w:tcPr>
-            <w:tcW w:type="dxa" w:w="2026"/>
-            <w:tcBorders>
-              <w:top w:val="single" w:color="D0D8E4" w:sz="4"/>
-              <w:left w:val="single" w:color="D0D8E4" w:sz="4"/>
-              <w:bottom w:val="single" w:color="D0D8E4" w:sz="4"/>
-              <w:right w:val="single" w:color="D0D8E4" w:sz="4"/>
-            </w:tcBorders>
-            <w:shd w:fill="FFFFFF" w:color="auto" w:val="clear"/>
-            <w:tcMar>
-              <w:top w:type="dxa" w:w="50"/>
-              <w:left w:type="dxa" w:w="120"/>
-              <w:bottom w:type="dxa" w:w="50"/>
-              <w:right w:type="dxa" w:w="60"/>
-            </w:tcMar>
-          </w:tcPr>
-          <w:p>
-            <w:r>
-              <w:rPr>
-                <w:rFonts w:ascii="Calibri" w:cs="Calibri" w:eastAsia="Calibri" w:hAnsi="Calibri"/>
-                <w:sz w:val="20"/>
-                <w:szCs w:val="20"/>
-              </w:rPr>
-              <w:t xml:space="preserve"> </w:t>
-            </w:r>
-          </w:p>
-        </w:tc>
-      </w:tr>
-      <w:tr>
-        <w:tc>
-          <w:tcPr>
-            <w:tcW w:type="dxa" w:w="3200"/>
-            <w:tcBorders>
-              <w:top w:val="single" w:color="D0D8E4" w:sz="4"/>
-              <w:left w:val="single" w:color="D0D8E4" w:sz="4"/>
-              <w:bottom w:val="single" w:color="D0D8E4" w:sz="4"/>
-              <w:right w:val="single" w:color="D0D8E4" w:sz="4"/>
-            </w:tcBorders>
-            <w:shd w:fill="F0F4F8" w:color="auto" w:val="clear"/>
-            <w:tcMar>
-              <w:top w:type="dxa" w:w="50"/>
-              <w:left w:type="dxa" w:w="120"/>
-              <w:bottom w:type="dxa" w:w="50"/>
-              <w:right w:type="dxa" w:w="60"/>
-            </w:tcMar>
-          </w:tcPr>
-          <w:p>
-            <w:r>
-              <w:rPr>
-                <w:rFonts w:ascii="Calibri" w:cs="Calibri" w:eastAsia="Calibri" w:hAnsi="Calibri"/>
-                <w:color w:val="7F7F7F"/>
-                <w:sz w:val="20"/>
-                <w:szCs w:val="20"/>
-              </w:rPr>
-              <w:t xml:space="preserve">6.  </w:t>
-            </w:r>
-          </w:p>
-        </w:tc>
-        <w:tc>
-          <w:tcPr>
-            <w:tcW w:type="dxa" w:w="2000"/>
-            <w:tcBorders>
-              <w:top w:val="single" w:color="D0D8E4" w:sz="4"/>
-              <w:left w:val="single" w:color="D0D8E4" w:sz="4"/>
-              <w:bottom w:val="single" w:color="D0D8E4" w:sz="4"/>
-              <w:right w:val="single" w:color="D0D8E4" w:sz="4"/>
-            </w:tcBorders>
-            <w:shd w:fill="F0F4F8" w:color="auto" w:val="clear"/>
-            <w:tcMar>
-              <w:top w:type="dxa" w:w="50"/>
-              <w:left w:type="dxa" w:w="120"/>
-              <w:bottom w:type="dxa" w:w="50"/>
-              <w:right w:type="dxa" w:w="60"/>
-            </w:tcMar>
-          </w:tcPr>
-          <w:p>
-            <w:r>
-              <w:rPr>
-                <w:rFonts w:ascii="Calibri" w:cs="Calibri" w:eastAsia="Calibri" w:hAnsi="Calibri"/>
-                <w:sz w:val="20"/>
-                <w:szCs w:val="20"/>
-              </w:rPr>
-              <w:t xml:space="preserve"> </w:t>
-            </w:r>
-          </w:p>
-        </w:tc>
-        <w:tc>
-          <w:tcPr>
-            <w:tcW w:type="dxa" w:w="3400"/>
-            <w:tcBorders>
-              <w:top w:val="single" w:color="D0D8E4" w:sz="4"/>
-              <w:left w:val="single" w:color="D0D8E4" w:sz="4"/>
-              <w:bottom w:val="single" w:color="D0D8E4" w:sz="4"/>
-              <w:right w:val="single" w:color="D0D8E4" w:sz="4"/>
-            </w:tcBorders>
-            <w:shd w:fill="F0F4F8" w:color="auto" w:val="clear"/>
-            <w:tcMar>
-              <w:top w:type="dxa" w:w="50"/>
-              <w:left w:type="dxa" w:w="120"/>
-              <w:bottom w:type="dxa" w:w="50"/>
-              <w:right w:type="dxa" w:w="60"/>
-            </w:tcMar>
-          </w:tcPr>
-          <w:p>
-            <w:r>
-              <w:rPr>
-                <w:rFonts w:ascii="Calibri" w:cs="Calibri" w:eastAsia="Calibri" w:hAnsi="Calibri"/>
-                <w:sz w:val="20"/>
-                <w:szCs w:val="20"/>
-              </w:rPr>
-              <w:t xml:space="preserve"> </w:t>
-            </w:r>
-          </w:p>
-        </w:tc>
-        <w:tc>
-          <w:tcPr>
-            <w:tcW w:type="dxa" w:w="2026"/>
-            <w:tcBorders>
-              <w:top w:val="single" w:color="D0D8E4" w:sz="4"/>
-              <w:left w:val="single" w:color="D0D8E4" w:sz="4"/>
-              <w:bottom w:val="single" w:color="D0D8E4" w:sz="4"/>
-              <w:right w:val="single" w:color="D0D8E4" w:sz="4"/>
-            </w:tcBorders>
-            <w:shd w:fill="F0F4F8" w:color="auto" w:val="clear"/>
-            <w:tcMar>
-              <w:top w:type="dxa" w:w="50"/>
-              <w:left w:type="dxa" w:w="120"/>
-              <w:bottom w:type="dxa" w:w="50"/>
-              <w:right w:type="dxa" w:w="60"/>
-            </w:tcMar>
-          </w:tcPr>
-          <w:p>
-            <w:r>
-              <w:rPr>
-                <w:rFonts w:ascii="Calibri" w:cs="Calibri" w:eastAsia="Calibri" w:hAnsi="Calibri"/>
-                <w:sz w:val="20"/>
-                <w:szCs w:val="20"/>
-              </w:rPr>
-              <w:t xml:space="preserve"> </w:t>
-            </w:r>
-          </w:p>
-        </w:tc>
-      </w:tr>
-      <w:tr>
-        <w:tc>
-          <w:tcPr>
-            <w:tcW w:type="dxa" w:w="3200"/>
-            <w:tcBorders>
-              <w:top w:val="single" w:color="D0D8E4" w:sz="4"/>
-              <w:left w:val="single" w:color="D0D8E4" w:sz="4"/>
-              <w:bottom w:val="single" w:color="D0D8E4" w:sz="4"/>
-              <w:right w:val="single" w:color="D0D8E4" w:sz="4"/>
-            </w:tcBorders>
-            <w:shd w:fill="FFFFFF" w:color="auto" w:val="clear"/>
-            <w:tcMar>
-              <w:top w:type="dxa" w:w="50"/>
-              <w:left w:type="dxa" w:w="120"/>
-              <w:bottom w:type="dxa" w:w="50"/>
-              <w:right w:type="dxa" w:w="60"/>
-            </w:tcMar>
-          </w:tcPr>
-          <w:p>
-            <w:r>
-              <w:rPr>
-                <w:rFonts w:ascii="Calibri" w:cs="Calibri" w:eastAsia="Calibri" w:hAnsi="Calibri"/>
-                <w:color w:val="7F7F7F"/>
-                <w:sz w:val="20"/>
-                <w:szCs w:val="20"/>
-              </w:rPr>
-              <w:t xml:space="preserve">7.  </w:t>
-            </w:r>
-          </w:p>
-        </w:tc>
-        <w:tc>
-          <w:tcPr>
-            <w:tcW w:type="dxa" w:w="2000"/>
-            <w:tcBorders>
-              <w:top w:val="single" w:color="D0D8E4" w:sz="4"/>
-              <w:left w:val="single" w:color="D0D8E4" w:sz="4"/>
-              <w:bottom w:val="single" w:color="D0D8E4" w:sz="4"/>
-              <w:right w:val="single" w:color="D0D8E4" w:sz="4"/>
-            </w:tcBorders>
-            <w:shd w:fill="FFFFFF" w:color="auto" w:val="clear"/>
-            <w:tcMar>
-              <w:top w:type="dxa" w:w="50"/>
-              <w:left w:type="dxa" w:w="120"/>
-              <w:bottom w:type="dxa" w:w="50"/>
-              <w:right w:type="dxa" w:w="60"/>
-            </w:tcMar>
-          </w:tcPr>
-          <w:p>
-            <w:r>
-              <w:rPr>
-                <w:rFonts w:ascii="Calibri" w:cs="Calibri" w:eastAsia="Calibri" w:hAnsi="Calibri"/>
-                <w:sz w:val="20"/>
-                <w:szCs w:val="20"/>
-              </w:rPr>
-              <w:t xml:space="preserve"> </w:t>
-            </w:r>
-          </w:p>
-        </w:tc>
-        <w:tc>
-          <w:tcPr>
-            <w:tcW w:type="dxa" w:w="3400"/>
-            <w:tcBorders>
-              <w:top w:val="single" w:color="D0D8E4" w:sz="4"/>
-              <w:left w:val="single" w:color="D0D8E4" w:sz="4"/>
-              <w:bottom w:val="single" w:color="D0D8E4" w:sz="4"/>
-              <w:right w:val="single" w:color="D0D8E4" w:sz="4"/>
-            </w:tcBorders>
-            <w:shd w:fill="FFFFFF" w:color="auto" w:val="clear"/>
-            <w:tcMar>
-              <w:top w:type="dxa" w:w="50"/>
-              <w:left w:type="dxa" w:w="120"/>
-              <w:bottom w:type="dxa" w:w="50"/>
-              <w:right w:type="dxa" w:w="60"/>
-            </w:tcMar>
-          </w:tcPr>
-          <w:p>
-            <w:r>
-              <w:rPr>
-                <w:rFonts w:ascii="Calibri" w:cs="Calibri" w:eastAsia="Calibri" w:hAnsi="Calibri"/>
-                <w:sz w:val="20"/>
-                <w:szCs w:val="20"/>
-              </w:rPr>
-              <w:t xml:space="preserve"> </w:t>
-            </w:r>
-          </w:p>
-        </w:tc>
-        <w:tc>
-          <w:tcPr>
-            <w:tcW w:type="dxa" w:w="2026"/>
-            <w:tcBorders>
-              <w:top w:val="single" w:color="D0D8E4" w:sz="4"/>
-              <w:left w:val="single" w:color="D0D8E4" w:sz="4"/>
-              <w:bottom w:val="single" w:color="D0D8E4" w:sz="4"/>
-              <w:right w:val="single" w:color="D0D8E4" w:sz="4"/>
-            </w:tcBorders>
-            <w:shd w:fill="FFFFFF" w:color="auto" w:val="clear"/>
-            <w:tcMar>
-              <w:top w:type="dxa" w:w="50"/>
-              <w:left w:type="dxa" w:w="120"/>
-              <w:bottom w:type="dxa" w:w="50"/>
-              <w:right w:type="dxa" w:w="60"/>
-            </w:tcMar>
-          </w:tcPr>
-          <w:p>
-            <w:r>
-              <w:rPr>
-                <w:rFonts w:ascii="Calibri" w:cs="Calibri" w:eastAsia="Calibri" w:hAnsi="Calibri"/>
-                <w:sz w:val="20"/>
-                <w:szCs w:val="20"/>
-              </w:rPr>
-              <w:t xml:space="preserve"> </w:t>
-            </w:r>
-          </w:p>
-        </w:tc>
-      </w:tr>
-      <w:tr>
-        <w:tc>
-          <w:tcPr>
-            <w:tcW w:type="dxa" w:w="3200"/>
-            <w:tcBorders>
-              <w:top w:val="single" w:color="D0D8E4" w:sz="4"/>
-              <w:left w:val="single" w:color="D0D8E4" w:sz="4"/>
-              <w:bottom w:val="single" w:color="D0D8E4" w:sz="4"/>
-              <w:right w:val="single" w:color="D0D8E4" w:sz="4"/>
-            </w:tcBorders>
-            <w:shd w:fill="F0F4F8" w:color="auto" w:val="clear"/>
-            <w:tcMar>
-              <w:top w:type="dxa" w:w="50"/>
-              <w:left w:type="dxa" w:w="120"/>
-              <w:bottom w:type="dxa" w:w="50"/>
-              <w:right w:type="dxa" w:w="60"/>
-            </w:tcMar>
-          </w:tcPr>
-          <w:p>
-            <w:r>
-              <w:rPr>
-                <w:rFonts w:ascii="Calibri" w:cs="Calibri" w:eastAsia="Calibri" w:hAnsi="Calibri"/>
-                <w:color w:val="7F7F7F"/>
-                <w:sz w:val="20"/>
-                <w:szCs w:val="20"/>
-              </w:rPr>
-              <w:t xml:space="preserve">8.  </w:t>
-            </w:r>
-          </w:p>
-        </w:tc>
-        <w:tc>
-          <w:tcPr>
-            <w:tcW w:type="dxa" w:w="2000"/>
-            <w:tcBorders>
-              <w:top w:val="single" w:color="D0D8E4" w:sz="4"/>
-              <w:left w:val="single" w:color="D0D8E4" w:sz="4"/>
-              <w:bottom w:val="single" w:color="D0D8E4" w:sz="4"/>
-              <w:right w:val="single" w:color="D0D8E4" w:sz="4"/>
-            </w:tcBorders>
-            <w:shd w:fill="F0F4F8" w:color="auto" w:val="clear"/>
-            <w:tcMar>
-              <w:top w:type="dxa" w:w="50"/>
-              <w:left w:type="dxa" w:w="120"/>
-              <w:bottom w:type="dxa" w:w="50"/>
-              <w:right w:type="dxa" w:w="60"/>
-            </w:tcMar>
-          </w:tcPr>
-          <w:p>
-            <w:r>
-              <w:rPr>
-                <w:rFonts w:ascii="Calibri" w:cs="Calibri" w:eastAsia="Calibri" w:hAnsi="Calibri"/>
-                <w:sz w:val="20"/>
-                <w:szCs w:val="20"/>
-              </w:rPr>
-              <w:t xml:space="preserve"> </w:t>
-            </w:r>
-          </w:p>
-        </w:tc>
-        <w:tc>
-          <w:tcPr>
-            <w:tcW w:type="dxa" w:w="3400"/>
-            <w:tcBorders>
-              <w:top w:val="single" w:color="D0D8E4" w:sz="4"/>
-              <w:left w:val="single" w:color="D0D8E4" w:sz="4"/>
-              <w:bottom w:val="single" w:color="D0D8E4" w:sz="4"/>
-              <w:right w:val="single" w:color="D0D8E4" w:sz="4"/>
-            </w:tcBorders>
-            <w:shd w:fill="F0F4F8" w:color="auto" w:val="clear"/>
-            <w:tcMar>
-              <w:top w:type="dxa" w:w="50"/>
-              <w:left w:type="dxa" w:w="120"/>
-              <w:bottom w:type="dxa" w:w="50"/>
-              <w:right w:type="dxa" w:w="60"/>
-            </w:tcMar>
-          </w:tcPr>
-          <w:p>
-            <w:r>
-              <w:rPr>
-                <w:rFonts w:ascii="Calibri" w:cs="Calibri" w:eastAsia="Calibri" w:hAnsi="Calibri"/>
-                <w:sz w:val="20"/>
-                <w:szCs w:val="20"/>
-              </w:rPr>
-              <w:t xml:space="preserve"> </w:t>
-            </w:r>
-          </w:p>
-        </w:tc>
-        <w:tc>
-          <w:tcPr>
-            <w:tcW w:type="dxa" w:w="2026"/>
-            <w:tcBorders>
-              <w:top w:val="single" w:color="D0D8E4" w:sz="4"/>
-              <w:left w:val="single" w:color="D0D8E4" w:sz="4"/>
-              <w:bottom w:val="single" w:color="D0D8E4" w:sz="4"/>
-              <w:right w:val="single" w:color="D0D8E4" w:sz="4"/>
-            </w:tcBorders>
-            <w:shd w:fill="F0F4F8" w:color="auto" w:val="clear"/>
-            <w:tcMar>
-              <w:top w:type="dxa" w:w="50"/>
-              <w:left w:type="dxa" w:w="120"/>
-              <w:bottom w:type="dxa" w:w="50"/>
-              <w:right w:type="dxa" w:w="60"/>
-            </w:tcMar>
-          </w:tcPr>
-          <w:p>
-            <w:r>
-              <w:rPr>
-                <w:rFonts w:ascii="Calibri" w:cs="Calibri" w:eastAsia="Calibri" w:hAnsi="Calibri"/>
-                <w:sz w:val="20"/>
-                <w:szCs w:val="20"/>
-              </w:rPr>
-              <w:t xml:space="preserve"> </w:t>
-            </w:r>
-          </w:p>
-        </w:tc>
-      </w:tr>
-      <w:tr>
-        <w:tc>
-          <w:tcPr>
-            <w:tcW w:type="dxa" w:w="3200"/>
-            <w:tcBorders>
-              <w:top w:val="single" w:color="D0D8E4" w:sz="4"/>
-              <w:left w:val="single" w:color="D0D8E4" w:sz="4"/>
-              <w:bottom w:val="single" w:color="D0D8E4" w:sz="4"/>
-              <w:right w:val="single" w:color="D0D8E4" w:sz="4"/>
-            </w:tcBorders>
-            <w:shd w:fill="FFFFFF" w:color="auto" w:val="clear"/>
-            <w:tcMar>
-              <w:top w:type="dxa" w:w="50"/>
-              <w:left w:type="dxa" w:w="120"/>
-              <w:bottom w:type="dxa" w:w="50"/>
-              <w:right w:type="dxa" w:w="60"/>
-            </w:tcMar>
-          </w:tcPr>
-          <w:p>
-            <w:r>
-              <w:rPr>
-                <w:rFonts w:ascii="Calibri" w:cs="Calibri" w:eastAsia="Calibri" w:hAnsi="Calibri"/>
-                <w:color w:val="7F7F7F"/>
-                <w:sz w:val="20"/>
-                <w:szCs w:val="20"/>
-              </w:rPr>
-              <w:t xml:space="preserve">9.  </w:t>
-            </w:r>
-          </w:p>
-        </w:tc>
-        <w:tc>
-          <w:tcPr>
-            <w:tcW w:type="dxa" w:w="2000"/>
-            <w:tcBorders>
-              <w:top w:val="single" w:color="D0D8E4" w:sz="4"/>
-              <w:left w:val="single" w:color="D0D8E4" w:sz="4"/>
-              <w:bottom w:val="single" w:color="D0D8E4" w:sz="4"/>
-              <w:right w:val="single" w:color="D0D8E4" w:sz="4"/>
-            </w:tcBorders>
-            <w:shd w:fill="FFFFFF" w:color="auto" w:val="clear"/>
-            <w:tcMar>
-              <w:top w:type="dxa" w:w="50"/>
-              <w:left w:type="dxa" w:w="120"/>
-              <w:bottom w:type="dxa" w:w="50"/>
-              <w:right w:type="dxa" w:w="60"/>
-            </w:tcMar>
-          </w:tcPr>
-          <w:p>
-            <w:r>
-              <w:rPr>
-                <w:rFonts w:ascii="Calibri" w:cs="Calibri" w:eastAsia="Calibri" w:hAnsi="Calibri"/>
-                <w:sz w:val="20"/>
-                <w:szCs w:val="20"/>
-              </w:rPr>
-              <w:t xml:space="preserve"> </w:t>
-            </w:r>
-          </w:p>
-        </w:tc>
-        <w:tc>
-          <w:tcPr>
-            <w:tcW w:type="dxa" w:w="3400"/>
-            <w:tcBorders>
-              <w:top w:val="single" w:color="D0D8E4" w:sz="4"/>
-              <w:left w:val="single" w:color="D0D8E4" w:sz="4"/>
-              <w:bottom w:val="single" w:color="D0D8E4" w:sz="4"/>
-              <w:right w:val="single" w:color="D0D8E4" w:sz="4"/>
-            </w:tcBorders>
-            <w:shd w:fill="FFFFFF" w:color="auto" w:val="clear"/>
-            <w:tcMar>
-              <w:top w:type="dxa" w:w="50"/>
-              <w:left w:type="dxa" w:w="120"/>
-              <w:bottom w:type="dxa" w:w="50"/>
-              <w:right w:type="dxa" w:w="60"/>
-            </w:tcMar>
-          </w:tcPr>
-          <w:p>
-            <w:r>
-              <w:rPr>
-                <w:rFonts w:ascii="Calibri" w:cs="Calibri" w:eastAsia="Calibri" w:hAnsi="Calibri"/>
-                <w:sz w:val="20"/>
-                <w:szCs w:val="20"/>
-              </w:rPr>
-              <w:t xml:space="preserve"> </w:t>
-            </w:r>
-          </w:p>
-        </w:tc>
-        <w:tc>
-          <w:tcPr>
-            <w:tcW w:type="dxa" w:w="2026"/>
-            <w:tcBorders>
-              <w:top w:val="single" w:color="D0D8E4" w:sz="4"/>
-              <w:left w:val="single" w:color="D0D8E4" w:sz="4"/>
-              <w:bottom w:val="single" w:color="D0D8E4" w:sz="4"/>
-              <w:right w:val="single" w:color="D0D8E4" w:sz="4"/>
-            </w:tcBorders>
-            <w:shd w:fill="FFFFFF" w:color="auto" w:val="clear"/>
-            <w:tcMar>
-              <w:top w:type="dxa" w:w="50"/>
-              <w:left w:type="dxa" w:w="120"/>
-              <w:bottom w:type="dxa" w:w="50"/>
-              <w:right w:type="dxa" w:w="60"/>
-            </w:tcMar>
-          </w:tcPr>
-          <w:p>
-            <w:r>
-              <w:rPr>
-                <w:rFonts w:ascii="Calibri" w:cs="Calibri" w:eastAsia="Calibri" w:hAnsi="Calibri"/>
-                <w:sz w:val="20"/>
-                <w:szCs w:val="20"/>
-              </w:rPr>
-              <w:t xml:space="preserve"> </w:t>
-            </w:r>
-          </w:p>
-        </w:tc>
-      </w:tr>
-      <w:tr>
-        <w:tc>
-          <w:tcPr>
-            <w:tcW w:type="dxa" w:w="3200"/>
-            <w:tcBorders>
-              <w:top w:val="single" w:color="D0D8E4" w:sz="4"/>
-              <w:left w:val="single" w:color="D0D8E4" w:sz="4"/>
-              <w:bottom w:val="single" w:color="D0D8E4" w:sz="4"/>
-              <w:right w:val="single" w:color="D0D8E4" w:sz="4"/>
-            </w:tcBorders>
-            <w:shd w:fill="F0F4F8" w:color="auto" w:val="clear"/>
-            <w:tcMar>
-              <w:top w:type="dxa" w:w="50"/>
-              <w:left w:type="dxa" w:w="120"/>
-              <w:bottom w:type="dxa" w:w="50"/>
-              <w:right w:type="dxa" w:w="60"/>
-            </w:tcMar>
-          </w:tcPr>
-          <w:p>
-            <w:r>
-              <w:rPr>
-                <w:rFonts w:ascii="Calibri" w:cs="Calibri" w:eastAsia="Calibri" w:hAnsi="Calibri"/>
-                <w:color w:val="7F7F7F"/>
-                <w:sz w:val="20"/>
-                <w:szCs w:val="20"/>
-              </w:rPr>
-              <w:t xml:space="preserve">10.  </w:t>
-            </w:r>
-          </w:p>
-        </w:tc>
-        <w:tc>
-          <w:tcPr>
-            <w:tcW w:type="dxa" w:w="2000"/>
-            <w:tcBorders>
-              <w:top w:val="single" w:color="D0D8E4" w:sz="4"/>
-              <w:left w:val="single" w:color="D0D8E4" w:sz="4"/>
-              <w:bottom w:val="single" w:color="D0D8E4" w:sz="4"/>
-              <w:right w:val="single" w:color="D0D8E4" w:sz="4"/>
-            </w:tcBorders>
-            <w:shd w:fill="F0F4F8" w:color="auto" w:val="clear"/>
-            <w:tcMar>
-              <w:top w:type="dxa" w:w="50"/>
-              <w:left w:type="dxa" w:w="120"/>
-              <w:bottom w:type="dxa" w:w="50"/>
-              <w:right w:type="dxa" w:w="60"/>
-            </w:tcMar>
-          </w:tcPr>
-          <w:p>
-            <w:r>
-              <w:rPr>
-                <w:rFonts w:ascii="Calibri" w:cs="Calibri" w:eastAsia="Calibri" w:hAnsi="Calibri"/>
-                <w:sz w:val="20"/>
-                <w:szCs w:val="20"/>
-              </w:rPr>
-              <w:t xml:space="preserve"> </w:t>
-            </w:r>
-          </w:p>
-        </w:tc>
-        <w:tc>
-          <w:tcPr>
-            <w:tcW w:type="dxa" w:w="3400"/>
-            <w:tcBorders>
-              <w:top w:val="single" w:color="D0D8E4" w:sz="4"/>
-              <w:left w:val="single" w:color="D0D8E4" w:sz="4"/>
-              <w:bottom w:val="single" w:color="D0D8E4" w:sz="4"/>
-              <w:right w:val="single" w:color="D0D8E4" w:sz="4"/>
-            </w:tcBorders>
-            <w:shd w:fill="F0F4F8" w:color="auto" w:val="clear"/>
-            <w:tcMar>
-              <w:top w:type="dxa" w:w="50"/>
-              <w:left w:type="dxa" w:w="120"/>
-              <w:bottom w:type="dxa" w:w="50"/>
-              <w:right w:type="dxa" w:w="60"/>
-            </w:tcMar>
-          </w:tcPr>
-          <w:p>
-            <w:r>
-              <w:rPr>
-                <w:rFonts w:ascii="Calibri" w:cs="Calibri" w:eastAsia="Calibri" w:hAnsi="Calibri"/>
-                <w:sz w:val="20"/>
-                <w:szCs w:val="20"/>
-              </w:rPr>
-              <w:t xml:space="preserve"> </w:t>
-            </w:r>
-          </w:p>
-        </w:tc>
-        <w:tc>
-          <w:tcPr>
-            <w:tcW w:type="dxa" w:w="2026"/>
-            <w:tcBorders>
-              <w:top w:val="single" w:color="D0D8E4" w:sz="4"/>
-              <w:left w:val="single" w:color="D0D8E4" w:sz="4"/>
-              <w:bottom w:val="single" w:color="D0D8E4" w:sz="4"/>
-              <w:right w:val="single" w:color="D0D8E4" w:sz="4"/>
-            </w:tcBorders>
-            <w:shd w:fill="F0F4F8" w:color="auto" w:val="clear"/>
-            <w:tcMar>
-              <w:top w:type="dxa" w:w="50"/>
-              <w:left w:type="dxa" w:w="120"/>
-              <w:bottom w:type="dxa" w:w="50"/>
-              <w:right w:type="dxa" w:w="60"/>
-            </w:tcMar>
-          </w:tcPr>
-          <w:p>
-            <w:r>
-              <w:rPr>
-                <w:rFonts w:ascii="Calibri" w:cs="Calibri" w:eastAsia="Calibri" w:hAnsi="Calibri"/>
-                <w:sz w:val="20"/>
-                <w:szCs w:val="20"/>
-              </w:rPr>
-              <w:t xml:space="preserve"> </w:t>
-            </w:r>
-          </w:p>
-        </w:tc>
-      </w:tr>
-      <w:tr>
-        <w:tc>
-          <w:tcPr>
-            <w:tcW w:type="dxa" w:w="3200"/>
-            <w:tcBorders>
-              <w:top w:val="single" w:color="D0D8E4" w:sz="4"/>
-              <w:left w:val="single" w:color="D0D8E4" w:sz="4"/>
-              <w:bottom w:val="single" w:color="D0D8E4" w:sz="4"/>
-              <w:right w:val="single" w:color="D0D8E4" w:sz="4"/>
-            </w:tcBorders>
-            <w:shd w:fill="FFFFFF" w:color="auto" w:val="clear"/>
-            <w:tcMar>
-              <w:top w:type="dxa" w:w="50"/>
-              <w:left w:type="dxa" w:w="120"/>
-              <w:bottom w:type="dxa" w:w="50"/>
-              <w:right w:type="dxa" w:w="60"/>
-            </w:tcMar>
-          </w:tcPr>
-          <w:p>
-            <w:r>
-              <w:rPr>
-                <w:rFonts w:ascii="Calibri" w:cs="Calibri" w:eastAsia="Calibri" w:hAnsi="Calibri"/>
-                <w:color w:val="7F7F7F"/>
-                <w:sz w:val="20"/>
-                <w:szCs w:val="20"/>
-              </w:rPr>
-              <w:t xml:space="preserve">11.  </w:t>
-            </w:r>
-          </w:p>
-        </w:tc>
-        <w:tc>
-          <w:tcPr>
-            <w:tcW w:type="dxa" w:w="2000"/>
-            <w:tcBorders>
-              <w:top w:val="single" w:color="D0D8E4" w:sz="4"/>
-              <w:left w:val="single" w:color="D0D8E4" w:sz="4"/>
-              <w:bottom w:val="single" w:color="D0D8E4" w:sz="4"/>
-              <w:right w:val="single" w:color="D0D8E4" w:sz="4"/>
-            </w:tcBorders>
-            <w:shd w:fill="FFFFFF" w:color="auto" w:val="clear"/>
-            <w:tcMar>
-              <w:top w:type="dxa" w:w="50"/>
-              <w:left w:type="dxa" w:w="120"/>
-              <w:bottom w:type="dxa" w:w="50"/>
-              <w:right w:type="dxa" w:w="60"/>
-            </w:tcMar>
-          </w:tcPr>
-          <w:p>
-            <w:r>
-              <w:rPr>
-                <w:rFonts w:ascii="Calibri" w:cs="Calibri" w:eastAsia="Calibri" w:hAnsi="Calibri"/>
-                <w:sz w:val="20"/>
-                <w:szCs w:val="20"/>
-              </w:rPr>
-              <w:t xml:space="preserve"> </w:t>
-            </w:r>
-          </w:p>
-        </w:tc>
-        <w:tc>
-          <w:tcPr>
-            <w:tcW w:type="dxa" w:w="3400"/>
-            <w:tcBorders>
-              <w:top w:val="single" w:color="D0D8E4" w:sz="4"/>
-              <w:left w:val="single" w:color="D0D8E4" w:sz="4"/>
-              <w:bottom w:val="single" w:color="D0D8E4" w:sz="4"/>
-              <w:right w:val="single" w:color="D0D8E4" w:sz="4"/>
-            </w:tcBorders>
-            <w:shd w:fill="FFFFFF" w:color="auto" w:val="clear"/>
-            <w:tcMar>
-              <w:top w:type="dxa" w:w="50"/>
-              <w:left w:type="dxa" w:w="120"/>
-              <w:bottom w:type="dxa" w:w="50"/>
-              <w:right w:type="dxa" w:w="60"/>
-            </w:tcMar>
-          </w:tcPr>
-          <w:p>
-            <w:r>
-              <w:rPr>
-                <w:rFonts w:ascii="Calibri" w:cs="Calibri" w:eastAsia="Calibri" w:hAnsi="Calibri"/>
-                <w:sz w:val="20"/>
-                <w:szCs w:val="20"/>
-              </w:rPr>
-              <w:t xml:space="preserve"> </w:t>
-            </w:r>
-          </w:p>
-        </w:tc>
-        <w:tc>
-          <w:tcPr>
-            <w:tcW w:type="dxa" w:w="2026"/>
-            <w:tcBorders>
-              <w:top w:val="single" w:color="D0D8E4" w:sz="4"/>
-              <w:left w:val="single" w:color="D0D8E4" w:sz="4"/>
-              <w:bottom w:val="single" w:color="D0D8E4" w:sz="4"/>
-              <w:right w:val="single" w:color="D0D8E4" w:sz="4"/>
-            </w:tcBorders>
-            <w:shd w:fill="FFFFFF" w:color="auto" w:val="clear"/>
-            <w:tcMar>
-              <w:top w:type="dxa" w:w="50"/>
-              <w:left w:type="dxa" w:w="120"/>
-              <w:bottom w:type="dxa" w:w="50"/>
-              <w:right w:type="dxa" w:w="60"/>
-            </w:tcMar>
-          </w:tcPr>
-          <w:p>
-            <w:r>
-              <w:rPr>
-                <w:rFonts w:ascii="Calibri" w:cs="Calibri" w:eastAsia="Calibri" w:hAnsi="Calibri"/>
-                <w:sz w:val="20"/>
-                <w:szCs w:val="20"/>
-              </w:rPr>
-              <w:t xml:space="preserve"> </w:t>
-            </w:r>
-          </w:p>
-        </w:tc>
-      </w:tr>
-      <w:tr>
-        <w:tc>
-          <w:tcPr>
-            <w:tcW w:type="dxa" w:w="3200"/>
-            <w:tcBorders>
-              <w:top w:val="single" w:color="D0D8E4" w:sz="4"/>
-              <w:left w:val="single" w:color="D0D8E4" w:sz="4"/>
-              <w:bottom w:val="single" w:color="D0D8E4" w:sz="4"/>
-              <w:right w:val="single" w:color="D0D8E4" w:sz="4"/>
-            </w:tcBorders>
-            <w:shd w:fill="F0F4F8" w:color="auto" w:val="clear"/>
-            <w:tcMar>
-              <w:top w:type="dxa" w:w="50"/>
-              <w:left w:type="dxa" w:w="120"/>
-              <w:bottom w:type="dxa" w:w="50"/>
-              <w:right w:type="dxa" w:w="60"/>
-            </w:tcMar>
-          </w:tcPr>
-          <w:p>
-            <w:r>
-              <w:rPr>
-                <w:rFonts w:ascii="Calibri" w:cs="Calibri" w:eastAsia="Calibri" w:hAnsi="Calibri"/>
-                <w:color w:val="7F7F7F"/>
-                <w:sz w:val="20"/>
-                <w:szCs w:val="20"/>
-              </w:rPr>
-              <w:t xml:space="preserve">12.  </w:t>
-            </w:r>
-          </w:p>
-        </w:tc>
-        <w:tc>
-          <w:tcPr>
-            <w:tcW w:type="dxa" w:w="2000"/>
-            <w:tcBorders>
-              <w:top w:val="single" w:color="D0D8E4" w:sz="4"/>
-              <w:left w:val="single" w:color="D0D8E4" w:sz="4"/>
-              <w:bottom w:val="single" w:color="D0D8E4" w:sz="4"/>
-              <w:right w:val="single" w:color="D0D8E4" w:sz="4"/>
-            </w:tcBorders>
-            <w:shd w:fill="F0F4F8" w:color="auto" w:val="clear"/>
-            <w:tcMar>
-              <w:top w:type="dxa" w:w="50"/>
-              <w:left w:type="dxa" w:w="120"/>
-              <w:bottom w:type="dxa" w:w="50"/>
-              <w:right w:type="dxa" w:w="60"/>
-            </w:tcMar>
-          </w:tcPr>
-          <w:p>
-            <w:r>
-              <w:rPr>
-                <w:rFonts w:ascii="Calibri" w:cs="Calibri" w:eastAsia="Calibri" w:hAnsi="Calibri"/>
-                <w:sz w:val="20"/>
-                <w:szCs w:val="20"/>
-              </w:rPr>
-              <w:t xml:space="preserve"> </w:t>
-            </w:r>
-          </w:p>
-        </w:tc>
-        <w:tc>
-          <w:tcPr>
-            <w:tcW w:type="dxa" w:w="3400"/>
-            <w:tcBorders>
-              <w:top w:val="single" w:color="D0D8E4" w:sz="4"/>
-              <w:left w:val="single" w:color="D0D8E4" w:sz="4"/>
-              <w:bottom w:val="single" w:color="D0D8E4" w:sz="4"/>
-              <w:right w:val="single" w:color="D0D8E4" w:sz="4"/>
-            </w:tcBorders>
-            <w:shd w:fill="F0F4F8" w:color="auto" w:val="clear"/>
-            <w:tcMar>
-              <w:top w:type="dxa" w:w="50"/>
-              <w:left w:type="dxa" w:w="120"/>
-              <w:bottom w:type="dxa" w:w="50"/>
-              <w:right w:type="dxa" w:w="60"/>
-            </w:tcMar>
-          </w:tcPr>
-          <w:p>
-            <w:r>
-              <w:rPr>
-                <w:rFonts w:ascii="Calibri" w:cs="Calibri" w:eastAsia="Calibri" w:hAnsi="Calibri"/>
-                <w:sz w:val="20"/>
-                <w:szCs w:val="20"/>
-              </w:rPr>
-              <w:t xml:space="preserve"> </w:t>
-            </w:r>
-          </w:p>
-        </w:tc>
-        <w:tc>
-          <w:tcPr>
-            <w:tcW w:type="dxa" w:w="2026"/>
-            <w:tcBorders>
-              <w:top w:val="single" w:color="D0D8E4" w:sz="4"/>
-              <w:left w:val="single" w:color="D0D8E4" w:sz="4"/>
-              <w:bottom w:val="single" w:color="D0D8E4" w:sz="4"/>
-              <w:right w:val="single" w:color="D0D8E4" w:sz="4"/>
-            </w:tcBorders>
-            <w:shd w:fill="F0F4F8" w:color="auto" w:val="clear"/>
-            <w:tcMar>
-              <w:top w:type="dxa" w:w="50"/>
-              <w:left w:type="dxa" w:w="120"/>
-              <w:bottom w:type="dxa" w:w="50"/>
-              <w:right w:type="dxa" w:w="60"/>
-            </w:tcMar>
-          </w:tcPr>
-          <w:p>
-            <w:r>
-              <w:rPr>
-                <w:rFonts w:ascii="Calibri" w:cs="Calibri" w:eastAsia="Calibri" w:hAnsi="Calibri"/>
-                <w:sz w:val="20"/>
-                <w:szCs w:val="20"/>
-              </w:rPr>
-              <w:t xml:space="preserve"> </w:t>
-            </w:r>
-          </w:p>
-        </w:tc>
-      </w:tr>
-      <w:tr>
-        <w:tc>
-          <w:tcPr>
-            <w:tcW w:type="dxa" w:w="3200"/>
-            <w:tcBorders>
-              <w:top w:val="single" w:color="D0D8E4" w:sz="4"/>
-              <w:left w:val="single" w:color="D0D8E4" w:sz="4"/>
-              <w:bottom w:val="single" w:color="D0D8E4" w:sz="4"/>
-              <w:right w:val="single" w:color="D0D8E4" w:sz="4"/>
-            </w:tcBorders>
-            <w:shd w:fill="FFFFFF" w:color="auto" w:val="clear"/>
-            <w:tcMar>
-              <w:top w:type="dxa" w:w="50"/>
-              <w:left w:type="dxa" w:w="120"/>
-              <w:bottom w:type="dxa" w:w="50"/>
-              <w:right w:type="dxa" w:w="60"/>
-            </w:tcMar>
-          </w:tcPr>
-          <w:p>
-            <w:r>
-              <w:rPr>
-                <w:rFonts w:ascii="Calibri" w:cs="Calibri" w:eastAsia="Calibri" w:hAnsi="Calibri"/>
-                <w:color w:val="7F7F7F"/>
-                <w:sz w:val="20"/>
-                <w:szCs w:val="20"/>
-              </w:rPr>
-              <w:t xml:space="preserve">13.  </w:t>
-            </w:r>
-          </w:p>
-        </w:tc>
-        <w:tc>
-          <w:tcPr>
-            <w:tcW w:type="dxa" w:w="2000"/>
-            <w:tcBorders>
-              <w:top w:val="single" w:color="D0D8E4" w:sz="4"/>
-              <w:left w:val="single" w:color="D0D8E4" w:sz="4"/>
-              <w:bottom w:val="single" w:color="D0D8E4" w:sz="4"/>
-              <w:right w:val="single" w:color="D0D8E4" w:sz="4"/>
-            </w:tcBorders>
-            <w:shd w:fill="FFFFFF" w:color="auto" w:val="clear"/>
-            <w:tcMar>
-              <w:top w:type="dxa" w:w="50"/>
-              <w:left w:type="dxa" w:w="120"/>
-              <w:bottom w:type="dxa" w:w="50"/>
-              <w:right w:type="dxa" w:w="60"/>
-            </w:tcMar>
-          </w:tcPr>
-          <w:p>
-            <w:r>
-              <w:rPr>
-                <w:rFonts w:ascii="Calibri" w:cs="Calibri" w:eastAsia="Calibri" w:hAnsi="Calibri"/>
-                <w:sz w:val="20"/>
-                <w:szCs w:val="20"/>
-              </w:rPr>
-              <w:t xml:space="preserve"> </w:t>
-            </w:r>
-          </w:p>
-        </w:tc>
-        <w:tc>
-          <w:tcPr>
-            <w:tcW w:type="dxa" w:w="3400"/>
-            <w:tcBorders>
-              <w:top w:val="single" w:color="D0D8E4" w:sz="4"/>
-              <w:left w:val="single" w:color="D0D8E4" w:sz="4"/>
-              <w:bottom w:val="single" w:color="D0D8E4" w:sz="4"/>
-              <w:right w:val="single" w:color="D0D8E4" w:sz="4"/>
-            </w:tcBorders>
-            <w:shd w:fill="FFFFFF" w:color="auto" w:val="clear"/>
-            <w:tcMar>
-              <w:top w:type="dxa" w:w="50"/>
-              <w:left w:type="dxa" w:w="120"/>
-              <w:bottom w:type="dxa" w:w="50"/>
-              <w:right w:type="dxa" w:w="60"/>
-            </w:tcMar>
-          </w:tcPr>
-          <w:p>
-            <w:r>
-              <w:rPr>
-                <w:rFonts w:ascii="Calibri" w:cs="Calibri" w:eastAsia="Calibri" w:hAnsi="Calibri"/>
-                <w:sz w:val="20"/>
-                <w:szCs w:val="20"/>
-              </w:rPr>
-              <w:t xml:space="preserve"> </w:t>
-            </w:r>
-          </w:p>
-        </w:tc>
-        <w:tc>
-          <w:tcPr>
-            <w:tcW w:type="dxa" w:w="2026"/>
-            <w:tcBorders>
-              <w:top w:val="single" w:color="D0D8E4" w:sz="4"/>
-              <w:left w:val="single" w:color="D0D8E4" w:sz="4"/>
-              <w:bottom w:val="single" w:color="D0D8E4" w:sz="4"/>
-              <w:right w:val="single" w:color="D0D8E4" w:sz="4"/>
-            </w:tcBorders>
-            <w:shd w:fill="FFFFFF" w:color="auto" w:val="clear"/>
-            <w:tcMar>
-              <w:top w:type="dxa" w:w="50"/>
-              <w:left w:type="dxa" w:w="120"/>
-              <w:bottom w:type="dxa" w:w="50"/>
-              <w:right w:type="dxa" w:w="60"/>
-            </w:tcMar>
-          </w:tcPr>
-          <w:p>
-            <w:r>
-              <w:rPr>
-                <w:rFonts w:ascii="Calibri" w:cs="Calibri" w:eastAsia="Calibri" w:hAnsi="Calibri"/>
-                <w:sz w:val="20"/>
-                <w:szCs w:val="20"/>
-              </w:rPr>
-              <w:t xml:space="preserve"> </w:t>
-            </w:r>
-          </w:p>
-        </w:tc>
-      </w:tr>
-      <w:tr>
-        <w:tc>
-          <w:tcPr>
-            <w:tcW w:type="dxa" w:w="3200"/>
-            <w:tcBorders>
-              <w:top w:val="single" w:color="D0D8E4" w:sz="4"/>
-              <w:left w:val="single" w:color="D0D8E4" w:sz="4"/>
-              <w:bottom w:val="single" w:color="D0D8E4" w:sz="4"/>
-              <w:right w:val="single" w:color="D0D8E4" w:sz="4"/>
-            </w:tcBorders>
-            <w:shd w:fill="F0F4F8" w:color="auto" w:val="clear"/>
-            <w:tcMar>
-              <w:top w:type="dxa" w:w="50"/>
-              <w:left w:type="dxa" w:w="120"/>
-              <w:bottom w:type="dxa" w:w="50"/>
-              <w:right w:type="dxa" w:w="60"/>
-            </w:tcMar>
-          </w:tcPr>
-          <w:p>
-            <w:r>
-              <w:rPr>
-                <w:rFonts w:ascii="Calibri" w:cs="Calibri" w:eastAsia="Calibri" w:hAnsi="Calibri"/>
-                <w:color w:val="7F7F7F"/>
-                <w:sz w:val="20"/>
-                <w:szCs w:val="20"/>
-              </w:rPr>
-              <w:t xml:space="preserve">14.  </w:t>
-            </w:r>
-          </w:p>
-        </w:tc>
-        <w:tc>
-          <w:tcPr>
-            <w:tcW w:type="dxa" w:w="2000"/>
-            <w:tcBorders>
-              <w:top w:val="single" w:color="D0D8E4" w:sz="4"/>
-              <w:left w:val="single" w:color="D0D8E4" w:sz="4"/>
-              <w:bottom w:val="single" w:color="D0D8E4" w:sz="4"/>
-              <w:right w:val="single" w:color="D0D8E4" w:sz="4"/>
-            </w:tcBorders>
-            <w:shd w:fill="F0F4F8" w:color="auto" w:val="clear"/>
-            <w:tcMar>
-              <w:top w:type="dxa" w:w="50"/>
-              <w:left w:type="dxa" w:w="120"/>
-              <w:bottom w:type="dxa" w:w="50"/>
-              <w:right w:type="dxa" w:w="60"/>
-            </w:tcMar>
-          </w:tcPr>
-          <w:p>
-            <w:r>
-              <w:rPr>
-                <w:rFonts w:ascii="Calibri" w:cs="Calibri" w:eastAsia="Calibri" w:hAnsi="Calibri"/>
-                <w:sz w:val="20"/>
-                <w:szCs w:val="20"/>
-              </w:rPr>
-              <w:t xml:space="preserve"> </w:t>
-            </w:r>
-          </w:p>
-        </w:tc>
-        <w:tc>
-          <w:tcPr>
-            <w:tcW w:type="dxa" w:w="3400"/>
-            <w:tcBorders>
-              <w:top w:val="single" w:color="D0D8E4" w:sz="4"/>
-              <w:left w:val="single" w:color="D0D8E4" w:sz="4"/>
-              <w:bottom w:val="single" w:color="D0D8E4" w:sz="4"/>
-              <w:right w:val="single" w:color="D0D8E4" w:sz="4"/>
-            </w:tcBorders>
-            <w:shd w:fill="F0F4F8" w:color="auto" w:val="clear"/>
-            <w:tcMar>
-              <w:top w:type="dxa" w:w="50"/>
-              <w:left w:type="dxa" w:w="120"/>
-              <w:bottom w:type="dxa" w:w="50"/>
-              <w:right w:type="dxa" w:w="60"/>
-            </w:tcMar>
-          </w:tcPr>
-          <w:p>
-            <w:r>
-              <w:rPr>
-                <w:rFonts w:ascii="Calibri" w:cs="Calibri" w:eastAsia="Calibri" w:hAnsi="Calibri"/>
-                <w:sz w:val="20"/>
-                <w:szCs w:val="20"/>
-              </w:rPr>
-              <w:t xml:space="preserve"> </w:t>
-            </w:r>
-          </w:p>
-        </w:tc>
-        <w:tc>
-          <w:tcPr>
-            <w:tcW w:type="dxa" w:w="2026"/>
-            <w:tcBorders>
-              <w:top w:val="single" w:color="D0D8E4" w:sz="4"/>
-              <w:left w:val="single" w:color="D0D8E4" w:sz="4"/>
-              <w:bottom w:val="single" w:color="D0D8E4" w:sz="4"/>
-              <w:right w:val="single" w:color="D0D8E4" w:sz="4"/>
-            </w:tcBorders>
-            <w:shd w:fill="F0F4F8" w:color="auto" w:val="clear"/>
-            <w:tcMar>
-              <w:top w:type="dxa" w:w="50"/>
-              <w:left w:type="dxa" w:w="120"/>
-              <w:bottom w:type="dxa" w:w="50"/>
-              <w:right w:type="dxa" w:w="60"/>
-            </w:tcMar>
-          </w:tcPr>
-          <w:p>
-            <w:r>
-              <w:rPr>
-                <w:rFonts w:ascii="Calibri" w:cs="Calibri" w:eastAsia="Calibri" w:hAnsi="Calibri"/>
-                <w:sz w:val="20"/>
-                <w:szCs w:val="20"/>
-              </w:rPr>
-              <w:t xml:space="preserve"> </w:t>
-            </w:r>
-          </w:p>
-        </w:tc>
-      </w:tr>
-    </w:tbl>
-    <w:p>
-      <w:pPr>
-        <w:spacing w:after="200" w:before="0"/>
-      </w:pPr>
-    </w:p>
-    <w:tbl>
-      <w:tblPr>
-        <w:tblW w:type="dxa" w:w="10626"/>
-        <w:tblBorders>
-          <w:top w:val="none" w:color="auto" w:sz="0"/>
-          <w:left w:val="none" w:color="auto" w:sz="0"/>
-          <w:bottom w:val="none" w:color="auto" w:sz="0"/>
-          <w:right w:val="none" w:color="auto" w:sz="0"/>
-          <w:insideH w:val="single" w:color="auto" w:sz="4"/>
-          <w:insideV w:val="single" w:color="auto" w:sz="4"/>
-        </w:tblBorders>
-      </w:tblPr>
-      <w:tblGrid>
-        <w:gridCol w:w="10626"/>
-      </w:tblGrid>
-      <w:tr>
-        <w:tc>
-          <w:tcPr>
-            <w:tcW w:type="dxa" w:w="10626"/>
-            <w:shd w:fill="1F3964" w:color="auto" w:val="clear"/>
-            <w:tcMar>
-              <w:top w:type="dxa" w:w="60"/>
-              <w:left w:type="dxa" w:w="160"/>
-              <w:bottom w:type="dxa" w:w="60"/>
-              <w:right w:type="dxa" w:w="160"/>
-            </w:tcMar>
-          </w:tcPr>
-          <w:p>
-            <w:r>
-              <w:rPr>
-                <w:rFonts w:ascii="Calibri" w:cs="Calibri" w:eastAsia="Calibri" w:hAnsi="Calibri"/>
-                <w:b/>
-                <w:bCs/>
-                <w:color w:val="FFFFFF"/>
-                <w:sz w:val="20"/>
-                <w:szCs w:val="20"/>
-              </w:rPr>
-              <w:t xml:space="preserve">B  —  CAPACITY FLAGS  (circle Y or N for each)</w:t>
-            </w:r>
-          </w:p>
-        </w:tc>
-      </w:tr>
-    </w:tbl>
-    <w:p>
-      <w:pPr>
-        <w:spacing w:after="120" w:before="0"/>
-      </w:pPr>
-    </w:p>
-    <w:tbl>
-      <w:tblPr>
-        <w:tblW w:type="dxa" w:w="10626"/>
-        <w:tblBorders>
-          <w:top w:val="none" w:color="auto" w:sz="0"/>
-          <w:left w:val="none" w:color="auto" w:sz="0"/>
-          <w:bottom w:val="none" w:color="auto" w:sz="0"/>
-          <w:right w:val="none" w:color="auto" w:sz="0"/>
-          <w:insideH w:val="single" w:color="auto" w:sz="4"/>
-          <w:insideV w:val="single" w:color="auto" w:sz="4"/>
-        </w:tblBorders>
-      </w:tblPr>
-      <w:tblGrid>
-        <w:gridCol w:w="480"/>
-        <w:gridCol w:w="200"/>
-        <w:gridCol w:w="3200"/>
-        <w:gridCol w:w="6746"/>
-      </w:tblGrid>
-      <w:tr>
-        <w:tc>
-          <w:tcPr>
-            <w:tcW w:type="dxa" w:w="480"/>
-            <w:tcBorders>
-              <w:top w:val="none" w:color="auto" w:sz="0"/>
-              <w:left w:val="none" w:color="auto" w:sz="0"/>
-              <w:bottom w:val="none" w:color="auto" w:sz="0"/>
-              <w:right w:val="none" w:color="auto" w:sz="0"/>
-            </w:tcBorders>
-            <w:tcMar>
-              <w:top w:type="dxa" w:w="60"/>
-              <w:left w:type="dxa" w:w="60"/>
-              <w:bottom w:type="dxa" w:w="60"/>
-              <w:right w:type="dxa" w:w="60"/>
-            </w:tcMar>
-          </w:tcPr>
-          <w:tbl>
-            <w:tblPr>
-              <w:tblW w:type="dxa" w:w="360"/>
-              <w:tblBorders>
-                <w:top w:val="single" w:color="auto" w:sz="4"/>
-                <w:left w:val="single" w:color="auto" w:sz="4"/>
-                <w:bottom w:val="single" w:color="auto" w:sz="4"/>
-                <w:right w:val="single" w:color="auto" w:sz="4"/>
-                <w:insideH w:val="single" w:color="auto" w:sz="4"/>
-                <w:insideV w:val="single" w:color="auto" w:sz="4"/>
-              </w:tblBorders>
-            </w:tblPr>
-            <w:tblGrid>
-              <w:gridCol w:w="180"/>
-              <w:gridCol w:w="180"/>
-            </w:tblGrid>
-            <w:tr>
-              <w:tc>
-                <w:tcPr>
-                  <w:tcW w:type="dxa" w:w="180"/>
-                  <w:tcBorders>
-                    <w:top w:val="single" w:color="1F3964" w:sz="8"/>
-                    <w:left w:val="single" w:color="1F3964" w:sz="8"/>
-                    <w:bottom w:val="single" w:color="1F3964" w:sz="8"/>
-                    <w:right w:val="single" w:color="1F3964" w:sz="8"/>
-                  </w:tcBorders>
-                  <w:shd w:fill="EFF8E8" w:color="auto" w:val="clear"/>
-                  <w:tcMar>
-                    <w:top w:type="dxa" w:w="40"/>
-                    <w:left w:type="dxa" w:w="20"/>
-                    <w:bottom w:type="dxa" w:w="40"/>
-                    <w:right w:type="dxa" w:w="20"/>
-                  </w:tcMar>
-                </w:tcPr>
-                <w:p>
-                  <w:pPr>
-                    <w:jc w:val="center"/>
-                  </w:pPr>
-                  <w:r>
-                    <w:rPr>
-                      <w:rFonts w:ascii="Calibri" w:cs="Calibri" w:eastAsia="Calibri" w:hAnsi="Calibri"/>
-                      <w:b/>
-                      <w:bCs/>
-                      <w:color w:val="375C1B"/>
-                      <w:sz w:val="24"/>
-                      <w:szCs w:val="24"/>
-                    </w:rPr>
-                    <w:t xml:space="preserve">Y</w:t>
-                  </w:r>
-                </w:p>
-              </w:tc>
-              <w:tc>
-                <w:tcPr>
-                  <w:tcW w:type="dxa" w:w="180"/>
-                  <w:tcBorders>
-                    <w:top w:val="single" w:color="1F3964" w:sz="8"/>
-                    <w:left w:val="single" w:color="1F3964" w:sz="8"/>
-                    <w:bottom w:val="single" w:color="1F3964" w:sz="8"/>
-                    <w:right w:val="single" w:color="1F3964" w:sz="8"/>
-                  </w:tcBorders>
-                  <w:shd w:fill="FFF0F0" w:color="auto" w:val="clear"/>
-                  <w:tcMar>
-                    <w:top w:type="dxa" w:w="40"/>
-                    <w:left w:type="dxa" w:w="20"/>
-                    <w:bottom w:type="dxa" w:w="40"/>
-                    <w:right w:type="dxa" w:w="20"/>
-                  </w:tcMar>
-                </w:tcPr>
-                <w:p>
-                  <w:pPr>
-                    <w:jc w:val="center"/>
-                  </w:pPr>
-                  <w:r>
-                    <w:rPr>
-                      <w:rFonts w:ascii="Calibri" w:cs="Calibri" w:eastAsia="Calibri" w:hAnsi="Calibri"/>
-                      <w:b/>
-                      <w:bCs/>
-                      <w:color w:val="C00000"/>
-                      <w:sz w:val="24"/>
-                      <w:szCs w:val="24"/>
-                    </w:rPr>
-                    <w:t xml:space="preserve">N</w:t>
-                  </w:r>
-                </w:p>
-              </w:tc>
-            </w:tr>
-          </w:tbl>
-          <w:p/>
-        </w:tc>
-        <w:tc>
-          <w:tcPr>
-            <w:tcW w:type="dxa" w:w="200"/>
-            <w:tcBorders>
-              <w:top w:val="none" w:color="auto" w:sz="0"/>
-              <w:left w:val="none" w:color="auto" w:sz="0"/>
-              <w:bottom w:val="none" w:color="auto" w:sz="0"/>
-              <w:right w:val="none" w:color="auto" w:sz="0"/>
-            </w:tcBorders>
-            <w:tcMar>
-              <w:top w:type="dxa" w:w="60"/>
-              <w:left w:type="dxa" w:w="80"/>
-              <w:bottom w:type="dxa" w:w="60"/>
-              <w:right w:type="dxa" w:w="80"/>
-            </w:tcMar>
-            <w:vAlign w:val="center"/>
-          </w:tcPr>
-          <w:p>
-            <w:r>
-              <w:rPr>
-                <w:rFonts w:ascii="Calibri" w:cs="Calibri" w:eastAsia="Calibri" w:hAnsi="Calibri"/>
-                <w:sz w:val="18"/>
-                <w:szCs w:val="18"/>
-              </w:rPr>
-              <w:t xml:space="preserve"/>
-            </w:r>
-          </w:p>
-        </w:tc>
-        <w:tc>
-          <w:tcPr>
-            <w:tcW w:type="dxa" w:w="3200"/>
-            <w:tcBorders>
-              <w:top w:val="none" w:color="auto" w:sz="0"/>
-              <w:left w:val="none" w:color="auto" w:sz="0"/>
-              <w:bottom w:val="none" w:color="auto" w:sz="0"/>
-              <w:right w:val="none" w:color="auto" w:sz="0"/>
-            </w:tcBorders>
-            <w:tcMar>
-              <w:top w:type="dxa" w:w="60"/>
-              <w:left w:type="dxa" w:w="0"/>
-              <w:bottom w:type="dxa" w:w="60"/>
-              <w:right w:type="dxa" w:w="60"/>
-            </w:tcMar>
-            <w:vAlign w:val="center"/>
-          </w:tcPr>
-          <w:p>
-            <w:r>
-              <w:rPr>
-                <w:rFonts w:ascii="Calibri" w:cs="Calibri" w:eastAsia="Calibri" w:hAnsi="Calibri"/>
-                <w:color w:val="404040"/>
-                <w:sz w:val="19"/>
-                <w:szCs w:val="19"/>
-              </w:rPr>
-              <w:t xml:space="preserve">Overtime required tomorrow</w:t>
-            </w:r>
-          </w:p>
-        </w:tc>
-        <w:tc>
-          <w:tcPr>
-            <w:tcW w:type="dxa" w:w="6746"/>
-            <w:tcBorders>
-              <w:top w:val="none" w:color="auto" w:sz="0"/>
-              <w:left w:val="none" w:color="auto" w:sz="0"/>
-              <w:bottom w:val="single" w:color="D0D8E4" w:sz="4"/>
-              <w:right w:val="none" w:color="auto" w:sz="0"/>
-            </w:tcBorders>
-            <w:tcMar>
-              <w:top w:type="dxa" w:w="60"/>
-              <w:left w:type="dxa" w:w="80"/>
-              <w:bottom w:type="dxa" w:w="60"/>
-              <w:right w:type="dxa" w:w="0"/>
-            </w:tcMar>
-          </w:tcPr>
-          <w:p>
-            <w:r>
-              <w:rPr>
-                <w:rFonts w:ascii="Calibri" w:cs="Calibri" w:eastAsia="Calibri" w:hAnsi="Calibri"/>
-                <w:i/>
-                <w:iCs/>
-                <w:color w:val="7F7F7F"/>
-                <w:sz w:val="17"/>
-                <w:szCs w:val="17"/>
-              </w:rPr>
-              <w:t xml:space="preserve">Notes:  </w:t>
-            </w:r>
-          </w:p>
-        </w:tc>
-      </w:tr>
-      <w:tr>
-        <w:tc>
-          <w:tcPr>
-            <w:tcW w:type="dxa" w:w="480"/>
-            <w:tcBorders>
-              <w:top w:val="none" w:color="auto" w:sz="0"/>
-              <w:left w:val="none" w:color="auto" w:sz="0"/>
-              <w:bottom w:val="none" w:color="auto" w:sz="0"/>
-              <w:right w:val="none" w:color="auto" w:sz="0"/>
-            </w:tcBorders>
-            <w:tcMar>
-              <w:top w:type="dxa" w:w="60"/>
-              <w:left w:type="dxa" w:w="60"/>
-              <w:bottom w:type="dxa" w:w="60"/>
-              <w:right w:type="dxa" w:w="60"/>
-            </w:tcMar>
-          </w:tcPr>
-          <w:tbl>
-            <w:tblPr>
-              <w:tblW w:type="dxa" w:w="360"/>
-              <w:tblBorders>
-                <w:top w:val="single" w:color="auto" w:sz="4"/>
-                <w:left w:val="single" w:color="auto" w:sz="4"/>
-                <w:bottom w:val="single" w:color="auto" w:sz="4"/>
-                <w:right w:val="single" w:color="auto" w:sz="4"/>
-                <w:insideH w:val="single" w:color="auto" w:sz="4"/>
-                <w:insideV w:val="single" w:color="auto" w:sz="4"/>
-              </w:tblBorders>
-            </w:tblPr>
-            <w:tblGrid>
-              <w:gridCol w:w="180"/>
-              <w:gridCol w:w="180"/>
-            </w:tblGrid>
-            <w:tr>
-              <w:tc>
-                <w:tcPr>
-                  <w:tcW w:type="dxa" w:w="180"/>
-                  <w:tcBorders>
-                    <w:top w:val="single" w:color="1F3964" w:sz="8"/>
-                    <w:left w:val="single" w:color="1F3964" w:sz="8"/>
-                    <w:bottom w:val="single" w:color="1F3964" w:sz="8"/>
-                    <w:right w:val="single" w:color="1F3964" w:sz="8"/>
-                  </w:tcBorders>
-                  <w:shd w:fill="EFF8E8" w:color="auto" w:val="clear"/>
-                  <w:tcMar>
-                    <w:top w:type="dxa" w:w="40"/>
-                    <w:left w:type="dxa" w:w="20"/>
-                    <w:bottom w:type="dxa" w:w="40"/>
-                    <w:right w:type="dxa" w:w="20"/>
-                  </w:tcMar>
-                </w:tcPr>
-                <w:p>
-                  <w:pPr>
-                    <w:jc w:val="center"/>
-                  </w:pPr>
-                  <w:r>
-                    <w:rPr>
-                      <w:rFonts w:ascii="Calibri" w:cs="Calibri" w:eastAsia="Calibri" w:hAnsi="Calibri"/>
-                      <w:b/>
-                      <w:bCs/>
-                      <w:color w:val="375C1B"/>
-                      <w:sz w:val="24"/>
-                      <w:szCs w:val="24"/>
-                    </w:rPr>
-                    <w:t xml:space="preserve">Y</w:t>
-                  </w:r>
-                </w:p>
-              </w:tc>
-              <w:tc>
-                <w:tcPr>
-                  <w:tcW w:type="dxa" w:w="180"/>
-                  <w:tcBorders>
-                    <w:top w:val="single" w:color="1F3964" w:sz="8"/>
-                    <w:left w:val="single" w:color="1F3964" w:sz="8"/>
-                    <w:bottom w:val="single" w:color="1F3964" w:sz="8"/>
-                    <w:right w:val="single" w:color="1F3964" w:sz="8"/>
-                  </w:tcBorders>
-                  <w:shd w:fill="FFF0F0" w:color="auto" w:val="clear"/>
-                  <w:tcMar>
-                    <w:top w:type="dxa" w:w="40"/>
-                    <w:left w:type="dxa" w:w="20"/>
-                    <w:bottom w:type="dxa" w:w="40"/>
-                    <w:right w:type="dxa" w:w="20"/>
-                  </w:tcMar>
-                </w:tcPr>
-                <w:p>
-                  <w:pPr>
-                    <w:jc w:val="center"/>
-                  </w:pPr>
-                  <w:r>
-                    <w:rPr>
-                      <w:rFonts w:ascii="Calibri" w:cs="Calibri" w:eastAsia="Calibri" w:hAnsi="Calibri"/>
-                      <w:b/>
-                      <w:bCs/>
-                      <w:color w:val="C00000"/>
-                      <w:sz w:val="24"/>
-                      <w:szCs w:val="24"/>
-                    </w:rPr>
-                    <w:t xml:space="preserve">N</w:t>
-                  </w:r>
-                </w:p>
-              </w:tc>
-            </w:tr>
-          </w:tbl>
-          <w:p/>
-        </w:tc>
-        <w:tc>
-          <w:tcPr>
-            <w:tcW w:type="dxa" w:w="200"/>
-            <w:tcBorders>
-              <w:top w:val="none" w:color="auto" w:sz="0"/>
-              <w:left w:val="none" w:color="auto" w:sz="0"/>
-              <w:bottom w:val="none" w:color="auto" w:sz="0"/>
-              <w:right w:val="none" w:color="auto" w:sz="0"/>
-            </w:tcBorders>
-            <w:tcMar>
-              <w:top w:type="dxa" w:w="60"/>
-              <w:left w:type="dxa" w:w="80"/>
-              <w:bottom w:type="dxa" w:w="60"/>
-              <w:right w:type="dxa" w:w="80"/>
-            </w:tcMar>
-            <w:vAlign w:val="center"/>
-          </w:tcPr>
-          <w:p>
-            <w:r>
-              <w:rPr>
-                <w:rFonts w:ascii="Calibri" w:cs="Calibri" w:eastAsia="Calibri" w:hAnsi="Calibri"/>
-                <w:sz w:val="18"/>
-                <w:szCs w:val="18"/>
-              </w:rPr>
-              <w:t xml:space="preserve"/>
-            </w:r>
-          </w:p>
-        </w:tc>
-        <w:tc>
-          <w:tcPr>
-            <w:tcW w:type="dxa" w:w="3200"/>
-            <w:tcBorders>
-              <w:top w:val="none" w:color="auto" w:sz="0"/>
-              <w:left w:val="none" w:color="auto" w:sz="0"/>
-              <w:bottom w:val="none" w:color="auto" w:sz="0"/>
-              <w:right w:val="none" w:color="auto" w:sz="0"/>
-            </w:tcBorders>
-            <w:tcMar>
-              <w:top w:type="dxa" w:w="60"/>
-              <w:left w:type="dxa" w:w="0"/>
-              <w:bottom w:type="dxa" w:w="60"/>
-              <w:right w:type="dxa" w:w="60"/>
-            </w:tcMar>
-            <w:vAlign w:val="center"/>
-          </w:tcPr>
-          <w:p>
-            <w:r>
-              <w:rPr>
-                <w:rFonts w:ascii="Calibri" w:cs="Calibri" w:eastAsia="Calibri" w:hAnsi="Calibri"/>
-                <w:color w:val="404040"/>
-                <w:sz w:val="19"/>
-                <w:szCs w:val="19"/>
-              </w:rPr>
-              <w:t xml:space="preserve">Apprentice / trainee requiring direct supervision</w:t>
-            </w:r>
-          </w:p>
-        </w:tc>
-        <w:tc>
-          <w:tcPr>
-            <w:tcW w:type="dxa" w:w="6746"/>
-            <w:tcBorders>
-              <w:top w:val="none" w:color="auto" w:sz="0"/>
-              <w:left w:val="none" w:color="auto" w:sz="0"/>
-              <w:bottom w:val="single" w:color="D0D8E4" w:sz="4"/>
-              <w:right w:val="none" w:color="auto" w:sz="0"/>
-            </w:tcBorders>
-            <w:tcMar>
-              <w:top w:type="dxa" w:w="60"/>
-              <w:left w:type="dxa" w:w="80"/>
-              <w:bottom w:type="dxa" w:w="60"/>
-              <w:right w:type="dxa" w:w="0"/>
-            </w:tcMar>
-          </w:tcPr>
-          <w:p>
-            <w:r>
-              <w:rPr>
-                <w:rFonts w:ascii="Calibri" w:cs="Calibri" w:eastAsia="Calibri" w:hAnsi="Calibri"/>
-                <w:i/>
-                <w:iCs/>
-                <w:color w:val="7F7F7F"/>
-                <w:sz w:val="17"/>
-                <w:szCs w:val="17"/>
-              </w:rPr>
-              <w:t xml:space="preserve">Notes:  </w:t>
-            </w:r>
-          </w:p>
-        </w:tc>
-      </w:tr>
-      <w:tr>
-        <w:tc>
-          <w:tcPr>
-            <w:tcW w:type="dxa" w:w="480"/>
-            <w:tcBorders>
-              <w:top w:val="none" w:color="auto" w:sz="0"/>
-              <w:left w:val="none" w:color="auto" w:sz="0"/>
-              <w:bottom w:val="none" w:color="auto" w:sz="0"/>
-              <w:right w:val="none" w:color="auto" w:sz="0"/>
-            </w:tcBorders>
-            <w:tcMar>
-              <w:top w:type="dxa" w:w="60"/>
-              <w:left w:type="dxa" w:w="60"/>
-              <w:bottom w:type="dxa" w:w="60"/>
-              <w:right w:type="dxa" w:w="60"/>
-            </w:tcMar>
-          </w:tcPr>
-          <w:tbl>
-            <w:tblPr>
-              <w:tblW w:type="dxa" w:w="360"/>
-              <w:tblBorders>
-                <w:top w:val="single" w:color="auto" w:sz="4"/>
-                <w:left w:val="single" w:color="auto" w:sz="4"/>
-                <w:bottom w:val="single" w:color="auto" w:sz="4"/>
-                <w:right w:val="single" w:color="auto" w:sz="4"/>
-                <w:insideH w:val="single" w:color="auto" w:sz="4"/>
-                <w:insideV w:val="single" w:color="auto" w:sz="4"/>
-              </w:tblBorders>
-            </w:tblPr>
-            <w:tblGrid>
-              <w:gridCol w:w="180"/>
-              <w:gridCol w:w="180"/>
-            </w:tblGrid>
-            <w:tr>
-              <w:tc>
-                <w:tcPr>
-                  <w:tcW w:type="dxa" w:w="180"/>
-                  <w:tcBorders>
-                    <w:top w:val="single" w:color="1F3964" w:sz="8"/>
-                    <w:left w:val="single" w:color="1F3964" w:sz="8"/>
-                    <w:bottom w:val="single" w:color="1F3964" w:sz="8"/>
-                    <w:right w:val="single" w:color="1F3964" w:sz="8"/>
-                  </w:tcBorders>
-                  <w:shd w:fill="EFF8E8" w:color="auto" w:val="clear"/>
-                  <w:tcMar>
-                    <w:top w:type="dxa" w:w="40"/>
-                    <w:left w:type="dxa" w:w="20"/>
-                    <w:bottom w:type="dxa" w:w="40"/>
-                    <w:right w:type="dxa" w:w="20"/>
-                  </w:tcMar>
-                </w:tcPr>
-                <w:p>
-                  <w:pPr>
-                    <w:jc w:val="center"/>
-                  </w:pPr>
-                  <w:r>
-                    <w:rPr>
-                      <w:rFonts w:ascii="Calibri" w:cs="Calibri" w:eastAsia="Calibri" w:hAnsi="Calibri"/>
-                      <w:b/>
-                      <w:bCs/>
-                      <w:color w:val="375C1B"/>
-                      <w:sz w:val="24"/>
-                      <w:szCs w:val="24"/>
-                    </w:rPr>
-                    <w:t xml:space="preserve">Y</w:t>
-                  </w:r>
-                </w:p>
-              </w:tc>
-              <w:tc>
-                <w:tcPr>
-                  <w:tcW w:type="dxa" w:w="180"/>
-                  <w:tcBorders>
-                    <w:top w:val="single" w:color="1F3964" w:sz="8"/>
-                    <w:left w:val="single" w:color="1F3964" w:sz="8"/>
-                    <w:bottom w:val="single" w:color="1F3964" w:sz="8"/>
-                    <w:right w:val="single" w:color="1F3964" w:sz="8"/>
-                  </w:tcBorders>
-                  <w:shd w:fill="FFF0F0" w:color="auto" w:val="clear"/>
-                  <w:tcMar>
-                    <w:top w:type="dxa" w:w="40"/>
-                    <w:left w:type="dxa" w:w="20"/>
-                    <w:bottom w:type="dxa" w:w="40"/>
-                    <w:right w:type="dxa" w:w="20"/>
-                  </w:tcMar>
-                </w:tcPr>
-                <w:p>
-                  <w:pPr>
-                    <w:jc w:val="center"/>
-                  </w:pPr>
-                  <w:r>
-                    <w:rPr>
-                      <w:rFonts w:ascii="Calibri" w:cs="Calibri" w:eastAsia="Calibri" w:hAnsi="Calibri"/>
-                      <w:b/>
-                      <w:bCs/>
-                      <w:color w:val="C00000"/>
-                      <w:sz w:val="24"/>
-                      <w:szCs w:val="24"/>
-                    </w:rPr>
-                    <w:t xml:space="preserve">N</w:t>
-                  </w:r>
-                </w:p>
-              </w:tc>
-            </w:tr>
-          </w:tbl>
-          <w:p/>
-        </w:tc>
-        <w:tc>
-          <w:tcPr>
-            <w:tcW w:type="dxa" w:w="200"/>
-            <w:tcBorders>
-              <w:top w:val="none" w:color="auto" w:sz="0"/>
-              <w:left w:val="none" w:color="auto" w:sz="0"/>
-              <w:bottom w:val="none" w:color="auto" w:sz="0"/>
-              <w:right w:val="none" w:color="auto" w:sz="0"/>
-            </w:tcBorders>
-            <w:tcMar>
-              <w:top w:type="dxa" w:w="60"/>
-              <w:left w:type="dxa" w:w="80"/>
-              <w:bottom w:type="dxa" w:w="60"/>
-              <w:right w:type="dxa" w:w="80"/>
-            </w:tcMar>
-            <w:vAlign w:val="center"/>
-          </w:tcPr>
-          <w:p>
-            <w:r>
-              <w:rPr>
-                <w:rFonts w:ascii="Calibri" w:cs="Calibri" w:eastAsia="Calibri" w:hAnsi="Calibri"/>
-                <w:sz w:val="18"/>
-                <w:szCs w:val="18"/>
-              </w:rPr>
-              <w:t xml:space="preserve"/>
-            </w:r>
-          </w:p>
-        </w:tc>
-        <w:tc>
-          <w:tcPr>
-            <w:tcW w:type="dxa" w:w="3200"/>
-            <w:tcBorders>
-              <w:top w:val="none" w:color="auto" w:sz="0"/>
-              <w:left w:val="none" w:color="auto" w:sz="0"/>
-              <w:bottom w:val="none" w:color="auto" w:sz="0"/>
-              <w:right w:val="none" w:color="auto" w:sz="0"/>
-            </w:tcBorders>
-            <w:tcMar>
-              <w:top w:type="dxa" w:w="60"/>
-              <w:left w:type="dxa" w:w="0"/>
-              <w:bottom w:type="dxa" w:w="60"/>
-              <w:right w:type="dxa" w:w="60"/>
-            </w:tcMar>
-            <w:vAlign w:val="center"/>
-          </w:tcPr>
-          <w:p>
-            <w:r>
-              <w:rPr>
-                <w:rFonts w:ascii="Calibri" w:cs="Calibri" w:eastAsia="Calibri" w:hAnsi="Calibri"/>
-                <w:color w:val="404040"/>
-                <w:sz w:val="19"/>
-                <w:szCs w:val="19"/>
-              </w:rPr>
-              <w:t xml:space="preserve">Visitors or contractors on the floor</w:t>
-            </w:r>
-          </w:p>
-        </w:tc>
-        <w:tc>
-          <w:tcPr>
-            <w:tcW w:type="dxa" w:w="6746"/>
-            <w:tcBorders>
-              <w:top w:val="none" w:color="auto" w:sz="0"/>
-              <w:left w:val="none" w:color="auto" w:sz="0"/>
-              <w:bottom w:val="single" w:color="D0D8E4" w:sz="4"/>
-              <w:right w:val="none" w:color="auto" w:sz="0"/>
-            </w:tcBorders>
-            <w:tcMar>
-              <w:top w:type="dxa" w:w="60"/>
-              <w:left w:type="dxa" w:w="80"/>
-              <w:bottom w:type="dxa" w:w="60"/>
-              <w:right w:type="dxa" w:w="0"/>
-            </w:tcMar>
-          </w:tcPr>
-          <w:p>
-            <w:r>
-              <w:rPr>
-                <w:rFonts w:ascii="Calibri" w:cs="Calibri" w:eastAsia="Calibri" w:hAnsi="Calibri"/>
-                <w:i/>
-                <w:iCs/>
-                <w:color w:val="7F7F7F"/>
-                <w:sz w:val="17"/>
-                <w:szCs w:val="17"/>
-              </w:rPr>
-              <w:t xml:space="preserve">Notes:  </w:t>
-            </w:r>
-          </w:p>
-        </w:tc>
-      </w:tr>
-      <w:tr>
-        <w:tc>
-          <w:tcPr>
-            <w:tcW w:type="dxa" w:w="480"/>
-            <w:tcBorders>
-              <w:top w:val="none" w:color="auto" w:sz="0"/>
-              <w:left w:val="none" w:color="auto" w:sz="0"/>
-              <w:bottom w:val="none" w:color="auto" w:sz="0"/>
-              <w:right w:val="none" w:color="auto" w:sz="0"/>
-            </w:tcBorders>
-            <w:tcMar>
-              <w:top w:type="dxa" w:w="60"/>
-              <w:left w:type="dxa" w:w="60"/>
-              <w:bottom w:type="dxa" w:w="60"/>
-              <w:right w:type="dxa" w:w="60"/>
-            </w:tcMar>
-          </w:tcPr>
-          <w:tbl>
-            <w:tblPr>
-              <w:tblW w:type="dxa" w:w="360"/>
-              <w:tblBorders>
-                <w:top w:val="single" w:color="auto" w:sz="4"/>
-                <w:left w:val="single" w:color="auto" w:sz="4"/>
-                <w:bottom w:val="single" w:color="auto" w:sz="4"/>
-                <w:right w:val="single" w:color="auto" w:sz="4"/>
-                <w:insideH w:val="single" w:color="auto" w:sz="4"/>
-                <w:insideV w:val="single" w:color="auto" w:sz="4"/>
-              </w:tblBorders>
-            </w:tblPr>
-            <w:tblGrid>
-              <w:gridCol w:w="180"/>
-              <w:gridCol w:w="180"/>
-            </w:tblGrid>
-            <w:tr>
-              <w:tc>
-                <w:tcPr>
-                  <w:tcW w:type="dxa" w:w="180"/>
-                  <w:tcBorders>
-                    <w:top w:val="single" w:color="1F3964" w:sz="8"/>
-                    <w:left w:val="single" w:color="1F3964" w:sz="8"/>
-                    <w:bottom w:val="single" w:color="1F3964" w:sz="8"/>
-                    <w:right w:val="single" w:color="1F3964" w:sz="8"/>
-                  </w:tcBorders>
-                  <w:shd w:fill="EFF8E8" w:color="auto" w:val="clear"/>
-                  <w:tcMar>
-                    <w:top w:type="dxa" w:w="40"/>
-                    <w:left w:type="dxa" w:w="20"/>
-                    <w:bottom w:type="dxa" w:w="40"/>
-                    <w:right w:type="dxa" w:w="20"/>
-                  </w:tcMar>
-                </w:tcPr>
-                <w:p>
-                  <w:pPr>
-                    <w:jc w:val="center"/>
-                  </w:pPr>
-                  <w:r>
-                    <w:rPr>
-                      <w:rFonts w:ascii="Calibri" w:cs="Calibri" w:eastAsia="Calibri" w:hAnsi="Calibri"/>
-                      <w:b/>
-                      <w:bCs/>
-                      <w:color w:val="375C1B"/>
-                      <w:sz w:val="24"/>
-                      <w:szCs w:val="24"/>
-                    </w:rPr>
-                    <w:t xml:space="preserve">Y</w:t>
-                  </w:r>
-                </w:p>
-              </w:tc>
-              <w:tc>
-                <w:tcPr>
-                  <w:tcW w:type="dxa" w:w="180"/>
-                  <w:tcBorders>
-                    <w:top w:val="single" w:color="1F3964" w:sz="8"/>
-                    <w:left w:val="single" w:color="1F3964" w:sz="8"/>
-                    <w:bottom w:val="single" w:color="1F3964" w:sz="8"/>
-                    <w:right w:val="single" w:color="1F3964" w:sz="8"/>
-                  </w:tcBorders>
-                  <w:shd w:fill="FFF0F0" w:color="auto" w:val="clear"/>
-                  <w:tcMar>
-                    <w:top w:type="dxa" w:w="40"/>
-                    <w:left w:type="dxa" w:w="20"/>
-                    <w:bottom w:type="dxa" w:w="40"/>
-                    <w:right w:type="dxa" w:w="20"/>
-                  </w:tcMar>
-                </w:tcPr>
-                <w:p>
-                  <w:pPr>
-                    <w:jc w:val="center"/>
-                  </w:pPr>
-                  <w:r>
-                    <w:rPr>
-                      <w:rFonts w:ascii="Calibri" w:cs="Calibri" w:eastAsia="Calibri" w:hAnsi="Calibri"/>
-                      <w:b/>
-                      <w:bCs/>
-                      <w:color w:val="C00000"/>
-                      <w:sz w:val="24"/>
-                      <w:szCs w:val="24"/>
-                    </w:rPr>
-                    <w:t xml:space="preserve">N</w:t>
-                  </w:r>
-                </w:p>
-              </w:tc>
-            </w:tr>
-          </w:tbl>
-          <w:p/>
-        </w:tc>
-        <w:tc>
-          <w:tcPr>
-            <w:tcW w:type="dxa" w:w="200"/>
-            <w:tcBorders>
-              <w:top w:val="none" w:color="auto" w:sz="0"/>
-              <w:left w:val="none" w:color="auto" w:sz="0"/>
-              <w:bottom w:val="none" w:color="auto" w:sz="0"/>
-              <w:right w:val="none" w:color="auto" w:sz="0"/>
-            </w:tcBorders>
-            <w:tcMar>
-              <w:top w:type="dxa" w:w="60"/>
-              <w:left w:type="dxa" w:w="80"/>
-              <w:bottom w:type="dxa" w:w="60"/>
-              <w:right w:type="dxa" w:w="80"/>
-            </w:tcMar>
-            <w:vAlign w:val="center"/>
-          </w:tcPr>
-          <w:p>
-            <w:r>
-              <w:rPr>
-                <w:rFonts w:ascii="Calibri" w:cs="Calibri" w:eastAsia="Calibri" w:hAnsi="Calibri"/>
-                <w:sz w:val="18"/>
-                <w:szCs w:val="18"/>
-              </w:rPr>
-              <w:t xml:space="preserve"/>
-            </w:r>
-          </w:p>
-        </w:tc>
-        <w:tc>
-          <w:tcPr>
-            <w:tcW w:type="dxa" w:w="3200"/>
-            <w:tcBorders>
-              <w:top w:val="none" w:color="auto" w:sz="0"/>
-              <w:left w:val="none" w:color="auto" w:sz="0"/>
-              <w:bottom w:val="none" w:color="auto" w:sz="0"/>
-              <w:right w:val="none" w:color="auto" w:sz="0"/>
-            </w:tcBorders>
-            <w:tcMar>
-              <w:top w:type="dxa" w:w="60"/>
-              <w:left w:type="dxa" w:w="0"/>
-              <w:bottom w:type="dxa" w:w="60"/>
-              <w:right w:type="dxa" w:w="60"/>
-            </w:tcMar>
-            <w:vAlign w:val="center"/>
-          </w:tcPr>
-          <w:p>
-            <w:r>
-              <w:rPr>
-                <w:rFonts w:ascii="Calibri" w:cs="Calibri" w:eastAsia="Calibri" w:hAnsi="Calibri"/>
-                <w:color w:val="404040"/>
-                <w:sz w:val="19"/>
-                <w:szCs w:val="19"/>
-              </w:rPr>
-              <w:t xml:space="preserve">Skill gap for any of tomorrow's jobs</w:t>
-            </w:r>
-          </w:p>
-        </w:tc>
-        <w:tc>
-          <w:tcPr>
-            <w:tcW w:type="dxa" w:w="6746"/>
-            <w:tcBorders>
-              <w:top w:val="none" w:color="auto" w:sz="0"/>
-              <w:left w:val="none" w:color="auto" w:sz="0"/>
-              <w:bottom w:val="single" w:color="D0D8E4" w:sz="4"/>
-              <w:right w:val="none" w:color="auto" w:sz="0"/>
-            </w:tcBorders>
-            <w:tcMar>
-              <w:top w:type="dxa" w:w="60"/>
-              <w:left w:type="dxa" w:w="80"/>
-              <w:bottom w:type="dxa" w:w="60"/>
-              <w:right w:type="dxa" w:w="0"/>
-            </w:tcMar>
-          </w:tcPr>
-          <w:p>
-            <w:r>
-              <w:rPr>
-                <w:rFonts w:ascii="Calibri" w:cs="Calibri" w:eastAsia="Calibri" w:hAnsi="Calibri"/>
-                <w:i/>
-                <w:iCs/>
-                <w:color w:val="7F7F7F"/>
-                <w:sz w:val="17"/>
-                <w:szCs w:val="17"/>
-              </w:rPr>
-              <w:t xml:space="preserve">Notes:  </w:t>
-            </w:r>
-          </w:p>
-        </w:tc>
-      </w:tr>
-    </w:tbl>
-    <w:p>
-      <w:pPr>
-        <w:spacing w:after="200" w:before="0"/>
-      </w:pPr>
-    </w:p>
-    <w:tbl>
-      <w:tblPr>
-        <w:tblW w:type="dxa" w:w="10626"/>
-        <w:tblBorders>
-          <w:top w:val="none" w:color="auto" w:sz="0"/>
-          <w:left w:val="none" w:color="auto" w:sz="0"/>
-          <w:bottom w:val="none" w:color="auto" w:sz="0"/>
-          <w:right w:val="none" w:color="auto" w:sz="0"/>
-          <w:insideH w:val="single" w:color="auto" w:sz="4"/>
-          <w:insideV w:val="single" w:color="auto" w:sz="4"/>
-        </w:tblBorders>
-      </w:tblPr>
-      <w:tblGrid>
-        <w:gridCol w:w="10626"/>
-      </w:tblGrid>
-      <w:tr>
-        <w:tc>
-          <w:tcPr>
-            <w:tcW w:type="dxa" w:w="10626"/>
-            <w:shd w:fill="1F3964" w:color="auto" w:val="clear"/>
-            <w:tcMar>
-              <w:top w:type="dxa" w:w="60"/>
-              <w:left w:type="dxa" w:w="160"/>
-              <w:bottom w:type="dxa" w:w="60"/>
-              <w:right w:type="dxa" w:w="160"/>
-            </w:tcMar>
-          </w:tcPr>
-          <w:p>
-            <w:r>
-              <w:rPr>
-                <w:rFonts w:ascii="Calibri" w:cs="Calibri" w:eastAsia="Calibri" w:hAnsi="Calibri"/>
-                <w:b/>
-                <w:bCs/>
-                <w:color w:val="FFFFFF"/>
-                <w:sz w:val="20"/>
-                <w:szCs w:val="20"/>
-              </w:rPr>
-              <w:t xml:space="preserve">C  —  ANYTHING TOMORROW'S TEAM NEEDS TO KNOW</w:t>
-            </w:r>
-          </w:p>
-        </w:tc>
-      </w:tr>
-    </w:tbl>
-    <w:p>
-      <w:pPr>
-        <w:spacing w:after="120" w:before="0"/>
-      </w:pPr>
-    </w:p>
-    <w:tbl>
-      <w:tblPr>
-        <w:tblW w:type="dxa" w:w="10626"/>
-        <w:tblBorders>
-          <w:top w:val="none" w:color="auto" w:sz="0"/>
-          <w:left w:val="none" w:color="auto" w:sz="0"/>
-          <w:bottom w:val="none" w:color="auto" w:sz="0"/>
-          <w:right w:val="none" w:color="auto" w:sz="0"/>
-          <w:insideH w:val="single" w:color="auto" w:sz="4"/>
-          <w:insideV w:val="single" w:color="auto" w:sz="4"/>
-        </w:tblBorders>
-      </w:tblPr>
-      <w:tblGrid>
-        <w:gridCol w:w="10626"/>
-      </w:tblGrid>
-      <w:tr>
-        <w:tc>
-          <w:tcPr>
-            <w:tcW w:type="dxa" w:w="10626"/>
-            <w:tcBorders>
-              <w:top w:val="none" w:color="auto" w:sz="0"/>
-              <w:left w:val="none" w:color="auto" w:sz="0"/>
-              <w:bottom w:val="none" w:color="auto" w:sz="0"/>
-              <w:right w:val="none" w:color="auto" w:sz="0"/>
-            </w:tcBorders>
-            <w:tcMar>
-              <w:top w:type="dxa" w:w="0"/>
-              <w:left w:type="dxa" w:w="60"/>
-              <w:bottom w:type="dxa" w:w="0"/>
-              <w:right w:type="dxa" w:w="60"/>
-            </w:tcMar>
-          </w:tcPr>
-          <w:p>
-            <w:pPr>
-              <w:spacing w:after="20" w:before="0"/>
-            </w:pPr>
-            <w:r>
-              <w:rPr>
-                <w:rFonts w:ascii="Calibri" w:cs="Calibri" w:eastAsia="Calibri" w:hAnsi="Calibri"/>
-                <w:b/>
-                <w:bCs/>
-                <w:color w:val="7F7F7F"/>
-                <w:sz w:val="16"/>
-                <w:szCs w:val="16"/>
-              </w:rPr>
-              <w:t xml:space="preserve">Context, risks, decisions needed — anything that affects how tomorrow starts</w:t>
-            </w:r>
-          </w:p>
-          <w:tbl>
-            <w:tblPr>
-              <w:tblW w:type="dxa" w:w="10506"/>
-              <w:tblBorders>
-                <w:top w:val="single" w:color="auto" w:sz="4"/>
-                <w:left w:val="single" w:color="auto" w:sz="4"/>
-                <w:bottom w:val="single" w:color="auto" w:sz="4"/>
-                <w:right w:val="single" w:color="auto" w:sz="4"/>
-                <w:insideH w:val="single" w:color="auto" w:sz="4"/>
-                <w:insideV w:val="single" w:color="auto" w:sz="4"/>
-              </w:tblBorders>
-            </w:tblPr>
-            <w:tblGrid>
-              <w:gridCol w:w="10506"/>
-            </w:tblGrid>
-            <w:tr>
-              <w:tc>
-                <w:tcPr>
-                  <w:tcW w:type="dxa" w:w="10506"/>
-                  <w:tcBorders>
-                    <w:top w:val="single" w:color="C0CCDA" w:sz="4"/>
-                    <w:left w:val="single" w:color="C0CCDA" w:sz="4"/>
-                    <w:bottom w:val="single" w:color="C0CCDA" w:sz="4"/>
-                    <w:right w:val="single" w:color="C0CCDA" w:sz="4"/>
-                  </w:tcBorders>
-                  <w:shd w:fill="FFFFFF" w:color="auto" w:val="clear"/>
-                  <w:tcMar>
-                    <w:top w:type="dxa" w:w="40"/>
-                    <w:left w:type="dxa" w:w="80"/>
-                    <w:bottom w:type="dxa" w:w="40"/>
-                    <w:right w:type="dxa" w:w="80"/>
-                  </w:tcMar>
-                </w:tcPr>
-                <w:p>
-                  <w:r>
-                    <w:rPr>
-                      <w:rFonts w:ascii="Calibri" w:cs="Calibri" w:eastAsia="Calibri" w:hAnsi="Calibri"/>
-                      <w:sz w:val="22"/>
-                      <w:szCs w:val="22"/>
-                    </w:rPr>
-                    <w:t xml:space="preserve"> </w:t>
-                  </w:r>
-                </w:p>
-              </w:tc>
-            </w:tr>
-          </w:tbl>
-          <w:p/>
-        </w:tc>
-      </w:tr>
-    </w:tbl>
-    <w:p>
-      <w:pPr>
-        <w:spacing w:after="160" w:before="0"/>
-      </w:pPr>
-    </w:p>
-    <w:tbl>
-      <w:tblPr>
-        <w:tblW w:type="dxa" w:w="10626"/>
-        <w:tblBorders>
-          <w:top w:val="none" w:color="auto" w:sz="0"/>
-          <w:left w:val="none" w:color="auto" w:sz="0"/>
-          <w:bottom w:val="none" w:color="auto" w:sz="0"/>
-          <w:right w:val="none" w:color="auto" w:sz="0"/>
-          <w:insideH w:val="single" w:color="auto" w:sz="4"/>
-          <w:insideV w:val="single" w:color="auto" w:sz="4"/>
-        </w:tblBorders>
-      </w:tblPr>
-      <w:tblGrid>
-        <w:gridCol w:w="10626"/>
-      </w:tblGrid>
-      <w:tr>
-        <w:tc>
-          <w:tcPr>
-            <w:tcW w:type="dxa" w:w="10626"/>
-            <w:shd w:fill="1F3964" w:color="auto" w:val="clear"/>
-            <w:tcMar>
-              <w:top w:type="dxa" w:w="80"/>
-              <w:left w:type="dxa" w:w="240"/>
-              <w:bottom w:type="dxa" w:w="80"/>
-              <w:right w:type="dxa" w:w="240"/>
-            </w:tcMar>
-          </w:tcPr>
-          <w:p>
-            <w:pPr>
-              <w:jc w:val="center"/>
-            </w:pPr>
-            <w:r>
-              <w:rPr>
-                <w:rFonts w:ascii="Calibri" w:cs="Calibri" w:eastAsia="Calibri" w:hAnsi="Calibri"/>
-                <w:i/>
-                <w:iCs/>
-                <w:color w:val="AABBCC"/>
-                <w:sz w:val="17"/>
-                <w:szCs w:val="17"/>
-              </w:rPr>
-              <w:t xml:space="preserve">Fill this page before you leave  ·  </w:t>
-            </w:r>
-            <w:r>
-              <w:rPr>
-                <w:rFonts w:ascii="Calibri" w:cs="Calibri" w:eastAsia="Calibri" w:hAnsi="Calibri"/>
-                <w:i/>
-                <w:iCs/>
-                <w:color w:val="FFC000"/>
-                <w:sz w:val="17"/>
-                <w:szCs w:val="17"/>
-              </w:rPr>
-              <w:t xml:space="preserve">Tomorrow's supervisor reviews this first thing</w:t>
-            </w:r>
-          </w:p>
-        </w:tc>
-      </w:tr>
-    </w:tbl>
-    <w:p>
-      <w:r>
-        <w:br w:type="page"/>
-      </w:r>
-    </w:p>
-    <w:tbl>
-      <w:tblPr>
-        <w:tblW w:type="dxa" w:w="10626"/>
-        <w:tblBorders>
-          <w:top w:val="none" w:color="auto" w:sz="0"/>
-          <w:left w:val="none" w:color="auto" w:sz="0"/>
-          <w:bottom w:val="none" w:color="auto" w:sz="0"/>
-          <w:right w:val="none" w:color="auto" w:sz="0"/>
-          <w:insideH w:val="single" w:color="auto" w:sz="4"/>
-          <w:insideV w:val="single" w:color="auto" w:sz="4"/>
-        </w:tblBorders>
-      </w:tblPr>
-      <w:tblGrid>
-        <w:gridCol w:w="7826"/>
-        <w:gridCol w:w="2800"/>
-      </w:tblGrid>
-      <w:tr>
-        <w:tc>
-          <w:tcPr>
-            <w:tcW w:type="dxa" w:w="7826"/>
-            <w:shd w:fill="1F3964" w:color="auto" w:val="clear"/>
-            <w:tcMar>
-              <w:top w:type="dxa" w:w="140"/>
-              <w:left w:type="dxa" w:w="240"/>
-              <w:bottom w:type="dxa" w:w="140"/>
-              <w:right w:type="dxa" w:w="120"/>
-            </w:tcMar>
-          </w:tcPr>
-          <w:p>
-            <w:r>
-              <w:rPr>
-                <w:rFonts w:ascii="Calibri" w:cs="Calibri" w:eastAsia="Calibri" w:hAnsi="Calibri"/>
-                <w:b/>
-                <w:bCs/>
-                <w:color w:val="FFFFFF"/>
-                <w:sz w:val="40"/>
-                <w:szCs w:val="40"/>
-              </w:rPr>
-              <w:t xml:space="preserve">Tomorrow's Priorities</w:t>
-            </w:r>
-          </w:p>
-          <w:p>
-            <w:pPr>
-              <w:spacing w:after="0" w:before="40"/>
-            </w:pPr>
-            <w:r>
-              <w:rPr>
-                <w:rFonts w:ascii="Calibri" w:cs="Calibri" w:eastAsia="Calibri" w:hAnsi="Calibri"/>
-                <w:color w:val="AABBCC"/>
-                <w:sz w:val="17"/>
-                <w:szCs w:val="17"/>
-              </w:rPr>
-              <w:t xml:space="preserve">Complete at end of today  ·  Execute tomorrow</w:t>
-            </w:r>
-          </w:p>
-        </w:tc>
-        <w:tc>
-          <w:tcPr>
-            <w:tcW w:type="dxa" w:w="2800"/>
-            <w:shd w:fill="4B2D8B" w:color="auto" w:val="clear"/>
-            <w:tcMar>
-              <w:top w:type="dxa" w:w="100"/>
-              <w:left w:type="dxa" w:w="160"/>
-              <w:bottom w:type="dxa" w:w="100"/>
-              <w:right w:type="dxa" w:w="160"/>
-            </w:tcMar>
-            <w:vAlign w:val="center"/>
-          </w:tcPr>
-          <w:p>
-            <w:pPr>
-              <w:jc w:val="center"/>
-            </w:pPr>
-            <w:r>
-              <w:rPr>
-                <w:rFonts w:ascii="Calibri" w:cs="Calibri" w:eastAsia="Calibri" w:hAnsi="Calibri"/>
-                <w:b/>
-                <w:bCs/>
-                <w:color w:val="1F3964"/>
-                <w:sz w:val="20"/>
-                <w:szCs w:val="20"/>
-              </w:rPr>
-              <w:t xml:space="preserve">PAGE 3</w:t>
-            </w:r>
-          </w:p>
-          <w:p>
-            <w:pPr>
-              <w:spacing w:after="0" w:before="10"/>
-              <w:jc w:val="center"/>
-            </w:pPr>
-            <w:r>
-              <w:rPr>
-                <w:rFonts w:ascii="Calibri" w:cs="Calibri" w:eastAsia="Calibri" w:hAnsi="Calibri"/>
-                <w:color w:val="1F3964"/>
-                <w:sz w:val="14"/>
-                <w:szCs w:val="14"/>
-              </w:rPr>
-              <w:t xml:space="preserve">Plan to Succeed</w:t>
-            </w:r>
-          </w:p>
-        </w:tc>
-      </w:tr>
-    </w:tbl>
-    <w:p>
-      <w:pPr>
-        <w:spacing w:after="120" w:before="0"/>
-      </w:pPr>
-    </w:p>
-    <w:p>
-      <w:r>
-        <w:rPr>
-          <w:rFonts w:ascii="Calibri" w:cs="Calibri" w:eastAsia="Calibri" w:hAnsi="Calibri"/>
-          <w:b/>
-          <w:bCs/>
-          <w:color w:val="7F7F7F"/>
-          <w:sz w:val="16"/>
-          <w:szCs w:val="16"/>
-        </w:rPr>
-        <w:t xml:space="preserve">TOMORROW'S DATE</w:t>
-      </w:r>
-    </w:p>
-    <w:p>
-      <w:pPr>
-        <w:spacing w:after="40" w:before="0"/>
-      </w:pPr>
-    </w:p>
-    <w:tbl>
-      <w:tblPr>
-        <w:tblW w:type="dxa" w:w="10626"/>
-        <w:tblBorders>
-          <w:top w:val="none" w:color="auto" w:sz="0"/>
-          <w:left w:val="none" w:color="auto" w:sz="0"/>
-          <w:bottom w:val="none" w:color="auto" w:sz="0"/>
-          <w:right w:val="none" w:color="auto" w:sz="0"/>
-          <w:insideH w:val="single" w:color="auto" w:sz="4"/>
-          <w:insideV w:val="single" w:color="auto" w:sz="4"/>
-        </w:tblBorders>
-      </w:tblPr>
-      <w:tblGrid>
-        <w:gridCol w:w="280"/>
-        <w:gridCol w:w="280"/>
-        <w:gridCol w:w="140"/>
-        <w:gridCol w:w="280"/>
-        <w:gridCol w:w="280"/>
-        <w:gridCol w:w="140"/>
-        <w:gridCol w:w="280"/>
-        <w:gridCol w:w="280"/>
-        <w:gridCol w:w="280"/>
-        <w:gridCol w:w="280"/>
-        <w:gridCol w:w="300"/>
-        <w:gridCol w:w="7806"/>
-      </w:tblGrid>
-      <w:tr>
-        <w:tc>
-          <w:tcPr>
-            <w:tcW w:type="dxa" w:w="280"/>
-            <w:tcBorders>
-              <w:top w:val="none" w:color="auto" w:sz="0"/>
-              <w:left w:val="none" w:color="auto" w:sz="0"/>
-              <w:bottom w:val="none" w:color="auto" w:sz="0"/>
-              <w:right w:val="none" w:color="auto" w:sz="0"/>
-            </w:tcBorders>
-            <w:tcMar>
-              <w:top w:type="dxa" w:w="0"/>
-              <w:left w:type="dxa" w:w="20"/>
-              <w:bottom w:type="dxa" w:w="0"/>
-              <w:right w:type="dxa" w:w="20"/>
-            </w:tcMar>
-          </w:tcPr>
-          <w:p>
-            <w:pPr>
-              <w:spacing w:after="20" w:before="0"/>
-              <w:jc w:val="center"/>
-            </w:pPr>
-            <w:r>
-              <w:rPr>
-                <w:rFonts w:ascii="Calibri" w:cs="Calibri" w:eastAsia="Calibri" w:hAnsi="Calibri"/>
-                <w:color w:val="7F7F7F"/>
-                <w:sz w:val="14"/>
-                <w:szCs w:val="14"/>
-              </w:rPr>
-              <w:t xml:space="preserve">D</w:t>
-            </w:r>
-          </w:p>
-          <w:tbl>
-            <w:tblPr>
-              <w:tblW w:type="dxa" w:w="240"/>
-              <w:tblBorders>
-                <w:top w:val="single" w:color="auto" w:sz="4"/>
-                <w:left w:val="single" w:color="auto" w:sz="4"/>
-                <w:bottom w:val="single" w:color="auto" w:sz="4"/>
-                <w:right w:val="single" w:color="auto" w:sz="4"/>
-                <w:insideH w:val="single" w:color="auto" w:sz="4"/>
-                <w:insideV w:val="single" w:color="auto" w:sz="4"/>
-              </w:tblBorders>
-            </w:tblPr>
-            <w:tblGrid>
-              <w:gridCol w:w="240"/>
-            </w:tblGrid>
-            <w:tr>
-              <w:tc>
-                <w:tcPr>
-                  <w:tcW w:type="dxa" w:w="240"/>
-                  <w:tcBorders>
-                    <w:top w:val="single" w:color="1F3964" w:sz="14"/>
-                    <w:left w:val="single" w:color="1F3964" w:sz="14"/>
-                    <w:bottom w:val="single" w:color="1F3964" w:sz="14"/>
-                    <w:right w:val="single" w:color="1F3964" w:sz="14"/>
-                  </w:tcBorders>
-                  <w:shd w:fill="FFFFFF" w:color="auto" w:val="clear"/>
-                  <w:tcMar>
-                    <w:top w:type="dxa" w:w="40"/>
-                    <w:left w:type="dxa" w:w="40"/>
-                    <w:bottom w:type="dxa" w:w="40"/>
-                    <w:right w:type="dxa" w:w="40"/>
-                  </w:tcMar>
-                </w:tcPr>
-                <w:p>
-                  <w:pPr>
-                    <w:jc w:val="center"/>
-                  </w:pPr>
-                  <w:r>
-                    <w:rPr>
-                      <w:rFonts w:ascii="Calibri" w:cs="Calibri" w:eastAsia="Calibri" w:hAnsi="Calibri"/>
-                      <w:sz w:val="36"/>
-                      <w:szCs w:val="36"/>
-                    </w:rPr>
-                    <w:t xml:space="preserve"> </w:t>
-                  </w:r>
-                </w:p>
-              </w:tc>
-            </w:tr>
-          </w:tbl>
-          <w:p/>
-        </w:tc>
-        <w:tc>
-          <w:tcPr>
-            <w:tcW w:type="dxa" w:w="280"/>
-            <w:tcBorders>
-              <w:top w:val="none" w:color="auto" w:sz="0"/>
-              <w:left w:val="none" w:color="auto" w:sz="0"/>
-              <w:bottom w:val="none" w:color="auto" w:sz="0"/>
-              <w:right w:val="none" w:color="auto" w:sz="0"/>
-            </w:tcBorders>
-            <w:tcMar>
-              <w:top w:type="dxa" w:w="0"/>
-              <w:left w:type="dxa" w:w="20"/>
-              <w:bottom w:type="dxa" w:w="0"/>
-              <w:right w:type="dxa" w:w="20"/>
-            </w:tcMar>
-          </w:tcPr>
-          <w:p>
-            <w:pPr>
-              <w:spacing w:after="20" w:before="0"/>
-              <w:jc w:val="center"/>
-            </w:pPr>
-            <w:r>
-              <w:rPr>
-                <w:rFonts w:ascii="Calibri" w:cs="Calibri" w:eastAsia="Calibri" w:hAnsi="Calibri"/>
-                <w:color w:val="7F7F7F"/>
-                <w:sz w:val="14"/>
-                <w:szCs w:val="14"/>
-              </w:rPr>
-              <w:t xml:space="preserve">D</w:t>
-            </w:r>
-          </w:p>
-          <w:tbl>
-            <w:tblPr>
-              <w:tblW w:type="dxa" w:w="240"/>
-              <w:tblBorders>
-                <w:top w:val="single" w:color="auto" w:sz="4"/>
-                <w:left w:val="single" w:color="auto" w:sz="4"/>
-                <w:bottom w:val="single" w:color="auto" w:sz="4"/>
-                <w:right w:val="single" w:color="auto" w:sz="4"/>
-                <w:insideH w:val="single" w:color="auto" w:sz="4"/>
-                <w:insideV w:val="single" w:color="auto" w:sz="4"/>
-              </w:tblBorders>
-            </w:tblPr>
-            <w:tblGrid>
-              <w:gridCol w:w="240"/>
-            </w:tblGrid>
-            <w:tr>
-              <w:tc>
-                <w:tcPr>
-                  <w:tcW w:type="dxa" w:w="240"/>
-                  <w:tcBorders>
-                    <w:top w:val="single" w:color="1F3964" w:sz="14"/>
-                    <w:left w:val="single" w:color="1F3964" w:sz="14"/>
-                    <w:bottom w:val="single" w:color="1F3964" w:sz="14"/>
-                    <w:right w:val="single" w:color="1F3964" w:sz="14"/>
-                  </w:tcBorders>
-                  <w:shd w:fill="FFFFFF" w:color="auto" w:val="clear"/>
-                  <w:tcMar>
-                    <w:top w:type="dxa" w:w="40"/>
-                    <w:left w:type="dxa" w:w="40"/>
-                    <w:bottom w:type="dxa" w:w="40"/>
-                    <w:right w:type="dxa" w:w="40"/>
-                  </w:tcMar>
-                </w:tcPr>
-                <w:p>
-                  <w:pPr>
-                    <w:jc w:val="center"/>
-                  </w:pPr>
-                  <w:r>
-                    <w:rPr>
-                      <w:rFonts w:ascii="Calibri" w:cs="Calibri" w:eastAsia="Calibri" w:hAnsi="Calibri"/>
-                      <w:sz w:val="36"/>
-                      <w:szCs w:val="36"/>
-                    </w:rPr>
-                    <w:t xml:space="preserve"> </w:t>
-                  </w:r>
-                </w:p>
-              </w:tc>
-            </w:tr>
-          </w:tbl>
-          <w:p/>
-        </w:tc>
-        <w:tc>
-          <w:tcPr>
-            <w:tcW w:type="dxa" w:w="140"/>
-            <w:tcBorders>
-              <w:top w:val="none" w:color="auto" w:sz="0"/>
-              <w:left w:val="none" w:color="auto" w:sz="0"/>
-              <w:bottom w:val="none" w:color="auto" w:sz="0"/>
-              <w:right w:val="none" w:color="auto" w:sz="0"/>
-            </w:tcBorders>
-            <w:tcMar>
-              <w:top w:type="dxa" w:w="0"/>
-              <w:left w:type="dxa" w:w="0"/>
-              <w:bottom w:type="dxa" w:w="0"/>
-              <w:right w:type="dxa" w:w="0"/>
-            </w:tcMar>
-            <w:vAlign w:val="center"/>
-          </w:tcPr>
-          <w:p>
-            <w:pPr>
-              <w:spacing w:after="0" w:before="40"/>
-              <w:jc w:val="center"/>
-            </w:pPr>
-            <w:r>
-              <w:rPr>
-                <w:rFonts w:ascii="Calibri" w:cs="Calibri" w:eastAsia="Calibri" w:hAnsi="Calibri"/>
-                <w:b/>
-                <w:bCs/>
-                <w:color w:val="7F7F7F"/>
-                <w:sz w:val="36"/>
-                <w:szCs w:val="36"/>
-              </w:rPr>
-              <w:t xml:space="preserve">/</w:t>
-            </w:r>
-          </w:p>
-        </w:tc>
-        <w:tc>
-          <w:tcPr>
-            <w:tcW w:type="dxa" w:w="280"/>
-            <w:tcBorders>
-              <w:top w:val="none" w:color="auto" w:sz="0"/>
-              <w:left w:val="none" w:color="auto" w:sz="0"/>
-              <w:bottom w:val="none" w:color="auto" w:sz="0"/>
-              <w:right w:val="none" w:color="auto" w:sz="0"/>
-            </w:tcBorders>
-            <w:tcMar>
-              <w:top w:type="dxa" w:w="0"/>
-              <w:left w:type="dxa" w:w="20"/>
-              <w:bottom w:type="dxa" w:w="0"/>
-              <w:right w:type="dxa" w:w="20"/>
-            </w:tcMar>
-          </w:tcPr>
-          <w:p>
-            <w:pPr>
-              <w:spacing w:after="20" w:before="0"/>
-              <w:jc w:val="center"/>
-            </w:pPr>
-            <w:r>
-              <w:rPr>
-                <w:rFonts w:ascii="Calibri" w:cs="Calibri" w:eastAsia="Calibri" w:hAnsi="Calibri"/>
-                <w:color w:val="7F7F7F"/>
-                <w:sz w:val="14"/>
-                <w:szCs w:val="14"/>
-              </w:rPr>
-              <w:t xml:space="preserve">M</w:t>
-            </w:r>
-          </w:p>
-          <w:tbl>
-            <w:tblPr>
-              <w:tblW w:type="dxa" w:w="240"/>
-              <w:tblBorders>
-                <w:top w:val="single" w:color="auto" w:sz="4"/>
-                <w:left w:val="single" w:color="auto" w:sz="4"/>
-                <w:bottom w:val="single" w:color="auto" w:sz="4"/>
-                <w:right w:val="single" w:color="auto" w:sz="4"/>
-                <w:insideH w:val="single" w:color="auto" w:sz="4"/>
-                <w:insideV w:val="single" w:color="auto" w:sz="4"/>
-              </w:tblBorders>
-            </w:tblPr>
-            <w:tblGrid>
-              <w:gridCol w:w="240"/>
-            </w:tblGrid>
-            <w:tr>
-              <w:tc>
-                <w:tcPr>
-                  <w:tcW w:type="dxa" w:w="240"/>
-                  <w:tcBorders>
-                    <w:top w:val="single" w:color="1F3964" w:sz="14"/>
-                    <w:left w:val="single" w:color="1F3964" w:sz="14"/>
-                    <w:bottom w:val="single" w:color="1F3964" w:sz="14"/>
-                    <w:right w:val="single" w:color="1F3964" w:sz="14"/>
-                  </w:tcBorders>
-                  <w:shd w:fill="FFFFFF" w:color="auto" w:val="clear"/>
-                  <w:tcMar>
-                    <w:top w:type="dxa" w:w="40"/>
-                    <w:left w:type="dxa" w:w="40"/>
-                    <w:bottom w:type="dxa" w:w="40"/>
-                    <w:right w:type="dxa" w:w="40"/>
-                  </w:tcMar>
-                </w:tcPr>
-                <w:p>
-                  <w:pPr>
-                    <w:jc w:val="center"/>
-                  </w:pPr>
-                  <w:r>
-                    <w:rPr>
-                      <w:rFonts w:ascii="Calibri" w:cs="Calibri" w:eastAsia="Calibri" w:hAnsi="Calibri"/>
-                      <w:sz w:val="36"/>
-                      <w:szCs w:val="36"/>
-                    </w:rPr>
-                    <w:t xml:space="preserve"> </w:t>
-                  </w:r>
-                </w:p>
-              </w:tc>
-            </w:tr>
-          </w:tbl>
-          <w:p/>
-        </w:tc>
-        <w:tc>
-          <w:tcPr>
-            <w:tcW w:type="dxa" w:w="280"/>
-            <w:tcBorders>
-              <w:top w:val="none" w:color="auto" w:sz="0"/>
-              <w:left w:val="none" w:color="auto" w:sz="0"/>
-              <w:bottom w:val="none" w:color="auto" w:sz="0"/>
-              <w:right w:val="none" w:color="auto" w:sz="0"/>
-            </w:tcBorders>
-            <w:tcMar>
-              <w:top w:type="dxa" w:w="0"/>
-              <w:left w:type="dxa" w:w="20"/>
-              <w:bottom w:type="dxa" w:w="0"/>
-              <w:right w:type="dxa" w:w="20"/>
-            </w:tcMar>
-          </w:tcPr>
-          <w:p>
-            <w:pPr>
-              <w:spacing w:after="20" w:before="0"/>
-              <w:jc w:val="center"/>
-            </w:pPr>
-            <w:r>
-              <w:rPr>
-                <w:rFonts w:ascii="Calibri" w:cs="Calibri" w:eastAsia="Calibri" w:hAnsi="Calibri"/>
-                <w:color w:val="7F7F7F"/>
-                <w:sz w:val="14"/>
-                <w:szCs w:val="14"/>
-              </w:rPr>
-              <w:t xml:space="preserve">M</w:t>
-            </w:r>
-          </w:p>
-          <w:tbl>
-            <w:tblPr>
-              <w:tblW w:type="dxa" w:w="240"/>
-              <w:tblBorders>
-                <w:top w:val="single" w:color="auto" w:sz="4"/>
-                <w:left w:val="single" w:color="auto" w:sz="4"/>
-                <w:bottom w:val="single" w:color="auto" w:sz="4"/>
-                <w:right w:val="single" w:color="auto" w:sz="4"/>
-                <w:insideH w:val="single" w:color="auto" w:sz="4"/>
-                <w:insideV w:val="single" w:color="auto" w:sz="4"/>
-              </w:tblBorders>
-            </w:tblPr>
-            <w:tblGrid>
-              <w:gridCol w:w="240"/>
-            </w:tblGrid>
-            <w:tr>
-              <w:tc>
-                <w:tcPr>
-                  <w:tcW w:type="dxa" w:w="240"/>
-                  <w:tcBorders>
-                    <w:top w:val="single" w:color="1F3964" w:sz="14"/>
-                    <w:left w:val="single" w:color="1F3964" w:sz="14"/>
-                    <w:bottom w:val="single" w:color="1F3964" w:sz="14"/>
-                    <w:right w:val="single" w:color="1F3964" w:sz="14"/>
-                  </w:tcBorders>
-                  <w:shd w:fill="FFFFFF" w:color="auto" w:val="clear"/>
-                  <w:tcMar>
-                    <w:top w:type="dxa" w:w="40"/>
-                    <w:left w:type="dxa" w:w="40"/>
-                    <w:bottom w:type="dxa" w:w="40"/>
-                    <w:right w:type="dxa" w:w="40"/>
-                  </w:tcMar>
-                </w:tcPr>
-                <w:p>
-                  <w:pPr>
-                    <w:jc w:val="center"/>
-                  </w:pPr>
-                  <w:r>
-                    <w:rPr>
-                      <w:rFonts w:ascii="Calibri" w:cs="Calibri" w:eastAsia="Calibri" w:hAnsi="Calibri"/>
-                      <w:sz w:val="36"/>
-                      <w:szCs w:val="36"/>
-                    </w:rPr>
-                    <w:t xml:space="preserve"> </w:t>
-                  </w:r>
-                </w:p>
-              </w:tc>
-            </w:tr>
-          </w:tbl>
-          <w:p/>
-        </w:tc>
-        <w:tc>
-          <w:tcPr>
-            <w:tcW w:type="dxa" w:w="140"/>
-            <w:tcBorders>
-              <w:top w:val="none" w:color="auto" w:sz="0"/>
-              <w:left w:val="none" w:color="auto" w:sz="0"/>
-              <w:bottom w:val="none" w:color="auto" w:sz="0"/>
-              <w:right w:val="none" w:color="auto" w:sz="0"/>
-            </w:tcBorders>
-            <w:tcMar>
-              <w:top w:type="dxa" w:w="0"/>
-              <w:left w:type="dxa" w:w="0"/>
-              <w:bottom w:type="dxa" w:w="0"/>
-              <w:right w:type="dxa" w:w="0"/>
-            </w:tcMar>
-            <w:vAlign w:val="center"/>
-          </w:tcPr>
-          <w:p>
-            <w:pPr>
-              <w:spacing w:after="0" w:before="40"/>
-              <w:jc w:val="center"/>
-            </w:pPr>
-            <w:r>
-              <w:rPr>
-                <w:rFonts w:ascii="Calibri" w:cs="Calibri" w:eastAsia="Calibri" w:hAnsi="Calibri"/>
-                <w:b/>
-                <w:bCs/>
-                <w:color w:val="7F7F7F"/>
-                <w:sz w:val="36"/>
-                <w:szCs w:val="36"/>
-              </w:rPr>
-              <w:t xml:space="preserve">/</w:t>
-            </w:r>
-          </w:p>
-        </w:tc>
-        <w:tc>
-          <w:tcPr>
-            <w:tcW w:type="dxa" w:w="280"/>
-            <w:tcBorders>
-              <w:top w:val="none" w:color="auto" w:sz="0"/>
-              <w:left w:val="none" w:color="auto" w:sz="0"/>
-              <w:bottom w:val="none" w:color="auto" w:sz="0"/>
-              <w:right w:val="none" w:color="auto" w:sz="0"/>
-            </w:tcBorders>
-            <w:tcMar>
-              <w:top w:type="dxa" w:w="0"/>
-              <w:left w:type="dxa" w:w="20"/>
-              <w:bottom w:type="dxa" w:w="0"/>
-              <w:right w:type="dxa" w:w="20"/>
-            </w:tcMar>
-          </w:tcPr>
-          <w:p>
-            <w:pPr>
-              <w:spacing w:after="20" w:before="0"/>
-              <w:jc w:val="center"/>
-            </w:pPr>
-            <w:r>
-              <w:rPr>
-                <w:rFonts w:ascii="Calibri" w:cs="Calibri" w:eastAsia="Calibri" w:hAnsi="Calibri"/>
-                <w:color w:val="7F7F7F"/>
-                <w:sz w:val="14"/>
-                <w:szCs w:val="14"/>
-              </w:rPr>
-              <w:t xml:space="preserve">Y</w:t>
-            </w:r>
-          </w:p>
-          <w:tbl>
-            <w:tblPr>
-              <w:tblW w:type="dxa" w:w="240"/>
-              <w:tblBorders>
-                <w:top w:val="single" w:color="auto" w:sz="4"/>
-                <w:left w:val="single" w:color="auto" w:sz="4"/>
-                <w:bottom w:val="single" w:color="auto" w:sz="4"/>
-                <w:right w:val="single" w:color="auto" w:sz="4"/>
-                <w:insideH w:val="single" w:color="auto" w:sz="4"/>
-                <w:insideV w:val="single" w:color="auto" w:sz="4"/>
-              </w:tblBorders>
-            </w:tblPr>
-            <w:tblGrid>
-              <w:gridCol w:w="240"/>
-            </w:tblGrid>
-            <w:tr>
-              <w:tc>
-                <w:tcPr>
-                  <w:tcW w:type="dxa" w:w="240"/>
-                  <w:tcBorders>
-                    <w:top w:val="single" w:color="1F3964" w:sz="14"/>
-                    <w:left w:val="single" w:color="1F3964" w:sz="14"/>
-                    <w:bottom w:val="single" w:color="1F3964" w:sz="14"/>
-                    <w:right w:val="single" w:color="1F3964" w:sz="14"/>
-                  </w:tcBorders>
-                  <w:shd w:fill="FFFFFF" w:color="auto" w:val="clear"/>
-                  <w:tcMar>
-                    <w:top w:type="dxa" w:w="40"/>
-                    <w:left w:type="dxa" w:w="40"/>
-                    <w:bottom w:type="dxa" w:w="40"/>
-                    <w:right w:type="dxa" w:w="40"/>
-                  </w:tcMar>
-                </w:tcPr>
-                <w:p>
-                  <w:pPr>
-                    <w:jc w:val="center"/>
-                  </w:pPr>
-                  <w:r>
-                    <w:rPr>
-                      <w:rFonts w:ascii="Calibri" w:cs="Calibri" w:eastAsia="Calibri" w:hAnsi="Calibri"/>
-                      <w:sz w:val="36"/>
-                      <w:szCs w:val="36"/>
-                    </w:rPr>
-                    <w:t xml:space="preserve"> </w:t>
-                  </w:r>
-                </w:p>
-              </w:tc>
-            </w:tr>
-          </w:tbl>
-          <w:p/>
-        </w:tc>
-        <w:tc>
-          <w:tcPr>
-            <w:tcW w:type="dxa" w:w="280"/>
-            <w:tcBorders>
-              <w:top w:val="none" w:color="auto" w:sz="0"/>
-              <w:left w:val="none" w:color="auto" w:sz="0"/>
-              <w:bottom w:val="none" w:color="auto" w:sz="0"/>
-              <w:right w:val="none" w:color="auto" w:sz="0"/>
-            </w:tcBorders>
-            <w:tcMar>
-              <w:top w:type="dxa" w:w="0"/>
-              <w:left w:type="dxa" w:w="20"/>
-              <w:bottom w:type="dxa" w:w="0"/>
-              <w:right w:type="dxa" w:w="20"/>
-            </w:tcMar>
-          </w:tcPr>
-          <w:p>
-            <w:pPr>
-              <w:spacing w:after="20" w:before="0"/>
-              <w:jc w:val="center"/>
-            </w:pPr>
-            <w:r>
-              <w:rPr>
-                <w:rFonts w:ascii="Calibri" w:cs="Calibri" w:eastAsia="Calibri" w:hAnsi="Calibri"/>
-                <w:color w:val="7F7F7F"/>
-                <w:sz w:val="14"/>
-                <w:szCs w:val="14"/>
-              </w:rPr>
-              <w:t xml:space="preserve">Y</w:t>
-            </w:r>
-          </w:p>
-          <w:tbl>
-            <w:tblPr>
-              <w:tblW w:type="dxa" w:w="240"/>
-              <w:tblBorders>
-                <w:top w:val="single" w:color="auto" w:sz="4"/>
-                <w:left w:val="single" w:color="auto" w:sz="4"/>
-                <w:bottom w:val="single" w:color="auto" w:sz="4"/>
-                <w:right w:val="single" w:color="auto" w:sz="4"/>
-                <w:insideH w:val="single" w:color="auto" w:sz="4"/>
-                <w:insideV w:val="single" w:color="auto" w:sz="4"/>
-              </w:tblBorders>
-            </w:tblPr>
-            <w:tblGrid>
-              <w:gridCol w:w="240"/>
-            </w:tblGrid>
-            <w:tr>
-              <w:tc>
-                <w:tcPr>
-                  <w:tcW w:type="dxa" w:w="240"/>
-                  <w:tcBorders>
-                    <w:top w:val="single" w:color="1F3964" w:sz="14"/>
-                    <w:left w:val="single" w:color="1F3964" w:sz="14"/>
-                    <w:bottom w:val="single" w:color="1F3964" w:sz="14"/>
-                    <w:right w:val="single" w:color="1F3964" w:sz="14"/>
-                  </w:tcBorders>
-                  <w:shd w:fill="FFFFFF" w:color="auto" w:val="clear"/>
-                  <w:tcMar>
-                    <w:top w:type="dxa" w:w="40"/>
-                    <w:left w:type="dxa" w:w="40"/>
-                    <w:bottom w:type="dxa" w:w="40"/>
-                    <w:right w:type="dxa" w:w="40"/>
-                  </w:tcMar>
-                </w:tcPr>
-                <w:p>
-                  <w:pPr>
-                    <w:jc w:val="center"/>
-                  </w:pPr>
-                  <w:r>
-                    <w:rPr>
-                      <w:rFonts w:ascii="Calibri" w:cs="Calibri" w:eastAsia="Calibri" w:hAnsi="Calibri"/>
-                      <w:sz w:val="36"/>
-                      <w:szCs w:val="36"/>
-                    </w:rPr>
-                    <w:t xml:space="preserve"> </w:t>
-                  </w:r>
-                </w:p>
-              </w:tc>
-            </w:tr>
-          </w:tbl>
-          <w:p/>
-        </w:tc>
-        <w:tc>
-          <w:tcPr>
-            <w:tcW w:type="dxa" w:w="280"/>
-            <w:tcBorders>
-              <w:top w:val="none" w:color="auto" w:sz="0"/>
-              <w:left w:val="none" w:color="auto" w:sz="0"/>
-              <w:bottom w:val="none" w:color="auto" w:sz="0"/>
-              <w:right w:val="none" w:color="auto" w:sz="0"/>
-            </w:tcBorders>
-            <w:tcMar>
-              <w:top w:type="dxa" w:w="0"/>
-              <w:left w:type="dxa" w:w="20"/>
-              <w:bottom w:type="dxa" w:w="0"/>
-              <w:right w:type="dxa" w:w="20"/>
-            </w:tcMar>
-          </w:tcPr>
-          <w:p>
-            <w:pPr>
-              <w:spacing w:after="20" w:before="0"/>
-              <w:jc w:val="center"/>
-            </w:pPr>
-            <w:r>
-              <w:rPr>
-                <w:rFonts w:ascii="Calibri" w:cs="Calibri" w:eastAsia="Calibri" w:hAnsi="Calibri"/>
-                <w:color w:val="7F7F7F"/>
-                <w:sz w:val="14"/>
-                <w:szCs w:val="14"/>
-              </w:rPr>
-              <w:t xml:space="preserve">Y</w:t>
-            </w:r>
-          </w:p>
-          <w:tbl>
-            <w:tblPr>
-              <w:tblW w:type="dxa" w:w="240"/>
-              <w:tblBorders>
-                <w:top w:val="single" w:color="auto" w:sz="4"/>
-                <w:left w:val="single" w:color="auto" w:sz="4"/>
-                <w:bottom w:val="single" w:color="auto" w:sz="4"/>
-                <w:right w:val="single" w:color="auto" w:sz="4"/>
-                <w:insideH w:val="single" w:color="auto" w:sz="4"/>
-                <w:insideV w:val="single" w:color="auto" w:sz="4"/>
-              </w:tblBorders>
-            </w:tblPr>
-            <w:tblGrid>
-              <w:gridCol w:w="240"/>
-            </w:tblGrid>
-            <w:tr>
-              <w:tc>
-                <w:tcPr>
-                  <w:tcW w:type="dxa" w:w="240"/>
-                  <w:tcBorders>
-                    <w:top w:val="single" w:color="1F3964" w:sz="14"/>
-                    <w:left w:val="single" w:color="1F3964" w:sz="14"/>
-                    <w:bottom w:val="single" w:color="1F3964" w:sz="14"/>
-                    <w:right w:val="single" w:color="1F3964" w:sz="14"/>
-                  </w:tcBorders>
-                  <w:shd w:fill="FFFFFF" w:color="auto" w:val="clear"/>
-                  <w:tcMar>
-                    <w:top w:type="dxa" w:w="40"/>
-                    <w:left w:type="dxa" w:w="40"/>
-                    <w:bottom w:type="dxa" w:w="40"/>
-                    <w:right w:type="dxa" w:w="40"/>
-                  </w:tcMar>
-                </w:tcPr>
-                <w:p>
-                  <w:pPr>
-                    <w:jc w:val="center"/>
-                  </w:pPr>
-                  <w:r>
-                    <w:rPr>
-                      <w:rFonts w:ascii="Calibri" w:cs="Calibri" w:eastAsia="Calibri" w:hAnsi="Calibri"/>
-                      <w:sz w:val="36"/>
-                      <w:szCs w:val="36"/>
-                    </w:rPr>
-                    <w:t xml:space="preserve"> </w:t>
-                  </w:r>
-                </w:p>
-              </w:tc>
-            </w:tr>
-          </w:tbl>
-          <w:p/>
-        </w:tc>
-        <w:tc>
-          <w:tcPr>
-            <w:tcW w:type="dxa" w:w="280"/>
-            <w:tcBorders>
-              <w:top w:val="none" w:color="auto" w:sz="0"/>
-              <w:left w:val="none" w:color="auto" w:sz="0"/>
-              <w:bottom w:val="none" w:color="auto" w:sz="0"/>
-              <w:right w:val="none" w:color="auto" w:sz="0"/>
-            </w:tcBorders>
-            <w:tcMar>
-              <w:top w:type="dxa" w:w="0"/>
-              <w:left w:type="dxa" w:w="20"/>
-              <w:bottom w:type="dxa" w:w="0"/>
-              <w:right w:type="dxa" w:w="20"/>
-            </w:tcMar>
-          </w:tcPr>
-          <w:p>
-            <w:pPr>
-              <w:spacing w:after="20" w:before="0"/>
-              <w:jc w:val="center"/>
-            </w:pPr>
-            <w:r>
-              <w:rPr>
-                <w:rFonts w:ascii="Calibri" w:cs="Calibri" w:eastAsia="Calibri" w:hAnsi="Calibri"/>
-                <w:color w:val="7F7F7F"/>
-                <w:sz w:val="14"/>
-                <w:szCs w:val="14"/>
-              </w:rPr>
-              <w:t xml:space="preserve">Y</w:t>
-            </w:r>
-          </w:p>
-          <w:tbl>
-            <w:tblPr>
-              <w:tblW w:type="dxa" w:w="240"/>
-              <w:tblBorders>
-                <w:top w:val="single" w:color="auto" w:sz="4"/>
-                <w:left w:val="single" w:color="auto" w:sz="4"/>
-                <w:bottom w:val="single" w:color="auto" w:sz="4"/>
-                <w:right w:val="single" w:color="auto" w:sz="4"/>
-                <w:insideH w:val="single" w:color="auto" w:sz="4"/>
-                <w:insideV w:val="single" w:color="auto" w:sz="4"/>
-              </w:tblBorders>
-            </w:tblPr>
-            <w:tblGrid>
-              <w:gridCol w:w="240"/>
-            </w:tblGrid>
-            <w:tr>
-              <w:tc>
-                <w:tcPr>
-                  <w:tcW w:type="dxa" w:w="240"/>
-                  <w:tcBorders>
-                    <w:top w:val="single" w:color="1F3964" w:sz="14"/>
-                    <w:left w:val="single" w:color="1F3964" w:sz="14"/>
-                    <w:bottom w:val="single" w:color="1F3964" w:sz="14"/>
-                    <w:right w:val="single" w:color="1F3964" w:sz="14"/>
-                  </w:tcBorders>
-                  <w:shd w:fill="FFFFFF" w:color="auto" w:val="clear"/>
-                  <w:tcMar>
-                    <w:top w:type="dxa" w:w="40"/>
-                    <w:left w:type="dxa" w:w="40"/>
-                    <w:bottom w:type="dxa" w:w="40"/>
-                    <w:right w:type="dxa" w:w="40"/>
-                  </w:tcMar>
-                </w:tcPr>
-                <w:p>
-                  <w:pPr>
-                    <w:jc w:val="center"/>
-                  </w:pPr>
-                  <w:r>
-                    <w:rPr>
-                      <w:rFonts w:ascii="Calibri" w:cs="Calibri" w:eastAsia="Calibri" w:hAnsi="Calibri"/>
-                      <w:sz w:val="36"/>
-                      <w:szCs w:val="36"/>
-                    </w:rPr>
-                    <w:t xml:space="preserve"> </w:t>
-                  </w:r>
-                </w:p>
-              </w:tc>
-            </w:tr>
-          </w:tbl>
-          <w:p/>
-        </w:tc>
-        <w:tc>
-          <w:tcPr>
-            <w:tcW w:type="dxa" w:w="300"/>
-            <w:tcBorders>
-              <w:top w:val="none" w:color="auto" w:sz="0"/>
-              <w:left w:val="none" w:color="auto" w:sz="0"/>
-              <w:bottom w:val="none" w:color="auto" w:sz="0"/>
-              <w:right w:val="none" w:color="auto" w:sz="0"/>
-            </w:tcBorders>
-            <w:tcMar>
-              <w:top w:type="dxa" w:w="0"/>
-              <w:left w:type="dxa" w:w="0"/>
-              <w:bottom w:type="dxa" w:w="0"/>
-              <w:right w:type="dxa" w:w="0"/>
-            </w:tcMar>
-          </w:tcPr>
-          <w:p>
-            <w:r>
-              <w:rPr>
-                <w:rFonts w:ascii="Calibri" w:cs="Calibri" w:eastAsia="Calibri" w:hAnsi="Calibri"/>
-              </w:rPr>
-              <w:t xml:space="preserve"> </w:t>
-            </w:r>
-          </w:p>
-        </w:tc>
-        <w:tc>
-          <w:tcPr>
-            <w:tcW w:type="dxa" w:w="7806"/>
-            <w:tcBorders>
-              <w:top w:val="none" w:color="auto" w:sz="0"/>
-              <w:left w:val="none" w:color="auto" w:sz="0"/>
-              <w:bottom w:val="none" w:color="auto" w:sz="0"/>
-              <w:right w:val="none" w:color="auto" w:sz="0"/>
-            </w:tcBorders>
-            <w:tcMar>
-              <w:top w:type="dxa" w:w="0"/>
-              <w:left w:type="dxa" w:w="60"/>
-              <w:bottom w:type="dxa" w:w="0"/>
-              <w:right w:type="dxa" w:w="0"/>
-            </w:tcMar>
-          </w:tcPr>
-          <w:p>
-            <w:pPr>
-              <w:spacing w:after="20" w:before="0"/>
-            </w:pPr>
-            <w:r>
-              <w:rPr>
-                <w:rFonts w:ascii="Calibri" w:cs="Calibri" w:eastAsia="Calibri" w:hAnsi="Calibri"/>
-                <w:color w:val="7F7F7F"/>
-                <w:sz w:val="14"/>
-                <w:szCs w:val="14"/>
-              </w:rPr>
-              <w:t xml:space="preserve">SUPERVISOR NAME</w:t>
-            </w:r>
-          </w:p>
-          <w:tbl>
-            <w:tblPr>
-              <w:tblW w:type="dxa" w:w="7746"/>
-              <w:tblBorders>
-                <w:top w:val="single" w:color="auto" w:sz="4"/>
-                <w:left w:val="single" w:color="auto" w:sz="4"/>
-                <w:bottom w:val="single" w:color="auto" w:sz="4"/>
-                <w:right w:val="single" w:color="auto" w:sz="4"/>
-                <w:insideH w:val="single" w:color="auto" w:sz="4"/>
-                <w:insideV w:val="single" w:color="auto" w:sz="4"/>
-              </w:tblBorders>
-            </w:tblPr>
-            <w:tblGrid>
-              <w:gridCol w:w="7746"/>
-            </w:tblGrid>
-            <w:tr>
-              <w:tc>
-                <w:tcPr>
-                  <w:tcW w:type="dxa" w:w="7746"/>
-                  <w:tcBorders>
-                    <w:top w:val="single" w:color="1F3964" w:sz="14"/>
-                    <w:left w:val="single" w:color="1F3964" w:sz="14"/>
-                    <w:bottom w:val="single" w:color="1F3964" w:sz="14"/>
-                    <w:right w:val="single" w:color="1F3964" w:sz="14"/>
-                  </w:tcBorders>
-                  <w:shd w:fill="FFFFFF" w:color="auto" w:val="clear"/>
-                  <w:tcMar>
-                    <w:top w:type="dxa" w:w="40"/>
-                    <w:left w:type="dxa" w:w="80"/>
-                    <w:bottom w:type="dxa" w:w="40"/>
-                    <w:right w:type="dxa" w:w="40"/>
-                  </w:tcMar>
-                </w:tcPr>
-                <w:p>
-                  <w:r>
-                    <w:rPr>
-                      <w:rFonts w:ascii="Calibri" w:cs="Calibri" w:eastAsia="Calibri" w:hAnsi="Calibri"/>
-                      <w:sz w:val="36"/>
-                      <w:szCs w:val="36"/>
-                    </w:rPr>
-                    <w:t xml:space="preserve"> </w:t>
-                  </w:r>
-                </w:p>
-              </w:tc>
-            </w:tr>
-          </w:tbl>
-          <w:p/>
-        </w:tc>
-      </w:tr>
-    </w:tbl>
-    <w:p>
-      <w:pPr>
         <w:spacing w:after="160" w:before="0"/>
       </w:pPr>
     </w:p>
@@ -9171,7 +5314,7 @@
               <w:bottom w:val="none" w:color="auto" w:sz="0"/>
               <w:right w:val="single" w:color="1F3964" w:sz="8"/>
             </w:tcBorders>
-            <w:shd w:fill="1F3964" w:color="auto" w:val="clear"/>
+            <w:shd w:fill="F5F7FA" w:color="auto" w:val="clear"/>
             <w:tcMar>
               <w:top w:type="dxa" w:w="70"/>
               <w:left w:type="dxa" w:w="180"/>
@@ -9185,7 +5328,7 @@
                 <w:rFonts w:ascii="Calibri" w:cs="Calibri" w:eastAsia="Calibri" w:hAnsi="Calibri"/>
                 <w:b/>
                 <w:bCs/>
-                <w:color w:val="FFC000"/>
+                <w:color w:val="1F3964"/>
                 <w:sz w:val="20"/>
                 <w:szCs w:val="20"/>
               </w:rPr>
@@ -9196,7 +5339,7 @@
                 <w:rFonts w:ascii="Calibri" w:cs="Calibri" w:eastAsia="Calibri" w:hAnsi="Calibri"/>
                 <w:i/>
                 <w:iCs/>
-                <w:color w:val="AABBCC"/>
+                <w:color w:val="8899AA"/>
                 <w:sz w:val="18"/>
                 <w:szCs w:val="18"/>
               </w:rPr>
@@ -9687,7 +5830,7 @@
               <w:bottom w:val="none" w:color="auto" w:sz="0"/>
               <w:right w:val="single" w:color="1F3964" w:sz="8"/>
             </w:tcBorders>
-            <w:shd w:fill="1F3964" w:color="auto" w:val="clear"/>
+            <w:shd w:fill="F5F7FA" w:color="auto" w:val="clear"/>
             <w:tcMar>
               <w:top w:type="dxa" w:w="70"/>
               <w:left w:type="dxa" w:w="180"/>
@@ -9701,7 +5844,7 @@
                 <w:rFonts w:ascii="Calibri" w:cs="Calibri" w:eastAsia="Calibri" w:hAnsi="Calibri"/>
                 <w:b/>
                 <w:bCs/>
-                <w:color w:val="FFC000"/>
+                <w:color w:val="1F3964"/>
                 <w:sz w:val="20"/>
                 <w:szCs w:val="20"/>
               </w:rPr>
@@ -9712,7 +5855,7 @@
                 <w:rFonts w:ascii="Calibri" w:cs="Calibri" w:eastAsia="Calibri" w:hAnsi="Calibri"/>
                 <w:i/>
                 <w:iCs/>
-                <w:color w:val="AABBCC"/>
+                <w:color w:val="8899AA"/>
                 <w:sz w:val="18"/>
                 <w:szCs w:val="18"/>
               </w:rPr>
@@ -10203,7 +6346,7 @@
               <w:bottom w:val="none" w:color="auto" w:sz="0"/>
               <w:right w:val="single" w:color="1F3964" w:sz="8"/>
             </w:tcBorders>
-            <w:shd w:fill="1F3964" w:color="auto" w:val="clear"/>
+            <w:shd w:fill="F5F7FA" w:color="auto" w:val="clear"/>
             <w:tcMar>
               <w:top w:type="dxa" w:w="70"/>
               <w:left w:type="dxa" w:w="180"/>
@@ -10217,7 +6360,7 @@
                 <w:rFonts w:ascii="Calibri" w:cs="Calibri" w:eastAsia="Calibri" w:hAnsi="Calibri"/>
                 <w:b/>
                 <w:bCs/>
-                <w:color w:val="FFC000"/>
+                <w:color w:val="1F3964"/>
                 <w:sz w:val="20"/>
                 <w:szCs w:val="20"/>
               </w:rPr>
@@ -10228,7 +6371,7 @@
                 <w:rFonts w:ascii="Calibri" w:cs="Calibri" w:eastAsia="Calibri" w:hAnsi="Calibri"/>
                 <w:i/>
                 <w:iCs/>
-                <w:color w:val="AABBCC"/>
+                <w:color w:val="8899AA"/>
                 <w:sz w:val="18"/>
                 <w:szCs w:val="18"/>
               </w:rPr>
@@ -10719,7 +6862,7 @@
               <w:bottom w:val="none" w:color="auto" w:sz="0"/>
               <w:right w:val="single" w:color="1F3964" w:sz="8"/>
             </w:tcBorders>
-            <w:shd w:fill="1F3964" w:color="auto" w:val="clear"/>
+            <w:shd w:fill="F5F7FA" w:color="auto" w:val="clear"/>
             <w:tcMar>
               <w:top w:type="dxa" w:w="70"/>
               <w:left w:type="dxa" w:w="180"/>
@@ -10733,7 +6876,7 @@
                 <w:rFonts w:ascii="Calibri" w:cs="Calibri" w:eastAsia="Calibri" w:hAnsi="Calibri"/>
                 <w:b/>
                 <w:bCs/>
-                <w:color w:val="FFC000"/>
+                <w:color w:val="1F3964"/>
                 <w:sz w:val="20"/>
                 <w:szCs w:val="20"/>
               </w:rPr>
@@ -10744,7 +6887,7 @@
                 <w:rFonts w:ascii="Calibri" w:cs="Calibri" w:eastAsia="Calibri" w:hAnsi="Calibri"/>
                 <w:i/>
                 <w:iCs/>
-                <w:color w:val="AABBCC"/>
+                <w:color w:val="8899AA"/>
                 <w:sz w:val="18"/>
                 <w:szCs w:val="18"/>
               </w:rPr>
@@ -11235,7 +7378,7 @@
               <w:bottom w:val="none" w:color="auto" w:sz="0"/>
               <w:right w:val="single" w:color="1F3964" w:sz="8"/>
             </w:tcBorders>
-            <w:shd w:fill="1F3964" w:color="auto" w:val="clear"/>
+            <w:shd w:fill="F5F7FA" w:color="auto" w:val="clear"/>
             <w:tcMar>
               <w:top w:type="dxa" w:w="70"/>
               <w:left w:type="dxa" w:w="180"/>
@@ -11249,7 +7392,7 @@
                 <w:rFonts w:ascii="Calibri" w:cs="Calibri" w:eastAsia="Calibri" w:hAnsi="Calibri"/>
                 <w:b/>
                 <w:bCs/>
-                <w:color w:val="FFC000"/>
+                <w:color w:val="1F3964"/>
                 <w:sz w:val="20"/>
                 <w:szCs w:val="20"/>
               </w:rPr>
@@ -11260,7 +7403,7 @@
                 <w:rFonts w:ascii="Calibri" w:cs="Calibri" w:eastAsia="Calibri" w:hAnsi="Calibri"/>
                 <w:i/>
                 <w:iCs/>
-                <w:color w:val="AABBCC"/>
+                <w:color w:val="8899AA"/>
                 <w:sz w:val="18"/>
                 <w:szCs w:val="18"/>
               </w:rPr>
@@ -11751,7 +7894,7 @@
               <w:bottom w:val="none" w:color="auto" w:sz="0"/>
               <w:right w:val="single" w:color="1F3964" w:sz="8"/>
             </w:tcBorders>
-            <w:shd w:fill="1F3964" w:color="auto" w:val="clear"/>
+            <w:shd w:fill="F5F7FA" w:color="auto" w:val="clear"/>
             <w:tcMar>
               <w:top w:type="dxa" w:w="70"/>
               <w:left w:type="dxa" w:w="180"/>
@@ -11765,7 +7908,7 @@
                 <w:rFonts w:ascii="Calibri" w:cs="Calibri" w:eastAsia="Calibri" w:hAnsi="Calibri"/>
                 <w:b/>
                 <w:bCs/>
-                <w:color w:val="FFC000"/>
+                <w:color w:val="1F3964"/>
                 <w:sz w:val="20"/>
                 <w:szCs w:val="20"/>
               </w:rPr>
@@ -11776,7 +7919,7 @@
                 <w:rFonts w:ascii="Calibri" w:cs="Calibri" w:eastAsia="Calibri" w:hAnsi="Calibri"/>
                 <w:i/>
                 <w:iCs/>
-                <w:color w:val="AABBCC"/>
+                <w:color w:val="8899AA"/>
                 <w:sz w:val="18"/>
                 <w:szCs w:val="18"/>
               </w:rPr>
@@ -12267,7 +8410,7 @@
               <w:bottom w:val="none" w:color="auto" w:sz="0"/>
               <w:right w:val="single" w:color="1F3964" w:sz="8"/>
             </w:tcBorders>
-            <w:shd w:fill="1F3964" w:color="auto" w:val="clear"/>
+            <w:shd w:fill="F5F7FA" w:color="auto" w:val="clear"/>
             <w:tcMar>
               <w:top w:type="dxa" w:w="70"/>
               <w:left w:type="dxa" w:w="180"/>
@@ -12281,7 +8424,7 @@
                 <w:rFonts w:ascii="Calibri" w:cs="Calibri" w:eastAsia="Calibri" w:hAnsi="Calibri"/>
                 <w:b/>
                 <w:bCs/>
-                <w:color w:val="FFC000"/>
+                <w:color w:val="1F3964"/>
                 <w:sz w:val="20"/>
                 <w:szCs w:val="20"/>
               </w:rPr>
@@ -12292,7 +8435,7 @@
                 <w:rFonts w:ascii="Calibri" w:cs="Calibri" w:eastAsia="Calibri" w:hAnsi="Calibri"/>
                 <w:i/>
                 <w:iCs/>
-                <w:color w:val="AABBCC"/>
+                <w:color w:val="8899AA"/>
                 <w:sz w:val="18"/>
                 <w:szCs w:val="18"/>
               </w:rPr>
@@ -12783,7 +8926,7 @@
               <w:bottom w:val="none" w:color="auto" w:sz="0"/>
               <w:right w:val="single" w:color="1F3964" w:sz="8"/>
             </w:tcBorders>
-            <w:shd w:fill="1F3964" w:color="auto" w:val="clear"/>
+            <w:shd w:fill="F5F7FA" w:color="auto" w:val="clear"/>
             <w:tcMar>
               <w:top w:type="dxa" w:w="70"/>
               <w:left w:type="dxa" w:w="180"/>
@@ -12797,7 +8940,7 @@
                 <w:rFonts w:ascii="Calibri" w:cs="Calibri" w:eastAsia="Calibri" w:hAnsi="Calibri"/>
                 <w:b/>
                 <w:bCs/>
-                <w:color w:val="FFC000"/>
+                <w:color w:val="1F3964"/>
                 <w:sz w:val="20"/>
                 <w:szCs w:val="20"/>
               </w:rPr>
@@ -12808,7 +8951,7 @@
                 <w:rFonts w:ascii="Calibri" w:cs="Calibri" w:eastAsia="Calibri" w:hAnsi="Calibri"/>
                 <w:i/>
                 <w:iCs/>
-                <w:color w:val="AABBCC"/>
+                <w:color w:val="8899AA"/>
                 <w:sz w:val="18"/>
                 <w:szCs w:val="18"/>
               </w:rPr>
@@ -13299,7 +9442,7 @@
               <w:bottom w:val="none" w:color="auto" w:sz="0"/>
               <w:right w:val="single" w:color="1F3964" w:sz="8"/>
             </w:tcBorders>
-            <w:shd w:fill="1F3964" w:color="auto" w:val="clear"/>
+            <w:shd w:fill="F5F7FA" w:color="auto" w:val="clear"/>
             <w:tcMar>
               <w:top w:type="dxa" w:w="70"/>
               <w:left w:type="dxa" w:w="180"/>
@@ -13313,7 +9456,7 @@
                 <w:rFonts w:ascii="Calibri" w:cs="Calibri" w:eastAsia="Calibri" w:hAnsi="Calibri"/>
                 <w:b/>
                 <w:bCs/>
-                <w:color w:val="FFC000"/>
+                <w:color w:val="1F3964"/>
                 <w:sz w:val="20"/>
                 <w:szCs w:val="20"/>
               </w:rPr>
@@ -13324,7 +9467,7 @@
                 <w:rFonts w:ascii="Calibri" w:cs="Calibri" w:eastAsia="Calibri" w:hAnsi="Calibri"/>
                 <w:i/>
                 <w:iCs/>
-                <w:color w:val="AABBCC"/>
+                <w:color w:val="8899AA"/>
                 <w:sz w:val="18"/>
                 <w:szCs w:val="18"/>
               </w:rPr>
@@ -13815,7 +9958,7 @@
               <w:bottom w:val="none" w:color="auto" w:sz="0"/>
               <w:right w:val="single" w:color="1F3964" w:sz="8"/>
             </w:tcBorders>
-            <w:shd w:fill="1F3964" w:color="auto" w:val="clear"/>
+            <w:shd w:fill="F5F7FA" w:color="auto" w:val="clear"/>
             <w:tcMar>
               <w:top w:type="dxa" w:w="70"/>
               <w:left w:type="dxa" w:w="180"/>
@@ -13829,7 +9972,7 @@
                 <w:rFonts w:ascii="Calibri" w:cs="Calibri" w:eastAsia="Calibri" w:hAnsi="Calibri"/>
                 <w:b/>
                 <w:bCs/>
-                <w:color w:val="FFC000"/>
+                <w:color w:val="1F3964"/>
                 <w:sz w:val="20"/>
                 <w:szCs w:val="20"/>
               </w:rPr>
@@ -13840,7 +9983,7 @@
                 <w:rFonts w:ascii="Calibri" w:cs="Calibri" w:eastAsia="Calibri" w:hAnsi="Calibri"/>
                 <w:i/>
                 <w:iCs/>
-                <w:color w:val="AABBCC"/>
+                <w:color w:val="8899AA"/>
                 <w:sz w:val="18"/>
                 <w:szCs w:val="18"/>
               </w:rPr>
@@ -14331,7 +10474,7 @@
               <w:bottom w:val="none" w:color="auto" w:sz="0"/>
               <w:right w:val="single" w:color="1F3964" w:sz="8"/>
             </w:tcBorders>
-            <w:shd w:fill="1F3964" w:color="auto" w:val="clear"/>
+            <w:shd w:fill="F5F7FA" w:color="auto" w:val="clear"/>
             <w:tcMar>
               <w:top w:type="dxa" w:w="70"/>
               <w:left w:type="dxa" w:w="180"/>
@@ -14345,7 +10488,7 @@
                 <w:rFonts w:ascii="Calibri" w:cs="Calibri" w:eastAsia="Calibri" w:hAnsi="Calibri"/>
                 <w:b/>
                 <w:bCs/>
-                <w:color w:val="FFC000"/>
+                <w:color w:val="1F3964"/>
                 <w:sz w:val="20"/>
                 <w:szCs w:val="20"/>
               </w:rPr>
@@ -14356,7 +10499,7 @@
                 <w:rFonts w:ascii="Calibri" w:cs="Calibri" w:eastAsia="Calibri" w:hAnsi="Calibri"/>
                 <w:i/>
                 <w:iCs/>
-                <w:color w:val="AABBCC"/>
+                <w:color w:val="8899AA"/>
                 <w:sz w:val="18"/>
                 <w:szCs w:val="18"/>
               </w:rPr>
@@ -14847,7 +10990,7 @@
               <w:bottom w:val="none" w:color="auto" w:sz="0"/>
               <w:right w:val="single" w:color="1F3964" w:sz="8"/>
             </w:tcBorders>
-            <w:shd w:fill="1F3964" w:color="auto" w:val="clear"/>
+            <w:shd w:fill="F5F7FA" w:color="auto" w:val="clear"/>
             <w:tcMar>
               <w:top w:type="dxa" w:w="70"/>
               <w:left w:type="dxa" w:w="180"/>
@@ -14861,7 +11004,7 @@
                 <w:rFonts w:ascii="Calibri" w:cs="Calibri" w:eastAsia="Calibri" w:hAnsi="Calibri"/>
                 <w:b/>
                 <w:bCs/>
-                <w:color w:val="FFC000"/>
+                <w:color w:val="1F3964"/>
                 <w:sz w:val="20"/>
                 <w:szCs w:val="20"/>
               </w:rPr>
@@ -14872,7 +11015,7 @@
                 <w:rFonts w:ascii="Calibri" w:cs="Calibri" w:eastAsia="Calibri" w:hAnsi="Calibri"/>
                 <w:i/>
                 <w:iCs/>
-                <w:color w:val="AABBCC"/>
+                <w:color w:val="8899AA"/>
                 <w:sz w:val="18"/>
                 <w:szCs w:val="18"/>
               </w:rPr>
@@ -15483,7 +11626,7 @@
                 <w:sz w:val="17"/>
                 <w:szCs w:val="17"/>
               </w:rPr>
-              <w:t xml:space="preserve">All active items in one place  ·  Top 3 transfer to Page 3</w:t>
+              <w:t xml:space="preserve">All active items in one place  ·  Top 3 transfer to Page 2</w:t>
             </w:r>
           </w:p>
         </w:tc>
@@ -15512,7 +11655,7 @@
                 <w:sz w:val="20"/>
                 <w:szCs w:val="20"/>
               </w:rPr>
-              <w:t xml:space="preserve">PAGE 4</w:t>
+              <w:t xml:space="preserve">PAGE 3</w:t>
             </w:r>
           </w:p>
           <w:p>
@@ -16536,7 +12679,7 @@
                 <w:sz w:val="17"/>
                 <w:szCs w:val="17"/>
               </w:rPr>
-              <w:t xml:space="preserve">  Write in Section C (Tomorrow's Team Needs to Know) and escalate to Production Manager.  Do not carry quietly past Day 2.</w:t>
+              <w:t xml:space="preserve">  Write in Section C (Page 2 — Team Needs to Know) and escalate to Production Manager.  Do not carry quietly past Day 2.</w:t>
             </w:r>
           </w:p>
         </w:tc>
